--- a/files/CV_minakwon.docx
+++ b/files/CV_minakwon.docx
@@ -423,8 +423,20 @@
           <w:sz w:val="20"/>
           <w:szCs w:val="20"/>
         </w:rPr>
-        <w:t>- Advisor: Professor Woo-Young Ahn</w:t>
-      </w:r>
+        <w:t xml:space="preserve">- Advisor: Professor Woo-Young </w:t>
+      </w:r>
+      <w:proofErr w:type="spellStart"/>
+      <w:r>
+        <w:rPr>
+          <w:rFonts w:ascii="Calibri Light" w:hAnsi="Calibri Light" w:cs="Calibri Light"/>
+          <w:i/>
+          <w:iCs/>
+          <w:sz w:val="20"/>
+          <w:szCs w:val="20"/>
+        </w:rPr>
+        <w:t>Ahn</w:t>
+      </w:r>
+      <w:proofErr w:type="spellEnd"/>
     </w:p>
     <w:p>
       <w:pPr>
@@ -590,8 +602,20 @@
           <w:sz w:val="20"/>
           <w:szCs w:val="20"/>
         </w:rPr>
-        <w:t>- Advisor: Professor Woo-Young Ahn</w:t>
-      </w:r>
+        <w:t xml:space="preserve">- Advisor: Professor Woo-Young </w:t>
+      </w:r>
+      <w:proofErr w:type="spellStart"/>
+      <w:r>
+        <w:rPr>
+          <w:rFonts w:ascii="Calibri Light" w:hAnsi="Calibri Light" w:cs="Calibri Light"/>
+          <w:i/>
+          <w:iCs/>
+          <w:sz w:val="20"/>
+          <w:szCs w:val="20"/>
+        </w:rPr>
+        <w:t>Ahn</w:t>
+      </w:r>
+      <w:proofErr w:type="spellEnd"/>
     </w:p>
     <w:p>
       <w:pPr>
@@ -841,13 +865,23 @@
         </w:rPr>
         <w:tab/>
       </w:r>
-      <w:r>
-        <w:rPr>
-          <w:rFonts w:ascii="Calibri Light" w:hAnsi="Calibri Light" w:cs="Calibri Light"/>
-          <w:sz w:val="20"/>
-          <w:szCs w:val="20"/>
-        </w:rPr>
-        <w:t>StonyBrook, NY</w:t>
+      <w:proofErr w:type="spellStart"/>
+      <w:r>
+        <w:rPr>
+          <w:rFonts w:ascii="Calibri Light" w:hAnsi="Calibri Light" w:cs="Calibri Light"/>
+          <w:sz w:val="20"/>
+          <w:szCs w:val="20"/>
+        </w:rPr>
+        <w:t>StonyBrook</w:t>
+      </w:r>
+      <w:proofErr w:type="spellEnd"/>
+      <w:r>
+        <w:rPr>
+          <w:rFonts w:ascii="Calibri Light" w:hAnsi="Calibri Light" w:cs="Calibri Light"/>
+          <w:sz w:val="20"/>
+          <w:szCs w:val="20"/>
+        </w:rPr>
+        <w:t>, NY</w:t>
       </w:r>
     </w:p>
     <w:p>
@@ -1040,7 +1074,25 @@
           <w:sz w:val="22"/>
           <w:lang w:eastAsia="ko-KR"/>
         </w:rPr>
-        <w:t>., &amp; Ahn, W.-Y. (</w:t>
+        <w:t xml:space="preserve">., &amp; </w:t>
+      </w:r>
+      <w:proofErr w:type="spellStart"/>
+      <w:r>
+        <w:rPr>
+          <w:rFonts w:ascii="Calibri Light" w:hAnsi="Calibri Light" w:cs="Calibri Light"/>
+          <w:sz w:val="22"/>
+          <w:lang w:eastAsia="ko-KR"/>
+        </w:rPr>
+        <w:t>Ahn</w:t>
+      </w:r>
+      <w:proofErr w:type="spellEnd"/>
+      <w:r>
+        <w:rPr>
+          <w:rFonts w:ascii="Calibri Light" w:hAnsi="Calibri Light" w:cs="Calibri Light"/>
+          <w:sz w:val="22"/>
+          <w:lang w:eastAsia="ko-KR"/>
+        </w:rPr>
+        <w:t>, W.-Y. (</w:t>
       </w:r>
       <w:r>
         <w:rPr>
@@ -1179,13 +1231,41 @@
         </w:rPr>
         <w:t xml:space="preserve">Lee, Y., </w:t>
       </w:r>
-      <w:r>
-        <w:rPr>
-          <w:rFonts w:ascii="Calibri Light" w:hAnsi="Calibri Light" w:cs="Calibri Light"/>
-          <w:sz w:val="22"/>
-          <w:lang w:eastAsia="ko-KR"/>
-        </w:rPr>
-        <w:t>Hur, J., Lee, T.-H., &amp; Ahn, W.-Y. (</w:t>
+      <w:proofErr w:type="spellStart"/>
+      <w:r>
+        <w:rPr>
+          <w:rFonts w:ascii="Calibri Light" w:hAnsi="Calibri Light" w:cs="Calibri Light"/>
+          <w:sz w:val="22"/>
+          <w:lang w:eastAsia="ko-KR"/>
+        </w:rPr>
+        <w:t>Hur</w:t>
+      </w:r>
+      <w:proofErr w:type="spellEnd"/>
+      <w:r>
+        <w:rPr>
+          <w:rFonts w:ascii="Calibri Light" w:hAnsi="Calibri Light" w:cs="Calibri Light"/>
+          <w:sz w:val="22"/>
+          <w:lang w:eastAsia="ko-KR"/>
+        </w:rPr>
+        <w:t xml:space="preserve">, J., Lee, T.-H., &amp; </w:t>
+      </w:r>
+      <w:proofErr w:type="spellStart"/>
+      <w:r>
+        <w:rPr>
+          <w:rFonts w:ascii="Calibri Light" w:hAnsi="Calibri Light" w:cs="Calibri Light"/>
+          <w:sz w:val="22"/>
+          <w:lang w:eastAsia="ko-KR"/>
+        </w:rPr>
+        <w:t>Ahn</w:t>
+      </w:r>
+      <w:proofErr w:type="spellEnd"/>
+      <w:r>
+        <w:rPr>
+          <w:rFonts w:ascii="Calibri Light" w:hAnsi="Calibri Light" w:cs="Calibri Light"/>
+          <w:sz w:val="22"/>
+          <w:lang w:eastAsia="ko-KR"/>
+        </w:rPr>
+        <w:t>, W.-Y. (</w:t>
       </w:r>
       <w:r>
         <w:rPr>
@@ -1227,6 +1307,7 @@
         </w:rPr>
         <w:t xml:space="preserve"> </w:t>
       </w:r>
+      <w:proofErr w:type="spellStart"/>
       <w:r>
         <w:rPr>
           <w:rFonts w:ascii="Calibri Light" w:hAnsi="Calibri Light" w:cs="Calibri Light"/>
@@ -1239,6 +1320,7 @@
         </w:rPr>
         <w:t>BioRxiv</w:t>
       </w:r>
+      <w:proofErr w:type="spellEnd"/>
       <w:r>
         <w:rPr>
           <w:rFonts w:ascii="Calibri Light" w:hAnsi="Calibri Light" w:cs="Calibri Light"/>
@@ -1290,13 +1372,23 @@
         </w:rPr>
         <w:t xml:space="preserve">Kim, H., </w:t>
       </w:r>
-      <w:r>
-        <w:rPr>
-          <w:rFonts w:ascii="Calibri Light" w:hAnsi="Calibri Light" w:cs="Calibri Light"/>
-          <w:sz w:val="22"/>
-          <w:lang w:eastAsia="ko-KR"/>
-        </w:rPr>
-        <w:t xml:space="preserve">Hur, J. K., </w:t>
+      <w:proofErr w:type="spellStart"/>
+      <w:r>
+        <w:rPr>
+          <w:rFonts w:ascii="Calibri Light" w:hAnsi="Calibri Light" w:cs="Calibri Light"/>
+          <w:sz w:val="22"/>
+          <w:lang w:eastAsia="ko-KR"/>
+        </w:rPr>
+        <w:t>Hur</w:t>
+      </w:r>
+      <w:proofErr w:type="spellEnd"/>
+      <w:r>
+        <w:rPr>
+          <w:rFonts w:ascii="Calibri Light" w:hAnsi="Calibri Light" w:cs="Calibri Light"/>
+          <w:sz w:val="22"/>
+          <w:lang w:eastAsia="ko-KR"/>
+        </w:rPr>
+        <w:t xml:space="preserve">, J. K., </w:t>
       </w:r>
       <w:r>
         <w:rPr>
@@ -1314,7 +1406,43 @@
           <w:sz w:val="22"/>
           <w:lang w:eastAsia="ko-KR"/>
         </w:rPr>
-        <w:t xml:space="preserve">, Kim, S., Zoh, Y., &amp; Ahn, W.-Y </w:t>
+        <w:t xml:space="preserve">, Kim, S., </w:t>
+      </w:r>
+      <w:proofErr w:type="spellStart"/>
+      <w:r>
+        <w:rPr>
+          <w:rFonts w:ascii="Calibri Light" w:hAnsi="Calibri Light" w:cs="Calibri Light"/>
+          <w:sz w:val="22"/>
+          <w:lang w:eastAsia="ko-KR"/>
+        </w:rPr>
+        <w:t>Zoh</w:t>
+      </w:r>
+      <w:proofErr w:type="spellEnd"/>
+      <w:r>
+        <w:rPr>
+          <w:rFonts w:ascii="Calibri Light" w:hAnsi="Calibri Light" w:cs="Calibri Light"/>
+          <w:sz w:val="22"/>
+          <w:lang w:eastAsia="ko-KR"/>
+        </w:rPr>
+        <w:t xml:space="preserve">, Y., &amp; </w:t>
+      </w:r>
+      <w:proofErr w:type="spellStart"/>
+      <w:r>
+        <w:rPr>
+          <w:rFonts w:ascii="Calibri Light" w:hAnsi="Calibri Light" w:cs="Calibri Light"/>
+          <w:sz w:val="22"/>
+          <w:lang w:eastAsia="ko-KR"/>
+        </w:rPr>
+        <w:t>Ahn</w:t>
+      </w:r>
+      <w:proofErr w:type="spellEnd"/>
+      <w:r>
+        <w:rPr>
+          <w:rFonts w:ascii="Calibri Light" w:hAnsi="Calibri Light" w:cs="Calibri Light"/>
+          <w:sz w:val="22"/>
+          <w:lang w:eastAsia="ko-KR"/>
+        </w:rPr>
+        <w:t xml:space="preserve">, W.-Y </w:t>
       </w:r>
       <w:r>
         <w:rPr>
@@ -1532,7 +1660,25 @@
           <w:sz w:val="22"/>
           <w:lang w:eastAsia="ko-KR"/>
         </w:rPr>
-        <w:t>ark, H., Ahn, W.</w:t>
+        <w:t xml:space="preserve">ark, H., </w:t>
+      </w:r>
+      <w:proofErr w:type="spellStart"/>
+      <w:r>
+        <w:rPr>
+          <w:rFonts w:ascii="Calibri Light" w:hAnsi="Calibri Light" w:cs="Calibri Light"/>
+          <w:sz w:val="22"/>
+          <w:lang w:eastAsia="ko-KR"/>
+        </w:rPr>
+        <w:t>Ahn</w:t>
+      </w:r>
+      <w:proofErr w:type="spellEnd"/>
+      <w:r>
+        <w:rPr>
+          <w:rFonts w:ascii="Calibri Light" w:hAnsi="Calibri Light" w:cs="Calibri Light"/>
+          <w:sz w:val="22"/>
+          <w:lang w:eastAsia="ko-KR"/>
+        </w:rPr>
+        <w:t>, W.</w:t>
       </w:r>
       <w:r>
         <w:rPr>
@@ -1598,7 +1744,25 @@
           <w:sz w:val="22"/>
           <w:lang w:eastAsia="ko-KR"/>
         </w:rPr>
-        <w:t xml:space="preserve">Shared and Distinct Neurocognitive Featrues of Internet Gaming Disorder and Alcohol Use Disorder, </w:t>
+        <w:t xml:space="preserve">Shared and Distinct Neurocognitive </w:t>
+      </w:r>
+      <w:proofErr w:type="spellStart"/>
+      <w:r>
+        <w:rPr>
+          <w:rFonts w:ascii="Calibri Light" w:hAnsi="Calibri Light" w:cs="Calibri Light"/>
+          <w:sz w:val="22"/>
+          <w:lang w:eastAsia="ko-KR"/>
+        </w:rPr>
+        <w:t>Featrues</w:t>
+      </w:r>
+      <w:proofErr w:type="spellEnd"/>
+      <w:r>
+        <w:rPr>
+          <w:rFonts w:ascii="Calibri Light" w:hAnsi="Calibri Light" w:cs="Calibri Light"/>
+          <w:sz w:val="22"/>
+          <w:lang w:eastAsia="ko-KR"/>
+        </w:rPr>
+        <w:t xml:space="preserve"> of Internet Gaming Disorder and Alcohol Use Disorder, </w:t>
       </w:r>
       <w:r>
         <w:rPr>
@@ -1733,13 +1897,41 @@
         </w:rPr>
         <w:t xml:space="preserve">Lee, Y., </w:t>
       </w:r>
-      <w:r>
-        <w:rPr>
-          <w:rFonts w:ascii="Calibri Light" w:hAnsi="Calibri Light" w:cs="Calibri Light"/>
-          <w:sz w:val="22"/>
-          <w:lang w:eastAsia="ko-KR"/>
-        </w:rPr>
-        <w:t>Hur, J., Lee, T., &amp; Ahn, W. (</w:t>
+      <w:proofErr w:type="spellStart"/>
+      <w:r>
+        <w:rPr>
+          <w:rFonts w:ascii="Calibri Light" w:hAnsi="Calibri Light" w:cs="Calibri Light"/>
+          <w:sz w:val="22"/>
+          <w:lang w:eastAsia="ko-KR"/>
+        </w:rPr>
+        <w:t>Hur</w:t>
+      </w:r>
+      <w:proofErr w:type="spellEnd"/>
+      <w:r>
+        <w:rPr>
+          <w:rFonts w:ascii="Calibri Light" w:hAnsi="Calibri Light" w:cs="Calibri Light"/>
+          <w:sz w:val="22"/>
+          <w:lang w:eastAsia="ko-KR"/>
+        </w:rPr>
+        <w:t xml:space="preserve">, J., Lee, T., &amp; </w:t>
+      </w:r>
+      <w:proofErr w:type="spellStart"/>
+      <w:r>
+        <w:rPr>
+          <w:rFonts w:ascii="Calibri Light" w:hAnsi="Calibri Light" w:cs="Calibri Light"/>
+          <w:sz w:val="22"/>
+          <w:lang w:eastAsia="ko-KR"/>
+        </w:rPr>
+        <w:t>Ahn</w:t>
+      </w:r>
+      <w:proofErr w:type="spellEnd"/>
+      <w:r>
+        <w:rPr>
+          <w:rFonts w:ascii="Calibri Light" w:hAnsi="Calibri Light" w:cs="Calibri Light"/>
+          <w:sz w:val="22"/>
+          <w:lang w:eastAsia="ko-KR"/>
+        </w:rPr>
+        <w:t>, W. (</w:t>
       </w:r>
       <w:r>
         <w:rPr>
@@ -1757,13 +1949,23 @@
         </w:rPr>
         <w:t xml:space="preserve">) </w:t>
       </w:r>
-      <w:r>
-        <w:rPr>
-          <w:rFonts w:ascii="Calibri Light" w:hAnsi="Calibri Light" w:cs="Calibri Light"/>
-          <w:sz w:val="22"/>
-          <w:lang w:eastAsia="ko-KR"/>
-        </w:rPr>
-        <w:t>Daily Caffeinated Soda Intake in Children is associated With Neurocognitive Vulnerabilities of Substance Misuse and Predicts Greater Alcohol Use in 12 Months</w:t>
+      <w:proofErr w:type="spellStart"/>
+      <w:r>
+        <w:rPr>
+          <w:rFonts w:ascii="Calibri Light" w:hAnsi="Calibri Light" w:cs="Calibri Light"/>
+          <w:sz w:val="22"/>
+          <w:lang w:eastAsia="ko-KR"/>
+        </w:rPr>
+        <w:t>Neuroforecasting</w:t>
+      </w:r>
+      <w:proofErr w:type="spellEnd"/>
+      <w:r>
+        <w:rPr>
+          <w:rFonts w:ascii="Calibri Light" w:hAnsi="Calibri Light" w:cs="Calibri Light"/>
+          <w:sz w:val="22"/>
+          <w:lang w:eastAsia="ko-KR"/>
+        </w:rPr>
+        <w:t xml:space="preserve"> exceeds self-reports in predicting cosmetic sales: an fMRI study</w:t>
       </w:r>
       <w:r>
         <w:rPr>
@@ -1781,17 +1983,37 @@
           <w:sz w:val="22"/>
           <w:lang w:eastAsia="ko-KR"/>
         </w:rPr>
-        <w:t xml:space="preserve">Poster presented at the Annual Meeting of the Society for Neuroscience, </w:t>
-      </w:r>
-      <w:r>
-        <w:rPr>
-          <w:rFonts w:ascii="Calibri Light" w:hAnsi="Calibri Light" w:cs="Calibri Light"/>
-          <w:i/>
-          <w:iCs/>
-          <w:sz w:val="22"/>
-          <w:lang w:eastAsia="ko-KR"/>
-        </w:rPr>
-        <w:t>New Orleans</w:t>
+        <w:t xml:space="preserve">Poster presented at the Annual Meeting of the Society </w:t>
+      </w:r>
+      <w:r>
+        <w:rPr>
+          <w:rFonts w:ascii="Calibri Light" w:hAnsi="Calibri Light" w:cs="Calibri Light"/>
+          <w:i/>
+          <w:iCs/>
+          <w:sz w:val="22"/>
+          <w:lang w:eastAsia="ko-KR"/>
+        </w:rPr>
+        <w:t>for Neuroscience</w:t>
+      </w:r>
+      <w:r>
+        <w:rPr>
+          <w:rFonts w:ascii="Calibri Light" w:hAnsi="Calibri Light" w:cs="Calibri Light"/>
+          <w:i/>
+          <w:iCs/>
+          <w:sz w:val="22"/>
+          <w:lang w:eastAsia="ko-KR"/>
+        </w:rPr>
+        <w:t xml:space="preserve">, </w:t>
+      </w:r>
+      <w:r>
+        <w:rPr>
+          <w:rFonts w:ascii="Calibri Light" w:hAnsi="Calibri Light" w:cs="Calibri Light"/>
+          <w:i/>
+          <w:iCs/>
+          <w:sz w:val="22"/>
+          <w:lang w:eastAsia="ko-KR"/>
+        </w:rPr>
+        <w:t>San Diego</w:t>
       </w:r>
       <w:r>
         <w:rPr>
@@ -1805,22 +2027,6 @@
       </w:r>
       <w:r>
         <w:t xml:space="preserve"> </w:t>
-      </w:r>
-      <w:r>
-        <w:rPr>
-          <w:rFonts w:ascii="Calibri Light" w:hAnsi="Calibri Light" w:cs="Calibri Light"/>
-          <w:sz w:val="22"/>
-          <w:lang w:eastAsia="ko-KR"/>
-        </w:rPr>
-        <w:t xml:space="preserve">DOI: </w:t>
-      </w:r>
-      <w:r>
-        <w:rPr>
-          <w:rFonts w:ascii="Calibri Light" w:hAnsi="Calibri Light" w:cs="Calibri Light"/>
-          <w:sz w:val="22"/>
-          <w:lang w:eastAsia="ko-KR"/>
-        </w:rPr>
-        <w:t xml:space="preserve">https://doi.org/10.1016/j.biopsych.2022.02.257 </w:t>
       </w:r>
     </w:p>
     <w:p>
@@ -1852,19 +2058,129 @@
           <w:sz w:val="22"/>
           <w:lang w:eastAsia="ko-KR"/>
         </w:rPr>
+        <w:t xml:space="preserve">, Kim, H., Yang, J., </w:t>
+      </w:r>
+      <w:r>
+        <w:rPr>
+          <w:rFonts w:ascii="Calibri Light" w:hAnsi="Calibri Light" w:cs="Calibri Light"/>
+          <w:sz w:val="22"/>
+          <w:lang w:eastAsia="ko-KR"/>
+        </w:rPr>
+        <w:t xml:space="preserve">Lee, Y., </w:t>
+      </w:r>
+      <w:proofErr w:type="spellStart"/>
+      <w:r>
+        <w:rPr>
+          <w:rFonts w:ascii="Calibri Light" w:hAnsi="Calibri Light" w:cs="Calibri Light"/>
+          <w:sz w:val="22"/>
+          <w:lang w:eastAsia="ko-KR"/>
+        </w:rPr>
+        <w:t>Hur</w:t>
+      </w:r>
+      <w:proofErr w:type="spellEnd"/>
+      <w:r>
+        <w:rPr>
+          <w:rFonts w:ascii="Calibri Light" w:hAnsi="Calibri Light" w:cs="Calibri Light"/>
+          <w:sz w:val="22"/>
+          <w:lang w:eastAsia="ko-KR"/>
+        </w:rPr>
+        <w:t xml:space="preserve">, J., Lee, T., &amp; </w:t>
+      </w:r>
+      <w:proofErr w:type="spellStart"/>
+      <w:r>
+        <w:rPr>
+          <w:rFonts w:ascii="Calibri Light" w:hAnsi="Calibri Light" w:cs="Calibri Light"/>
+          <w:sz w:val="22"/>
+          <w:lang w:eastAsia="ko-KR"/>
+        </w:rPr>
+        <w:t>Ahn</w:t>
+      </w:r>
+      <w:proofErr w:type="spellEnd"/>
+      <w:r>
+        <w:rPr>
+          <w:rFonts w:ascii="Calibri Light" w:hAnsi="Calibri Light" w:cs="Calibri Light"/>
+          <w:sz w:val="22"/>
+          <w:lang w:eastAsia="ko-KR"/>
+        </w:rPr>
+        <w:t>, W. (</w:t>
+      </w:r>
+      <w:r>
+        <w:rPr>
+          <w:rFonts w:ascii="Calibri Light" w:hAnsi="Calibri Light" w:cs="Calibri Light"/>
+          <w:sz w:val="22"/>
+          <w:lang w:eastAsia="ko-KR"/>
+        </w:rPr>
+        <w:t>2022</w:t>
+      </w:r>
+      <w:r>
+        <w:rPr>
+          <w:rFonts w:ascii="Calibri Light" w:hAnsi="Calibri Light" w:cs="Calibri Light"/>
+          <w:sz w:val="22"/>
+          <w:lang w:eastAsia="ko-KR"/>
+        </w:rPr>
+        <w:t xml:space="preserve">) </w:t>
+      </w:r>
+      <w:r>
+        <w:rPr>
+          <w:rFonts w:ascii="Calibri Light" w:hAnsi="Calibri Light" w:cs="Calibri Light"/>
+          <w:sz w:val="22"/>
+          <w:lang w:eastAsia="ko-KR"/>
+        </w:rPr>
+        <w:t>Daily Caffeinated Soda Intake in Children is associated With Neurocognitive Vulnerabilities of Substance Misuse and Predicts Greater Alcohol Use in 12 Months</w:t>
+      </w:r>
+      <w:r>
+        <w:rPr>
+          <w:rFonts w:ascii="Calibri Light" w:hAnsi="Calibri Light" w:cs="Calibri Light"/>
+          <w:sz w:val="22"/>
+          <w:lang w:eastAsia="ko-KR"/>
+        </w:rPr>
         <w:t xml:space="preserve">, </w:t>
       </w:r>
       <w:r>
         <w:rPr>
           <w:rFonts w:ascii="Calibri Light" w:hAnsi="Calibri Light" w:cs="Calibri Light"/>
-          <w:sz w:val="22"/>
-          <w:lang w:eastAsia="ko-KR"/>
-        </w:rPr>
-        <w:t>Lee</w:t>
-      </w:r>
-      <w:r>
-        <w:rPr>
-          <w:rFonts w:ascii="Calibri Light" w:hAnsi="Calibri Light" w:cs="Calibri Light"/>
+          <w:i/>
+          <w:iCs/>
+          <w:sz w:val="22"/>
+          <w:lang w:eastAsia="ko-KR"/>
+        </w:rPr>
+        <w:t xml:space="preserve">Poster presented at the Annual Meeting of the Society </w:t>
+      </w:r>
+      <w:r>
+        <w:rPr>
+          <w:rFonts w:ascii="Calibri Light" w:hAnsi="Calibri Light" w:cs="Calibri Light"/>
+          <w:i/>
+          <w:iCs/>
+          <w:sz w:val="22"/>
+          <w:lang w:eastAsia="ko-KR"/>
+        </w:rPr>
+        <w:t>of</w:t>
+      </w:r>
+      <w:r>
+        <w:rPr>
+          <w:rFonts w:ascii="Calibri Light" w:hAnsi="Calibri Light" w:cs="Calibri Light"/>
+          <w:i/>
+          <w:iCs/>
+          <w:sz w:val="22"/>
+          <w:lang w:eastAsia="ko-KR"/>
+        </w:rPr>
+        <w:t xml:space="preserve"> </w:t>
+      </w:r>
+      <w:r>
+        <w:rPr>
+          <w:rFonts w:ascii="Calibri Light" w:hAnsi="Calibri Light" w:cs="Calibri Light"/>
+          <w:i/>
+          <w:iCs/>
+          <w:sz w:val="22"/>
+          <w:lang w:eastAsia="ko-KR"/>
+        </w:rPr>
+        <w:t>Biological Psychiatry</w:t>
+      </w:r>
+      <w:r>
+        <w:rPr>
+          <w:rFonts w:ascii="Calibri Light" w:hAnsi="Calibri Light" w:cs="Calibri Light"/>
+          <w:i/>
+          <w:iCs/>
           <w:sz w:val="22"/>
           <w:lang w:eastAsia="ko-KR"/>
         </w:rPr>
@@ -1873,144 +2189,41 @@
       <w:r>
         <w:rPr>
           <w:rFonts w:ascii="Calibri Light" w:hAnsi="Calibri Light" w:cs="Calibri Light"/>
-          <w:sz w:val="22"/>
-          <w:lang w:eastAsia="ko-KR"/>
-        </w:rPr>
-        <w:t>J</w:t>
-      </w:r>
-      <w:r>
-        <w:rPr>
-          <w:rFonts w:ascii="Calibri Light" w:hAnsi="Calibri Light" w:cs="Calibri Light"/>
-          <w:sz w:val="22"/>
-          <w:lang w:eastAsia="ko-KR"/>
-        </w:rPr>
-        <w:t>.,</w:t>
-      </w:r>
-      <w:r>
-        <w:rPr>
-          <w:rFonts w:ascii="Calibri Light" w:hAnsi="Calibri Light" w:cs="Calibri Light"/>
-          <w:sz w:val="22"/>
-          <w:lang w:eastAsia="ko-KR"/>
-        </w:rPr>
-        <w:t xml:space="preserve"> Yang, J., Chang, S., </w:t>
-      </w:r>
-      <w:r>
-        <w:rPr>
-          <w:rFonts w:ascii="Calibri Light" w:hAnsi="Calibri Light" w:cs="Calibri Light"/>
-          <w:sz w:val="22"/>
-          <w:lang w:eastAsia="ko-KR"/>
-        </w:rPr>
-        <w:t xml:space="preserve">&amp; </w:t>
-      </w:r>
-      <w:r>
-        <w:rPr>
-          <w:rFonts w:ascii="Calibri Light" w:hAnsi="Calibri Light" w:cs="Calibri Light"/>
-          <w:sz w:val="22"/>
-          <w:lang w:eastAsia="ko-KR"/>
-        </w:rPr>
-        <w:t>Ahn, W. (202</w:t>
-      </w:r>
-      <w:r>
-        <w:rPr>
-          <w:rFonts w:ascii="Calibri Light" w:hAnsi="Calibri Light" w:cs="Calibri Light"/>
-          <w:sz w:val="22"/>
-          <w:lang w:eastAsia="ko-KR"/>
-        </w:rPr>
-        <w:t>1) Identifying unique neurocognitive mechanisms of food addiction and binge eating using longitudinal study design and computational modeling</w:t>
-      </w:r>
-      <w:r>
-        <w:rPr>
-          <w:rFonts w:ascii="Calibri Light" w:hAnsi="Calibri Light" w:cs="Calibri Light"/>
-          <w:sz w:val="22"/>
-          <w:lang w:eastAsia="ko-KR"/>
-        </w:rPr>
-        <w:t>,</w:t>
-      </w:r>
-      <w:r>
-        <w:rPr>
-          <w:rFonts w:ascii="Calibri Light" w:hAnsi="Calibri Light" w:cs="Calibri Light"/>
-          <w:sz w:val="22"/>
-          <w:lang w:eastAsia="ko-KR"/>
-        </w:rPr>
+          <w:i/>
+          <w:iCs/>
+          <w:sz w:val="22"/>
+          <w:lang w:eastAsia="ko-KR"/>
+        </w:rPr>
+        <w:t>New Orleans</w:t>
+      </w:r>
+      <w:r>
+        <w:rPr>
+          <w:rFonts w:ascii="Calibri Light" w:hAnsi="Calibri Light" w:cs="Calibri Light"/>
+          <w:i/>
+          <w:iCs/>
+          <w:sz w:val="22"/>
+          <w:lang w:eastAsia="ko-KR"/>
+        </w:rPr>
+        <w:t>.</w:t>
+      </w:r>
+      <w:r>
         <w:t xml:space="preserve"> </w:t>
       </w:r>
       <w:r>
         <w:rPr>
           <w:rFonts w:ascii="Calibri Light" w:hAnsi="Calibri Light" w:cs="Calibri Light"/>
-          <w:i/>
-          <w:iCs/>
-          <w:sz w:val="22"/>
-          <w:lang w:eastAsia="ko-KR"/>
-        </w:rPr>
-        <w:t>P</w:t>
-      </w:r>
-      <w:r>
-        <w:rPr>
-          <w:rFonts w:ascii="Calibri Light" w:hAnsi="Calibri Light" w:cs="Calibri Light"/>
-          <w:i/>
-          <w:iCs/>
-          <w:sz w:val="22"/>
-          <w:lang w:eastAsia="ko-KR"/>
-        </w:rPr>
-        <w:t>oster present</w:t>
-      </w:r>
-      <w:r>
-        <w:rPr>
-          <w:rFonts w:ascii="Calibri Light" w:hAnsi="Calibri Light" w:cs="Calibri Light"/>
-          <w:i/>
-          <w:iCs/>
-          <w:sz w:val="22"/>
-          <w:lang w:eastAsia="ko-KR"/>
-        </w:rPr>
-        <w:t xml:space="preserve">ed </w:t>
-      </w:r>
-      <w:r>
-        <w:rPr>
-          <w:rFonts w:ascii="Calibri Light" w:hAnsi="Calibri Light" w:cs="Calibri Light"/>
-          <w:i/>
-          <w:iCs/>
-          <w:sz w:val="22"/>
-          <w:lang w:eastAsia="ko-KR"/>
-        </w:rPr>
-        <w:t>at Society for Neuroscience</w:t>
-      </w:r>
-      <w:r>
-        <w:rPr>
-          <w:rFonts w:ascii="Calibri Light" w:hAnsi="Calibri Light" w:cs="Calibri Light"/>
-          <w:sz w:val="22"/>
-          <w:lang w:eastAsia="ko-KR"/>
-        </w:rPr>
-        <w:t xml:space="preserve">, </w:t>
-      </w:r>
-      <w:r>
-        <w:rPr>
-          <w:rFonts w:ascii="Calibri Light" w:hAnsi="Calibri Light" w:cs="Calibri Light"/>
-          <w:i/>
-          <w:iCs/>
-          <w:sz w:val="22"/>
-          <w:lang w:eastAsia="ko-KR"/>
-        </w:rPr>
-        <w:t>Chicago</w:t>
-      </w:r>
-      <w:r>
-        <w:rPr>
-          <w:rFonts w:ascii="Calibri Light" w:hAnsi="Calibri Light" w:cs="Calibri Light"/>
-          <w:i/>
-          <w:iCs/>
-          <w:sz w:val="22"/>
-          <w:lang w:eastAsia="ko-KR"/>
-        </w:rPr>
-        <w:t>.</w:t>
-      </w:r>
-      <w:r>
-        <w:rPr>
-          <w:rFonts w:ascii="Calibri Light" w:hAnsi="Calibri Light" w:cs="Calibri Light"/>
-          <w:i/>
-          <w:iCs/>
-          <w:sz w:val="22"/>
-          <w:lang w:eastAsia="ko-KR"/>
-        </w:rPr>
-        <w:t xml:space="preserve"> (virtual)</w:t>
+          <w:sz w:val="22"/>
+          <w:lang w:eastAsia="ko-KR"/>
+        </w:rPr>
+        <w:t xml:space="preserve">DOI: </w:t>
+      </w:r>
+      <w:r>
+        <w:rPr>
+          <w:rFonts w:ascii="Calibri Light" w:hAnsi="Calibri Light" w:cs="Calibri Light"/>
+          <w:sz w:val="22"/>
+          <w:lang w:eastAsia="ko-KR"/>
+        </w:rPr>
+        <w:t xml:space="preserve">https://doi.org/10.1016/j.biopsych.2022.02.257 </w:t>
       </w:r>
     </w:p>
     <w:p>
@@ -2029,14 +2242,6 @@
       <w:r>
         <w:rPr>
           <w:rFonts w:ascii="Calibri Light" w:hAnsi="Calibri Light" w:cs="Calibri Light"/>
-          <w:sz w:val="22"/>
-          <w:lang w:eastAsia="ko-KR"/>
-        </w:rPr>
-        <w:t xml:space="preserve">Park, H., Choi, H., </w:t>
-      </w:r>
-      <w:r>
-        <w:rPr>
-          <w:rFonts w:ascii="Calibri Light" w:hAnsi="Calibri Light" w:cs="Calibri Light"/>
           <w:b/>
           <w:bCs/>
           <w:sz w:val="22"/>
@@ -2050,37 +2255,155 @@
           <w:sz w:val="22"/>
           <w:lang w:eastAsia="ko-KR"/>
         </w:rPr>
-        <w:t xml:space="preserve">, Ahn, W., &amp; Jung, Y. (2020) Neural Correlates of Goal-Directed Control in Interest Gaming Disorder and Alcohol Use Disorder, </w:t>
-      </w:r>
-      <w:r>
-        <w:rPr>
-          <w:rFonts w:ascii="Calibri Light" w:hAnsi="Calibri Light" w:cs="Calibri Light"/>
-          <w:i/>
-          <w:iCs/>
-          <w:sz w:val="22"/>
-          <w:lang w:eastAsia="ko-KR"/>
-        </w:rPr>
-        <w:t>Poster presented</w:t>
-      </w:r>
-      <w:r>
-        <w:rPr>
-          <w:rFonts w:ascii="Calibri Light" w:hAnsi="Calibri Light" w:cs="Calibri Light"/>
-          <w:i/>
-          <w:iCs/>
-          <w:sz w:val="22"/>
-          <w:lang w:eastAsia="ko-KR"/>
-        </w:rPr>
-        <w:t xml:space="preserve"> at the Annual Meeting of the Society of Biological Psychiatry</w:t>
-      </w:r>
-      <w:r>
-        <w:rPr>
-          <w:rFonts w:ascii="Calibri Light" w:hAnsi="Calibri Light" w:cs="Calibri Light"/>
-          <w:i/>
-          <w:iCs/>
-          <w:sz w:val="22"/>
-          <w:lang w:eastAsia="ko-KR"/>
-        </w:rPr>
-        <w:t>, New York</w:t>
+        <w:t xml:space="preserve">, </w:t>
+      </w:r>
+      <w:r>
+        <w:rPr>
+          <w:rFonts w:ascii="Calibri Light" w:hAnsi="Calibri Light" w:cs="Calibri Light"/>
+          <w:sz w:val="22"/>
+          <w:lang w:eastAsia="ko-KR"/>
+        </w:rPr>
+        <w:t>Lee</w:t>
+      </w:r>
+      <w:r>
+        <w:rPr>
+          <w:rFonts w:ascii="Calibri Light" w:hAnsi="Calibri Light" w:cs="Calibri Light"/>
+          <w:sz w:val="22"/>
+          <w:lang w:eastAsia="ko-KR"/>
+        </w:rPr>
+        <w:t xml:space="preserve">, </w:t>
+      </w:r>
+      <w:r>
+        <w:rPr>
+          <w:rFonts w:ascii="Calibri Light" w:hAnsi="Calibri Light" w:cs="Calibri Light"/>
+          <w:sz w:val="22"/>
+          <w:lang w:eastAsia="ko-KR"/>
+        </w:rPr>
+        <w:t>J</w:t>
+      </w:r>
+      <w:r>
+        <w:rPr>
+          <w:rFonts w:ascii="Calibri Light" w:hAnsi="Calibri Light" w:cs="Calibri Light"/>
+          <w:sz w:val="22"/>
+          <w:lang w:eastAsia="ko-KR"/>
+        </w:rPr>
+        <w:t>.,</w:t>
+      </w:r>
+      <w:r>
+        <w:rPr>
+          <w:rFonts w:ascii="Calibri Light" w:hAnsi="Calibri Light" w:cs="Calibri Light"/>
+          <w:sz w:val="22"/>
+          <w:lang w:eastAsia="ko-KR"/>
+        </w:rPr>
+        <w:t xml:space="preserve"> Yang, J., Chang, S., </w:t>
+      </w:r>
+      <w:r>
+        <w:rPr>
+          <w:rFonts w:ascii="Calibri Light" w:hAnsi="Calibri Light" w:cs="Calibri Light"/>
+          <w:sz w:val="22"/>
+          <w:lang w:eastAsia="ko-KR"/>
+        </w:rPr>
+        <w:t xml:space="preserve">&amp; </w:t>
+      </w:r>
+      <w:proofErr w:type="spellStart"/>
+      <w:r>
+        <w:rPr>
+          <w:rFonts w:ascii="Calibri Light" w:hAnsi="Calibri Light" w:cs="Calibri Light"/>
+          <w:sz w:val="22"/>
+          <w:lang w:eastAsia="ko-KR"/>
+        </w:rPr>
+        <w:t>Ahn</w:t>
+      </w:r>
+      <w:proofErr w:type="spellEnd"/>
+      <w:r>
+        <w:rPr>
+          <w:rFonts w:ascii="Calibri Light" w:hAnsi="Calibri Light" w:cs="Calibri Light"/>
+          <w:sz w:val="22"/>
+          <w:lang w:eastAsia="ko-KR"/>
+        </w:rPr>
+        <w:t>, W. (202</w:t>
+      </w:r>
+      <w:r>
+        <w:rPr>
+          <w:rFonts w:ascii="Calibri Light" w:hAnsi="Calibri Light" w:cs="Calibri Light"/>
+          <w:sz w:val="22"/>
+          <w:lang w:eastAsia="ko-KR"/>
+        </w:rPr>
+        <w:t>1) Identifying unique neurocognitive mechanisms of food addiction and binge eating using longitudinal study design and computational modeling</w:t>
+      </w:r>
+      <w:r>
+        <w:rPr>
+          <w:rFonts w:ascii="Calibri Light" w:hAnsi="Calibri Light" w:cs="Calibri Light"/>
+          <w:sz w:val="22"/>
+          <w:lang w:eastAsia="ko-KR"/>
+        </w:rPr>
+        <w:t>,</w:t>
+      </w:r>
+      <w:r>
+        <w:rPr>
+          <w:rFonts w:ascii="Calibri Light" w:hAnsi="Calibri Light" w:cs="Calibri Light"/>
+          <w:sz w:val="22"/>
+          <w:lang w:eastAsia="ko-KR"/>
+        </w:rPr>
+        <w:t xml:space="preserve"> </w:t>
+      </w:r>
+      <w:r>
+        <w:rPr>
+          <w:rFonts w:ascii="Calibri Light" w:hAnsi="Calibri Light" w:cs="Calibri Light"/>
+          <w:i/>
+          <w:iCs/>
+          <w:sz w:val="22"/>
+          <w:lang w:eastAsia="ko-KR"/>
+        </w:rPr>
+        <w:t>P</w:t>
+      </w:r>
+      <w:r>
+        <w:rPr>
+          <w:rFonts w:ascii="Calibri Light" w:hAnsi="Calibri Light" w:cs="Calibri Light"/>
+          <w:i/>
+          <w:iCs/>
+          <w:sz w:val="22"/>
+          <w:lang w:eastAsia="ko-KR"/>
+        </w:rPr>
+        <w:t>oster present</w:t>
+      </w:r>
+      <w:r>
+        <w:rPr>
+          <w:rFonts w:ascii="Calibri Light" w:hAnsi="Calibri Light" w:cs="Calibri Light"/>
+          <w:i/>
+          <w:iCs/>
+          <w:sz w:val="22"/>
+          <w:lang w:eastAsia="ko-KR"/>
+        </w:rPr>
+        <w:t xml:space="preserve">ed </w:t>
+      </w:r>
+      <w:r>
+        <w:rPr>
+          <w:rFonts w:ascii="Calibri Light" w:hAnsi="Calibri Light" w:cs="Calibri Light"/>
+          <w:i/>
+          <w:iCs/>
+          <w:sz w:val="22"/>
+          <w:lang w:eastAsia="ko-KR"/>
+        </w:rPr>
+        <w:t>at Society for Neuroscience</w:t>
+      </w:r>
+      <w:r>
+        <w:rPr>
+          <w:rFonts w:ascii="Calibri Light" w:hAnsi="Calibri Light" w:cs="Calibri Light"/>
+          <w:sz w:val="22"/>
+          <w:lang w:eastAsia="ko-KR"/>
+        </w:rPr>
+        <w:t xml:space="preserve">, </w:t>
+      </w:r>
+      <w:r>
+        <w:rPr>
+          <w:rFonts w:ascii="Calibri Light" w:hAnsi="Calibri Light" w:cs="Calibri Light"/>
+          <w:i/>
+          <w:iCs/>
+          <w:sz w:val="22"/>
+          <w:lang w:eastAsia="ko-KR"/>
+        </w:rPr>
+        <w:t>Chicago</w:t>
       </w:r>
       <w:r>
         <w:rPr>
@@ -2119,6 +2442,14 @@
       <w:r>
         <w:rPr>
           <w:rFonts w:ascii="Calibri Light" w:hAnsi="Calibri Light" w:cs="Calibri Light"/>
+          <w:sz w:val="22"/>
+          <w:lang w:eastAsia="ko-KR"/>
+        </w:rPr>
+        <w:t xml:space="preserve">Park, H., Choi, H., </w:t>
+      </w:r>
+      <w:r>
+        <w:rPr>
+          <w:rFonts w:ascii="Calibri Light" w:hAnsi="Calibri Light" w:cs="Calibri Light"/>
           <w:b/>
           <w:bCs/>
           <w:sz w:val="22"/>
@@ -2132,27 +2463,55 @@
           <w:sz w:val="22"/>
           <w:lang w:eastAsia="ko-KR"/>
         </w:rPr>
-        <w:t xml:space="preserve">, Kim, H., Yang, J., Hur, J., Lee, T., &amp; Ahn, W. (2019) Identifying behavioral and neural predictors of caffeinated soda intake in childhood using a large database from the ABCD study, </w:t>
-      </w:r>
-      <w:r>
-        <w:rPr>
-          <w:rFonts w:ascii="Calibri Light" w:hAnsi="Calibri Light" w:cs="Calibri Light"/>
-          <w:i/>
-          <w:iCs/>
-          <w:sz w:val="22"/>
-          <w:lang w:eastAsia="ko-KR"/>
-        </w:rPr>
-        <w:t xml:space="preserve">Poster presented at </w:t>
-      </w:r>
-      <w:r>
-        <w:rPr>
-          <w:rFonts w:ascii="Calibri Light" w:hAnsi="Calibri Light" w:cs="Calibri Light"/>
-          <w:i/>
-          <w:iCs/>
-          <w:sz w:val="22"/>
-          <w:lang w:eastAsia="ko-KR"/>
-        </w:rPr>
-        <w:t>the Annual Meeting of the Society for Neuroscience, Chicago</w:t>
+        <w:t xml:space="preserve">, </w:t>
+      </w:r>
+      <w:proofErr w:type="spellStart"/>
+      <w:r>
+        <w:rPr>
+          <w:rFonts w:ascii="Calibri Light" w:hAnsi="Calibri Light" w:cs="Calibri Light"/>
+          <w:sz w:val="22"/>
+          <w:lang w:eastAsia="ko-KR"/>
+        </w:rPr>
+        <w:t>Ahn</w:t>
+      </w:r>
+      <w:proofErr w:type="spellEnd"/>
+      <w:r>
+        <w:rPr>
+          <w:rFonts w:ascii="Calibri Light" w:hAnsi="Calibri Light" w:cs="Calibri Light"/>
+          <w:sz w:val="22"/>
+          <w:lang w:eastAsia="ko-KR"/>
+        </w:rPr>
+        <w:t xml:space="preserve">, W., &amp; Jung, Y. (2020) Neural Correlates of Goal-Directed Control in Interest Gaming Disorder and Alcohol Use Disorder, </w:t>
+      </w:r>
+      <w:r>
+        <w:rPr>
+          <w:rFonts w:ascii="Calibri Light" w:hAnsi="Calibri Light" w:cs="Calibri Light"/>
+          <w:i/>
+          <w:iCs/>
+          <w:sz w:val="22"/>
+          <w:lang w:eastAsia="ko-KR"/>
+        </w:rPr>
+        <w:t>Poster presented</w:t>
+      </w:r>
+      <w:r>
+        <w:rPr>
+          <w:rFonts w:ascii="Calibri Light" w:hAnsi="Calibri Light" w:cs="Calibri Light"/>
+          <w:i/>
+          <w:iCs/>
+          <w:sz w:val="22"/>
+          <w:lang w:eastAsia="ko-KR"/>
+        </w:rPr>
+        <w:t xml:space="preserve"> at the Annual Meeting of the Society of Biological Psychiatry</w:t>
+      </w:r>
+      <w:r>
+        <w:rPr>
+          <w:rFonts w:ascii="Calibri Light" w:hAnsi="Calibri Light" w:cs="Calibri Light"/>
+          <w:i/>
+          <w:iCs/>
+          <w:sz w:val="22"/>
+          <w:lang w:eastAsia="ko-KR"/>
+        </w:rPr>
+        <w:t>, New York</w:t>
       </w:r>
       <w:r>
         <w:rPr>
@@ -2163,6 +2522,16 @@
           <w:lang w:eastAsia="ko-KR"/>
         </w:rPr>
         <w:t>.</w:t>
+      </w:r>
+      <w:r>
+        <w:rPr>
+          <w:rFonts w:ascii="Calibri Light" w:hAnsi="Calibri Light" w:cs="Calibri Light"/>
+          <w:i/>
+          <w:iCs/>
+          <w:sz w:val="22"/>
+          <w:lang w:eastAsia="ko-KR"/>
+        </w:rPr>
+        <w:t xml:space="preserve"> (virtual)</w:t>
       </w:r>
     </w:p>
     <w:p>
@@ -2181,6 +2550,104 @@
       <w:r>
         <w:rPr>
           <w:rFonts w:ascii="Calibri Light" w:hAnsi="Calibri Light" w:cs="Calibri Light"/>
+          <w:b/>
+          <w:bCs/>
+          <w:sz w:val="22"/>
+          <w:lang w:eastAsia="ko-KR"/>
+        </w:rPr>
+        <w:t>Kwon, M.</w:t>
+      </w:r>
+      <w:r>
+        <w:rPr>
+          <w:rFonts w:ascii="Calibri Light" w:hAnsi="Calibri Light" w:cs="Calibri Light"/>
+          <w:sz w:val="22"/>
+          <w:lang w:eastAsia="ko-KR"/>
+        </w:rPr>
+        <w:t xml:space="preserve">, Kim, H., Yang, J., </w:t>
+      </w:r>
+      <w:proofErr w:type="spellStart"/>
+      <w:r>
+        <w:rPr>
+          <w:rFonts w:ascii="Calibri Light" w:hAnsi="Calibri Light" w:cs="Calibri Light"/>
+          <w:sz w:val="22"/>
+          <w:lang w:eastAsia="ko-KR"/>
+        </w:rPr>
+        <w:t>Hur</w:t>
+      </w:r>
+      <w:proofErr w:type="spellEnd"/>
+      <w:r>
+        <w:rPr>
+          <w:rFonts w:ascii="Calibri Light" w:hAnsi="Calibri Light" w:cs="Calibri Light"/>
+          <w:sz w:val="22"/>
+          <w:lang w:eastAsia="ko-KR"/>
+        </w:rPr>
+        <w:t xml:space="preserve">, J., Lee, T., &amp; </w:t>
+      </w:r>
+      <w:proofErr w:type="spellStart"/>
+      <w:r>
+        <w:rPr>
+          <w:rFonts w:ascii="Calibri Light" w:hAnsi="Calibri Light" w:cs="Calibri Light"/>
+          <w:sz w:val="22"/>
+          <w:lang w:eastAsia="ko-KR"/>
+        </w:rPr>
+        <w:t>Ahn</w:t>
+      </w:r>
+      <w:proofErr w:type="spellEnd"/>
+      <w:r>
+        <w:rPr>
+          <w:rFonts w:ascii="Calibri Light" w:hAnsi="Calibri Light" w:cs="Calibri Light"/>
+          <w:sz w:val="22"/>
+          <w:lang w:eastAsia="ko-KR"/>
+        </w:rPr>
+        <w:t xml:space="preserve">, W. (2019) Identifying behavioral and neural predictors of caffeinated soda intake in childhood using a large database from the ABCD study, </w:t>
+      </w:r>
+      <w:r>
+        <w:rPr>
+          <w:rFonts w:ascii="Calibri Light" w:hAnsi="Calibri Light" w:cs="Calibri Light"/>
+          <w:i/>
+          <w:iCs/>
+          <w:sz w:val="22"/>
+          <w:lang w:eastAsia="ko-KR"/>
+        </w:rPr>
+        <w:t xml:space="preserve">Poster presented at </w:t>
+      </w:r>
+      <w:r>
+        <w:rPr>
+          <w:rFonts w:ascii="Calibri Light" w:hAnsi="Calibri Light" w:cs="Calibri Light"/>
+          <w:i/>
+          <w:iCs/>
+          <w:sz w:val="22"/>
+          <w:lang w:eastAsia="ko-KR"/>
+        </w:rPr>
+        <w:t>the Annual Meeting of the Society for Neuroscience, Chicago</w:t>
+      </w:r>
+      <w:r>
+        <w:rPr>
+          <w:rFonts w:ascii="Calibri Light" w:hAnsi="Calibri Light" w:cs="Calibri Light"/>
+          <w:i/>
+          <w:iCs/>
+          <w:sz w:val="22"/>
+          <w:lang w:eastAsia="ko-KR"/>
+        </w:rPr>
+        <w:t>.</w:t>
+      </w:r>
+    </w:p>
+    <w:p>
+      <w:pPr>
+        <w:tabs>
+          <w:tab w:val="right" w:pos="8640"/>
+        </w:tabs>
+        <w:spacing w:after="80"/>
+        <w:ind w:left="567" w:hanging="567"/>
+        <w:rPr>
+          <w:rFonts w:ascii="Calibri Light" w:hAnsi="Calibri Light" w:cs="Calibri Light"/>
+          <w:sz w:val="22"/>
+          <w:lang w:eastAsia="ko-KR"/>
+        </w:rPr>
+      </w:pPr>
+      <w:r>
+        <w:rPr>
+          <w:rFonts w:ascii="Calibri Light" w:hAnsi="Calibri Light" w:cs="Calibri Light"/>
           <w:sz w:val="22"/>
           <w:lang w:eastAsia="ko-KR"/>
         </w:rPr>
@@ -2218,7 +2685,25 @@
           <w:sz w:val="22"/>
           <w:lang w:eastAsia="ko-KR"/>
         </w:rPr>
-        <w:t xml:space="preserve">., &amp; Ahn, W. (2019) Effects of early life stress and social resources on neurocognitive functions: A large-scale replication study, </w:t>
+        <w:t xml:space="preserve">., &amp; </w:t>
+      </w:r>
+      <w:proofErr w:type="spellStart"/>
+      <w:r>
+        <w:rPr>
+          <w:rFonts w:ascii="Calibri Light" w:hAnsi="Calibri Light" w:cs="Calibri Light"/>
+          <w:sz w:val="22"/>
+          <w:lang w:eastAsia="ko-KR"/>
+        </w:rPr>
+        <w:t>Ahn</w:t>
+      </w:r>
+      <w:proofErr w:type="spellEnd"/>
+      <w:r>
+        <w:rPr>
+          <w:rFonts w:ascii="Calibri Light" w:hAnsi="Calibri Light" w:cs="Calibri Light"/>
+          <w:sz w:val="22"/>
+          <w:lang w:eastAsia="ko-KR"/>
+        </w:rPr>
+        <w:t xml:space="preserve">, W. (2019) Effects of early life stress and social resources on neurocognitive functions: A large-scale replication study, </w:t>
       </w:r>
       <w:r>
         <w:rPr>
@@ -2388,7 +2873,18 @@
           <w:sz w:val="20"/>
           <w:szCs w:val="20"/>
         </w:rPr>
-        <w:t xml:space="preserve">Data collection and statistical analysis for functional MRI  </w:t>
+        <w:t xml:space="preserve">Data collection and statistical analysis for functional </w:t>
+      </w:r>
+      <w:proofErr w:type="gramStart"/>
+      <w:r>
+        <w:rPr>
+          <w:rFonts w:ascii="Calibri Light" w:hAnsi="Calibri Light" w:cs="Calibri Light"/>
+          <w:i/>
+          <w:iCs/>
+          <w:sz w:val="20"/>
+          <w:szCs w:val="20"/>
+        </w:rPr>
+        <w:t xml:space="preserve">MRI  </w:t>
       </w:r>
       <w:r>
         <w:rPr>
@@ -2400,6 +2896,7 @@
         </w:rPr>
         <w:tab/>
       </w:r>
+      <w:proofErr w:type="gramEnd"/>
       <w:r>
         <w:rPr>
           <w:rFonts w:ascii="Calibri Light" w:hAnsi="Calibri Light" w:cs="Calibri Light"/>
@@ -2604,7 +3101,29 @@
           <w:sz w:val="20"/>
           <w:szCs w:val="20"/>
         </w:rPr>
-        <w:t>Reinforcement Learning using the hBayesDM Package</w:t>
+        <w:t xml:space="preserve">Reinforcement Learning using the </w:t>
+      </w:r>
+      <w:proofErr w:type="spellStart"/>
+      <w:r>
+        <w:rPr>
+          <w:rFonts w:ascii="Calibri Light" w:hAnsi="Calibri Light" w:cs="Calibri Light"/>
+          <w:i/>
+          <w:iCs/>
+          <w:sz w:val="20"/>
+          <w:szCs w:val="20"/>
+        </w:rPr>
+        <w:t>hBayesDM</w:t>
+      </w:r>
+      <w:proofErr w:type="spellEnd"/>
+      <w:r>
+        <w:rPr>
+          <w:rFonts w:ascii="Calibri Light" w:hAnsi="Calibri Light" w:cs="Calibri Light"/>
+          <w:i/>
+          <w:iCs/>
+          <w:sz w:val="20"/>
+          <w:szCs w:val="20"/>
+        </w:rPr>
+        <w:t xml:space="preserve"> Package</w:t>
       </w:r>
       <w:r>
         <w:rPr>
@@ -2884,6 +3403,7 @@
           <w:sz w:val="20"/>
           <w:szCs w:val="20"/>
         </w:rPr>
+        <w:lastRenderedPageBreak/>
         <w:t>Psychological Science of Addiction</w:t>
       </w:r>
       <w:r>
@@ -3088,7 +3608,6 @@
           <w:sz w:val="20"/>
           <w:szCs w:val="20"/>
         </w:rPr>
-        <w:lastRenderedPageBreak/>
         <w:t>Introduction to Psychology</w:t>
       </w:r>
       <w:r>
@@ -3659,8 +4178,20 @@
           <w:sz w:val="20"/>
           <w:szCs w:val="20"/>
         </w:rPr>
-        <w:t>PI: Professor Woo-Young Ahn</w:t>
-      </w:r>
+        <w:t xml:space="preserve">PI: Professor Woo-Young </w:t>
+      </w:r>
+      <w:proofErr w:type="spellStart"/>
+      <w:r>
+        <w:rPr>
+          <w:rFonts w:ascii="Calibri Light" w:hAnsi="Calibri Light" w:cs="Calibri Light"/>
+          <w:i/>
+          <w:iCs/>
+          <w:sz w:val="20"/>
+          <w:szCs w:val="20"/>
+        </w:rPr>
+        <w:t>Ahn</w:t>
+      </w:r>
+      <w:proofErr w:type="spellEnd"/>
     </w:p>
     <w:p>
       <w:pPr>
@@ -3843,7 +4374,29 @@
           <w:sz w:val="20"/>
           <w:szCs w:val="20"/>
         </w:rPr>
-        <w:t>PI: Professor Jeanyoung Chey</w:t>
+        <w:t xml:space="preserve">PI: Professor </w:t>
+      </w:r>
+      <w:proofErr w:type="spellStart"/>
+      <w:r>
+        <w:rPr>
+          <w:rFonts w:ascii="Calibri Light" w:hAnsi="Calibri Light" w:cs="Calibri Light"/>
+          <w:i/>
+          <w:iCs/>
+          <w:sz w:val="20"/>
+          <w:szCs w:val="20"/>
+        </w:rPr>
+        <w:t>Jeanyoung</w:t>
+      </w:r>
+      <w:proofErr w:type="spellEnd"/>
+      <w:r>
+        <w:rPr>
+          <w:rFonts w:ascii="Calibri Light" w:hAnsi="Calibri Light" w:cs="Calibri Light"/>
+          <w:i/>
+          <w:iCs/>
+          <w:sz w:val="20"/>
+          <w:szCs w:val="20"/>
+        </w:rPr>
+        <w:t xml:space="preserve"> Chey</w:t>
       </w:r>
     </w:p>
     <w:p>
@@ -4022,7 +4575,29 @@
           <w:sz w:val="20"/>
           <w:szCs w:val="20"/>
         </w:rPr>
-        <w:t>PI: Research Professor Sungshin Kim</w:t>
+        <w:t xml:space="preserve">PI: Research Professor </w:t>
+      </w:r>
+      <w:proofErr w:type="spellStart"/>
+      <w:r>
+        <w:rPr>
+          <w:rFonts w:ascii="Calibri Light" w:hAnsi="Calibri Light" w:cs="Calibri Light"/>
+          <w:i/>
+          <w:iCs/>
+          <w:sz w:val="20"/>
+          <w:szCs w:val="20"/>
+        </w:rPr>
+        <w:t>Sungshin</w:t>
+      </w:r>
+      <w:proofErr w:type="spellEnd"/>
+      <w:r>
+        <w:rPr>
+          <w:rFonts w:ascii="Calibri Light" w:hAnsi="Calibri Light" w:cs="Calibri Light"/>
+          <w:i/>
+          <w:iCs/>
+          <w:sz w:val="20"/>
+          <w:szCs w:val="20"/>
+        </w:rPr>
+        <w:t xml:space="preserve"> Kim</w:t>
       </w:r>
     </w:p>
     <w:p>
@@ -4351,28 +4926,42 @@
     </w:p>
     <w:p>
       <w:pPr>
-        <w:pStyle w:val="Heading1"/>
+        <w:rPr>
+          <w:rFonts w:ascii="Lato" w:hAnsi="Lato" w:cstheme="minorHAnsi"/>
+          <w:b/>
+          <w:bCs/>
+          <w:smallCaps/>
+          <w:kern w:val="32"/>
+          <w:sz w:val="26"/>
+          <w:szCs w:val="26"/>
+        </w:rPr>
+      </w:pPr>
+      <w:r>
         <w:rPr>
           <w:rFonts w:ascii="Lato" w:hAnsi="Lato" w:cstheme="minorHAnsi"/>
           <w:sz w:val="26"/>
           <w:szCs w:val="26"/>
         </w:rPr>
-      </w:pPr>
-      <w:r>
+        <w:br w:type="page"/>
+      </w:r>
+    </w:p>
+    <w:p>
+      <w:pPr>
+        <w:pStyle w:val="Heading1"/>
         <w:rPr>
           <w:rFonts w:ascii="Lato" w:hAnsi="Lato" w:cstheme="minorHAnsi"/>
           <w:sz w:val="26"/>
           <w:szCs w:val="26"/>
         </w:rPr>
-        <w:t>Scholarships</w:t>
-      </w:r>
+      </w:pPr>
       <w:r>
         <w:rPr>
           <w:rFonts w:ascii="Lato" w:hAnsi="Lato" w:cstheme="minorHAnsi"/>
           <w:sz w:val="26"/>
           <w:szCs w:val="26"/>
         </w:rPr>
-        <w:t xml:space="preserve"> </w:t>
+        <w:lastRenderedPageBreak/>
+        <w:t>Scholarships</w:t>
       </w:r>
       <w:r>
         <w:rPr>
@@ -4380,7 +4969,7 @@
           <w:sz w:val="26"/>
           <w:szCs w:val="26"/>
         </w:rPr>
-        <w:t>a</w:t>
+        <w:t xml:space="preserve"> </w:t>
       </w:r>
       <w:r>
         <w:rPr>
@@ -4388,913 +4977,932 @@
           <w:sz w:val="26"/>
           <w:szCs w:val="26"/>
         </w:rPr>
-        <w:t>nd Awards</w:t>
-      </w:r>
-    </w:p>
-    <w:p>
-      <w:pPr>
-        <w:rPr>
-          <w:rFonts w:ascii="Lato" w:hAnsi="Lato" w:cstheme="minorHAnsi"/>
-        </w:rPr>
-      </w:pPr>
-    </w:p>
-    <w:p>
-      <w:pPr>
-        <w:tabs>
-          <w:tab w:val="right" w:pos="8640"/>
-        </w:tabs>
-        <w:rPr>
-          <w:rFonts w:ascii="Calibri Light" w:hAnsi="Calibri Light" w:cs="Calibri Light"/>
-          <w:i/>
-          <w:iCs/>
-          <w:sz w:val="20"/>
-          <w:szCs w:val="20"/>
-          <w:lang w:eastAsia="ko-KR"/>
-        </w:rPr>
-      </w:pPr>
-      <w:r>
-        <w:rPr>
-          <w:rFonts w:ascii="Calibri Light" w:hAnsi="Calibri Light" w:cs="Calibri Light"/>
-          <w:b/>
-          <w:bCs/>
-          <w:sz w:val="22"/>
-          <w:szCs w:val="22"/>
-        </w:rPr>
-        <w:t>SNU Graduate Scholarship for Basic Science Research</w:t>
-      </w:r>
-      <w:r>
-        <w:rPr>
-          <w:rFonts w:ascii="Calibri Light" w:hAnsi="Calibri Light" w:cs="Calibri Light"/>
-          <w:sz w:val="22"/>
-          <w:szCs w:val="22"/>
-        </w:rPr>
-        <w:tab/>
-      </w:r>
-      <w:r>
-        <w:rPr>
-          <w:rFonts w:ascii="Calibri Light" w:hAnsi="Calibri Light" w:cs="Calibri Light"/>
-          <w:i/>
-          <w:iCs/>
-          <w:sz w:val="20"/>
-          <w:szCs w:val="20"/>
-        </w:rPr>
-        <w:t xml:space="preserve">2020.03 ~ </w:t>
-      </w:r>
-      <w:r>
-        <w:rPr>
-          <w:rFonts w:ascii="Calibri Light" w:hAnsi="Calibri Light" w:cs="Calibri Light"/>
-          <w:i/>
-          <w:iCs/>
-          <w:sz w:val="20"/>
-          <w:szCs w:val="20"/>
-          <w:lang w:eastAsia="ko-KR"/>
-        </w:rPr>
-        <w:t>20</w:t>
-      </w:r>
-      <w:r>
-        <w:rPr>
-          <w:rFonts w:ascii="Calibri Light" w:hAnsi="Calibri Light" w:cs="Calibri Light"/>
-          <w:i/>
-          <w:iCs/>
-          <w:sz w:val="20"/>
-          <w:szCs w:val="20"/>
-          <w:lang w:eastAsia="ko-KR"/>
-        </w:rPr>
-        <w:t>21</w:t>
-      </w:r>
-      <w:r>
-        <w:rPr>
-          <w:rFonts w:ascii="Calibri Light" w:hAnsi="Calibri Light" w:cs="Calibri Light"/>
-          <w:i/>
-          <w:iCs/>
-          <w:sz w:val="20"/>
-          <w:szCs w:val="20"/>
-          <w:lang w:eastAsia="ko-KR"/>
-        </w:rPr>
-        <w:t>.02</w:t>
-      </w:r>
-    </w:p>
-    <w:p>
-      <w:pPr>
-        <w:tabs>
-          <w:tab w:val="right" w:pos="8640"/>
-        </w:tabs>
-        <w:rPr>
-          <w:rFonts w:ascii="Calibri Light" w:hAnsi="Calibri Light" w:cs="Calibri Light"/>
-          <w:i/>
-          <w:iCs/>
-          <w:sz w:val="20"/>
-          <w:szCs w:val="20"/>
-        </w:rPr>
-      </w:pPr>
-      <w:r>
-        <w:rPr>
-          <w:rFonts w:ascii="Calibri Light" w:hAnsi="Calibri Light" w:cs="Calibri Light"/>
-          <w:i/>
-          <w:iCs/>
-          <w:sz w:val="20"/>
-          <w:szCs w:val="20"/>
-        </w:rPr>
-        <w:t>Seoul National University</w:t>
-      </w:r>
-    </w:p>
-    <w:p>
-      <w:pPr>
-        <w:tabs>
-          <w:tab w:val="right" w:pos="8640"/>
-        </w:tabs>
-        <w:rPr>
-          <w:rFonts w:ascii="Calibri Light" w:hAnsi="Calibri Light" w:cs="Calibri Light"/>
-          <w:i/>
-          <w:iCs/>
-          <w:sz w:val="20"/>
-          <w:szCs w:val="20"/>
-        </w:rPr>
-      </w:pPr>
-      <w:r>
-        <w:rPr>
-          <w:rFonts w:ascii="Calibri Light" w:hAnsi="Calibri Light" w:cs="Calibri Light"/>
-          <w:i/>
-          <w:iCs/>
-          <w:sz w:val="20"/>
-          <w:szCs w:val="20"/>
-        </w:rPr>
-        <w:t>Stipend</w:t>
-      </w:r>
-      <w:r>
-        <w:rPr>
-          <w:rFonts w:ascii="Calibri Light" w:hAnsi="Calibri Light" w:cs="Calibri Light"/>
-          <w:i/>
-          <w:iCs/>
-          <w:sz w:val="20"/>
-          <w:szCs w:val="20"/>
-        </w:rPr>
-        <w:t>s</w:t>
-      </w:r>
-      <w:r>
-        <w:rPr>
-          <w:rFonts w:ascii="Calibri Light" w:hAnsi="Calibri Light" w:cs="Calibri Light"/>
-          <w:i/>
-          <w:iCs/>
-          <w:sz w:val="20"/>
-          <w:szCs w:val="20"/>
-        </w:rPr>
-        <w:t xml:space="preserve"> of $5000 each semester</w:t>
-      </w:r>
-    </w:p>
-    <w:p>
-      <w:pPr>
-        <w:tabs>
-          <w:tab w:val="right" w:pos="8640"/>
-        </w:tabs>
-        <w:rPr>
-          <w:rFonts w:ascii="Calibri Light" w:hAnsi="Calibri Light" w:cs="Calibri Light"/>
-          <w:b/>
-          <w:bCs/>
-          <w:sz w:val="22"/>
-          <w:szCs w:val="22"/>
-        </w:rPr>
-      </w:pPr>
-    </w:p>
-    <w:p>
-      <w:pPr>
-        <w:tabs>
-          <w:tab w:val="right" w:pos="8640"/>
-        </w:tabs>
-        <w:rPr>
-          <w:rFonts w:ascii="Calibri Light" w:hAnsi="Calibri Light" w:cs="Calibri Light"/>
-          <w:i/>
-          <w:iCs/>
-          <w:sz w:val="20"/>
-          <w:szCs w:val="20"/>
-        </w:rPr>
-      </w:pPr>
-      <w:r>
-        <w:rPr>
-          <w:rFonts w:ascii="Calibri Light" w:hAnsi="Calibri Light" w:cs="Calibri Light"/>
-          <w:b/>
-          <w:bCs/>
-          <w:sz w:val="22"/>
-          <w:szCs w:val="22"/>
-        </w:rPr>
-        <w:lastRenderedPageBreak/>
-        <w:t>Graduation with honors (Summa cum laude)</w:t>
-      </w:r>
-      <w:r>
-        <w:rPr>
-          <w:rFonts w:ascii="Calibri Light" w:hAnsi="Calibri Light" w:cs="Calibri Light"/>
-          <w:sz w:val="22"/>
-          <w:szCs w:val="22"/>
-        </w:rPr>
-        <w:tab/>
-      </w:r>
-      <w:r>
-        <w:rPr>
-          <w:rFonts w:ascii="Calibri Light" w:hAnsi="Calibri Light" w:cs="Calibri Light"/>
-          <w:i/>
-          <w:iCs/>
-          <w:sz w:val="20"/>
-          <w:szCs w:val="20"/>
-        </w:rPr>
-        <w:t>2019</w:t>
-      </w:r>
-      <w:r>
-        <w:rPr>
-          <w:rFonts w:ascii="Calibri Light" w:hAnsi="Calibri Light" w:cs="Calibri Light"/>
-          <w:i/>
-          <w:iCs/>
-          <w:sz w:val="20"/>
-          <w:szCs w:val="20"/>
-        </w:rPr>
-        <w:t>.08</w:t>
-      </w:r>
-    </w:p>
-    <w:p>
-      <w:pPr>
-        <w:tabs>
-          <w:tab w:val="right" w:pos="8640"/>
-        </w:tabs>
-        <w:rPr>
-          <w:rFonts w:ascii="Calibri Light" w:hAnsi="Calibri Light" w:cs="Calibri Light"/>
-          <w:i/>
-          <w:iCs/>
-          <w:sz w:val="20"/>
-          <w:szCs w:val="20"/>
-        </w:rPr>
-      </w:pPr>
-      <w:r>
-        <w:rPr>
-          <w:rFonts w:ascii="Calibri Light" w:hAnsi="Calibri Light" w:cs="Calibri Light"/>
-          <w:i/>
-          <w:iCs/>
-          <w:sz w:val="20"/>
-          <w:szCs w:val="20"/>
-        </w:rPr>
-        <w:t>Seoul National University</w:t>
-      </w:r>
-    </w:p>
-    <w:p>
-      <w:pPr>
-        <w:tabs>
-          <w:tab w:val="right" w:pos="8640"/>
-        </w:tabs>
-        <w:rPr>
-          <w:rFonts w:ascii="Calibri Light" w:hAnsi="Calibri Light" w:cs="Calibri Light"/>
-          <w:sz w:val="22"/>
-          <w:szCs w:val="22"/>
-        </w:rPr>
-      </w:pPr>
-    </w:p>
-    <w:p>
-      <w:pPr>
-        <w:tabs>
-          <w:tab w:val="right" w:pos="8640"/>
-        </w:tabs>
-        <w:rPr>
-          <w:rFonts w:ascii="Calibri Light" w:hAnsi="Calibri Light" w:cs="Calibri Light"/>
-          <w:i/>
-          <w:iCs/>
-          <w:sz w:val="20"/>
-          <w:szCs w:val="20"/>
-        </w:rPr>
-      </w:pPr>
-      <w:r>
-        <w:rPr>
-          <w:rFonts w:ascii="Calibri Light" w:hAnsi="Calibri Light" w:cs="Calibri Light"/>
-          <w:b/>
-          <w:bCs/>
-          <w:sz w:val="22"/>
-          <w:szCs w:val="22"/>
-        </w:rPr>
-        <w:t xml:space="preserve">Poster </w:t>
-      </w:r>
-      <w:r>
-        <w:rPr>
-          <w:rFonts w:ascii="Calibri Light" w:hAnsi="Calibri Light" w:cs="Calibri Light"/>
-          <w:b/>
-          <w:bCs/>
-          <w:sz w:val="22"/>
-          <w:szCs w:val="22"/>
-        </w:rPr>
-        <w:t>A</w:t>
-      </w:r>
-      <w:r>
-        <w:rPr>
-          <w:rFonts w:ascii="Calibri Light" w:hAnsi="Calibri Light" w:cs="Calibri Light"/>
-          <w:b/>
-          <w:bCs/>
-          <w:sz w:val="22"/>
-          <w:szCs w:val="22"/>
-        </w:rPr>
-        <w:t xml:space="preserve">ward at </w:t>
-      </w:r>
-      <w:r>
-        <w:rPr>
-          <w:rFonts w:ascii="Calibri Light" w:hAnsi="Calibri Light" w:cs="Calibri Light"/>
-          <w:b/>
-          <w:bCs/>
-          <w:sz w:val="22"/>
-          <w:szCs w:val="22"/>
-        </w:rPr>
-        <w:t>Brain</w:t>
-      </w:r>
-      <w:r>
-        <w:rPr>
-          <w:rFonts w:ascii="Calibri Light" w:hAnsi="Calibri Light" w:cs="Calibri Light"/>
-          <w:b/>
-          <w:bCs/>
-          <w:sz w:val="22"/>
-          <w:szCs w:val="22"/>
-        </w:rPr>
-        <w:t>-</w:t>
-      </w:r>
-      <w:r>
-        <w:rPr>
-          <w:rFonts w:ascii="Calibri Light" w:hAnsi="Calibri Light" w:cs="Calibri Light"/>
-          <w:b/>
-          <w:bCs/>
-          <w:sz w:val="22"/>
-          <w:szCs w:val="22"/>
-        </w:rPr>
-        <w:t>Mind</w:t>
-      </w:r>
-      <w:r>
-        <w:rPr>
-          <w:rFonts w:ascii="Calibri Light" w:hAnsi="Calibri Light" w:cs="Calibri Light"/>
-          <w:b/>
-          <w:bCs/>
-          <w:sz w:val="22"/>
-          <w:szCs w:val="22"/>
-        </w:rPr>
-        <w:t>-</w:t>
-      </w:r>
-      <w:r>
-        <w:rPr>
-          <w:rFonts w:ascii="Calibri Light" w:hAnsi="Calibri Light" w:cs="Calibri Light"/>
-          <w:b/>
-          <w:bCs/>
-          <w:sz w:val="22"/>
-          <w:szCs w:val="22"/>
-        </w:rPr>
-        <w:t>Behavior poster presentation</w:t>
-      </w:r>
-      <w:r>
-        <w:rPr>
-          <w:rFonts w:ascii="Calibri Light" w:hAnsi="Calibri Light" w:cs="Calibri Light"/>
-          <w:sz w:val="22"/>
-          <w:szCs w:val="22"/>
-        </w:rPr>
-        <w:t xml:space="preserve"> </w:t>
-      </w:r>
-      <w:r>
-        <w:rPr>
-          <w:rFonts w:ascii="Calibri Light" w:hAnsi="Calibri Light" w:cs="Calibri Light"/>
-          <w:sz w:val="22"/>
-          <w:szCs w:val="22"/>
-        </w:rPr>
-        <w:tab/>
-      </w:r>
-      <w:r>
-        <w:rPr>
-          <w:rFonts w:ascii="Calibri Light" w:hAnsi="Calibri Light" w:cs="Calibri Light"/>
-          <w:i/>
-          <w:iCs/>
-          <w:sz w:val="20"/>
-          <w:szCs w:val="20"/>
-        </w:rPr>
-        <w:t>2018.12</w:t>
-      </w:r>
-    </w:p>
-    <w:p>
-      <w:pPr>
-        <w:tabs>
-          <w:tab w:val="right" w:pos="8640"/>
-        </w:tabs>
-        <w:rPr>
-          <w:rFonts w:ascii="Calibri Light" w:hAnsi="Calibri Light" w:cs="Calibri Light"/>
-          <w:i/>
-          <w:iCs/>
-          <w:sz w:val="20"/>
-          <w:szCs w:val="20"/>
-        </w:rPr>
-      </w:pPr>
-      <w:r>
-        <w:rPr>
-          <w:rFonts w:ascii="Calibri Light" w:hAnsi="Calibri Light" w:cs="Calibri Light"/>
-          <w:i/>
-          <w:iCs/>
-          <w:sz w:val="20"/>
-          <w:szCs w:val="20"/>
-        </w:rPr>
-        <w:t>Seoul National University</w:t>
-      </w:r>
-    </w:p>
-    <w:p>
-      <w:pPr>
-        <w:tabs>
-          <w:tab w:val="right" w:pos="8640"/>
-        </w:tabs>
-        <w:rPr>
-          <w:rFonts w:ascii="Calibri Light" w:hAnsi="Calibri Light" w:cs="Calibri Light"/>
-          <w:sz w:val="22"/>
-          <w:szCs w:val="22"/>
-        </w:rPr>
-      </w:pPr>
-    </w:p>
-    <w:p>
-      <w:pPr>
-        <w:tabs>
-          <w:tab w:val="right" w:pos="8640"/>
-        </w:tabs>
-        <w:rPr>
-          <w:rFonts w:ascii="Calibri Light" w:hAnsi="Calibri Light" w:cs="Calibri Light"/>
-          <w:i/>
-          <w:iCs/>
-          <w:sz w:val="20"/>
-          <w:szCs w:val="20"/>
-        </w:rPr>
-      </w:pPr>
-      <w:r>
-        <w:rPr>
-          <w:rFonts w:ascii="Calibri Light" w:hAnsi="Calibri Light" w:cs="Calibri Light"/>
-          <w:b/>
-          <w:bCs/>
-          <w:sz w:val="22"/>
-          <w:szCs w:val="22"/>
-        </w:rPr>
-        <w:t>Superior Academic Performance undergraduate scholarship</w:t>
-      </w:r>
-      <w:r>
-        <w:rPr>
-          <w:rFonts w:ascii="Calibri Light" w:hAnsi="Calibri Light" w:cs="Calibri Light"/>
-          <w:sz w:val="22"/>
-          <w:szCs w:val="22"/>
-        </w:rPr>
-        <w:t xml:space="preserve"> </w:t>
-      </w:r>
-      <w:r>
-        <w:rPr>
-          <w:rFonts w:ascii="Calibri Light" w:hAnsi="Calibri Light" w:cs="Calibri Light"/>
-          <w:sz w:val="22"/>
-          <w:szCs w:val="22"/>
-        </w:rPr>
-        <w:tab/>
-      </w:r>
-      <w:r>
-        <w:rPr>
-          <w:rFonts w:ascii="Calibri Light" w:hAnsi="Calibri Light" w:cs="Calibri Light"/>
-          <w:i/>
-          <w:iCs/>
-          <w:sz w:val="20"/>
-          <w:szCs w:val="20"/>
-        </w:rPr>
-        <w:t>201</w:t>
-      </w:r>
-      <w:r>
-        <w:rPr>
-          <w:rFonts w:ascii="Calibri Light" w:hAnsi="Calibri Light" w:cs="Calibri Light"/>
-          <w:i/>
-          <w:iCs/>
-          <w:sz w:val="20"/>
-          <w:szCs w:val="20"/>
-        </w:rPr>
-        <w:t>8</w:t>
-      </w:r>
-      <w:r>
-        <w:rPr>
-          <w:rFonts w:ascii="Calibri Light" w:hAnsi="Calibri Light" w:cs="Calibri Light"/>
-          <w:i/>
-          <w:iCs/>
-          <w:sz w:val="20"/>
-          <w:szCs w:val="20"/>
-        </w:rPr>
-        <w:t>.0</w:t>
-      </w:r>
-      <w:r>
-        <w:rPr>
-          <w:rFonts w:ascii="Calibri Light" w:hAnsi="Calibri Light" w:cs="Calibri Light"/>
-          <w:i/>
-          <w:iCs/>
-          <w:sz w:val="20"/>
-          <w:szCs w:val="20"/>
-        </w:rPr>
-        <w:t>8 ~ 2019.08</w:t>
-      </w:r>
-    </w:p>
-    <w:p>
-      <w:pPr>
-        <w:tabs>
-          <w:tab w:val="right" w:pos="8640"/>
-        </w:tabs>
-        <w:rPr>
-          <w:rFonts w:ascii="Calibri Light" w:hAnsi="Calibri Light" w:cs="Calibri Light"/>
-          <w:i/>
-          <w:iCs/>
-          <w:sz w:val="20"/>
-          <w:szCs w:val="20"/>
-        </w:rPr>
-      </w:pPr>
-      <w:r>
-        <w:rPr>
-          <w:rFonts w:ascii="Calibri Light" w:hAnsi="Calibri Light" w:cs="Calibri Light"/>
-          <w:i/>
-          <w:iCs/>
-          <w:sz w:val="20"/>
-          <w:szCs w:val="20"/>
-        </w:rPr>
-        <w:t>Seoul National University</w:t>
-      </w:r>
-    </w:p>
-    <w:p>
-      <w:pPr>
-        <w:tabs>
-          <w:tab w:val="right" w:pos="8640"/>
-        </w:tabs>
-        <w:rPr>
-          <w:rFonts w:ascii="Calibri Light" w:hAnsi="Calibri Light" w:cs="Calibri Light"/>
-          <w:sz w:val="22"/>
-          <w:szCs w:val="22"/>
-        </w:rPr>
-      </w:pPr>
-    </w:p>
-    <w:p>
-      <w:pPr>
-        <w:tabs>
-          <w:tab w:val="right" w:pos="8640"/>
-        </w:tabs>
-        <w:rPr>
-          <w:rFonts w:ascii="Calibri Light" w:hAnsi="Calibri Light" w:cs="Calibri Light"/>
-          <w:i/>
-          <w:iCs/>
-          <w:sz w:val="20"/>
-          <w:szCs w:val="20"/>
-        </w:rPr>
-      </w:pPr>
-      <w:r>
-        <w:rPr>
-          <w:rFonts w:ascii="Calibri Light" w:hAnsi="Calibri Light" w:cs="Calibri Light"/>
-          <w:b/>
-          <w:bCs/>
-          <w:sz w:val="22"/>
-          <w:szCs w:val="22"/>
-        </w:rPr>
-        <w:t xml:space="preserve">Superior Academic Performance undergraduate scholarship </w:t>
-      </w:r>
-      <w:r>
-        <w:rPr>
-          <w:rFonts w:ascii="Calibri Light" w:hAnsi="Calibri Light" w:cs="Calibri Light"/>
-          <w:sz w:val="22"/>
-          <w:szCs w:val="22"/>
-        </w:rPr>
-        <w:tab/>
-      </w:r>
-      <w:r>
-        <w:rPr>
-          <w:rFonts w:ascii="Calibri Light" w:hAnsi="Calibri Light" w:cs="Calibri Light"/>
-          <w:i/>
-          <w:iCs/>
-          <w:sz w:val="20"/>
-          <w:szCs w:val="20"/>
-        </w:rPr>
-        <w:t>2015.08 ~ 2017.12</w:t>
-      </w:r>
-    </w:p>
-    <w:p>
-      <w:pPr>
-        <w:tabs>
-          <w:tab w:val="right" w:pos="8640"/>
-        </w:tabs>
-        <w:rPr>
-          <w:rFonts w:ascii="Calibri Light" w:hAnsi="Calibri Light" w:cs="Calibri Light"/>
-          <w:i/>
-          <w:iCs/>
-          <w:sz w:val="20"/>
-          <w:szCs w:val="20"/>
-        </w:rPr>
-      </w:pPr>
-      <w:r>
-        <w:rPr>
-          <w:rFonts w:ascii="Calibri Light" w:hAnsi="Calibri Light" w:cs="Calibri Light"/>
-          <w:i/>
-          <w:iCs/>
-          <w:sz w:val="20"/>
-          <w:szCs w:val="20"/>
-        </w:rPr>
-        <w:t>Seoul National University</w:t>
-      </w:r>
-    </w:p>
-    <w:p>
-      <w:pPr>
-        <w:rPr>
-          <w:rFonts w:ascii="Lato" w:hAnsi="Lato"/>
-        </w:rPr>
-      </w:pPr>
-    </w:p>
-    <w:p>
-      <w:pPr>
-        <w:pStyle w:val="Heading1"/>
+        <w:t>a</w:t>
+      </w:r>
+      <w:r>
         <w:rPr>
           <w:rFonts w:ascii="Lato" w:hAnsi="Lato" w:cstheme="minorHAnsi"/>
           <w:sz w:val="26"/>
           <w:szCs w:val="26"/>
         </w:rPr>
-      </w:pPr>
-      <w:r>
+        <w:t>nd Awards</w:t>
+      </w:r>
+    </w:p>
+    <w:p>
+      <w:pPr>
+        <w:rPr>
+          <w:rFonts w:ascii="Lato" w:hAnsi="Lato" w:cstheme="minorHAnsi"/>
+        </w:rPr>
+      </w:pPr>
+    </w:p>
+    <w:p>
+      <w:pPr>
+        <w:tabs>
+          <w:tab w:val="right" w:pos="8640"/>
+        </w:tabs>
+        <w:rPr>
+          <w:rFonts w:ascii="Calibri Light" w:hAnsi="Calibri Light" w:cs="Calibri Light"/>
+          <w:i/>
+          <w:iCs/>
+          <w:sz w:val="20"/>
+          <w:szCs w:val="20"/>
+          <w:lang w:eastAsia="ko-KR"/>
+        </w:rPr>
+      </w:pPr>
+      <w:r>
+        <w:rPr>
+          <w:rFonts w:ascii="Calibri Light" w:hAnsi="Calibri Light" w:cs="Calibri Light"/>
+          <w:b/>
+          <w:bCs/>
+          <w:sz w:val="22"/>
+          <w:szCs w:val="22"/>
+        </w:rPr>
+        <w:t>SNU Graduate Scholarship for Basic Science Research</w:t>
+      </w:r>
+      <w:r>
+        <w:rPr>
+          <w:rFonts w:ascii="Calibri Light" w:hAnsi="Calibri Light" w:cs="Calibri Light"/>
+          <w:sz w:val="22"/>
+          <w:szCs w:val="22"/>
+        </w:rPr>
+        <w:tab/>
+      </w:r>
+      <w:r>
+        <w:rPr>
+          <w:rFonts w:ascii="Calibri Light" w:hAnsi="Calibri Light" w:cs="Calibri Light"/>
+          <w:i/>
+          <w:iCs/>
+          <w:sz w:val="20"/>
+          <w:szCs w:val="20"/>
+        </w:rPr>
+        <w:t xml:space="preserve">2020.03 ~ </w:t>
+      </w:r>
+      <w:r>
+        <w:rPr>
+          <w:rFonts w:ascii="Calibri Light" w:hAnsi="Calibri Light" w:cs="Calibri Light"/>
+          <w:i/>
+          <w:iCs/>
+          <w:sz w:val="20"/>
+          <w:szCs w:val="20"/>
+          <w:lang w:eastAsia="ko-KR"/>
+        </w:rPr>
+        <w:t>20</w:t>
+      </w:r>
+      <w:r>
+        <w:rPr>
+          <w:rFonts w:ascii="Calibri Light" w:hAnsi="Calibri Light" w:cs="Calibri Light"/>
+          <w:i/>
+          <w:iCs/>
+          <w:sz w:val="20"/>
+          <w:szCs w:val="20"/>
+          <w:lang w:eastAsia="ko-KR"/>
+        </w:rPr>
+        <w:t>21</w:t>
+      </w:r>
+      <w:r>
+        <w:rPr>
+          <w:rFonts w:ascii="Calibri Light" w:hAnsi="Calibri Light" w:cs="Calibri Light"/>
+          <w:i/>
+          <w:iCs/>
+          <w:sz w:val="20"/>
+          <w:szCs w:val="20"/>
+          <w:lang w:eastAsia="ko-KR"/>
+        </w:rPr>
+        <w:t>.02</w:t>
+      </w:r>
+    </w:p>
+    <w:p>
+      <w:pPr>
+        <w:tabs>
+          <w:tab w:val="right" w:pos="8640"/>
+        </w:tabs>
+        <w:rPr>
+          <w:rFonts w:ascii="Calibri Light" w:hAnsi="Calibri Light" w:cs="Calibri Light"/>
+          <w:i/>
+          <w:iCs/>
+          <w:sz w:val="20"/>
+          <w:szCs w:val="20"/>
+        </w:rPr>
+      </w:pPr>
+      <w:r>
+        <w:rPr>
+          <w:rFonts w:ascii="Calibri Light" w:hAnsi="Calibri Light" w:cs="Calibri Light"/>
+          <w:i/>
+          <w:iCs/>
+          <w:sz w:val="20"/>
+          <w:szCs w:val="20"/>
+        </w:rPr>
+        <w:t>Seoul National University</w:t>
+      </w:r>
+    </w:p>
+    <w:p>
+      <w:pPr>
+        <w:tabs>
+          <w:tab w:val="right" w:pos="8640"/>
+        </w:tabs>
+        <w:rPr>
+          <w:rFonts w:ascii="Calibri Light" w:hAnsi="Calibri Light" w:cs="Calibri Light"/>
+          <w:i/>
+          <w:iCs/>
+          <w:sz w:val="20"/>
+          <w:szCs w:val="20"/>
+        </w:rPr>
+      </w:pPr>
+      <w:r>
+        <w:rPr>
+          <w:rFonts w:ascii="Calibri Light" w:hAnsi="Calibri Light" w:cs="Calibri Light"/>
+          <w:i/>
+          <w:iCs/>
+          <w:sz w:val="20"/>
+          <w:szCs w:val="20"/>
+        </w:rPr>
+        <w:t>Stipend</w:t>
+      </w:r>
+      <w:r>
+        <w:rPr>
+          <w:rFonts w:ascii="Calibri Light" w:hAnsi="Calibri Light" w:cs="Calibri Light"/>
+          <w:i/>
+          <w:iCs/>
+          <w:sz w:val="20"/>
+          <w:szCs w:val="20"/>
+        </w:rPr>
+        <w:t>s</w:t>
+      </w:r>
+      <w:r>
+        <w:rPr>
+          <w:rFonts w:ascii="Calibri Light" w:hAnsi="Calibri Light" w:cs="Calibri Light"/>
+          <w:i/>
+          <w:iCs/>
+          <w:sz w:val="20"/>
+          <w:szCs w:val="20"/>
+        </w:rPr>
+        <w:t xml:space="preserve"> of $5000 each semester</w:t>
+      </w:r>
+    </w:p>
+    <w:p>
+      <w:pPr>
+        <w:tabs>
+          <w:tab w:val="right" w:pos="8640"/>
+        </w:tabs>
+        <w:rPr>
+          <w:rFonts w:ascii="Calibri Light" w:hAnsi="Calibri Light" w:cs="Calibri Light"/>
+          <w:b/>
+          <w:bCs/>
+          <w:sz w:val="22"/>
+          <w:szCs w:val="22"/>
+        </w:rPr>
+      </w:pPr>
+    </w:p>
+    <w:p>
+      <w:pPr>
+        <w:tabs>
+          <w:tab w:val="right" w:pos="8640"/>
+        </w:tabs>
+        <w:rPr>
+          <w:rFonts w:ascii="Calibri Light" w:hAnsi="Calibri Light" w:cs="Calibri Light"/>
+          <w:i/>
+          <w:iCs/>
+          <w:sz w:val="20"/>
+          <w:szCs w:val="20"/>
+        </w:rPr>
+      </w:pPr>
+      <w:r>
+        <w:rPr>
+          <w:rFonts w:ascii="Calibri Light" w:hAnsi="Calibri Light" w:cs="Calibri Light"/>
+          <w:b/>
+          <w:bCs/>
+          <w:sz w:val="22"/>
+          <w:szCs w:val="22"/>
+        </w:rPr>
+        <w:t>Graduation with honors (Summa cum laude)</w:t>
+      </w:r>
+      <w:r>
+        <w:rPr>
+          <w:rFonts w:ascii="Calibri Light" w:hAnsi="Calibri Light" w:cs="Calibri Light"/>
+          <w:sz w:val="22"/>
+          <w:szCs w:val="22"/>
+        </w:rPr>
+        <w:tab/>
+      </w:r>
+      <w:r>
+        <w:rPr>
+          <w:rFonts w:ascii="Calibri Light" w:hAnsi="Calibri Light" w:cs="Calibri Light"/>
+          <w:i/>
+          <w:iCs/>
+          <w:sz w:val="20"/>
+          <w:szCs w:val="20"/>
+        </w:rPr>
+        <w:t>2019</w:t>
+      </w:r>
+      <w:r>
+        <w:rPr>
+          <w:rFonts w:ascii="Calibri Light" w:hAnsi="Calibri Light" w:cs="Calibri Light"/>
+          <w:i/>
+          <w:iCs/>
+          <w:sz w:val="20"/>
+          <w:szCs w:val="20"/>
+        </w:rPr>
+        <w:t>.08</w:t>
+      </w:r>
+    </w:p>
+    <w:p>
+      <w:pPr>
+        <w:tabs>
+          <w:tab w:val="right" w:pos="8640"/>
+        </w:tabs>
+        <w:rPr>
+          <w:rFonts w:ascii="Calibri Light" w:hAnsi="Calibri Light" w:cs="Calibri Light"/>
+          <w:i/>
+          <w:iCs/>
+          <w:sz w:val="20"/>
+          <w:szCs w:val="20"/>
+        </w:rPr>
+      </w:pPr>
+      <w:r>
+        <w:rPr>
+          <w:rFonts w:ascii="Calibri Light" w:hAnsi="Calibri Light" w:cs="Calibri Light"/>
+          <w:i/>
+          <w:iCs/>
+          <w:sz w:val="20"/>
+          <w:szCs w:val="20"/>
+        </w:rPr>
+        <w:t>Seoul National University</w:t>
+      </w:r>
+    </w:p>
+    <w:p>
+      <w:pPr>
+        <w:tabs>
+          <w:tab w:val="right" w:pos="8640"/>
+        </w:tabs>
+        <w:rPr>
+          <w:rFonts w:ascii="Calibri Light" w:hAnsi="Calibri Light" w:cs="Calibri Light"/>
+          <w:sz w:val="22"/>
+          <w:szCs w:val="22"/>
+        </w:rPr>
+      </w:pPr>
+    </w:p>
+    <w:p>
+      <w:pPr>
+        <w:tabs>
+          <w:tab w:val="right" w:pos="8640"/>
+        </w:tabs>
+        <w:rPr>
+          <w:rFonts w:ascii="Calibri Light" w:hAnsi="Calibri Light" w:cs="Calibri Light"/>
+          <w:i/>
+          <w:iCs/>
+          <w:sz w:val="20"/>
+          <w:szCs w:val="20"/>
+        </w:rPr>
+      </w:pPr>
+      <w:r>
+        <w:rPr>
+          <w:rFonts w:ascii="Calibri Light" w:hAnsi="Calibri Light" w:cs="Calibri Light"/>
+          <w:b/>
+          <w:bCs/>
+          <w:sz w:val="22"/>
+          <w:szCs w:val="22"/>
+        </w:rPr>
+        <w:t xml:space="preserve">Poster </w:t>
+      </w:r>
+      <w:r>
+        <w:rPr>
+          <w:rFonts w:ascii="Calibri Light" w:hAnsi="Calibri Light" w:cs="Calibri Light"/>
+          <w:b/>
+          <w:bCs/>
+          <w:sz w:val="22"/>
+          <w:szCs w:val="22"/>
+        </w:rPr>
+        <w:t>A</w:t>
+      </w:r>
+      <w:r>
+        <w:rPr>
+          <w:rFonts w:ascii="Calibri Light" w:hAnsi="Calibri Light" w:cs="Calibri Light"/>
+          <w:b/>
+          <w:bCs/>
+          <w:sz w:val="22"/>
+          <w:szCs w:val="22"/>
+        </w:rPr>
+        <w:t xml:space="preserve">ward at </w:t>
+      </w:r>
+      <w:r>
+        <w:rPr>
+          <w:rFonts w:ascii="Calibri Light" w:hAnsi="Calibri Light" w:cs="Calibri Light"/>
+          <w:b/>
+          <w:bCs/>
+          <w:sz w:val="22"/>
+          <w:szCs w:val="22"/>
+        </w:rPr>
+        <w:t>Brain</w:t>
+      </w:r>
+      <w:r>
+        <w:rPr>
+          <w:rFonts w:ascii="Calibri Light" w:hAnsi="Calibri Light" w:cs="Calibri Light"/>
+          <w:b/>
+          <w:bCs/>
+          <w:sz w:val="22"/>
+          <w:szCs w:val="22"/>
+        </w:rPr>
+        <w:t>-</w:t>
+      </w:r>
+      <w:r>
+        <w:rPr>
+          <w:rFonts w:ascii="Calibri Light" w:hAnsi="Calibri Light" w:cs="Calibri Light"/>
+          <w:b/>
+          <w:bCs/>
+          <w:sz w:val="22"/>
+          <w:szCs w:val="22"/>
+        </w:rPr>
+        <w:t>Mind</w:t>
+      </w:r>
+      <w:r>
+        <w:rPr>
+          <w:rFonts w:ascii="Calibri Light" w:hAnsi="Calibri Light" w:cs="Calibri Light"/>
+          <w:b/>
+          <w:bCs/>
+          <w:sz w:val="22"/>
+          <w:szCs w:val="22"/>
+        </w:rPr>
+        <w:t>-</w:t>
+      </w:r>
+      <w:r>
+        <w:rPr>
+          <w:rFonts w:ascii="Calibri Light" w:hAnsi="Calibri Light" w:cs="Calibri Light"/>
+          <w:b/>
+          <w:bCs/>
+          <w:sz w:val="22"/>
+          <w:szCs w:val="22"/>
+        </w:rPr>
+        <w:t>Behavior poster presentation</w:t>
+      </w:r>
+      <w:r>
+        <w:rPr>
+          <w:rFonts w:ascii="Calibri Light" w:hAnsi="Calibri Light" w:cs="Calibri Light"/>
+          <w:sz w:val="22"/>
+          <w:szCs w:val="22"/>
+        </w:rPr>
+        <w:t xml:space="preserve"> </w:t>
+      </w:r>
+      <w:r>
+        <w:rPr>
+          <w:rFonts w:ascii="Calibri Light" w:hAnsi="Calibri Light" w:cs="Calibri Light"/>
+          <w:sz w:val="22"/>
+          <w:szCs w:val="22"/>
+        </w:rPr>
+        <w:tab/>
+      </w:r>
+      <w:r>
+        <w:rPr>
+          <w:rFonts w:ascii="Calibri Light" w:hAnsi="Calibri Light" w:cs="Calibri Light"/>
+          <w:i/>
+          <w:iCs/>
+          <w:sz w:val="20"/>
+          <w:szCs w:val="20"/>
+        </w:rPr>
+        <w:t>2018.12</w:t>
+      </w:r>
+    </w:p>
+    <w:p>
+      <w:pPr>
+        <w:tabs>
+          <w:tab w:val="right" w:pos="8640"/>
+        </w:tabs>
+        <w:rPr>
+          <w:rFonts w:ascii="Calibri Light" w:hAnsi="Calibri Light" w:cs="Calibri Light"/>
+          <w:i/>
+          <w:iCs/>
+          <w:sz w:val="20"/>
+          <w:szCs w:val="20"/>
+        </w:rPr>
+      </w:pPr>
+      <w:r>
+        <w:rPr>
+          <w:rFonts w:ascii="Calibri Light" w:hAnsi="Calibri Light" w:cs="Calibri Light"/>
+          <w:i/>
+          <w:iCs/>
+          <w:sz w:val="20"/>
+          <w:szCs w:val="20"/>
+        </w:rPr>
+        <w:t>Seoul National University</w:t>
+      </w:r>
+    </w:p>
+    <w:p>
+      <w:pPr>
+        <w:tabs>
+          <w:tab w:val="right" w:pos="8640"/>
+        </w:tabs>
+        <w:rPr>
+          <w:rFonts w:ascii="Calibri Light" w:hAnsi="Calibri Light" w:cs="Calibri Light"/>
+          <w:sz w:val="22"/>
+          <w:szCs w:val="22"/>
+        </w:rPr>
+      </w:pPr>
+    </w:p>
+    <w:p>
+      <w:pPr>
+        <w:tabs>
+          <w:tab w:val="right" w:pos="8640"/>
+        </w:tabs>
+        <w:rPr>
+          <w:rFonts w:ascii="Calibri Light" w:hAnsi="Calibri Light" w:cs="Calibri Light"/>
+          <w:i/>
+          <w:iCs/>
+          <w:sz w:val="20"/>
+          <w:szCs w:val="20"/>
+        </w:rPr>
+      </w:pPr>
+      <w:r>
+        <w:rPr>
+          <w:rFonts w:ascii="Calibri Light" w:hAnsi="Calibri Light" w:cs="Calibri Light"/>
+          <w:b/>
+          <w:bCs/>
+          <w:sz w:val="22"/>
+          <w:szCs w:val="22"/>
+        </w:rPr>
+        <w:t>Superior Academic Performance undergraduate scholarship</w:t>
+      </w:r>
+      <w:r>
+        <w:rPr>
+          <w:rFonts w:ascii="Calibri Light" w:hAnsi="Calibri Light" w:cs="Calibri Light"/>
+          <w:sz w:val="22"/>
+          <w:szCs w:val="22"/>
+        </w:rPr>
+        <w:t xml:space="preserve"> </w:t>
+      </w:r>
+      <w:r>
+        <w:rPr>
+          <w:rFonts w:ascii="Calibri Light" w:hAnsi="Calibri Light" w:cs="Calibri Light"/>
+          <w:sz w:val="22"/>
+          <w:szCs w:val="22"/>
+        </w:rPr>
+        <w:tab/>
+      </w:r>
+      <w:r>
+        <w:rPr>
+          <w:rFonts w:ascii="Calibri Light" w:hAnsi="Calibri Light" w:cs="Calibri Light"/>
+          <w:i/>
+          <w:iCs/>
+          <w:sz w:val="20"/>
+          <w:szCs w:val="20"/>
+        </w:rPr>
+        <w:t>201</w:t>
+      </w:r>
+      <w:r>
+        <w:rPr>
+          <w:rFonts w:ascii="Calibri Light" w:hAnsi="Calibri Light" w:cs="Calibri Light"/>
+          <w:i/>
+          <w:iCs/>
+          <w:sz w:val="20"/>
+          <w:szCs w:val="20"/>
+        </w:rPr>
+        <w:t>8</w:t>
+      </w:r>
+      <w:r>
+        <w:rPr>
+          <w:rFonts w:ascii="Calibri Light" w:hAnsi="Calibri Light" w:cs="Calibri Light"/>
+          <w:i/>
+          <w:iCs/>
+          <w:sz w:val="20"/>
+          <w:szCs w:val="20"/>
+        </w:rPr>
+        <w:t>.0</w:t>
+      </w:r>
+      <w:r>
+        <w:rPr>
+          <w:rFonts w:ascii="Calibri Light" w:hAnsi="Calibri Light" w:cs="Calibri Light"/>
+          <w:i/>
+          <w:iCs/>
+          <w:sz w:val="20"/>
+          <w:szCs w:val="20"/>
+        </w:rPr>
+        <w:t>8 ~ 2019.08</w:t>
+      </w:r>
+    </w:p>
+    <w:p>
+      <w:pPr>
+        <w:tabs>
+          <w:tab w:val="right" w:pos="8640"/>
+        </w:tabs>
+        <w:rPr>
+          <w:rFonts w:ascii="Calibri Light" w:hAnsi="Calibri Light" w:cs="Calibri Light"/>
+          <w:i/>
+          <w:iCs/>
+          <w:sz w:val="20"/>
+          <w:szCs w:val="20"/>
+        </w:rPr>
+      </w:pPr>
+      <w:r>
+        <w:rPr>
+          <w:rFonts w:ascii="Calibri Light" w:hAnsi="Calibri Light" w:cs="Calibri Light"/>
+          <w:i/>
+          <w:iCs/>
+          <w:sz w:val="20"/>
+          <w:szCs w:val="20"/>
+        </w:rPr>
+        <w:t>Seoul National University</w:t>
+      </w:r>
+    </w:p>
+    <w:p>
+      <w:pPr>
+        <w:tabs>
+          <w:tab w:val="right" w:pos="8640"/>
+        </w:tabs>
+        <w:rPr>
+          <w:rFonts w:ascii="Calibri Light" w:hAnsi="Calibri Light" w:cs="Calibri Light"/>
+          <w:sz w:val="22"/>
+          <w:szCs w:val="22"/>
+        </w:rPr>
+      </w:pPr>
+    </w:p>
+    <w:p>
+      <w:pPr>
+        <w:tabs>
+          <w:tab w:val="right" w:pos="8640"/>
+        </w:tabs>
+        <w:rPr>
+          <w:rFonts w:ascii="Calibri Light" w:hAnsi="Calibri Light" w:cs="Calibri Light"/>
+          <w:i/>
+          <w:iCs/>
+          <w:sz w:val="20"/>
+          <w:szCs w:val="20"/>
+        </w:rPr>
+      </w:pPr>
+      <w:r>
+        <w:rPr>
+          <w:rFonts w:ascii="Calibri Light" w:hAnsi="Calibri Light" w:cs="Calibri Light"/>
+          <w:b/>
+          <w:bCs/>
+          <w:sz w:val="22"/>
+          <w:szCs w:val="22"/>
+        </w:rPr>
+        <w:t xml:space="preserve">Superior Academic Performance undergraduate scholarship </w:t>
+      </w:r>
+      <w:r>
+        <w:rPr>
+          <w:rFonts w:ascii="Calibri Light" w:hAnsi="Calibri Light" w:cs="Calibri Light"/>
+          <w:sz w:val="22"/>
+          <w:szCs w:val="22"/>
+        </w:rPr>
+        <w:tab/>
+      </w:r>
+      <w:r>
+        <w:rPr>
+          <w:rFonts w:ascii="Calibri Light" w:hAnsi="Calibri Light" w:cs="Calibri Light"/>
+          <w:i/>
+          <w:iCs/>
+          <w:sz w:val="20"/>
+          <w:szCs w:val="20"/>
+        </w:rPr>
+        <w:t>2015.08 ~ 2017.12</w:t>
+      </w:r>
+    </w:p>
+    <w:p>
+      <w:pPr>
+        <w:tabs>
+          <w:tab w:val="right" w:pos="8640"/>
+        </w:tabs>
+        <w:rPr>
+          <w:rFonts w:ascii="Calibri Light" w:hAnsi="Calibri Light" w:cs="Calibri Light"/>
+          <w:i/>
+          <w:iCs/>
+          <w:sz w:val="20"/>
+          <w:szCs w:val="20"/>
+        </w:rPr>
+      </w:pPr>
+      <w:r>
+        <w:rPr>
+          <w:rFonts w:ascii="Calibri Light" w:hAnsi="Calibri Light" w:cs="Calibri Light"/>
+          <w:i/>
+          <w:iCs/>
+          <w:sz w:val="20"/>
+          <w:szCs w:val="20"/>
+        </w:rPr>
+        <w:t>Seoul National University</w:t>
+      </w:r>
+    </w:p>
+    <w:p>
+      <w:pPr>
+        <w:rPr>
+          <w:rFonts w:ascii="Lato" w:hAnsi="Lato"/>
+        </w:rPr>
+      </w:pPr>
+    </w:p>
+    <w:p>
+      <w:pPr>
+        <w:pStyle w:val="Heading1"/>
         <w:rPr>
           <w:rFonts w:ascii="Lato" w:hAnsi="Lato" w:cstheme="minorHAnsi"/>
           <w:sz w:val="26"/>
           <w:szCs w:val="26"/>
         </w:rPr>
-        <w:t>Skills</w:t>
-      </w:r>
-    </w:p>
-    <w:p>
-      <w:pPr>
-        <w:rPr>
-          <w:rFonts w:ascii="Lato" w:hAnsi="Lato" w:cstheme="minorHAnsi"/>
-        </w:rPr>
-      </w:pPr>
-    </w:p>
-    <w:p>
-      <w:pPr>
-        <w:rPr>
-          <w:rFonts w:ascii="Calibri Light" w:hAnsi="Calibri Light" w:cs="Calibri Light"/>
-          <w:sz w:val="22"/>
-          <w:szCs w:val="22"/>
-        </w:rPr>
-      </w:pPr>
-      <w:r>
-        <w:rPr>
-          <w:rFonts w:ascii="Calibri Light" w:hAnsi="Calibri Light" w:cs="Calibri Light"/>
-          <w:b/>
-          <w:bCs/>
-          <w:sz w:val="22"/>
-          <w:szCs w:val="22"/>
-        </w:rPr>
-        <w:t>Analysis</w:t>
-      </w:r>
-      <w:r>
-        <w:rPr>
-          <w:rFonts w:ascii="Calibri Light" w:hAnsi="Calibri Light" w:cs="Calibri Light"/>
-          <w:b/>
-          <w:bCs/>
-          <w:sz w:val="22"/>
-          <w:szCs w:val="22"/>
-        </w:rPr>
-        <w:t>:</w:t>
-      </w:r>
-      <w:r>
-        <w:rPr>
-          <w:rFonts w:ascii="Calibri Light" w:hAnsi="Calibri Light" w:cs="Calibri Light"/>
-          <w:sz w:val="22"/>
-          <w:szCs w:val="22"/>
-        </w:rPr>
-        <w:t xml:space="preserve"> </w:t>
-      </w:r>
-      <w:r>
-        <w:rPr>
-          <w:rFonts w:ascii="Calibri Light" w:hAnsi="Calibri Light" w:cs="Calibri Light"/>
-          <w:sz w:val="22"/>
-          <w:szCs w:val="22"/>
-        </w:rPr>
-        <w:t>Py</w:t>
-      </w:r>
-      <w:r>
-        <w:rPr>
-          <w:rFonts w:ascii="Calibri Light" w:hAnsi="Calibri Light" w:cs="Calibri Light"/>
-          <w:sz w:val="22"/>
-          <w:szCs w:val="22"/>
-        </w:rPr>
-        <w:t>t</w:t>
-      </w:r>
-      <w:r>
-        <w:rPr>
-          <w:rFonts w:ascii="Calibri Light" w:hAnsi="Calibri Light" w:cs="Calibri Light"/>
-          <w:sz w:val="22"/>
-          <w:szCs w:val="22"/>
-        </w:rPr>
-        <w:t xml:space="preserve">hon, </w:t>
-      </w:r>
-      <w:r>
-        <w:rPr>
-          <w:rFonts w:ascii="Calibri Light" w:hAnsi="Calibri Light" w:cs="Calibri Light"/>
-          <w:sz w:val="22"/>
-          <w:szCs w:val="22"/>
-        </w:rPr>
-        <w:t xml:space="preserve">R, </w:t>
-      </w:r>
-      <w:r>
-        <w:rPr>
-          <w:rFonts w:ascii="Calibri Light" w:hAnsi="Calibri Light" w:cs="Calibri Light"/>
-          <w:sz w:val="22"/>
-          <w:szCs w:val="22"/>
-        </w:rPr>
-        <w:t xml:space="preserve">Stan, </w:t>
-      </w:r>
-      <w:r>
-        <w:rPr>
-          <w:rFonts w:ascii="Calibri Light" w:hAnsi="Calibri Light" w:cs="Calibri Light"/>
-          <w:sz w:val="22"/>
-          <w:szCs w:val="22"/>
-        </w:rPr>
-        <w:t>M</w:t>
-      </w:r>
-      <w:r>
-        <w:rPr>
-          <w:rFonts w:ascii="Calibri Light" w:hAnsi="Calibri Light" w:cs="Calibri Light"/>
-          <w:sz w:val="22"/>
-          <w:szCs w:val="22"/>
-        </w:rPr>
-        <w:t>atlab</w:t>
-      </w:r>
-    </w:p>
-    <w:p>
-      <w:pPr>
-        <w:rPr>
-          <w:rFonts w:ascii="Calibri Light" w:hAnsi="Calibri Light" w:cs="Calibri Light"/>
-          <w:sz w:val="22"/>
-          <w:szCs w:val="22"/>
-        </w:rPr>
-      </w:pPr>
-    </w:p>
-    <w:p>
-      <w:pPr>
-        <w:rPr>
-          <w:rFonts w:ascii="Calibri Light" w:hAnsi="Calibri Light" w:cs="Calibri Light"/>
-          <w:sz w:val="22"/>
-          <w:szCs w:val="22"/>
-        </w:rPr>
-      </w:pPr>
-      <w:r>
-        <w:rPr>
-          <w:rFonts w:ascii="Calibri Light" w:hAnsi="Calibri Light" w:cs="Calibri Light"/>
-          <w:b/>
-          <w:bCs/>
-          <w:sz w:val="22"/>
-          <w:szCs w:val="22"/>
-        </w:rPr>
-        <w:t>Database</w:t>
-      </w:r>
-      <w:r>
-        <w:rPr>
-          <w:rFonts w:ascii="Calibri Light" w:hAnsi="Calibri Light" w:cs="Calibri Light"/>
-          <w:b/>
-          <w:bCs/>
-          <w:sz w:val="22"/>
-          <w:szCs w:val="22"/>
-        </w:rPr>
-        <w:t>:</w:t>
-      </w:r>
-      <w:r>
-        <w:rPr>
-          <w:rFonts w:ascii="Calibri Light" w:hAnsi="Calibri Light" w:cs="Calibri Light"/>
-          <w:sz w:val="22"/>
-          <w:szCs w:val="22"/>
-        </w:rPr>
-        <w:t xml:space="preserve"> </w:t>
-      </w:r>
-      <w:r>
-        <w:rPr>
-          <w:rFonts w:ascii="Calibri Light" w:hAnsi="Calibri Light" w:cs="Calibri Light"/>
-          <w:sz w:val="22"/>
-          <w:szCs w:val="22"/>
-        </w:rPr>
-        <w:t>RDBMS (PostgreSQL), Neo4J</w:t>
-      </w:r>
-    </w:p>
-    <w:p>
-      <w:pPr>
-        <w:rPr>
-          <w:rFonts w:ascii="Calibri Light" w:hAnsi="Calibri Light" w:cs="Calibri Light"/>
-          <w:b/>
-          <w:bCs/>
-          <w:sz w:val="22"/>
-          <w:szCs w:val="22"/>
-        </w:rPr>
-      </w:pPr>
-    </w:p>
-    <w:p>
-      <w:pPr>
-        <w:rPr>
-          <w:rFonts w:ascii="Calibri Light" w:hAnsi="Calibri Light" w:cs="Calibri Light"/>
-          <w:sz w:val="22"/>
-          <w:szCs w:val="22"/>
-        </w:rPr>
-      </w:pPr>
-      <w:r>
-        <w:rPr>
-          <w:rFonts w:ascii="Calibri Light" w:hAnsi="Calibri Light" w:cs="Calibri Light"/>
-          <w:b/>
-          <w:bCs/>
-          <w:sz w:val="22"/>
-          <w:szCs w:val="22"/>
-        </w:rPr>
-        <w:t>Neuroimaging:</w:t>
-      </w:r>
-      <w:r>
-        <w:rPr>
-          <w:rFonts w:ascii="Calibri Light" w:hAnsi="Calibri Light" w:cs="Calibri Light"/>
-          <w:sz w:val="22"/>
-          <w:szCs w:val="22"/>
-        </w:rPr>
-        <w:t xml:space="preserve"> SPM, </w:t>
-      </w:r>
-      <w:r>
-        <w:rPr>
-          <w:rFonts w:ascii="Calibri Light" w:hAnsi="Calibri Light" w:cs="Calibri Light"/>
-          <w:sz w:val="22"/>
-          <w:szCs w:val="22"/>
-        </w:rPr>
-        <w:t>N</w:t>
-      </w:r>
-      <w:r>
-        <w:rPr>
-          <w:rFonts w:ascii="Calibri Light" w:hAnsi="Calibri Light" w:cs="Calibri Light"/>
-          <w:sz w:val="22"/>
-          <w:szCs w:val="22"/>
-        </w:rPr>
-        <w:t xml:space="preserve">ilearn </w:t>
-      </w:r>
-    </w:p>
-    <w:p>
-      <w:pPr>
-        <w:rPr>
-          <w:rFonts w:ascii="Calibri Light" w:hAnsi="Calibri Light" w:cs="Calibri Light"/>
-          <w:sz w:val="22"/>
-          <w:szCs w:val="22"/>
-          <w:lang w:eastAsia="ko-KR"/>
-        </w:rPr>
-      </w:pPr>
-    </w:p>
-    <w:p>
-      <w:pPr>
-        <w:spacing w:line="360" w:lineRule="auto"/>
-        <w:rPr>
-          <w:rFonts w:ascii="Calibri Light" w:hAnsi="Calibri Light" w:cs="Calibri Light"/>
-          <w:sz w:val="22"/>
-          <w:szCs w:val="22"/>
-        </w:rPr>
-      </w:pPr>
-      <w:r>
-        <w:rPr>
-          <w:rFonts w:ascii="Calibri Light" w:hAnsi="Calibri Light" w:cs="Calibri Light"/>
-          <w:b/>
-          <w:bCs/>
-          <w:sz w:val="22"/>
-          <w:szCs w:val="22"/>
-        </w:rPr>
-        <w:t>Languages</w:t>
-      </w:r>
-      <w:r>
-        <w:rPr>
-          <w:rFonts w:ascii="Calibri Light" w:hAnsi="Calibri Light" w:cs="Calibri Light"/>
-          <w:b/>
-          <w:bCs/>
-          <w:sz w:val="22"/>
-          <w:szCs w:val="22"/>
-        </w:rPr>
-        <w:t xml:space="preserve">: </w:t>
-      </w:r>
-      <w:r>
-        <w:rPr>
-          <w:rFonts w:ascii="Calibri Light" w:hAnsi="Calibri Light" w:cs="Calibri Light"/>
-          <w:sz w:val="22"/>
-          <w:szCs w:val="22"/>
-        </w:rPr>
-        <w:t>Korean</w:t>
-      </w:r>
-      <w:r>
-        <w:rPr>
-          <w:rFonts w:ascii="Calibri Light" w:hAnsi="Calibri Light" w:cs="Calibri Light"/>
-          <w:sz w:val="22"/>
-          <w:szCs w:val="22"/>
-        </w:rPr>
-        <w:t xml:space="preserve"> </w:t>
-      </w:r>
-      <w:r>
-        <w:rPr>
-          <w:rFonts w:ascii="Calibri Light" w:hAnsi="Calibri Light" w:cs="Calibri Light"/>
-          <w:sz w:val="22"/>
-          <w:szCs w:val="22"/>
-        </w:rPr>
-        <w:t>(Native), English</w:t>
-      </w:r>
-    </w:p>
-    <w:p>
-      <w:pPr>
-        <w:pStyle w:val="Heading1"/>
+      </w:pPr>
+      <w:r>
         <w:rPr>
           <w:rFonts w:ascii="Lato" w:hAnsi="Lato" w:cstheme="minorHAnsi"/>
           <w:sz w:val="26"/>
           <w:szCs w:val="26"/>
         </w:rPr>
-      </w:pPr>
-      <w:r>
+        <w:t>Skills</w:t>
+      </w:r>
+    </w:p>
+    <w:p>
+      <w:pPr>
+        <w:rPr>
+          <w:rFonts w:ascii="Lato" w:hAnsi="Lato" w:cstheme="minorHAnsi"/>
+        </w:rPr>
+      </w:pPr>
+    </w:p>
+    <w:p>
+      <w:pPr>
+        <w:rPr>
+          <w:rFonts w:ascii="Calibri Light" w:hAnsi="Calibri Light" w:cs="Calibri Light"/>
+          <w:sz w:val="22"/>
+          <w:szCs w:val="22"/>
+        </w:rPr>
+      </w:pPr>
+      <w:r>
+        <w:rPr>
+          <w:rFonts w:ascii="Calibri Light" w:hAnsi="Calibri Light" w:cs="Calibri Light"/>
+          <w:b/>
+          <w:bCs/>
+          <w:sz w:val="22"/>
+          <w:szCs w:val="22"/>
+        </w:rPr>
+        <w:t>Analysis</w:t>
+      </w:r>
+      <w:r>
+        <w:rPr>
+          <w:rFonts w:ascii="Calibri Light" w:hAnsi="Calibri Light" w:cs="Calibri Light"/>
+          <w:b/>
+          <w:bCs/>
+          <w:sz w:val="22"/>
+          <w:szCs w:val="22"/>
+        </w:rPr>
+        <w:t>:</w:t>
+      </w:r>
+      <w:r>
+        <w:rPr>
+          <w:rFonts w:ascii="Calibri Light" w:hAnsi="Calibri Light" w:cs="Calibri Light"/>
+          <w:sz w:val="22"/>
+          <w:szCs w:val="22"/>
+        </w:rPr>
+        <w:t xml:space="preserve"> </w:t>
+      </w:r>
+      <w:r>
+        <w:rPr>
+          <w:rFonts w:ascii="Calibri Light" w:hAnsi="Calibri Light" w:cs="Calibri Light"/>
+          <w:sz w:val="22"/>
+          <w:szCs w:val="22"/>
+        </w:rPr>
+        <w:t>Py</w:t>
+      </w:r>
+      <w:r>
+        <w:rPr>
+          <w:rFonts w:ascii="Calibri Light" w:hAnsi="Calibri Light" w:cs="Calibri Light"/>
+          <w:sz w:val="22"/>
+          <w:szCs w:val="22"/>
+        </w:rPr>
+        <w:t>t</w:t>
+      </w:r>
+      <w:r>
+        <w:rPr>
+          <w:rFonts w:ascii="Calibri Light" w:hAnsi="Calibri Light" w:cs="Calibri Light"/>
+          <w:sz w:val="22"/>
+          <w:szCs w:val="22"/>
+        </w:rPr>
+        <w:t xml:space="preserve">hon, </w:t>
+      </w:r>
+      <w:r>
+        <w:rPr>
+          <w:rFonts w:ascii="Calibri Light" w:hAnsi="Calibri Light" w:cs="Calibri Light"/>
+          <w:sz w:val="22"/>
+          <w:szCs w:val="22"/>
+        </w:rPr>
+        <w:t xml:space="preserve">R, </w:t>
+      </w:r>
+      <w:r>
+        <w:rPr>
+          <w:rFonts w:ascii="Calibri Light" w:hAnsi="Calibri Light" w:cs="Calibri Light"/>
+          <w:sz w:val="22"/>
+          <w:szCs w:val="22"/>
+        </w:rPr>
+        <w:t xml:space="preserve">Stan, </w:t>
+      </w:r>
+      <w:proofErr w:type="spellStart"/>
+      <w:r>
+        <w:rPr>
+          <w:rFonts w:ascii="Calibri Light" w:hAnsi="Calibri Light" w:cs="Calibri Light"/>
+          <w:sz w:val="22"/>
+          <w:szCs w:val="22"/>
+        </w:rPr>
+        <w:t>M</w:t>
+      </w:r>
+      <w:r>
+        <w:rPr>
+          <w:rFonts w:ascii="Calibri Light" w:hAnsi="Calibri Light" w:cs="Calibri Light"/>
+          <w:sz w:val="22"/>
+          <w:szCs w:val="22"/>
+        </w:rPr>
+        <w:t>atlab</w:t>
+      </w:r>
+      <w:proofErr w:type="spellEnd"/>
+    </w:p>
+    <w:p>
+      <w:pPr>
+        <w:rPr>
+          <w:rFonts w:ascii="Calibri Light" w:hAnsi="Calibri Light" w:cs="Calibri Light"/>
+          <w:sz w:val="22"/>
+          <w:szCs w:val="22"/>
+        </w:rPr>
+      </w:pPr>
+    </w:p>
+    <w:p>
+      <w:pPr>
+        <w:rPr>
+          <w:rFonts w:ascii="Calibri Light" w:hAnsi="Calibri Light" w:cs="Calibri Light"/>
+          <w:sz w:val="22"/>
+          <w:szCs w:val="22"/>
+        </w:rPr>
+      </w:pPr>
+      <w:r>
+        <w:rPr>
+          <w:rFonts w:ascii="Calibri Light" w:hAnsi="Calibri Light" w:cs="Calibri Light"/>
+          <w:b/>
+          <w:bCs/>
+          <w:sz w:val="22"/>
+          <w:szCs w:val="22"/>
+        </w:rPr>
+        <w:t>Database</w:t>
+      </w:r>
+      <w:r>
+        <w:rPr>
+          <w:rFonts w:ascii="Calibri Light" w:hAnsi="Calibri Light" w:cs="Calibri Light"/>
+          <w:b/>
+          <w:bCs/>
+          <w:sz w:val="22"/>
+          <w:szCs w:val="22"/>
+        </w:rPr>
+        <w:t>:</w:t>
+      </w:r>
+      <w:r>
+        <w:rPr>
+          <w:rFonts w:ascii="Calibri Light" w:hAnsi="Calibri Light" w:cs="Calibri Light"/>
+          <w:sz w:val="22"/>
+          <w:szCs w:val="22"/>
+        </w:rPr>
+        <w:t xml:space="preserve"> </w:t>
+      </w:r>
+      <w:r>
+        <w:rPr>
+          <w:rFonts w:ascii="Calibri Light" w:hAnsi="Calibri Light" w:cs="Calibri Light"/>
+          <w:sz w:val="22"/>
+          <w:szCs w:val="22"/>
+        </w:rPr>
+        <w:t>RDBMS (PostgreSQL), Neo4J</w:t>
+      </w:r>
+    </w:p>
+    <w:p>
+      <w:pPr>
+        <w:rPr>
+          <w:rFonts w:ascii="Calibri Light" w:hAnsi="Calibri Light" w:cs="Calibri Light"/>
+          <w:b/>
+          <w:bCs/>
+          <w:sz w:val="22"/>
+          <w:szCs w:val="22"/>
+        </w:rPr>
+      </w:pPr>
+    </w:p>
+    <w:p>
+      <w:pPr>
+        <w:rPr>
+          <w:rFonts w:ascii="Calibri Light" w:hAnsi="Calibri Light" w:cs="Calibri Light"/>
+          <w:sz w:val="22"/>
+          <w:szCs w:val="22"/>
+        </w:rPr>
+      </w:pPr>
+      <w:r>
+        <w:rPr>
+          <w:rFonts w:ascii="Calibri Light" w:hAnsi="Calibri Light" w:cs="Calibri Light"/>
+          <w:b/>
+          <w:bCs/>
+          <w:sz w:val="22"/>
+          <w:szCs w:val="22"/>
+        </w:rPr>
+        <w:t>Neuroimaging:</w:t>
+      </w:r>
+      <w:r>
+        <w:rPr>
+          <w:rFonts w:ascii="Calibri Light" w:hAnsi="Calibri Light" w:cs="Calibri Light"/>
+          <w:sz w:val="22"/>
+          <w:szCs w:val="22"/>
+        </w:rPr>
+        <w:t xml:space="preserve"> SPM, </w:t>
+      </w:r>
+      <w:proofErr w:type="spellStart"/>
+      <w:r>
+        <w:rPr>
+          <w:rFonts w:ascii="Calibri Light" w:hAnsi="Calibri Light" w:cs="Calibri Light"/>
+          <w:sz w:val="22"/>
+          <w:szCs w:val="22"/>
+        </w:rPr>
+        <w:t>N</w:t>
+      </w:r>
+      <w:r>
+        <w:rPr>
+          <w:rFonts w:ascii="Calibri Light" w:hAnsi="Calibri Light" w:cs="Calibri Light"/>
+          <w:sz w:val="22"/>
+          <w:szCs w:val="22"/>
+        </w:rPr>
+        <w:t>ilearn</w:t>
+      </w:r>
+      <w:proofErr w:type="spellEnd"/>
+      <w:r>
+        <w:rPr>
+          <w:rFonts w:ascii="Calibri Light" w:hAnsi="Calibri Light" w:cs="Calibri Light"/>
+          <w:sz w:val="22"/>
+          <w:szCs w:val="22"/>
+        </w:rPr>
+        <w:t xml:space="preserve"> </w:t>
+      </w:r>
+    </w:p>
+    <w:p>
+      <w:pPr>
+        <w:rPr>
+          <w:rFonts w:ascii="Calibri Light" w:hAnsi="Calibri Light" w:cs="Calibri Light"/>
+          <w:sz w:val="22"/>
+          <w:szCs w:val="22"/>
+          <w:lang w:eastAsia="ko-KR"/>
+        </w:rPr>
+      </w:pPr>
+    </w:p>
+    <w:p>
+      <w:pPr>
+        <w:spacing w:line="360" w:lineRule="auto"/>
+        <w:rPr>
+          <w:rFonts w:ascii="Calibri Light" w:hAnsi="Calibri Light" w:cs="Calibri Light"/>
+          <w:sz w:val="22"/>
+          <w:szCs w:val="22"/>
+        </w:rPr>
+      </w:pPr>
+      <w:r>
+        <w:rPr>
+          <w:rFonts w:ascii="Calibri Light" w:hAnsi="Calibri Light" w:cs="Calibri Light"/>
+          <w:b/>
+          <w:bCs/>
+          <w:sz w:val="22"/>
+          <w:szCs w:val="22"/>
+        </w:rPr>
+        <w:t>Languages</w:t>
+      </w:r>
+      <w:r>
+        <w:rPr>
+          <w:rFonts w:ascii="Calibri Light" w:hAnsi="Calibri Light" w:cs="Calibri Light"/>
+          <w:b/>
+          <w:bCs/>
+          <w:sz w:val="22"/>
+          <w:szCs w:val="22"/>
+        </w:rPr>
+        <w:t xml:space="preserve">: </w:t>
+      </w:r>
+      <w:r>
+        <w:rPr>
+          <w:rFonts w:ascii="Calibri Light" w:hAnsi="Calibri Light" w:cs="Calibri Light"/>
+          <w:sz w:val="22"/>
+          <w:szCs w:val="22"/>
+        </w:rPr>
+        <w:t>Korean</w:t>
+      </w:r>
+      <w:r>
+        <w:rPr>
+          <w:rFonts w:ascii="Calibri Light" w:hAnsi="Calibri Light" w:cs="Calibri Light"/>
+          <w:sz w:val="22"/>
+          <w:szCs w:val="22"/>
+        </w:rPr>
+        <w:t xml:space="preserve"> </w:t>
+      </w:r>
+      <w:r>
+        <w:rPr>
+          <w:rFonts w:ascii="Calibri Light" w:hAnsi="Calibri Light" w:cs="Calibri Light"/>
+          <w:sz w:val="22"/>
+          <w:szCs w:val="22"/>
+        </w:rPr>
+        <w:t>(Native), English</w:t>
+      </w:r>
+    </w:p>
+    <w:p>
+      <w:pPr>
+        <w:pStyle w:val="Heading1"/>
         <w:rPr>
           <w:rFonts w:ascii="Lato" w:hAnsi="Lato" w:cstheme="minorHAnsi"/>
           <w:sz w:val="26"/>
           <w:szCs w:val="26"/>
         </w:rPr>
+      </w:pPr>
+      <w:r>
+        <w:rPr>
+          <w:rFonts w:ascii="Lato" w:hAnsi="Lato" w:cstheme="minorHAnsi"/>
+          <w:sz w:val="26"/>
+          <w:szCs w:val="26"/>
+        </w:rPr>
         <w:t>References</w:t>
       </w:r>
     </w:p>
@@ -5323,8 +5931,20 @@
           <w:sz w:val="22"/>
           <w:szCs w:val="22"/>
         </w:rPr>
-        <w:t>Professor Woo-Young Ahn</w:t>
-      </w:r>
+        <w:t xml:space="preserve">Professor Woo-Young </w:t>
+      </w:r>
+      <w:proofErr w:type="spellStart"/>
+      <w:r>
+        <w:rPr>
+          <w:rFonts w:ascii="Calibri Light" w:hAnsi="Calibri Light" w:cs="Calibri Light"/>
+          <w:b/>
+          <w:bCs/>
+          <w:sz w:val="22"/>
+          <w:szCs w:val="22"/>
+        </w:rPr>
+        <w:t>Ahn</w:t>
+      </w:r>
+      <w:proofErr w:type="spellEnd"/>
     </w:p>
     <w:p>
       <w:pPr>

--- a/files/CV_minakwon.docx
+++ b/files/CV_minakwon.docx
@@ -1744,7 +1744,152 @@
           <w:sz w:val="22"/>
           <w:lang w:eastAsia="ko-KR"/>
         </w:rPr>
-        <w:t xml:space="preserve">Shared and Distinct Neurocognitive </w:t>
+        <w:t>Neural correlates of goal-directed control in internet gaming disorder and alcohol use disorder</w:t>
+      </w:r>
+      <w:r>
+        <w:rPr>
+          <w:rFonts w:ascii="Calibri Light" w:hAnsi="Calibri Light" w:cs="Calibri Light"/>
+          <w:sz w:val="22"/>
+          <w:lang w:eastAsia="ko-KR"/>
+        </w:rPr>
+        <w:t xml:space="preserve">, </w:t>
+      </w:r>
+      <w:r>
+        <w:rPr>
+          <w:rFonts w:ascii="Calibri Light" w:hAnsi="Calibri Light" w:cs="Calibri Light"/>
+          <w:i/>
+          <w:iCs/>
+          <w:sz w:val="22"/>
+          <w:lang w:eastAsia="ko-KR"/>
+        </w:rPr>
+        <w:t>presented</w:t>
+      </w:r>
+      <w:r>
+        <w:rPr>
+          <w:rFonts w:ascii="Calibri Light" w:hAnsi="Calibri Light" w:cs="Calibri Light"/>
+          <w:i/>
+          <w:iCs/>
+          <w:sz w:val="22"/>
+          <w:lang w:eastAsia="ko-KR"/>
+        </w:rPr>
+        <w:t xml:space="preserve"> </w:t>
+      </w:r>
+      <w:r>
+        <w:rPr>
+          <w:rFonts w:ascii="Calibri Light" w:hAnsi="Calibri Light" w:cs="Calibri Light"/>
+          <w:i/>
+          <w:iCs/>
+          <w:sz w:val="22"/>
+          <w:lang w:eastAsia="ko-KR"/>
+        </w:rPr>
+        <w:t xml:space="preserve">at </w:t>
+      </w:r>
+      <w:r>
+        <w:rPr>
+          <w:rFonts w:ascii="Calibri Light" w:hAnsi="Calibri Light" w:cs="Calibri Light"/>
+          <w:i/>
+          <w:iCs/>
+          <w:sz w:val="22"/>
+          <w:lang w:eastAsia="ko-KR"/>
+        </w:rPr>
+        <w:t>8</w:t>
+      </w:r>
+      <w:r>
+        <w:rPr>
+          <w:rFonts w:ascii="Calibri Light" w:hAnsi="Calibri Light" w:cs="Calibri Light"/>
+          <w:i/>
+          <w:iCs/>
+          <w:sz w:val="22"/>
+          <w:lang w:eastAsia="ko-KR"/>
+        </w:rPr>
+        <w:t xml:space="preserve">th </w:t>
+      </w:r>
+      <w:r>
+        <w:rPr>
+          <w:rFonts w:ascii="Calibri Light" w:hAnsi="Calibri Light" w:cs="Calibri Light"/>
+          <w:i/>
+          <w:iCs/>
+          <w:sz w:val="22"/>
+          <w:lang w:eastAsia="ko-KR"/>
+        </w:rPr>
+        <w:t>International Conference on Behavioral Addictions</w:t>
+      </w:r>
+      <w:r>
+        <w:rPr>
+          <w:rFonts w:ascii="Calibri Light" w:hAnsi="Calibri Light" w:cs="Calibri Light"/>
+          <w:i/>
+          <w:iCs/>
+          <w:sz w:val="22"/>
+          <w:lang w:eastAsia="ko-KR"/>
+        </w:rPr>
+        <w:t xml:space="preserve">, </w:t>
+      </w:r>
+      <w:r>
+        <w:rPr>
+          <w:rFonts w:ascii="Calibri Light" w:hAnsi="Calibri Light" w:cs="Calibri Light"/>
+          <w:i/>
+          <w:iCs/>
+          <w:sz w:val="22"/>
+          <w:lang w:eastAsia="ko-KR"/>
+        </w:rPr>
+        <w:t>Incheon</w:t>
+      </w:r>
+      <w:r>
+        <w:rPr>
+          <w:rFonts w:ascii="Calibri Light" w:hAnsi="Calibri Light" w:cs="Calibri Light"/>
+          <w:i/>
+          <w:iCs/>
+          <w:sz w:val="22"/>
+          <w:lang w:eastAsia="ko-KR"/>
+        </w:rPr>
+        <w:t>, Korea</w:t>
+      </w:r>
+      <w:r>
+        <w:rPr>
+          <w:rFonts w:ascii="Calibri Light" w:hAnsi="Calibri Light" w:cs="Calibri Light"/>
+          <w:i/>
+          <w:iCs/>
+          <w:sz w:val="22"/>
+          <w:lang w:eastAsia="ko-KR"/>
+        </w:rPr>
+        <w:t>.</w:t>
+      </w:r>
+    </w:p>
+    <w:p>
+      <w:pPr>
+        <w:spacing w:after="80"/>
+        <w:ind w:left="567" w:hanging="567"/>
+        <w:rPr>
+          <w:rFonts w:ascii="Calibri Light" w:hAnsi="Calibri Light" w:cs="Calibri Light"/>
+          <w:sz w:val="22"/>
+          <w:lang w:eastAsia="ko-KR"/>
+        </w:rPr>
+      </w:pPr>
+      <w:r>
+        <w:rPr>
+          <w:rFonts w:ascii="Calibri Light" w:hAnsi="Calibri Light" w:cs="Calibri Light"/>
+          <w:b/>
+          <w:bCs/>
+          <w:sz w:val="22"/>
+          <w:lang w:eastAsia="ko-KR"/>
+        </w:rPr>
+        <w:t>Kwon, M.,</w:t>
+      </w:r>
+      <w:r>
+        <w:rPr>
+          <w:rFonts w:ascii="Calibri Light" w:hAnsi="Calibri Light" w:cs="Calibri Light"/>
+          <w:sz w:val="22"/>
+          <w:lang w:eastAsia="ko-KR"/>
+        </w:rPr>
+        <w:t xml:space="preserve"> Kim, H., Yang, J., </w:t>
+      </w:r>
+      <w:r>
+        <w:rPr>
+          <w:rFonts w:ascii="Calibri Light" w:hAnsi="Calibri Light" w:cs="Calibri Light"/>
+          <w:sz w:val="22"/>
+          <w:lang w:eastAsia="ko-KR"/>
+        </w:rPr>
+        <w:t xml:space="preserve">Lee, Y., </w:t>
       </w:r>
       <w:proofErr w:type="spellStart"/>
       <w:r>
@@ -1753,7 +1898,7 @@
           <w:sz w:val="22"/>
           <w:lang w:eastAsia="ko-KR"/>
         </w:rPr>
-        <w:t>Featrues</w:t>
+        <w:t>Hur</w:t>
       </w:r>
       <w:proofErr w:type="spellEnd"/>
       <w:r>
@@ -1762,37 +1907,253 @@
           <w:sz w:val="22"/>
           <w:lang w:eastAsia="ko-KR"/>
         </w:rPr>
-        <w:t xml:space="preserve"> of Internet Gaming Disorder and Alcohol Use Disorder, </w:t>
-      </w:r>
-      <w:r>
-        <w:rPr>
-          <w:rFonts w:ascii="Calibri Light" w:hAnsi="Calibri Light" w:cs="Calibri Light"/>
-          <w:i/>
-          <w:iCs/>
-          <w:sz w:val="22"/>
-          <w:lang w:eastAsia="ko-KR"/>
-        </w:rPr>
-        <w:t>presented</w:t>
-      </w:r>
-      <w:r>
-        <w:rPr>
-          <w:rFonts w:ascii="Calibri Light" w:hAnsi="Calibri Light" w:cs="Calibri Light"/>
-          <w:i/>
-          <w:iCs/>
-          <w:sz w:val="22"/>
-          <w:lang w:eastAsia="ko-KR"/>
-        </w:rPr>
-        <w:t xml:space="preserve"> as Open Paper</w:t>
-      </w:r>
-      <w:r>
-        <w:rPr>
-          <w:rFonts w:ascii="Calibri Light" w:hAnsi="Calibri Light" w:cs="Calibri Light"/>
-          <w:i/>
-          <w:iCs/>
-          <w:sz w:val="22"/>
-          <w:lang w:eastAsia="ko-KR"/>
-        </w:rPr>
-        <w:t xml:space="preserve"> at </w:t>
+        <w:t xml:space="preserve">, J., Lee, T.-H., &amp; </w:t>
+      </w:r>
+      <w:proofErr w:type="spellStart"/>
+      <w:r>
+        <w:rPr>
+          <w:rFonts w:ascii="Calibri Light" w:hAnsi="Calibri Light" w:cs="Calibri Light"/>
+          <w:sz w:val="22"/>
+          <w:lang w:eastAsia="ko-KR"/>
+        </w:rPr>
+        <w:t>Ahn</w:t>
+      </w:r>
+      <w:proofErr w:type="spellEnd"/>
+      <w:r>
+        <w:rPr>
+          <w:rFonts w:ascii="Calibri Light" w:hAnsi="Calibri Light" w:cs="Calibri Light"/>
+          <w:sz w:val="22"/>
+          <w:lang w:eastAsia="ko-KR"/>
+        </w:rPr>
+        <w:t xml:space="preserve">, W.-Y. </w:t>
+      </w:r>
+      <w:r>
+        <w:rPr>
+          <w:rFonts w:ascii="Calibri Light" w:hAnsi="Calibri Light" w:cs="Calibri Light"/>
+          <w:sz w:val="22"/>
+          <w:lang w:eastAsia="ko-KR"/>
+        </w:rPr>
+        <w:t xml:space="preserve">(2023) </w:t>
+      </w:r>
+      <w:r>
+        <w:rPr>
+          <w:rFonts w:ascii="Calibri Light" w:hAnsi="Calibri Light" w:cs="Calibri Light"/>
+          <w:sz w:val="22"/>
+          <w:lang w:eastAsia="ko-KR"/>
+        </w:rPr>
+        <w:t>Caffeinated soda intake in children is associated with neurobehavioral risk factors for substance misuse</w:t>
+      </w:r>
+      <w:r>
+        <w:rPr>
+          <w:rFonts w:ascii="Calibri Light" w:hAnsi="Calibri Light" w:cs="Calibri Light"/>
+          <w:sz w:val="22"/>
+          <w:lang w:eastAsia="ko-KR"/>
+        </w:rPr>
+        <w:t xml:space="preserve">, </w:t>
+      </w:r>
+      <w:r>
+        <w:rPr>
+          <w:rFonts w:ascii="Calibri Light" w:hAnsi="Calibri Light" w:cs="Calibri Light"/>
+          <w:i/>
+          <w:iCs/>
+          <w:sz w:val="22"/>
+          <w:lang w:eastAsia="ko-KR"/>
+        </w:rPr>
+        <w:t>presented at 2023 Annual Conference of the Korean Psychological Association, Suwon, Korea.</w:t>
+      </w:r>
+    </w:p>
+    <w:p>
+      <w:pPr>
+        <w:tabs>
+          <w:tab w:val="right" w:pos="8640"/>
+        </w:tabs>
+        <w:spacing w:after="80"/>
+        <w:ind w:left="567" w:hanging="567"/>
+        <w:rPr>
+          <w:rFonts w:ascii="Calibri Light" w:hAnsi="Calibri Light" w:cs="Calibri Light"/>
+          <w:sz w:val="22"/>
+          <w:lang w:eastAsia="ko-KR"/>
+        </w:rPr>
+      </w:pPr>
+      <w:r>
+        <w:rPr>
+          <w:rFonts w:ascii="Calibri Light" w:hAnsi="Calibri Light" w:cs="Calibri Light"/>
+          <w:b/>
+          <w:bCs/>
+          <w:sz w:val="22"/>
+          <w:lang w:eastAsia="ko-KR"/>
+        </w:rPr>
+        <w:t>Kwon, M.</w:t>
+      </w:r>
+      <w:r>
+        <w:rPr>
+          <w:rFonts w:ascii="Calibri Light" w:hAnsi="Calibri Light" w:cs="Calibri Light"/>
+          <w:b/>
+          <w:bCs/>
+          <w:sz w:val="22"/>
+          <w:vertAlign w:val="superscript"/>
+          <w:lang w:eastAsia="ko-KR"/>
+        </w:rPr>
+        <w:t>*</w:t>
+      </w:r>
+      <w:r>
+        <w:rPr>
+          <w:rFonts w:ascii="Calibri Light" w:hAnsi="Calibri Light" w:cs="Calibri Light"/>
+          <w:sz w:val="22"/>
+          <w:lang w:eastAsia="ko-KR"/>
+        </w:rPr>
+        <w:t xml:space="preserve">, </w:t>
+      </w:r>
+      <w:r>
+        <w:rPr>
+          <w:rFonts w:ascii="Calibri Light" w:hAnsi="Calibri Light" w:cs="Calibri Light"/>
+          <w:sz w:val="22"/>
+          <w:lang w:eastAsia="ko-KR"/>
+        </w:rPr>
+        <w:t>Choi, H</w:t>
+      </w:r>
+      <w:r>
+        <w:rPr>
+          <w:rFonts w:ascii="Calibri Light" w:hAnsi="Calibri Light" w:cs="Calibri Light"/>
+          <w:sz w:val="22"/>
+          <w:lang w:eastAsia="ko-KR"/>
+        </w:rPr>
+        <w:t>.</w:t>
+      </w:r>
+      <w:r>
+        <w:rPr>
+          <w:rFonts w:ascii="Calibri Light" w:hAnsi="Calibri Light" w:cs="Calibri Light"/>
+          <w:sz w:val="22"/>
+          <w:vertAlign w:val="superscript"/>
+          <w:lang w:eastAsia="ko-KR"/>
+        </w:rPr>
+        <w:t>*</w:t>
+      </w:r>
+      <w:r>
+        <w:rPr>
+          <w:rFonts w:ascii="Calibri Light" w:hAnsi="Calibri Light" w:cs="Calibri Light"/>
+          <w:sz w:val="22"/>
+          <w:lang w:eastAsia="ko-KR"/>
+        </w:rPr>
+        <w:t>, P</w:t>
+      </w:r>
+      <w:r>
+        <w:rPr>
+          <w:rFonts w:ascii="Calibri Light" w:hAnsi="Calibri Light" w:cs="Calibri Light"/>
+          <w:sz w:val="22"/>
+          <w:lang w:eastAsia="ko-KR"/>
+        </w:rPr>
+        <w:t xml:space="preserve">ark, H., </w:t>
+      </w:r>
+      <w:proofErr w:type="spellStart"/>
+      <w:r>
+        <w:rPr>
+          <w:rFonts w:ascii="Calibri Light" w:hAnsi="Calibri Light" w:cs="Calibri Light"/>
+          <w:sz w:val="22"/>
+          <w:lang w:eastAsia="ko-KR"/>
+        </w:rPr>
+        <w:t>Ahn</w:t>
+      </w:r>
+      <w:proofErr w:type="spellEnd"/>
+      <w:r>
+        <w:rPr>
+          <w:rFonts w:ascii="Calibri Light" w:hAnsi="Calibri Light" w:cs="Calibri Light"/>
+          <w:sz w:val="22"/>
+          <w:lang w:eastAsia="ko-KR"/>
+        </w:rPr>
+        <w:t>, W.</w:t>
+      </w:r>
+      <w:r>
+        <w:rPr>
+          <w:rFonts w:ascii="Calibri Light" w:hAnsi="Calibri Light" w:cs="Calibri Light"/>
+          <w:sz w:val="22"/>
+          <w:vertAlign w:val="superscript"/>
+          <w:lang w:eastAsia="ko-KR"/>
+        </w:rPr>
+        <w:t>+</w:t>
+      </w:r>
+      <w:r>
+        <w:rPr>
+          <w:rFonts w:ascii="Calibri Light" w:hAnsi="Calibri Light" w:cs="Calibri Light"/>
+          <w:sz w:val="22"/>
+          <w:lang w:eastAsia="ko-KR"/>
+        </w:rPr>
+        <w:t>, Jung Y.</w:t>
+      </w:r>
+      <w:r>
+        <w:rPr>
+          <w:rFonts w:ascii="Calibri Light" w:hAnsi="Calibri Light" w:cs="Calibri Light"/>
+          <w:sz w:val="22"/>
+          <w:vertAlign w:val="superscript"/>
+          <w:lang w:eastAsia="ko-KR"/>
+        </w:rPr>
+        <w:t>+</w:t>
+      </w:r>
+      <w:r>
+        <w:rPr>
+          <w:rFonts w:ascii="Calibri Light" w:hAnsi="Calibri Light" w:cs="Calibri Light"/>
+          <w:sz w:val="22"/>
+          <w:lang w:eastAsia="ko-KR"/>
+        </w:rPr>
+        <w:t xml:space="preserve"> </w:t>
+      </w:r>
+      <w:r>
+        <w:rPr>
+          <w:rFonts w:ascii="Calibri Light" w:hAnsi="Calibri Light" w:cs="Calibri Light"/>
+          <w:sz w:val="22"/>
+          <w:lang w:eastAsia="ko-KR"/>
+        </w:rPr>
+        <w:t>(</w:t>
+      </w:r>
+      <w:r>
+        <w:rPr>
+          <w:rFonts w:ascii="Calibri Light" w:hAnsi="Calibri Light" w:cs="Calibri Light"/>
+          <w:sz w:val="22"/>
+          <w:lang w:eastAsia="ko-KR"/>
+        </w:rPr>
+        <w:t>2023</w:t>
+      </w:r>
+      <w:r>
+        <w:rPr>
+          <w:rFonts w:ascii="Calibri Light" w:hAnsi="Calibri Light" w:cs="Calibri Light"/>
+          <w:sz w:val="22"/>
+          <w:lang w:eastAsia="ko-KR"/>
+        </w:rPr>
+        <w:t xml:space="preserve">) </w:t>
+      </w:r>
+      <w:r>
+        <w:rPr>
+          <w:rFonts w:ascii="Calibri Light" w:hAnsi="Calibri Light" w:cs="Calibri Light"/>
+          <w:sz w:val="22"/>
+          <w:lang w:eastAsia="ko-KR"/>
+        </w:rPr>
+        <w:t>Shared and Distinct Neurocognitive Featu</w:t>
+      </w:r>
+      <w:r>
+        <w:rPr>
+          <w:rFonts w:ascii="Calibri Light" w:hAnsi="Calibri Light" w:cs="Calibri Light"/>
+          <w:sz w:val="22"/>
+          <w:lang w:eastAsia="ko-KR"/>
+        </w:rPr>
+        <w:t>r</w:t>
+      </w:r>
+      <w:r>
+        <w:rPr>
+          <w:rFonts w:ascii="Calibri Light" w:hAnsi="Calibri Light" w:cs="Calibri Light"/>
+          <w:sz w:val="22"/>
+          <w:lang w:eastAsia="ko-KR"/>
+        </w:rPr>
+        <w:t xml:space="preserve">es of Internet Gaming Disorder and Alcohol Use Disorder, </w:t>
+      </w:r>
+      <w:r>
+        <w:rPr>
+          <w:rFonts w:ascii="Calibri Light" w:hAnsi="Calibri Light" w:cs="Calibri Light"/>
+          <w:i/>
+          <w:iCs/>
+          <w:sz w:val="22"/>
+          <w:lang w:eastAsia="ko-KR"/>
+        </w:rPr>
+        <w:t xml:space="preserve">presented at </w:t>
       </w:r>
       <w:r>
         <w:rPr>
@@ -3310,38 +3671,23 @@
         </w:tabs>
         <w:rPr>
           <w:rFonts w:ascii="Calibri" w:hAnsi="Calibri" w:cs="Calibri"/>
+          <w:lang w:eastAsia="ko-KR"/>
+        </w:rPr>
+      </w:pPr>
+      <w:r>
+        <w:rPr>
+          <w:rFonts w:ascii="Calibri" w:hAnsi="Calibri" w:cs="Calibri"/>
           <w:b/>
           <w:bCs/>
           <w:sz w:val="22"/>
           <w:szCs w:val="22"/>
           <w:lang w:eastAsia="ko-KR"/>
         </w:rPr>
-      </w:pPr>
-    </w:p>
-    <w:p>
-      <w:pPr>
-        <w:tabs>
-          <w:tab w:val="right" w:pos="8640"/>
-        </w:tabs>
+        <w:t>Seoul National University</w:t>
+      </w:r>
+      <w:r>
         <w:rPr>
           <w:rFonts w:ascii="Calibri" w:hAnsi="Calibri" w:cs="Calibri"/>
-          <w:lang w:eastAsia="ko-KR"/>
-        </w:rPr>
-      </w:pPr>
-      <w:r>
-        <w:rPr>
-          <w:rFonts w:ascii="Calibri" w:hAnsi="Calibri" w:cs="Calibri"/>
-          <w:b/>
-          <w:bCs/>
-          <w:sz w:val="22"/>
-          <w:szCs w:val="22"/>
-          <w:lang w:eastAsia="ko-KR"/>
-        </w:rPr>
-        <w:t>Seoul National University</w:t>
-      </w:r>
-      <w:r>
-        <w:rPr>
-          <w:rFonts w:ascii="Calibri" w:hAnsi="Calibri" w:cs="Calibri"/>
           <w:b/>
           <w:sz w:val="22"/>
           <w:szCs w:val="22"/>
@@ -3403,7 +3749,6 @@
           <w:sz w:val="20"/>
           <w:szCs w:val="20"/>
         </w:rPr>
-        <w:lastRenderedPageBreak/>
         <w:t>Psychological Science of Addiction</w:t>
       </w:r>
       <w:r>
@@ -4780,6 +5125,11 @@
       </w:r>
     </w:p>
     <w:p>
+      <w:r>
+        <w:br/>
+      </w:r>
+    </w:p>
+    <w:p>
       <w:pPr>
         <w:pStyle w:val="Heading1"/>
         <w:rPr>
@@ -4791,150 +5141,131 @@
       <w:r>
         <w:rPr>
           <w:rFonts w:ascii="Lato" w:hAnsi="Lato" w:cstheme="minorHAnsi"/>
-          <w:sz w:val="28"/>
-          <w:szCs w:val="36"/>
-        </w:rPr>
-        <w:br/>
-      </w:r>
-      <w:r>
+          <w:sz w:val="26"/>
+          <w:szCs w:val="26"/>
+        </w:rPr>
+        <w:lastRenderedPageBreak/>
+        <w:t>Grants</w:t>
+      </w:r>
+    </w:p>
+    <w:p>
+      <w:pPr>
+        <w:tabs>
+          <w:tab w:val="right" w:pos="8640"/>
+        </w:tabs>
+        <w:rPr>
+          <w:rFonts w:ascii="Calibri" w:hAnsi="Calibri" w:cs="Calibri"/>
+          <w:i/>
+          <w:sz w:val="20"/>
+          <w:szCs w:val="20"/>
+        </w:rPr>
+      </w:pPr>
+    </w:p>
+    <w:p>
+      <w:pPr>
+        <w:tabs>
+          <w:tab w:val="right" w:pos="8640"/>
+        </w:tabs>
+        <w:rPr>
+          <w:rFonts w:ascii="Calibri Light" w:hAnsi="Calibri Light" w:cs="Calibri Light"/>
+          <w:sz w:val="20"/>
+          <w:szCs w:val="20"/>
+        </w:rPr>
+      </w:pPr>
+      <w:r>
+        <w:rPr>
+          <w:rFonts w:ascii="Calibri Light" w:hAnsi="Calibri Light" w:cs="Calibri Light"/>
+          <w:b/>
+          <w:bCs/>
+          <w:sz w:val="22"/>
+          <w:szCs w:val="22"/>
+        </w:rPr>
+        <w:t>SNU Undergraduate Research Grant in Social Science</w:t>
+      </w:r>
+      <w:r>
+        <w:rPr>
+          <w:rFonts w:ascii="Calibri Light" w:hAnsi="Calibri Light" w:cs="Calibri Light"/>
+          <w:sz w:val="22"/>
+          <w:szCs w:val="22"/>
+        </w:rPr>
+        <w:tab/>
+      </w:r>
+      <w:r>
+        <w:rPr>
+          <w:rFonts w:ascii="Calibri Light" w:hAnsi="Calibri Light" w:cs="Calibri Light"/>
+          <w:sz w:val="20"/>
+          <w:szCs w:val="20"/>
+        </w:rPr>
+        <w:t>2019.03 ~ 2020.01</w:t>
+      </w:r>
+    </w:p>
+    <w:p>
+      <w:pPr>
+        <w:tabs>
+          <w:tab w:val="right" w:pos="8640"/>
+        </w:tabs>
+        <w:rPr>
+          <w:rFonts w:ascii="Calibri" w:hAnsi="Calibri" w:cs="Calibri"/>
+          <w:sz w:val="21"/>
+          <w:szCs w:val="21"/>
+        </w:rPr>
+      </w:pPr>
+      <w:r>
+        <w:rPr>
+          <w:rFonts w:ascii="Calibri Light" w:hAnsi="Calibri Light" w:cs="Calibri Light"/>
+          <w:sz w:val="20"/>
+          <w:szCs w:val="20"/>
+        </w:rPr>
+        <w:t>Seoul National University</w:t>
+      </w:r>
+      <w:r>
+        <w:rPr>
+          <w:rFonts w:ascii="Calibri" w:hAnsi="Calibri" w:cs="Calibri"/>
+          <w:i/>
+          <w:sz w:val="20"/>
+          <w:szCs w:val="20"/>
+        </w:rPr>
+        <w:t xml:space="preserve"> </w:t>
+      </w:r>
+      <w:r>
+        <w:rPr>
+          <w:rFonts w:ascii="Calibri" w:hAnsi="Calibri" w:cs="Calibri"/>
+          <w:i/>
+          <w:sz w:val="21"/>
+          <w:szCs w:val="21"/>
+        </w:rPr>
+        <w:tab/>
+      </w:r>
+    </w:p>
+    <w:p>
+      <w:pPr>
+        <w:tabs>
+          <w:tab w:val="right" w:pos="8640"/>
+        </w:tabs>
+        <w:rPr>
+          <w:rFonts w:ascii="Calibri" w:hAnsi="Calibri" w:cs="Calibri"/>
+          <w:sz w:val="21"/>
+          <w:szCs w:val="21"/>
+        </w:rPr>
+      </w:pPr>
+      <w:r>
+        <w:rPr>
+          <w:rFonts w:ascii="Calibri" w:hAnsi="Calibri" w:cs="Calibri"/>
+          <w:i/>
+          <w:sz w:val="21"/>
+          <w:szCs w:val="21"/>
+        </w:rPr>
+        <w:tab/>
+      </w:r>
+    </w:p>
+    <w:p>
+      <w:pPr>
+        <w:pStyle w:val="Heading1"/>
         <w:rPr>
           <w:rFonts w:ascii="Lato" w:hAnsi="Lato" w:cstheme="minorHAnsi"/>
           <w:sz w:val="26"/>
           <w:szCs w:val="26"/>
         </w:rPr>
-        <w:t>Grants</w:t>
-      </w:r>
-    </w:p>
-    <w:p>
-      <w:pPr>
-        <w:tabs>
-          <w:tab w:val="right" w:pos="8640"/>
-        </w:tabs>
-        <w:rPr>
-          <w:rFonts w:ascii="Lato" w:hAnsi="Lato" w:cstheme="minorHAnsi"/>
-          <w:b/>
-          <w:bCs/>
-        </w:rPr>
-      </w:pPr>
-    </w:p>
-    <w:p>
-      <w:pPr>
-        <w:tabs>
-          <w:tab w:val="right" w:pos="8640"/>
-        </w:tabs>
-        <w:rPr>
-          <w:rFonts w:ascii="Calibri Light" w:hAnsi="Calibri Light" w:cs="Calibri Light"/>
-          <w:sz w:val="20"/>
-          <w:szCs w:val="20"/>
-        </w:rPr>
-      </w:pPr>
-      <w:r>
-        <w:rPr>
-          <w:rFonts w:ascii="Calibri Light" w:hAnsi="Calibri Light" w:cs="Calibri Light"/>
-          <w:b/>
-          <w:bCs/>
-          <w:sz w:val="22"/>
-          <w:szCs w:val="22"/>
-        </w:rPr>
-        <w:t>SNU Undergraduate Research Grant in Social Science</w:t>
-      </w:r>
-      <w:r>
-        <w:rPr>
-          <w:rFonts w:ascii="Calibri Light" w:hAnsi="Calibri Light" w:cs="Calibri Light"/>
-          <w:sz w:val="22"/>
-          <w:szCs w:val="22"/>
-        </w:rPr>
-        <w:tab/>
-      </w:r>
-      <w:r>
-        <w:rPr>
-          <w:rFonts w:ascii="Calibri Light" w:hAnsi="Calibri Light" w:cs="Calibri Light"/>
-          <w:sz w:val="20"/>
-          <w:szCs w:val="20"/>
-        </w:rPr>
-        <w:t>201</w:t>
-      </w:r>
-      <w:r>
-        <w:rPr>
-          <w:rFonts w:ascii="Calibri Light" w:hAnsi="Calibri Light" w:cs="Calibri Light"/>
-          <w:sz w:val="20"/>
-          <w:szCs w:val="20"/>
-        </w:rPr>
-        <w:t>9</w:t>
-      </w:r>
-      <w:r>
-        <w:rPr>
-          <w:rFonts w:ascii="Calibri Light" w:hAnsi="Calibri Light" w:cs="Calibri Light"/>
-          <w:sz w:val="20"/>
-          <w:szCs w:val="20"/>
-        </w:rPr>
-        <w:t>.</w:t>
-      </w:r>
-      <w:r>
-        <w:rPr>
-          <w:rFonts w:ascii="Calibri Light" w:hAnsi="Calibri Light" w:cs="Calibri Light"/>
-          <w:sz w:val="20"/>
-          <w:szCs w:val="20"/>
-        </w:rPr>
-        <w:t>03 ~ 2020.01</w:t>
-      </w:r>
-    </w:p>
-    <w:p>
-      <w:pPr>
-        <w:tabs>
-          <w:tab w:val="right" w:pos="8640"/>
-        </w:tabs>
-        <w:rPr>
-          <w:rFonts w:ascii="Calibri" w:hAnsi="Calibri" w:cs="Calibri"/>
-          <w:sz w:val="21"/>
-          <w:szCs w:val="21"/>
-        </w:rPr>
-      </w:pPr>
-      <w:r>
-        <w:rPr>
-          <w:rFonts w:ascii="Calibri Light" w:hAnsi="Calibri Light" w:cs="Calibri Light"/>
-          <w:sz w:val="20"/>
-          <w:szCs w:val="20"/>
-        </w:rPr>
-        <w:t>Seoul National University</w:t>
-      </w:r>
-      <w:r>
-        <w:rPr>
-          <w:rFonts w:ascii="Calibri" w:hAnsi="Calibri" w:cs="Calibri"/>
-          <w:i/>
-          <w:sz w:val="20"/>
-          <w:szCs w:val="20"/>
-        </w:rPr>
-        <w:t xml:space="preserve"> </w:t>
-      </w:r>
-      <w:r>
-        <w:rPr>
-          <w:rFonts w:ascii="Calibri" w:hAnsi="Calibri" w:cs="Calibri"/>
-          <w:i/>
-          <w:sz w:val="21"/>
-          <w:szCs w:val="21"/>
-        </w:rPr>
-        <w:tab/>
-      </w:r>
-    </w:p>
-    <w:p>
-      <w:pPr>
-        <w:rPr>
-          <w:rFonts w:ascii="Lato" w:hAnsi="Lato" w:cstheme="minorHAnsi"/>
-        </w:rPr>
-      </w:pPr>
-    </w:p>
-    <w:p>
-      <w:pPr>
-        <w:rPr>
-          <w:rFonts w:ascii="Lato" w:hAnsi="Lato" w:cstheme="minorHAnsi"/>
-          <w:b/>
-          <w:bCs/>
-          <w:smallCaps/>
-          <w:kern w:val="32"/>
-          <w:sz w:val="26"/>
-          <w:szCs w:val="26"/>
-        </w:rPr>
       </w:pPr>
       <w:r>
         <w:rPr>
@@ -4942,26 +5273,23 @@
           <w:sz w:val="26"/>
           <w:szCs w:val="26"/>
         </w:rPr>
-        <w:br w:type="page"/>
-      </w:r>
-    </w:p>
-    <w:p>
-      <w:pPr>
-        <w:pStyle w:val="Heading1"/>
+        <w:t>Scholarships</w:t>
+      </w:r>
+      <w:r>
         <w:rPr>
           <w:rFonts w:ascii="Lato" w:hAnsi="Lato" w:cstheme="minorHAnsi"/>
           <w:sz w:val="26"/>
           <w:szCs w:val="26"/>
         </w:rPr>
-      </w:pPr>
+        <w:t xml:space="preserve"> </w:t>
+      </w:r>
       <w:r>
         <w:rPr>
           <w:rFonts w:ascii="Lato" w:hAnsi="Lato" w:cstheme="minorHAnsi"/>
           <w:sz w:val="26"/>
           <w:szCs w:val="26"/>
         </w:rPr>
-        <w:lastRenderedPageBreak/>
-        <w:t>Scholarships</w:t>
+        <w:t>a</w:t>
       </w:r>
       <w:r>
         <w:rPr>
@@ -4969,47 +5297,14 @@
           <w:sz w:val="26"/>
           <w:szCs w:val="26"/>
         </w:rPr>
-        <w:t xml:space="preserve"> </w:t>
-      </w:r>
-      <w:r>
-        <w:rPr>
-          <w:rFonts w:ascii="Lato" w:hAnsi="Lato" w:cstheme="minorHAnsi"/>
-          <w:sz w:val="26"/>
-          <w:szCs w:val="26"/>
-        </w:rPr>
-        <w:t>a</w:t>
-      </w:r>
-      <w:r>
-        <w:rPr>
-          <w:rFonts w:ascii="Lato" w:hAnsi="Lato" w:cstheme="minorHAnsi"/>
-          <w:sz w:val="26"/>
-          <w:szCs w:val="26"/>
-        </w:rPr>
         <w:t>nd Awards</w:t>
       </w:r>
     </w:p>
     <w:p>
       <w:pPr>
-        <w:rPr>
-          <w:rFonts w:ascii="Lato" w:hAnsi="Lato" w:cstheme="minorHAnsi"/>
-        </w:rPr>
-      </w:pPr>
-    </w:p>
-    <w:p>
-      <w:pPr>
-        <w:tabs>
-          <w:tab w:val="right" w:pos="8640"/>
-        </w:tabs>
-        <w:rPr>
-          <w:rFonts w:ascii="Calibri Light" w:hAnsi="Calibri Light" w:cs="Calibri Light"/>
-          <w:i/>
-          <w:iCs/>
-          <w:sz w:val="20"/>
-          <w:szCs w:val="20"/>
-          <w:lang w:eastAsia="ko-KR"/>
-        </w:rPr>
-      </w:pPr>
-      <w:r>
+        <w:tabs>
+          <w:tab w:val="right" w:pos="8640"/>
+        </w:tabs>
         <w:rPr>
           <w:rFonts w:ascii="Calibri Light" w:hAnsi="Calibri Light" w:cs="Calibri Light"/>
           <w:b/>
@@ -5017,6 +5312,30 @@
           <w:sz w:val="22"/>
           <w:szCs w:val="22"/>
         </w:rPr>
+      </w:pPr>
+    </w:p>
+    <w:p>
+      <w:pPr>
+        <w:tabs>
+          <w:tab w:val="right" w:pos="8640"/>
+        </w:tabs>
+        <w:rPr>
+          <w:rFonts w:ascii="Calibri Light" w:hAnsi="Calibri Light" w:cs="Calibri Light"/>
+          <w:i/>
+          <w:iCs/>
+          <w:sz w:val="20"/>
+          <w:szCs w:val="20"/>
+          <w:lang w:eastAsia="ko-KR"/>
+        </w:rPr>
+      </w:pPr>
+      <w:r>
+        <w:rPr>
+          <w:rFonts w:ascii="Calibri Light" w:hAnsi="Calibri Light" w:cs="Calibri Light"/>
+          <w:b/>
+          <w:bCs/>
+          <w:sz w:val="22"/>
+          <w:szCs w:val="22"/>
+        </w:rPr>
         <w:t>SNU Graduate Scholarship for Basic Science Research</w:t>
       </w:r>
       <w:r>
@@ -5093,50 +5412,6 @@
           <w:szCs w:val="20"/>
         </w:rPr>
         <w:t>Seoul National University</w:t>
-      </w:r>
-    </w:p>
-    <w:p>
-      <w:pPr>
-        <w:tabs>
-          <w:tab w:val="right" w:pos="8640"/>
-        </w:tabs>
-        <w:rPr>
-          <w:rFonts w:ascii="Calibri Light" w:hAnsi="Calibri Light" w:cs="Calibri Light"/>
-          <w:i/>
-          <w:iCs/>
-          <w:sz w:val="20"/>
-          <w:szCs w:val="20"/>
-        </w:rPr>
-      </w:pPr>
-      <w:r>
-        <w:rPr>
-          <w:rFonts w:ascii="Calibri Light" w:hAnsi="Calibri Light" w:cs="Calibri Light"/>
-          <w:i/>
-          <w:iCs/>
-          <w:sz w:val="20"/>
-          <w:szCs w:val="20"/>
-        </w:rPr>
-        <w:t>Stipend</w:t>
-      </w:r>
-      <w:r>
-        <w:rPr>
-          <w:rFonts w:ascii="Calibri Light" w:hAnsi="Calibri Light" w:cs="Calibri Light"/>
-          <w:i/>
-          <w:iCs/>
-          <w:sz w:val="20"/>
-          <w:szCs w:val="20"/>
-        </w:rPr>
-        <w:t>s</w:t>
-      </w:r>
-      <w:r>
-        <w:rPr>
-          <w:rFonts w:ascii="Calibri Light" w:hAnsi="Calibri Light" w:cs="Calibri Light"/>
-          <w:i/>
-          <w:iCs/>
-          <w:sz w:val="20"/>
-          <w:szCs w:val="20"/>
-        </w:rPr>
-        <w:t xml:space="preserve"> of $5000 each semester</w:t>
       </w:r>
     </w:p>
     <w:p>
@@ -6093,7 +6368,7 @@
           <w:sz w:val="20"/>
           <w:szCs w:val="20"/>
         </w:rPr>
-        <w:t>2</w:t>
+        <w:t>3</w:t>
       </w:r>
       <w:r>
         <w:rPr>
@@ -6113,7 +6388,7 @@
           <w:sz w:val="20"/>
           <w:szCs w:val="20"/>
         </w:rPr>
-        <w:t>11</w:t>
+        <w:t>08.</w:t>
       </w:r>
       <w:r>
         <w:rPr>

--- a/files/CV_minakwon.docx
+++ b/files/CV_minakwon.docx
@@ -1744,15 +1744,7 @@
           <w:sz w:val="22"/>
           <w:lang w:eastAsia="ko-KR"/>
         </w:rPr>
-        <w:t>Neural correlates of goal-directed control in internet gaming disorder and alcohol use disorder</w:t>
-      </w:r>
-      <w:r>
-        <w:rPr>
-          <w:rFonts w:ascii="Calibri Light" w:hAnsi="Calibri Light" w:cs="Calibri Light"/>
-          <w:sz w:val="22"/>
-          <w:lang w:eastAsia="ko-KR"/>
-        </w:rPr>
-        <w:t xml:space="preserve">, </w:t>
+        <w:t xml:space="preserve">Neural correlates of goal-directed control in internet gaming disorder and alcohol use disorder, </w:t>
       </w:r>
       <w:r>
         <w:rPr>
@@ -1792,57 +1784,7 @@
           <w:sz w:val="22"/>
           <w:lang w:eastAsia="ko-KR"/>
         </w:rPr>
-        <w:t>8</w:t>
-      </w:r>
-      <w:r>
-        <w:rPr>
-          <w:rFonts w:ascii="Calibri Light" w:hAnsi="Calibri Light" w:cs="Calibri Light"/>
-          <w:i/>
-          <w:iCs/>
-          <w:sz w:val="22"/>
-          <w:lang w:eastAsia="ko-KR"/>
-        </w:rPr>
-        <w:t xml:space="preserve">th </w:t>
-      </w:r>
-      <w:r>
-        <w:rPr>
-          <w:rFonts w:ascii="Calibri Light" w:hAnsi="Calibri Light" w:cs="Calibri Light"/>
-          <w:i/>
-          <w:iCs/>
-          <w:sz w:val="22"/>
-          <w:lang w:eastAsia="ko-KR"/>
-        </w:rPr>
-        <w:t>International Conference on Behavioral Addictions</w:t>
-      </w:r>
-      <w:r>
-        <w:rPr>
-          <w:rFonts w:ascii="Calibri Light" w:hAnsi="Calibri Light" w:cs="Calibri Light"/>
-          <w:i/>
-          <w:iCs/>
-          <w:sz w:val="22"/>
-          <w:lang w:eastAsia="ko-KR"/>
-        </w:rPr>
-        <w:t xml:space="preserve">, </w:t>
-      </w:r>
-      <w:r>
-        <w:rPr>
-          <w:rFonts w:ascii="Calibri Light" w:hAnsi="Calibri Light" w:cs="Calibri Light"/>
-          <w:i/>
-          <w:iCs/>
-          <w:sz w:val="22"/>
-          <w:lang w:eastAsia="ko-KR"/>
-        </w:rPr>
-        <w:t>Incheon</w:t>
-      </w:r>
-      <w:r>
-        <w:rPr>
-          <w:rFonts w:ascii="Calibri Light" w:hAnsi="Calibri Light" w:cs="Calibri Light"/>
-          <w:i/>
-          <w:iCs/>
-          <w:sz w:val="22"/>
-          <w:lang w:eastAsia="ko-KR"/>
-        </w:rPr>
-        <w:t>, Korea</w:t>
+        <w:t>8th International Conference on Behavioral Addictions, Incheon, Korea</w:t>
       </w:r>
       <w:r>
         <w:rPr>
@@ -5193,6 +5135,8 @@
       <w:r>
         <w:rPr>
           <w:rFonts w:ascii="Calibri Light" w:hAnsi="Calibri Light" w:cs="Calibri Light"/>
+          <w:i/>
+          <w:iCs/>
           <w:sz w:val="20"/>
           <w:szCs w:val="20"/>
         </w:rPr>

--- a/files/CV_minakwon.docx
+++ b/files/CV_minakwon.docx
@@ -3131,6 +3131,169 @@
           <w:iCs/>
           <w:sz w:val="20"/>
           <w:szCs w:val="20"/>
+          <w:lang w:eastAsia="ko-KR"/>
+        </w:rPr>
+      </w:pPr>
+      <w:r>
+        <w:rPr>
+          <w:rFonts w:ascii="Calibri Light" w:hAnsi="Calibri Light" w:cs="Calibri Light"/>
+          <w:i/>
+          <w:iCs/>
+          <w:sz w:val="20"/>
+          <w:szCs w:val="20"/>
+          <w:lang w:eastAsia="ko-KR"/>
+        </w:rPr>
+        <w:t>Personality Psychology</w:t>
+      </w:r>
+      <w:r>
+        <w:rPr>
+          <w:rFonts w:ascii="Calibri Light" w:hAnsi="Calibri Light" w:cs="Calibri Light"/>
+          <w:i/>
+          <w:iCs/>
+          <w:sz w:val="20"/>
+          <w:szCs w:val="20"/>
+        </w:rPr>
+        <w:tab/>
+      </w:r>
+      <w:r>
+        <w:rPr>
+          <w:rFonts w:ascii="Calibri Light" w:hAnsi="Calibri Light" w:cs="Calibri Light"/>
+          <w:i/>
+          <w:iCs/>
+          <w:sz w:val="20"/>
+          <w:szCs w:val="20"/>
+          <w:lang w:eastAsia="ko-KR"/>
+        </w:rPr>
+        <w:t>202</w:t>
+      </w:r>
+      <w:r>
+        <w:rPr>
+          <w:rFonts w:ascii="Calibri Light" w:hAnsi="Calibri Light" w:cs="Calibri Light"/>
+          <w:i/>
+          <w:iCs/>
+          <w:sz w:val="20"/>
+          <w:szCs w:val="20"/>
+          <w:lang w:eastAsia="ko-KR"/>
+        </w:rPr>
+        <w:t>3</w:t>
+      </w:r>
+      <w:r>
+        <w:rPr>
+          <w:rFonts w:ascii="Calibri Light" w:hAnsi="Calibri Light" w:cs="Calibri Light"/>
+          <w:i/>
+          <w:iCs/>
+          <w:sz w:val="20"/>
+          <w:szCs w:val="20"/>
+          <w:lang w:eastAsia="ko-KR"/>
+        </w:rPr>
+        <w:t>.</w:t>
+      </w:r>
+      <w:r>
+        <w:rPr>
+          <w:rFonts w:ascii="Calibri Light" w:hAnsi="Calibri Light" w:cs="Calibri Light"/>
+          <w:i/>
+          <w:iCs/>
+          <w:sz w:val="20"/>
+          <w:szCs w:val="20"/>
+          <w:lang w:eastAsia="ko-KR"/>
+        </w:rPr>
+        <w:t xml:space="preserve">09 ~ </w:t>
+      </w:r>
+      <w:r>
+        <w:rPr>
+          <w:rFonts w:ascii="Calibri Light" w:hAnsi="Calibri Light" w:cs="Calibri Light"/>
+          <w:i/>
+          <w:iCs/>
+          <w:sz w:val="20"/>
+          <w:szCs w:val="20"/>
+          <w:lang w:eastAsia="ko-KR"/>
+        </w:rPr>
+        <w:t>2023.12</w:t>
+      </w:r>
+    </w:p>
+    <w:p>
+      <w:pPr>
+        <w:tabs>
+          <w:tab w:val="right" w:pos="8640"/>
+        </w:tabs>
+        <w:rPr>
+          <w:rFonts w:ascii="Calibri" w:hAnsi="Calibri" w:cs="Calibri"/>
+          <w:b/>
+          <w:bCs/>
+          <w:sz w:val="22"/>
+          <w:szCs w:val="22"/>
+          <w:lang w:eastAsia="ko-KR"/>
+        </w:rPr>
+      </w:pPr>
+    </w:p>
+    <w:p>
+      <w:pPr>
+        <w:tabs>
+          <w:tab w:val="right" w:pos="8640"/>
+        </w:tabs>
+        <w:rPr>
+          <w:rFonts w:ascii="Calibri Light" w:hAnsi="Calibri Light" w:cs="Calibri Light"/>
+          <w:i/>
+          <w:iCs/>
+          <w:sz w:val="20"/>
+          <w:szCs w:val="20"/>
+        </w:rPr>
+      </w:pPr>
+      <w:r>
+        <w:rPr>
+          <w:rFonts w:ascii="Calibri" w:hAnsi="Calibri" w:cs="Calibri"/>
+          <w:b/>
+          <w:bCs/>
+          <w:sz w:val="22"/>
+          <w:szCs w:val="22"/>
+          <w:lang w:eastAsia="ko-KR"/>
+        </w:rPr>
+        <w:t>Seoul National University</w:t>
+      </w:r>
+    </w:p>
+    <w:p>
+      <w:pPr>
+        <w:tabs>
+          <w:tab w:val="right" w:pos="8640"/>
+        </w:tabs>
+        <w:rPr>
+          <w:rFonts w:ascii="Calibri Light" w:hAnsi="Calibri Light" w:cs="Calibri Light"/>
+          <w:i/>
+          <w:iCs/>
+          <w:sz w:val="20"/>
+          <w:szCs w:val="20"/>
+        </w:rPr>
+      </w:pPr>
+      <w:r>
+        <w:rPr>
+          <w:rFonts w:ascii="Calibri Light" w:hAnsi="Calibri Light" w:cs="Calibri Light"/>
+          <w:sz w:val="20"/>
+          <w:szCs w:val="20"/>
+          <w:lang w:eastAsia="ko-KR"/>
+        </w:rPr>
+        <w:t xml:space="preserve">Teaching Assistant </w:t>
+      </w:r>
+      <w:r>
+        <w:rPr>
+          <w:rFonts w:ascii="Calibri Light" w:hAnsi="Calibri Light" w:cs="Calibri Light"/>
+          <w:sz w:val="20"/>
+          <w:szCs w:val="20"/>
+          <w:lang w:eastAsia="ko-KR"/>
+        </w:rPr>
+        <w:tab/>
+      </w:r>
+    </w:p>
+    <w:p>
+      <w:pPr>
+        <w:tabs>
+          <w:tab w:val="right" w:pos="8640"/>
+        </w:tabs>
+        <w:rPr>
+          <w:rFonts w:ascii="Calibri Light" w:hAnsi="Calibri Light" w:cs="Calibri Light"/>
+          <w:i/>
+          <w:iCs/>
+          <w:sz w:val="20"/>
+          <w:szCs w:val="20"/>
         </w:rPr>
       </w:pPr>
       <w:r>
@@ -3253,36 +3416,23 @@
           <w:szCs w:val="20"/>
           <w:lang w:eastAsia="ko-KR"/>
         </w:rPr>
-        <w:t>9</w:t>
-      </w:r>
-      <w:r>
-        <w:rPr>
-          <w:rFonts w:ascii="Calibri Light" w:hAnsi="Calibri Light" w:cs="Calibri Light"/>
-          <w:i/>
-          <w:iCs/>
-          <w:sz w:val="20"/>
-          <w:szCs w:val="20"/>
-          <w:lang w:eastAsia="ko-KR"/>
-        </w:rPr>
-        <w:t>.</w:t>
-      </w:r>
-      <w:r>
-        <w:rPr>
-          <w:rFonts w:ascii="Calibri Light" w:hAnsi="Calibri Light" w:cs="Calibri Light"/>
-          <w:i/>
-          <w:iCs/>
-          <w:sz w:val="20"/>
-          <w:szCs w:val="20"/>
-          <w:lang w:eastAsia="ko-KR"/>
-        </w:rPr>
-        <w:t xml:space="preserve"> ~ 2022.12</w:t>
-      </w:r>
-    </w:p>
-    <w:p>
-      <w:pPr>
-        <w:tabs>
-          <w:tab w:val="right" w:pos="8640"/>
-        </w:tabs>
+        <w:t>9 ~ 2022.12</w:t>
+      </w:r>
+    </w:p>
+    <w:p>
+      <w:pPr>
+        <w:tabs>
+          <w:tab w:val="right" w:pos="8640"/>
+        </w:tabs>
+        <w:rPr>
+          <w:rFonts w:ascii="Calibri Light" w:hAnsi="Calibri Light" w:cs="Calibri Light"/>
+          <w:i/>
+          <w:iCs/>
+          <w:sz w:val="20"/>
+          <w:szCs w:val="20"/>
+        </w:rPr>
+      </w:pPr>
+      <w:r>
         <w:rPr>
           <w:rFonts w:ascii="Calibri" w:hAnsi="Calibri" w:cs="Calibri"/>
           <w:b/>
@@ -3291,21 +3441,9 @@
           <w:szCs w:val="22"/>
           <w:lang w:eastAsia="ko-KR"/>
         </w:rPr>
-      </w:pPr>
-    </w:p>
-    <w:p>
-      <w:pPr>
-        <w:tabs>
-          <w:tab w:val="right" w:pos="8640"/>
-        </w:tabs>
-        <w:rPr>
-          <w:rFonts w:ascii="Calibri Light" w:hAnsi="Calibri Light" w:cs="Calibri Light"/>
-          <w:i/>
-          <w:iCs/>
-          <w:sz w:val="20"/>
-          <w:szCs w:val="20"/>
-        </w:rPr>
-      </w:pPr>
+        <w:lastRenderedPageBreak/>
+        <w:t>Computational Psychiatry Course</w:t>
+      </w:r>
       <w:r>
         <w:rPr>
           <w:rFonts w:ascii="Calibri" w:hAnsi="Calibri" w:cs="Calibri"/>
@@ -3315,7 +3453,7 @@
           <w:szCs w:val="22"/>
           <w:lang w:eastAsia="ko-KR"/>
         </w:rPr>
-        <w:t>Computational Psychiatry Course</w:t>
+        <w:t xml:space="preserve"> </w:t>
       </w:r>
       <w:r>
         <w:rPr>
@@ -3326,22 +3464,169 @@
           <w:szCs w:val="22"/>
           <w:lang w:eastAsia="ko-KR"/>
         </w:rPr>
-        <w:t xml:space="preserve"> </w:t>
+        <w:t xml:space="preserve">Zurich </w:t>
       </w:r>
       <w:r>
         <w:rPr>
           <w:rFonts w:ascii="Calibri" w:hAnsi="Calibri" w:cs="Calibri"/>
           <w:b/>
+          <w:sz w:val="22"/>
+          <w:szCs w:val="22"/>
+          <w:lang w:eastAsia="ko-KR"/>
+        </w:rPr>
+        <w:tab/>
+      </w:r>
+    </w:p>
+    <w:p>
+      <w:pPr>
+        <w:tabs>
+          <w:tab w:val="right" w:pos="8640"/>
+        </w:tabs>
+        <w:rPr>
+          <w:rFonts w:ascii="Calibri Light" w:hAnsi="Calibri Light" w:cs="Calibri Light"/>
+          <w:i/>
+          <w:iCs/>
+          <w:sz w:val="20"/>
+          <w:szCs w:val="20"/>
+        </w:rPr>
+      </w:pPr>
+      <w:r>
+        <w:rPr>
+          <w:rFonts w:ascii="Calibri Light" w:hAnsi="Calibri Light" w:cs="Calibri Light"/>
+          <w:sz w:val="20"/>
+          <w:szCs w:val="20"/>
+          <w:lang w:eastAsia="ko-KR"/>
+        </w:rPr>
+        <w:t xml:space="preserve">Teaching Assistant </w:t>
+      </w:r>
+      <w:r>
+        <w:rPr>
+          <w:rFonts w:ascii="Calibri Light" w:hAnsi="Calibri Light" w:cs="Calibri Light"/>
+          <w:sz w:val="20"/>
+          <w:szCs w:val="20"/>
+          <w:lang w:eastAsia="ko-KR"/>
+        </w:rPr>
+        <w:tab/>
+      </w:r>
+    </w:p>
+    <w:p>
+      <w:pPr>
+        <w:tabs>
+          <w:tab w:val="right" w:pos="8640"/>
+        </w:tabs>
+        <w:rPr>
+          <w:rFonts w:ascii="Calibri Light" w:hAnsi="Calibri Light" w:cs="Calibri Light"/>
+          <w:i/>
+          <w:iCs/>
+          <w:sz w:val="20"/>
+          <w:szCs w:val="20"/>
+          <w:lang w:eastAsia="ko-KR"/>
+        </w:rPr>
+      </w:pPr>
+      <w:r>
+        <w:rPr>
+          <w:rFonts w:ascii="Calibri Light" w:hAnsi="Calibri Light" w:cs="Calibri Light"/>
+          <w:i/>
+          <w:iCs/>
+          <w:sz w:val="20"/>
+          <w:szCs w:val="20"/>
+        </w:rPr>
+        <w:t xml:space="preserve">Reinforcement Learning using the </w:t>
+      </w:r>
+      <w:proofErr w:type="spellStart"/>
+      <w:r>
+        <w:rPr>
+          <w:rFonts w:ascii="Calibri Light" w:hAnsi="Calibri Light" w:cs="Calibri Light"/>
+          <w:i/>
+          <w:iCs/>
+          <w:sz w:val="20"/>
+          <w:szCs w:val="20"/>
+        </w:rPr>
+        <w:t>hBayesDM</w:t>
+      </w:r>
+      <w:proofErr w:type="spellEnd"/>
+      <w:r>
+        <w:rPr>
+          <w:rFonts w:ascii="Calibri Light" w:hAnsi="Calibri Light" w:cs="Calibri Light"/>
+          <w:i/>
+          <w:iCs/>
+          <w:sz w:val="20"/>
+          <w:szCs w:val="20"/>
+        </w:rPr>
+        <w:t xml:space="preserve"> Package</w:t>
+      </w:r>
+      <w:r>
+        <w:rPr>
+          <w:rFonts w:ascii="Calibri Light" w:hAnsi="Calibri Light" w:cs="Calibri Light"/>
+          <w:i/>
+          <w:iCs/>
+          <w:sz w:val="20"/>
+          <w:szCs w:val="20"/>
+        </w:rPr>
+        <w:tab/>
+      </w:r>
+      <w:r>
+        <w:rPr>
+          <w:rFonts w:ascii="Calibri Light" w:hAnsi="Calibri Light" w:cs="Calibri Light"/>
+          <w:i/>
+          <w:iCs/>
+          <w:sz w:val="20"/>
+          <w:szCs w:val="20"/>
+          <w:lang w:eastAsia="ko-KR"/>
+        </w:rPr>
+        <w:t>2021.</w:t>
+      </w:r>
+      <w:r>
+        <w:rPr>
+          <w:rFonts w:ascii="Calibri Light" w:hAnsi="Calibri Light" w:cs="Calibri Light"/>
+          <w:i/>
+          <w:iCs/>
+          <w:sz w:val="20"/>
+          <w:szCs w:val="20"/>
+          <w:lang w:eastAsia="ko-KR"/>
+        </w:rPr>
+        <w:t>09</w:t>
+      </w:r>
+    </w:p>
+    <w:p>
+      <w:pPr>
+        <w:tabs>
+          <w:tab w:val="right" w:pos="8640"/>
+        </w:tabs>
+        <w:rPr>
+          <w:rFonts w:ascii="Calibri" w:hAnsi="Calibri" w:cs="Calibri"/>
+          <w:b/>
           <w:bCs/>
           <w:sz w:val="22"/>
           <w:szCs w:val="22"/>
           <w:lang w:eastAsia="ko-KR"/>
         </w:rPr>
-        <w:t xml:space="preserve">Zurich </w:t>
-      </w:r>
-      <w:r>
+      </w:pPr>
+    </w:p>
+    <w:p>
+      <w:pPr>
+        <w:tabs>
+          <w:tab w:val="right" w:pos="8640"/>
+        </w:tabs>
         <w:rPr>
           <w:rFonts w:ascii="Calibri" w:hAnsi="Calibri" w:cs="Calibri"/>
+          <w:lang w:eastAsia="ko-KR"/>
+        </w:rPr>
+      </w:pPr>
+      <w:r>
+        <w:rPr>
+          <w:rFonts w:ascii="Calibri" w:hAnsi="Calibri" w:cs="Calibri"/>
+          <w:b/>
+          <w:bCs/>
+          <w:sz w:val="22"/>
+          <w:szCs w:val="22"/>
+          <w:lang w:eastAsia="ko-KR"/>
+        </w:rPr>
+        <w:t>Seoul National University</w:t>
+      </w:r>
+      <w:r>
+        <w:rPr>
+          <w:rFonts w:ascii="Calibri" w:hAnsi="Calibri" w:cs="Calibri"/>
           <w:b/>
           <w:sz w:val="22"/>
           <w:szCs w:val="22"/>
@@ -3404,29 +3689,17 @@
           <w:sz w:val="20"/>
           <w:szCs w:val="20"/>
         </w:rPr>
-        <w:t xml:space="preserve">Reinforcement Learning using the </w:t>
-      </w:r>
-      <w:proofErr w:type="spellStart"/>
-      <w:r>
-        <w:rPr>
-          <w:rFonts w:ascii="Calibri Light" w:hAnsi="Calibri Light" w:cs="Calibri Light"/>
-          <w:i/>
-          <w:iCs/>
-          <w:sz w:val="20"/>
-          <w:szCs w:val="20"/>
-        </w:rPr>
-        <w:t>hBayesDM</w:t>
-      </w:r>
-      <w:proofErr w:type="spellEnd"/>
-      <w:r>
-        <w:rPr>
-          <w:rFonts w:ascii="Calibri Light" w:hAnsi="Calibri Light" w:cs="Calibri Light"/>
-          <w:i/>
-          <w:iCs/>
-          <w:sz w:val="20"/>
-          <w:szCs w:val="20"/>
-        </w:rPr>
-        <w:t xml:space="preserve"> Package</w:t>
+        <w:t>Seminar in Experimental Psychology</w:t>
+      </w:r>
+      <w:r>
+        <w:rPr>
+          <w:rFonts w:ascii="Calibri Light" w:hAnsi="Calibri Light" w:cs="Calibri Light"/>
+          <w:i/>
+          <w:iCs/>
+          <w:sz w:val="20"/>
+          <w:szCs w:val="20"/>
+        </w:rPr>
+        <w:t>: Computational Modeling</w:t>
       </w:r>
       <w:r>
         <w:rPr>
@@ -3447,18 +3720,17 @@
           <w:szCs w:val="20"/>
           <w:lang w:eastAsia="ko-KR"/>
         </w:rPr>
-        <w:t>2021.</w:t>
-      </w:r>
-      <w:r>
-        <w:rPr>
-          <w:rFonts w:ascii="Calibri Light" w:hAnsi="Calibri Light" w:cs="Calibri Light"/>
-          <w:i/>
-          <w:iCs/>
-          <w:sz w:val="20"/>
-          <w:szCs w:val="20"/>
-          <w:lang w:eastAsia="ko-KR"/>
-        </w:rPr>
-        <w:t>09.</w:t>
+        <w:t xml:space="preserve">2021.03 ~ </w:t>
+      </w:r>
+      <w:r>
+        <w:rPr>
+          <w:rFonts w:ascii="Calibri Light" w:hAnsi="Calibri Light" w:cs="Calibri Light"/>
+          <w:i/>
+          <w:iCs/>
+          <w:sz w:val="20"/>
+          <w:szCs w:val="20"/>
+        </w:rPr>
+        <w:t>2021.08</w:t>
       </w:r>
     </w:p>
     <w:p>
@@ -3475,136 +3747,6 @@
           <w:lang w:eastAsia="ko-KR"/>
         </w:rPr>
       </w:pPr>
-    </w:p>
-    <w:p>
-      <w:pPr>
-        <w:tabs>
-          <w:tab w:val="right" w:pos="8640"/>
-        </w:tabs>
-        <w:rPr>
-          <w:rFonts w:ascii="Calibri" w:hAnsi="Calibri" w:cs="Calibri"/>
-          <w:lang w:eastAsia="ko-KR"/>
-        </w:rPr>
-      </w:pPr>
-      <w:r>
-        <w:rPr>
-          <w:rFonts w:ascii="Calibri" w:hAnsi="Calibri" w:cs="Calibri"/>
-          <w:b/>
-          <w:bCs/>
-          <w:sz w:val="22"/>
-          <w:szCs w:val="22"/>
-          <w:lang w:eastAsia="ko-KR"/>
-        </w:rPr>
-        <w:t>Seoul National University</w:t>
-      </w:r>
-      <w:r>
-        <w:rPr>
-          <w:rFonts w:ascii="Calibri" w:hAnsi="Calibri" w:cs="Calibri"/>
-          <w:b/>
-          <w:sz w:val="22"/>
-          <w:szCs w:val="22"/>
-          <w:lang w:eastAsia="ko-KR"/>
-        </w:rPr>
-        <w:tab/>
-      </w:r>
-    </w:p>
-    <w:p>
-      <w:pPr>
-        <w:tabs>
-          <w:tab w:val="right" w:pos="8640"/>
-        </w:tabs>
-        <w:rPr>
-          <w:rFonts w:ascii="Calibri Light" w:hAnsi="Calibri Light" w:cs="Calibri Light"/>
-          <w:i/>
-          <w:iCs/>
-          <w:sz w:val="20"/>
-          <w:szCs w:val="20"/>
-        </w:rPr>
-      </w:pPr>
-      <w:r>
-        <w:rPr>
-          <w:rFonts w:ascii="Calibri Light" w:hAnsi="Calibri Light" w:cs="Calibri Light"/>
-          <w:sz w:val="20"/>
-          <w:szCs w:val="20"/>
-          <w:lang w:eastAsia="ko-KR"/>
-        </w:rPr>
-        <w:t xml:space="preserve">Teaching Assistant </w:t>
-      </w:r>
-      <w:r>
-        <w:rPr>
-          <w:rFonts w:ascii="Calibri Light" w:hAnsi="Calibri Light" w:cs="Calibri Light"/>
-          <w:sz w:val="20"/>
-          <w:szCs w:val="20"/>
-          <w:lang w:eastAsia="ko-KR"/>
-        </w:rPr>
-        <w:tab/>
-      </w:r>
-    </w:p>
-    <w:p>
-      <w:pPr>
-        <w:tabs>
-          <w:tab w:val="right" w:pos="8640"/>
-        </w:tabs>
-        <w:rPr>
-          <w:rFonts w:ascii="Calibri Light" w:hAnsi="Calibri Light" w:cs="Calibri Light"/>
-          <w:i/>
-          <w:iCs/>
-          <w:sz w:val="20"/>
-          <w:szCs w:val="20"/>
-          <w:lang w:eastAsia="ko-KR"/>
-        </w:rPr>
-      </w:pPr>
-      <w:r>
-        <w:rPr>
-          <w:rFonts w:ascii="Calibri Light" w:hAnsi="Calibri Light" w:cs="Calibri Light"/>
-          <w:i/>
-          <w:iCs/>
-          <w:sz w:val="20"/>
-          <w:szCs w:val="20"/>
-        </w:rPr>
-        <w:t>Seminar in Experimental Psychology</w:t>
-      </w:r>
-      <w:r>
-        <w:rPr>
-          <w:rFonts w:ascii="Calibri Light" w:hAnsi="Calibri Light" w:cs="Calibri Light"/>
-          <w:i/>
-          <w:iCs/>
-          <w:sz w:val="20"/>
-          <w:szCs w:val="20"/>
-        </w:rPr>
-        <w:t>: Computational Modeling</w:t>
-      </w:r>
-      <w:r>
-        <w:rPr>
-          <w:rFonts w:ascii="Calibri Light" w:hAnsi="Calibri Light" w:cs="Calibri Light"/>
-          <w:i/>
-          <w:iCs/>
-          <w:sz w:val="20"/>
-          <w:szCs w:val="20"/>
-        </w:rPr>
-        <w:tab/>
-      </w:r>
-      <w:r>
-        <w:rPr>
-          <w:rFonts w:ascii="Calibri Light" w:hAnsi="Calibri Light" w:cs="Calibri Light"/>
-          <w:i/>
-          <w:iCs/>
-          <w:sz w:val="20"/>
-          <w:szCs w:val="20"/>
-          <w:lang w:eastAsia="ko-KR"/>
-        </w:rPr>
-        <w:t xml:space="preserve">2021.03 ~ </w:t>
-      </w:r>
-      <w:r>
-        <w:rPr>
-          <w:rFonts w:ascii="Calibri Light" w:hAnsi="Calibri Light" w:cs="Calibri Light"/>
-          <w:i/>
-          <w:iCs/>
-          <w:sz w:val="20"/>
-          <w:szCs w:val="20"/>
-        </w:rPr>
-        <w:t>2021.08</w:t>
-      </w:r>
     </w:p>
     <w:p>
       <w:pPr>
@@ -4499,18 +4641,6 @@
         </w:tabs>
         <w:rPr>
           <w:rFonts w:ascii="Calibri Light" w:hAnsi="Calibri Light" w:cs="Calibri Light"/>
-          <w:sz w:val="18"/>
-          <w:szCs w:val="18"/>
-        </w:rPr>
-      </w:pPr>
-    </w:p>
-    <w:p>
-      <w:pPr>
-        <w:tabs>
-          <w:tab w:val="right" w:pos="8640"/>
-        </w:tabs>
-        <w:rPr>
-          <w:rFonts w:ascii="Calibri Light" w:hAnsi="Calibri Light" w:cs="Calibri Light"/>
           <w:b/>
           <w:bCs/>
           <w:sz w:val="22"/>
@@ -4891,8 +5021,13 @@
       <w:pPr>
         <w:rPr>
           <w:rFonts w:ascii="Lato" w:hAnsi="Lato" w:cstheme="minorHAnsi"/>
-          <w:sz w:val="22"/>
-          <w:szCs w:val="22"/>
+          <w:b/>
+          <w:bCs/>
+          <w:smallCaps/>
+          <w:kern w:val="32"/>
+          <w:sz w:val="26"/>
+          <w:szCs w:val="26"/>
+          <w:lang w:eastAsia="ko-KR"/>
         </w:rPr>
       </w:pPr>
     </w:p>
@@ -5067,11 +5202,6 @@
       </w:r>
     </w:p>
     <w:p>
-      <w:r>
-        <w:br/>
-      </w:r>
-    </w:p>
-    <w:p>
       <w:pPr>
         <w:pStyle w:val="Heading1"/>
         <w:rPr>
@@ -5242,6 +5372,129 @@
           <w:szCs w:val="26"/>
         </w:rPr>
         <w:t>nd Awards</w:t>
+      </w:r>
+    </w:p>
+    <w:p>
+      <w:pPr>
+        <w:tabs>
+          <w:tab w:val="right" w:pos="8640"/>
+        </w:tabs>
+        <w:rPr>
+          <w:rFonts w:ascii="Calibri Light" w:hAnsi="Calibri Light" w:cs="Calibri Light"/>
+          <w:b/>
+          <w:bCs/>
+          <w:sz w:val="22"/>
+          <w:szCs w:val="22"/>
+        </w:rPr>
+      </w:pPr>
+    </w:p>
+    <w:p>
+      <w:pPr>
+        <w:tabs>
+          <w:tab w:val="right" w:pos="8640"/>
+        </w:tabs>
+        <w:rPr>
+          <w:rFonts w:ascii="Calibri Light" w:hAnsi="Calibri Light" w:cs="Calibri Light"/>
+          <w:i/>
+          <w:iCs/>
+          <w:sz w:val="20"/>
+          <w:szCs w:val="20"/>
+          <w:lang w:eastAsia="ko-KR"/>
+        </w:rPr>
+      </w:pPr>
+      <w:r>
+        <w:rPr>
+          <w:rFonts w:ascii="Calibri Light" w:hAnsi="Calibri Light" w:cs="Calibri Light"/>
+          <w:b/>
+          <w:bCs/>
+          <w:sz w:val="22"/>
+          <w:szCs w:val="22"/>
+          <w:lang w:eastAsia="ko-KR"/>
+        </w:rPr>
+        <w:t xml:space="preserve">Excellence Award in </w:t>
+      </w:r>
+      <w:r>
+        <w:rPr>
+          <w:rFonts w:ascii="Calibri Light" w:hAnsi="Calibri Light" w:cs="Calibri Light"/>
+          <w:b/>
+          <w:bCs/>
+          <w:sz w:val="22"/>
+          <w:szCs w:val="22"/>
+        </w:rPr>
+        <w:t>Doctoral Colloquium</w:t>
+      </w:r>
+      <w:r>
+        <w:rPr>
+          <w:rFonts w:ascii="Calibri Light" w:hAnsi="Calibri Light" w:cs="Calibri Light"/>
+          <w:sz w:val="22"/>
+          <w:szCs w:val="22"/>
+        </w:rPr>
+        <w:tab/>
+      </w:r>
+      <w:r>
+        <w:rPr>
+          <w:rFonts w:ascii="Calibri Light" w:hAnsi="Calibri Light" w:cs="Calibri Light"/>
+          <w:i/>
+          <w:iCs/>
+          <w:sz w:val="20"/>
+          <w:szCs w:val="20"/>
+        </w:rPr>
+        <w:t>202</w:t>
+      </w:r>
+      <w:r>
+        <w:rPr>
+          <w:rFonts w:ascii="Calibri Light" w:hAnsi="Calibri Light" w:cs="Calibri Light"/>
+          <w:i/>
+          <w:iCs/>
+          <w:sz w:val="20"/>
+          <w:szCs w:val="20"/>
+        </w:rPr>
+        <w:t>3</w:t>
+      </w:r>
+      <w:r>
+        <w:rPr>
+          <w:rFonts w:ascii="Calibri Light" w:hAnsi="Calibri Light" w:cs="Calibri Light"/>
+          <w:i/>
+          <w:iCs/>
+          <w:sz w:val="20"/>
+          <w:szCs w:val="20"/>
+        </w:rPr>
+        <w:t>.0</w:t>
+      </w:r>
+      <w:r>
+        <w:rPr>
+          <w:rFonts w:ascii="Calibri Light" w:hAnsi="Calibri Light" w:cs="Calibri Light"/>
+          <w:i/>
+          <w:iCs/>
+          <w:sz w:val="20"/>
+          <w:szCs w:val="20"/>
+        </w:rPr>
+        <w:t>8</w:t>
+      </w:r>
+    </w:p>
+    <w:p>
+      <w:pPr>
+        <w:tabs>
+          <w:tab w:val="right" w:pos="8640"/>
+        </w:tabs>
+        <w:rPr>
+          <w:rFonts w:ascii="Calibri Light" w:hAnsi="Calibri Light" w:cs="Calibri Light"/>
+          <w:i/>
+          <w:iCs/>
+          <w:sz w:val="20"/>
+          <w:szCs w:val="20"/>
+        </w:rPr>
+      </w:pPr>
+      <w:r>
+        <w:rPr>
+          <w:rFonts w:ascii="Calibri Light" w:hAnsi="Calibri Light" w:cs="Calibri Light"/>
+          <w:i/>
+          <w:iCs/>
+          <w:sz w:val="20"/>
+          <w:szCs w:val="20"/>
+          <w:lang w:eastAsia="ko-KR"/>
+        </w:rPr>
+        <w:t>2023 Annual Conference of the Korean Psychological Association</w:t>
       </w:r>
     </w:p>
     <w:p>
@@ -6252,11 +6505,8 @@
     <w:p>
       <w:pPr>
         <w:rPr>
-          <w:rFonts w:ascii="Calibri Light" w:hAnsi="Calibri Light" w:cs="Calibri Light"/>
-          <w:i/>
-          <w:iCs/>
-          <w:sz w:val="20"/>
-          <w:szCs w:val="20"/>
+          <w:sz w:val="32"/>
+          <w:szCs w:val="32"/>
         </w:rPr>
       </w:pPr>
     </w:p>
@@ -6332,7 +6582,27 @@
           <w:sz w:val="20"/>
           <w:szCs w:val="20"/>
         </w:rPr>
-        <w:t>08.</w:t>
+        <w:t>0</w:t>
+      </w:r>
+      <w:r>
+        <w:rPr>
+          <w:rFonts w:ascii="Calibri Light" w:hAnsi="Calibri Light" w:cs="Calibri Light"/>
+          <w:i/>
+          <w:iCs/>
+          <w:sz w:val="20"/>
+          <w:szCs w:val="20"/>
+        </w:rPr>
+        <w:t>9</w:t>
+      </w:r>
+      <w:r>
+        <w:rPr>
+          <w:rFonts w:ascii="Calibri Light" w:hAnsi="Calibri Light" w:cs="Calibri Light"/>
+          <w:i/>
+          <w:iCs/>
+          <w:sz w:val="20"/>
+          <w:szCs w:val="20"/>
+        </w:rPr>
+        <w:t>.</w:t>
       </w:r>
       <w:r>
         <w:rPr>
@@ -6355,17 +6625,6 @@
         </w:rPr>
         <w:t>-</w:t>
       </w:r>
-    </w:p>
-    <w:p>
-      <w:pPr>
-        <w:jc w:val="right"/>
-        <w:rPr>
-          <w:rFonts w:ascii="Calibri Light" w:hAnsi="Calibri Light" w:cs="Calibri Light"/>
-          <w:sz w:val="20"/>
-          <w:szCs w:val="20"/>
-          <w:lang w:eastAsia="ko-KR"/>
-        </w:rPr>
-      </w:pPr>
     </w:p>
     <w:sectPr>
       <w:footerReference w:type="default" r:id="rId11"/>

--- a/files/CV_minakwon.docx
+++ b/files/CV_minakwon.docx
@@ -423,20 +423,8 @@
           <w:sz w:val="20"/>
           <w:szCs w:val="20"/>
         </w:rPr>
-        <w:t xml:space="preserve">- Advisor: Professor Woo-Young </w:t>
-      </w:r>
-      <w:proofErr w:type="spellStart"/>
-      <w:r>
-        <w:rPr>
-          <w:rFonts w:ascii="Calibri Light" w:hAnsi="Calibri Light" w:cs="Calibri Light"/>
-          <w:i/>
-          <w:iCs/>
-          <w:sz w:val="20"/>
-          <w:szCs w:val="20"/>
-        </w:rPr>
-        <w:t>Ahn</w:t>
-      </w:r>
-      <w:proofErr w:type="spellEnd"/>
+        <w:t>- Advisor: Professor Woo-Young Ahn</w:t>
+      </w:r>
     </w:p>
     <w:p>
       <w:pPr>
@@ -602,20 +590,8 @@
           <w:sz w:val="20"/>
           <w:szCs w:val="20"/>
         </w:rPr>
-        <w:t xml:space="preserve">- Advisor: Professor Woo-Young </w:t>
-      </w:r>
-      <w:proofErr w:type="spellStart"/>
-      <w:r>
-        <w:rPr>
-          <w:rFonts w:ascii="Calibri Light" w:hAnsi="Calibri Light" w:cs="Calibri Light"/>
-          <w:i/>
-          <w:iCs/>
-          <w:sz w:val="20"/>
-          <w:szCs w:val="20"/>
-        </w:rPr>
-        <w:t>Ahn</w:t>
-      </w:r>
-      <w:proofErr w:type="spellEnd"/>
+        <w:t>- Advisor: Professor Woo-Young Ahn</w:t>
+      </w:r>
     </w:p>
     <w:p>
       <w:pPr>
@@ -865,23 +841,13 @@
         </w:rPr>
         <w:tab/>
       </w:r>
-      <w:proofErr w:type="spellStart"/>
-      <w:r>
-        <w:rPr>
-          <w:rFonts w:ascii="Calibri Light" w:hAnsi="Calibri Light" w:cs="Calibri Light"/>
-          <w:sz w:val="20"/>
-          <w:szCs w:val="20"/>
-        </w:rPr>
-        <w:t>StonyBrook</w:t>
-      </w:r>
-      <w:proofErr w:type="spellEnd"/>
-      <w:r>
-        <w:rPr>
-          <w:rFonts w:ascii="Calibri Light" w:hAnsi="Calibri Light" w:cs="Calibri Light"/>
-          <w:sz w:val="20"/>
-          <w:szCs w:val="20"/>
-        </w:rPr>
-        <w:t>, NY</w:t>
+      <w:r>
+        <w:rPr>
+          <w:rFonts w:ascii="Calibri Light" w:hAnsi="Calibri Light" w:cs="Calibri Light"/>
+          <w:sz w:val="20"/>
+          <w:szCs w:val="20"/>
+        </w:rPr>
+        <w:t>StonyBrook, NY</w:t>
       </w:r>
     </w:p>
     <w:p>
@@ -1074,25 +1040,7 @@
           <w:sz w:val="22"/>
           <w:lang w:eastAsia="ko-KR"/>
         </w:rPr>
-        <w:t xml:space="preserve">., &amp; </w:t>
-      </w:r>
-      <w:proofErr w:type="spellStart"/>
-      <w:r>
-        <w:rPr>
-          <w:rFonts w:ascii="Calibri Light" w:hAnsi="Calibri Light" w:cs="Calibri Light"/>
-          <w:sz w:val="22"/>
-          <w:lang w:eastAsia="ko-KR"/>
-        </w:rPr>
-        <w:t>Ahn</w:t>
-      </w:r>
-      <w:proofErr w:type="spellEnd"/>
-      <w:r>
-        <w:rPr>
-          <w:rFonts w:ascii="Calibri Light" w:hAnsi="Calibri Light" w:cs="Calibri Light"/>
-          <w:sz w:val="22"/>
-          <w:lang w:eastAsia="ko-KR"/>
-        </w:rPr>
-        <w:t>, W.-Y. (</w:t>
+        <w:t>., &amp; Ahn, W.-Y. (</w:t>
       </w:r>
       <w:r>
         <w:rPr>
@@ -1231,41 +1179,13 @@
         </w:rPr>
         <w:t xml:space="preserve">Lee, Y., </w:t>
       </w:r>
-      <w:proofErr w:type="spellStart"/>
-      <w:r>
-        <w:rPr>
-          <w:rFonts w:ascii="Calibri Light" w:hAnsi="Calibri Light" w:cs="Calibri Light"/>
-          <w:sz w:val="22"/>
-          <w:lang w:eastAsia="ko-KR"/>
-        </w:rPr>
-        <w:t>Hur</w:t>
-      </w:r>
-      <w:proofErr w:type="spellEnd"/>
-      <w:r>
-        <w:rPr>
-          <w:rFonts w:ascii="Calibri Light" w:hAnsi="Calibri Light" w:cs="Calibri Light"/>
-          <w:sz w:val="22"/>
-          <w:lang w:eastAsia="ko-KR"/>
-        </w:rPr>
-        <w:t xml:space="preserve">, J., Lee, T.-H., &amp; </w:t>
-      </w:r>
-      <w:proofErr w:type="spellStart"/>
-      <w:r>
-        <w:rPr>
-          <w:rFonts w:ascii="Calibri Light" w:hAnsi="Calibri Light" w:cs="Calibri Light"/>
-          <w:sz w:val="22"/>
-          <w:lang w:eastAsia="ko-KR"/>
-        </w:rPr>
-        <w:t>Ahn</w:t>
-      </w:r>
-      <w:proofErr w:type="spellEnd"/>
-      <w:r>
-        <w:rPr>
-          <w:rFonts w:ascii="Calibri Light" w:hAnsi="Calibri Light" w:cs="Calibri Light"/>
-          <w:sz w:val="22"/>
-          <w:lang w:eastAsia="ko-KR"/>
-        </w:rPr>
-        <w:t>, W.-Y. (</w:t>
+      <w:r>
+        <w:rPr>
+          <w:rFonts w:ascii="Calibri Light" w:hAnsi="Calibri Light" w:cs="Calibri Light"/>
+          <w:sz w:val="22"/>
+          <w:lang w:eastAsia="ko-KR"/>
+        </w:rPr>
+        <w:t>Hur, J., Lee, T.-H., &amp; Ahn, W.-Y. (</w:t>
       </w:r>
       <w:r>
         <w:rPr>
@@ -1307,7 +1227,6 @@
         </w:rPr>
         <w:t xml:space="preserve"> </w:t>
       </w:r>
-      <w:proofErr w:type="spellStart"/>
       <w:r>
         <w:rPr>
           <w:rFonts w:ascii="Calibri Light" w:hAnsi="Calibri Light" w:cs="Calibri Light"/>
@@ -1320,7 +1239,6 @@
         </w:rPr>
         <w:t>BioRxiv</w:t>
       </w:r>
-      <w:proofErr w:type="spellEnd"/>
       <w:r>
         <w:rPr>
           <w:rFonts w:ascii="Calibri Light" w:hAnsi="Calibri Light" w:cs="Calibri Light"/>
@@ -1372,23 +1290,13 @@
         </w:rPr>
         <w:t xml:space="preserve">Kim, H., </w:t>
       </w:r>
-      <w:proofErr w:type="spellStart"/>
-      <w:r>
-        <w:rPr>
-          <w:rFonts w:ascii="Calibri Light" w:hAnsi="Calibri Light" w:cs="Calibri Light"/>
-          <w:sz w:val="22"/>
-          <w:lang w:eastAsia="ko-KR"/>
-        </w:rPr>
-        <w:t>Hur</w:t>
-      </w:r>
-      <w:proofErr w:type="spellEnd"/>
-      <w:r>
-        <w:rPr>
-          <w:rFonts w:ascii="Calibri Light" w:hAnsi="Calibri Light" w:cs="Calibri Light"/>
-          <w:sz w:val="22"/>
-          <w:lang w:eastAsia="ko-KR"/>
-        </w:rPr>
-        <w:t xml:space="preserve">, J. K., </w:t>
+      <w:r>
+        <w:rPr>
+          <w:rFonts w:ascii="Calibri Light" w:hAnsi="Calibri Light" w:cs="Calibri Light"/>
+          <w:sz w:val="22"/>
+          <w:lang w:eastAsia="ko-KR"/>
+        </w:rPr>
+        <w:t xml:space="preserve">Hur, J. K., </w:t>
       </w:r>
       <w:r>
         <w:rPr>
@@ -1406,43 +1314,7 @@
           <w:sz w:val="22"/>
           <w:lang w:eastAsia="ko-KR"/>
         </w:rPr>
-        <w:t xml:space="preserve">, Kim, S., </w:t>
-      </w:r>
-      <w:proofErr w:type="spellStart"/>
-      <w:r>
-        <w:rPr>
-          <w:rFonts w:ascii="Calibri Light" w:hAnsi="Calibri Light" w:cs="Calibri Light"/>
-          <w:sz w:val="22"/>
-          <w:lang w:eastAsia="ko-KR"/>
-        </w:rPr>
-        <w:t>Zoh</w:t>
-      </w:r>
-      <w:proofErr w:type="spellEnd"/>
-      <w:r>
-        <w:rPr>
-          <w:rFonts w:ascii="Calibri Light" w:hAnsi="Calibri Light" w:cs="Calibri Light"/>
-          <w:sz w:val="22"/>
-          <w:lang w:eastAsia="ko-KR"/>
-        </w:rPr>
-        <w:t xml:space="preserve">, Y., &amp; </w:t>
-      </w:r>
-      <w:proofErr w:type="spellStart"/>
-      <w:r>
-        <w:rPr>
-          <w:rFonts w:ascii="Calibri Light" w:hAnsi="Calibri Light" w:cs="Calibri Light"/>
-          <w:sz w:val="22"/>
-          <w:lang w:eastAsia="ko-KR"/>
-        </w:rPr>
-        <w:t>Ahn</w:t>
-      </w:r>
-      <w:proofErr w:type="spellEnd"/>
-      <w:r>
-        <w:rPr>
-          <w:rFonts w:ascii="Calibri Light" w:hAnsi="Calibri Light" w:cs="Calibri Light"/>
-          <w:sz w:val="22"/>
-          <w:lang w:eastAsia="ko-KR"/>
-        </w:rPr>
-        <w:t xml:space="preserve">, W.-Y </w:t>
+        <w:t xml:space="preserve">, Kim, S., Zoh, Y., &amp; Ahn, W.-Y </w:t>
       </w:r>
       <w:r>
         <w:rPr>
@@ -1660,25 +1532,7 @@
           <w:sz w:val="22"/>
           <w:lang w:eastAsia="ko-KR"/>
         </w:rPr>
-        <w:t xml:space="preserve">ark, H., </w:t>
-      </w:r>
-      <w:proofErr w:type="spellStart"/>
-      <w:r>
-        <w:rPr>
-          <w:rFonts w:ascii="Calibri Light" w:hAnsi="Calibri Light" w:cs="Calibri Light"/>
-          <w:sz w:val="22"/>
-          <w:lang w:eastAsia="ko-KR"/>
-        </w:rPr>
-        <w:t>Ahn</w:t>
-      </w:r>
-      <w:proofErr w:type="spellEnd"/>
-      <w:r>
-        <w:rPr>
-          <w:rFonts w:ascii="Calibri Light" w:hAnsi="Calibri Light" w:cs="Calibri Light"/>
-          <w:sz w:val="22"/>
-          <w:lang w:eastAsia="ko-KR"/>
-        </w:rPr>
-        <w:t>, W.</w:t>
+        <w:t>ark, H., Ahn, W.</w:t>
       </w:r>
       <w:r>
         <w:rPr>
@@ -1833,41 +1687,13 @@
         </w:rPr>
         <w:t xml:space="preserve">Lee, Y., </w:t>
       </w:r>
-      <w:proofErr w:type="spellStart"/>
-      <w:r>
-        <w:rPr>
-          <w:rFonts w:ascii="Calibri Light" w:hAnsi="Calibri Light" w:cs="Calibri Light"/>
-          <w:sz w:val="22"/>
-          <w:lang w:eastAsia="ko-KR"/>
-        </w:rPr>
-        <w:t>Hur</w:t>
-      </w:r>
-      <w:proofErr w:type="spellEnd"/>
-      <w:r>
-        <w:rPr>
-          <w:rFonts w:ascii="Calibri Light" w:hAnsi="Calibri Light" w:cs="Calibri Light"/>
-          <w:sz w:val="22"/>
-          <w:lang w:eastAsia="ko-KR"/>
-        </w:rPr>
-        <w:t xml:space="preserve">, J., Lee, T.-H., &amp; </w:t>
-      </w:r>
-      <w:proofErr w:type="spellStart"/>
-      <w:r>
-        <w:rPr>
-          <w:rFonts w:ascii="Calibri Light" w:hAnsi="Calibri Light" w:cs="Calibri Light"/>
-          <w:sz w:val="22"/>
-          <w:lang w:eastAsia="ko-KR"/>
-        </w:rPr>
-        <w:t>Ahn</w:t>
-      </w:r>
-      <w:proofErr w:type="spellEnd"/>
-      <w:r>
-        <w:rPr>
-          <w:rFonts w:ascii="Calibri Light" w:hAnsi="Calibri Light" w:cs="Calibri Light"/>
-          <w:sz w:val="22"/>
-          <w:lang w:eastAsia="ko-KR"/>
-        </w:rPr>
-        <w:t xml:space="preserve">, W.-Y. </w:t>
+      <w:r>
+        <w:rPr>
+          <w:rFonts w:ascii="Calibri Light" w:hAnsi="Calibri Light" w:cs="Calibri Light"/>
+          <w:sz w:val="22"/>
+          <w:lang w:eastAsia="ko-KR"/>
+        </w:rPr>
+        <w:t xml:space="preserve">Hur, J., Lee, T.-H., &amp; Ahn, W.-Y. </w:t>
       </w:r>
       <w:r>
         <w:rPr>
@@ -1985,25 +1811,7 @@
           <w:sz w:val="22"/>
           <w:lang w:eastAsia="ko-KR"/>
         </w:rPr>
-        <w:t xml:space="preserve">ark, H., </w:t>
-      </w:r>
-      <w:proofErr w:type="spellStart"/>
-      <w:r>
-        <w:rPr>
-          <w:rFonts w:ascii="Calibri Light" w:hAnsi="Calibri Light" w:cs="Calibri Light"/>
-          <w:sz w:val="22"/>
-          <w:lang w:eastAsia="ko-KR"/>
-        </w:rPr>
-        <w:t>Ahn</w:t>
-      </w:r>
-      <w:proofErr w:type="spellEnd"/>
-      <w:r>
-        <w:rPr>
-          <w:rFonts w:ascii="Calibri Light" w:hAnsi="Calibri Light" w:cs="Calibri Light"/>
-          <w:sz w:val="22"/>
-          <w:lang w:eastAsia="ko-KR"/>
-        </w:rPr>
-        <w:t>, W.</w:t>
+        <w:t>ark, H., Ahn, W.</w:t>
       </w:r>
       <w:r>
         <w:rPr>
@@ -2200,41 +2008,13 @@
         </w:rPr>
         <w:t xml:space="preserve">Lee, Y., </w:t>
       </w:r>
-      <w:proofErr w:type="spellStart"/>
-      <w:r>
-        <w:rPr>
-          <w:rFonts w:ascii="Calibri Light" w:hAnsi="Calibri Light" w:cs="Calibri Light"/>
-          <w:sz w:val="22"/>
-          <w:lang w:eastAsia="ko-KR"/>
-        </w:rPr>
-        <w:t>Hur</w:t>
-      </w:r>
-      <w:proofErr w:type="spellEnd"/>
-      <w:r>
-        <w:rPr>
-          <w:rFonts w:ascii="Calibri Light" w:hAnsi="Calibri Light" w:cs="Calibri Light"/>
-          <w:sz w:val="22"/>
-          <w:lang w:eastAsia="ko-KR"/>
-        </w:rPr>
-        <w:t xml:space="preserve">, J., Lee, T., &amp; </w:t>
-      </w:r>
-      <w:proofErr w:type="spellStart"/>
-      <w:r>
-        <w:rPr>
-          <w:rFonts w:ascii="Calibri Light" w:hAnsi="Calibri Light" w:cs="Calibri Light"/>
-          <w:sz w:val="22"/>
-          <w:lang w:eastAsia="ko-KR"/>
-        </w:rPr>
-        <w:t>Ahn</w:t>
-      </w:r>
-      <w:proofErr w:type="spellEnd"/>
-      <w:r>
-        <w:rPr>
-          <w:rFonts w:ascii="Calibri Light" w:hAnsi="Calibri Light" w:cs="Calibri Light"/>
-          <w:sz w:val="22"/>
-          <w:lang w:eastAsia="ko-KR"/>
-        </w:rPr>
-        <w:t>, W. (</w:t>
+      <w:r>
+        <w:rPr>
+          <w:rFonts w:ascii="Calibri Light" w:hAnsi="Calibri Light" w:cs="Calibri Light"/>
+          <w:sz w:val="22"/>
+          <w:lang w:eastAsia="ko-KR"/>
+        </w:rPr>
+        <w:t>Hur, J., Lee, T., &amp; Ahn, W. (</w:t>
       </w:r>
       <w:r>
         <w:rPr>
@@ -2252,23 +2032,13 @@
         </w:rPr>
         <w:t xml:space="preserve">) </w:t>
       </w:r>
-      <w:proofErr w:type="spellStart"/>
-      <w:r>
-        <w:rPr>
-          <w:rFonts w:ascii="Calibri Light" w:hAnsi="Calibri Light" w:cs="Calibri Light"/>
-          <w:sz w:val="22"/>
-          <w:lang w:eastAsia="ko-KR"/>
-        </w:rPr>
-        <w:t>Neuroforecasting</w:t>
-      </w:r>
-      <w:proofErr w:type="spellEnd"/>
-      <w:r>
-        <w:rPr>
-          <w:rFonts w:ascii="Calibri Light" w:hAnsi="Calibri Light" w:cs="Calibri Light"/>
-          <w:sz w:val="22"/>
-          <w:lang w:eastAsia="ko-KR"/>
-        </w:rPr>
-        <w:t xml:space="preserve"> exceeds self-reports in predicting cosmetic sales: an fMRI study</w:t>
+      <w:r>
+        <w:rPr>
+          <w:rFonts w:ascii="Calibri Light" w:hAnsi="Calibri Light" w:cs="Calibri Light"/>
+          <w:sz w:val="22"/>
+          <w:lang w:eastAsia="ko-KR"/>
+        </w:rPr>
+        <w:t>Neuroforecasting exceeds self-reports in predicting cosmetic sales: an fMRI study</w:t>
       </w:r>
       <w:r>
         <w:rPr>
@@ -2371,41 +2141,13 @@
         </w:rPr>
         <w:t xml:space="preserve">Lee, Y., </w:t>
       </w:r>
-      <w:proofErr w:type="spellStart"/>
-      <w:r>
-        <w:rPr>
-          <w:rFonts w:ascii="Calibri Light" w:hAnsi="Calibri Light" w:cs="Calibri Light"/>
-          <w:sz w:val="22"/>
-          <w:lang w:eastAsia="ko-KR"/>
-        </w:rPr>
-        <w:t>Hur</w:t>
-      </w:r>
-      <w:proofErr w:type="spellEnd"/>
-      <w:r>
-        <w:rPr>
-          <w:rFonts w:ascii="Calibri Light" w:hAnsi="Calibri Light" w:cs="Calibri Light"/>
-          <w:sz w:val="22"/>
-          <w:lang w:eastAsia="ko-KR"/>
-        </w:rPr>
-        <w:t xml:space="preserve">, J., Lee, T., &amp; </w:t>
-      </w:r>
-      <w:proofErr w:type="spellStart"/>
-      <w:r>
-        <w:rPr>
-          <w:rFonts w:ascii="Calibri Light" w:hAnsi="Calibri Light" w:cs="Calibri Light"/>
-          <w:sz w:val="22"/>
-          <w:lang w:eastAsia="ko-KR"/>
-        </w:rPr>
-        <w:t>Ahn</w:t>
-      </w:r>
-      <w:proofErr w:type="spellEnd"/>
-      <w:r>
-        <w:rPr>
-          <w:rFonts w:ascii="Calibri Light" w:hAnsi="Calibri Light" w:cs="Calibri Light"/>
-          <w:sz w:val="22"/>
-          <w:lang w:eastAsia="ko-KR"/>
-        </w:rPr>
-        <w:t>, W. (</w:t>
+      <w:r>
+        <w:rPr>
+          <w:rFonts w:ascii="Calibri Light" w:hAnsi="Calibri Light" w:cs="Calibri Light"/>
+          <w:sz w:val="22"/>
+          <w:lang w:eastAsia="ko-KR"/>
+        </w:rPr>
+        <w:t>Hur, J., Lee, T., &amp; Ahn, W. (</w:t>
       </w:r>
       <w:r>
         <w:rPr>
@@ -2608,23 +2350,13 @@
         </w:rPr>
         <w:t xml:space="preserve">&amp; </w:t>
       </w:r>
-      <w:proofErr w:type="spellStart"/>
-      <w:r>
-        <w:rPr>
-          <w:rFonts w:ascii="Calibri Light" w:hAnsi="Calibri Light" w:cs="Calibri Light"/>
-          <w:sz w:val="22"/>
-          <w:lang w:eastAsia="ko-KR"/>
-        </w:rPr>
-        <w:t>Ahn</w:t>
-      </w:r>
-      <w:proofErr w:type="spellEnd"/>
-      <w:r>
-        <w:rPr>
-          <w:rFonts w:ascii="Calibri Light" w:hAnsi="Calibri Light" w:cs="Calibri Light"/>
-          <w:sz w:val="22"/>
-          <w:lang w:eastAsia="ko-KR"/>
-        </w:rPr>
-        <w:t>, W. (202</w:t>
+      <w:r>
+        <w:rPr>
+          <w:rFonts w:ascii="Calibri Light" w:hAnsi="Calibri Light" w:cs="Calibri Light"/>
+          <w:sz w:val="22"/>
+          <w:lang w:eastAsia="ko-KR"/>
+        </w:rPr>
+        <w:t>Ahn, W. (202</w:t>
       </w:r>
       <w:r>
         <w:rPr>
@@ -2766,25 +2498,7 @@
           <w:sz w:val="22"/>
           <w:lang w:eastAsia="ko-KR"/>
         </w:rPr>
-        <w:t xml:space="preserve">, </w:t>
-      </w:r>
-      <w:proofErr w:type="spellStart"/>
-      <w:r>
-        <w:rPr>
-          <w:rFonts w:ascii="Calibri Light" w:hAnsi="Calibri Light" w:cs="Calibri Light"/>
-          <w:sz w:val="22"/>
-          <w:lang w:eastAsia="ko-KR"/>
-        </w:rPr>
-        <w:t>Ahn</w:t>
-      </w:r>
-      <w:proofErr w:type="spellEnd"/>
-      <w:r>
-        <w:rPr>
-          <w:rFonts w:ascii="Calibri Light" w:hAnsi="Calibri Light" w:cs="Calibri Light"/>
-          <w:sz w:val="22"/>
-          <w:lang w:eastAsia="ko-KR"/>
-        </w:rPr>
-        <w:t xml:space="preserve">, W., &amp; Jung, Y. (2020) Neural Correlates of Goal-Directed Control in Interest Gaming Disorder and Alcohol Use Disorder, </w:t>
+        <w:t xml:space="preserve">, Ahn, W., &amp; Jung, Y. (2020) Neural Correlates of Goal-Directed Control in Interest Gaming Disorder and Alcohol Use Disorder, </w:t>
       </w:r>
       <w:r>
         <w:rPr>
@@ -2866,43 +2580,7 @@
           <w:sz w:val="22"/>
           <w:lang w:eastAsia="ko-KR"/>
         </w:rPr>
-        <w:t xml:space="preserve">, Kim, H., Yang, J., </w:t>
-      </w:r>
-      <w:proofErr w:type="spellStart"/>
-      <w:r>
-        <w:rPr>
-          <w:rFonts w:ascii="Calibri Light" w:hAnsi="Calibri Light" w:cs="Calibri Light"/>
-          <w:sz w:val="22"/>
-          <w:lang w:eastAsia="ko-KR"/>
-        </w:rPr>
-        <w:t>Hur</w:t>
-      </w:r>
-      <w:proofErr w:type="spellEnd"/>
-      <w:r>
-        <w:rPr>
-          <w:rFonts w:ascii="Calibri Light" w:hAnsi="Calibri Light" w:cs="Calibri Light"/>
-          <w:sz w:val="22"/>
-          <w:lang w:eastAsia="ko-KR"/>
-        </w:rPr>
-        <w:t xml:space="preserve">, J., Lee, T., &amp; </w:t>
-      </w:r>
-      <w:proofErr w:type="spellStart"/>
-      <w:r>
-        <w:rPr>
-          <w:rFonts w:ascii="Calibri Light" w:hAnsi="Calibri Light" w:cs="Calibri Light"/>
-          <w:sz w:val="22"/>
-          <w:lang w:eastAsia="ko-KR"/>
-        </w:rPr>
-        <w:t>Ahn</w:t>
-      </w:r>
-      <w:proofErr w:type="spellEnd"/>
-      <w:r>
-        <w:rPr>
-          <w:rFonts w:ascii="Calibri Light" w:hAnsi="Calibri Light" w:cs="Calibri Light"/>
-          <w:sz w:val="22"/>
-          <w:lang w:eastAsia="ko-KR"/>
-        </w:rPr>
-        <w:t xml:space="preserve">, W. (2019) Identifying behavioral and neural predictors of caffeinated soda intake in childhood using a large database from the ABCD study, </w:t>
+        <w:t xml:space="preserve">, Kim, H., Yang, J., Hur, J., Lee, T., &amp; Ahn, W. (2019) Identifying behavioral and neural predictors of caffeinated soda intake in childhood using a large database from the ABCD study, </w:t>
       </w:r>
       <w:r>
         <w:rPr>
@@ -2988,25 +2666,7 @@
           <w:sz w:val="22"/>
           <w:lang w:eastAsia="ko-KR"/>
         </w:rPr>
-        <w:t xml:space="preserve">., &amp; </w:t>
-      </w:r>
-      <w:proofErr w:type="spellStart"/>
-      <w:r>
-        <w:rPr>
-          <w:rFonts w:ascii="Calibri Light" w:hAnsi="Calibri Light" w:cs="Calibri Light"/>
-          <w:sz w:val="22"/>
-          <w:lang w:eastAsia="ko-KR"/>
-        </w:rPr>
-        <w:t>Ahn</w:t>
-      </w:r>
-      <w:proofErr w:type="spellEnd"/>
-      <w:r>
-        <w:rPr>
-          <w:rFonts w:ascii="Calibri Light" w:hAnsi="Calibri Light" w:cs="Calibri Light"/>
-          <w:sz w:val="22"/>
-          <w:lang w:eastAsia="ko-KR"/>
-        </w:rPr>
-        <w:t xml:space="preserve">, W. (2019) Effects of early life stress and social resources on neurocognitive functions: A large-scale replication study, </w:t>
+        <w:t xml:space="preserve">., &amp; Ahn, W. (2019) Effects of early life stress and social resources on neurocognitive functions: A large-scale replication study, </w:t>
       </w:r>
       <w:r>
         <w:rPr>
@@ -3197,18 +2857,7 @@
           <w:szCs w:val="20"/>
           <w:lang w:eastAsia="ko-KR"/>
         </w:rPr>
-        <w:t xml:space="preserve">09 ~ </w:t>
-      </w:r>
-      <w:r>
-        <w:rPr>
-          <w:rFonts w:ascii="Calibri Light" w:hAnsi="Calibri Light" w:cs="Calibri Light"/>
-          <w:i/>
-          <w:iCs/>
-          <w:sz w:val="20"/>
-          <w:szCs w:val="20"/>
-          <w:lang w:eastAsia="ko-KR"/>
-        </w:rPr>
-        <w:t>2023.12</w:t>
+        <w:t>09 ~ 2023.12</w:t>
       </w:r>
     </w:p>
     <w:p>
@@ -3339,18 +2988,7 @@
           <w:sz w:val="20"/>
           <w:szCs w:val="20"/>
         </w:rPr>
-        <w:t xml:space="preserve">Data collection and statistical analysis for functional </w:t>
-      </w:r>
-      <w:proofErr w:type="gramStart"/>
-      <w:r>
-        <w:rPr>
-          <w:rFonts w:ascii="Calibri Light" w:hAnsi="Calibri Light" w:cs="Calibri Light"/>
-          <w:i/>
-          <w:iCs/>
-          <w:sz w:val="20"/>
-          <w:szCs w:val="20"/>
-        </w:rPr>
-        <w:t xml:space="preserve">MRI  </w:t>
+        <w:t xml:space="preserve">Data collection and statistical analysis for functional MRI  </w:t>
       </w:r>
       <w:r>
         <w:rPr>
@@ -3362,7 +3000,6 @@
         </w:rPr>
         <w:tab/>
       </w:r>
-      <w:proofErr w:type="gramEnd"/>
       <w:r>
         <w:rPr>
           <w:rFonts w:ascii="Calibri Light" w:hAnsi="Calibri Light" w:cs="Calibri Light"/>
@@ -3531,29 +3168,7 @@
           <w:sz w:val="20"/>
           <w:szCs w:val="20"/>
         </w:rPr>
-        <w:t xml:space="preserve">Reinforcement Learning using the </w:t>
-      </w:r>
-      <w:proofErr w:type="spellStart"/>
-      <w:r>
-        <w:rPr>
-          <w:rFonts w:ascii="Calibri Light" w:hAnsi="Calibri Light" w:cs="Calibri Light"/>
-          <w:i/>
-          <w:iCs/>
-          <w:sz w:val="20"/>
-          <w:szCs w:val="20"/>
-        </w:rPr>
-        <w:t>hBayesDM</w:t>
-      </w:r>
-      <w:proofErr w:type="spellEnd"/>
-      <w:r>
-        <w:rPr>
-          <w:rFonts w:ascii="Calibri Light" w:hAnsi="Calibri Light" w:cs="Calibri Light"/>
-          <w:i/>
-          <w:iCs/>
-          <w:sz w:val="20"/>
-          <w:szCs w:val="20"/>
-        </w:rPr>
-        <w:t xml:space="preserve"> Package</w:t>
+        <w:t>Reinforcement Learning using the hBayesDM Package</w:t>
       </w:r>
       <w:r>
         <w:rPr>
@@ -4607,20 +4222,8 @@
           <w:sz w:val="20"/>
           <w:szCs w:val="20"/>
         </w:rPr>
-        <w:t xml:space="preserve">PI: Professor Woo-Young </w:t>
-      </w:r>
-      <w:proofErr w:type="spellStart"/>
-      <w:r>
-        <w:rPr>
-          <w:rFonts w:ascii="Calibri Light" w:hAnsi="Calibri Light" w:cs="Calibri Light"/>
-          <w:i/>
-          <w:iCs/>
-          <w:sz w:val="20"/>
-          <w:szCs w:val="20"/>
-        </w:rPr>
-        <w:t>Ahn</w:t>
-      </w:r>
-      <w:proofErr w:type="spellEnd"/>
+        <w:t>PI: Professor Woo-Young Ahn</w:t>
+      </w:r>
     </w:p>
     <w:p>
       <w:pPr>
@@ -4791,29 +4394,7 @@
           <w:sz w:val="20"/>
           <w:szCs w:val="20"/>
         </w:rPr>
-        <w:t xml:space="preserve">PI: Professor </w:t>
-      </w:r>
-      <w:proofErr w:type="spellStart"/>
-      <w:r>
-        <w:rPr>
-          <w:rFonts w:ascii="Calibri Light" w:hAnsi="Calibri Light" w:cs="Calibri Light"/>
-          <w:i/>
-          <w:iCs/>
-          <w:sz w:val="20"/>
-          <w:szCs w:val="20"/>
-        </w:rPr>
-        <w:t>Jeanyoung</w:t>
-      </w:r>
-      <w:proofErr w:type="spellEnd"/>
-      <w:r>
-        <w:rPr>
-          <w:rFonts w:ascii="Calibri Light" w:hAnsi="Calibri Light" w:cs="Calibri Light"/>
-          <w:i/>
-          <w:iCs/>
-          <w:sz w:val="20"/>
-          <w:szCs w:val="20"/>
-        </w:rPr>
-        <w:t xml:space="preserve"> Chey</w:t>
+        <w:t>PI: Professor Jeanyoung Chey</w:t>
       </w:r>
     </w:p>
     <w:p>
@@ -4992,29 +4573,7 @@
           <w:sz w:val="20"/>
           <w:szCs w:val="20"/>
         </w:rPr>
-        <w:t xml:space="preserve">PI: Research Professor </w:t>
-      </w:r>
-      <w:proofErr w:type="spellStart"/>
-      <w:r>
-        <w:rPr>
-          <w:rFonts w:ascii="Calibri Light" w:hAnsi="Calibri Light" w:cs="Calibri Light"/>
-          <w:i/>
-          <w:iCs/>
-          <w:sz w:val="20"/>
-          <w:szCs w:val="20"/>
-        </w:rPr>
-        <w:t>Sungshin</w:t>
-      </w:r>
-      <w:proofErr w:type="spellEnd"/>
-      <w:r>
-        <w:rPr>
-          <w:rFonts w:ascii="Calibri Light" w:hAnsi="Calibri Light" w:cs="Calibri Light"/>
-          <w:i/>
-          <w:iCs/>
-          <w:sz w:val="20"/>
-          <w:szCs w:val="20"/>
-        </w:rPr>
-        <w:t xml:space="preserve"> Kim</w:t>
+        <w:t>PI: Research Professor Sungshin Kim</w:t>
       </w:r>
     </w:p>
     <w:p>
@@ -5252,7 +4811,7 @@
           <w:sz w:val="22"/>
           <w:szCs w:val="22"/>
         </w:rPr>
-        <w:t>SNU Undergraduate Research Grant in Social Science</w:t>
+        <w:t>Basic Science Research Program</w:t>
       </w:r>
       <w:r>
         <w:rPr>
@@ -5270,7 +4829,77 @@
           <w:sz w:val="20"/>
           <w:szCs w:val="20"/>
         </w:rPr>
-        <w:t>2019.03 ~ 2020.01</w:t>
+        <w:t>20</w:t>
+      </w:r>
+      <w:r>
+        <w:rPr>
+          <w:rFonts w:ascii="Calibri Light" w:hAnsi="Calibri Light" w:cs="Calibri Light"/>
+          <w:i/>
+          <w:iCs/>
+          <w:sz w:val="20"/>
+          <w:szCs w:val="20"/>
+        </w:rPr>
+        <w:t>23</w:t>
+      </w:r>
+      <w:r>
+        <w:rPr>
+          <w:rFonts w:ascii="Calibri Light" w:hAnsi="Calibri Light" w:cs="Calibri Light"/>
+          <w:i/>
+          <w:iCs/>
+          <w:sz w:val="20"/>
+          <w:szCs w:val="20"/>
+        </w:rPr>
+        <w:t>.0</w:t>
+      </w:r>
+      <w:r>
+        <w:rPr>
+          <w:rFonts w:ascii="Calibri Light" w:hAnsi="Calibri Light" w:cs="Calibri Light"/>
+          <w:i/>
+          <w:iCs/>
+          <w:sz w:val="20"/>
+          <w:szCs w:val="20"/>
+        </w:rPr>
+        <w:t>9</w:t>
+      </w:r>
+      <w:r>
+        <w:rPr>
+          <w:rFonts w:ascii="Calibri Light" w:hAnsi="Calibri Light" w:cs="Calibri Light"/>
+          <w:i/>
+          <w:iCs/>
+          <w:sz w:val="20"/>
+          <w:szCs w:val="20"/>
+        </w:rPr>
+        <w:t xml:space="preserve"> ~ 202</w:t>
+      </w:r>
+      <w:r>
+        <w:rPr>
+          <w:rFonts w:ascii="Calibri Light" w:hAnsi="Calibri Light" w:cs="Calibri Light"/>
+          <w:i/>
+          <w:iCs/>
+          <w:sz w:val="20"/>
+          <w:szCs w:val="20"/>
+        </w:rPr>
+        <w:t>5</w:t>
+      </w:r>
+      <w:r>
+        <w:rPr>
+          <w:rFonts w:ascii="Calibri Light" w:hAnsi="Calibri Light" w:cs="Calibri Light"/>
+          <w:i/>
+          <w:iCs/>
+          <w:sz w:val="20"/>
+          <w:szCs w:val="20"/>
+        </w:rPr>
+        <w:t>.0</w:t>
+      </w:r>
+      <w:r>
+        <w:rPr>
+          <w:rFonts w:ascii="Calibri Light" w:hAnsi="Calibri Light" w:cs="Calibri Light"/>
+          <w:i/>
+          <w:iCs/>
+          <w:sz w:val="20"/>
+          <w:szCs w:val="20"/>
+        </w:rPr>
+        <w:t>8</w:t>
       </w:r>
     </w:p>
     <w:p>
@@ -5290,16 +4919,7 @@
           <w:sz w:val="20"/>
           <w:szCs w:val="20"/>
         </w:rPr>
-        <w:t>Seoul National University</w:t>
-      </w:r>
-      <w:r>
-        <w:rPr>
-          <w:rFonts w:ascii="Calibri" w:hAnsi="Calibri" w:cs="Calibri"/>
-          <w:i/>
-          <w:sz w:val="20"/>
-          <w:szCs w:val="20"/>
-        </w:rPr>
-        <w:t xml:space="preserve"> </w:t>
+        <w:t>National Research Foundation of Korea (NRF)</w:t>
       </w:r>
       <w:r>
         <w:rPr>
@@ -5334,6 +4954,105 @@
     </w:p>
     <w:p>
       <w:pPr>
+        <w:tabs>
+          <w:tab w:val="right" w:pos="8640"/>
+        </w:tabs>
+        <w:rPr>
+          <w:rFonts w:ascii="Calibri Light" w:hAnsi="Calibri Light" w:cs="Calibri Light"/>
+          <w:sz w:val="20"/>
+          <w:szCs w:val="20"/>
+        </w:rPr>
+      </w:pPr>
+      <w:r>
+        <w:rPr>
+          <w:rFonts w:ascii="Calibri Light" w:hAnsi="Calibri Light" w:cs="Calibri Light"/>
+          <w:b/>
+          <w:bCs/>
+          <w:sz w:val="22"/>
+          <w:szCs w:val="22"/>
+        </w:rPr>
+        <w:t>SNU Undergraduate Research Grant in Social Science</w:t>
+      </w:r>
+      <w:r>
+        <w:rPr>
+          <w:rFonts w:ascii="Calibri Light" w:hAnsi="Calibri Light" w:cs="Calibri Light"/>
+          <w:sz w:val="22"/>
+          <w:szCs w:val="22"/>
+        </w:rPr>
+        <w:tab/>
+      </w:r>
+      <w:r>
+        <w:rPr>
+          <w:rFonts w:ascii="Calibri Light" w:hAnsi="Calibri Light" w:cs="Calibri Light"/>
+          <w:i/>
+          <w:iCs/>
+          <w:sz w:val="20"/>
+          <w:szCs w:val="20"/>
+        </w:rPr>
+        <w:t>2019.03 ~ 2020.01</w:t>
+      </w:r>
+    </w:p>
+    <w:p>
+      <w:pPr>
+        <w:tabs>
+          <w:tab w:val="right" w:pos="8640"/>
+        </w:tabs>
+        <w:rPr>
+          <w:rFonts w:ascii="Calibri" w:hAnsi="Calibri" w:cs="Calibri"/>
+          <w:sz w:val="21"/>
+          <w:szCs w:val="21"/>
+        </w:rPr>
+      </w:pPr>
+      <w:r>
+        <w:rPr>
+          <w:rFonts w:ascii="Calibri Light" w:hAnsi="Calibri Light" w:cs="Calibri Light"/>
+          <w:sz w:val="20"/>
+          <w:szCs w:val="20"/>
+        </w:rPr>
+        <w:t>Seoul National University</w:t>
+      </w:r>
+      <w:r>
+        <w:rPr>
+          <w:rFonts w:ascii="Calibri" w:hAnsi="Calibri" w:cs="Calibri"/>
+          <w:i/>
+          <w:sz w:val="20"/>
+          <w:szCs w:val="20"/>
+        </w:rPr>
+        <w:t xml:space="preserve"> </w:t>
+      </w:r>
+      <w:r>
+        <w:rPr>
+          <w:rFonts w:ascii="Calibri" w:hAnsi="Calibri" w:cs="Calibri"/>
+          <w:i/>
+          <w:sz w:val="21"/>
+          <w:szCs w:val="21"/>
+        </w:rPr>
+        <w:tab/>
+      </w:r>
+    </w:p>
+    <w:p>
+      <w:pPr>
+        <w:tabs>
+          <w:tab w:val="right" w:pos="8640"/>
+        </w:tabs>
+        <w:rPr>
+          <w:rFonts w:ascii="Calibri" w:hAnsi="Calibri" w:cs="Calibri"/>
+          <w:sz w:val="21"/>
+          <w:szCs w:val="21"/>
+        </w:rPr>
+      </w:pPr>
+      <w:r>
+        <w:rPr>
+          <w:rFonts w:ascii="Calibri" w:hAnsi="Calibri" w:cs="Calibri"/>
+          <w:i/>
+          <w:sz w:val="21"/>
+          <w:szCs w:val="21"/>
+        </w:rPr>
+        <w:tab/>
+      </w:r>
+    </w:p>
+    <w:p>
+      <w:pPr>
         <w:pStyle w:val="Heading1"/>
         <w:rPr>
           <w:rFonts w:ascii="Lato" w:hAnsi="Lato" w:cstheme="minorHAnsi"/>
@@ -6159,7 +5878,6 @@
         </w:rPr>
         <w:t xml:space="preserve">Stan, </w:t>
       </w:r>
-      <w:proofErr w:type="spellStart"/>
       <w:r>
         <w:rPr>
           <w:rFonts w:ascii="Calibri Light" w:hAnsi="Calibri Light" w:cs="Calibri Light"/>
@@ -6176,7 +5894,6 @@
         </w:rPr>
         <w:t>atlab</w:t>
       </w:r>
-      <w:proofErr w:type="spellEnd"/>
     </w:p>
     <w:p>
       <w:pPr>
@@ -6269,7 +5986,6 @@
         </w:rPr>
         <w:t xml:space="preserve"> SPM, </w:t>
       </w:r>
-      <w:proofErr w:type="spellStart"/>
       <w:r>
         <w:rPr>
           <w:rFonts w:ascii="Calibri Light" w:hAnsi="Calibri Light" w:cs="Calibri Light"/>
@@ -6284,16 +6000,7 @@
           <w:sz w:val="22"/>
           <w:szCs w:val="22"/>
         </w:rPr>
-        <w:t>ilearn</w:t>
-      </w:r>
-      <w:proofErr w:type="spellEnd"/>
-      <w:r>
-        <w:rPr>
-          <w:rFonts w:ascii="Calibri Light" w:hAnsi="Calibri Light" w:cs="Calibri Light"/>
-          <w:sz w:val="22"/>
-          <w:szCs w:val="22"/>
-        </w:rPr>
-        <w:t xml:space="preserve"> </w:t>
+        <w:t xml:space="preserve">ilearn </w:t>
       </w:r>
     </w:p>
     <w:p>
@@ -6403,20 +6110,8 @@
           <w:sz w:val="22"/>
           <w:szCs w:val="22"/>
         </w:rPr>
-        <w:t xml:space="preserve">Professor Woo-Young </w:t>
-      </w:r>
-      <w:proofErr w:type="spellStart"/>
-      <w:r>
-        <w:rPr>
-          <w:rFonts w:ascii="Calibri Light" w:hAnsi="Calibri Light" w:cs="Calibri Light"/>
-          <w:b/>
-          <w:bCs/>
-          <w:sz w:val="22"/>
-          <w:szCs w:val="22"/>
-        </w:rPr>
-        <w:t>Ahn</w:t>
-      </w:r>
-      <w:proofErr w:type="spellEnd"/>
+        <w:t>Professor Woo-Young Ahn</w:t>
+      </w:r>
     </w:p>
     <w:p>
       <w:pPr>

--- a/files/CV_minakwon.docx
+++ b/files/CV_minakwon.docx
@@ -423,8 +423,20 @@
           <w:sz w:val="20"/>
           <w:szCs w:val="20"/>
         </w:rPr>
-        <w:t>- Advisor: Professor Woo-Young Ahn</w:t>
-      </w:r>
+        <w:t xml:space="preserve">- Advisor: Professor Woo-Young </w:t>
+      </w:r>
+      <w:proofErr w:type="spellStart"/>
+      <w:r>
+        <w:rPr>
+          <w:rFonts w:ascii="Calibri Light" w:hAnsi="Calibri Light" w:cs="Calibri Light"/>
+          <w:i/>
+          <w:iCs/>
+          <w:sz w:val="20"/>
+          <w:szCs w:val="20"/>
+        </w:rPr>
+        <w:t>Ahn</w:t>
+      </w:r>
+      <w:proofErr w:type="spellEnd"/>
     </w:p>
     <w:p>
       <w:pPr>
@@ -590,8 +602,20 @@
           <w:sz w:val="20"/>
           <w:szCs w:val="20"/>
         </w:rPr>
-        <w:t>- Advisor: Professor Woo-Young Ahn</w:t>
-      </w:r>
+        <w:t xml:space="preserve">- Advisor: Professor Woo-Young </w:t>
+      </w:r>
+      <w:proofErr w:type="spellStart"/>
+      <w:r>
+        <w:rPr>
+          <w:rFonts w:ascii="Calibri Light" w:hAnsi="Calibri Light" w:cs="Calibri Light"/>
+          <w:i/>
+          <w:iCs/>
+          <w:sz w:val="20"/>
+          <w:szCs w:val="20"/>
+        </w:rPr>
+        <w:t>Ahn</w:t>
+      </w:r>
+      <w:proofErr w:type="spellEnd"/>
     </w:p>
     <w:p>
       <w:pPr>
@@ -841,13 +865,23 @@
         </w:rPr>
         <w:tab/>
       </w:r>
-      <w:r>
-        <w:rPr>
-          <w:rFonts w:ascii="Calibri Light" w:hAnsi="Calibri Light" w:cs="Calibri Light"/>
-          <w:sz w:val="20"/>
-          <w:szCs w:val="20"/>
-        </w:rPr>
-        <w:t>StonyBrook, NY</w:t>
+      <w:proofErr w:type="spellStart"/>
+      <w:r>
+        <w:rPr>
+          <w:rFonts w:ascii="Calibri Light" w:hAnsi="Calibri Light" w:cs="Calibri Light"/>
+          <w:sz w:val="20"/>
+          <w:szCs w:val="20"/>
+        </w:rPr>
+        <w:t>StonyBrook</w:t>
+      </w:r>
+      <w:proofErr w:type="spellEnd"/>
+      <w:r>
+        <w:rPr>
+          <w:rFonts w:ascii="Calibri Light" w:hAnsi="Calibri Light" w:cs="Calibri Light"/>
+          <w:sz w:val="20"/>
+          <w:szCs w:val="20"/>
+        </w:rPr>
+        <w:t>, NY</w:t>
       </w:r>
     </w:p>
     <w:p>
@@ -1008,47 +1042,59 @@
           <w:sz w:val="22"/>
           <w:lang w:eastAsia="ko-KR"/>
         </w:rPr>
-        <w:t xml:space="preserve"> </w:t>
-      </w:r>
-      <w:r>
-        <w:rPr>
-          <w:rFonts w:ascii="Calibri Light" w:hAnsi="Calibri Light" w:cs="Calibri Light"/>
-          <w:sz w:val="22"/>
-          <w:lang w:eastAsia="ko-KR"/>
-        </w:rPr>
-        <w:t>Lee</w:t>
-      </w:r>
-      <w:r>
-        <w:rPr>
-          <w:rFonts w:ascii="Calibri Light" w:hAnsi="Calibri Light" w:cs="Calibri Light"/>
-          <w:sz w:val="22"/>
-          <w:lang w:eastAsia="ko-KR"/>
-        </w:rPr>
-        <w:t xml:space="preserve">, </w:t>
-      </w:r>
-      <w:r>
-        <w:rPr>
-          <w:rFonts w:ascii="Calibri Light" w:hAnsi="Calibri Light" w:cs="Calibri Light"/>
-          <w:sz w:val="22"/>
-          <w:lang w:eastAsia="ko-KR"/>
-        </w:rPr>
-        <w:t>S</w:t>
-      </w:r>
-      <w:r>
-        <w:rPr>
-          <w:rFonts w:ascii="Calibri Light" w:hAnsi="Calibri Light" w:cs="Calibri Light"/>
-          <w:sz w:val="22"/>
-          <w:lang w:eastAsia="ko-KR"/>
-        </w:rPr>
-        <w:t>., &amp; Ahn, W.-Y. (</w:t>
-      </w:r>
-      <w:r>
-        <w:rPr>
-          <w:rFonts w:ascii="Calibri Light" w:hAnsi="Calibri Light" w:cs="Calibri Light"/>
-          <w:sz w:val="22"/>
-          <w:lang w:eastAsia="ko-KR"/>
-        </w:rPr>
-        <w:t>2022</w:t>
+        <w:t xml:space="preserve"> Kim, H., Yang, J., </w:t>
+      </w:r>
+      <w:r>
+        <w:rPr>
+          <w:rFonts w:ascii="Calibri Light" w:hAnsi="Calibri Light" w:cs="Calibri Light"/>
+          <w:sz w:val="22"/>
+          <w:lang w:eastAsia="ko-KR"/>
+        </w:rPr>
+        <w:t xml:space="preserve">Lee, Y., </w:t>
+      </w:r>
+      <w:proofErr w:type="spellStart"/>
+      <w:r>
+        <w:rPr>
+          <w:rFonts w:ascii="Calibri Light" w:hAnsi="Calibri Light" w:cs="Calibri Light"/>
+          <w:sz w:val="22"/>
+          <w:lang w:eastAsia="ko-KR"/>
+        </w:rPr>
+        <w:t>Hur</w:t>
+      </w:r>
+      <w:proofErr w:type="spellEnd"/>
+      <w:r>
+        <w:rPr>
+          <w:rFonts w:ascii="Calibri Light" w:hAnsi="Calibri Light" w:cs="Calibri Light"/>
+          <w:sz w:val="22"/>
+          <w:lang w:eastAsia="ko-KR"/>
+        </w:rPr>
+        <w:t xml:space="preserve">, J., Lee, T.-H., &amp; </w:t>
+      </w:r>
+      <w:proofErr w:type="spellStart"/>
+      <w:r>
+        <w:rPr>
+          <w:rFonts w:ascii="Calibri Light" w:hAnsi="Calibri Light" w:cs="Calibri Light"/>
+          <w:sz w:val="22"/>
+          <w:lang w:eastAsia="ko-KR"/>
+        </w:rPr>
+        <w:t>Ahn</w:t>
+      </w:r>
+      <w:proofErr w:type="spellEnd"/>
+      <w:r>
+        <w:rPr>
+          <w:rFonts w:ascii="Calibri Light" w:hAnsi="Calibri Light" w:cs="Calibri Light"/>
+          <w:sz w:val="22"/>
+          <w:lang w:eastAsia="ko-KR"/>
+        </w:rPr>
+        <w:t>, W.-Y. (</w:t>
+      </w:r>
+      <w:r>
+        <w:rPr>
+          <w:rFonts w:ascii="Calibri Light" w:hAnsi="Calibri Light" w:cs="Calibri Light"/>
+          <w:sz w:val="22"/>
+          <w:lang w:eastAsia="ko-KR"/>
+        </w:rPr>
+        <w:t>in press</w:t>
       </w:r>
       <w:r>
         <w:rPr>
@@ -1064,75 +1110,41 @@
           <w:sz w:val="22"/>
           <w:lang w:eastAsia="ko-KR"/>
         </w:rPr>
-        <w:t>Adaptive design optimization as a promising tool for reliable and efficient computational fingerprinting</w:t>
-      </w:r>
-      <w:r>
-        <w:rPr>
-          <w:rFonts w:ascii="Calibri Light" w:hAnsi="Calibri Light" w:cs="Calibri Light"/>
-          <w:sz w:val="22"/>
-          <w:lang w:eastAsia="ko-KR"/>
-        </w:rPr>
-        <w:t>.</w:t>
-      </w:r>
-      <w:r>
-        <w:rPr>
-          <w:rFonts w:ascii="Calibri Light" w:hAnsi="Calibri Light" w:cs="Calibri Light"/>
-          <w:sz w:val="22"/>
-          <w:lang w:eastAsia="ko-KR"/>
-        </w:rPr>
-        <w:t xml:space="preserve"> </w:t>
-      </w:r>
-      <w:r>
-        <w:rPr>
-          <w:rFonts w:ascii="Calibri Light" w:hAnsi="Calibri Light" w:cs="Calibri Light"/>
-          <w:b/>
-          <w:bCs/>
-          <w:i/>
-          <w:iCs/>
-          <w:sz w:val="22"/>
-          <w:lang w:eastAsia="ko-KR"/>
-        </w:rPr>
-        <w:t>Biological Psychia</w:t>
-      </w:r>
-      <w:r>
-        <w:rPr>
-          <w:rFonts w:ascii="Calibri Light" w:hAnsi="Calibri Light" w:cs="Calibri Light"/>
-          <w:b/>
-          <w:bCs/>
-          <w:i/>
-          <w:iCs/>
-          <w:sz w:val="22"/>
-          <w:lang w:eastAsia="ko-KR"/>
-        </w:rPr>
-        <w:t>t</w:t>
-      </w:r>
-      <w:r>
-        <w:rPr>
-          <w:rFonts w:ascii="Calibri Light" w:hAnsi="Calibri Light" w:cs="Calibri Light"/>
-          <w:b/>
-          <w:bCs/>
-          <w:i/>
-          <w:iCs/>
-          <w:sz w:val="22"/>
-          <w:lang w:eastAsia="ko-KR"/>
-        </w:rPr>
-        <w:t>ry: Cognitive Neuroscience and Neuroimaging</w:t>
-      </w:r>
-      <w:r>
-        <w:rPr>
-          <w:rFonts w:ascii="Calibri Light" w:hAnsi="Calibri Light" w:cs="Calibri Light"/>
-          <w:sz w:val="22"/>
-          <w:lang w:eastAsia="ko-KR"/>
-        </w:rPr>
-        <w:t xml:space="preserve">, </w:t>
-      </w:r>
-      <w:r>
-        <w:rPr>
-          <w:rFonts w:ascii="Calibri Light" w:hAnsi="Calibri Light" w:cs="Calibri Light"/>
-          <w:sz w:val="22"/>
-          <w:lang w:eastAsia="ko-KR"/>
-        </w:rPr>
-        <w:t>https://doi.org/10.1016/j.bpsc.2022.12.003</w:t>
+        <w:t>Caffeinated soda intake in children is associated with neurobehavioral risk factors for substance misuse</w:t>
+      </w:r>
+      <w:r>
+        <w:rPr>
+          <w:rFonts w:ascii="Calibri Light" w:hAnsi="Calibri Light" w:cs="Calibri Light"/>
+          <w:sz w:val="22"/>
+          <w:lang w:eastAsia="ko-KR"/>
+        </w:rPr>
+        <w:t xml:space="preserve">. </w:t>
+      </w:r>
+      <w:r>
+        <w:rPr>
+          <w:rFonts w:ascii="Calibri Light" w:hAnsi="Calibri Light" w:cs="Calibri Light"/>
+          <w:i/>
+          <w:iCs/>
+          <w:sz w:val="22"/>
+          <w:lang w:eastAsia="ko-KR"/>
+        </w:rPr>
+        <w:t>Substance Use and Misuse</w:t>
+      </w:r>
+      <w:r>
+        <w:rPr>
+          <w:rFonts w:ascii="Calibri Light" w:hAnsi="Calibri Light" w:cs="Calibri Light"/>
+          <w:sz w:val="22"/>
+          <w:lang w:eastAsia="ko-KR"/>
+        </w:rPr>
+        <w:t>, https://doi.org/10.1101/2021.02.17.4317</w:t>
+      </w:r>
+      <w:r>
+        <w:rPr>
+          <w:rFonts w:ascii="Calibri Light" w:hAnsi="Calibri Light" w:cs="Calibri Light"/>
+          <w:sz w:val="22"/>
+          <w:lang w:eastAsia="ko-KR"/>
+        </w:rPr>
+        <w:t>18</w:t>
       </w:r>
       <w:r>
         <w:rPr>
@@ -1169,31 +1181,65 @@
           <w:sz w:val="22"/>
           <w:lang w:eastAsia="ko-KR"/>
         </w:rPr>
-        <w:t xml:space="preserve"> Kim, H., Yang, J., </w:t>
-      </w:r>
-      <w:r>
-        <w:rPr>
-          <w:rFonts w:ascii="Calibri Light" w:hAnsi="Calibri Light" w:cs="Calibri Light"/>
-          <w:sz w:val="22"/>
-          <w:lang w:eastAsia="ko-KR"/>
-        </w:rPr>
-        <w:t xml:space="preserve">Lee, Y., </w:t>
-      </w:r>
-      <w:r>
-        <w:rPr>
-          <w:rFonts w:ascii="Calibri Light" w:hAnsi="Calibri Light" w:cs="Calibri Light"/>
-          <w:sz w:val="22"/>
-          <w:lang w:eastAsia="ko-KR"/>
-        </w:rPr>
-        <w:t>Hur, J., Lee, T.-H., &amp; Ahn, W.-Y. (</w:t>
-      </w:r>
-      <w:r>
-        <w:rPr>
-          <w:rFonts w:ascii="Calibri Light" w:hAnsi="Calibri Light" w:cs="Calibri Light"/>
-          <w:sz w:val="22"/>
-          <w:lang w:eastAsia="ko-KR"/>
-        </w:rPr>
-        <w:t>revised and resubmitted</w:t>
+        <w:t xml:space="preserve"> </w:t>
+      </w:r>
+      <w:r>
+        <w:rPr>
+          <w:rFonts w:ascii="Calibri Light" w:hAnsi="Calibri Light" w:cs="Calibri Light"/>
+          <w:sz w:val="22"/>
+          <w:lang w:eastAsia="ko-KR"/>
+        </w:rPr>
+        <w:t>Lee</w:t>
+      </w:r>
+      <w:r>
+        <w:rPr>
+          <w:rFonts w:ascii="Calibri Light" w:hAnsi="Calibri Light" w:cs="Calibri Light"/>
+          <w:sz w:val="22"/>
+          <w:lang w:eastAsia="ko-KR"/>
+        </w:rPr>
+        <w:t xml:space="preserve">, </w:t>
+      </w:r>
+      <w:r>
+        <w:rPr>
+          <w:rFonts w:ascii="Calibri Light" w:hAnsi="Calibri Light" w:cs="Calibri Light"/>
+          <w:sz w:val="22"/>
+          <w:lang w:eastAsia="ko-KR"/>
+        </w:rPr>
+        <w:t>S</w:t>
+      </w:r>
+      <w:r>
+        <w:rPr>
+          <w:rFonts w:ascii="Calibri Light" w:hAnsi="Calibri Light" w:cs="Calibri Light"/>
+          <w:sz w:val="22"/>
+          <w:lang w:eastAsia="ko-KR"/>
+        </w:rPr>
+        <w:t xml:space="preserve">., &amp; </w:t>
+      </w:r>
+      <w:proofErr w:type="spellStart"/>
+      <w:r>
+        <w:rPr>
+          <w:rFonts w:ascii="Calibri Light" w:hAnsi="Calibri Light" w:cs="Calibri Light"/>
+          <w:sz w:val="22"/>
+          <w:lang w:eastAsia="ko-KR"/>
+        </w:rPr>
+        <w:t>Ahn</w:t>
+      </w:r>
+      <w:proofErr w:type="spellEnd"/>
+      <w:r>
+        <w:rPr>
+          <w:rFonts w:ascii="Calibri Light" w:hAnsi="Calibri Light" w:cs="Calibri Light"/>
+          <w:sz w:val="22"/>
+          <w:lang w:eastAsia="ko-KR"/>
+        </w:rPr>
+        <w:t>, W.-Y. (</w:t>
+      </w:r>
+      <w:r>
+        <w:rPr>
+          <w:rFonts w:ascii="Calibri Light" w:hAnsi="Calibri Light" w:cs="Calibri Light"/>
+          <w:sz w:val="22"/>
+          <w:lang w:eastAsia="ko-KR"/>
+        </w:rPr>
+        <w:t>2022</w:t>
       </w:r>
       <w:r>
         <w:rPr>
@@ -1209,7 +1255,7 @@
           <w:sz w:val="22"/>
           <w:lang w:eastAsia="ko-KR"/>
         </w:rPr>
-        <w:t>Caffeinated soda intake in children is associated with neurobehavioral risk factors for substance misuse</w:t>
+        <w:t>Adaptive design optimization as a promising tool for reliable and efficient computational fingerprinting</w:t>
       </w:r>
       <w:r>
         <w:rPr>
@@ -1230,38 +1276,56 @@
       <w:r>
         <w:rPr>
           <w:rFonts w:ascii="Calibri Light" w:hAnsi="Calibri Light" w:cs="Calibri Light"/>
-          <w:b/>
-          <w:bCs/>
-          <w:i/>
-          <w:iCs/>
-          <w:sz w:val="22"/>
-          <w:lang w:eastAsia="ko-KR"/>
-        </w:rPr>
-        <w:t>BioRxiv</w:t>
-      </w:r>
-      <w:r>
-        <w:rPr>
-          <w:rFonts w:ascii="Calibri Light" w:hAnsi="Calibri Light" w:cs="Calibri Light"/>
-          <w:sz w:val="22"/>
-          <w:lang w:eastAsia="ko-KR"/>
-        </w:rPr>
-        <w:t>, 2021.02.17.431718.</w:t>
-      </w:r>
-      <w:r>
-        <w:rPr>
-          <w:rFonts w:ascii="Calibri Light" w:hAnsi="Calibri Light" w:cs="Calibri Light"/>
-          <w:sz w:val="22"/>
-          <w:lang w:eastAsia="ko-KR"/>
-        </w:rPr>
-        <w:t xml:space="preserve"> </w:t>
-      </w:r>
-      <w:r>
-        <w:rPr>
-          <w:rFonts w:ascii="Calibri Light" w:hAnsi="Calibri Light" w:cs="Calibri Light"/>
-          <w:sz w:val="22"/>
-          <w:lang w:eastAsia="ko-KR"/>
-        </w:rPr>
-        <w:t>https://doi.org/10.1101/2021.02.17.431718</w:t>
+          <w:i/>
+          <w:iCs/>
+          <w:sz w:val="22"/>
+          <w:lang w:eastAsia="ko-KR"/>
+        </w:rPr>
+        <w:t>Biological Psychia</w:t>
+      </w:r>
+      <w:r>
+        <w:rPr>
+          <w:rFonts w:ascii="Calibri Light" w:hAnsi="Calibri Light" w:cs="Calibri Light"/>
+          <w:i/>
+          <w:iCs/>
+          <w:sz w:val="22"/>
+          <w:lang w:eastAsia="ko-KR"/>
+        </w:rPr>
+        <w:t>t</w:t>
+      </w:r>
+      <w:r>
+        <w:rPr>
+          <w:rFonts w:ascii="Calibri Light" w:hAnsi="Calibri Light" w:cs="Calibri Light"/>
+          <w:i/>
+          <w:iCs/>
+          <w:sz w:val="22"/>
+          <w:lang w:eastAsia="ko-KR"/>
+        </w:rPr>
+        <w:t>ry: Cognitive Neuroscience and Neuroimaging</w:t>
+      </w:r>
+      <w:r>
+        <w:rPr>
+          <w:rFonts w:ascii="Calibri Light" w:hAnsi="Calibri Light" w:cs="Calibri Light"/>
+          <w:sz w:val="22"/>
+          <w:lang w:eastAsia="ko-KR"/>
+        </w:rPr>
+        <w:t xml:space="preserve">, </w:t>
+      </w:r>
+      <w:r>
+        <w:rPr>
+          <w:rFonts w:ascii="Calibri Light" w:hAnsi="Calibri Light" w:cs="Calibri Light"/>
+          <w:sz w:val="22"/>
+          <w:lang w:eastAsia="ko-KR"/>
+        </w:rPr>
+        <w:t>https://doi.o</w:t>
+      </w:r>
+      <w:r>
+        <w:rPr>
+          <w:rFonts w:ascii="Calibri Light" w:hAnsi="Calibri Light" w:cs="Calibri Light"/>
+          <w:sz w:val="22"/>
+          <w:lang w:eastAsia="ko-KR"/>
+        </w:rPr>
+        <w:t>rg/10.1016/j.bpsc.2022.12.003</w:t>
       </w:r>
       <w:r>
         <w:rPr>
@@ -1290,13 +1354,23 @@
         </w:rPr>
         <w:t xml:space="preserve">Kim, H., </w:t>
       </w:r>
-      <w:r>
-        <w:rPr>
-          <w:rFonts w:ascii="Calibri Light" w:hAnsi="Calibri Light" w:cs="Calibri Light"/>
-          <w:sz w:val="22"/>
-          <w:lang w:eastAsia="ko-KR"/>
-        </w:rPr>
-        <w:t xml:space="preserve">Hur, J. K., </w:t>
+      <w:proofErr w:type="spellStart"/>
+      <w:r>
+        <w:rPr>
+          <w:rFonts w:ascii="Calibri Light" w:hAnsi="Calibri Light" w:cs="Calibri Light"/>
+          <w:sz w:val="22"/>
+          <w:lang w:eastAsia="ko-KR"/>
+        </w:rPr>
+        <w:t>Hur</w:t>
+      </w:r>
+      <w:proofErr w:type="spellEnd"/>
+      <w:r>
+        <w:rPr>
+          <w:rFonts w:ascii="Calibri Light" w:hAnsi="Calibri Light" w:cs="Calibri Light"/>
+          <w:sz w:val="22"/>
+          <w:lang w:eastAsia="ko-KR"/>
+        </w:rPr>
+        <w:t xml:space="preserve">, J. K., </w:t>
       </w:r>
       <w:r>
         <w:rPr>
@@ -1314,7 +1388,43 @@
           <w:sz w:val="22"/>
           <w:lang w:eastAsia="ko-KR"/>
         </w:rPr>
-        <w:t xml:space="preserve">, Kim, S., Zoh, Y., &amp; Ahn, W.-Y </w:t>
+        <w:t xml:space="preserve">, Kim, S., </w:t>
+      </w:r>
+      <w:proofErr w:type="spellStart"/>
+      <w:r>
+        <w:rPr>
+          <w:rFonts w:ascii="Calibri Light" w:hAnsi="Calibri Light" w:cs="Calibri Light"/>
+          <w:sz w:val="22"/>
+          <w:lang w:eastAsia="ko-KR"/>
+        </w:rPr>
+        <w:t>Zoh</w:t>
+      </w:r>
+      <w:proofErr w:type="spellEnd"/>
+      <w:r>
+        <w:rPr>
+          <w:rFonts w:ascii="Calibri Light" w:hAnsi="Calibri Light" w:cs="Calibri Light"/>
+          <w:sz w:val="22"/>
+          <w:lang w:eastAsia="ko-KR"/>
+        </w:rPr>
+        <w:t xml:space="preserve">, Y., &amp; </w:t>
+      </w:r>
+      <w:proofErr w:type="spellStart"/>
+      <w:r>
+        <w:rPr>
+          <w:rFonts w:ascii="Calibri Light" w:hAnsi="Calibri Light" w:cs="Calibri Light"/>
+          <w:sz w:val="22"/>
+          <w:lang w:eastAsia="ko-KR"/>
+        </w:rPr>
+        <w:t>Ahn</w:t>
+      </w:r>
+      <w:proofErr w:type="spellEnd"/>
+      <w:r>
+        <w:rPr>
+          <w:rFonts w:ascii="Calibri Light" w:hAnsi="Calibri Light" w:cs="Calibri Light"/>
+          <w:sz w:val="22"/>
+          <w:lang w:eastAsia="ko-KR"/>
+        </w:rPr>
+        <w:t xml:space="preserve">, W.-Y </w:t>
       </w:r>
       <w:r>
         <w:rPr>
@@ -1354,21 +1464,19 @@
           <w:sz w:val="22"/>
           <w:lang w:eastAsia="ko-KR"/>
         </w:rPr>
-        <w:t>avlovian and instrumental systems in the punishment domain.</w:t>
-      </w:r>
-      <w:r>
-        <w:rPr>
-          <w:rFonts w:ascii="Calibri Light" w:hAnsi="Calibri Light" w:cs="Calibri Light"/>
-          <w:sz w:val="22"/>
-          <w:lang w:eastAsia="ko-KR"/>
-        </w:rPr>
-        <w:t xml:space="preserve"> </w:t>
-      </w:r>
-      <w:r>
-        <w:rPr>
-          <w:rFonts w:ascii="Calibri Light" w:hAnsi="Calibri Light" w:cs="Calibri Light"/>
-          <w:b/>
-          <w:bCs/>
+        <w:t xml:space="preserve">avlovian and instrumental systems in the punishment </w:t>
+      </w:r>
+      <w:r>
+        <w:rPr>
+          <w:rFonts w:ascii="Calibri Light" w:hAnsi="Calibri Light" w:cs="Calibri Light"/>
+          <w:sz w:val="22"/>
+          <w:lang w:eastAsia="ko-KR"/>
+        </w:rPr>
+        <w:t xml:space="preserve">domain. </w:t>
+      </w:r>
+      <w:r>
+        <w:rPr>
+          <w:rFonts w:ascii="Calibri Light" w:hAnsi="Calibri Light" w:cs="Calibri Light"/>
           <w:i/>
           <w:iCs/>
           <w:sz w:val="22"/>
@@ -1390,7 +1498,15 @@
           <w:sz w:val="22"/>
           <w:lang w:eastAsia="ko-KR"/>
         </w:rPr>
-        <w:t>https://doi.org/10.1371/journal.pone.0286632</w:t>
+        <w:t>https://doi.org/10</w:t>
+      </w:r>
+      <w:r>
+        <w:rPr>
+          <w:rFonts w:ascii="Calibri Light" w:hAnsi="Calibri Light" w:cs="Calibri Light"/>
+          <w:sz w:val="22"/>
+          <w:lang w:eastAsia="ko-KR"/>
+        </w:rPr>
+        <w:t>.1371/journal.pone.0286632</w:t>
       </w:r>
       <w:r>
         <w:rPr>
@@ -1532,7 +1648,25 @@
           <w:sz w:val="22"/>
           <w:lang w:eastAsia="ko-KR"/>
         </w:rPr>
-        <w:t>ark, H., Ahn, W.</w:t>
+        <w:t xml:space="preserve">ark, H., </w:t>
+      </w:r>
+      <w:proofErr w:type="spellStart"/>
+      <w:r>
+        <w:rPr>
+          <w:rFonts w:ascii="Calibri Light" w:hAnsi="Calibri Light" w:cs="Calibri Light"/>
+          <w:sz w:val="22"/>
+          <w:lang w:eastAsia="ko-KR"/>
+        </w:rPr>
+        <w:t>Ahn</w:t>
+      </w:r>
+      <w:proofErr w:type="spellEnd"/>
+      <w:r>
+        <w:rPr>
+          <w:rFonts w:ascii="Calibri Light" w:hAnsi="Calibri Light" w:cs="Calibri Light"/>
+          <w:sz w:val="22"/>
+          <w:lang w:eastAsia="ko-KR"/>
+        </w:rPr>
+        <w:t>, W.</w:t>
       </w:r>
       <w:r>
         <w:rPr>
@@ -1687,13 +1821,41 @@
         </w:rPr>
         <w:t xml:space="preserve">Lee, Y., </w:t>
       </w:r>
-      <w:r>
-        <w:rPr>
-          <w:rFonts w:ascii="Calibri Light" w:hAnsi="Calibri Light" w:cs="Calibri Light"/>
-          <w:sz w:val="22"/>
-          <w:lang w:eastAsia="ko-KR"/>
-        </w:rPr>
-        <w:t xml:space="preserve">Hur, J., Lee, T.-H., &amp; Ahn, W.-Y. </w:t>
+      <w:proofErr w:type="spellStart"/>
+      <w:r>
+        <w:rPr>
+          <w:rFonts w:ascii="Calibri Light" w:hAnsi="Calibri Light" w:cs="Calibri Light"/>
+          <w:sz w:val="22"/>
+          <w:lang w:eastAsia="ko-KR"/>
+        </w:rPr>
+        <w:t>Hur</w:t>
+      </w:r>
+      <w:proofErr w:type="spellEnd"/>
+      <w:r>
+        <w:rPr>
+          <w:rFonts w:ascii="Calibri Light" w:hAnsi="Calibri Light" w:cs="Calibri Light"/>
+          <w:sz w:val="22"/>
+          <w:lang w:eastAsia="ko-KR"/>
+        </w:rPr>
+        <w:t xml:space="preserve">, J., Lee, T.-H., &amp; </w:t>
+      </w:r>
+      <w:proofErr w:type="spellStart"/>
+      <w:r>
+        <w:rPr>
+          <w:rFonts w:ascii="Calibri Light" w:hAnsi="Calibri Light" w:cs="Calibri Light"/>
+          <w:sz w:val="22"/>
+          <w:lang w:eastAsia="ko-KR"/>
+        </w:rPr>
+        <w:t>Ahn</w:t>
+      </w:r>
+      <w:proofErr w:type="spellEnd"/>
+      <w:r>
+        <w:rPr>
+          <w:rFonts w:ascii="Calibri Light" w:hAnsi="Calibri Light" w:cs="Calibri Light"/>
+          <w:sz w:val="22"/>
+          <w:lang w:eastAsia="ko-KR"/>
+        </w:rPr>
+        <w:t xml:space="preserve">, W.-Y. </w:t>
       </w:r>
       <w:r>
         <w:rPr>
@@ -1811,7 +1973,25 @@
           <w:sz w:val="22"/>
           <w:lang w:eastAsia="ko-KR"/>
         </w:rPr>
-        <w:t>ark, H., Ahn, W.</w:t>
+        <w:t xml:space="preserve">ark, H., </w:t>
+      </w:r>
+      <w:proofErr w:type="spellStart"/>
+      <w:r>
+        <w:rPr>
+          <w:rFonts w:ascii="Calibri Light" w:hAnsi="Calibri Light" w:cs="Calibri Light"/>
+          <w:sz w:val="22"/>
+          <w:lang w:eastAsia="ko-KR"/>
+        </w:rPr>
+        <w:t>Ahn</w:t>
+      </w:r>
+      <w:proofErr w:type="spellEnd"/>
+      <w:r>
+        <w:rPr>
+          <w:rFonts w:ascii="Calibri Light" w:hAnsi="Calibri Light" w:cs="Calibri Light"/>
+          <w:sz w:val="22"/>
+          <w:lang w:eastAsia="ko-KR"/>
+        </w:rPr>
+        <w:t>, W.</w:t>
       </w:r>
       <w:r>
         <w:rPr>
@@ -2008,13 +2188,41 @@
         </w:rPr>
         <w:t xml:space="preserve">Lee, Y., </w:t>
       </w:r>
-      <w:r>
-        <w:rPr>
-          <w:rFonts w:ascii="Calibri Light" w:hAnsi="Calibri Light" w:cs="Calibri Light"/>
-          <w:sz w:val="22"/>
-          <w:lang w:eastAsia="ko-KR"/>
-        </w:rPr>
-        <w:t>Hur, J., Lee, T., &amp; Ahn, W. (</w:t>
+      <w:proofErr w:type="spellStart"/>
+      <w:r>
+        <w:rPr>
+          <w:rFonts w:ascii="Calibri Light" w:hAnsi="Calibri Light" w:cs="Calibri Light"/>
+          <w:sz w:val="22"/>
+          <w:lang w:eastAsia="ko-KR"/>
+        </w:rPr>
+        <w:t>Hur</w:t>
+      </w:r>
+      <w:proofErr w:type="spellEnd"/>
+      <w:r>
+        <w:rPr>
+          <w:rFonts w:ascii="Calibri Light" w:hAnsi="Calibri Light" w:cs="Calibri Light"/>
+          <w:sz w:val="22"/>
+          <w:lang w:eastAsia="ko-KR"/>
+        </w:rPr>
+        <w:t xml:space="preserve">, J., Lee, T., &amp; </w:t>
+      </w:r>
+      <w:proofErr w:type="spellStart"/>
+      <w:r>
+        <w:rPr>
+          <w:rFonts w:ascii="Calibri Light" w:hAnsi="Calibri Light" w:cs="Calibri Light"/>
+          <w:sz w:val="22"/>
+          <w:lang w:eastAsia="ko-KR"/>
+        </w:rPr>
+        <w:t>Ahn</w:t>
+      </w:r>
+      <w:proofErr w:type="spellEnd"/>
+      <w:r>
+        <w:rPr>
+          <w:rFonts w:ascii="Calibri Light" w:hAnsi="Calibri Light" w:cs="Calibri Light"/>
+          <w:sz w:val="22"/>
+          <w:lang w:eastAsia="ko-KR"/>
+        </w:rPr>
+        <w:t>, W. (</w:t>
       </w:r>
       <w:r>
         <w:rPr>
@@ -2032,13 +2240,23 @@
         </w:rPr>
         <w:t xml:space="preserve">) </w:t>
       </w:r>
-      <w:r>
-        <w:rPr>
-          <w:rFonts w:ascii="Calibri Light" w:hAnsi="Calibri Light" w:cs="Calibri Light"/>
-          <w:sz w:val="22"/>
-          <w:lang w:eastAsia="ko-KR"/>
-        </w:rPr>
-        <w:t>Neuroforecasting exceeds self-reports in predicting cosmetic sales: an fMRI study</w:t>
+      <w:proofErr w:type="spellStart"/>
+      <w:r>
+        <w:rPr>
+          <w:rFonts w:ascii="Calibri Light" w:hAnsi="Calibri Light" w:cs="Calibri Light"/>
+          <w:sz w:val="22"/>
+          <w:lang w:eastAsia="ko-KR"/>
+        </w:rPr>
+        <w:t>Neuroforecasting</w:t>
+      </w:r>
+      <w:proofErr w:type="spellEnd"/>
+      <w:r>
+        <w:rPr>
+          <w:rFonts w:ascii="Calibri Light" w:hAnsi="Calibri Light" w:cs="Calibri Light"/>
+          <w:sz w:val="22"/>
+          <w:lang w:eastAsia="ko-KR"/>
+        </w:rPr>
+        <w:t xml:space="preserve"> exceeds self-reports in predicting cosmetic sales: an fMRI study</w:t>
       </w:r>
       <w:r>
         <w:rPr>
@@ -2141,13 +2359,41 @@
         </w:rPr>
         <w:t xml:space="preserve">Lee, Y., </w:t>
       </w:r>
-      <w:r>
-        <w:rPr>
-          <w:rFonts w:ascii="Calibri Light" w:hAnsi="Calibri Light" w:cs="Calibri Light"/>
-          <w:sz w:val="22"/>
-          <w:lang w:eastAsia="ko-KR"/>
-        </w:rPr>
-        <w:t>Hur, J., Lee, T., &amp; Ahn, W. (</w:t>
+      <w:proofErr w:type="spellStart"/>
+      <w:r>
+        <w:rPr>
+          <w:rFonts w:ascii="Calibri Light" w:hAnsi="Calibri Light" w:cs="Calibri Light"/>
+          <w:sz w:val="22"/>
+          <w:lang w:eastAsia="ko-KR"/>
+        </w:rPr>
+        <w:t>Hur</w:t>
+      </w:r>
+      <w:proofErr w:type="spellEnd"/>
+      <w:r>
+        <w:rPr>
+          <w:rFonts w:ascii="Calibri Light" w:hAnsi="Calibri Light" w:cs="Calibri Light"/>
+          <w:sz w:val="22"/>
+          <w:lang w:eastAsia="ko-KR"/>
+        </w:rPr>
+        <w:t xml:space="preserve">, J., Lee, T., &amp; </w:t>
+      </w:r>
+      <w:proofErr w:type="spellStart"/>
+      <w:r>
+        <w:rPr>
+          <w:rFonts w:ascii="Calibri Light" w:hAnsi="Calibri Light" w:cs="Calibri Light"/>
+          <w:sz w:val="22"/>
+          <w:lang w:eastAsia="ko-KR"/>
+        </w:rPr>
+        <w:t>Ahn</w:t>
+      </w:r>
+      <w:proofErr w:type="spellEnd"/>
+      <w:r>
+        <w:rPr>
+          <w:rFonts w:ascii="Calibri Light" w:hAnsi="Calibri Light" w:cs="Calibri Light"/>
+          <w:sz w:val="22"/>
+          <w:lang w:eastAsia="ko-KR"/>
+        </w:rPr>
+        <w:t>, W. (</w:t>
       </w:r>
       <w:r>
         <w:rPr>
@@ -2350,13 +2596,23 @@
         </w:rPr>
         <w:t xml:space="preserve">&amp; </w:t>
       </w:r>
-      <w:r>
-        <w:rPr>
-          <w:rFonts w:ascii="Calibri Light" w:hAnsi="Calibri Light" w:cs="Calibri Light"/>
-          <w:sz w:val="22"/>
-          <w:lang w:eastAsia="ko-KR"/>
-        </w:rPr>
-        <w:t>Ahn, W. (202</w:t>
+      <w:proofErr w:type="spellStart"/>
+      <w:r>
+        <w:rPr>
+          <w:rFonts w:ascii="Calibri Light" w:hAnsi="Calibri Light" w:cs="Calibri Light"/>
+          <w:sz w:val="22"/>
+          <w:lang w:eastAsia="ko-KR"/>
+        </w:rPr>
+        <w:t>Ahn</w:t>
+      </w:r>
+      <w:proofErr w:type="spellEnd"/>
+      <w:r>
+        <w:rPr>
+          <w:rFonts w:ascii="Calibri Light" w:hAnsi="Calibri Light" w:cs="Calibri Light"/>
+          <w:sz w:val="22"/>
+          <w:lang w:eastAsia="ko-KR"/>
+        </w:rPr>
+        <w:t>, W. (202</w:t>
       </w:r>
       <w:r>
         <w:rPr>
@@ -2498,7 +2754,25 @@
           <w:sz w:val="22"/>
           <w:lang w:eastAsia="ko-KR"/>
         </w:rPr>
-        <w:t xml:space="preserve">, Ahn, W., &amp; Jung, Y. (2020) Neural Correlates of Goal-Directed Control in Interest Gaming Disorder and Alcohol Use Disorder, </w:t>
+        <w:t xml:space="preserve">, </w:t>
+      </w:r>
+      <w:proofErr w:type="spellStart"/>
+      <w:r>
+        <w:rPr>
+          <w:rFonts w:ascii="Calibri Light" w:hAnsi="Calibri Light" w:cs="Calibri Light"/>
+          <w:sz w:val="22"/>
+          <w:lang w:eastAsia="ko-KR"/>
+        </w:rPr>
+        <w:t>Ahn</w:t>
+      </w:r>
+      <w:proofErr w:type="spellEnd"/>
+      <w:r>
+        <w:rPr>
+          <w:rFonts w:ascii="Calibri Light" w:hAnsi="Calibri Light" w:cs="Calibri Light"/>
+          <w:sz w:val="22"/>
+          <w:lang w:eastAsia="ko-KR"/>
+        </w:rPr>
+        <w:t xml:space="preserve">, W., &amp; Jung, Y. (2020) Neural Correlates of Goal-Directed Control in Interest Gaming Disorder and Alcohol Use Disorder, </w:t>
       </w:r>
       <w:r>
         <w:rPr>
@@ -2580,7 +2854,43 @@
           <w:sz w:val="22"/>
           <w:lang w:eastAsia="ko-KR"/>
         </w:rPr>
-        <w:t xml:space="preserve">, Kim, H., Yang, J., Hur, J., Lee, T., &amp; Ahn, W. (2019) Identifying behavioral and neural predictors of caffeinated soda intake in childhood using a large database from the ABCD study, </w:t>
+        <w:t xml:space="preserve">, Kim, H., Yang, J., </w:t>
+      </w:r>
+      <w:proofErr w:type="spellStart"/>
+      <w:r>
+        <w:rPr>
+          <w:rFonts w:ascii="Calibri Light" w:hAnsi="Calibri Light" w:cs="Calibri Light"/>
+          <w:sz w:val="22"/>
+          <w:lang w:eastAsia="ko-KR"/>
+        </w:rPr>
+        <w:t>Hur</w:t>
+      </w:r>
+      <w:proofErr w:type="spellEnd"/>
+      <w:r>
+        <w:rPr>
+          <w:rFonts w:ascii="Calibri Light" w:hAnsi="Calibri Light" w:cs="Calibri Light"/>
+          <w:sz w:val="22"/>
+          <w:lang w:eastAsia="ko-KR"/>
+        </w:rPr>
+        <w:t xml:space="preserve">, J., Lee, T., &amp; </w:t>
+      </w:r>
+      <w:proofErr w:type="spellStart"/>
+      <w:r>
+        <w:rPr>
+          <w:rFonts w:ascii="Calibri Light" w:hAnsi="Calibri Light" w:cs="Calibri Light"/>
+          <w:sz w:val="22"/>
+          <w:lang w:eastAsia="ko-KR"/>
+        </w:rPr>
+        <w:t>Ahn</w:t>
+      </w:r>
+      <w:proofErr w:type="spellEnd"/>
+      <w:r>
+        <w:rPr>
+          <w:rFonts w:ascii="Calibri Light" w:hAnsi="Calibri Light" w:cs="Calibri Light"/>
+          <w:sz w:val="22"/>
+          <w:lang w:eastAsia="ko-KR"/>
+        </w:rPr>
+        <w:t xml:space="preserve">, W. (2019) Identifying behavioral and neural predictors of caffeinated soda intake in childhood using a large database from the ABCD study, </w:t>
       </w:r>
       <w:r>
         <w:rPr>
@@ -2666,7 +2976,25 @@
           <w:sz w:val="22"/>
           <w:lang w:eastAsia="ko-KR"/>
         </w:rPr>
-        <w:t xml:space="preserve">., &amp; Ahn, W. (2019) Effects of early life stress and social resources on neurocognitive functions: A large-scale replication study, </w:t>
+        <w:t xml:space="preserve">., &amp; </w:t>
+      </w:r>
+      <w:proofErr w:type="spellStart"/>
+      <w:r>
+        <w:rPr>
+          <w:rFonts w:ascii="Calibri Light" w:hAnsi="Calibri Light" w:cs="Calibri Light"/>
+          <w:sz w:val="22"/>
+          <w:lang w:eastAsia="ko-KR"/>
+        </w:rPr>
+        <w:t>Ahn</w:t>
+      </w:r>
+      <w:proofErr w:type="spellEnd"/>
+      <w:r>
+        <w:rPr>
+          <w:rFonts w:ascii="Calibri Light" w:hAnsi="Calibri Light" w:cs="Calibri Light"/>
+          <w:sz w:val="22"/>
+          <w:lang w:eastAsia="ko-KR"/>
+        </w:rPr>
+        <w:t xml:space="preserve">, W. (2019) Effects of early life stress and social resources on neurocognitive functions: A large-scale replication study, </w:t>
       </w:r>
       <w:r>
         <w:rPr>
@@ -2988,7 +3316,18 @@
           <w:sz w:val="20"/>
           <w:szCs w:val="20"/>
         </w:rPr>
-        <w:t xml:space="preserve">Data collection and statistical analysis for functional MRI  </w:t>
+        <w:t xml:space="preserve">Data collection and statistical analysis for functional </w:t>
+      </w:r>
+      <w:proofErr w:type="gramStart"/>
+      <w:r>
+        <w:rPr>
+          <w:rFonts w:ascii="Calibri Light" w:hAnsi="Calibri Light" w:cs="Calibri Light"/>
+          <w:i/>
+          <w:iCs/>
+          <w:sz w:val="20"/>
+          <w:szCs w:val="20"/>
+        </w:rPr>
+        <w:t xml:space="preserve">MRI  </w:t>
       </w:r>
       <w:r>
         <w:rPr>
@@ -3000,6 +3339,7 @@
         </w:rPr>
         <w:tab/>
       </w:r>
+      <w:proofErr w:type="gramEnd"/>
       <w:r>
         <w:rPr>
           <w:rFonts w:ascii="Calibri Light" w:hAnsi="Calibri Light" w:cs="Calibri Light"/>
@@ -3168,7 +3508,29 @@
           <w:sz w:val="20"/>
           <w:szCs w:val="20"/>
         </w:rPr>
-        <w:t>Reinforcement Learning using the hBayesDM Package</w:t>
+        <w:t xml:space="preserve">Reinforcement Learning using the </w:t>
+      </w:r>
+      <w:proofErr w:type="spellStart"/>
+      <w:r>
+        <w:rPr>
+          <w:rFonts w:ascii="Calibri Light" w:hAnsi="Calibri Light" w:cs="Calibri Light"/>
+          <w:i/>
+          <w:iCs/>
+          <w:sz w:val="20"/>
+          <w:szCs w:val="20"/>
+        </w:rPr>
+        <w:t>hBayesDM</w:t>
+      </w:r>
+      <w:proofErr w:type="spellEnd"/>
+      <w:r>
+        <w:rPr>
+          <w:rFonts w:ascii="Calibri Light" w:hAnsi="Calibri Light" w:cs="Calibri Light"/>
+          <w:i/>
+          <w:iCs/>
+          <w:sz w:val="20"/>
+          <w:szCs w:val="20"/>
+        </w:rPr>
+        <w:t xml:space="preserve"> Package</w:t>
       </w:r>
       <w:r>
         <w:rPr>
@@ -4222,8 +4584,20 @@
           <w:sz w:val="20"/>
           <w:szCs w:val="20"/>
         </w:rPr>
-        <w:t>PI: Professor Woo-Young Ahn</w:t>
-      </w:r>
+        <w:t xml:space="preserve">PI: Professor Woo-Young </w:t>
+      </w:r>
+      <w:proofErr w:type="spellStart"/>
+      <w:r>
+        <w:rPr>
+          <w:rFonts w:ascii="Calibri Light" w:hAnsi="Calibri Light" w:cs="Calibri Light"/>
+          <w:i/>
+          <w:iCs/>
+          <w:sz w:val="20"/>
+          <w:szCs w:val="20"/>
+        </w:rPr>
+        <w:t>Ahn</w:t>
+      </w:r>
+      <w:proofErr w:type="spellEnd"/>
     </w:p>
     <w:p>
       <w:pPr>
@@ -4394,7 +4768,29 @@
           <w:sz w:val="20"/>
           <w:szCs w:val="20"/>
         </w:rPr>
-        <w:t>PI: Professor Jeanyoung Chey</w:t>
+        <w:t xml:space="preserve">PI: Professor </w:t>
+      </w:r>
+      <w:proofErr w:type="spellStart"/>
+      <w:r>
+        <w:rPr>
+          <w:rFonts w:ascii="Calibri Light" w:hAnsi="Calibri Light" w:cs="Calibri Light"/>
+          <w:i/>
+          <w:iCs/>
+          <w:sz w:val="20"/>
+          <w:szCs w:val="20"/>
+        </w:rPr>
+        <w:t>Jeanyoung</w:t>
+      </w:r>
+      <w:proofErr w:type="spellEnd"/>
+      <w:r>
+        <w:rPr>
+          <w:rFonts w:ascii="Calibri Light" w:hAnsi="Calibri Light" w:cs="Calibri Light"/>
+          <w:i/>
+          <w:iCs/>
+          <w:sz w:val="20"/>
+          <w:szCs w:val="20"/>
+        </w:rPr>
+        <w:t xml:space="preserve"> Chey</w:t>
       </w:r>
     </w:p>
     <w:p>
@@ -4573,7 +4969,29 @@
           <w:sz w:val="20"/>
           <w:szCs w:val="20"/>
         </w:rPr>
-        <w:t>PI: Research Professor Sungshin Kim</w:t>
+        <w:t xml:space="preserve">PI: Research Professor </w:t>
+      </w:r>
+      <w:proofErr w:type="spellStart"/>
+      <w:r>
+        <w:rPr>
+          <w:rFonts w:ascii="Calibri Light" w:hAnsi="Calibri Light" w:cs="Calibri Light"/>
+          <w:i/>
+          <w:iCs/>
+          <w:sz w:val="20"/>
+          <w:szCs w:val="20"/>
+        </w:rPr>
+        <w:t>Sungshin</w:t>
+      </w:r>
+      <w:proofErr w:type="spellEnd"/>
+      <w:r>
+        <w:rPr>
+          <w:rFonts w:ascii="Calibri Light" w:hAnsi="Calibri Light" w:cs="Calibri Light"/>
+          <w:i/>
+          <w:iCs/>
+          <w:sz w:val="20"/>
+          <w:szCs w:val="20"/>
+        </w:rPr>
+        <w:t xml:space="preserve"> Kim</w:t>
       </w:r>
     </w:p>
     <w:p>
@@ -5878,6 +6296,7 @@
         </w:rPr>
         <w:t xml:space="preserve">Stan, </w:t>
       </w:r>
+      <w:proofErr w:type="spellStart"/>
       <w:r>
         <w:rPr>
           <w:rFonts w:ascii="Calibri Light" w:hAnsi="Calibri Light" w:cs="Calibri Light"/>
@@ -5894,6 +6313,7 @@
         </w:rPr>
         <w:t>atlab</w:t>
       </w:r>
+      <w:proofErr w:type="spellEnd"/>
     </w:p>
     <w:p>
       <w:pPr>
@@ -5986,6 +6406,7 @@
         </w:rPr>
         <w:t xml:space="preserve"> SPM, </w:t>
       </w:r>
+      <w:proofErr w:type="spellStart"/>
       <w:r>
         <w:rPr>
           <w:rFonts w:ascii="Calibri Light" w:hAnsi="Calibri Light" w:cs="Calibri Light"/>
@@ -6000,7 +6421,16 @@
           <w:sz w:val="22"/>
           <w:szCs w:val="22"/>
         </w:rPr>
-        <w:t xml:space="preserve">ilearn </w:t>
+        <w:t>ilearn</w:t>
+      </w:r>
+      <w:proofErr w:type="spellEnd"/>
+      <w:r>
+        <w:rPr>
+          <w:rFonts w:ascii="Calibri Light" w:hAnsi="Calibri Light" w:cs="Calibri Light"/>
+          <w:sz w:val="22"/>
+          <w:szCs w:val="22"/>
+        </w:rPr>
+        <w:t xml:space="preserve"> </w:t>
       </w:r>
     </w:p>
     <w:p>
@@ -6110,8 +6540,20 @@
           <w:sz w:val="22"/>
           <w:szCs w:val="22"/>
         </w:rPr>
-        <w:t>Professor Woo-Young Ahn</w:t>
-      </w:r>
+        <w:t xml:space="preserve">Professor Woo-Young </w:t>
+      </w:r>
+      <w:proofErr w:type="spellStart"/>
+      <w:r>
+        <w:rPr>
+          <w:rFonts w:ascii="Calibri Light" w:hAnsi="Calibri Light" w:cs="Calibri Light"/>
+          <w:b/>
+          <w:bCs/>
+          <w:sz w:val="22"/>
+          <w:szCs w:val="22"/>
+        </w:rPr>
+        <w:t>Ahn</w:t>
+      </w:r>
+      <w:proofErr w:type="spellEnd"/>
     </w:p>
     <w:p>
       <w:pPr>

--- a/files/CV_minakwon.docx
+++ b/files/CV_minakwon.docx
@@ -1018,6 +1018,9 @@
     </w:p>
     <w:p>
       <w:pPr>
+        <w:tabs>
+          <w:tab w:val="right" w:pos="8640"/>
+        </w:tabs>
         <w:spacing w:after="80"/>
         <w:ind w:left="567" w:hanging="567"/>
         <w:rPr>
@@ -1034,23 +1037,67 @@
           <w:sz w:val="22"/>
           <w:lang w:eastAsia="ko-KR"/>
         </w:rPr>
-        <w:t>Kwon, M.,</w:t>
-      </w:r>
-      <w:r>
-        <w:rPr>
-          <w:rFonts w:ascii="Calibri Light" w:hAnsi="Calibri Light" w:cs="Calibri Light"/>
-          <w:sz w:val="22"/>
-          <w:lang w:eastAsia="ko-KR"/>
-        </w:rPr>
-        <w:t xml:space="preserve"> Kim, H., Yang, J., </w:t>
-      </w:r>
-      <w:r>
-        <w:rPr>
-          <w:rFonts w:ascii="Calibri Light" w:hAnsi="Calibri Light" w:cs="Calibri Light"/>
-          <w:sz w:val="22"/>
-          <w:lang w:eastAsia="ko-KR"/>
-        </w:rPr>
-        <w:t xml:space="preserve">Lee, Y., </w:t>
+        <w:t>Kwon, M.</w:t>
+      </w:r>
+      <w:r>
+        <w:rPr>
+          <w:rFonts w:ascii="Calibri Light" w:hAnsi="Calibri Light" w:cs="Calibri Light"/>
+          <w:b/>
+          <w:bCs/>
+          <w:sz w:val="22"/>
+          <w:vertAlign w:val="superscript"/>
+          <w:lang w:eastAsia="ko-KR"/>
+        </w:rPr>
+        <w:t>*</w:t>
+      </w:r>
+      <w:r>
+        <w:rPr>
+          <w:rFonts w:ascii="Calibri Light" w:hAnsi="Calibri Light" w:cs="Calibri Light"/>
+          <w:sz w:val="22"/>
+          <w:lang w:eastAsia="ko-KR"/>
+        </w:rPr>
+        <w:t xml:space="preserve">, </w:t>
+      </w:r>
+      <w:r>
+        <w:rPr>
+          <w:rFonts w:ascii="Calibri Light" w:hAnsi="Calibri Light" w:cs="Calibri Light"/>
+          <w:sz w:val="22"/>
+          <w:lang w:eastAsia="ko-KR"/>
+        </w:rPr>
+        <w:t>Choi, H</w:t>
+      </w:r>
+      <w:r>
+        <w:rPr>
+          <w:rFonts w:ascii="Calibri Light" w:hAnsi="Calibri Light" w:cs="Calibri Light"/>
+          <w:sz w:val="22"/>
+          <w:lang w:eastAsia="ko-KR"/>
+        </w:rPr>
+        <w:t>.</w:t>
+      </w:r>
+      <w:r>
+        <w:rPr>
+          <w:rFonts w:ascii="Calibri Light" w:hAnsi="Calibri Light" w:cs="Calibri Light"/>
+          <w:sz w:val="22"/>
+          <w:vertAlign w:val="superscript"/>
+          <w:lang w:eastAsia="ko-KR"/>
+        </w:rPr>
+        <w:t>*</w:t>
+      </w:r>
+      <w:r>
+        <w:rPr>
+          <w:rFonts w:ascii="Calibri Light" w:hAnsi="Calibri Light" w:cs="Calibri Light"/>
+          <w:sz w:val="22"/>
+          <w:lang w:eastAsia="ko-KR"/>
+        </w:rPr>
+        <w:t>, P</w:t>
+      </w:r>
+      <w:r>
+        <w:rPr>
+          <w:rFonts w:ascii="Calibri Light" w:hAnsi="Calibri Light" w:cs="Calibri Light"/>
+          <w:sz w:val="22"/>
+          <w:lang w:eastAsia="ko-KR"/>
+        </w:rPr>
+        <w:t xml:space="preserve">ark, H., </w:t>
       </w:r>
       <w:proofErr w:type="spellStart"/>
       <w:r>
@@ -1059,7 +1106,7 @@
           <w:sz w:val="22"/>
           <w:lang w:eastAsia="ko-KR"/>
         </w:rPr>
-        <w:t>Hur</w:t>
+        <w:t>Ahn</w:t>
       </w:r>
       <w:proofErr w:type="spellEnd"/>
       <w:r>
@@ -1068,87 +1115,127 @@
           <w:sz w:val="22"/>
           <w:lang w:eastAsia="ko-KR"/>
         </w:rPr>
-        <w:t xml:space="preserve">, J., Lee, T.-H., &amp; </w:t>
+        <w:t>, W.</w:t>
+      </w:r>
+      <w:r>
+        <w:rPr>
+          <w:rFonts w:ascii="Calibri Light" w:hAnsi="Calibri Light" w:cs="Calibri Light"/>
+          <w:sz w:val="22"/>
+          <w:vertAlign w:val="superscript"/>
+          <w:lang w:eastAsia="ko-KR"/>
+        </w:rPr>
+        <w:t>+</w:t>
+      </w:r>
+      <w:r>
+        <w:rPr>
+          <w:rFonts w:ascii="Calibri Light" w:hAnsi="Calibri Light" w:cs="Calibri Light"/>
+          <w:sz w:val="22"/>
+          <w:lang w:eastAsia="ko-KR"/>
+        </w:rPr>
+        <w:t>, Jung Y.</w:t>
+      </w:r>
+      <w:r>
+        <w:rPr>
+          <w:rFonts w:ascii="Calibri Light" w:hAnsi="Calibri Light" w:cs="Calibri Light"/>
+          <w:sz w:val="22"/>
+          <w:vertAlign w:val="superscript"/>
+          <w:lang w:eastAsia="ko-KR"/>
+        </w:rPr>
+        <w:t>+</w:t>
+      </w:r>
+      <w:r>
+        <w:rPr>
+          <w:rFonts w:ascii="Calibri Light" w:hAnsi="Calibri Light" w:cs="Calibri Light"/>
+          <w:sz w:val="22"/>
+          <w:lang w:eastAsia="ko-KR"/>
+        </w:rPr>
+        <w:t xml:space="preserve"> </w:t>
+      </w:r>
+      <w:r>
+        <w:rPr>
+          <w:rFonts w:ascii="Calibri Light" w:hAnsi="Calibri Light" w:cs="Calibri Light"/>
+          <w:sz w:val="22"/>
+          <w:lang w:eastAsia="ko-KR"/>
+        </w:rPr>
+        <w:t>(</w:t>
+      </w:r>
+      <w:r>
+        <w:rPr>
+          <w:rFonts w:ascii="Calibri Light" w:hAnsi="Calibri Light" w:cs="Calibri Light"/>
+          <w:sz w:val="22"/>
+          <w:lang w:eastAsia="ko-KR"/>
+        </w:rPr>
+        <w:t>preprint</w:t>
+      </w:r>
+      <w:r>
+        <w:rPr>
+          <w:rFonts w:ascii="Calibri Light" w:hAnsi="Calibri Light" w:cs="Calibri Light"/>
+          <w:sz w:val="22"/>
+          <w:lang w:eastAsia="ko-KR"/>
+        </w:rPr>
+        <w:t xml:space="preserve">) </w:t>
+      </w:r>
+      <w:r>
+        <w:rPr>
+          <w:rFonts w:ascii="Calibri Light" w:hAnsi="Calibri Light" w:cs="Calibri Light"/>
+          <w:sz w:val="22"/>
+          <w:lang w:eastAsia="ko-KR"/>
+        </w:rPr>
+        <w:t xml:space="preserve">Neural correlates of </w:t>
+      </w:r>
+      <w:r>
+        <w:rPr>
+          <w:rFonts w:ascii="Calibri Light" w:hAnsi="Calibri Light" w:cs="Calibri Light"/>
+          <w:sz w:val="22"/>
+          <w:lang w:eastAsia="ko-KR"/>
+        </w:rPr>
+        <w:t xml:space="preserve">model-based behavior in </w:t>
+      </w:r>
+      <w:r>
+        <w:rPr>
+          <w:rFonts w:ascii="Calibri Light" w:hAnsi="Calibri Light" w:cs="Calibri Light"/>
+          <w:sz w:val="22"/>
+          <w:lang w:eastAsia="ko-KR"/>
+        </w:rPr>
+        <w:t xml:space="preserve">internet gaming disorder and alcohol use disorder, </w:t>
       </w:r>
       <w:proofErr w:type="spellStart"/>
       <w:r>
         <w:rPr>
           <w:rFonts w:ascii="Calibri Light" w:hAnsi="Calibri Light" w:cs="Calibri Light"/>
-          <w:sz w:val="22"/>
-          <w:lang w:eastAsia="ko-KR"/>
-        </w:rPr>
-        <w:t>Ahn</w:t>
+          <w:i/>
+          <w:iCs/>
+          <w:sz w:val="22"/>
+          <w:lang w:eastAsia="ko-KR"/>
+        </w:rPr>
+        <w:t>bioRxiv</w:t>
       </w:r>
       <w:proofErr w:type="spellEnd"/>
       <w:r>
         <w:rPr>
           <w:rFonts w:ascii="Calibri Light" w:hAnsi="Calibri Light" w:cs="Calibri Light"/>
-          <w:sz w:val="22"/>
-          <w:lang w:eastAsia="ko-KR"/>
-        </w:rPr>
-        <w:t>, W.-Y. (</w:t>
-      </w:r>
-      <w:r>
-        <w:rPr>
-          <w:rFonts w:ascii="Calibri Light" w:hAnsi="Calibri Light" w:cs="Calibri Light"/>
-          <w:sz w:val="22"/>
-          <w:lang w:eastAsia="ko-KR"/>
-        </w:rPr>
-        <w:t>in press</w:t>
-      </w:r>
-      <w:r>
-        <w:rPr>
-          <w:rFonts w:ascii="Calibri Light" w:hAnsi="Calibri Light" w:cs="Calibri Light"/>
-          <w:sz w:val="22"/>
-          <w:lang w:eastAsia="ko-KR"/>
-        </w:rPr>
-        <w:t xml:space="preserve">) </w:t>
-      </w:r>
-      <w:r>
-        <w:rPr>
-          <w:rFonts w:ascii="Calibri Light" w:hAnsi="Calibri Light" w:cs="Calibri Light"/>
-          <w:sz w:val="22"/>
-          <w:lang w:eastAsia="ko-KR"/>
-        </w:rPr>
-        <w:t>Caffeinated soda intake in children is associated with neurobehavioral risk factors for substance misuse</w:t>
-      </w:r>
-      <w:r>
-        <w:rPr>
-          <w:rFonts w:ascii="Calibri Light" w:hAnsi="Calibri Light" w:cs="Calibri Light"/>
-          <w:sz w:val="22"/>
-          <w:lang w:eastAsia="ko-KR"/>
-        </w:rPr>
-        <w:t xml:space="preserve">. </w:t>
-      </w:r>
-      <w:r>
-        <w:rPr>
-          <w:rFonts w:ascii="Calibri Light" w:hAnsi="Calibri Light" w:cs="Calibri Light"/>
-          <w:i/>
-          <w:iCs/>
-          <w:sz w:val="22"/>
-          <w:lang w:eastAsia="ko-KR"/>
-        </w:rPr>
-        <w:t>Substance Use and Misuse</w:t>
-      </w:r>
-      <w:r>
-        <w:rPr>
-          <w:rFonts w:ascii="Calibri Light" w:hAnsi="Calibri Light" w:cs="Calibri Light"/>
-          <w:sz w:val="22"/>
-          <w:lang w:eastAsia="ko-KR"/>
-        </w:rPr>
-        <w:t>, https://doi.org/10.1101/2021.02.17.4317</w:t>
-      </w:r>
-      <w:r>
-        <w:rPr>
-          <w:rFonts w:ascii="Calibri Light" w:hAnsi="Calibri Light" w:cs="Calibri Light"/>
-          <w:sz w:val="22"/>
-          <w:lang w:eastAsia="ko-KR"/>
-        </w:rPr>
-        <w:t>18</w:t>
-      </w:r>
-      <w:r>
-        <w:rPr>
-          <w:rFonts w:ascii="Calibri Light" w:hAnsi="Calibri Light" w:cs="Calibri Light"/>
+          <w:i/>
+          <w:iCs/>
+          <w:sz w:val="22"/>
+          <w:lang w:eastAsia="ko-KR"/>
+        </w:rPr>
+        <w:t xml:space="preserve">, </w:t>
+      </w:r>
+      <w:r>
+        <w:rPr>
+          <w:rFonts w:ascii="Calibri Light" w:hAnsi="Calibri Light" w:cs="Calibri Light"/>
+          <w:i/>
+          <w:iCs/>
+          <w:sz w:val="22"/>
+          <w:lang w:eastAsia="ko-KR"/>
+        </w:rPr>
+        <w:t>https://doi.org/10.1101/2023.09.12.557482</w:t>
+      </w:r>
+      <w:r>
+        <w:rPr>
+          <w:rFonts w:ascii="Calibri Light" w:hAnsi="Calibri Light" w:cs="Calibri Light"/>
+          <w:i/>
+          <w:iCs/>
           <w:sz w:val="22"/>
           <w:lang w:eastAsia="ko-KR"/>
         </w:rPr>
@@ -1181,39 +1268,15 @@
           <w:sz w:val="22"/>
           <w:lang w:eastAsia="ko-KR"/>
         </w:rPr>
-        <w:t xml:space="preserve"> </w:t>
-      </w:r>
-      <w:r>
-        <w:rPr>
-          <w:rFonts w:ascii="Calibri Light" w:hAnsi="Calibri Light" w:cs="Calibri Light"/>
-          <w:sz w:val="22"/>
-          <w:lang w:eastAsia="ko-KR"/>
-        </w:rPr>
-        <w:t>Lee</w:t>
-      </w:r>
-      <w:r>
-        <w:rPr>
-          <w:rFonts w:ascii="Calibri Light" w:hAnsi="Calibri Light" w:cs="Calibri Light"/>
-          <w:sz w:val="22"/>
-          <w:lang w:eastAsia="ko-KR"/>
-        </w:rPr>
-        <w:t xml:space="preserve">, </w:t>
-      </w:r>
-      <w:r>
-        <w:rPr>
-          <w:rFonts w:ascii="Calibri Light" w:hAnsi="Calibri Light" w:cs="Calibri Light"/>
-          <w:sz w:val="22"/>
-          <w:lang w:eastAsia="ko-KR"/>
-        </w:rPr>
-        <w:t>S</w:t>
-      </w:r>
-      <w:r>
-        <w:rPr>
-          <w:rFonts w:ascii="Calibri Light" w:hAnsi="Calibri Light" w:cs="Calibri Light"/>
-          <w:sz w:val="22"/>
-          <w:lang w:eastAsia="ko-KR"/>
-        </w:rPr>
-        <w:t xml:space="preserve">., &amp; </w:t>
+        <w:t xml:space="preserve"> Kim, H., Yang, J., </w:t>
+      </w:r>
+      <w:r>
+        <w:rPr>
+          <w:rFonts w:ascii="Calibri Light" w:hAnsi="Calibri Light" w:cs="Calibri Light"/>
+          <w:sz w:val="22"/>
+          <w:lang w:eastAsia="ko-KR"/>
+        </w:rPr>
+        <w:t xml:space="preserve">Lee, Y., </w:t>
       </w:r>
       <w:proofErr w:type="spellStart"/>
       <w:r>
@@ -1222,6 +1285,24 @@
           <w:sz w:val="22"/>
           <w:lang w:eastAsia="ko-KR"/>
         </w:rPr>
+        <w:t>Hur</w:t>
+      </w:r>
+      <w:proofErr w:type="spellEnd"/>
+      <w:r>
+        <w:rPr>
+          <w:rFonts w:ascii="Calibri Light" w:hAnsi="Calibri Light" w:cs="Calibri Light"/>
+          <w:sz w:val="22"/>
+          <w:lang w:eastAsia="ko-KR"/>
+        </w:rPr>
+        <w:t xml:space="preserve">, J., Lee, T.-H., &amp; </w:t>
+      </w:r>
+      <w:proofErr w:type="spellStart"/>
+      <w:r>
+        <w:rPr>
+          <w:rFonts w:ascii="Calibri Light" w:hAnsi="Calibri Light" w:cs="Calibri Light"/>
+          <w:sz w:val="22"/>
+          <w:lang w:eastAsia="ko-KR"/>
+        </w:rPr>
         <w:t>Ahn</w:t>
       </w:r>
       <w:proofErr w:type="spellEnd"/>
@@ -1239,7 +1320,7 @@
           <w:sz w:val="22"/>
           <w:lang w:eastAsia="ko-KR"/>
         </w:rPr>
-        <w:t>2022</w:t>
+        <w:t>in press</w:t>
       </w:r>
       <w:r>
         <w:rPr>
@@ -1255,77 +1336,41 @@
           <w:sz w:val="22"/>
           <w:lang w:eastAsia="ko-KR"/>
         </w:rPr>
-        <w:t>Adaptive design optimization as a promising tool for reliable and efficient computational fingerprinting</w:t>
-      </w:r>
-      <w:r>
-        <w:rPr>
-          <w:rFonts w:ascii="Calibri Light" w:hAnsi="Calibri Light" w:cs="Calibri Light"/>
-          <w:sz w:val="22"/>
-          <w:lang w:eastAsia="ko-KR"/>
-        </w:rPr>
-        <w:t>.</w:t>
-      </w:r>
-      <w:r>
-        <w:rPr>
-          <w:rFonts w:ascii="Calibri Light" w:hAnsi="Calibri Light" w:cs="Calibri Light"/>
-          <w:sz w:val="22"/>
-          <w:lang w:eastAsia="ko-KR"/>
-        </w:rPr>
-        <w:t xml:space="preserve"> </w:t>
-      </w:r>
-      <w:r>
-        <w:rPr>
-          <w:rFonts w:ascii="Calibri Light" w:hAnsi="Calibri Light" w:cs="Calibri Light"/>
-          <w:i/>
-          <w:iCs/>
-          <w:sz w:val="22"/>
-          <w:lang w:eastAsia="ko-KR"/>
-        </w:rPr>
-        <w:t>Biological Psychia</w:t>
-      </w:r>
-      <w:r>
-        <w:rPr>
-          <w:rFonts w:ascii="Calibri Light" w:hAnsi="Calibri Light" w:cs="Calibri Light"/>
-          <w:i/>
-          <w:iCs/>
-          <w:sz w:val="22"/>
-          <w:lang w:eastAsia="ko-KR"/>
-        </w:rPr>
-        <w:t>t</w:t>
-      </w:r>
-      <w:r>
-        <w:rPr>
-          <w:rFonts w:ascii="Calibri Light" w:hAnsi="Calibri Light" w:cs="Calibri Light"/>
-          <w:i/>
-          <w:iCs/>
-          <w:sz w:val="22"/>
-          <w:lang w:eastAsia="ko-KR"/>
-        </w:rPr>
-        <w:t>ry: Cognitive Neuroscience and Neuroimaging</w:t>
-      </w:r>
-      <w:r>
-        <w:rPr>
-          <w:rFonts w:ascii="Calibri Light" w:hAnsi="Calibri Light" w:cs="Calibri Light"/>
-          <w:sz w:val="22"/>
-          <w:lang w:eastAsia="ko-KR"/>
-        </w:rPr>
-        <w:t xml:space="preserve">, </w:t>
-      </w:r>
-      <w:r>
-        <w:rPr>
-          <w:rFonts w:ascii="Calibri Light" w:hAnsi="Calibri Light" w:cs="Calibri Light"/>
-          <w:sz w:val="22"/>
-          <w:lang w:eastAsia="ko-KR"/>
-        </w:rPr>
-        <w:t>https://doi.o</w:t>
-      </w:r>
-      <w:r>
-        <w:rPr>
-          <w:rFonts w:ascii="Calibri Light" w:hAnsi="Calibri Light" w:cs="Calibri Light"/>
-          <w:sz w:val="22"/>
-          <w:lang w:eastAsia="ko-KR"/>
-        </w:rPr>
-        <w:t>rg/10.1016/j.bpsc.2022.12.003</w:t>
+        <w:t>Caffeinated soda intake in children is associated with neurobehavioral risk factors for substance misuse</w:t>
+      </w:r>
+      <w:r>
+        <w:rPr>
+          <w:rFonts w:ascii="Calibri Light" w:hAnsi="Calibri Light" w:cs="Calibri Light"/>
+          <w:sz w:val="22"/>
+          <w:lang w:eastAsia="ko-KR"/>
+        </w:rPr>
+        <w:t xml:space="preserve">. </w:t>
+      </w:r>
+      <w:r>
+        <w:rPr>
+          <w:rFonts w:ascii="Calibri Light" w:hAnsi="Calibri Light" w:cs="Calibri Light"/>
+          <w:i/>
+          <w:iCs/>
+          <w:sz w:val="22"/>
+          <w:lang w:eastAsia="ko-KR"/>
+        </w:rPr>
+        <w:t>Substance Use and Misuse</w:t>
+      </w:r>
+      <w:r>
+        <w:rPr>
+          <w:rFonts w:ascii="Calibri Light" w:hAnsi="Calibri Light" w:cs="Calibri Light"/>
+          <w:sz w:val="22"/>
+          <w:lang w:eastAsia="ko-KR"/>
+        </w:rPr>
+        <w:t>, https://doi.org/10.1101/2021.02.17.4317</w:t>
+      </w:r>
+      <w:r>
+        <w:rPr>
+          <w:rFonts w:ascii="Calibri Light" w:hAnsi="Calibri Light" w:cs="Calibri Light"/>
+          <w:sz w:val="22"/>
+          <w:lang w:eastAsia="ko-KR"/>
+        </w:rPr>
+        <w:t>18</w:t>
       </w:r>
       <w:r>
         <w:rPr>
@@ -1349,9 +1394,199 @@
       <w:r>
         <w:rPr>
           <w:rFonts w:ascii="Calibri Light" w:hAnsi="Calibri Light" w:cs="Calibri Light"/>
-          <w:sz w:val="22"/>
-          <w:lang w:eastAsia="ko-KR"/>
-        </w:rPr>
+          <w:b/>
+          <w:bCs/>
+          <w:sz w:val="22"/>
+          <w:lang w:eastAsia="ko-KR"/>
+        </w:rPr>
+        <w:t>Kwon, M.,</w:t>
+      </w:r>
+      <w:r>
+        <w:rPr>
+          <w:rFonts w:ascii="Calibri Light" w:hAnsi="Calibri Light" w:cs="Calibri Light"/>
+          <w:sz w:val="22"/>
+          <w:lang w:eastAsia="ko-KR"/>
+        </w:rPr>
+        <w:t xml:space="preserve"> </w:t>
+      </w:r>
+      <w:r>
+        <w:rPr>
+          <w:rFonts w:ascii="Calibri Light" w:hAnsi="Calibri Light" w:cs="Calibri Light"/>
+          <w:sz w:val="22"/>
+          <w:lang w:eastAsia="ko-KR"/>
+        </w:rPr>
+        <w:t>Lee</w:t>
+      </w:r>
+      <w:r>
+        <w:rPr>
+          <w:rFonts w:ascii="Calibri Light" w:hAnsi="Calibri Light" w:cs="Calibri Light"/>
+          <w:sz w:val="22"/>
+          <w:lang w:eastAsia="ko-KR"/>
+        </w:rPr>
+        <w:t xml:space="preserve">, </w:t>
+      </w:r>
+      <w:r>
+        <w:rPr>
+          <w:rFonts w:ascii="Calibri Light" w:hAnsi="Calibri Light" w:cs="Calibri Light"/>
+          <w:sz w:val="22"/>
+          <w:lang w:eastAsia="ko-KR"/>
+        </w:rPr>
+        <w:t>S</w:t>
+      </w:r>
+      <w:r>
+        <w:rPr>
+          <w:rFonts w:ascii="Calibri Light" w:hAnsi="Calibri Light" w:cs="Calibri Light"/>
+          <w:sz w:val="22"/>
+          <w:lang w:eastAsia="ko-KR"/>
+        </w:rPr>
+        <w:t xml:space="preserve">., &amp; </w:t>
+      </w:r>
+      <w:proofErr w:type="spellStart"/>
+      <w:r>
+        <w:rPr>
+          <w:rFonts w:ascii="Calibri Light" w:hAnsi="Calibri Light" w:cs="Calibri Light"/>
+          <w:sz w:val="22"/>
+          <w:lang w:eastAsia="ko-KR"/>
+        </w:rPr>
+        <w:t>Ahn</w:t>
+      </w:r>
+      <w:proofErr w:type="spellEnd"/>
+      <w:r>
+        <w:rPr>
+          <w:rFonts w:ascii="Calibri Light" w:hAnsi="Calibri Light" w:cs="Calibri Light"/>
+          <w:sz w:val="22"/>
+          <w:lang w:eastAsia="ko-KR"/>
+        </w:rPr>
+        <w:t>, W.-Y. (</w:t>
+      </w:r>
+      <w:r>
+        <w:rPr>
+          <w:rFonts w:ascii="Calibri Light" w:hAnsi="Calibri Light" w:cs="Calibri Light"/>
+          <w:sz w:val="22"/>
+          <w:lang w:eastAsia="ko-KR"/>
+        </w:rPr>
+        <w:t>202</w:t>
+      </w:r>
+      <w:r>
+        <w:rPr>
+          <w:rFonts w:ascii="Calibri Light" w:hAnsi="Calibri Light" w:cs="Calibri Light"/>
+          <w:sz w:val="22"/>
+          <w:lang w:eastAsia="ko-KR"/>
+        </w:rPr>
+        <w:t>3</w:t>
+      </w:r>
+      <w:r>
+        <w:rPr>
+          <w:rFonts w:ascii="Calibri Light" w:hAnsi="Calibri Light" w:cs="Calibri Light"/>
+          <w:sz w:val="22"/>
+          <w:lang w:eastAsia="ko-KR"/>
+        </w:rPr>
+        <w:t xml:space="preserve">) </w:t>
+      </w:r>
+      <w:r>
+        <w:rPr>
+          <w:rFonts w:ascii="Calibri Light" w:hAnsi="Calibri Light" w:cs="Calibri Light"/>
+          <w:sz w:val="22"/>
+          <w:lang w:eastAsia="ko-KR"/>
+        </w:rPr>
+        <w:t>Adaptive design optimization as a promising tool for reliable and efficient computational fingerprinting</w:t>
+      </w:r>
+      <w:r>
+        <w:rPr>
+          <w:rFonts w:ascii="Calibri Light" w:hAnsi="Calibri Light" w:cs="Calibri Light"/>
+          <w:sz w:val="22"/>
+          <w:lang w:eastAsia="ko-KR"/>
+        </w:rPr>
+        <w:t>.</w:t>
+      </w:r>
+      <w:r>
+        <w:rPr>
+          <w:rFonts w:ascii="Calibri Light" w:hAnsi="Calibri Light" w:cs="Calibri Light"/>
+          <w:sz w:val="22"/>
+          <w:lang w:eastAsia="ko-KR"/>
+        </w:rPr>
+        <w:t xml:space="preserve"> </w:t>
+      </w:r>
+      <w:r>
+        <w:rPr>
+          <w:rFonts w:ascii="Calibri Light" w:hAnsi="Calibri Light" w:cs="Calibri Light"/>
+          <w:i/>
+          <w:iCs/>
+          <w:sz w:val="22"/>
+          <w:lang w:eastAsia="ko-KR"/>
+        </w:rPr>
+        <w:t>Biological Psychia</w:t>
+      </w:r>
+      <w:r>
+        <w:rPr>
+          <w:rFonts w:ascii="Calibri Light" w:hAnsi="Calibri Light" w:cs="Calibri Light"/>
+          <w:i/>
+          <w:iCs/>
+          <w:sz w:val="22"/>
+          <w:lang w:eastAsia="ko-KR"/>
+        </w:rPr>
+        <w:t>t</w:t>
+      </w:r>
+      <w:r>
+        <w:rPr>
+          <w:rFonts w:ascii="Calibri Light" w:hAnsi="Calibri Light" w:cs="Calibri Light"/>
+          <w:i/>
+          <w:iCs/>
+          <w:sz w:val="22"/>
+          <w:lang w:eastAsia="ko-KR"/>
+        </w:rPr>
+        <w:t>ry: Cognitive Neuroscience and Neuroimaging</w:t>
+      </w:r>
+      <w:r>
+        <w:rPr>
+          <w:rFonts w:ascii="Calibri Light" w:hAnsi="Calibri Light" w:cs="Calibri Light"/>
+          <w:sz w:val="22"/>
+          <w:lang w:eastAsia="ko-KR"/>
+        </w:rPr>
+        <w:t xml:space="preserve">, </w:t>
+      </w:r>
+      <w:r>
+        <w:rPr>
+          <w:rFonts w:ascii="Calibri Light" w:hAnsi="Calibri Light" w:cs="Calibri Light"/>
+          <w:sz w:val="22"/>
+          <w:lang w:eastAsia="ko-KR"/>
+        </w:rPr>
+        <w:t>https://doi.o</w:t>
+      </w:r>
+      <w:r>
+        <w:rPr>
+          <w:rFonts w:ascii="Calibri Light" w:hAnsi="Calibri Light" w:cs="Calibri Light"/>
+          <w:sz w:val="22"/>
+          <w:lang w:eastAsia="ko-KR"/>
+        </w:rPr>
+        <w:t>rg/10.1016/j.bpsc.2022.12.003</w:t>
+      </w:r>
+      <w:r>
+        <w:rPr>
+          <w:rFonts w:ascii="Calibri Light" w:hAnsi="Calibri Light" w:cs="Calibri Light"/>
+          <w:sz w:val="22"/>
+          <w:lang w:eastAsia="ko-KR"/>
+        </w:rPr>
+        <w:t>.</w:t>
+      </w:r>
+    </w:p>
+    <w:p>
+      <w:pPr>
+        <w:spacing w:after="80"/>
+        <w:ind w:left="567" w:hanging="567"/>
+        <w:rPr>
+          <w:rFonts w:ascii="Calibri Light" w:hAnsi="Calibri Light" w:cs="Calibri Light"/>
+          <w:sz w:val="22"/>
+          <w:lang w:eastAsia="ko-KR"/>
+        </w:rPr>
+      </w:pPr>
+      <w:r>
+        <w:rPr>
+          <w:rFonts w:ascii="Calibri Light" w:hAnsi="Calibri Light" w:cs="Calibri Light"/>
+          <w:sz w:val="22"/>
+          <w:lang w:eastAsia="ko-KR"/>
+        </w:rPr>
+        <w:lastRenderedPageBreak/>
         <w:t xml:space="preserve">Kim, H., </w:t>
       </w:r>
       <w:proofErr w:type="spellStart"/>
@@ -1524,6 +1759,17 @@
         </w:rPr>
         <w:t xml:space="preserve"> </w:t>
       </w:r>
+    </w:p>
+    <w:p>
+      <w:pPr>
+        <w:spacing w:after="80"/>
+        <w:ind w:left="567" w:hanging="567"/>
+        <w:rPr>
+          <w:rFonts w:ascii="Calibri Light" w:hAnsi="Calibri Light" w:cs="Calibri Light"/>
+          <w:sz w:val="22"/>
+          <w:lang w:eastAsia="ko-KR"/>
+        </w:rPr>
+      </w:pPr>
     </w:p>
     <w:p>
       <w:pPr>
@@ -1542,7 +1788,6 @@
           <w:szCs w:val="26"/>
           <w:lang w:eastAsia="ko-KR"/>
         </w:rPr>
-        <w:lastRenderedPageBreak/>
         <w:t xml:space="preserve">Oral </w:t>
       </w:r>
       <w:r>
@@ -3023,19 +3268,41 @@
     </w:p>
     <w:p>
       <w:pPr>
-        <w:pStyle w:val="Heading1"/>
+        <w:rPr>
+          <w:rFonts w:ascii="Lato" w:hAnsi="Lato" w:cstheme="minorHAnsi"/>
+          <w:b/>
+          <w:bCs/>
+          <w:smallCaps/>
+          <w:kern w:val="32"/>
+          <w:sz w:val="26"/>
+          <w:szCs w:val="26"/>
+        </w:rPr>
+      </w:pPr>
+      <w:r>
         <w:rPr>
           <w:rFonts w:ascii="Lato" w:hAnsi="Lato" w:cstheme="minorHAnsi"/>
           <w:sz w:val="26"/>
           <w:szCs w:val="26"/>
         </w:rPr>
-      </w:pPr>
-      <w:r>
+        <w:br w:type="page"/>
+      </w:r>
+    </w:p>
+    <w:p>
+      <w:pPr>
+        <w:pStyle w:val="Heading1"/>
         <w:rPr>
           <w:rFonts w:ascii="Lato" w:hAnsi="Lato" w:cstheme="minorHAnsi"/>
           <w:sz w:val="26"/>
           <w:szCs w:val="26"/>
         </w:rPr>
+      </w:pPr>
+      <w:r>
+        <w:rPr>
+          <w:rFonts w:ascii="Lato" w:hAnsi="Lato" w:cstheme="minorHAnsi"/>
+          <w:sz w:val="26"/>
+          <w:szCs w:val="26"/>
+        </w:rPr>
+        <w:lastRenderedPageBreak/>
         <w:t>Teaching</w:t>
       </w:r>
     </w:p>
@@ -3418,7 +3685,6 @@
           <w:szCs w:val="22"/>
           <w:lang w:eastAsia="ko-KR"/>
         </w:rPr>
-        <w:lastRenderedPageBreak/>
         <w:t>Computational Psychiatry Course</w:t>
       </w:r>
       <w:r>
@@ -4823,6 +5089,7 @@
           <w:sz w:val="22"/>
           <w:szCs w:val="22"/>
         </w:rPr>
+        <w:lastRenderedPageBreak/>
         <w:t>Computational Learning &amp; Memory Neuroscience Laboratory,</w:t>
       </w:r>
     </w:p>
@@ -5180,6 +5447,20 @@
     </w:p>
     <w:p>
       <w:pPr>
+        <w:tabs>
+          <w:tab w:val="right" w:pos="8640"/>
+        </w:tabs>
+        <w:rPr>
+          <w:rFonts w:ascii="Calibri Light" w:hAnsi="Calibri Light" w:cs="Calibri Light"/>
+          <w:i/>
+          <w:iCs/>
+          <w:sz w:val="20"/>
+          <w:szCs w:val="20"/>
+        </w:rPr>
+      </w:pPr>
+    </w:p>
+    <w:p>
+      <w:pPr>
         <w:pStyle w:val="Heading1"/>
         <w:rPr>
           <w:rFonts w:ascii="Lato" w:hAnsi="Lato" w:cstheme="minorHAnsi"/>
@@ -5193,7 +5474,6 @@
           <w:sz w:val="26"/>
           <w:szCs w:val="26"/>
         </w:rPr>
-        <w:lastRenderedPageBreak/>
         <w:t>Grants</w:t>
       </w:r>
     </w:p>
@@ -6512,6 +6792,7 @@
           <w:sz w:val="26"/>
           <w:szCs w:val="26"/>
         </w:rPr>
+        <w:lastRenderedPageBreak/>
         <w:t>References</w:t>
       </w:r>
     </w:p>

--- a/files/CV_minakwon.docx
+++ b/files/CV_minakwon.docx
@@ -1181,23 +1181,7 @@
           <w:sz w:val="22"/>
           <w:lang w:eastAsia="ko-KR"/>
         </w:rPr>
-        <w:t xml:space="preserve">Neural correlates of </w:t>
-      </w:r>
-      <w:r>
-        <w:rPr>
-          <w:rFonts w:ascii="Calibri Light" w:hAnsi="Calibri Light" w:cs="Calibri Light"/>
-          <w:sz w:val="22"/>
-          <w:lang w:eastAsia="ko-KR"/>
-        </w:rPr>
-        <w:t xml:space="preserve">model-based behavior in </w:t>
-      </w:r>
-      <w:r>
-        <w:rPr>
-          <w:rFonts w:ascii="Calibri Light" w:hAnsi="Calibri Light" w:cs="Calibri Light"/>
-          <w:sz w:val="22"/>
-          <w:lang w:eastAsia="ko-KR"/>
-        </w:rPr>
-        <w:t xml:space="preserve">internet gaming disorder and alcohol use disorder, </w:t>
+        <w:t xml:space="preserve">Neural correlates of model-based behavior in internet gaming disorder and alcohol use disorder, </w:t>
       </w:r>
       <w:proofErr w:type="spellStart"/>
       <w:r>
@@ -1320,7 +1304,7 @@
           <w:sz w:val="22"/>
           <w:lang w:eastAsia="ko-KR"/>
         </w:rPr>
-        <w:t>in press</w:t>
+        <w:t>2023</w:t>
       </w:r>
       <w:r>
         <w:rPr>
@@ -1362,15 +1346,15 @@
           <w:sz w:val="22"/>
           <w:lang w:eastAsia="ko-KR"/>
         </w:rPr>
-        <w:t>, https://doi.org/10.1101/2021.02.17.4317</w:t>
-      </w:r>
-      <w:r>
-        <w:rPr>
-          <w:rFonts w:ascii="Calibri Light" w:hAnsi="Calibri Light" w:cs="Calibri Light"/>
-          <w:sz w:val="22"/>
-          <w:lang w:eastAsia="ko-KR"/>
-        </w:rPr>
-        <w:t>18</w:t>
+        <w:t xml:space="preserve">, </w:t>
+      </w:r>
+      <w:r>
+        <w:rPr>
+          <w:rFonts w:ascii="Calibri Light" w:hAnsi="Calibri Light" w:cs="Calibri Light"/>
+          <w:sz w:val="22"/>
+          <w:lang w:eastAsia="ko-KR"/>
+        </w:rPr>
+        <w:t>https://doi.org/10.1080/10826084.2023.2259471</w:t>
       </w:r>
       <w:r>
         <w:rPr>

--- a/files/CV_minakwon.docx
+++ b/files/CV_minakwon.docx
@@ -1115,7 +1115,15 @@
           <w:sz w:val="22"/>
           <w:lang w:eastAsia="ko-KR"/>
         </w:rPr>
-        <w:t>, W.</w:t>
+        <w:t xml:space="preserve">, </w:t>
+      </w:r>
+      <w:r>
+        <w:rPr>
+          <w:rFonts w:ascii="Calibri Light" w:hAnsi="Calibri Light" w:cs="Calibri Light"/>
+          <w:sz w:val="22"/>
+          <w:lang w:eastAsia="ko-KR"/>
+        </w:rPr>
+        <w:t>W.-Y.</w:t>
       </w:r>
       <w:r>
         <w:rPr>
@@ -1278,7 +1286,39 @@
           <w:sz w:val="22"/>
           <w:lang w:eastAsia="ko-KR"/>
         </w:rPr>
-        <w:t xml:space="preserve">, J., Lee, T.-H., &amp; </w:t>
+        <w:t>, J.</w:t>
+      </w:r>
+      <w:r>
+        <w:rPr>
+          <w:rFonts w:ascii="Calibri Light" w:hAnsi="Calibri Light" w:cs="Calibri Light"/>
+          <w:sz w:val="22"/>
+          <w:lang w:eastAsia="ko-KR"/>
+        </w:rPr>
+        <w:t>K.</w:t>
+      </w:r>
+      <w:r>
+        <w:rPr>
+          <w:rFonts w:ascii="Calibri Light" w:hAnsi="Calibri Light" w:cs="Calibri Light"/>
+          <w:sz w:val="22"/>
+          <w:lang w:eastAsia="ko-KR"/>
+        </w:rPr>
+        <w:t xml:space="preserve">, Lee, T.-H., </w:t>
+      </w:r>
+      <w:r>
+        <w:rPr>
+          <w:rFonts w:ascii="Calibri Light" w:hAnsi="Calibri Light" w:cs="Calibri Light"/>
+          <w:sz w:val="22"/>
+          <w:lang w:eastAsia="ko-KR"/>
+        </w:rPr>
+        <w:t xml:space="preserve">Bjork, J.M. </w:t>
+      </w:r>
+      <w:r>
+        <w:rPr>
+          <w:rFonts w:ascii="Calibri Light" w:hAnsi="Calibri Light" w:cs="Calibri Light"/>
+          <w:sz w:val="22"/>
+          <w:lang w:eastAsia="ko-KR"/>
+        </w:rPr>
+        <w:t xml:space="preserve">&amp; </w:t>
       </w:r>
       <w:proofErr w:type="spellStart"/>
       <w:r>
@@ -1822,13 +1862,111 @@
       <w:r>
         <w:rPr>
           <w:rFonts w:ascii="Calibri Light" w:hAnsi="Calibri Light" w:cs="Calibri Light"/>
-          <w:b/>
-          <w:bCs/>
+          <w:sz w:val="22"/>
+          <w:lang w:eastAsia="ko-KR"/>
+        </w:rPr>
+        <w:t>, Lee, J.-H.</w:t>
+      </w:r>
+      <w:r>
+        <w:rPr>
+          <w:rFonts w:ascii="Calibri Light" w:hAnsi="Calibri Light" w:cs="Calibri Light"/>
+          <w:sz w:val="22"/>
+          <w:lang w:eastAsia="ko-KR"/>
+        </w:rPr>
+        <w:t xml:space="preserve">, </w:t>
+      </w:r>
+      <w:r>
+        <w:rPr>
+          <w:rFonts w:ascii="Calibri Light" w:hAnsi="Calibri Light" w:cs="Calibri Light"/>
+          <w:sz w:val="22"/>
+          <w:lang w:eastAsia="ko-KR"/>
+        </w:rPr>
+        <w:t xml:space="preserve">Kim, H., Lee, E., </w:t>
+      </w:r>
+      <w:proofErr w:type="spellStart"/>
+      <w:r>
+        <w:rPr>
+          <w:rFonts w:ascii="Calibri Light" w:hAnsi="Calibri Light" w:cs="Calibri Light"/>
+          <w:sz w:val="22"/>
+          <w:lang w:eastAsia="ko-KR"/>
+        </w:rPr>
+        <w:t>Im</w:t>
+      </w:r>
+      <w:proofErr w:type="spellEnd"/>
+      <w:r>
+        <w:rPr>
+          <w:rFonts w:ascii="Calibri Light" w:hAnsi="Calibri Light" w:cs="Calibri Light"/>
+          <w:sz w:val="22"/>
+          <w:lang w:eastAsia="ko-KR"/>
+        </w:rPr>
+        <w:t xml:space="preserve">, J.J., Doh, H., Yang, J., Pitt, M.A., Myung, J.I., Park, H., Joh, H., &amp; </w:t>
+      </w:r>
+      <w:proofErr w:type="spellStart"/>
+      <w:r>
+        <w:rPr>
+          <w:rFonts w:ascii="Calibri Light" w:hAnsi="Calibri Light" w:cs="Calibri Light"/>
+          <w:sz w:val="22"/>
+          <w:lang w:eastAsia="ko-KR"/>
+        </w:rPr>
+        <w:t>Ahn</w:t>
+      </w:r>
+      <w:proofErr w:type="spellEnd"/>
+      <w:r>
+        <w:rPr>
+          <w:rFonts w:ascii="Calibri Light" w:hAnsi="Calibri Light" w:cs="Calibri Light"/>
+          <w:sz w:val="22"/>
+          <w:lang w:eastAsia="ko-KR"/>
+        </w:rPr>
+        <w:t>, W.</w:t>
+      </w:r>
+      <w:r>
+        <w:rPr>
+          <w:rFonts w:ascii="Calibri Light" w:hAnsi="Calibri Light" w:cs="Calibri Light"/>
+          <w:sz w:val="22"/>
+          <w:lang w:eastAsia="ko-KR"/>
+        </w:rPr>
+        <w:t>-Y.</w:t>
+      </w:r>
+      <w:r>
+        <w:rPr>
+          <w:rFonts w:ascii="Calibri Light" w:hAnsi="Calibri Light" w:cs="Calibri Light"/>
           <w:sz w:val="22"/>
           <w:vertAlign w:val="superscript"/>
           <w:lang w:eastAsia="ko-KR"/>
         </w:rPr>
-        <w:t>*</w:t>
+        <w:t xml:space="preserve"> </w:t>
+      </w:r>
+      <w:r>
+        <w:rPr>
+          <w:rFonts w:ascii="Calibri Light" w:hAnsi="Calibri Light" w:cs="Calibri Light"/>
+          <w:sz w:val="22"/>
+          <w:lang w:eastAsia="ko-KR"/>
+        </w:rPr>
+        <w:t>(</w:t>
+      </w:r>
+      <w:r>
+        <w:rPr>
+          <w:rFonts w:ascii="Calibri Light" w:hAnsi="Calibri Light" w:cs="Calibri Light"/>
+          <w:sz w:val="22"/>
+          <w:lang w:eastAsia="ko-KR"/>
+        </w:rPr>
+        <w:t>2023</w:t>
+      </w:r>
+      <w:r>
+        <w:rPr>
+          <w:rFonts w:ascii="Calibri Light" w:hAnsi="Calibri Light" w:cs="Calibri Light"/>
+          <w:sz w:val="22"/>
+          <w:lang w:eastAsia="ko-KR"/>
+        </w:rPr>
+        <w:t xml:space="preserve">) </w:t>
+      </w:r>
+      <w:r>
+        <w:rPr>
+          <w:rFonts w:ascii="Calibri Light" w:hAnsi="Calibri Light" w:cs="Calibri Light"/>
+          <w:sz w:val="22"/>
+          <w:lang w:eastAsia="ko-KR"/>
+        </w:rPr>
+        <w:t>Multi-model prediction of successful smoking cessation: Insights from neural, computational, and ecological momentary assessments data</w:t>
       </w:r>
       <w:r>
         <w:rPr>
@@ -1841,91 +1979,18 @@
       <w:r>
         <w:rPr>
           <w:rFonts w:ascii="Calibri Light" w:hAnsi="Calibri Light" w:cs="Calibri Light"/>
-          <w:sz w:val="22"/>
-          <w:lang w:eastAsia="ko-KR"/>
-        </w:rPr>
-        <w:t>Choi, H</w:t>
-      </w:r>
-      <w:r>
-        <w:rPr>
-          <w:rFonts w:ascii="Calibri Light" w:hAnsi="Calibri Light" w:cs="Calibri Light"/>
-          <w:sz w:val="22"/>
-          <w:lang w:eastAsia="ko-KR"/>
-        </w:rPr>
-        <w:t>.</w:t>
-      </w:r>
-      <w:r>
-        <w:rPr>
-          <w:rFonts w:ascii="Calibri Light" w:hAnsi="Calibri Light" w:cs="Calibri Light"/>
-          <w:sz w:val="22"/>
-          <w:vertAlign w:val="superscript"/>
-          <w:lang w:eastAsia="ko-KR"/>
-        </w:rPr>
-        <w:t>*</w:t>
-      </w:r>
-      <w:r>
-        <w:rPr>
-          <w:rFonts w:ascii="Calibri Light" w:hAnsi="Calibri Light" w:cs="Calibri Light"/>
-          <w:sz w:val="22"/>
-          <w:lang w:eastAsia="ko-KR"/>
-        </w:rPr>
-        <w:t>, P</w:t>
-      </w:r>
-      <w:r>
-        <w:rPr>
-          <w:rFonts w:ascii="Calibri Light" w:hAnsi="Calibri Light" w:cs="Calibri Light"/>
-          <w:sz w:val="22"/>
-          <w:lang w:eastAsia="ko-KR"/>
-        </w:rPr>
-        <w:t xml:space="preserve">ark, H., </w:t>
-      </w:r>
-      <w:proofErr w:type="spellStart"/>
-      <w:r>
-        <w:rPr>
-          <w:rFonts w:ascii="Calibri Light" w:hAnsi="Calibri Light" w:cs="Calibri Light"/>
-          <w:sz w:val="22"/>
-          <w:lang w:eastAsia="ko-KR"/>
-        </w:rPr>
-        <w:t>Ahn</w:t>
-      </w:r>
-      <w:proofErr w:type="spellEnd"/>
-      <w:r>
-        <w:rPr>
-          <w:rFonts w:ascii="Calibri Light" w:hAnsi="Calibri Light" w:cs="Calibri Light"/>
-          <w:sz w:val="22"/>
-          <w:lang w:eastAsia="ko-KR"/>
-        </w:rPr>
-        <w:t>, W.</w:t>
-      </w:r>
-      <w:r>
-        <w:rPr>
-          <w:rFonts w:ascii="Calibri Light" w:hAnsi="Calibri Light" w:cs="Calibri Light"/>
-          <w:sz w:val="22"/>
-          <w:vertAlign w:val="superscript"/>
-          <w:lang w:eastAsia="ko-KR"/>
-        </w:rPr>
-        <w:t>+</w:t>
-      </w:r>
-      <w:r>
-        <w:rPr>
-          <w:rFonts w:ascii="Calibri Light" w:hAnsi="Calibri Light" w:cs="Calibri Light"/>
-          <w:sz w:val="22"/>
-          <w:lang w:eastAsia="ko-KR"/>
-        </w:rPr>
-        <w:t>, Jung Y.</w:t>
-      </w:r>
-      <w:r>
-        <w:rPr>
-          <w:rFonts w:ascii="Calibri Light" w:hAnsi="Calibri Light" w:cs="Calibri Light"/>
-          <w:sz w:val="22"/>
-          <w:vertAlign w:val="superscript"/>
-          <w:lang w:eastAsia="ko-KR"/>
-        </w:rPr>
-        <w:t>+</w:t>
-      </w:r>
-      <w:r>
-        <w:rPr>
-          <w:rFonts w:ascii="Calibri Light" w:hAnsi="Calibri Light" w:cs="Calibri Light"/>
+          <w:i/>
+          <w:iCs/>
+          <w:sz w:val="22"/>
+          <w:lang w:eastAsia="ko-KR"/>
+        </w:rPr>
+        <w:t>presented</w:t>
+      </w:r>
+      <w:r>
+        <w:rPr>
+          <w:rFonts w:ascii="Calibri Light" w:hAnsi="Calibri Light" w:cs="Calibri Light"/>
+          <w:i/>
+          <w:iCs/>
           <w:sz w:val="22"/>
           <w:lang w:eastAsia="ko-KR"/>
         </w:rPr>
@@ -1934,58 +1999,6 @@
       <w:r>
         <w:rPr>
           <w:rFonts w:ascii="Calibri Light" w:hAnsi="Calibri Light" w:cs="Calibri Light"/>
-          <w:sz w:val="22"/>
-          <w:lang w:eastAsia="ko-KR"/>
-        </w:rPr>
-        <w:t>(</w:t>
-      </w:r>
-      <w:r>
-        <w:rPr>
-          <w:rFonts w:ascii="Calibri Light" w:hAnsi="Calibri Light" w:cs="Calibri Light"/>
-          <w:sz w:val="22"/>
-          <w:lang w:eastAsia="ko-KR"/>
-        </w:rPr>
-        <w:t>2023</w:t>
-      </w:r>
-      <w:r>
-        <w:rPr>
-          <w:rFonts w:ascii="Calibri Light" w:hAnsi="Calibri Light" w:cs="Calibri Light"/>
-          <w:sz w:val="22"/>
-          <w:lang w:eastAsia="ko-KR"/>
-        </w:rPr>
-        <w:t xml:space="preserve">) </w:t>
-      </w:r>
-      <w:r>
-        <w:rPr>
-          <w:rFonts w:ascii="Calibri Light" w:hAnsi="Calibri Light" w:cs="Calibri Light"/>
-          <w:sz w:val="22"/>
-          <w:lang w:eastAsia="ko-KR"/>
-        </w:rPr>
-        <w:t xml:space="preserve">Neural correlates of goal-directed control in internet gaming disorder and alcohol use disorder, </w:t>
-      </w:r>
-      <w:r>
-        <w:rPr>
-          <w:rFonts w:ascii="Calibri Light" w:hAnsi="Calibri Light" w:cs="Calibri Light"/>
-          <w:i/>
-          <w:iCs/>
-          <w:sz w:val="22"/>
-          <w:lang w:eastAsia="ko-KR"/>
-        </w:rPr>
-        <w:t>presented</w:t>
-      </w:r>
-      <w:r>
-        <w:rPr>
-          <w:rFonts w:ascii="Calibri Light" w:hAnsi="Calibri Light" w:cs="Calibri Light"/>
-          <w:i/>
-          <w:iCs/>
-          <w:sz w:val="22"/>
-          <w:lang w:eastAsia="ko-KR"/>
-        </w:rPr>
-        <w:t xml:space="preserve"> </w:t>
-      </w:r>
-      <w:r>
-        <w:rPr>
-          <w:rFonts w:ascii="Calibri Light" w:hAnsi="Calibri Light" w:cs="Calibri Light"/>
           <w:i/>
           <w:iCs/>
           <w:sz w:val="22"/>
@@ -2001,21 +2014,34 @@
           <w:sz w:val="22"/>
           <w:lang w:eastAsia="ko-KR"/>
         </w:rPr>
-        <w:t>8th International Conference on Behavioral Addictions, Incheon, Korea</w:t>
-      </w:r>
-      <w:r>
-        <w:rPr>
-          <w:rFonts w:ascii="Calibri Light" w:hAnsi="Calibri Light" w:cs="Calibri Light"/>
-          <w:i/>
-          <w:iCs/>
-          <w:sz w:val="22"/>
-          <w:lang w:eastAsia="ko-KR"/>
-        </w:rPr>
-        <w:t>.</w:t>
-      </w:r>
-    </w:p>
-    <w:p>
-      <w:pPr>
+        <w:t>Society for Neuroscience</w:t>
+      </w:r>
+      <w:r>
+        <w:rPr>
+          <w:rFonts w:ascii="Calibri Light" w:hAnsi="Calibri Light" w:cs="Calibri Light"/>
+          <w:i/>
+          <w:iCs/>
+          <w:sz w:val="22"/>
+          <w:lang w:eastAsia="ko-KR"/>
+        </w:rPr>
+        <w:t xml:space="preserve">, </w:t>
+      </w:r>
+      <w:r>
+        <w:rPr>
+          <w:rFonts w:ascii="Calibri Light" w:hAnsi="Calibri Light" w:cs="Calibri Light"/>
+          <w:i/>
+          <w:iCs/>
+          <w:sz w:val="22"/>
+          <w:lang w:eastAsia="ko-KR"/>
+        </w:rPr>
+        <w:t>Washington, D.C.</w:t>
+      </w:r>
+    </w:p>
+    <w:p>
+      <w:pPr>
+        <w:tabs>
+          <w:tab w:val="right" w:pos="8640"/>
+        </w:tabs>
         <w:spacing w:after="80"/>
         <w:ind w:left="567" w:hanging="567"/>
         <w:rPr>
@@ -2032,23 +2058,67 @@
           <w:sz w:val="22"/>
           <w:lang w:eastAsia="ko-KR"/>
         </w:rPr>
-        <w:t>Kwon, M.,</w:t>
-      </w:r>
-      <w:r>
-        <w:rPr>
-          <w:rFonts w:ascii="Calibri Light" w:hAnsi="Calibri Light" w:cs="Calibri Light"/>
-          <w:sz w:val="22"/>
-          <w:lang w:eastAsia="ko-KR"/>
-        </w:rPr>
-        <w:t xml:space="preserve"> Kim, H., Yang, J., </w:t>
-      </w:r>
-      <w:r>
-        <w:rPr>
-          <w:rFonts w:ascii="Calibri Light" w:hAnsi="Calibri Light" w:cs="Calibri Light"/>
-          <w:sz w:val="22"/>
-          <w:lang w:eastAsia="ko-KR"/>
-        </w:rPr>
-        <w:t xml:space="preserve">Lee, Y., </w:t>
+        <w:t>Kwon, M.</w:t>
+      </w:r>
+      <w:r>
+        <w:rPr>
+          <w:rFonts w:ascii="Calibri Light" w:hAnsi="Calibri Light" w:cs="Calibri Light"/>
+          <w:b/>
+          <w:bCs/>
+          <w:sz w:val="22"/>
+          <w:vertAlign w:val="superscript"/>
+          <w:lang w:eastAsia="ko-KR"/>
+        </w:rPr>
+        <w:t>*</w:t>
+      </w:r>
+      <w:r>
+        <w:rPr>
+          <w:rFonts w:ascii="Calibri Light" w:hAnsi="Calibri Light" w:cs="Calibri Light"/>
+          <w:sz w:val="22"/>
+          <w:lang w:eastAsia="ko-KR"/>
+        </w:rPr>
+        <w:t xml:space="preserve">, </w:t>
+      </w:r>
+      <w:r>
+        <w:rPr>
+          <w:rFonts w:ascii="Calibri Light" w:hAnsi="Calibri Light" w:cs="Calibri Light"/>
+          <w:sz w:val="22"/>
+          <w:lang w:eastAsia="ko-KR"/>
+        </w:rPr>
+        <w:t>Choi, H</w:t>
+      </w:r>
+      <w:r>
+        <w:rPr>
+          <w:rFonts w:ascii="Calibri Light" w:hAnsi="Calibri Light" w:cs="Calibri Light"/>
+          <w:sz w:val="22"/>
+          <w:lang w:eastAsia="ko-KR"/>
+        </w:rPr>
+        <w:t>.</w:t>
+      </w:r>
+      <w:r>
+        <w:rPr>
+          <w:rFonts w:ascii="Calibri Light" w:hAnsi="Calibri Light" w:cs="Calibri Light"/>
+          <w:sz w:val="22"/>
+          <w:vertAlign w:val="superscript"/>
+          <w:lang w:eastAsia="ko-KR"/>
+        </w:rPr>
+        <w:t>*</w:t>
+      </w:r>
+      <w:r>
+        <w:rPr>
+          <w:rFonts w:ascii="Calibri Light" w:hAnsi="Calibri Light" w:cs="Calibri Light"/>
+          <w:sz w:val="22"/>
+          <w:lang w:eastAsia="ko-KR"/>
+        </w:rPr>
+        <w:t>, P</w:t>
+      </w:r>
+      <w:r>
+        <w:rPr>
+          <w:rFonts w:ascii="Calibri Light" w:hAnsi="Calibri Light" w:cs="Calibri Light"/>
+          <w:sz w:val="22"/>
+          <w:lang w:eastAsia="ko-KR"/>
+        </w:rPr>
+        <w:t xml:space="preserve">ark, H., </w:t>
       </w:r>
       <w:proofErr w:type="spellStart"/>
       <w:r>
@@ -2057,7 +2127,7 @@
           <w:sz w:val="22"/>
           <w:lang w:eastAsia="ko-KR"/>
         </w:rPr>
-        <w:t>Hur</w:t>
+        <w:t>Ahn</w:t>
       </w:r>
       <w:proofErr w:type="spellEnd"/>
       <w:r>
@@ -2066,66 +2136,143 @@
           <w:sz w:val="22"/>
           <w:lang w:eastAsia="ko-KR"/>
         </w:rPr>
-        <w:t xml:space="preserve">, J., Lee, T.-H., &amp; </w:t>
-      </w:r>
-      <w:proofErr w:type="spellStart"/>
-      <w:r>
-        <w:rPr>
-          <w:rFonts w:ascii="Calibri Light" w:hAnsi="Calibri Light" w:cs="Calibri Light"/>
-          <w:sz w:val="22"/>
-          <w:lang w:eastAsia="ko-KR"/>
-        </w:rPr>
-        <w:t>Ahn</w:t>
-      </w:r>
-      <w:proofErr w:type="spellEnd"/>
-      <w:r>
-        <w:rPr>
-          <w:rFonts w:ascii="Calibri Light" w:hAnsi="Calibri Light" w:cs="Calibri Light"/>
-          <w:sz w:val="22"/>
-          <w:lang w:eastAsia="ko-KR"/>
-        </w:rPr>
-        <w:t xml:space="preserve">, W.-Y. </w:t>
-      </w:r>
-      <w:r>
-        <w:rPr>
-          <w:rFonts w:ascii="Calibri Light" w:hAnsi="Calibri Light" w:cs="Calibri Light"/>
-          <w:sz w:val="22"/>
-          <w:lang w:eastAsia="ko-KR"/>
-        </w:rPr>
-        <w:t xml:space="preserve">(2023) </w:t>
-      </w:r>
-      <w:r>
-        <w:rPr>
-          <w:rFonts w:ascii="Calibri Light" w:hAnsi="Calibri Light" w:cs="Calibri Light"/>
-          <w:sz w:val="22"/>
-          <w:lang w:eastAsia="ko-KR"/>
-        </w:rPr>
-        <w:t>Caffeinated soda intake in children is associated with neurobehavioral risk factors for substance misuse</w:t>
-      </w:r>
-      <w:r>
-        <w:rPr>
-          <w:rFonts w:ascii="Calibri Light" w:hAnsi="Calibri Light" w:cs="Calibri Light"/>
-          <w:sz w:val="22"/>
-          <w:lang w:eastAsia="ko-KR"/>
-        </w:rPr>
-        <w:t xml:space="preserve">, </w:t>
-      </w:r>
-      <w:r>
-        <w:rPr>
-          <w:rFonts w:ascii="Calibri Light" w:hAnsi="Calibri Light" w:cs="Calibri Light"/>
-          <w:i/>
-          <w:iCs/>
-          <w:sz w:val="22"/>
-          <w:lang w:eastAsia="ko-KR"/>
-        </w:rPr>
-        <w:t>presented at 2023 Annual Conference of the Korean Psychological Association, Suwon, Korea.</w:t>
-      </w:r>
-    </w:p>
-    <w:p>
-      <w:pPr>
-        <w:tabs>
-          <w:tab w:val="right" w:pos="8640"/>
-        </w:tabs>
+        <w:t>, W</w:t>
+      </w:r>
+      <w:r>
+        <w:rPr>
+          <w:rFonts w:ascii="Calibri Light" w:hAnsi="Calibri Light" w:cs="Calibri Light"/>
+          <w:sz w:val="22"/>
+          <w:lang w:eastAsia="ko-KR"/>
+        </w:rPr>
+        <w:t>.-Y</w:t>
+      </w:r>
+      <w:r>
+        <w:rPr>
+          <w:rFonts w:ascii="Calibri Light" w:hAnsi="Calibri Light" w:cs="Calibri Light"/>
+          <w:sz w:val="22"/>
+          <w:lang w:eastAsia="ko-KR"/>
+        </w:rPr>
+        <w:t>.</w:t>
+      </w:r>
+      <w:r>
+        <w:rPr>
+          <w:rFonts w:ascii="Calibri Light" w:hAnsi="Calibri Light" w:cs="Calibri Light"/>
+          <w:sz w:val="22"/>
+          <w:vertAlign w:val="superscript"/>
+          <w:lang w:eastAsia="ko-KR"/>
+        </w:rPr>
+        <w:t>+</w:t>
+      </w:r>
+      <w:r>
+        <w:rPr>
+          <w:rFonts w:ascii="Calibri Light" w:hAnsi="Calibri Light" w:cs="Calibri Light"/>
+          <w:sz w:val="22"/>
+          <w:lang w:eastAsia="ko-KR"/>
+        </w:rPr>
+        <w:t>, Jung Y.</w:t>
+      </w:r>
+      <w:r>
+        <w:rPr>
+          <w:rFonts w:ascii="Calibri Light" w:hAnsi="Calibri Light" w:cs="Calibri Light"/>
+          <w:sz w:val="22"/>
+          <w:vertAlign w:val="superscript"/>
+          <w:lang w:eastAsia="ko-KR"/>
+        </w:rPr>
+        <w:t>+</w:t>
+      </w:r>
+      <w:r>
+        <w:rPr>
+          <w:rFonts w:ascii="Calibri Light" w:hAnsi="Calibri Light" w:cs="Calibri Light"/>
+          <w:sz w:val="22"/>
+          <w:lang w:eastAsia="ko-KR"/>
+        </w:rPr>
+        <w:t xml:space="preserve"> </w:t>
+      </w:r>
+      <w:r>
+        <w:rPr>
+          <w:rFonts w:ascii="Calibri Light" w:hAnsi="Calibri Light" w:cs="Calibri Light"/>
+          <w:sz w:val="22"/>
+          <w:lang w:eastAsia="ko-KR"/>
+        </w:rPr>
+        <w:t>(</w:t>
+      </w:r>
+      <w:r>
+        <w:rPr>
+          <w:rFonts w:ascii="Calibri Light" w:hAnsi="Calibri Light" w:cs="Calibri Light"/>
+          <w:sz w:val="22"/>
+          <w:lang w:eastAsia="ko-KR"/>
+        </w:rPr>
+        <w:t>2023</w:t>
+      </w:r>
+      <w:r>
+        <w:rPr>
+          <w:rFonts w:ascii="Calibri Light" w:hAnsi="Calibri Light" w:cs="Calibri Light"/>
+          <w:sz w:val="22"/>
+          <w:lang w:eastAsia="ko-KR"/>
+        </w:rPr>
+        <w:t xml:space="preserve">) </w:t>
+      </w:r>
+      <w:r>
+        <w:rPr>
+          <w:rFonts w:ascii="Calibri Light" w:hAnsi="Calibri Light" w:cs="Calibri Light"/>
+          <w:sz w:val="22"/>
+          <w:lang w:eastAsia="ko-KR"/>
+        </w:rPr>
+        <w:t xml:space="preserve">Neural correlates of goal-directed control in internet gaming disorder and alcohol use disorder, </w:t>
+      </w:r>
+      <w:r>
+        <w:rPr>
+          <w:rFonts w:ascii="Calibri Light" w:hAnsi="Calibri Light" w:cs="Calibri Light"/>
+          <w:i/>
+          <w:iCs/>
+          <w:sz w:val="22"/>
+          <w:lang w:eastAsia="ko-KR"/>
+        </w:rPr>
+        <w:t>presented</w:t>
+      </w:r>
+      <w:r>
+        <w:rPr>
+          <w:rFonts w:ascii="Calibri Light" w:hAnsi="Calibri Light" w:cs="Calibri Light"/>
+          <w:i/>
+          <w:iCs/>
+          <w:sz w:val="22"/>
+          <w:lang w:eastAsia="ko-KR"/>
+        </w:rPr>
+        <w:t xml:space="preserve"> </w:t>
+      </w:r>
+      <w:r>
+        <w:rPr>
+          <w:rFonts w:ascii="Calibri Light" w:hAnsi="Calibri Light" w:cs="Calibri Light"/>
+          <w:i/>
+          <w:iCs/>
+          <w:sz w:val="22"/>
+          <w:lang w:eastAsia="ko-KR"/>
+        </w:rPr>
+        <w:t xml:space="preserve">at </w:t>
+      </w:r>
+      <w:r>
+        <w:rPr>
+          <w:rFonts w:ascii="Calibri Light" w:hAnsi="Calibri Light" w:cs="Calibri Light"/>
+          <w:i/>
+          <w:iCs/>
+          <w:sz w:val="22"/>
+          <w:lang w:eastAsia="ko-KR"/>
+        </w:rPr>
+        <w:t>8th International Conference on Behavioral Addictions, Incheon, Korea</w:t>
+      </w:r>
+      <w:r>
+        <w:rPr>
+          <w:rFonts w:ascii="Calibri Light" w:hAnsi="Calibri Light" w:cs="Calibri Light"/>
+          <w:i/>
+          <w:iCs/>
+          <w:sz w:val="22"/>
+          <w:lang w:eastAsia="ko-KR"/>
+        </w:rPr>
+        <w:t>.</w:t>
+      </w:r>
+    </w:p>
+    <w:p>
+      <w:pPr>
         <w:spacing w:after="80"/>
         <w:ind w:left="567" w:hanging="567"/>
         <w:rPr>
@@ -2142,6 +2289,116 @@
           <w:sz w:val="22"/>
           <w:lang w:eastAsia="ko-KR"/>
         </w:rPr>
+        <w:t>Kwon, M.,</w:t>
+      </w:r>
+      <w:r>
+        <w:rPr>
+          <w:rFonts w:ascii="Calibri Light" w:hAnsi="Calibri Light" w:cs="Calibri Light"/>
+          <w:sz w:val="22"/>
+          <w:lang w:eastAsia="ko-KR"/>
+        </w:rPr>
+        <w:t xml:space="preserve"> Kim, H., Yang, J., </w:t>
+      </w:r>
+      <w:r>
+        <w:rPr>
+          <w:rFonts w:ascii="Calibri Light" w:hAnsi="Calibri Light" w:cs="Calibri Light"/>
+          <w:sz w:val="22"/>
+          <w:lang w:eastAsia="ko-KR"/>
+        </w:rPr>
+        <w:t xml:space="preserve">Lee, Y., </w:t>
+      </w:r>
+      <w:proofErr w:type="spellStart"/>
+      <w:r>
+        <w:rPr>
+          <w:rFonts w:ascii="Calibri Light" w:hAnsi="Calibri Light" w:cs="Calibri Light"/>
+          <w:sz w:val="22"/>
+          <w:lang w:eastAsia="ko-KR"/>
+        </w:rPr>
+        <w:t>Hur</w:t>
+      </w:r>
+      <w:proofErr w:type="spellEnd"/>
+      <w:r>
+        <w:rPr>
+          <w:rFonts w:ascii="Calibri Light" w:hAnsi="Calibri Light" w:cs="Calibri Light"/>
+          <w:sz w:val="22"/>
+          <w:lang w:eastAsia="ko-KR"/>
+        </w:rPr>
+        <w:t xml:space="preserve">, J., Lee, T.-H., &amp; </w:t>
+      </w:r>
+      <w:proofErr w:type="spellStart"/>
+      <w:r>
+        <w:rPr>
+          <w:rFonts w:ascii="Calibri Light" w:hAnsi="Calibri Light" w:cs="Calibri Light"/>
+          <w:sz w:val="22"/>
+          <w:lang w:eastAsia="ko-KR"/>
+        </w:rPr>
+        <w:t>Ahn</w:t>
+      </w:r>
+      <w:proofErr w:type="spellEnd"/>
+      <w:r>
+        <w:rPr>
+          <w:rFonts w:ascii="Calibri Light" w:hAnsi="Calibri Light" w:cs="Calibri Light"/>
+          <w:sz w:val="22"/>
+          <w:lang w:eastAsia="ko-KR"/>
+        </w:rPr>
+        <w:t xml:space="preserve">, W.-Y. </w:t>
+      </w:r>
+      <w:r>
+        <w:rPr>
+          <w:rFonts w:ascii="Calibri Light" w:hAnsi="Calibri Light" w:cs="Calibri Light"/>
+          <w:sz w:val="22"/>
+          <w:lang w:eastAsia="ko-KR"/>
+        </w:rPr>
+        <w:t xml:space="preserve">(2023) </w:t>
+      </w:r>
+      <w:r>
+        <w:rPr>
+          <w:rFonts w:ascii="Calibri Light" w:hAnsi="Calibri Light" w:cs="Calibri Light"/>
+          <w:sz w:val="22"/>
+          <w:lang w:eastAsia="ko-KR"/>
+        </w:rPr>
+        <w:t>Caffeinated soda intake in children is associated with neurobehavioral risk factors for substance misuse</w:t>
+      </w:r>
+      <w:r>
+        <w:rPr>
+          <w:rFonts w:ascii="Calibri Light" w:hAnsi="Calibri Light" w:cs="Calibri Light"/>
+          <w:sz w:val="22"/>
+          <w:lang w:eastAsia="ko-KR"/>
+        </w:rPr>
+        <w:t xml:space="preserve">, </w:t>
+      </w:r>
+      <w:r>
+        <w:rPr>
+          <w:rFonts w:ascii="Calibri Light" w:hAnsi="Calibri Light" w:cs="Calibri Light"/>
+          <w:i/>
+          <w:iCs/>
+          <w:sz w:val="22"/>
+          <w:lang w:eastAsia="ko-KR"/>
+        </w:rPr>
+        <w:t>presented at 2023 Annual Conference of the Korean Psychological Association, Suwon, Korea.</w:t>
+      </w:r>
+    </w:p>
+    <w:p>
+      <w:pPr>
+        <w:tabs>
+          <w:tab w:val="right" w:pos="8640"/>
+        </w:tabs>
+        <w:spacing w:after="80"/>
+        <w:ind w:left="567" w:hanging="567"/>
+        <w:rPr>
+          <w:rFonts w:ascii="Calibri Light" w:hAnsi="Calibri Light" w:cs="Calibri Light"/>
+          <w:sz w:val="22"/>
+          <w:lang w:eastAsia="ko-KR"/>
+        </w:rPr>
+      </w:pPr>
+      <w:r>
+        <w:rPr>
+          <w:rFonts w:ascii="Calibri Light" w:hAnsi="Calibri Light" w:cs="Calibri Light"/>
+          <w:b/>
+          <w:bCs/>
+          <w:sz w:val="22"/>
+          <w:lang w:eastAsia="ko-KR"/>
+        </w:rPr>
         <w:t>Kwon, M.</w:t>
       </w:r>
       <w:r>
@@ -2220,7 +2477,39 @@
           <w:sz w:val="22"/>
           <w:lang w:eastAsia="ko-KR"/>
         </w:rPr>
-        <w:t>, W.</w:t>
+        <w:t>, W</w:t>
+      </w:r>
+      <w:r>
+        <w:rPr>
+          <w:rFonts w:ascii="Calibri Light" w:hAnsi="Calibri Light" w:cs="Calibri Light"/>
+          <w:sz w:val="22"/>
+          <w:lang w:eastAsia="ko-KR"/>
+        </w:rPr>
+        <w:t>.</w:t>
+      </w:r>
+      <w:r>
+        <w:rPr>
+          <w:rFonts w:ascii="Calibri Light" w:hAnsi="Calibri Light" w:cs="Calibri Light"/>
+          <w:sz w:val="22"/>
+          <w:lang w:eastAsia="ko-KR"/>
+        </w:rPr>
+        <w:t>-</w:t>
+      </w:r>
+      <w:r>
+        <w:rPr>
+          <w:rFonts w:ascii="Calibri Light" w:hAnsi="Calibri Light" w:cs="Calibri Light"/>
+          <w:sz w:val="22"/>
+          <w:lang w:eastAsia="ko-KR"/>
+        </w:rPr>
+        <w:t>Y</w:t>
+      </w:r>
+      <w:r>
+        <w:rPr>
+          <w:rFonts w:ascii="Calibri Light" w:hAnsi="Calibri Light" w:cs="Calibri Light"/>
+          <w:sz w:val="22"/>
+          <w:lang w:eastAsia="ko-KR"/>
+        </w:rPr>
+        <w:t>.</w:t>
       </w:r>
       <w:r>
         <w:rPr>
@@ -2451,7 +2740,23 @@
           <w:sz w:val="22"/>
           <w:lang w:eastAsia="ko-KR"/>
         </w:rPr>
-        <w:t>, W. (</w:t>
+        <w:t xml:space="preserve">, </w:t>
+      </w:r>
+      <w:r>
+        <w:rPr>
+          <w:rFonts w:ascii="Calibri Light" w:hAnsi="Calibri Light" w:cs="Calibri Light"/>
+          <w:sz w:val="22"/>
+          <w:lang w:eastAsia="ko-KR"/>
+        </w:rPr>
+        <w:t>W.-Y.</w:t>
+      </w:r>
+      <w:r>
+        <w:rPr>
+          <w:rFonts w:ascii="Calibri Light" w:hAnsi="Calibri Light" w:cs="Calibri Light"/>
+          <w:sz w:val="22"/>
+          <w:lang w:eastAsia="ko-KR"/>
+        </w:rPr>
+        <w:t xml:space="preserve"> (</w:t>
       </w:r>
       <w:r>
         <w:rPr>
@@ -2622,7 +2927,23 @@
           <w:sz w:val="22"/>
           <w:lang w:eastAsia="ko-KR"/>
         </w:rPr>
-        <w:t>, W. (</w:t>
+        <w:t xml:space="preserve">, </w:t>
+      </w:r>
+      <w:r>
+        <w:rPr>
+          <w:rFonts w:ascii="Calibri Light" w:hAnsi="Calibri Light" w:cs="Calibri Light"/>
+          <w:sz w:val="22"/>
+          <w:lang w:eastAsia="ko-KR"/>
+        </w:rPr>
+        <w:t>W.-Y.</w:t>
+      </w:r>
+      <w:r>
+        <w:rPr>
+          <w:rFonts w:ascii="Calibri Light" w:hAnsi="Calibri Light" w:cs="Calibri Light"/>
+          <w:sz w:val="22"/>
+          <w:lang w:eastAsia="ko-KR"/>
+        </w:rPr>
+        <w:t xml:space="preserve"> (</w:t>
       </w:r>
       <w:r>
         <w:rPr>
@@ -2841,7 +3162,23 @@
           <w:sz w:val="22"/>
           <w:lang w:eastAsia="ko-KR"/>
         </w:rPr>
-        <w:t>, W. (202</w:t>
+        <w:t xml:space="preserve">, </w:t>
+      </w:r>
+      <w:r>
+        <w:rPr>
+          <w:rFonts w:ascii="Calibri Light" w:hAnsi="Calibri Light" w:cs="Calibri Light"/>
+          <w:sz w:val="22"/>
+          <w:lang w:eastAsia="ko-KR"/>
+        </w:rPr>
+        <w:t>W.-Y.</w:t>
+      </w:r>
+      <w:r>
+        <w:rPr>
+          <w:rFonts w:ascii="Calibri Light" w:hAnsi="Calibri Light" w:cs="Calibri Light"/>
+          <w:sz w:val="22"/>
+          <w:lang w:eastAsia="ko-KR"/>
+        </w:rPr>
+        <w:t xml:space="preserve"> (202</w:t>
       </w:r>
       <w:r>
         <w:rPr>
@@ -3001,7 +3338,39 @@
           <w:sz w:val="22"/>
           <w:lang w:eastAsia="ko-KR"/>
         </w:rPr>
-        <w:t xml:space="preserve">, W., &amp; Jung, Y. (2020) Neural Correlates of Goal-Directed Control in Interest Gaming Disorder and Alcohol Use Disorder, </w:t>
+        <w:t xml:space="preserve">, </w:t>
+      </w:r>
+      <w:r>
+        <w:rPr>
+          <w:rFonts w:ascii="Calibri Light" w:hAnsi="Calibri Light" w:cs="Calibri Light"/>
+          <w:sz w:val="22"/>
+          <w:lang w:eastAsia="ko-KR"/>
+        </w:rPr>
+        <w:t>W.-Y.</w:t>
+      </w:r>
+      <w:r>
+        <w:rPr>
+          <w:rFonts w:ascii="Calibri Light" w:hAnsi="Calibri Light" w:cs="Calibri Light"/>
+          <w:sz w:val="22"/>
+          <w:lang w:eastAsia="ko-KR"/>
+        </w:rPr>
+        <w:t xml:space="preserve">, &amp; Jung, </w:t>
+      </w:r>
+      <w:r>
+        <w:rPr>
+          <w:rFonts w:ascii="Calibri Light" w:hAnsi="Calibri Light" w:cs="Calibri Light"/>
+          <w:sz w:val="22"/>
+          <w:lang w:eastAsia="ko-KR"/>
+        </w:rPr>
+        <w:t>W.-Y.</w:t>
+      </w:r>
+      <w:r>
+        <w:rPr>
+          <w:rFonts w:ascii="Calibri Light" w:hAnsi="Calibri Light" w:cs="Calibri Light"/>
+          <w:sz w:val="22"/>
+          <w:lang w:eastAsia="ko-KR"/>
+        </w:rPr>
+        <w:t xml:space="preserve"> (2020) Neural Correlates of Goal-Directed Control in Interest Gaming Disorder and Alcohol Use Disorder, </w:t>
       </w:r>
       <w:r>
         <w:rPr>
@@ -3119,7 +3488,23 @@
           <w:sz w:val="22"/>
           <w:lang w:eastAsia="ko-KR"/>
         </w:rPr>
-        <w:t xml:space="preserve">, W. (2019) Identifying behavioral and neural predictors of caffeinated soda intake in childhood using a large database from the ABCD study, </w:t>
+        <w:t xml:space="preserve">, </w:t>
+      </w:r>
+      <w:r>
+        <w:rPr>
+          <w:rFonts w:ascii="Calibri Light" w:hAnsi="Calibri Light" w:cs="Calibri Light"/>
+          <w:sz w:val="22"/>
+          <w:lang w:eastAsia="ko-KR"/>
+        </w:rPr>
+        <w:t>W.-Y.</w:t>
+      </w:r>
+      <w:r>
+        <w:rPr>
+          <w:rFonts w:ascii="Calibri Light" w:hAnsi="Calibri Light" w:cs="Calibri Light"/>
+          <w:sz w:val="22"/>
+          <w:lang w:eastAsia="ko-KR"/>
+        </w:rPr>
+        <w:t xml:space="preserve"> (2019) Identifying behavioral and neural predictors of caffeinated soda intake in childhood using a large database from the ABCD study, </w:t>
       </w:r>
       <w:r>
         <w:rPr>
@@ -3223,7 +3608,23 @@
           <w:sz w:val="22"/>
           <w:lang w:eastAsia="ko-KR"/>
         </w:rPr>
-        <w:t xml:space="preserve">, W. (2019) Effects of early life stress and social resources on neurocognitive functions: A large-scale replication study, </w:t>
+        <w:t xml:space="preserve">, </w:t>
+      </w:r>
+      <w:r>
+        <w:rPr>
+          <w:rFonts w:ascii="Calibri Light" w:hAnsi="Calibri Light" w:cs="Calibri Light"/>
+          <w:sz w:val="22"/>
+          <w:lang w:eastAsia="ko-KR"/>
+        </w:rPr>
+        <w:t>W.-Y.</w:t>
+      </w:r>
+      <w:r>
+        <w:rPr>
+          <w:rFonts w:ascii="Calibri Light" w:hAnsi="Calibri Light" w:cs="Calibri Light"/>
+          <w:sz w:val="22"/>
+          <w:lang w:eastAsia="ko-KR"/>
+        </w:rPr>
+        <w:t xml:space="preserve"> (2019) Effects of early life stress and social resources on neurocognitive functions: A large-scale replication study, </w:t>
       </w:r>
       <w:r>
         <w:rPr>

--- a/files/CV_minakwon.docx
+++ b/files/CV_minakwon.docx
@@ -1865,23 +1865,7 @@
           <w:sz w:val="22"/>
           <w:lang w:eastAsia="ko-KR"/>
         </w:rPr>
-        <w:t>, Lee, J.-H.</w:t>
-      </w:r>
-      <w:r>
-        <w:rPr>
-          <w:rFonts w:ascii="Calibri Light" w:hAnsi="Calibri Light" w:cs="Calibri Light"/>
-          <w:sz w:val="22"/>
-          <w:lang w:eastAsia="ko-KR"/>
-        </w:rPr>
-        <w:t xml:space="preserve">, </w:t>
-      </w:r>
-      <w:r>
-        <w:rPr>
-          <w:rFonts w:ascii="Calibri Light" w:hAnsi="Calibri Light" w:cs="Calibri Light"/>
-          <w:sz w:val="22"/>
-          <w:lang w:eastAsia="ko-KR"/>
-        </w:rPr>
-        <w:t xml:space="preserve">Kim, H., Lee, E., </w:t>
+        <w:t xml:space="preserve">, Lee, J.-H., Kim, H., Lee, E., </w:t>
       </w:r>
       <w:proofErr w:type="spellStart"/>
       <w:r>
@@ -1917,15 +1901,7 @@
           <w:sz w:val="22"/>
           <w:lang w:eastAsia="ko-KR"/>
         </w:rPr>
-        <w:t>, W.</w:t>
-      </w:r>
-      <w:r>
-        <w:rPr>
-          <w:rFonts w:ascii="Calibri Light" w:hAnsi="Calibri Light" w:cs="Calibri Light"/>
-          <w:sz w:val="22"/>
-          <w:lang w:eastAsia="ko-KR"/>
-        </w:rPr>
-        <w:t>-Y.</w:t>
+        <w:t>, W.-Y.</w:t>
       </w:r>
       <w:r>
         <w:rPr>
@@ -2696,15 +2672,15 @@
           <w:sz w:val="22"/>
           <w:lang w:eastAsia="ko-KR"/>
         </w:rPr>
-        <w:t xml:space="preserve">, Kim, H., Yang, J., </w:t>
-      </w:r>
-      <w:r>
-        <w:rPr>
-          <w:rFonts w:ascii="Calibri Light" w:hAnsi="Calibri Light" w:cs="Calibri Light"/>
-          <w:sz w:val="22"/>
-          <w:lang w:eastAsia="ko-KR"/>
-        </w:rPr>
-        <w:t xml:space="preserve">Lee, Y., </w:t>
+        <w:t xml:space="preserve">, </w:t>
+      </w:r>
+      <w:r>
+        <w:rPr>
+          <w:rFonts w:ascii="Calibri Light" w:hAnsi="Calibri Light" w:cs="Calibri Light"/>
+          <w:sz w:val="22"/>
+          <w:lang w:eastAsia="ko-KR"/>
+        </w:rPr>
+        <w:t xml:space="preserve">Lee, Y., Lee, J.-H., </w:t>
       </w:r>
       <w:proofErr w:type="spellStart"/>
       <w:r>
@@ -2713,7 +2689,7 @@
           <w:sz w:val="22"/>
           <w:lang w:eastAsia="ko-KR"/>
         </w:rPr>
-        <w:t>Hur</w:t>
+        <w:t>Im</w:t>
       </w:r>
       <w:proofErr w:type="spellEnd"/>
       <w:r>
@@ -2722,7 +2698,7 @@
           <w:sz w:val="22"/>
           <w:lang w:eastAsia="ko-KR"/>
         </w:rPr>
-        <w:t xml:space="preserve">, J., Lee, T., &amp; </w:t>
+        <w:t xml:space="preserve">, J.J., Rho, E., Jo, Y., </w:t>
       </w:r>
       <w:proofErr w:type="spellStart"/>
       <w:r>
@@ -2740,15 +2716,7 @@
           <w:sz w:val="22"/>
           <w:lang w:eastAsia="ko-KR"/>
         </w:rPr>
-        <w:t xml:space="preserve">, </w:t>
-      </w:r>
-      <w:r>
-        <w:rPr>
-          <w:rFonts w:ascii="Calibri Light" w:hAnsi="Calibri Light" w:cs="Calibri Light"/>
-          <w:sz w:val="22"/>
-          <w:lang w:eastAsia="ko-KR"/>
-        </w:rPr>
-        <w:t>W.-Y.</w:t>
+        <w:t>, W.-Y.</w:t>
       </w:r>
       <w:r>
         <w:rPr>

--- a/files/CV_minakwon.docx
+++ b/files/CV_minakwon.docx
@@ -335,6 +335,289 @@
           <w:sz w:val="22"/>
           <w:szCs w:val="22"/>
         </w:rPr>
+        <w:t>University</w:t>
+      </w:r>
+      <w:r>
+        <w:rPr>
+          <w:rFonts w:ascii="Calibri Light" w:hAnsi="Calibri Light" w:cs="Calibri Light"/>
+          <w:b/>
+          <w:bCs/>
+          <w:sz w:val="22"/>
+          <w:szCs w:val="22"/>
+        </w:rPr>
+        <w:t xml:space="preserve"> of Chicago</w:t>
+      </w:r>
+      <w:r>
+        <w:rPr>
+          <w:rFonts w:ascii="Calibri Light" w:hAnsi="Calibri Light" w:cs="Calibri Light"/>
+          <w:sz w:val="22"/>
+          <w:szCs w:val="22"/>
+        </w:rPr>
+        <w:tab/>
+      </w:r>
+      <w:r>
+        <w:rPr>
+          <w:rFonts w:ascii="Calibri Light" w:hAnsi="Calibri Light" w:cs="Calibri Light"/>
+          <w:sz w:val="20"/>
+          <w:szCs w:val="20"/>
+        </w:rPr>
+        <w:t>Chicago</w:t>
+      </w:r>
+      <w:r>
+        <w:rPr>
+          <w:rFonts w:ascii="Calibri Light" w:hAnsi="Calibri Light" w:cs="Calibri Light"/>
+          <w:sz w:val="20"/>
+          <w:szCs w:val="20"/>
+        </w:rPr>
+        <w:t xml:space="preserve">, </w:t>
+      </w:r>
+      <w:r>
+        <w:rPr>
+          <w:rFonts w:ascii="Calibri Light" w:hAnsi="Calibri Light" w:cs="Calibri Light"/>
+          <w:sz w:val="20"/>
+          <w:szCs w:val="20"/>
+        </w:rPr>
+        <w:t>IL</w:t>
+      </w:r>
+    </w:p>
+    <w:p>
+      <w:pPr>
+        <w:tabs>
+          <w:tab w:val="left" w:pos="720"/>
+          <w:tab w:val="right" w:pos="8640"/>
+        </w:tabs>
+        <w:rPr>
+          <w:rFonts w:ascii="Calibri Light" w:hAnsi="Calibri Light" w:cs="Calibri Light"/>
+          <w:lang w:eastAsia="ko-KR"/>
+        </w:rPr>
+      </w:pPr>
+      <w:r>
+        <w:rPr>
+          <w:rFonts w:ascii="Calibri Light" w:hAnsi="Calibri Light" w:cs="Calibri Light"/>
+          <w:sz w:val="22"/>
+          <w:szCs w:val="22"/>
+        </w:rPr>
+        <w:t xml:space="preserve">Visiting </w:t>
+      </w:r>
+      <w:r>
+        <w:rPr>
+          <w:rFonts w:ascii="Calibri Light" w:hAnsi="Calibri Light" w:cs="Calibri Light"/>
+          <w:sz w:val="22"/>
+          <w:szCs w:val="22"/>
+        </w:rPr>
+        <w:t xml:space="preserve">Ph.D. </w:t>
+      </w:r>
+      <w:r>
+        <w:rPr>
+          <w:rFonts w:ascii="Calibri Light" w:hAnsi="Calibri Light" w:cs="Calibri Light"/>
+          <w:sz w:val="22"/>
+          <w:szCs w:val="22"/>
+        </w:rPr>
+        <w:t>Student</w:t>
+      </w:r>
+      <w:r>
+        <w:rPr>
+          <w:rFonts w:ascii="Calibri Light" w:hAnsi="Calibri Light" w:cs="Calibri Light"/>
+          <w:sz w:val="22"/>
+          <w:szCs w:val="22"/>
+        </w:rPr>
+        <w:t xml:space="preserve"> </w:t>
+      </w:r>
+      <w:r>
+        <w:rPr>
+          <w:rFonts w:ascii="Calibri Light" w:hAnsi="Calibri Light" w:cs="Calibri Light"/>
+        </w:rPr>
+        <w:tab/>
+      </w:r>
+      <w:r>
+        <w:rPr>
+          <w:rFonts w:ascii="Calibri Light" w:hAnsi="Calibri Light" w:cs="Calibri Light"/>
+          <w:i/>
+          <w:iCs/>
+          <w:sz w:val="20"/>
+          <w:szCs w:val="20"/>
+        </w:rPr>
+        <w:t>202</w:t>
+      </w:r>
+      <w:r>
+        <w:rPr>
+          <w:rFonts w:ascii="Calibri Light" w:hAnsi="Calibri Light" w:cs="Calibri Light"/>
+          <w:i/>
+          <w:iCs/>
+          <w:sz w:val="20"/>
+          <w:szCs w:val="20"/>
+        </w:rPr>
+        <w:t>4</w:t>
+      </w:r>
+      <w:r>
+        <w:rPr>
+          <w:rFonts w:ascii="Calibri Light" w:hAnsi="Calibri Light" w:cs="Calibri Light"/>
+          <w:i/>
+          <w:iCs/>
+          <w:sz w:val="20"/>
+          <w:szCs w:val="20"/>
+        </w:rPr>
+        <w:t>.0</w:t>
+      </w:r>
+      <w:r>
+        <w:rPr>
+          <w:rFonts w:ascii="Calibri Light" w:hAnsi="Calibri Light" w:cs="Calibri Light"/>
+          <w:i/>
+          <w:iCs/>
+          <w:sz w:val="20"/>
+          <w:szCs w:val="20"/>
+        </w:rPr>
+        <w:t>1</w:t>
+      </w:r>
+      <w:r>
+        <w:rPr>
+          <w:rFonts w:ascii="Calibri Light" w:hAnsi="Calibri Light" w:cs="Calibri Light"/>
+          <w:i/>
+          <w:iCs/>
+          <w:sz w:val="20"/>
+          <w:szCs w:val="20"/>
+        </w:rPr>
+        <w:t xml:space="preserve"> ~ </w:t>
+      </w:r>
+      <w:r>
+        <w:rPr>
+          <w:rFonts w:ascii="Calibri Light" w:hAnsi="Calibri Light" w:cs="Calibri Light"/>
+          <w:i/>
+          <w:iCs/>
+          <w:sz w:val="20"/>
+          <w:szCs w:val="20"/>
+          <w:lang w:eastAsia="ko-KR"/>
+        </w:rPr>
+        <w:t>present</w:t>
+      </w:r>
+    </w:p>
+    <w:p>
+      <w:pPr>
+        <w:tabs>
+          <w:tab w:val="left" w:pos="720"/>
+          <w:tab w:val="right" w:pos="8640"/>
+        </w:tabs>
+        <w:rPr>
+          <w:rFonts w:ascii="Calibri Light" w:hAnsi="Calibri Light" w:cs="Calibri Light"/>
+          <w:i/>
+          <w:iCs/>
+          <w:sz w:val="20"/>
+          <w:szCs w:val="20"/>
+        </w:rPr>
+      </w:pPr>
+      <w:r>
+        <w:rPr>
+          <w:rFonts w:ascii="Calibri Light" w:hAnsi="Calibri Light" w:cs="Calibri Light"/>
+          <w:i/>
+          <w:iCs/>
+          <w:sz w:val="20"/>
+          <w:szCs w:val="20"/>
+        </w:rPr>
+        <w:t xml:space="preserve">- Advisor: Professor </w:t>
+      </w:r>
+      <w:r>
+        <w:rPr>
+          <w:rFonts w:ascii="Calibri Light" w:hAnsi="Calibri Light" w:cs="Calibri Light"/>
+          <w:i/>
+          <w:iCs/>
+          <w:sz w:val="20"/>
+          <w:szCs w:val="20"/>
+        </w:rPr>
+        <w:t>Monica Rosenberg</w:t>
+      </w:r>
+    </w:p>
+    <w:p>
+      <w:pPr>
+        <w:tabs>
+          <w:tab w:val="left" w:pos="720"/>
+          <w:tab w:val="right" w:pos="8640"/>
+        </w:tabs>
+        <w:rPr>
+          <w:rFonts w:ascii="Calibri Light" w:hAnsi="Calibri Light" w:cs="Calibri Light"/>
+          <w:i/>
+          <w:iCs/>
+          <w:sz w:val="20"/>
+          <w:szCs w:val="20"/>
+        </w:rPr>
+      </w:pPr>
+      <w:r>
+        <w:rPr>
+          <w:rFonts w:ascii="Calibri Light" w:hAnsi="Calibri Light" w:cs="Calibri Light"/>
+          <w:i/>
+          <w:iCs/>
+          <w:sz w:val="20"/>
+          <w:szCs w:val="20"/>
+        </w:rPr>
+        <w:t>- Cognition, Attention, &amp; Brain Lab (</w:t>
+      </w:r>
+      <w:hyperlink r:id="rId10" w:history="1">
+        <w:r>
+          <w:rPr>
+            <w:rStyle w:val="Hyperlink"/>
+            <w:rFonts w:ascii="Calibri Light" w:hAnsi="Calibri Light" w:cs="Calibri Light"/>
+            <w:i/>
+            <w:iCs/>
+            <w:sz w:val="20"/>
+            <w:szCs w:val="20"/>
+          </w:rPr>
+          <w:t>CAB L</w:t>
+        </w:r>
+        <w:r>
+          <w:rPr>
+            <w:rStyle w:val="Hyperlink"/>
+            <w:rFonts w:ascii="Calibri Light" w:hAnsi="Calibri Light" w:cs="Calibri Light"/>
+            <w:i/>
+            <w:iCs/>
+            <w:sz w:val="20"/>
+            <w:szCs w:val="20"/>
+          </w:rPr>
+          <w:t>ab</w:t>
+        </w:r>
+      </w:hyperlink>
+      <w:r>
+        <w:rPr>
+          <w:rFonts w:ascii="Calibri Light" w:hAnsi="Calibri Light" w:cs="Calibri Light"/>
+          <w:i/>
+          <w:iCs/>
+          <w:sz w:val="20"/>
+          <w:szCs w:val="20"/>
+        </w:rPr>
+        <w:t>)</w:t>
+      </w:r>
+    </w:p>
+    <w:p>
+      <w:pPr>
+        <w:tabs>
+          <w:tab w:val="left" w:pos="720"/>
+          <w:tab w:val="right" w:pos="8640"/>
+        </w:tabs>
+        <w:rPr>
+          <w:rFonts w:ascii="Calibri Light" w:hAnsi="Calibri Light" w:cs="Calibri Light"/>
+          <w:b/>
+          <w:bCs/>
+          <w:sz w:val="22"/>
+          <w:szCs w:val="22"/>
+        </w:rPr>
+      </w:pPr>
+    </w:p>
+    <w:p>
+      <w:pPr>
+        <w:tabs>
+          <w:tab w:val="left" w:pos="720"/>
+          <w:tab w:val="right" w:pos="8640"/>
+        </w:tabs>
+        <w:rPr>
+          <w:rFonts w:ascii="Calibri Light" w:hAnsi="Calibri Light" w:cs="Calibri Light"/>
+        </w:rPr>
+      </w:pPr>
+      <w:r>
+        <w:rPr>
+          <w:rFonts w:ascii="Calibri Light" w:hAnsi="Calibri Light" w:cs="Calibri Light"/>
+          <w:b/>
+          <w:bCs/>
+          <w:sz w:val="22"/>
+          <w:szCs w:val="22"/>
+        </w:rPr>
         <w:t>Seoul National University</w:t>
       </w:r>
       <w:r>
@@ -423,20 +706,8 @@
           <w:sz w:val="20"/>
           <w:szCs w:val="20"/>
         </w:rPr>
-        <w:t xml:space="preserve">- Advisor: Professor Woo-Young </w:t>
-      </w:r>
-      <w:proofErr w:type="spellStart"/>
-      <w:r>
-        <w:rPr>
-          <w:rFonts w:ascii="Calibri Light" w:hAnsi="Calibri Light" w:cs="Calibri Light"/>
-          <w:i/>
-          <w:iCs/>
-          <w:sz w:val="20"/>
-          <w:szCs w:val="20"/>
-        </w:rPr>
-        <w:t>Ahn</w:t>
-      </w:r>
-      <w:proofErr w:type="spellEnd"/>
+        <w:t>- Advisor: Professor Woo-Young Ahn</w:t>
+      </w:r>
     </w:p>
     <w:p>
       <w:pPr>
@@ -448,6 +719,54 @@
           <w:rFonts w:ascii="Calibri Light" w:hAnsi="Calibri Light" w:cs="Calibri Light"/>
           <w:i/>
           <w:iCs/>
+          <w:sz w:val="20"/>
+          <w:szCs w:val="20"/>
+        </w:rPr>
+      </w:pPr>
+      <w:r>
+        <w:rPr>
+          <w:rFonts w:ascii="Calibri Light" w:hAnsi="Calibri Light" w:cs="Calibri Light"/>
+          <w:i/>
+          <w:iCs/>
+          <w:sz w:val="20"/>
+          <w:szCs w:val="20"/>
+        </w:rPr>
+        <w:t>- Computational Clinical Science Laboratory (</w:t>
+      </w:r>
+      <w:hyperlink r:id="rId11" w:history="1">
+        <w:r>
+          <w:rPr>
+            <w:rStyle w:val="Hyperlink"/>
+            <w:rFonts w:ascii="Calibri Light" w:hAnsi="Calibri Light" w:cs="Calibri Light"/>
+            <w:i/>
+            <w:iCs/>
+            <w:sz w:val="20"/>
+            <w:szCs w:val="20"/>
+          </w:rPr>
+          <w:t>CCS Lab</w:t>
+        </w:r>
+      </w:hyperlink>
+      <w:r>
+        <w:rPr>
+          <w:rFonts w:ascii="Calibri Light" w:hAnsi="Calibri Light" w:cs="Calibri Light"/>
+          <w:i/>
+          <w:iCs/>
+          <w:sz w:val="20"/>
+          <w:szCs w:val="20"/>
+        </w:rPr>
+        <w:t>)</w:t>
+      </w:r>
+    </w:p>
+    <w:p>
+      <w:pPr>
+        <w:tabs>
+          <w:tab w:val="left" w:pos="720"/>
+          <w:tab w:val="right" w:pos="8640"/>
+        </w:tabs>
+        <w:rPr>
+          <w:rFonts w:ascii="Calibri Light" w:hAnsi="Calibri Light" w:cs="Calibri Light"/>
+          <w:i/>
+          <w:iCs/>
         </w:rPr>
       </w:pPr>
       <w:r>
@@ -602,20 +921,8 @@
           <w:sz w:val="20"/>
           <w:szCs w:val="20"/>
         </w:rPr>
-        <w:t xml:space="preserve">- Advisor: Professor Woo-Young </w:t>
-      </w:r>
-      <w:proofErr w:type="spellStart"/>
-      <w:r>
-        <w:rPr>
-          <w:rFonts w:ascii="Calibri Light" w:hAnsi="Calibri Light" w:cs="Calibri Light"/>
-          <w:i/>
-          <w:iCs/>
-          <w:sz w:val="20"/>
-          <w:szCs w:val="20"/>
-        </w:rPr>
-        <w:t>Ahn</w:t>
-      </w:r>
-      <w:proofErr w:type="spellEnd"/>
+        <w:t>- Advisor: Professor Woo-Young Ahn</w:t>
+      </w:r>
     </w:p>
     <w:p>
       <w:pPr>
@@ -627,6 +934,54 @@
           <w:rFonts w:ascii="Calibri Light" w:hAnsi="Calibri Light" w:cs="Calibri Light"/>
           <w:i/>
           <w:iCs/>
+          <w:sz w:val="20"/>
+          <w:szCs w:val="20"/>
+        </w:rPr>
+      </w:pPr>
+      <w:r>
+        <w:rPr>
+          <w:rFonts w:ascii="Calibri Light" w:hAnsi="Calibri Light" w:cs="Calibri Light"/>
+          <w:i/>
+          <w:iCs/>
+          <w:sz w:val="20"/>
+          <w:szCs w:val="20"/>
+        </w:rPr>
+        <w:t>- Computational Clinical Science Laboratory (</w:t>
+      </w:r>
+      <w:hyperlink r:id="rId12" w:history="1">
+        <w:r>
+          <w:rPr>
+            <w:rStyle w:val="Hyperlink"/>
+            <w:rFonts w:ascii="Calibri Light" w:hAnsi="Calibri Light" w:cs="Calibri Light"/>
+            <w:i/>
+            <w:iCs/>
+            <w:sz w:val="20"/>
+            <w:szCs w:val="20"/>
+          </w:rPr>
+          <w:t>CCS Lab</w:t>
+        </w:r>
+      </w:hyperlink>
+      <w:r>
+        <w:rPr>
+          <w:rFonts w:ascii="Calibri Light" w:hAnsi="Calibri Light" w:cs="Calibri Light"/>
+          <w:i/>
+          <w:iCs/>
+          <w:sz w:val="20"/>
+          <w:szCs w:val="20"/>
+        </w:rPr>
+        <w:t>)</w:t>
+      </w:r>
+    </w:p>
+    <w:p>
+      <w:pPr>
+        <w:tabs>
+          <w:tab w:val="left" w:pos="720"/>
+          <w:tab w:val="right" w:pos="8640"/>
+        </w:tabs>
+        <w:rPr>
+          <w:rFonts w:ascii="Calibri Light" w:hAnsi="Calibri Light" w:cs="Calibri Light"/>
+          <w:i/>
+          <w:iCs/>
         </w:rPr>
       </w:pPr>
       <w:r>
@@ -865,23 +1220,13 @@
         </w:rPr>
         <w:tab/>
       </w:r>
-      <w:proofErr w:type="spellStart"/>
-      <w:r>
-        <w:rPr>
-          <w:rFonts w:ascii="Calibri Light" w:hAnsi="Calibri Light" w:cs="Calibri Light"/>
-          <w:sz w:val="20"/>
-          <w:szCs w:val="20"/>
-        </w:rPr>
-        <w:t>StonyBrook</w:t>
-      </w:r>
-      <w:proofErr w:type="spellEnd"/>
-      <w:r>
-        <w:rPr>
-          <w:rFonts w:ascii="Calibri Light" w:hAnsi="Calibri Light" w:cs="Calibri Light"/>
-          <w:sz w:val="20"/>
-          <w:szCs w:val="20"/>
-        </w:rPr>
-        <w:t>, NY</w:t>
+      <w:r>
+        <w:rPr>
+          <w:rFonts w:ascii="Calibri Light" w:hAnsi="Calibri Light" w:cs="Calibri Light"/>
+          <w:sz w:val="20"/>
+          <w:szCs w:val="20"/>
+        </w:rPr>
+        <w:t>StonyBrook, NY</w:t>
       </w:r>
     </w:p>
     <w:p>
@@ -1097,25 +1442,7 @@
           <w:sz w:val="22"/>
           <w:lang w:eastAsia="ko-KR"/>
         </w:rPr>
-        <w:t xml:space="preserve">ark, H., </w:t>
-      </w:r>
-      <w:proofErr w:type="spellStart"/>
-      <w:r>
-        <w:rPr>
-          <w:rFonts w:ascii="Calibri Light" w:hAnsi="Calibri Light" w:cs="Calibri Light"/>
-          <w:sz w:val="22"/>
-          <w:lang w:eastAsia="ko-KR"/>
-        </w:rPr>
-        <w:t>Ahn</w:t>
-      </w:r>
-      <w:proofErr w:type="spellEnd"/>
-      <w:r>
-        <w:rPr>
-          <w:rFonts w:ascii="Calibri Light" w:hAnsi="Calibri Light" w:cs="Calibri Light"/>
-          <w:sz w:val="22"/>
-          <w:lang w:eastAsia="ko-KR"/>
-        </w:rPr>
-        <w:t>, W.</w:t>
+        <w:t>ark, H., Ahn, W.</w:t>
       </w:r>
       <w:r>
         <w:rPr>
@@ -1181,45 +1508,17 @@
           <w:sz w:val="22"/>
           <w:lang w:eastAsia="ko-KR"/>
         </w:rPr>
-        <w:t xml:space="preserve">Neural correlates of </w:t>
-      </w:r>
-      <w:r>
-        <w:rPr>
-          <w:rFonts w:ascii="Calibri Light" w:hAnsi="Calibri Light" w:cs="Calibri Light"/>
-          <w:sz w:val="22"/>
-          <w:lang w:eastAsia="ko-KR"/>
-        </w:rPr>
-        <w:t xml:space="preserve">model-based behavior in </w:t>
-      </w:r>
-      <w:r>
-        <w:rPr>
-          <w:rFonts w:ascii="Calibri Light" w:hAnsi="Calibri Light" w:cs="Calibri Light"/>
-          <w:sz w:val="22"/>
-          <w:lang w:eastAsia="ko-KR"/>
-        </w:rPr>
-        <w:t xml:space="preserve">internet gaming disorder and alcohol use disorder, </w:t>
-      </w:r>
-      <w:proofErr w:type="spellStart"/>
-      <w:r>
-        <w:rPr>
-          <w:rFonts w:ascii="Calibri Light" w:hAnsi="Calibri Light" w:cs="Calibri Light"/>
-          <w:i/>
-          <w:iCs/>
-          <w:sz w:val="22"/>
-          <w:lang w:eastAsia="ko-KR"/>
-        </w:rPr>
-        <w:t>bioRxiv</w:t>
-      </w:r>
-      <w:proofErr w:type="spellEnd"/>
-      <w:r>
-        <w:rPr>
-          <w:rFonts w:ascii="Calibri Light" w:hAnsi="Calibri Light" w:cs="Calibri Light"/>
-          <w:i/>
-          <w:iCs/>
-          <w:sz w:val="22"/>
-          <w:lang w:eastAsia="ko-KR"/>
-        </w:rPr>
-        <w:t xml:space="preserve">, </w:t>
+        <w:t xml:space="preserve">Neural correlates of model-based behavior in internet gaming disorder and alcohol use disorder, </w:t>
+      </w:r>
+      <w:r>
+        <w:rPr>
+          <w:rFonts w:ascii="Calibri Light" w:hAnsi="Calibri Light" w:cs="Calibri Light"/>
+          <w:i/>
+          <w:iCs/>
+          <w:sz w:val="22"/>
+          <w:lang w:eastAsia="ko-KR"/>
+        </w:rPr>
+        <w:t xml:space="preserve">bioRxiv, </w:t>
       </w:r>
       <w:r>
         <w:rPr>
@@ -1260,6 +1559,7 @@
           <w:sz w:val="22"/>
           <w:lang w:eastAsia="ko-KR"/>
         </w:rPr>
+        <w:lastRenderedPageBreak/>
         <w:t>Kwon, M.,</w:t>
       </w:r>
       <w:r>
@@ -1278,49 +1578,21 @@
         </w:rPr>
         <w:t xml:space="preserve">Lee, Y., </w:t>
       </w:r>
-      <w:proofErr w:type="spellStart"/>
-      <w:r>
-        <w:rPr>
-          <w:rFonts w:ascii="Calibri Light" w:hAnsi="Calibri Light" w:cs="Calibri Light"/>
-          <w:sz w:val="22"/>
-          <w:lang w:eastAsia="ko-KR"/>
-        </w:rPr>
-        <w:t>Hur</w:t>
-      </w:r>
-      <w:proofErr w:type="spellEnd"/>
-      <w:r>
-        <w:rPr>
-          <w:rFonts w:ascii="Calibri Light" w:hAnsi="Calibri Light" w:cs="Calibri Light"/>
-          <w:sz w:val="22"/>
-          <w:lang w:eastAsia="ko-KR"/>
-        </w:rPr>
-        <w:t xml:space="preserve">, J., Lee, T.-H., &amp; </w:t>
-      </w:r>
-      <w:proofErr w:type="spellStart"/>
-      <w:r>
-        <w:rPr>
-          <w:rFonts w:ascii="Calibri Light" w:hAnsi="Calibri Light" w:cs="Calibri Light"/>
-          <w:sz w:val="22"/>
-          <w:lang w:eastAsia="ko-KR"/>
-        </w:rPr>
-        <w:t>Ahn</w:t>
-      </w:r>
-      <w:proofErr w:type="spellEnd"/>
-      <w:r>
-        <w:rPr>
-          <w:rFonts w:ascii="Calibri Light" w:hAnsi="Calibri Light" w:cs="Calibri Light"/>
-          <w:sz w:val="22"/>
-          <w:lang w:eastAsia="ko-KR"/>
-        </w:rPr>
-        <w:t>, W.-Y. (</w:t>
-      </w:r>
-      <w:r>
-        <w:rPr>
-          <w:rFonts w:ascii="Calibri Light" w:hAnsi="Calibri Light" w:cs="Calibri Light"/>
-          <w:sz w:val="22"/>
-          <w:lang w:eastAsia="ko-KR"/>
-        </w:rPr>
-        <w:t>in press</w:t>
+      <w:r>
+        <w:rPr>
+          <w:rFonts w:ascii="Calibri Light" w:hAnsi="Calibri Light" w:cs="Calibri Light"/>
+          <w:sz w:val="22"/>
+          <w:lang w:eastAsia="ko-KR"/>
+        </w:rPr>
+        <w:t>Hur, J., Lee, T.-H., &amp; Ahn, W.-Y. (</w:t>
+      </w:r>
+      <w:r>
+        <w:rPr>
+          <w:rFonts w:ascii="Calibri Light" w:hAnsi="Calibri Light" w:cs="Calibri Light"/>
+          <w:sz w:val="22"/>
+          <w:lang w:eastAsia="ko-KR"/>
+        </w:rPr>
+        <w:t>2024</w:t>
       </w:r>
       <w:r>
         <w:rPr>
@@ -1362,15 +1634,23 @@
           <w:sz w:val="22"/>
           <w:lang w:eastAsia="ko-KR"/>
         </w:rPr>
-        <w:t>, https://doi.org/10.1101/2021.02.17.4317</w:t>
-      </w:r>
-      <w:r>
-        <w:rPr>
-          <w:rFonts w:ascii="Calibri Light" w:hAnsi="Calibri Light" w:cs="Calibri Light"/>
-          <w:sz w:val="22"/>
-          <w:lang w:eastAsia="ko-KR"/>
-        </w:rPr>
-        <w:t>18</w:t>
+        <w:t>,</w:t>
+      </w:r>
+      <w:r>
+        <w:rPr>
+          <w:rFonts w:ascii="Calibri Light" w:hAnsi="Calibri Light" w:cs="Calibri Light"/>
+          <w:sz w:val="22"/>
+          <w:lang w:eastAsia="ko-KR"/>
+        </w:rPr>
+        <w:t xml:space="preserve"> </w:t>
+      </w:r>
+      <w:r>
+        <w:rPr>
+          <w:rFonts w:ascii="Calibri Light" w:hAnsi="Calibri Light" w:cs="Calibri Light"/>
+          <w:sz w:val="22"/>
+          <w:lang w:eastAsia="ko-KR"/>
+        </w:rPr>
+        <w:t>https://dx.doi.org/10.1080/10826084.2023.2259471</w:t>
       </w:r>
       <w:r>
         <w:rPr>
@@ -1439,25 +1719,7 @@
           <w:sz w:val="22"/>
           <w:lang w:eastAsia="ko-KR"/>
         </w:rPr>
-        <w:t xml:space="preserve">., &amp; </w:t>
-      </w:r>
-      <w:proofErr w:type="spellStart"/>
-      <w:r>
-        <w:rPr>
-          <w:rFonts w:ascii="Calibri Light" w:hAnsi="Calibri Light" w:cs="Calibri Light"/>
-          <w:sz w:val="22"/>
-          <w:lang w:eastAsia="ko-KR"/>
-        </w:rPr>
-        <w:t>Ahn</w:t>
-      </w:r>
-      <w:proofErr w:type="spellEnd"/>
-      <w:r>
-        <w:rPr>
-          <w:rFonts w:ascii="Calibri Light" w:hAnsi="Calibri Light" w:cs="Calibri Light"/>
-          <w:sz w:val="22"/>
-          <w:lang w:eastAsia="ko-KR"/>
-        </w:rPr>
-        <w:t>, W.-Y. (</w:t>
+        <w:t>., &amp; Ahn, W.-Y. (</w:t>
       </w:r>
       <w:r>
         <w:rPr>
@@ -1586,26 +1848,15 @@
           <w:sz w:val="22"/>
           <w:lang w:eastAsia="ko-KR"/>
         </w:rPr>
-        <w:lastRenderedPageBreak/>
         <w:t xml:space="preserve">Kim, H., </w:t>
       </w:r>
-      <w:proofErr w:type="spellStart"/>
-      <w:r>
-        <w:rPr>
-          <w:rFonts w:ascii="Calibri Light" w:hAnsi="Calibri Light" w:cs="Calibri Light"/>
-          <w:sz w:val="22"/>
-          <w:lang w:eastAsia="ko-KR"/>
-        </w:rPr>
-        <w:t>Hur</w:t>
-      </w:r>
-      <w:proofErr w:type="spellEnd"/>
-      <w:r>
-        <w:rPr>
-          <w:rFonts w:ascii="Calibri Light" w:hAnsi="Calibri Light" w:cs="Calibri Light"/>
-          <w:sz w:val="22"/>
-          <w:lang w:eastAsia="ko-KR"/>
-        </w:rPr>
-        <w:t xml:space="preserve">, J. K., </w:t>
+      <w:r>
+        <w:rPr>
+          <w:rFonts w:ascii="Calibri Light" w:hAnsi="Calibri Light" w:cs="Calibri Light"/>
+          <w:sz w:val="22"/>
+          <w:lang w:eastAsia="ko-KR"/>
+        </w:rPr>
+        <w:t xml:space="preserve">Hur, J. K., </w:t>
       </w:r>
       <w:r>
         <w:rPr>
@@ -1623,43 +1874,7 @@
           <w:sz w:val="22"/>
           <w:lang w:eastAsia="ko-KR"/>
         </w:rPr>
-        <w:t xml:space="preserve">, Kim, S., </w:t>
-      </w:r>
-      <w:proofErr w:type="spellStart"/>
-      <w:r>
-        <w:rPr>
-          <w:rFonts w:ascii="Calibri Light" w:hAnsi="Calibri Light" w:cs="Calibri Light"/>
-          <w:sz w:val="22"/>
-          <w:lang w:eastAsia="ko-KR"/>
-        </w:rPr>
-        <w:t>Zoh</w:t>
-      </w:r>
-      <w:proofErr w:type="spellEnd"/>
-      <w:r>
-        <w:rPr>
-          <w:rFonts w:ascii="Calibri Light" w:hAnsi="Calibri Light" w:cs="Calibri Light"/>
-          <w:sz w:val="22"/>
-          <w:lang w:eastAsia="ko-KR"/>
-        </w:rPr>
-        <w:t xml:space="preserve">, Y., &amp; </w:t>
-      </w:r>
-      <w:proofErr w:type="spellStart"/>
-      <w:r>
-        <w:rPr>
-          <w:rFonts w:ascii="Calibri Light" w:hAnsi="Calibri Light" w:cs="Calibri Light"/>
-          <w:sz w:val="22"/>
-          <w:lang w:eastAsia="ko-KR"/>
-        </w:rPr>
-        <w:t>Ahn</w:t>
-      </w:r>
-      <w:proofErr w:type="spellEnd"/>
-      <w:r>
-        <w:rPr>
-          <w:rFonts w:ascii="Calibri Light" w:hAnsi="Calibri Light" w:cs="Calibri Light"/>
-          <w:sz w:val="22"/>
-          <w:lang w:eastAsia="ko-KR"/>
-        </w:rPr>
-        <w:t xml:space="preserve">, W.-Y </w:t>
+        <w:t xml:space="preserve">, Kim, S., Zoh, Y., &amp; Ahn, W.-Y </w:t>
       </w:r>
       <w:r>
         <w:rPr>
@@ -1893,25 +2108,7 @@
           <w:sz w:val="22"/>
           <w:lang w:eastAsia="ko-KR"/>
         </w:rPr>
-        <w:t xml:space="preserve">ark, H., </w:t>
-      </w:r>
-      <w:proofErr w:type="spellStart"/>
-      <w:r>
-        <w:rPr>
-          <w:rFonts w:ascii="Calibri Light" w:hAnsi="Calibri Light" w:cs="Calibri Light"/>
-          <w:sz w:val="22"/>
-          <w:lang w:eastAsia="ko-KR"/>
-        </w:rPr>
-        <w:t>Ahn</w:t>
-      </w:r>
-      <w:proofErr w:type="spellEnd"/>
-      <w:r>
-        <w:rPr>
-          <w:rFonts w:ascii="Calibri Light" w:hAnsi="Calibri Light" w:cs="Calibri Light"/>
-          <w:sz w:val="22"/>
-          <w:lang w:eastAsia="ko-KR"/>
-        </w:rPr>
-        <w:t>, W.</w:t>
+        <w:t>ark, H., Ahn, W.</w:t>
       </w:r>
       <w:r>
         <w:rPr>
@@ -2066,41 +2263,13 @@
         </w:rPr>
         <w:t xml:space="preserve">Lee, Y., </w:t>
       </w:r>
-      <w:proofErr w:type="spellStart"/>
-      <w:r>
-        <w:rPr>
-          <w:rFonts w:ascii="Calibri Light" w:hAnsi="Calibri Light" w:cs="Calibri Light"/>
-          <w:sz w:val="22"/>
-          <w:lang w:eastAsia="ko-KR"/>
-        </w:rPr>
-        <w:t>Hur</w:t>
-      </w:r>
-      <w:proofErr w:type="spellEnd"/>
-      <w:r>
-        <w:rPr>
-          <w:rFonts w:ascii="Calibri Light" w:hAnsi="Calibri Light" w:cs="Calibri Light"/>
-          <w:sz w:val="22"/>
-          <w:lang w:eastAsia="ko-KR"/>
-        </w:rPr>
-        <w:t xml:space="preserve">, J., Lee, T.-H., &amp; </w:t>
-      </w:r>
-      <w:proofErr w:type="spellStart"/>
-      <w:r>
-        <w:rPr>
-          <w:rFonts w:ascii="Calibri Light" w:hAnsi="Calibri Light" w:cs="Calibri Light"/>
-          <w:sz w:val="22"/>
-          <w:lang w:eastAsia="ko-KR"/>
-        </w:rPr>
-        <w:t>Ahn</w:t>
-      </w:r>
-      <w:proofErr w:type="spellEnd"/>
-      <w:r>
-        <w:rPr>
-          <w:rFonts w:ascii="Calibri Light" w:hAnsi="Calibri Light" w:cs="Calibri Light"/>
-          <w:sz w:val="22"/>
-          <w:lang w:eastAsia="ko-KR"/>
-        </w:rPr>
-        <w:t xml:space="preserve">, W.-Y. </w:t>
+      <w:r>
+        <w:rPr>
+          <w:rFonts w:ascii="Calibri Light" w:hAnsi="Calibri Light" w:cs="Calibri Light"/>
+          <w:sz w:val="22"/>
+          <w:lang w:eastAsia="ko-KR"/>
+        </w:rPr>
+        <w:t xml:space="preserve">Hur, J., Lee, T.-H., &amp; Ahn, W.-Y. </w:t>
       </w:r>
       <w:r>
         <w:rPr>
@@ -2218,25 +2387,7 @@
           <w:sz w:val="22"/>
           <w:lang w:eastAsia="ko-KR"/>
         </w:rPr>
-        <w:t xml:space="preserve">ark, H., </w:t>
-      </w:r>
-      <w:proofErr w:type="spellStart"/>
-      <w:r>
-        <w:rPr>
-          <w:rFonts w:ascii="Calibri Light" w:hAnsi="Calibri Light" w:cs="Calibri Light"/>
-          <w:sz w:val="22"/>
-          <w:lang w:eastAsia="ko-KR"/>
-        </w:rPr>
-        <w:t>Ahn</w:t>
-      </w:r>
-      <w:proofErr w:type="spellEnd"/>
-      <w:r>
-        <w:rPr>
-          <w:rFonts w:ascii="Calibri Light" w:hAnsi="Calibri Light" w:cs="Calibri Light"/>
-          <w:sz w:val="22"/>
-          <w:lang w:eastAsia="ko-KR"/>
-        </w:rPr>
-        <w:t>, W.</w:t>
+        <w:t>ark, H., Ahn, W.</w:t>
       </w:r>
       <w:r>
         <w:rPr>
@@ -2433,41 +2584,13 @@
         </w:rPr>
         <w:t xml:space="preserve">Lee, Y., </w:t>
       </w:r>
-      <w:proofErr w:type="spellStart"/>
-      <w:r>
-        <w:rPr>
-          <w:rFonts w:ascii="Calibri Light" w:hAnsi="Calibri Light" w:cs="Calibri Light"/>
-          <w:sz w:val="22"/>
-          <w:lang w:eastAsia="ko-KR"/>
-        </w:rPr>
-        <w:t>Hur</w:t>
-      </w:r>
-      <w:proofErr w:type="spellEnd"/>
-      <w:r>
-        <w:rPr>
-          <w:rFonts w:ascii="Calibri Light" w:hAnsi="Calibri Light" w:cs="Calibri Light"/>
-          <w:sz w:val="22"/>
-          <w:lang w:eastAsia="ko-KR"/>
-        </w:rPr>
-        <w:t xml:space="preserve">, J., Lee, T., &amp; </w:t>
-      </w:r>
-      <w:proofErr w:type="spellStart"/>
-      <w:r>
-        <w:rPr>
-          <w:rFonts w:ascii="Calibri Light" w:hAnsi="Calibri Light" w:cs="Calibri Light"/>
-          <w:sz w:val="22"/>
-          <w:lang w:eastAsia="ko-KR"/>
-        </w:rPr>
-        <w:t>Ahn</w:t>
-      </w:r>
-      <w:proofErr w:type="spellEnd"/>
-      <w:r>
-        <w:rPr>
-          <w:rFonts w:ascii="Calibri Light" w:hAnsi="Calibri Light" w:cs="Calibri Light"/>
-          <w:sz w:val="22"/>
-          <w:lang w:eastAsia="ko-KR"/>
-        </w:rPr>
-        <w:t>, W. (</w:t>
+      <w:r>
+        <w:rPr>
+          <w:rFonts w:ascii="Calibri Light" w:hAnsi="Calibri Light" w:cs="Calibri Light"/>
+          <w:sz w:val="22"/>
+          <w:lang w:eastAsia="ko-KR"/>
+        </w:rPr>
+        <w:t>Hur, J., Lee, T., &amp; Ahn, W. (</w:t>
       </w:r>
       <w:r>
         <w:rPr>
@@ -2485,23 +2608,13 @@
         </w:rPr>
         <w:t xml:space="preserve">) </w:t>
       </w:r>
-      <w:proofErr w:type="spellStart"/>
-      <w:r>
-        <w:rPr>
-          <w:rFonts w:ascii="Calibri Light" w:hAnsi="Calibri Light" w:cs="Calibri Light"/>
-          <w:sz w:val="22"/>
-          <w:lang w:eastAsia="ko-KR"/>
-        </w:rPr>
-        <w:t>Neuroforecasting</w:t>
-      </w:r>
-      <w:proofErr w:type="spellEnd"/>
-      <w:r>
-        <w:rPr>
-          <w:rFonts w:ascii="Calibri Light" w:hAnsi="Calibri Light" w:cs="Calibri Light"/>
-          <w:sz w:val="22"/>
-          <w:lang w:eastAsia="ko-KR"/>
-        </w:rPr>
-        <w:t xml:space="preserve"> exceeds self-reports in predicting cosmetic sales: an fMRI study</w:t>
+      <w:r>
+        <w:rPr>
+          <w:rFonts w:ascii="Calibri Light" w:hAnsi="Calibri Light" w:cs="Calibri Light"/>
+          <w:sz w:val="22"/>
+          <w:lang w:eastAsia="ko-KR"/>
+        </w:rPr>
+        <w:t>Neuroforecasting exceeds self-reports in predicting cosmetic sales: an fMRI study</w:t>
       </w:r>
       <w:r>
         <w:rPr>
@@ -2604,41 +2717,13 @@
         </w:rPr>
         <w:t xml:space="preserve">Lee, Y., </w:t>
       </w:r>
-      <w:proofErr w:type="spellStart"/>
-      <w:r>
-        <w:rPr>
-          <w:rFonts w:ascii="Calibri Light" w:hAnsi="Calibri Light" w:cs="Calibri Light"/>
-          <w:sz w:val="22"/>
-          <w:lang w:eastAsia="ko-KR"/>
-        </w:rPr>
-        <w:t>Hur</w:t>
-      </w:r>
-      <w:proofErr w:type="spellEnd"/>
-      <w:r>
-        <w:rPr>
-          <w:rFonts w:ascii="Calibri Light" w:hAnsi="Calibri Light" w:cs="Calibri Light"/>
-          <w:sz w:val="22"/>
-          <w:lang w:eastAsia="ko-KR"/>
-        </w:rPr>
-        <w:t xml:space="preserve">, J., Lee, T., &amp; </w:t>
-      </w:r>
-      <w:proofErr w:type="spellStart"/>
-      <w:r>
-        <w:rPr>
-          <w:rFonts w:ascii="Calibri Light" w:hAnsi="Calibri Light" w:cs="Calibri Light"/>
-          <w:sz w:val="22"/>
-          <w:lang w:eastAsia="ko-KR"/>
-        </w:rPr>
-        <w:t>Ahn</w:t>
-      </w:r>
-      <w:proofErr w:type="spellEnd"/>
-      <w:r>
-        <w:rPr>
-          <w:rFonts w:ascii="Calibri Light" w:hAnsi="Calibri Light" w:cs="Calibri Light"/>
-          <w:sz w:val="22"/>
-          <w:lang w:eastAsia="ko-KR"/>
-        </w:rPr>
-        <w:t>, W. (</w:t>
+      <w:r>
+        <w:rPr>
+          <w:rFonts w:ascii="Calibri Light" w:hAnsi="Calibri Light" w:cs="Calibri Light"/>
+          <w:sz w:val="22"/>
+          <w:lang w:eastAsia="ko-KR"/>
+        </w:rPr>
+        <w:t>Hur, J., Lee, T., &amp; Ahn, W. (</w:t>
       </w:r>
       <w:r>
         <w:rPr>
@@ -2841,23 +2926,13 @@
         </w:rPr>
         <w:t xml:space="preserve">&amp; </w:t>
       </w:r>
-      <w:proofErr w:type="spellStart"/>
-      <w:r>
-        <w:rPr>
-          <w:rFonts w:ascii="Calibri Light" w:hAnsi="Calibri Light" w:cs="Calibri Light"/>
-          <w:sz w:val="22"/>
-          <w:lang w:eastAsia="ko-KR"/>
-        </w:rPr>
-        <w:t>Ahn</w:t>
-      </w:r>
-      <w:proofErr w:type="spellEnd"/>
-      <w:r>
-        <w:rPr>
-          <w:rFonts w:ascii="Calibri Light" w:hAnsi="Calibri Light" w:cs="Calibri Light"/>
-          <w:sz w:val="22"/>
-          <w:lang w:eastAsia="ko-KR"/>
-        </w:rPr>
-        <w:t>, W. (202</w:t>
+      <w:r>
+        <w:rPr>
+          <w:rFonts w:ascii="Calibri Light" w:hAnsi="Calibri Light" w:cs="Calibri Light"/>
+          <w:sz w:val="22"/>
+          <w:lang w:eastAsia="ko-KR"/>
+        </w:rPr>
+        <w:t>Ahn, W. (202</w:t>
       </w:r>
       <w:r>
         <w:rPr>
@@ -2999,25 +3074,7 @@
           <w:sz w:val="22"/>
           <w:lang w:eastAsia="ko-KR"/>
         </w:rPr>
-        <w:t xml:space="preserve">, </w:t>
-      </w:r>
-      <w:proofErr w:type="spellStart"/>
-      <w:r>
-        <w:rPr>
-          <w:rFonts w:ascii="Calibri Light" w:hAnsi="Calibri Light" w:cs="Calibri Light"/>
-          <w:sz w:val="22"/>
-          <w:lang w:eastAsia="ko-KR"/>
-        </w:rPr>
-        <w:t>Ahn</w:t>
-      </w:r>
-      <w:proofErr w:type="spellEnd"/>
-      <w:r>
-        <w:rPr>
-          <w:rFonts w:ascii="Calibri Light" w:hAnsi="Calibri Light" w:cs="Calibri Light"/>
-          <w:sz w:val="22"/>
-          <w:lang w:eastAsia="ko-KR"/>
-        </w:rPr>
-        <w:t xml:space="preserve">, W., &amp; Jung, Y. (2020) Neural Correlates of Goal-Directed Control in Interest Gaming Disorder and Alcohol Use Disorder, </w:t>
+        <w:t xml:space="preserve">, Ahn, W., &amp; Jung, Y. (2020) Neural Correlates of Goal-Directed Control in Interest Gaming Disorder and Alcohol Use Disorder, </w:t>
       </w:r>
       <w:r>
         <w:rPr>
@@ -3099,43 +3156,7 @@
           <w:sz w:val="22"/>
           <w:lang w:eastAsia="ko-KR"/>
         </w:rPr>
-        <w:t xml:space="preserve">, Kim, H., Yang, J., </w:t>
-      </w:r>
-      <w:proofErr w:type="spellStart"/>
-      <w:r>
-        <w:rPr>
-          <w:rFonts w:ascii="Calibri Light" w:hAnsi="Calibri Light" w:cs="Calibri Light"/>
-          <w:sz w:val="22"/>
-          <w:lang w:eastAsia="ko-KR"/>
-        </w:rPr>
-        <w:t>Hur</w:t>
-      </w:r>
-      <w:proofErr w:type="spellEnd"/>
-      <w:r>
-        <w:rPr>
-          <w:rFonts w:ascii="Calibri Light" w:hAnsi="Calibri Light" w:cs="Calibri Light"/>
-          <w:sz w:val="22"/>
-          <w:lang w:eastAsia="ko-KR"/>
-        </w:rPr>
-        <w:t xml:space="preserve">, J., Lee, T., &amp; </w:t>
-      </w:r>
-      <w:proofErr w:type="spellStart"/>
-      <w:r>
-        <w:rPr>
-          <w:rFonts w:ascii="Calibri Light" w:hAnsi="Calibri Light" w:cs="Calibri Light"/>
-          <w:sz w:val="22"/>
-          <w:lang w:eastAsia="ko-KR"/>
-        </w:rPr>
-        <w:t>Ahn</w:t>
-      </w:r>
-      <w:proofErr w:type="spellEnd"/>
-      <w:r>
-        <w:rPr>
-          <w:rFonts w:ascii="Calibri Light" w:hAnsi="Calibri Light" w:cs="Calibri Light"/>
-          <w:sz w:val="22"/>
-          <w:lang w:eastAsia="ko-KR"/>
-        </w:rPr>
-        <w:t xml:space="preserve">, W. (2019) Identifying behavioral and neural predictors of caffeinated soda intake in childhood using a large database from the ABCD study, </w:t>
+        <w:t xml:space="preserve">, Kim, H., Yang, J., Hur, J., Lee, T., &amp; Ahn, W. (2019) Identifying behavioral and neural predictors of caffeinated soda intake in childhood using a large database from the ABCD study, </w:t>
       </w:r>
       <w:r>
         <w:rPr>
@@ -3221,25 +3242,7 @@
           <w:sz w:val="22"/>
           <w:lang w:eastAsia="ko-KR"/>
         </w:rPr>
-        <w:t xml:space="preserve">., &amp; </w:t>
-      </w:r>
-      <w:proofErr w:type="spellStart"/>
-      <w:r>
-        <w:rPr>
-          <w:rFonts w:ascii="Calibri Light" w:hAnsi="Calibri Light" w:cs="Calibri Light"/>
-          <w:sz w:val="22"/>
-          <w:lang w:eastAsia="ko-KR"/>
-        </w:rPr>
-        <w:t>Ahn</w:t>
-      </w:r>
-      <w:proofErr w:type="spellEnd"/>
-      <w:r>
-        <w:rPr>
-          <w:rFonts w:ascii="Calibri Light" w:hAnsi="Calibri Light" w:cs="Calibri Light"/>
-          <w:sz w:val="22"/>
-          <w:lang w:eastAsia="ko-KR"/>
-        </w:rPr>
-        <w:t xml:space="preserve">, W. (2019) Effects of early life stress and social resources on neurocognitive functions: A large-scale replication study, </w:t>
+        <w:t xml:space="preserve">., &amp; Ahn, W. (2019) Effects of early life stress and social resources on neurocognitive functions: A large-scale replication study, </w:t>
       </w:r>
       <w:r>
         <w:rPr>
@@ -3583,18 +3586,7 @@
           <w:sz w:val="20"/>
           <w:szCs w:val="20"/>
         </w:rPr>
-        <w:t xml:space="preserve">Data collection and statistical analysis for functional </w:t>
-      </w:r>
-      <w:proofErr w:type="gramStart"/>
-      <w:r>
-        <w:rPr>
-          <w:rFonts w:ascii="Calibri Light" w:hAnsi="Calibri Light" w:cs="Calibri Light"/>
-          <w:i/>
-          <w:iCs/>
-          <w:sz w:val="20"/>
-          <w:szCs w:val="20"/>
-        </w:rPr>
-        <w:t xml:space="preserve">MRI  </w:t>
+        <w:t xml:space="preserve">Data collection and statistical analysis for functional MRI  </w:t>
       </w:r>
       <w:r>
         <w:rPr>
@@ -3606,7 +3598,6 @@
         </w:rPr>
         <w:tab/>
       </w:r>
-      <w:proofErr w:type="gramEnd"/>
       <w:r>
         <w:rPr>
           <w:rFonts w:ascii="Calibri Light" w:hAnsi="Calibri Light" w:cs="Calibri Light"/>
@@ -3774,29 +3765,7 @@
           <w:sz w:val="20"/>
           <w:szCs w:val="20"/>
         </w:rPr>
-        <w:t xml:space="preserve">Reinforcement Learning using the </w:t>
-      </w:r>
-      <w:proofErr w:type="spellStart"/>
-      <w:r>
-        <w:rPr>
-          <w:rFonts w:ascii="Calibri Light" w:hAnsi="Calibri Light" w:cs="Calibri Light"/>
-          <w:i/>
-          <w:iCs/>
-          <w:sz w:val="20"/>
-          <w:szCs w:val="20"/>
-        </w:rPr>
-        <w:t>hBayesDM</w:t>
-      </w:r>
-      <w:proofErr w:type="spellEnd"/>
-      <w:r>
-        <w:rPr>
-          <w:rFonts w:ascii="Calibri Light" w:hAnsi="Calibri Light" w:cs="Calibri Light"/>
-          <w:i/>
-          <w:iCs/>
-          <w:sz w:val="20"/>
-          <w:szCs w:val="20"/>
-        </w:rPr>
-        <w:t xml:space="preserve"> Package</w:t>
+        <w:t>Reinforcement Learning using the hBayesDM Package</w:t>
       </w:r>
       <w:r>
         <w:rPr>
@@ -4850,20 +4819,8 @@
           <w:sz w:val="20"/>
           <w:szCs w:val="20"/>
         </w:rPr>
-        <w:t xml:space="preserve">PI: Professor Woo-Young </w:t>
-      </w:r>
-      <w:proofErr w:type="spellStart"/>
-      <w:r>
-        <w:rPr>
-          <w:rFonts w:ascii="Calibri Light" w:hAnsi="Calibri Light" w:cs="Calibri Light"/>
-          <w:i/>
-          <w:iCs/>
-          <w:sz w:val="20"/>
-          <w:szCs w:val="20"/>
-        </w:rPr>
-        <w:t>Ahn</w:t>
-      </w:r>
-      <w:proofErr w:type="spellEnd"/>
+        <w:t>PI: Professor Woo-Young Ahn</w:t>
+      </w:r>
     </w:p>
     <w:p>
       <w:pPr>
@@ -5034,29 +4991,7 @@
           <w:sz w:val="20"/>
           <w:szCs w:val="20"/>
         </w:rPr>
-        <w:t xml:space="preserve">PI: Professor </w:t>
-      </w:r>
-      <w:proofErr w:type="spellStart"/>
-      <w:r>
-        <w:rPr>
-          <w:rFonts w:ascii="Calibri Light" w:hAnsi="Calibri Light" w:cs="Calibri Light"/>
-          <w:i/>
-          <w:iCs/>
-          <w:sz w:val="20"/>
-          <w:szCs w:val="20"/>
-        </w:rPr>
-        <w:t>Jeanyoung</w:t>
-      </w:r>
-      <w:proofErr w:type="spellEnd"/>
-      <w:r>
-        <w:rPr>
-          <w:rFonts w:ascii="Calibri Light" w:hAnsi="Calibri Light" w:cs="Calibri Light"/>
-          <w:i/>
-          <w:iCs/>
-          <w:sz w:val="20"/>
-          <w:szCs w:val="20"/>
-        </w:rPr>
-        <w:t xml:space="preserve"> Chey</w:t>
+        <w:t>PI: Professor Jeanyoung Chey</w:t>
       </w:r>
     </w:p>
     <w:p>
@@ -5236,29 +5171,7 @@
           <w:sz w:val="20"/>
           <w:szCs w:val="20"/>
         </w:rPr>
-        <w:t xml:space="preserve">PI: Research Professor </w:t>
-      </w:r>
-      <w:proofErr w:type="spellStart"/>
-      <w:r>
-        <w:rPr>
-          <w:rFonts w:ascii="Calibri Light" w:hAnsi="Calibri Light" w:cs="Calibri Light"/>
-          <w:i/>
-          <w:iCs/>
-          <w:sz w:val="20"/>
-          <w:szCs w:val="20"/>
-        </w:rPr>
-        <w:t>Sungshin</w:t>
-      </w:r>
-      <w:proofErr w:type="spellEnd"/>
-      <w:r>
-        <w:rPr>
-          <w:rFonts w:ascii="Calibri Light" w:hAnsi="Calibri Light" w:cs="Calibri Light"/>
-          <w:i/>
-          <w:iCs/>
-          <w:sz w:val="20"/>
-          <w:szCs w:val="20"/>
-        </w:rPr>
-        <w:t xml:space="preserve"> Kim</w:t>
+        <w:t>PI: Research Professor Sungshin Kim</w:t>
       </w:r>
     </w:p>
     <w:p>
@@ -6576,7 +6489,6 @@
         </w:rPr>
         <w:t xml:space="preserve">Stan, </w:t>
       </w:r>
-      <w:proofErr w:type="spellStart"/>
       <w:r>
         <w:rPr>
           <w:rFonts w:ascii="Calibri Light" w:hAnsi="Calibri Light" w:cs="Calibri Light"/>
@@ -6593,7 +6505,6 @@
         </w:rPr>
         <w:t>atlab</w:t>
       </w:r>
-      <w:proofErr w:type="spellEnd"/>
     </w:p>
     <w:p>
       <w:pPr>
@@ -6686,7 +6597,6 @@
         </w:rPr>
         <w:t xml:space="preserve"> SPM, </w:t>
       </w:r>
-      <w:proofErr w:type="spellStart"/>
       <w:r>
         <w:rPr>
           <w:rFonts w:ascii="Calibri Light" w:hAnsi="Calibri Light" w:cs="Calibri Light"/>
@@ -6701,16 +6611,7 @@
           <w:sz w:val="22"/>
           <w:szCs w:val="22"/>
         </w:rPr>
-        <w:t>ilearn</w:t>
-      </w:r>
-      <w:proofErr w:type="spellEnd"/>
-      <w:r>
-        <w:rPr>
-          <w:rFonts w:ascii="Calibri Light" w:hAnsi="Calibri Light" w:cs="Calibri Light"/>
-          <w:sz w:val="22"/>
-          <w:szCs w:val="22"/>
-        </w:rPr>
-        <w:t xml:space="preserve"> </w:t>
+        <w:t xml:space="preserve">ilearn </w:t>
       </w:r>
     </w:p>
     <w:p>
@@ -6821,20 +6722,8 @@
           <w:sz w:val="22"/>
           <w:szCs w:val="22"/>
         </w:rPr>
-        <w:t xml:space="preserve">Professor Woo-Young </w:t>
-      </w:r>
-      <w:proofErr w:type="spellStart"/>
-      <w:r>
-        <w:rPr>
-          <w:rFonts w:ascii="Calibri Light" w:hAnsi="Calibri Light" w:cs="Calibri Light"/>
-          <w:b/>
-          <w:bCs/>
-          <w:sz w:val="22"/>
-          <w:szCs w:val="22"/>
-        </w:rPr>
-        <w:t>Ahn</w:t>
-      </w:r>
-      <w:proofErr w:type="spellEnd"/>
+        <w:t>Professor Woo-Young Ahn</w:t>
+      </w:r>
     </w:p>
     <w:p>
       <w:pPr>
@@ -6901,7 +6790,7 @@
         </w:rPr>
         <w:t xml:space="preserve">Email: </w:t>
       </w:r>
-      <w:hyperlink r:id="rId10" w:history="1">
+      <w:hyperlink r:id="rId13" w:history="1">
         <w:r>
           <w:rPr>
             <w:rStyle w:val="Hyperlink"/>
@@ -7045,7 +6934,7 @@
       </w:r>
     </w:p>
     <w:sectPr>
-      <w:footerReference w:type="default" r:id="rId11"/>
+      <w:footerReference w:type="default" r:id="rId14"/>
       <w:pgSz w:w="12240" w:h="15840"/>
       <w:pgMar w:top="1440" w:right="1440" w:bottom="1440" w:left="1800" w:header="720" w:footer="720" w:gutter="0"/>
       <w:cols w:space="720"/>

--- a/files/CV_minakwon.docx
+++ b/files/CV_minakwon.docx
@@ -1244,32 +1244,10 @@
       <w:r>
         <w:rPr>
           <w:rFonts w:ascii="Calibri Light" w:hAnsi="Calibri Light" w:cs="Calibri Light"/>
-          <w:i/>
-          <w:iCs/>
-          <w:sz w:val="20"/>
-          <w:szCs w:val="20"/>
-        </w:rPr>
-        <w:t xml:space="preserve">- </w:t>
-      </w:r>
-      <w:r>
-        <w:rPr>
-          <w:rFonts w:ascii="Calibri Light" w:hAnsi="Calibri Light" w:cs="Calibri Light"/>
-          <w:i/>
-          <w:iCs/>
-          <w:sz w:val="20"/>
-          <w:szCs w:val="20"/>
-        </w:rPr>
-        <w:t>E</w:t>
-      </w:r>
-      <w:r>
-        <w:rPr>
-          <w:rFonts w:ascii="Calibri Light" w:hAnsi="Calibri Light" w:cs="Calibri Light"/>
-          <w:i/>
-          <w:iCs/>
-          <w:sz w:val="20"/>
-          <w:szCs w:val="20"/>
-        </w:rPr>
-        <w:t>xchange student</w:t>
+          <w:sz w:val="22"/>
+          <w:szCs w:val="22"/>
+        </w:rPr>
+        <w:t>Exchange student</w:t>
       </w:r>
       <w:r>
         <w:rPr>

--- a/files/CV_minakwon.docx
+++ b/files/CV_minakwon.docx
@@ -355,6 +355,7 @@
         </w:rPr>
         <w:tab/>
       </w:r>
+      <w:proofErr w:type="spellStart"/>
       <w:r>
         <w:rPr>
           <w:rFonts w:ascii="Calibri Light" w:hAnsi="Calibri Light" w:cs="Calibri Light"/>
@@ -363,6 +364,7 @@
         </w:rPr>
         <w:t>Chicago</w:t>
       </w:r>
+      <w:proofErr w:type="spellEnd"/>
       <w:r>
         <w:rPr>
           <w:rFonts w:ascii="Calibri Light" w:hAnsi="Calibri Light" w:cs="Calibri Light"/>
@@ -706,8 +708,20 @@
           <w:sz w:val="20"/>
           <w:szCs w:val="20"/>
         </w:rPr>
-        <w:t>- Advisor: Professor Woo-Young Ahn</w:t>
-      </w:r>
+        <w:t xml:space="preserve">- Advisor: Professor Woo-Young </w:t>
+      </w:r>
+      <w:proofErr w:type="spellStart"/>
+      <w:r>
+        <w:rPr>
+          <w:rFonts w:ascii="Calibri Light" w:hAnsi="Calibri Light" w:cs="Calibri Light"/>
+          <w:i/>
+          <w:iCs/>
+          <w:sz w:val="20"/>
+          <w:szCs w:val="20"/>
+        </w:rPr>
+        <w:t>Ahn</w:t>
+      </w:r>
+      <w:proofErr w:type="spellEnd"/>
     </w:p>
     <w:p>
       <w:pPr>
@@ -921,8 +935,20 @@
           <w:sz w:val="20"/>
           <w:szCs w:val="20"/>
         </w:rPr>
-        <w:t>- Advisor: Professor Woo-Young Ahn</w:t>
-      </w:r>
+        <w:t xml:space="preserve">- Advisor: Professor Woo-Young </w:t>
+      </w:r>
+      <w:proofErr w:type="spellStart"/>
+      <w:r>
+        <w:rPr>
+          <w:rFonts w:ascii="Calibri Light" w:hAnsi="Calibri Light" w:cs="Calibri Light"/>
+          <w:i/>
+          <w:iCs/>
+          <w:sz w:val="20"/>
+          <w:szCs w:val="20"/>
+        </w:rPr>
+        <w:t>Ahn</w:t>
+      </w:r>
+      <w:proofErr w:type="spellEnd"/>
     </w:p>
     <w:p>
       <w:pPr>
@@ -1220,13 +1246,23 @@
         </w:rPr>
         <w:tab/>
       </w:r>
-      <w:r>
-        <w:rPr>
-          <w:rFonts w:ascii="Calibri Light" w:hAnsi="Calibri Light" w:cs="Calibri Light"/>
-          <w:sz w:val="20"/>
-          <w:szCs w:val="20"/>
-        </w:rPr>
-        <w:t>StonyBrook, NY</w:t>
+      <w:proofErr w:type="spellStart"/>
+      <w:r>
+        <w:rPr>
+          <w:rFonts w:ascii="Calibri Light" w:hAnsi="Calibri Light" w:cs="Calibri Light"/>
+          <w:sz w:val="20"/>
+          <w:szCs w:val="20"/>
+        </w:rPr>
+        <w:t>StonyBrook</w:t>
+      </w:r>
+      <w:proofErr w:type="spellEnd"/>
+      <w:r>
+        <w:rPr>
+          <w:rFonts w:ascii="Calibri Light" w:hAnsi="Calibri Light" w:cs="Calibri Light"/>
+          <w:sz w:val="20"/>
+          <w:szCs w:val="20"/>
+        </w:rPr>
+        <w:t>, NY</w:t>
       </w:r>
     </w:p>
     <w:p>
@@ -1420,7 +1456,25 @@
           <w:sz w:val="22"/>
           <w:lang w:eastAsia="ko-KR"/>
         </w:rPr>
-        <w:t>ark, H., Ahn, W.</w:t>
+        <w:t xml:space="preserve">ark, H., </w:t>
+      </w:r>
+      <w:proofErr w:type="spellStart"/>
+      <w:r>
+        <w:rPr>
+          <w:rFonts w:ascii="Calibri Light" w:hAnsi="Calibri Light" w:cs="Calibri Light"/>
+          <w:sz w:val="22"/>
+          <w:lang w:eastAsia="ko-KR"/>
+        </w:rPr>
+        <w:t>Ahn</w:t>
+      </w:r>
+      <w:proofErr w:type="spellEnd"/>
+      <w:r>
+        <w:rPr>
+          <w:rFonts w:ascii="Calibri Light" w:hAnsi="Calibri Light" w:cs="Calibri Light"/>
+          <w:sz w:val="22"/>
+          <w:lang w:eastAsia="ko-KR"/>
+        </w:rPr>
+        <w:t>, W.</w:t>
       </w:r>
       <w:r>
         <w:rPr>
@@ -1488,15 +1542,27 @@
         </w:rPr>
         <w:t xml:space="preserve">Neural correlates of model-based behavior in internet gaming disorder and alcohol use disorder, </w:t>
       </w:r>
-      <w:r>
-        <w:rPr>
-          <w:rFonts w:ascii="Calibri Light" w:hAnsi="Calibri Light" w:cs="Calibri Light"/>
-          <w:i/>
-          <w:iCs/>
-          <w:sz w:val="22"/>
-          <w:lang w:eastAsia="ko-KR"/>
-        </w:rPr>
-        <w:t xml:space="preserve">bioRxiv, </w:t>
+      <w:proofErr w:type="spellStart"/>
+      <w:r>
+        <w:rPr>
+          <w:rFonts w:ascii="Calibri Light" w:hAnsi="Calibri Light" w:cs="Calibri Light"/>
+          <w:i/>
+          <w:iCs/>
+          <w:sz w:val="22"/>
+          <w:lang w:eastAsia="ko-KR"/>
+        </w:rPr>
+        <w:t>bioRxiv</w:t>
+      </w:r>
+      <w:proofErr w:type="spellEnd"/>
+      <w:r>
+        <w:rPr>
+          <w:rFonts w:ascii="Calibri Light" w:hAnsi="Calibri Light" w:cs="Calibri Light"/>
+          <w:i/>
+          <w:iCs/>
+          <w:sz w:val="22"/>
+          <w:lang w:eastAsia="ko-KR"/>
+        </w:rPr>
+        <w:t xml:space="preserve">, </w:t>
       </w:r>
       <w:r>
         <w:rPr>
@@ -1556,13 +1622,41 @@
         </w:rPr>
         <w:t xml:space="preserve">Lee, Y., </w:t>
       </w:r>
-      <w:r>
-        <w:rPr>
-          <w:rFonts w:ascii="Calibri Light" w:hAnsi="Calibri Light" w:cs="Calibri Light"/>
-          <w:sz w:val="22"/>
-          <w:lang w:eastAsia="ko-KR"/>
-        </w:rPr>
-        <w:t>Hur, J., Lee, T.-H., &amp; Ahn, W.-Y. (</w:t>
+      <w:proofErr w:type="spellStart"/>
+      <w:r>
+        <w:rPr>
+          <w:rFonts w:ascii="Calibri Light" w:hAnsi="Calibri Light" w:cs="Calibri Light"/>
+          <w:sz w:val="22"/>
+          <w:lang w:eastAsia="ko-KR"/>
+        </w:rPr>
+        <w:t>Hur</w:t>
+      </w:r>
+      <w:proofErr w:type="spellEnd"/>
+      <w:r>
+        <w:rPr>
+          <w:rFonts w:ascii="Calibri Light" w:hAnsi="Calibri Light" w:cs="Calibri Light"/>
+          <w:sz w:val="22"/>
+          <w:lang w:eastAsia="ko-KR"/>
+        </w:rPr>
+        <w:t xml:space="preserve">, J., Lee, T.-H., &amp; </w:t>
+      </w:r>
+      <w:proofErr w:type="spellStart"/>
+      <w:r>
+        <w:rPr>
+          <w:rFonts w:ascii="Calibri Light" w:hAnsi="Calibri Light" w:cs="Calibri Light"/>
+          <w:sz w:val="22"/>
+          <w:lang w:eastAsia="ko-KR"/>
+        </w:rPr>
+        <w:t>Ahn</w:t>
+      </w:r>
+      <w:proofErr w:type="spellEnd"/>
+      <w:r>
+        <w:rPr>
+          <w:rFonts w:ascii="Calibri Light" w:hAnsi="Calibri Light" w:cs="Calibri Light"/>
+          <w:sz w:val="22"/>
+          <w:lang w:eastAsia="ko-KR"/>
+        </w:rPr>
+        <w:t>, W.-Y. (</w:t>
       </w:r>
       <w:r>
         <w:rPr>
@@ -1697,7 +1791,25 @@
           <w:sz w:val="22"/>
           <w:lang w:eastAsia="ko-KR"/>
         </w:rPr>
-        <w:t>., &amp; Ahn, W.-Y. (</w:t>
+        <w:t xml:space="preserve">., &amp; </w:t>
+      </w:r>
+      <w:proofErr w:type="spellStart"/>
+      <w:r>
+        <w:rPr>
+          <w:rFonts w:ascii="Calibri Light" w:hAnsi="Calibri Light" w:cs="Calibri Light"/>
+          <w:sz w:val="22"/>
+          <w:lang w:eastAsia="ko-KR"/>
+        </w:rPr>
+        <w:t>Ahn</w:t>
+      </w:r>
+      <w:proofErr w:type="spellEnd"/>
+      <w:r>
+        <w:rPr>
+          <w:rFonts w:ascii="Calibri Light" w:hAnsi="Calibri Light" w:cs="Calibri Light"/>
+          <w:sz w:val="22"/>
+          <w:lang w:eastAsia="ko-KR"/>
+        </w:rPr>
+        <w:t>, W.-Y. (</w:t>
       </w:r>
       <w:r>
         <w:rPr>
@@ -1828,13 +1940,23 @@
         </w:rPr>
         <w:t xml:space="preserve">Kim, H., </w:t>
       </w:r>
-      <w:r>
-        <w:rPr>
-          <w:rFonts w:ascii="Calibri Light" w:hAnsi="Calibri Light" w:cs="Calibri Light"/>
-          <w:sz w:val="22"/>
-          <w:lang w:eastAsia="ko-KR"/>
-        </w:rPr>
-        <w:t xml:space="preserve">Hur, J. K., </w:t>
+      <w:proofErr w:type="spellStart"/>
+      <w:r>
+        <w:rPr>
+          <w:rFonts w:ascii="Calibri Light" w:hAnsi="Calibri Light" w:cs="Calibri Light"/>
+          <w:sz w:val="22"/>
+          <w:lang w:eastAsia="ko-KR"/>
+        </w:rPr>
+        <w:t>Hur</w:t>
+      </w:r>
+      <w:proofErr w:type="spellEnd"/>
+      <w:r>
+        <w:rPr>
+          <w:rFonts w:ascii="Calibri Light" w:hAnsi="Calibri Light" w:cs="Calibri Light"/>
+          <w:sz w:val="22"/>
+          <w:lang w:eastAsia="ko-KR"/>
+        </w:rPr>
+        <w:t xml:space="preserve">, J. K., </w:t>
       </w:r>
       <w:r>
         <w:rPr>
@@ -1852,7 +1974,43 @@
           <w:sz w:val="22"/>
           <w:lang w:eastAsia="ko-KR"/>
         </w:rPr>
-        <w:t xml:space="preserve">, Kim, S., Zoh, Y., &amp; Ahn, W.-Y </w:t>
+        <w:t xml:space="preserve">, Kim, S., </w:t>
+      </w:r>
+      <w:proofErr w:type="spellStart"/>
+      <w:r>
+        <w:rPr>
+          <w:rFonts w:ascii="Calibri Light" w:hAnsi="Calibri Light" w:cs="Calibri Light"/>
+          <w:sz w:val="22"/>
+          <w:lang w:eastAsia="ko-KR"/>
+        </w:rPr>
+        <w:t>Zoh</w:t>
+      </w:r>
+      <w:proofErr w:type="spellEnd"/>
+      <w:r>
+        <w:rPr>
+          <w:rFonts w:ascii="Calibri Light" w:hAnsi="Calibri Light" w:cs="Calibri Light"/>
+          <w:sz w:val="22"/>
+          <w:lang w:eastAsia="ko-KR"/>
+        </w:rPr>
+        <w:t xml:space="preserve">, Y., &amp; </w:t>
+      </w:r>
+      <w:proofErr w:type="spellStart"/>
+      <w:r>
+        <w:rPr>
+          <w:rFonts w:ascii="Calibri Light" w:hAnsi="Calibri Light" w:cs="Calibri Light"/>
+          <w:sz w:val="22"/>
+          <w:lang w:eastAsia="ko-KR"/>
+        </w:rPr>
+        <w:t>Ahn</w:t>
+      </w:r>
+      <w:proofErr w:type="spellEnd"/>
+      <w:r>
+        <w:rPr>
+          <w:rFonts w:ascii="Calibri Light" w:hAnsi="Calibri Light" w:cs="Calibri Light"/>
+          <w:sz w:val="22"/>
+          <w:lang w:eastAsia="ko-KR"/>
+        </w:rPr>
+        <w:t xml:space="preserve">, W.-Y </w:t>
       </w:r>
       <w:r>
         <w:rPr>
@@ -2026,187 +2184,68 @@
           <w:sz w:val="22"/>
           <w:lang w:eastAsia="ko-KR"/>
         </w:rPr>
-        <w:t>Kwon, M.</w:t>
-      </w:r>
-      <w:r>
-        <w:rPr>
-          <w:rFonts w:ascii="Calibri Light" w:hAnsi="Calibri Light" w:cs="Calibri Light"/>
-          <w:b/>
-          <w:bCs/>
-          <w:sz w:val="22"/>
-          <w:vertAlign w:val="superscript"/>
-          <w:lang w:eastAsia="ko-KR"/>
-        </w:rPr>
-        <w:t>*</w:t>
-      </w:r>
-      <w:r>
-        <w:rPr>
-          <w:rFonts w:ascii="Calibri Light" w:hAnsi="Calibri Light" w:cs="Calibri Light"/>
-          <w:sz w:val="22"/>
-          <w:lang w:eastAsia="ko-KR"/>
-        </w:rPr>
-        <w:t xml:space="preserve">, </w:t>
-      </w:r>
-      <w:r>
-        <w:rPr>
-          <w:rFonts w:ascii="Calibri Light" w:hAnsi="Calibri Light" w:cs="Calibri Light"/>
-          <w:sz w:val="22"/>
-          <w:lang w:eastAsia="ko-KR"/>
-        </w:rPr>
-        <w:t>Choi, H</w:t>
-      </w:r>
-      <w:r>
-        <w:rPr>
-          <w:rFonts w:ascii="Calibri Light" w:hAnsi="Calibri Light" w:cs="Calibri Light"/>
-          <w:sz w:val="22"/>
-          <w:lang w:eastAsia="ko-KR"/>
-        </w:rPr>
-        <w:t>.</w:t>
-      </w:r>
-      <w:r>
-        <w:rPr>
-          <w:rFonts w:ascii="Calibri Light" w:hAnsi="Calibri Light" w:cs="Calibri Light"/>
-          <w:sz w:val="22"/>
-          <w:vertAlign w:val="superscript"/>
-          <w:lang w:eastAsia="ko-KR"/>
-        </w:rPr>
-        <w:t>*</w:t>
-      </w:r>
-      <w:r>
-        <w:rPr>
-          <w:rFonts w:ascii="Calibri Light" w:hAnsi="Calibri Light" w:cs="Calibri Light"/>
-          <w:sz w:val="22"/>
-          <w:lang w:eastAsia="ko-KR"/>
-        </w:rPr>
-        <w:t>, P</w:t>
-      </w:r>
-      <w:r>
-        <w:rPr>
-          <w:rFonts w:ascii="Calibri Light" w:hAnsi="Calibri Light" w:cs="Calibri Light"/>
-          <w:sz w:val="22"/>
-          <w:lang w:eastAsia="ko-KR"/>
-        </w:rPr>
-        <w:t>ark, H., Ahn, W.</w:t>
-      </w:r>
-      <w:r>
-        <w:rPr>
-          <w:rFonts w:ascii="Calibri Light" w:hAnsi="Calibri Light" w:cs="Calibri Light"/>
-          <w:sz w:val="22"/>
-          <w:vertAlign w:val="superscript"/>
-          <w:lang w:eastAsia="ko-KR"/>
-        </w:rPr>
-        <w:t>+</w:t>
-      </w:r>
-      <w:r>
-        <w:rPr>
-          <w:rFonts w:ascii="Calibri Light" w:hAnsi="Calibri Light" w:cs="Calibri Light"/>
-          <w:sz w:val="22"/>
-          <w:lang w:eastAsia="ko-KR"/>
-        </w:rPr>
-        <w:t>, Jung Y.</w:t>
-      </w:r>
-      <w:r>
-        <w:rPr>
-          <w:rFonts w:ascii="Calibri Light" w:hAnsi="Calibri Light" w:cs="Calibri Light"/>
-          <w:sz w:val="22"/>
-          <w:vertAlign w:val="superscript"/>
-          <w:lang w:eastAsia="ko-KR"/>
-        </w:rPr>
-        <w:t>+</w:t>
-      </w:r>
-      <w:r>
-        <w:rPr>
-          <w:rFonts w:ascii="Calibri Light" w:hAnsi="Calibri Light" w:cs="Calibri Light"/>
-          <w:sz w:val="22"/>
-          <w:lang w:eastAsia="ko-KR"/>
-        </w:rPr>
-        <w:t xml:space="preserve"> </w:t>
-      </w:r>
-      <w:r>
-        <w:rPr>
-          <w:rFonts w:ascii="Calibri Light" w:hAnsi="Calibri Light" w:cs="Calibri Light"/>
-          <w:sz w:val="22"/>
-          <w:lang w:eastAsia="ko-KR"/>
-        </w:rPr>
-        <w:t>(</w:t>
-      </w:r>
-      <w:r>
-        <w:rPr>
-          <w:rFonts w:ascii="Calibri Light" w:hAnsi="Calibri Light" w:cs="Calibri Light"/>
-          <w:sz w:val="22"/>
-          <w:lang w:eastAsia="ko-KR"/>
-        </w:rPr>
-        <w:t>2023</w:t>
-      </w:r>
-      <w:r>
-        <w:rPr>
-          <w:rFonts w:ascii="Calibri Light" w:hAnsi="Calibri Light" w:cs="Calibri Light"/>
-          <w:sz w:val="22"/>
-          <w:lang w:eastAsia="ko-KR"/>
-        </w:rPr>
-        <w:t xml:space="preserve">) </w:t>
-      </w:r>
-      <w:r>
-        <w:rPr>
-          <w:rFonts w:ascii="Calibri Light" w:hAnsi="Calibri Light" w:cs="Calibri Light"/>
-          <w:sz w:val="22"/>
-          <w:lang w:eastAsia="ko-KR"/>
-        </w:rPr>
-        <w:t xml:space="preserve">Neural correlates of goal-directed control in internet gaming disorder and alcohol use disorder, </w:t>
-      </w:r>
-      <w:r>
-        <w:rPr>
-          <w:rFonts w:ascii="Calibri Light" w:hAnsi="Calibri Light" w:cs="Calibri Light"/>
-          <w:i/>
-          <w:iCs/>
-          <w:sz w:val="22"/>
-          <w:lang w:eastAsia="ko-KR"/>
-        </w:rPr>
-        <w:t>presented</w:t>
-      </w:r>
-      <w:r>
-        <w:rPr>
-          <w:rFonts w:ascii="Calibri Light" w:hAnsi="Calibri Light" w:cs="Calibri Light"/>
-          <w:i/>
-          <w:iCs/>
-          <w:sz w:val="22"/>
-          <w:lang w:eastAsia="ko-KR"/>
-        </w:rPr>
-        <w:t xml:space="preserve"> </w:t>
-      </w:r>
-      <w:r>
-        <w:rPr>
-          <w:rFonts w:ascii="Calibri Light" w:hAnsi="Calibri Light" w:cs="Calibri Light"/>
-          <w:i/>
-          <w:iCs/>
-          <w:sz w:val="22"/>
-          <w:lang w:eastAsia="ko-KR"/>
-        </w:rPr>
-        <w:t xml:space="preserve">at </w:t>
-      </w:r>
-      <w:r>
-        <w:rPr>
-          <w:rFonts w:ascii="Calibri Light" w:hAnsi="Calibri Light" w:cs="Calibri Light"/>
-          <w:i/>
-          <w:iCs/>
-          <w:sz w:val="22"/>
-          <w:lang w:eastAsia="ko-KR"/>
-        </w:rPr>
-        <w:t>8th International Conference on Behavioral Addictions, Incheon, Korea</w:t>
-      </w:r>
-      <w:r>
-        <w:rPr>
-          <w:rFonts w:ascii="Calibri Light" w:hAnsi="Calibri Light" w:cs="Calibri Light"/>
-          <w:i/>
-          <w:iCs/>
-          <w:sz w:val="22"/>
-          <w:lang w:eastAsia="ko-KR"/>
-        </w:rPr>
-        <w:t>.</w:t>
-      </w:r>
-    </w:p>
-    <w:p>
-      <w:pPr>
+        <w:t>Kwon, M</w:t>
+      </w:r>
+      <w:r>
+        <w:rPr>
+          <w:rFonts w:ascii="Calibri Light" w:hAnsi="Calibri Light" w:cs="Calibri Light"/>
+          <w:sz w:val="22"/>
+          <w:lang w:eastAsia="ko-KR"/>
+        </w:rPr>
+        <w:t xml:space="preserve">., Lee, J.-H., Kim, H., Lee, E., </w:t>
+      </w:r>
+      <w:proofErr w:type="spellStart"/>
+      <w:r>
+        <w:rPr>
+          <w:rFonts w:ascii="Calibri Light" w:hAnsi="Calibri Light" w:cs="Calibri Light"/>
+          <w:sz w:val="22"/>
+          <w:lang w:eastAsia="ko-KR"/>
+        </w:rPr>
+        <w:t>Im</w:t>
+      </w:r>
+      <w:proofErr w:type="spellEnd"/>
+      <w:r>
+        <w:rPr>
+          <w:rFonts w:ascii="Calibri Light" w:hAnsi="Calibri Light" w:cs="Calibri Light"/>
+          <w:sz w:val="22"/>
+          <w:lang w:eastAsia="ko-KR"/>
+        </w:rPr>
+        <w:t xml:space="preserve">, J.J., Doh, H., Yang, J., Pitt, M.A., Myung, J.I., Park, H., Joh, H., &amp; </w:t>
+      </w:r>
+      <w:proofErr w:type="spellStart"/>
+      <w:r>
+        <w:rPr>
+          <w:rFonts w:ascii="Calibri Light" w:hAnsi="Calibri Light" w:cs="Calibri Light"/>
+          <w:sz w:val="22"/>
+          <w:lang w:eastAsia="ko-KR"/>
+        </w:rPr>
+        <w:t>Ahn</w:t>
+      </w:r>
+      <w:proofErr w:type="spellEnd"/>
+      <w:r>
+        <w:rPr>
+          <w:rFonts w:ascii="Calibri Light" w:hAnsi="Calibri Light" w:cs="Calibri Light"/>
+          <w:sz w:val="22"/>
+          <w:lang w:eastAsia="ko-KR"/>
+        </w:rPr>
+        <w:t xml:space="preserve">, W.-Y. (2023) Multi-modal prediction of successful smoking cessation: Insights from neural, computational, and ecological momentary assessments data, </w:t>
+      </w:r>
+      <w:r>
+        <w:rPr>
+          <w:rFonts w:ascii="Calibri Light" w:hAnsi="Calibri Light" w:cs="Calibri Light"/>
+          <w:i/>
+          <w:iCs/>
+          <w:sz w:val="22"/>
+          <w:lang w:eastAsia="ko-KR"/>
+        </w:rPr>
+        <w:t>presented at the annual meeting of the Society for Neuroscience, Washington, D.C.</w:t>
+      </w:r>
+    </w:p>
+    <w:p>
+      <w:pPr>
+        <w:tabs>
+          <w:tab w:val="right" w:pos="8640"/>
+        </w:tabs>
         <w:spacing w:after="80"/>
         <w:ind w:left="567" w:hanging="567"/>
         <w:rPr>
@@ -2223,47 +2262,18 @@
           <w:sz w:val="22"/>
           <w:lang w:eastAsia="ko-KR"/>
         </w:rPr>
-        <w:t>Kwon, M.,</w:t>
-      </w:r>
-      <w:r>
-        <w:rPr>
-          <w:rFonts w:ascii="Calibri Light" w:hAnsi="Calibri Light" w:cs="Calibri Light"/>
-          <w:sz w:val="22"/>
-          <w:lang w:eastAsia="ko-KR"/>
-        </w:rPr>
-        <w:t xml:space="preserve"> Kim, H., Yang, J., </w:t>
-      </w:r>
-      <w:r>
-        <w:rPr>
-          <w:rFonts w:ascii="Calibri Light" w:hAnsi="Calibri Light" w:cs="Calibri Light"/>
-          <w:sz w:val="22"/>
-          <w:lang w:eastAsia="ko-KR"/>
-        </w:rPr>
-        <w:t xml:space="preserve">Lee, Y., </w:t>
-      </w:r>
-      <w:r>
-        <w:rPr>
-          <w:rFonts w:ascii="Calibri Light" w:hAnsi="Calibri Light" w:cs="Calibri Light"/>
-          <w:sz w:val="22"/>
-          <w:lang w:eastAsia="ko-KR"/>
-        </w:rPr>
-        <w:t xml:space="preserve">Hur, J., Lee, T.-H., &amp; Ahn, W.-Y. </w:t>
-      </w:r>
-      <w:r>
-        <w:rPr>
-          <w:rFonts w:ascii="Calibri Light" w:hAnsi="Calibri Light" w:cs="Calibri Light"/>
-          <w:sz w:val="22"/>
-          <w:lang w:eastAsia="ko-KR"/>
-        </w:rPr>
-        <w:t xml:space="preserve">(2023) </w:t>
-      </w:r>
-      <w:r>
-        <w:rPr>
-          <w:rFonts w:ascii="Calibri Light" w:hAnsi="Calibri Light" w:cs="Calibri Light"/>
-          <w:sz w:val="22"/>
-          <w:lang w:eastAsia="ko-KR"/>
-        </w:rPr>
-        <w:t>Caffeinated soda intake in children is associated with neurobehavioral risk factors for substance misuse</w:t>
+        <w:t>Kwon, M.</w:t>
+      </w:r>
+      <w:r>
+        <w:rPr>
+          <w:rFonts w:ascii="Calibri Light" w:hAnsi="Calibri Light" w:cs="Calibri Light"/>
+          <w:b/>
+          <w:bCs/>
+          <w:sz w:val="22"/>
+          <w:vertAlign w:val="superscript"/>
+          <w:lang w:eastAsia="ko-KR"/>
+        </w:rPr>
+        <w:t>*</w:t>
       </w:r>
       <w:r>
         <w:rPr>
@@ -2276,19 +2286,181 @@
       <w:r>
         <w:rPr>
           <w:rFonts w:ascii="Calibri Light" w:hAnsi="Calibri Light" w:cs="Calibri Light"/>
-          <w:i/>
-          <w:iCs/>
-          <w:sz w:val="22"/>
-          <w:lang w:eastAsia="ko-KR"/>
-        </w:rPr>
-        <w:t>presented at 2023 Annual Conference of the Korean Psychological Association, Suwon, Korea.</w:t>
-      </w:r>
-    </w:p>
-    <w:p>
-      <w:pPr>
-        <w:tabs>
-          <w:tab w:val="right" w:pos="8640"/>
-        </w:tabs>
+          <w:sz w:val="22"/>
+          <w:lang w:eastAsia="ko-KR"/>
+        </w:rPr>
+        <w:t>Choi, H</w:t>
+      </w:r>
+      <w:r>
+        <w:rPr>
+          <w:rFonts w:ascii="Calibri Light" w:hAnsi="Calibri Light" w:cs="Calibri Light"/>
+          <w:sz w:val="22"/>
+          <w:lang w:eastAsia="ko-KR"/>
+        </w:rPr>
+        <w:t>.</w:t>
+      </w:r>
+      <w:r>
+        <w:rPr>
+          <w:rFonts w:ascii="Calibri Light" w:hAnsi="Calibri Light" w:cs="Calibri Light"/>
+          <w:sz w:val="22"/>
+          <w:vertAlign w:val="superscript"/>
+          <w:lang w:eastAsia="ko-KR"/>
+        </w:rPr>
+        <w:t>*</w:t>
+      </w:r>
+      <w:r>
+        <w:rPr>
+          <w:rFonts w:ascii="Calibri Light" w:hAnsi="Calibri Light" w:cs="Calibri Light"/>
+          <w:sz w:val="22"/>
+          <w:lang w:eastAsia="ko-KR"/>
+        </w:rPr>
+        <w:t>, P</w:t>
+      </w:r>
+      <w:r>
+        <w:rPr>
+          <w:rFonts w:ascii="Calibri Light" w:hAnsi="Calibri Light" w:cs="Calibri Light"/>
+          <w:sz w:val="22"/>
+          <w:lang w:eastAsia="ko-KR"/>
+        </w:rPr>
+        <w:t xml:space="preserve">ark, H., </w:t>
+      </w:r>
+      <w:proofErr w:type="spellStart"/>
+      <w:r>
+        <w:rPr>
+          <w:rFonts w:ascii="Calibri Light" w:hAnsi="Calibri Light" w:cs="Calibri Light"/>
+          <w:sz w:val="22"/>
+          <w:lang w:eastAsia="ko-KR"/>
+        </w:rPr>
+        <w:t>Ahn</w:t>
+      </w:r>
+      <w:proofErr w:type="spellEnd"/>
+      <w:r>
+        <w:rPr>
+          <w:rFonts w:ascii="Calibri Light" w:hAnsi="Calibri Light" w:cs="Calibri Light"/>
+          <w:sz w:val="22"/>
+          <w:lang w:eastAsia="ko-KR"/>
+        </w:rPr>
+        <w:t>, W.</w:t>
+      </w:r>
+      <w:r>
+        <w:rPr>
+          <w:rFonts w:ascii="Calibri Light" w:hAnsi="Calibri Light" w:cs="Calibri Light"/>
+          <w:sz w:val="22"/>
+          <w:vertAlign w:val="superscript"/>
+          <w:lang w:eastAsia="ko-KR"/>
+        </w:rPr>
+        <w:t>+</w:t>
+      </w:r>
+      <w:r>
+        <w:rPr>
+          <w:rFonts w:ascii="Calibri Light" w:hAnsi="Calibri Light" w:cs="Calibri Light"/>
+          <w:sz w:val="22"/>
+          <w:lang w:eastAsia="ko-KR"/>
+        </w:rPr>
+        <w:t>, Jung Y.</w:t>
+      </w:r>
+      <w:r>
+        <w:rPr>
+          <w:rFonts w:ascii="Calibri Light" w:hAnsi="Calibri Light" w:cs="Calibri Light"/>
+          <w:sz w:val="22"/>
+          <w:vertAlign w:val="superscript"/>
+          <w:lang w:eastAsia="ko-KR"/>
+        </w:rPr>
+        <w:t>+</w:t>
+      </w:r>
+      <w:r>
+        <w:rPr>
+          <w:rFonts w:ascii="Calibri Light" w:hAnsi="Calibri Light" w:cs="Calibri Light"/>
+          <w:sz w:val="22"/>
+          <w:lang w:eastAsia="ko-KR"/>
+        </w:rPr>
+        <w:t xml:space="preserve"> </w:t>
+      </w:r>
+      <w:r>
+        <w:rPr>
+          <w:rFonts w:ascii="Calibri Light" w:hAnsi="Calibri Light" w:cs="Calibri Light"/>
+          <w:sz w:val="22"/>
+          <w:lang w:eastAsia="ko-KR"/>
+        </w:rPr>
+        <w:t>(</w:t>
+      </w:r>
+      <w:r>
+        <w:rPr>
+          <w:rFonts w:ascii="Calibri Light" w:hAnsi="Calibri Light" w:cs="Calibri Light"/>
+          <w:sz w:val="22"/>
+          <w:lang w:eastAsia="ko-KR"/>
+        </w:rPr>
+        <w:t>2023</w:t>
+      </w:r>
+      <w:r>
+        <w:rPr>
+          <w:rFonts w:ascii="Calibri Light" w:hAnsi="Calibri Light" w:cs="Calibri Light"/>
+          <w:sz w:val="22"/>
+          <w:lang w:eastAsia="ko-KR"/>
+        </w:rPr>
+        <w:t xml:space="preserve">) </w:t>
+      </w:r>
+      <w:r>
+        <w:rPr>
+          <w:rFonts w:ascii="Calibri Light" w:hAnsi="Calibri Light" w:cs="Calibri Light"/>
+          <w:sz w:val="22"/>
+          <w:lang w:eastAsia="ko-KR"/>
+        </w:rPr>
+        <w:t xml:space="preserve">Neural correlates of goal-directed control in internet gaming disorder and alcohol use disorder, </w:t>
+      </w:r>
+      <w:r>
+        <w:rPr>
+          <w:rFonts w:ascii="Calibri Light" w:hAnsi="Calibri Light" w:cs="Calibri Light"/>
+          <w:i/>
+          <w:iCs/>
+          <w:sz w:val="22"/>
+          <w:lang w:eastAsia="ko-KR"/>
+        </w:rPr>
+        <w:t>presented</w:t>
+      </w:r>
+      <w:r>
+        <w:rPr>
+          <w:rFonts w:ascii="Calibri Light" w:hAnsi="Calibri Light" w:cs="Calibri Light"/>
+          <w:i/>
+          <w:iCs/>
+          <w:sz w:val="22"/>
+          <w:lang w:eastAsia="ko-KR"/>
+        </w:rPr>
+        <w:t xml:space="preserve"> </w:t>
+      </w:r>
+      <w:r>
+        <w:rPr>
+          <w:rFonts w:ascii="Calibri Light" w:hAnsi="Calibri Light" w:cs="Calibri Light"/>
+          <w:i/>
+          <w:iCs/>
+          <w:sz w:val="22"/>
+          <w:lang w:eastAsia="ko-KR"/>
+        </w:rPr>
+        <w:t xml:space="preserve">at </w:t>
+      </w:r>
+      <w:r>
+        <w:rPr>
+          <w:rFonts w:ascii="Calibri Light" w:hAnsi="Calibri Light" w:cs="Calibri Light"/>
+          <w:i/>
+          <w:iCs/>
+          <w:sz w:val="22"/>
+          <w:lang w:eastAsia="ko-KR"/>
+        </w:rPr>
+        <w:t>8th International Conference on Behavioral Addictions, Incheon, Korea</w:t>
+      </w:r>
+      <w:r>
+        <w:rPr>
+          <w:rFonts w:ascii="Calibri Light" w:hAnsi="Calibri Light" w:cs="Calibri Light"/>
+          <w:i/>
+          <w:iCs/>
+          <w:sz w:val="22"/>
+          <w:lang w:eastAsia="ko-KR"/>
+        </w:rPr>
+        <w:t>.</w:t>
+      </w:r>
+    </w:p>
+    <w:p>
+      <w:pPr>
         <w:spacing w:after="80"/>
         <w:ind w:left="567" w:hanging="567"/>
         <w:rPr>
@@ -2305,6 +2477,116 @@
           <w:sz w:val="22"/>
           <w:lang w:eastAsia="ko-KR"/>
         </w:rPr>
+        <w:t>Kwon, M.,</w:t>
+      </w:r>
+      <w:r>
+        <w:rPr>
+          <w:rFonts w:ascii="Calibri Light" w:hAnsi="Calibri Light" w:cs="Calibri Light"/>
+          <w:sz w:val="22"/>
+          <w:lang w:eastAsia="ko-KR"/>
+        </w:rPr>
+        <w:t xml:space="preserve"> Kim, H., Yang, J., </w:t>
+      </w:r>
+      <w:r>
+        <w:rPr>
+          <w:rFonts w:ascii="Calibri Light" w:hAnsi="Calibri Light" w:cs="Calibri Light"/>
+          <w:sz w:val="22"/>
+          <w:lang w:eastAsia="ko-KR"/>
+        </w:rPr>
+        <w:t xml:space="preserve">Lee, Y., </w:t>
+      </w:r>
+      <w:proofErr w:type="spellStart"/>
+      <w:r>
+        <w:rPr>
+          <w:rFonts w:ascii="Calibri Light" w:hAnsi="Calibri Light" w:cs="Calibri Light"/>
+          <w:sz w:val="22"/>
+          <w:lang w:eastAsia="ko-KR"/>
+        </w:rPr>
+        <w:t>Hur</w:t>
+      </w:r>
+      <w:proofErr w:type="spellEnd"/>
+      <w:r>
+        <w:rPr>
+          <w:rFonts w:ascii="Calibri Light" w:hAnsi="Calibri Light" w:cs="Calibri Light"/>
+          <w:sz w:val="22"/>
+          <w:lang w:eastAsia="ko-KR"/>
+        </w:rPr>
+        <w:t xml:space="preserve">, J., Lee, T.-H., &amp; </w:t>
+      </w:r>
+      <w:proofErr w:type="spellStart"/>
+      <w:r>
+        <w:rPr>
+          <w:rFonts w:ascii="Calibri Light" w:hAnsi="Calibri Light" w:cs="Calibri Light"/>
+          <w:sz w:val="22"/>
+          <w:lang w:eastAsia="ko-KR"/>
+        </w:rPr>
+        <w:t>Ahn</w:t>
+      </w:r>
+      <w:proofErr w:type="spellEnd"/>
+      <w:r>
+        <w:rPr>
+          <w:rFonts w:ascii="Calibri Light" w:hAnsi="Calibri Light" w:cs="Calibri Light"/>
+          <w:sz w:val="22"/>
+          <w:lang w:eastAsia="ko-KR"/>
+        </w:rPr>
+        <w:t xml:space="preserve">, W.-Y. </w:t>
+      </w:r>
+      <w:r>
+        <w:rPr>
+          <w:rFonts w:ascii="Calibri Light" w:hAnsi="Calibri Light" w:cs="Calibri Light"/>
+          <w:sz w:val="22"/>
+          <w:lang w:eastAsia="ko-KR"/>
+        </w:rPr>
+        <w:t xml:space="preserve">(2023) </w:t>
+      </w:r>
+      <w:r>
+        <w:rPr>
+          <w:rFonts w:ascii="Calibri Light" w:hAnsi="Calibri Light" w:cs="Calibri Light"/>
+          <w:sz w:val="22"/>
+          <w:lang w:eastAsia="ko-KR"/>
+        </w:rPr>
+        <w:t>Caffeinated soda intake in children is associated with neurobehavioral risk factors for substance misuse</w:t>
+      </w:r>
+      <w:r>
+        <w:rPr>
+          <w:rFonts w:ascii="Calibri Light" w:hAnsi="Calibri Light" w:cs="Calibri Light"/>
+          <w:sz w:val="22"/>
+          <w:lang w:eastAsia="ko-KR"/>
+        </w:rPr>
+        <w:t xml:space="preserve">, </w:t>
+      </w:r>
+      <w:r>
+        <w:rPr>
+          <w:rFonts w:ascii="Calibri Light" w:hAnsi="Calibri Light" w:cs="Calibri Light"/>
+          <w:i/>
+          <w:iCs/>
+          <w:sz w:val="22"/>
+          <w:lang w:eastAsia="ko-KR"/>
+        </w:rPr>
+        <w:t>presented at 2023 Annual Conference of the Korean Psychological Association, Suwon, Korea.</w:t>
+      </w:r>
+    </w:p>
+    <w:p>
+      <w:pPr>
+        <w:tabs>
+          <w:tab w:val="right" w:pos="8640"/>
+        </w:tabs>
+        <w:spacing w:after="80"/>
+        <w:ind w:left="567" w:hanging="567"/>
+        <w:rPr>
+          <w:rFonts w:ascii="Calibri Light" w:hAnsi="Calibri Light" w:cs="Calibri Light"/>
+          <w:sz w:val="22"/>
+          <w:lang w:eastAsia="ko-KR"/>
+        </w:rPr>
+      </w:pPr>
+      <w:r>
+        <w:rPr>
+          <w:rFonts w:ascii="Calibri Light" w:hAnsi="Calibri Light" w:cs="Calibri Light"/>
+          <w:b/>
+          <w:bCs/>
+          <w:sz w:val="22"/>
+          <w:lang w:eastAsia="ko-KR"/>
+        </w:rPr>
         <w:t>Kwon, M.</w:t>
       </w:r>
       <w:r>
@@ -2365,7 +2647,25 @@
           <w:sz w:val="22"/>
           <w:lang w:eastAsia="ko-KR"/>
         </w:rPr>
-        <w:t>ark, H., Ahn, W.</w:t>
+        <w:t xml:space="preserve">ark, H., </w:t>
+      </w:r>
+      <w:proofErr w:type="spellStart"/>
+      <w:r>
+        <w:rPr>
+          <w:rFonts w:ascii="Calibri Light" w:hAnsi="Calibri Light" w:cs="Calibri Light"/>
+          <w:sz w:val="22"/>
+          <w:lang w:eastAsia="ko-KR"/>
+        </w:rPr>
+        <w:t>Ahn</w:t>
+      </w:r>
+      <w:proofErr w:type="spellEnd"/>
+      <w:r>
+        <w:rPr>
+          <w:rFonts w:ascii="Calibri Light" w:hAnsi="Calibri Light" w:cs="Calibri Light"/>
+          <w:sz w:val="22"/>
+          <w:lang w:eastAsia="ko-KR"/>
+        </w:rPr>
+        <w:t>, W.</w:t>
       </w:r>
       <w:r>
         <w:rPr>
@@ -2562,13 +2862,41 @@
         </w:rPr>
         <w:t xml:space="preserve">Lee, Y., </w:t>
       </w:r>
-      <w:r>
-        <w:rPr>
-          <w:rFonts w:ascii="Calibri Light" w:hAnsi="Calibri Light" w:cs="Calibri Light"/>
-          <w:sz w:val="22"/>
-          <w:lang w:eastAsia="ko-KR"/>
-        </w:rPr>
-        <w:t>Hur, J., Lee, T., &amp; Ahn, W. (</w:t>
+      <w:proofErr w:type="spellStart"/>
+      <w:r>
+        <w:rPr>
+          <w:rFonts w:ascii="Calibri Light" w:hAnsi="Calibri Light" w:cs="Calibri Light"/>
+          <w:sz w:val="22"/>
+          <w:lang w:eastAsia="ko-KR"/>
+        </w:rPr>
+        <w:t>Hur</w:t>
+      </w:r>
+      <w:proofErr w:type="spellEnd"/>
+      <w:r>
+        <w:rPr>
+          <w:rFonts w:ascii="Calibri Light" w:hAnsi="Calibri Light" w:cs="Calibri Light"/>
+          <w:sz w:val="22"/>
+          <w:lang w:eastAsia="ko-KR"/>
+        </w:rPr>
+        <w:t xml:space="preserve">, J., Lee, T., &amp; </w:t>
+      </w:r>
+      <w:proofErr w:type="spellStart"/>
+      <w:r>
+        <w:rPr>
+          <w:rFonts w:ascii="Calibri Light" w:hAnsi="Calibri Light" w:cs="Calibri Light"/>
+          <w:sz w:val="22"/>
+          <w:lang w:eastAsia="ko-KR"/>
+        </w:rPr>
+        <w:t>Ahn</w:t>
+      </w:r>
+      <w:proofErr w:type="spellEnd"/>
+      <w:r>
+        <w:rPr>
+          <w:rFonts w:ascii="Calibri Light" w:hAnsi="Calibri Light" w:cs="Calibri Light"/>
+          <w:sz w:val="22"/>
+          <w:lang w:eastAsia="ko-KR"/>
+        </w:rPr>
+        <w:t>, W. (</w:t>
       </w:r>
       <w:r>
         <w:rPr>
@@ -2586,13 +2914,23 @@
         </w:rPr>
         <w:t xml:space="preserve">) </w:t>
       </w:r>
-      <w:r>
-        <w:rPr>
-          <w:rFonts w:ascii="Calibri Light" w:hAnsi="Calibri Light" w:cs="Calibri Light"/>
-          <w:sz w:val="22"/>
-          <w:lang w:eastAsia="ko-KR"/>
-        </w:rPr>
-        <w:t>Neuroforecasting exceeds self-reports in predicting cosmetic sales: an fMRI study</w:t>
+      <w:proofErr w:type="spellStart"/>
+      <w:r>
+        <w:rPr>
+          <w:rFonts w:ascii="Calibri Light" w:hAnsi="Calibri Light" w:cs="Calibri Light"/>
+          <w:sz w:val="22"/>
+          <w:lang w:eastAsia="ko-KR"/>
+        </w:rPr>
+        <w:t>Neuroforecasting</w:t>
+      </w:r>
+      <w:proofErr w:type="spellEnd"/>
+      <w:r>
+        <w:rPr>
+          <w:rFonts w:ascii="Calibri Light" w:hAnsi="Calibri Light" w:cs="Calibri Light"/>
+          <w:sz w:val="22"/>
+          <w:lang w:eastAsia="ko-KR"/>
+        </w:rPr>
+        <w:t xml:space="preserve"> exceeds self-reports in predicting cosmetic sales: an fMRI study</w:t>
       </w:r>
       <w:r>
         <w:rPr>
@@ -2695,13 +3033,41 @@
         </w:rPr>
         <w:t xml:space="preserve">Lee, Y., </w:t>
       </w:r>
-      <w:r>
-        <w:rPr>
-          <w:rFonts w:ascii="Calibri Light" w:hAnsi="Calibri Light" w:cs="Calibri Light"/>
-          <w:sz w:val="22"/>
-          <w:lang w:eastAsia="ko-KR"/>
-        </w:rPr>
-        <w:t>Hur, J., Lee, T., &amp; Ahn, W. (</w:t>
+      <w:proofErr w:type="spellStart"/>
+      <w:r>
+        <w:rPr>
+          <w:rFonts w:ascii="Calibri Light" w:hAnsi="Calibri Light" w:cs="Calibri Light"/>
+          <w:sz w:val="22"/>
+          <w:lang w:eastAsia="ko-KR"/>
+        </w:rPr>
+        <w:t>Hur</w:t>
+      </w:r>
+      <w:proofErr w:type="spellEnd"/>
+      <w:r>
+        <w:rPr>
+          <w:rFonts w:ascii="Calibri Light" w:hAnsi="Calibri Light" w:cs="Calibri Light"/>
+          <w:sz w:val="22"/>
+          <w:lang w:eastAsia="ko-KR"/>
+        </w:rPr>
+        <w:t xml:space="preserve">, J., Lee, T., &amp; </w:t>
+      </w:r>
+      <w:proofErr w:type="spellStart"/>
+      <w:r>
+        <w:rPr>
+          <w:rFonts w:ascii="Calibri Light" w:hAnsi="Calibri Light" w:cs="Calibri Light"/>
+          <w:sz w:val="22"/>
+          <w:lang w:eastAsia="ko-KR"/>
+        </w:rPr>
+        <w:t>Ahn</w:t>
+      </w:r>
+      <w:proofErr w:type="spellEnd"/>
+      <w:r>
+        <w:rPr>
+          <w:rFonts w:ascii="Calibri Light" w:hAnsi="Calibri Light" w:cs="Calibri Light"/>
+          <w:sz w:val="22"/>
+          <w:lang w:eastAsia="ko-KR"/>
+        </w:rPr>
+        <w:t>, W. (</w:t>
       </w:r>
       <w:r>
         <w:rPr>
@@ -2904,13 +3270,23 @@
         </w:rPr>
         <w:t xml:space="preserve">&amp; </w:t>
       </w:r>
-      <w:r>
-        <w:rPr>
-          <w:rFonts w:ascii="Calibri Light" w:hAnsi="Calibri Light" w:cs="Calibri Light"/>
-          <w:sz w:val="22"/>
-          <w:lang w:eastAsia="ko-KR"/>
-        </w:rPr>
-        <w:t>Ahn, W. (202</w:t>
+      <w:proofErr w:type="spellStart"/>
+      <w:r>
+        <w:rPr>
+          <w:rFonts w:ascii="Calibri Light" w:hAnsi="Calibri Light" w:cs="Calibri Light"/>
+          <w:sz w:val="22"/>
+          <w:lang w:eastAsia="ko-KR"/>
+        </w:rPr>
+        <w:t>Ahn</w:t>
+      </w:r>
+      <w:proofErr w:type="spellEnd"/>
+      <w:r>
+        <w:rPr>
+          <w:rFonts w:ascii="Calibri Light" w:hAnsi="Calibri Light" w:cs="Calibri Light"/>
+          <w:sz w:val="22"/>
+          <w:lang w:eastAsia="ko-KR"/>
+        </w:rPr>
+        <w:t>, W. (202</w:t>
       </w:r>
       <w:r>
         <w:rPr>
@@ -3052,7 +3428,25 @@
           <w:sz w:val="22"/>
           <w:lang w:eastAsia="ko-KR"/>
         </w:rPr>
-        <w:t xml:space="preserve">, Ahn, W., &amp; Jung, Y. (2020) Neural Correlates of Goal-Directed Control in Interest Gaming Disorder and Alcohol Use Disorder, </w:t>
+        <w:t xml:space="preserve">, </w:t>
+      </w:r>
+      <w:proofErr w:type="spellStart"/>
+      <w:r>
+        <w:rPr>
+          <w:rFonts w:ascii="Calibri Light" w:hAnsi="Calibri Light" w:cs="Calibri Light"/>
+          <w:sz w:val="22"/>
+          <w:lang w:eastAsia="ko-KR"/>
+        </w:rPr>
+        <w:t>Ahn</w:t>
+      </w:r>
+      <w:proofErr w:type="spellEnd"/>
+      <w:r>
+        <w:rPr>
+          <w:rFonts w:ascii="Calibri Light" w:hAnsi="Calibri Light" w:cs="Calibri Light"/>
+          <w:sz w:val="22"/>
+          <w:lang w:eastAsia="ko-KR"/>
+        </w:rPr>
+        <w:t xml:space="preserve">, W., &amp; Jung, Y. (2020) Neural Correlates of Goal-Directed Control in Interest Gaming Disorder and Alcohol Use Disorder, </w:t>
       </w:r>
       <w:r>
         <w:rPr>
@@ -3134,7 +3528,43 @@
           <w:sz w:val="22"/>
           <w:lang w:eastAsia="ko-KR"/>
         </w:rPr>
-        <w:t xml:space="preserve">, Kim, H., Yang, J., Hur, J., Lee, T., &amp; Ahn, W. (2019) Identifying behavioral and neural predictors of caffeinated soda intake in childhood using a large database from the ABCD study, </w:t>
+        <w:t xml:space="preserve">, Kim, H., Yang, J., </w:t>
+      </w:r>
+      <w:proofErr w:type="spellStart"/>
+      <w:r>
+        <w:rPr>
+          <w:rFonts w:ascii="Calibri Light" w:hAnsi="Calibri Light" w:cs="Calibri Light"/>
+          <w:sz w:val="22"/>
+          <w:lang w:eastAsia="ko-KR"/>
+        </w:rPr>
+        <w:t>Hur</w:t>
+      </w:r>
+      <w:proofErr w:type="spellEnd"/>
+      <w:r>
+        <w:rPr>
+          <w:rFonts w:ascii="Calibri Light" w:hAnsi="Calibri Light" w:cs="Calibri Light"/>
+          <w:sz w:val="22"/>
+          <w:lang w:eastAsia="ko-KR"/>
+        </w:rPr>
+        <w:t xml:space="preserve">, J., Lee, T., &amp; </w:t>
+      </w:r>
+      <w:proofErr w:type="spellStart"/>
+      <w:r>
+        <w:rPr>
+          <w:rFonts w:ascii="Calibri Light" w:hAnsi="Calibri Light" w:cs="Calibri Light"/>
+          <w:sz w:val="22"/>
+          <w:lang w:eastAsia="ko-KR"/>
+        </w:rPr>
+        <w:t>Ahn</w:t>
+      </w:r>
+      <w:proofErr w:type="spellEnd"/>
+      <w:r>
+        <w:rPr>
+          <w:rFonts w:ascii="Calibri Light" w:hAnsi="Calibri Light" w:cs="Calibri Light"/>
+          <w:sz w:val="22"/>
+          <w:lang w:eastAsia="ko-KR"/>
+        </w:rPr>
+        <w:t xml:space="preserve">, W. (2019) Identifying behavioral and neural predictors of caffeinated soda intake in childhood using a large database from the ABCD study, </w:t>
       </w:r>
       <w:r>
         <w:rPr>
@@ -3186,6 +3616,7 @@
           <w:sz w:val="22"/>
           <w:lang w:eastAsia="ko-KR"/>
         </w:rPr>
+        <w:lastRenderedPageBreak/>
         <w:t xml:space="preserve">Kim, H.+, Kim, S.+, </w:t>
       </w:r>
       <w:r>
@@ -3220,7 +3651,25 @@
           <w:sz w:val="22"/>
           <w:lang w:eastAsia="ko-KR"/>
         </w:rPr>
-        <w:t xml:space="preserve">., &amp; Ahn, W. (2019) Effects of early life stress and social resources on neurocognitive functions: A large-scale replication study, </w:t>
+        <w:t xml:space="preserve">., &amp; </w:t>
+      </w:r>
+      <w:proofErr w:type="spellStart"/>
+      <w:r>
+        <w:rPr>
+          <w:rFonts w:ascii="Calibri Light" w:hAnsi="Calibri Light" w:cs="Calibri Light"/>
+          <w:sz w:val="22"/>
+          <w:lang w:eastAsia="ko-KR"/>
+        </w:rPr>
+        <w:t>Ahn</w:t>
+      </w:r>
+      <w:proofErr w:type="spellEnd"/>
+      <w:r>
+        <w:rPr>
+          <w:rFonts w:ascii="Calibri Light" w:hAnsi="Calibri Light" w:cs="Calibri Light"/>
+          <w:sz w:val="22"/>
+          <w:lang w:eastAsia="ko-KR"/>
+        </w:rPr>
+        <w:t xml:space="preserve">, W. (2019) Effects of early life stress and social resources on neurocognitive functions: A large-scale replication study, </w:t>
       </w:r>
       <w:r>
         <w:rPr>
@@ -3564,7 +4013,18 @@
           <w:sz w:val="20"/>
           <w:szCs w:val="20"/>
         </w:rPr>
-        <w:t xml:space="preserve">Data collection and statistical analysis for functional MRI  </w:t>
+        <w:t xml:space="preserve">Data collection and statistical analysis for functional </w:t>
+      </w:r>
+      <w:proofErr w:type="gramStart"/>
+      <w:r>
+        <w:rPr>
+          <w:rFonts w:ascii="Calibri Light" w:hAnsi="Calibri Light" w:cs="Calibri Light"/>
+          <w:i/>
+          <w:iCs/>
+          <w:sz w:val="20"/>
+          <w:szCs w:val="20"/>
+        </w:rPr>
+        <w:t xml:space="preserve">MRI  </w:t>
       </w:r>
       <w:r>
         <w:rPr>
@@ -3576,6 +4036,7 @@
         </w:rPr>
         <w:tab/>
       </w:r>
+      <w:proofErr w:type="gramEnd"/>
       <w:r>
         <w:rPr>
           <w:rFonts w:ascii="Calibri Light" w:hAnsi="Calibri Light" w:cs="Calibri Light"/>
@@ -3743,7 +4204,29 @@
           <w:sz w:val="20"/>
           <w:szCs w:val="20"/>
         </w:rPr>
-        <w:t>Reinforcement Learning using the hBayesDM Package</w:t>
+        <w:t xml:space="preserve">Reinforcement Learning using the </w:t>
+      </w:r>
+      <w:proofErr w:type="spellStart"/>
+      <w:r>
+        <w:rPr>
+          <w:rFonts w:ascii="Calibri Light" w:hAnsi="Calibri Light" w:cs="Calibri Light"/>
+          <w:i/>
+          <w:iCs/>
+          <w:sz w:val="20"/>
+          <w:szCs w:val="20"/>
+        </w:rPr>
+        <w:t>hBayesDM</w:t>
+      </w:r>
+      <w:proofErr w:type="spellEnd"/>
+      <w:r>
+        <w:rPr>
+          <w:rFonts w:ascii="Calibri Light" w:hAnsi="Calibri Light" w:cs="Calibri Light"/>
+          <w:i/>
+          <w:iCs/>
+          <w:sz w:val="20"/>
+          <w:szCs w:val="20"/>
+        </w:rPr>
+        <w:t xml:space="preserve"> Package</w:t>
       </w:r>
       <w:r>
         <w:rPr>
@@ -4797,8 +5280,20 @@
           <w:sz w:val="20"/>
           <w:szCs w:val="20"/>
         </w:rPr>
-        <w:t>PI: Professor Woo-Young Ahn</w:t>
-      </w:r>
+        <w:t xml:space="preserve">PI: Professor Woo-Young </w:t>
+      </w:r>
+      <w:proofErr w:type="spellStart"/>
+      <w:r>
+        <w:rPr>
+          <w:rFonts w:ascii="Calibri Light" w:hAnsi="Calibri Light" w:cs="Calibri Light"/>
+          <w:i/>
+          <w:iCs/>
+          <w:sz w:val="20"/>
+          <w:szCs w:val="20"/>
+        </w:rPr>
+        <w:t>Ahn</w:t>
+      </w:r>
+      <w:proofErr w:type="spellEnd"/>
     </w:p>
     <w:p>
       <w:pPr>
@@ -4969,7 +5464,29 @@
           <w:sz w:val="20"/>
           <w:szCs w:val="20"/>
         </w:rPr>
-        <w:t>PI: Professor Jeanyoung Chey</w:t>
+        <w:t xml:space="preserve">PI: Professor </w:t>
+      </w:r>
+      <w:proofErr w:type="spellStart"/>
+      <w:r>
+        <w:rPr>
+          <w:rFonts w:ascii="Calibri Light" w:hAnsi="Calibri Light" w:cs="Calibri Light"/>
+          <w:i/>
+          <w:iCs/>
+          <w:sz w:val="20"/>
+          <w:szCs w:val="20"/>
+        </w:rPr>
+        <w:t>Jeanyoung</w:t>
+      </w:r>
+      <w:proofErr w:type="spellEnd"/>
+      <w:r>
+        <w:rPr>
+          <w:rFonts w:ascii="Calibri Light" w:hAnsi="Calibri Light" w:cs="Calibri Light"/>
+          <w:i/>
+          <w:iCs/>
+          <w:sz w:val="20"/>
+          <w:szCs w:val="20"/>
+        </w:rPr>
+        <w:t xml:space="preserve"> Chey</w:t>
       </w:r>
     </w:p>
     <w:p>
@@ -5149,7 +5666,29 @@
           <w:sz w:val="20"/>
           <w:szCs w:val="20"/>
         </w:rPr>
-        <w:t>PI: Research Professor Sungshin Kim</w:t>
+        <w:t xml:space="preserve">PI: Research Professor </w:t>
+      </w:r>
+      <w:proofErr w:type="spellStart"/>
+      <w:r>
+        <w:rPr>
+          <w:rFonts w:ascii="Calibri Light" w:hAnsi="Calibri Light" w:cs="Calibri Light"/>
+          <w:i/>
+          <w:iCs/>
+          <w:sz w:val="20"/>
+          <w:szCs w:val="20"/>
+        </w:rPr>
+        <w:t>Sungshin</w:t>
+      </w:r>
+      <w:proofErr w:type="spellEnd"/>
+      <w:r>
+        <w:rPr>
+          <w:rFonts w:ascii="Calibri Light" w:hAnsi="Calibri Light" w:cs="Calibri Light"/>
+          <w:i/>
+          <w:iCs/>
+          <w:sz w:val="20"/>
+          <w:szCs w:val="20"/>
+        </w:rPr>
+        <w:t xml:space="preserve"> Kim</w:t>
       </w:r>
     </w:p>
     <w:p>
@@ -6467,6 +7006,7 @@
         </w:rPr>
         <w:t xml:space="preserve">Stan, </w:t>
       </w:r>
+      <w:proofErr w:type="spellStart"/>
       <w:r>
         <w:rPr>
           <w:rFonts w:ascii="Calibri Light" w:hAnsi="Calibri Light" w:cs="Calibri Light"/>
@@ -6483,6 +7023,7 @@
         </w:rPr>
         <w:t>atlab</w:t>
       </w:r>
+      <w:proofErr w:type="spellEnd"/>
     </w:p>
     <w:p>
       <w:pPr>
@@ -6575,6 +7116,7 @@
         </w:rPr>
         <w:t xml:space="preserve"> SPM, </w:t>
       </w:r>
+      <w:proofErr w:type="spellStart"/>
       <w:r>
         <w:rPr>
           <w:rFonts w:ascii="Calibri Light" w:hAnsi="Calibri Light" w:cs="Calibri Light"/>
@@ -6589,7 +7131,16 @@
           <w:sz w:val="22"/>
           <w:szCs w:val="22"/>
         </w:rPr>
-        <w:t xml:space="preserve">ilearn </w:t>
+        <w:t>ilearn</w:t>
+      </w:r>
+      <w:proofErr w:type="spellEnd"/>
+      <w:r>
+        <w:rPr>
+          <w:rFonts w:ascii="Calibri Light" w:hAnsi="Calibri Light" w:cs="Calibri Light"/>
+          <w:sz w:val="22"/>
+          <w:szCs w:val="22"/>
+        </w:rPr>
+        <w:t xml:space="preserve"> </w:t>
       </w:r>
     </w:p>
     <w:p>
@@ -6700,8 +7251,20 @@
           <w:sz w:val="22"/>
           <w:szCs w:val="22"/>
         </w:rPr>
-        <w:t>Professor Woo-Young Ahn</w:t>
-      </w:r>
+        <w:t xml:space="preserve">Professor Woo-Young </w:t>
+      </w:r>
+      <w:proofErr w:type="spellStart"/>
+      <w:r>
+        <w:rPr>
+          <w:rFonts w:ascii="Calibri Light" w:hAnsi="Calibri Light" w:cs="Calibri Light"/>
+          <w:b/>
+          <w:bCs/>
+          <w:sz w:val="22"/>
+          <w:szCs w:val="22"/>
+        </w:rPr>
+        <w:t>Ahn</w:t>
+      </w:r>
+      <w:proofErr w:type="spellEnd"/>
     </w:p>
     <w:p>
       <w:pPr>

--- a/files/CV_minakwon.docx
+++ b/files/CV_minakwon.docx
@@ -1524,7 +1524,7 @@
           <w:sz w:val="22"/>
           <w:lang w:eastAsia="ko-KR"/>
         </w:rPr>
-        <w:t>preprint</w:t>
+        <w:t>In press</w:t>
       </w:r>
       <w:r>
         <w:rPr>
@@ -1542,18 +1542,16 @@
         </w:rPr>
         <w:t xml:space="preserve">Neural correlates of model-based behavior in internet gaming disorder and alcohol use disorder, </w:t>
       </w:r>
-      <w:proofErr w:type="spellStart"/>
-      <w:r>
-        <w:rPr>
-          <w:rFonts w:ascii="Calibri Light" w:hAnsi="Calibri Light" w:cs="Calibri Light"/>
-          <w:i/>
-          <w:iCs/>
-          <w:sz w:val="22"/>
-          <w:lang w:eastAsia="ko-KR"/>
-        </w:rPr>
-        <w:t>bioRxiv</w:t>
-      </w:r>
-      <w:proofErr w:type="spellEnd"/>
+      <w:r>
+        <w:rPr>
+          <w:rFonts w:ascii="Calibri Light" w:hAnsi="Calibri Light" w:cs="Calibri Light"/>
+          <w:i/>
+          <w:iCs/>
+          <w:sz w:val="22"/>
+          <w:lang w:eastAsia="ko-KR"/>
+        </w:rPr>
+        <w:t>Journal of Behavioral Addictions</w:t>
+      </w:r>
       <w:r>
         <w:rPr>
           <w:rFonts w:ascii="Calibri Light" w:hAnsi="Calibri Light" w:cs="Calibri Light"/>

--- a/files/CV_minakwon.docx
+++ b/files/CV_minakwon.docx
@@ -355,7 +355,6 @@
         </w:rPr>
         <w:tab/>
       </w:r>
-      <w:proofErr w:type="spellStart"/>
       <w:r>
         <w:rPr>
           <w:rFonts w:ascii="Calibri Light" w:hAnsi="Calibri Light" w:cs="Calibri Light"/>
@@ -364,7 +363,6 @@
         </w:rPr>
         <w:t>Chicago</w:t>
       </w:r>
-      <w:proofErr w:type="spellEnd"/>
       <w:r>
         <w:rPr>
           <w:rFonts w:ascii="Calibri Light" w:hAnsi="Calibri Light" w:cs="Calibri Light"/>
@@ -708,20 +706,8 @@
           <w:sz w:val="20"/>
           <w:szCs w:val="20"/>
         </w:rPr>
-        <w:t xml:space="preserve">- Advisor: Professor Woo-Young </w:t>
-      </w:r>
-      <w:proofErr w:type="spellStart"/>
-      <w:r>
-        <w:rPr>
-          <w:rFonts w:ascii="Calibri Light" w:hAnsi="Calibri Light" w:cs="Calibri Light"/>
-          <w:i/>
-          <w:iCs/>
-          <w:sz w:val="20"/>
-          <w:szCs w:val="20"/>
-        </w:rPr>
-        <w:t>Ahn</w:t>
-      </w:r>
-      <w:proofErr w:type="spellEnd"/>
+        <w:t>- Advisor: Professor Woo-Young Ahn</w:t>
+      </w:r>
     </w:p>
     <w:p>
       <w:pPr>
@@ -935,20 +921,8 @@
           <w:sz w:val="20"/>
           <w:szCs w:val="20"/>
         </w:rPr>
-        <w:t xml:space="preserve">- Advisor: Professor Woo-Young </w:t>
-      </w:r>
-      <w:proofErr w:type="spellStart"/>
-      <w:r>
-        <w:rPr>
-          <w:rFonts w:ascii="Calibri Light" w:hAnsi="Calibri Light" w:cs="Calibri Light"/>
-          <w:i/>
-          <w:iCs/>
-          <w:sz w:val="20"/>
-          <w:szCs w:val="20"/>
-        </w:rPr>
-        <w:t>Ahn</w:t>
-      </w:r>
-      <w:proofErr w:type="spellEnd"/>
+        <w:t>- Advisor: Professor Woo-Young Ahn</w:t>
+      </w:r>
     </w:p>
     <w:p>
       <w:pPr>
@@ -1246,23 +1220,13 @@
         </w:rPr>
         <w:tab/>
       </w:r>
-      <w:proofErr w:type="spellStart"/>
-      <w:r>
-        <w:rPr>
-          <w:rFonts w:ascii="Calibri Light" w:hAnsi="Calibri Light" w:cs="Calibri Light"/>
-          <w:sz w:val="20"/>
-          <w:szCs w:val="20"/>
-        </w:rPr>
-        <w:t>StonyBrook</w:t>
-      </w:r>
-      <w:proofErr w:type="spellEnd"/>
-      <w:r>
-        <w:rPr>
-          <w:rFonts w:ascii="Calibri Light" w:hAnsi="Calibri Light" w:cs="Calibri Light"/>
-          <w:sz w:val="20"/>
-          <w:szCs w:val="20"/>
-        </w:rPr>
-        <w:t>, NY</w:t>
+      <w:r>
+        <w:rPr>
+          <w:rFonts w:ascii="Calibri Light" w:hAnsi="Calibri Light" w:cs="Calibri Light"/>
+          <w:sz w:val="20"/>
+          <w:szCs w:val="20"/>
+        </w:rPr>
+        <w:t>StonyBrook, NY</w:t>
       </w:r>
     </w:p>
     <w:p>
@@ -1456,25 +1420,7 @@
           <w:sz w:val="22"/>
           <w:lang w:eastAsia="ko-KR"/>
         </w:rPr>
-        <w:t xml:space="preserve">ark, H., </w:t>
-      </w:r>
-      <w:proofErr w:type="spellStart"/>
-      <w:r>
-        <w:rPr>
-          <w:rFonts w:ascii="Calibri Light" w:hAnsi="Calibri Light" w:cs="Calibri Light"/>
-          <w:sz w:val="22"/>
-          <w:lang w:eastAsia="ko-KR"/>
-        </w:rPr>
-        <w:t>Ahn</w:t>
-      </w:r>
-      <w:proofErr w:type="spellEnd"/>
-      <w:r>
-        <w:rPr>
-          <w:rFonts w:ascii="Calibri Light" w:hAnsi="Calibri Light" w:cs="Calibri Light"/>
-          <w:sz w:val="22"/>
-          <w:lang w:eastAsia="ko-KR"/>
-        </w:rPr>
-        <w:t>, W.</w:t>
+        <w:t>ark, H., Ahn, W.</w:t>
       </w:r>
       <w:r>
         <w:rPr>
@@ -1524,7 +1470,7 @@
           <w:sz w:val="22"/>
           <w:lang w:eastAsia="ko-KR"/>
         </w:rPr>
-        <w:t>In press</w:t>
+        <w:t>2024</w:t>
       </w:r>
       <w:r>
         <w:rPr>
@@ -1570,7 +1516,7 @@
           <w:sz w:val="22"/>
           <w:lang w:eastAsia="ko-KR"/>
         </w:rPr>
-        <w:t>https://doi.org/10.1101/2023.09.12.557482</w:t>
+        <w:t>https://doi.org/10.1556/2006.2024.00006</w:t>
       </w:r>
       <w:r>
         <w:rPr>
@@ -1620,41 +1566,13 @@
         </w:rPr>
         <w:t xml:space="preserve">Lee, Y., </w:t>
       </w:r>
-      <w:proofErr w:type="spellStart"/>
-      <w:r>
-        <w:rPr>
-          <w:rFonts w:ascii="Calibri Light" w:hAnsi="Calibri Light" w:cs="Calibri Light"/>
-          <w:sz w:val="22"/>
-          <w:lang w:eastAsia="ko-KR"/>
-        </w:rPr>
-        <w:t>Hur</w:t>
-      </w:r>
-      <w:proofErr w:type="spellEnd"/>
-      <w:r>
-        <w:rPr>
-          <w:rFonts w:ascii="Calibri Light" w:hAnsi="Calibri Light" w:cs="Calibri Light"/>
-          <w:sz w:val="22"/>
-          <w:lang w:eastAsia="ko-KR"/>
-        </w:rPr>
-        <w:t xml:space="preserve">, J., Lee, T.-H., &amp; </w:t>
-      </w:r>
-      <w:proofErr w:type="spellStart"/>
-      <w:r>
-        <w:rPr>
-          <w:rFonts w:ascii="Calibri Light" w:hAnsi="Calibri Light" w:cs="Calibri Light"/>
-          <w:sz w:val="22"/>
-          <w:lang w:eastAsia="ko-KR"/>
-        </w:rPr>
-        <w:t>Ahn</w:t>
-      </w:r>
-      <w:proofErr w:type="spellEnd"/>
-      <w:r>
-        <w:rPr>
-          <w:rFonts w:ascii="Calibri Light" w:hAnsi="Calibri Light" w:cs="Calibri Light"/>
-          <w:sz w:val="22"/>
-          <w:lang w:eastAsia="ko-KR"/>
-        </w:rPr>
-        <w:t>, W.-Y. (</w:t>
+      <w:r>
+        <w:rPr>
+          <w:rFonts w:ascii="Calibri Light" w:hAnsi="Calibri Light" w:cs="Calibri Light"/>
+          <w:sz w:val="22"/>
+          <w:lang w:eastAsia="ko-KR"/>
+        </w:rPr>
+        <w:t>Hur, J., Lee, T.-H., &amp; Ahn, W.-Y. (</w:t>
       </w:r>
       <w:r>
         <w:rPr>
@@ -1789,25 +1707,7 @@
           <w:sz w:val="22"/>
           <w:lang w:eastAsia="ko-KR"/>
         </w:rPr>
-        <w:t xml:space="preserve">., &amp; </w:t>
-      </w:r>
-      <w:proofErr w:type="spellStart"/>
-      <w:r>
-        <w:rPr>
-          <w:rFonts w:ascii="Calibri Light" w:hAnsi="Calibri Light" w:cs="Calibri Light"/>
-          <w:sz w:val="22"/>
-          <w:lang w:eastAsia="ko-KR"/>
-        </w:rPr>
-        <w:t>Ahn</w:t>
-      </w:r>
-      <w:proofErr w:type="spellEnd"/>
-      <w:r>
-        <w:rPr>
-          <w:rFonts w:ascii="Calibri Light" w:hAnsi="Calibri Light" w:cs="Calibri Light"/>
-          <w:sz w:val="22"/>
-          <w:lang w:eastAsia="ko-KR"/>
-        </w:rPr>
-        <w:t>, W.-Y. (</w:t>
+        <w:t>., &amp; Ahn, W.-Y. (</w:t>
       </w:r>
       <w:r>
         <w:rPr>
@@ -1938,23 +1838,13 @@
         </w:rPr>
         <w:t xml:space="preserve">Kim, H., </w:t>
       </w:r>
-      <w:proofErr w:type="spellStart"/>
-      <w:r>
-        <w:rPr>
-          <w:rFonts w:ascii="Calibri Light" w:hAnsi="Calibri Light" w:cs="Calibri Light"/>
-          <w:sz w:val="22"/>
-          <w:lang w:eastAsia="ko-KR"/>
-        </w:rPr>
-        <w:t>Hur</w:t>
-      </w:r>
-      <w:proofErr w:type="spellEnd"/>
-      <w:r>
-        <w:rPr>
-          <w:rFonts w:ascii="Calibri Light" w:hAnsi="Calibri Light" w:cs="Calibri Light"/>
-          <w:sz w:val="22"/>
-          <w:lang w:eastAsia="ko-KR"/>
-        </w:rPr>
-        <w:t xml:space="preserve">, J. K., </w:t>
+      <w:r>
+        <w:rPr>
+          <w:rFonts w:ascii="Calibri Light" w:hAnsi="Calibri Light" w:cs="Calibri Light"/>
+          <w:sz w:val="22"/>
+          <w:lang w:eastAsia="ko-KR"/>
+        </w:rPr>
+        <w:t xml:space="preserve">Hur, J. K., </w:t>
       </w:r>
       <w:r>
         <w:rPr>
@@ -1972,43 +1862,7 @@
           <w:sz w:val="22"/>
           <w:lang w:eastAsia="ko-KR"/>
         </w:rPr>
-        <w:t xml:space="preserve">, Kim, S., </w:t>
-      </w:r>
-      <w:proofErr w:type="spellStart"/>
-      <w:r>
-        <w:rPr>
-          <w:rFonts w:ascii="Calibri Light" w:hAnsi="Calibri Light" w:cs="Calibri Light"/>
-          <w:sz w:val="22"/>
-          <w:lang w:eastAsia="ko-KR"/>
-        </w:rPr>
-        <w:t>Zoh</w:t>
-      </w:r>
-      <w:proofErr w:type="spellEnd"/>
-      <w:r>
-        <w:rPr>
-          <w:rFonts w:ascii="Calibri Light" w:hAnsi="Calibri Light" w:cs="Calibri Light"/>
-          <w:sz w:val="22"/>
-          <w:lang w:eastAsia="ko-KR"/>
-        </w:rPr>
-        <w:t xml:space="preserve">, Y., &amp; </w:t>
-      </w:r>
-      <w:proofErr w:type="spellStart"/>
-      <w:r>
-        <w:rPr>
-          <w:rFonts w:ascii="Calibri Light" w:hAnsi="Calibri Light" w:cs="Calibri Light"/>
-          <w:sz w:val="22"/>
-          <w:lang w:eastAsia="ko-KR"/>
-        </w:rPr>
-        <w:t>Ahn</w:t>
-      </w:r>
-      <w:proofErr w:type="spellEnd"/>
-      <w:r>
-        <w:rPr>
-          <w:rFonts w:ascii="Calibri Light" w:hAnsi="Calibri Light" w:cs="Calibri Light"/>
-          <w:sz w:val="22"/>
-          <w:lang w:eastAsia="ko-KR"/>
-        </w:rPr>
-        <w:t xml:space="preserve">, W.-Y </w:t>
+        <w:t xml:space="preserve">, Kim, S., Zoh, Y., &amp; Ahn, W.-Y </w:t>
       </w:r>
       <w:r>
         <w:rPr>
@@ -2190,43 +2044,7 @@
           <w:sz w:val="22"/>
           <w:lang w:eastAsia="ko-KR"/>
         </w:rPr>
-        <w:t xml:space="preserve">., Lee, J.-H., Kim, H., Lee, E., </w:t>
-      </w:r>
-      <w:proofErr w:type="spellStart"/>
-      <w:r>
-        <w:rPr>
-          <w:rFonts w:ascii="Calibri Light" w:hAnsi="Calibri Light" w:cs="Calibri Light"/>
-          <w:sz w:val="22"/>
-          <w:lang w:eastAsia="ko-KR"/>
-        </w:rPr>
-        <w:t>Im</w:t>
-      </w:r>
-      <w:proofErr w:type="spellEnd"/>
-      <w:r>
-        <w:rPr>
-          <w:rFonts w:ascii="Calibri Light" w:hAnsi="Calibri Light" w:cs="Calibri Light"/>
-          <w:sz w:val="22"/>
-          <w:lang w:eastAsia="ko-KR"/>
-        </w:rPr>
-        <w:t xml:space="preserve">, J.J., Doh, H., Yang, J., Pitt, M.A., Myung, J.I., Park, H., Joh, H., &amp; </w:t>
-      </w:r>
-      <w:proofErr w:type="spellStart"/>
-      <w:r>
-        <w:rPr>
-          <w:rFonts w:ascii="Calibri Light" w:hAnsi="Calibri Light" w:cs="Calibri Light"/>
-          <w:sz w:val="22"/>
-          <w:lang w:eastAsia="ko-KR"/>
-        </w:rPr>
-        <w:t>Ahn</w:t>
-      </w:r>
-      <w:proofErr w:type="spellEnd"/>
-      <w:r>
-        <w:rPr>
-          <w:rFonts w:ascii="Calibri Light" w:hAnsi="Calibri Light" w:cs="Calibri Light"/>
-          <w:sz w:val="22"/>
-          <w:lang w:eastAsia="ko-KR"/>
-        </w:rPr>
-        <w:t xml:space="preserve">, W.-Y. (2023) Multi-modal prediction of successful smoking cessation: Insights from neural, computational, and ecological momentary assessments data, </w:t>
+        <w:t xml:space="preserve">., Lee, J.-H., Kim, H., Lee, E., Im, J.J., Doh, H., Yang, J., Pitt, M.A., Myung, J.I., Park, H., Joh, H., &amp; Ahn, W.-Y. (2023) Multi-modal prediction of successful smoking cessation: Insights from neural, computational, and ecological momentary assessments data, </w:t>
       </w:r>
       <w:r>
         <w:rPr>
@@ -2320,25 +2138,7 @@
           <w:sz w:val="22"/>
           <w:lang w:eastAsia="ko-KR"/>
         </w:rPr>
-        <w:t xml:space="preserve">ark, H., </w:t>
-      </w:r>
-      <w:proofErr w:type="spellStart"/>
-      <w:r>
-        <w:rPr>
-          <w:rFonts w:ascii="Calibri Light" w:hAnsi="Calibri Light" w:cs="Calibri Light"/>
-          <w:sz w:val="22"/>
-          <w:lang w:eastAsia="ko-KR"/>
-        </w:rPr>
-        <w:t>Ahn</w:t>
-      </w:r>
-      <w:proofErr w:type="spellEnd"/>
-      <w:r>
-        <w:rPr>
-          <w:rFonts w:ascii="Calibri Light" w:hAnsi="Calibri Light" w:cs="Calibri Light"/>
-          <w:sz w:val="22"/>
-          <w:lang w:eastAsia="ko-KR"/>
-        </w:rPr>
-        <w:t>, W.</w:t>
+        <w:t>ark, H., Ahn, W.</w:t>
       </w:r>
       <w:r>
         <w:rPr>
@@ -2493,41 +2293,13 @@
         </w:rPr>
         <w:t xml:space="preserve">Lee, Y., </w:t>
       </w:r>
-      <w:proofErr w:type="spellStart"/>
-      <w:r>
-        <w:rPr>
-          <w:rFonts w:ascii="Calibri Light" w:hAnsi="Calibri Light" w:cs="Calibri Light"/>
-          <w:sz w:val="22"/>
-          <w:lang w:eastAsia="ko-KR"/>
-        </w:rPr>
-        <w:t>Hur</w:t>
-      </w:r>
-      <w:proofErr w:type="spellEnd"/>
-      <w:r>
-        <w:rPr>
-          <w:rFonts w:ascii="Calibri Light" w:hAnsi="Calibri Light" w:cs="Calibri Light"/>
-          <w:sz w:val="22"/>
-          <w:lang w:eastAsia="ko-KR"/>
-        </w:rPr>
-        <w:t xml:space="preserve">, J., Lee, T.-H., &amp; </w:t>
-      </w:r>
-      <w:proofErr w:type="spellStart"/>
-      <w:r>
-        <w:rPr>
-          <w:rFonts w:ascii="Calibri Light" w:hAnsi="Calibri Light" w:cs="Calibri Light"/>
-          <w:sz w:val="22"/>
-          <w:lang w:eastAsia="ko-KR"/>
-        </w:rPr>
-        <w:t>Ahn</w:t>
-      </w:r>
-      <w:proofErr w:type="spellEnd"/>
-      <w:r>
-        <w:rPr>
-          <w:rFonts w:ascii="Calibri Light" w:hAnsi="Calibri Light" w:cs="Calibri Light"/>
-          <w:sz w:val="22"/>
-          <w:lang w:eastAsia="ko-KR"/>
-        </w:rPr>
-        <w:t xml:space="preserve">, W.-Y. </w:t>
+      <w:r>
+        <w:rPr>
+          <w:rFonts w:ascii="Calibri Light" w:hAnsi="Calibri Light" w:cs="Calibri Light"/>
+          <w:sz w:val="22"/>
+          <w:lang w:eastAsia="ko-KR"/>
+        </w:rPr>
+        <w:t xml:space="preserve">Hur, J., Lee, T.-H., &amp; Ahn, W.-Y. </w:t>
       </w:r>
       <w:r>
         <w:rPr>
@@ -2645,25 +2417,7 @@
           <w:sz w:val="22"/>
           <w:lang w:eastAsia="ko-KR"/>
         </w:rPr>
-        <w:t xml:space="preserve">ark, H., </w:t>
-      </w:r>
-      <w:proofErr w:type="spellStart"/>
-      <w:r>
-        <w:rPr>
-          <w:rFonts w:ascii="Calibri Light" w:hAnsi="Calibri Light" w:cs="Calibri Light"/>
-          <w:sz w:val="22"/>
-          <w:lang w:eastAsia="ko-KR"/>
-        </w:rPr>
-        <w:t>Ahn</w:t>
-      </w:r>
-      <w:proofErr w:type="spellEnd"/>
-      <w:r>
-        <w:rPr>
-          <w:rFonts w:ascii="Calibri Light" w:hAnsi="Calibri Light" w:cs="Calibri Light"/>
-          <w:sz w:val="22"/>
-          <w:lang w:eastAsia="ko-KR"/>
-        </w:rPr>
-        <w:t>, W.</w:t>
+        <w:t>ark, H., Ahn, W.</w:t>
       </w:r>
       <w:r>
         <w:rPr>
@@ -2860,41 +2614,13 @@
         </w:rPr>
         <w:t xml:space="preserve">Lee, Y., </w:t>
       </w:r>
-      <w:proofErr w:type="spellStart"/>
-      <w:r>
-        <w:rPr>
-          <w:rFonts w:ascii="Calibri Light" w:hAnsi="Calibri Light" w:cs="Calibri Light"/>
-          <w:sz w:val="22"/>
-          <w:lang w:eastAsia="ko-KR"/>
-        </w:rPr>
-        <w:t>Hur</w:t>
-      </w:r>
-      <w:proofErr w:type="spellEnd"/>
-      <w:r>
-        <w:rPr>
-          <w:rFonts w:ascii="Calibri Light" w:hAnsi="Calibri Light" w:cs="Calibri Light"/>
-          <w:sz w:val="22"/>
-          <w:lang w:eastAsia="ko-KR"/>
-        </w:rPr>
-        <w:t xml:space="preserve">, J., Lee, T., &amp; </w:t>
-      </w:r>
-      <w:proofErr w:type="spellStart"/>
-      <w:r>
-        <w:rPr>
-          <w:rFonts w:ascii="Calibri Light" w:hAnsi="Calibri Light" w:cs="Calibri Light"/>
-          <w:sz w:val="22"/>
-          <w:lang w:eastAsia="ko-KR"/>
-        </w:rPr>
-        <w:t>Ahn</w:t>
-      </w:r>
-      <w:proofErr w:type="spellEnd"/>
-      <w:r>
-        <w:rPr>
-          <w:rFonts w:ascii="Calibri Light" w:hAnsi="Calibri Light" w:cs="Calibri Light"/>
-          <w:sz w:val="22"/>
-          <w:lang w:eastAsia="ko-KR"/>
-        </w:rPr>
-        <w:t>, W. (</w:t>
+      <w:r>
+        <w:rPr>
+          <w:rFonts w:ascii="Calibri Light" w:hAnsi="Calibri Light" w:cs="Calibri Light"/>
+          <w:sz w:val="22"/>
+          <w:lang w:eastAsia="ko-KR"/>
+        </w:rPr>
+        <w:t>Hur, J., Lee, T., &amp; Ahn, W. (</w:t>
       </w:r>
       <w:r>
         <w:rPr>
@@ -2912,23 +2638,13 @@
         </w:rPr>
         <w:t xml:space="preserve">) </w:t>
       </w:r>
-      <w:proofErr w:type="spellStart"/>
-      <w:r>
-        <w:rPr>
-          <w:rFonts w:ascii="Calibri Light" w:hAnsi="Calibri Light" w:cs="Calibri Light"/>
-          <w:sz w:val="22"/>
-          <w:lang w:eastAsia="ko-KR"/>
-        </w:rPr>
-        <w:t>Neuroforecasting</w:t>
-      </w:r>
-      <w:proofErr w:type="spellEnd"/>
-      <w:r>
-        <w:rPr>
-          <w:rFonts w:ascii="Calibri Light" w:hAnsi="Calibri Light" w:cs="Calibri Light"/>
-          <w:sz w:val="22"/>
-          <w:lang w:eastAsia="ko-KR"/>
-        </w:rPr>
-        <w:t xml:space="preserve"> exceeds self-reports in predicting cosmetic sales: an fMRI study</w:t>
+      <w:r>
+        <w:rPr>
+          <w:rFonts w:ascii="Calibri Light" w:hAnsi="Calibri Light" w:cs="Calibri Light"/>
+          <w:sz w:val="22"/>
+          <w:lang w:eastAsia="ko-KR"/>
+        </w:rPr>
+        <w:t>Neuroforecasting exceeds self-reports in predicting cosmetic sales: an fMRI study</w:t>
       </w:r>
       <w:r>
         <w:rPr>
@@ -3031,41 +2747,13 @@
         </w:rPr>
         <w:t xml:space="preserve">Lee, Y., </w:t>
       </w:r>
-      <w:proofErr w:type="spellStart"/>
-      <w:r>
-        <w:rPr>
-          <w:rFonts w:ascii="Calibri Light" w:hAnsi="Calibri Light" w:cs="Calibri Light"/>
-          <w:sz w:val="22"/>
-          <w:lang w:eastAsia="ko-KR"/>
-        </w:rPr>
-        <w:t>Hur</w:t>
-      </w:r>
-      <w:proofErr w:type="spellEnd"/>
-      <w:r>
-        <w:rPr>
-          <w:rFonts w:ascii="Calibri Light" w:hAnsi="Calibri Light" w:cs="Calibri Light"/>
-          <w:sz w:val="22"/>
-          <w:lang w:eastAsia="ko-KR"/>
-        </w:rPr>
-        <w:t xml:space="preserve">, J., Lee, T., &amp; </w:t>
-      </w:r>
-      <w:proofErr w:type="spellStart"/>
-      <w:r>
-        <w:rPr>
-          <w:rFonts w:ascii="Calibri Light" w:hAnsi="Calibri Light" w:cs="Calibri Light"/>
-          <w:sz w:val="22"/>
-          <w:lang w:eastAsia="ko-KR"/>
-        </w:rPr>
-        <w:t>Ahn</w:t>
-      </w:r>
-      <w:proofErr w:type="spellEnd"/>
-      <w:r>
-        <w:rPr>
-          <w:rFonts w:ascii="Calibri Light" w:hAnsi="Calibri Light" w:cs="Calibri Light"/>
-          <w:sz w:val="22"/>
-          <w:lang w:eastAsia="ko-KR"/>
-        </w:rPr>
-        <w:t>, W. (</w:t>
+      <w:r>
+        <w:rPr>
+          <w:rFonts w:ascii="Calibri Light" w:hAnsi="Calibri Light" w:cs="Calibri Light"/>
+          <w:sz w:val="22"/>
+          <w:lang w:eastAsia="ko-KR"/>
+        </w:rPr>
+        <w:t>Hur, J., Lee, T., &amp; Ahn, W. (</w:t>
       </w:r>
       <w:r>
         <w:rPr>
@@ -3268,23 +2956,13 @@
         </w:rPr>
         <w:t xml:space="preserve">&amp; </w:t>
       </w:r>
-      <w:proofErr w:type="spellStart"/>
-      <w:r>
-        <w:rPr>
-          <w:rFonts w:ascii="Calibri Light" w:hAnsi="Calibri Light" w:cs="Calibri Light"/>
-          <w:sz w:val="22"/>
-          <w:lang w:eastAsia="ko-KR"/>
-        </w:rPr>
-        <w:t>Ahn</w:t>
-      </w:r>
-      <w:proofErr w:type="spellEnd"/>
-      <w:r>
-        <w:rPr>
-          <w:rFonts w:ascii="Calibri Light" w:hAnsi="Calibri Light" w:cs="Calibri Light"/>
-          <w:sz w:val="22"/>
-          <w:lang w:eastAsia="ko-KR"/>
-        </w:rPr>
-        <w:t>, W. (202</w:t>
+      <w:r>
+        <w:rPr>
+          <w:rFonts w:ascii="Calibri Light" w:hAnsi="Calibri Light" w:cs="Calibri Light"/>
+          <w:sz w:val="22"/>
+          <w:lang w:eastAsia="ko-KR"/>
+        </w:rPr>
+        <w:t>Ahn, W. (202</w:t>
       </w:r>
       <w:r>
         <w:rPr>
@@ -3426,25 +3104,7 @@
           <w:sz w:val="22"/>
           <w:lang w:eastAsia="ko-KR"/>
         </w:rPr>
-        <w:t xml:space="preserve">, </w:t>
-      </w:r>
-      <w:proofErr w:type="spellStart"/>
-      <w:r>
-        <w:rPr>
-          <w:rFonts w:ascii="Calibri Light" w:hAnsi="Calibri Light" w:cs="Calibri Light"/>
-          <w:sz w:val="22"/>
-          <w:lang w:eastAsia="ko-KR"/>
-        </w:rPr>
-        <w:t>Ahn</w:t>
-      </w:r>
-      <w:proofErr w:type="spellEnd"/>
-      <w:r>
-        <w:rPr>
-          <w:rFonts w:ascii="Calibri Light" w:hAnsi="Calibri Light" w:cs="Calibri Light"/>
-          <w:sz w:val="22"/>
-          <w:lang w:eastAsia="ko-KR"/>
-        </w:rPr>
-        <w:t xml:space="preserve">, W., &amp; Jung, Y. (2020) Neural Correlates of Goal-Directed Control in Interest Gaming Disorder and Alcohol Use Disorder, </w:t>
+        <w:t xml:space="preserve">, Ahn, W., &amp; Jung, Y. (2020) Neural Correlates of Goal-Directed Control in Interest Gaming Disorder and Alcohol Use Disorder, </w:t>
       </w:r>
       <w:r>
         <w:rPr>
@@ -3526,43 +3186,7 @@
           <w:sz w:val="22"/>
           <w:lang w:eastAsia="ko-KR"/>
         </w:rPr>
-        <w:t xml:space="preserve">, Kim, H., Yang, J., </w:t>
-      </w:r>
-      <w:proofErr w:type="spellStart"/>
-      <w:r>
-        <w:rPr>
-          <w:rFonts w:ascii="Calibri Light" w:hAnsi="Calibri Light" w:cs="Calibri Light"/>
-          <w:sz w:val="22"/>
-          <w:lang w:eastAsia="ko-KR"/>
-        </w:rPr>
-        <w:t>Hur</w:t>
-      </w:r>
-      <w:proofErr w:type="spellEnd"/>
-      <w:r>
-        <w:rPr>
-          <w:rFonts w:ascii="Calibri Light" w:hAnsi="Calibri Light" w:cs="Calibri Light"/>
-          <w:sz w:val="22"/>
-          <w:lang w:eastAsia="ko-KR"/>
-        </w:rPr>
-        <w:t xml:space="preserve">, J., Lee, T., &amp; </w:t>
-      </w:r>
-      <w:proofErr w:type="spellStart"/>
-      <w:r>
-        <w:rPr>
-          <w:rFonts w:ascii="Calibri Light" w:hAnsi="Calibri Light" w:cs="Calibri Light"/>
-          <w:sz w:val="22"/>
-          <w:lang w:eastAsia="ko-KR"/>
-        </w:rPr>
-        <w:t>Ahn</w:t>
-      </w:r>
-      <w:proofErr w:type="spellEnd"/>
-      <w:r>
-        <w:rPr>
-          <w:rFonts w:ascii="Calibri Light" w:hAnsi="Calibri Light" w:cs="Calibri Light"/>
-          <w:sz w:val="22"/>
-          <w:lang w:eastAsia="ko-KR"/>
-        </w:rPr>
-        <w:t xml:space="preserve">, W. (2019) Identifying behavioral and neural predictors of caffeinated soda intake in childhood using a large database from the ABCD study, </w:t>
+        <w:t xml:space="preserve">, Kim, H., Yang, J., Hur, J., Lee, T., &amp; Ahn, W. (2019) Identifying behavioral and neural predictors of caffeinated soda intake in childhood using a large database from the ABCD study, </w:t>
       </w:r>
       <w:r>
         <w:rPr>
@@ -3649,25 +3273,7 @@
           <w:sz w:val="22"/>
           <w:lang w:eastAsia="ko-KR"/>
         </w:rPr>
-        <w:t xml:space="preserve">., &amp; </w:t>
-      </w:r>
-      <w:proofErr w:type="spellStart"/>
-      <w:r>
-        <w:rPr>
-          <w:rFonts w:ascii="Calibri Light" w:hAnsi="Calibri Light" w:cs="Calibri Light"/>
-          <w:sz w:val="22"/>
-          <w:lang w:eastAsia="ko-KR"/>
-        </w:rPr>
-        <w:t>Ahn</w:t>
-      </w:r>
-      <w:proofErr w:type="spellEnd"/>
-      <w:r>
-        <w:rPr>
-          <w:rFonts w:ascii="Calibri Light" w:hAnsi="Calibri Light" w:cs="Calibri Light"/>
-          <w:sz w:val="22"/>
-          <w:lang w:eastAsia="ko-KR"/>
-        </w:rPr>
-        <w:t xml:space="preserve">, W. (2019) Effects of early life stress and social resources on neurocognitive functions: A large-scale replication study, </w:t>
+        <w:t xml:space="preserve">., &amp; Ahn, W. (2019) Effects of early life stress and social resources on neurocognitive functions: A large-scale replication study, </w:t>
       </w:r>
       <w:r>
         <w:rPr>
@@ -3679,20 +3285,6 @@
         </w:rPr>
         <w:t xml:space="preserve">Society for Research in Psychopathology, New York. </w:t>
       </w:r>
-    </w:p>
-    <w:p>
-      <w:pPr>
-        <w:tabs>
-          <w:tab w:val="right" w:pos="8640"/>
-        </w:tabs>
-        <w:spacing w:after="80"/>
-        <w:ind w:left="567" w:hanging="567"/>
-        <w:rPr>
-          <w:rFonts w:ascii="Lato" w:hAnsi="Lato" w:cstheme="minorHAnsi"/>
-          <w:sz w:val="28"/>
-          <w:szCs w:val="36"/>
-        </w:rPr>
-      </w:pPr>
     </w:p>
     <w:p>
       <w:pPr>
@@ -3706,41 +3298,32 @@
           <w:szCs w:val="26"/>
         </w:rPr>
       </w:pPr>
-      <w:r>
+    </w:p>
+    <w:p>
+      <w:pPr>
+        <w:pStyle w:val="Heading1"/>
         <w:rPr>
           <w:rFonts w:ascii="Lato" w:hAnsi="Lato" w:cstheme="minorHAnsi"/>
           <w:sz w:val="26"/>
           <w:szCs w:val="26"/>
         </w:rPr>
-        <w:br w:type="page"/>
-      </w:r>
-    </w:p>
-    <w:p>
-      <w:pPr>
-        <w:pStyle w:val="Heading1"/>
+      </w:pPr>
+      <w:r>
         <w:rPr>
           <w:rFonts w:ascii="Lato" w:hAnsi="Lato" w:cstheme="minorHAnsi"/>
           <w:sz w:val="26"/>
           <w:szCs w:val="26"/>
         </w:rPr>
-      </w:pPr>
-      <w:r>
+        <w:t>Teaching</w:t>
+      </w:r>
+    </w:p>
+    <w:p>
+      <w:pPr>
+        <w:tabs>
+          <w:tab w:val="right" w:pos="8640"/>
+        </w:tabs>
         <w:rPr>
           <w:rFonts w:ascii="Lato" w:hAnsi="Lato" w:cstheme="minorHAnsi"/>
-          <w:sz w:val="26"/>
-          <w:szCs w:val="26"/>
-        </w:rPr>
-        <w:lastRenderedPageBreak/>
-        <w:t>Teaching</w:t>
-      </w:r>
-    </w:p>
-    <w:p>
-      <w:pPr>
-        <w:tabs>
-          <w:tab w:val="right" w:pos="8640"/>
-        </w:tabs>
-        <w:rPr>
-          <w:rFonts w:ascii="Lato" w:hAnsi="Lato" w:cstheme="minorHAnsi"/>
           <w:sz w:val="20"/>
           <w:szCs w:val="20"/>
         </w:rPr>
@@ -4011,18 +3594,7 @@
           <w:sz w:val="20"/>
           <w:szCs w:val="20"/>
         </w:rPr>
-        <w:t xml:space="preserve">Data collection and statistical analysis for functional </w:t>
-      </w:r>
-      <w:proofErr w:type="gramStart"/>
-      <w:r>
-        <w:rPr>
-          <w:rFonts w:ascii="Calibri Light" w:hAnsi="Calibri Light" w:cs="Calibri Light"/>
-          <w:i/>
-          <w:iCs/>
-          <w:sz w:val="20"/>
-          <w:szCs w:val="20"/>
-        </w:rPr>
-        <w:t xml:space="preserve">MRI  </w:t>
+        <w:t xml:space="preserve">Data collection and statistical analysis for functional MRI  </w:t>
       </w:r>
       <w:r>
         <w:rPr>
@@ -4034,7 +3606,6 @@
         </w:rPr>
         <w:tab/>
       </w:r>
-      <w:proofErr w:type="gramEnd"/>
       <w:r>
         <w:rPr>
           <w:rFonts w:ascii="Calibri Light" w:hAnsi="Calibri Light" w:cs="Calibri Light"/>
@@ -4102,6 +3673,21 @@
           <w:iCs/>
           <w:sz w:val="20"/>
           <w:szCs w:val="20"/>
+          <w:lang w:eastAsia="ko-KR"/>
+        </w:rPr>
+      </w:pPr>
+    </w:p>
+    <w:p>
+      <w:pPr>
+        <w:tabs>
+          <w:tab w:val="right" w:pos="8640"/>
+        </w:tabs>
+        <w:rPr>
+          <w:rFonts w:ascii="Calibri Light" w:hAnsi="Calibri Light" w:cs="Calibri Light"/>
+          <w:i/>
+          <w:iCs/>
+          <w:sz w:val="20"/>
+          <w:szCs w:val="20"/>
         </w:rPr>
       </w:pPr>
       <w:r>
@@ -4202,29 +3788,7 @@
           <w:sz w:val="20"/>
           <w:szCs w:val="20"/>
         </w:rPr>
-        <w:t xml:space="preserve">Reinforcement Learning using the </w:t>
-      </w:r>
-      <w:proofErr w:type="spellStart"/>
-      <w:r>
-        <w:rPr>
-          <w:rFonts w:ascii="Calibri Light" w:hAnsi="Calibri Light" w:cs="Calibri Light"/>
-          <w:i/>
-          <w:iCs/>
-          <w:sz w:val="20"/>
-          <w:szCs w:val="20"/>
-        </w:rPr>
-        <w:t>hBayesDM</w:t>
-      </w:r>
-      <w:proofErr w:type="spellEnd"/>
-      <w:r>
-        <w:rPr>
-          <w:rFonts w:ascii="Calibri Light" w:hAnsi="Calibri Light" w:cs="Calibri Light"/>
-          <w:i/>
-          <w:iCs/>
-          <w:sz w:val="20"/>
-          <w:szCs w:val="20"/>
-        </w:rPr>
-        <w:t xml:space="preserve"> Package</w:t>
+        <w:t>Reinforcement Learning using the hBayesDM Package</w:t>
       </w:r>
       <w:r>
         <w:rPr>
@@ -5278,20 +4842,8 @@
           <w:sz w:val="20"/>
           <w:szCs w:val="20"/>
         </w:rPr>
-        <w:t xml:space="preserve">PI: Professor Woo-Young </w:t>
-      </w:r>
-      <w:proofErr w:type="spellStart"/>
-      <w:r>
-        <w:rPr>
-          <w:rFonts w:ascii="Calibri Light" w:hAnsi="Calibri Light" w:cs="Calibri Light"/>
-          <w:i/>
-          <w:iCs/>
-          <w:sz w:val="20"/>
-          <w:szCs w:val="20"/>
-        </w:rPr>
-        <w:t>Ahn</w:t>
-      </w:r>
-      <w:proofErr w:type="spellEnd"/>
+        <w:t>PI: Professor Woo-Young Ahn</w:t>
+      </w:r>
     </w:p>
     <w:p>
       <w:pPr>
@@ -5326,6 +4878,7 @@
           <w:sz w:val="22"/>
           <w:szCs w:val="22"/>
         </w:rPr>
+        <w:lastRenderedPageBreak/>
         <w:t>Clinical Neuroscience Laboratory,</w:t>
       </w:r>
     </w:p>
@@ -5462,29 +5015,7 @@
           <w:sz w:val="20"/>
           <w:szCs w:val="20"/>
         </w:rPr>
-        <w:t xml:space="preserve">PI: Professor </w:t>
-      </w:r>
-      <w:proofErr w:type="spellStart"/>
-      <w:r>
-        <w:rPr>
-          <w:rFonts w:ascii="Calibri Light" w:hAnsi="Calibri Light" w:cs="Calibri Light"/>
-          <w:i/>
-          <w:iCs/>
-          <w:sz w:val="20"/>
-          <w:szCs w:val="20"/>
-        </w:rPr>
-        <w:t>Jeanyoung</w:t>
-      </w:r>
-      <w:proofErr w:type="spellEnd"/>
-      <w:r>
-        <w:rPr>
-          <w:rFonts w:ascii="Calibri Light" w:hAnsi="Calibri Light" w:cs="Calibri Light"/>
-          <w:i/>
-          <w:iCs/>
-          <w:sz w:val="20"/>
-          <w:szCs w:val="20"/>
-        </w:rPr>
-        <w:t xml:space="preserve"> Chey</w:t>
+        <w:t>PI: Professor Jeanyoung Chey</w:t>
       </w:r>
     </w:p>
     <w:p>
@@ -5517,7 +5048,6 @@
           <w:sz w:val="22"/>
           <w:szCs w:val="22"/>
         </w:rPr>
-        <w:lastRenderedPageBreak/>
         <w:t>Computational Learning &amp; Memory Neuroscience Laboratory,</w:t>
       </w:r>
     </w:p>
@@ -5664,29 +5194,7 @@
           <w:sz w:val="20"/>
           <w:szCs w:val="20"/>
         </w:rPr>
-        <w:t xml:space="preserve">PI: Research Professor </w:t>
-      </w:r>
-      <w:proofErr w:type="spellStart"/>
-      <w:r>
-        <w:rPr>
-          <w:rFonts w:ascii="Calibri Light" w:hAnsi="Calibri Light" w:cs="Calibri Light"/>
-          <w:i/>
-          <w:iCs/>
-          <w:sz w:val="20"/>
-          <w:szCs w:val="20"/>
-        </w:rPr>
-        <w:t>Sungshin</w:t>
-      </w:r>
-      <w:proofErr w:type="spellEnd"/>
-      <w:r>
-        <w:rPr>
-          <w:rFonts w:ascii="Calibri Light" w:hAnsi="Calibri Light" w:cs="Calibri Light"/>
-          <w:i/>
-          <w:iCs/>
-          <w:sz w:val="20"/>
-          <w:szCs w:val="20"/>
-        </w:rPr>
-        <w:t xml:space="preserve"> Kim</w:t>
+        <w:t>PI: Research Professor Sungshin Kim</w:t>
       </w:r>
     </w:p>
     <w:p>
@@ -6905,6 +6413,27 @@
     </w:p>
     <w:p>
       <w:pPr>
+        <w:rPr>
+          <w:rFonts w:ascii="Lato" w:hAnsi="Lato"/>
+        </w:rPr>
+      </w:pPr>
+    </w:p>
+    <w:p>
+      <w:pPr>
+        <w:rPr>
+          <w:rFonts w:ascii="Lato" w:hAnsi="Lato"/>
+        </w:rPr>
+      </w:pPr>
+    </w:p>
+    <w:p>
+      <w:pPr>
+        <w:rPr>
+          <w:rFonts w:ascii="Lato" w:hAnsi="Lato"/>
+        </w:rPr>
+      </w:pPr>
+    </w:p>
+    <w:p>
+      <w:pPr>
         <w:pStyle w:val="Heading1"/>
         <w:rPr>
           <w:rFonts w:ascii="Lato" w:hAnsi="Lato" w:cstheme="minorHAnsi"/>
@@ -6918,6 +6447,7 @@
           <w:sz w:val="26"/>
           <w:szCs w:val="26"/>
         </w:rPr>
+        <w:lastRenderedPageBreak/>
         <w:t>Skills</w:t>
       </w:r>
     </w:p>
@@ -7004,7 +6534,6 @@
         </w:rPr>
         <w:t xml:space="preserve">Stan, </w:t>
       </w:r>
-      <w:proofErr w:type="spellStart"/>
       <w:r>
         <w:rPr>
           <w:rFonts w:ascii="Calibri Light" w:hAnsi="Calibri Light" w:cs="Calibri Light"/>
@@ -7021,7 +6550,6 @@
         </w:rPr>
         <w:t>atlab</w:t>
       </w:r>
-      <w:proofErr w:type="spellEnd"/>
     </w:p>
     <w:p>
       <w:pPr>
@@ -7114,7 +6642,6 @@
         </w:rPr>
         <w:t xml:space="preserve"> SPM, </w:t>
       </w:r>
-      <w:proofErr w:type="spellStart"/>
       <w:r>
         <w:rPr>
           <w:rFonts w:ascii="Calibri Light" w:hAnsi="Calibri Light" w:cs="Calibri Light"/>
@@ -7129,9 +6656,56 @@
           <w:sz w:val="22"/>
           <w:szCs w:val="22"/>
         </w:rPr>
-        <w:t>ilearn</w:t>
-      </w:r>
-      <w:proofErr w:type="spellEnd"/>
+        <w:t xml:space="preserve">ilearn </w:t>
+      </w:r>
+    </w:p>
+    <w:p>
+      <w:pPr>
+        <w:rPr>
+          <w:rFonts w:ascii="Calibri Light" w:hAnsi="Calibri Light" w:cs="Calibri Light"/>
+          <w:sz w:val="22"/>
+          <w:szCs w:val="22"/>
+          <w:lang w:eastAsia="ko-KR"/>
+        </w:rPr>
+      </w:pPr>
+    </w:p>
+    <w:p>
+      <w:pPr>
+        <w:spacing w:line="360" w:lineRule="auto"/>
+        <w:rPr>
+          <w:rFonts w:ascii="Calibri Light" w:hAnsi="Calibri Light" w:cs="Calibri Light"/>
+          <w:sz w:val="22"/>
+          <w:szCs w:val="22"/>
+        </w:rPr>
+      </w:pPr>
+      <w:r>
+        <w:rPr>
+          <w:rFonts w:ascii="Calibri Light" w:hAnsi="Calibri Light" w:cs="Calibri Light"/>
+          <w:b/>
+          <w:bCs/>
+          <w:sz w:val="22"/>
+          <w:szCs w:val="22"/>
+        </w:rPr>
+        <w:t>Languages</w:t>
+      </w:r>
+      <w:r>
+        <w:rPr>
+          <w:rFonts w:ascii="Calibri Light" w:hAnsi="Calibri Light" w:cs="Calibri Light"/>
+          <w:b/>
+          <w:bCs/>
+          <w:sz w:val="22"/>
+          <w:szCs w:val="22"/>
+        </w:rPr>
+        <w:t xml:space="preserve">: </w:t>
+      </w:r>
+      <w:r>
+        <w:rPr>
+          <w:rFonts w:ascii="Calibri Light" w:hAnsi="Calibri Light" w:cs="Calibri Light"/>
+          <w:sz w:val="22"/>
+          <w:szCs w:val="22"/>
+        </w:rPr>
+        <w:t>Korean</w:t>
+      </w:r>
       <w:r>
         <w:rPr>
           <w:rFonts w:ascii="Calibri Light" w:hAnsi="Calibri Light" w:cs="Calibri Light"/>
@@ -7140,16 +6714,14 @@
         </w:rPr>
         <w:t xml:space="preserve"> </w:t>
       </w:r>
-    </w:p>
-    <w:p>
-      <w:pPr>
-        <w:rPr>
-          <w:rFonts w:ascii="Calibri Light" w:hAnsi="Calibri Light" w:cs="Calibri Light"/>
-          <w:sz w:val="22"/>
-          <w:szCs w:val="22"/>
-          <w:lang w:eastAsia="ko-KR"/>
-        </w:rPr>
-      </w:pPr>
+      <w:r>
+        <w:rPr>
+          <w:rFonts w:ascii="Calibri Light" w:hAnsi="Calibri Light" w:cs="Calibri Light"/>
+          <w:sz w:val="22"/>
+          <w:szCs w:val="22"/>
+        </w:rPr>
+        <w:t>(Native), English</w:t>
+      </w:r>
     </w:p>
     <w:p>
       <w:pPr>
@@ -7160,50 +6732,6 @@
           <w:szCs w:val="22"/>
         </w:rPr>
       </w:pPr>
-      <w:r>
-        <w:rPr>
-          <w:rFonts w:ascii="Calibri Light" w:hAnsi="Calibri Light" w:cs="Calibri Light"/>
-          <w:b/>
-          <w:bCs/>
-          <w:sz w:val="22"/>
-          <w:szCs w:val="22"/>
-        </w:rPr>
-        <w:t>Languages</w:t>
-      </w:r>
-      <w:r>
-        <w:rPr>
-          <w:rFonts w:ascii="Calibri Light" w:hAnsi="Calibri Light" w:cs="Calibri Light"/>
-          <w:b/>
-          <w:bCs/>
-          <w:sz w:val="22"/>
-          <w:szCs w:val="22"/>
-        </w:rPr>
-        <w:t xml:space="preserve">: </w:t>
-      </w:r>
-      <w:r>
-        <w:rPr>
-          <w:rFonts w:ascii="Calibri Light" w:hAnsi="Calibri Light" w:cs="Calibri Light"/>
-          <w:sz w:val="22"/>
-          <w:szCs w:val="22"/>
-        </w:rPr>
-        <w:t>Korean</w:t>
-      </w:r>
-      <w:r>
-        <w:rPr>
-          <w:rFonts w:ascii="Calibri Light" w:hAnsi="Calibri Light" w:cs="Calibri Light"/>
-          <w:sz w:val="22"/>
-          <w:szCs w:val="22"/>
-        </w:rPr>
-        <w:t xml:space="preserve"> </w:t>
-      </w:r>
-      <w:r>
-        <w:rPr>
-          <w:rFonts w:ascii="Calibri Light" w:hAnsi="Calibri Light" w:cs="Calibri Light"/>
-          <w:sz w:val="22"/>
-          <w:szCs w:val="22"/>
-        </w:rPr>
-        <w:t>(Native), English</w:t>
-      </w:r>
     </w:p>
     <w:p>
       <w:pPr>
@@ -7220,7 +6748,6 @@
           <w:sz w:val="26"/>
           <w:szCs w:val="26"/>
         </w:rPr>
-        <w:lastRenderedPageBreak/>
         <w:t>References</w:t>
       </w:r>
     </w:p>
@@ -7249,20 +6776,8 @@
           <w:sz w:val="22"/>
           <w:szCs w:val="22"/>
         </w:rPr>
-        <w:t xml:space="preserve">Professor Woo-Young </w:t>
-      </w:r>
-      <w:proofErr w:type="spellStart"/>
-      <w:r>
-        <w:rPr>
-          <w:rFonts w:ascii="Calibri Light" w:hAnsi="Calibri Light" w:cs="Calibri Light"/>
-          <w:b/>
-          <w:bCs/>
-          <w:sz w:val="22"/>
-          <w:szCs w:val="22"/>
-        </w:rPr>
-        <w:t>Ahn</w:t>
-      </w:r>
-      <w:proofErr w:type="spellEnd"/>
+        <w:t>Professor Woo-Young Ahn</w:t>
+      </w:r>
     </w:p>
     <w:p>
       <w:pPr>
@@ -7408,7 +6923,7 @@
           <w:sz w:val="20"/>
           <w:szCs w:val="20"/>
         </w:rPr>
-        <w:t>3</w:t>
+        <w:t>4</w:t>
       </w:r>
       <w:r>
         <w:rPr>
@@ -7438,7 +6953,7 @@
           <w:sz w:val="20"/>
           <w:szCs w:val="20"/>
         </w:rPr>
-        <w:t>9</w:t>
+        <w:t>6</w:t>
       </w:r>
       <w:r>
         <w:rPr>

--- a/files/CV_minakwon.docx
+++ b/files/CV_minakwon.docx
@@ -355,6 +355,7 @@
         </w:rPr>
         <w:tab/>
       </w:r>
+      <w:proofErr w:type="spellStart"/>
       <w:r>
         <w:rPr>
           <w:rFonts w:ascii="Calibri Light" w:hAnsi="Calibri Light" w:cs="Calibri Light"/>
@@ -363,6 +364,7 @@
         </w:rPr>
         <w:t>Chicago</w:t>
       </w:r>
+      <w:proofErr w:type="spellEnd"/>
       <w:r>
         <w:rPr>
           <w:rFonts w:ascii="Calibri Light" w:hAnsi="Calibri Light" w:cs="Calibri Light"/>
@@ -706,8 +708,20 @@
           <w:sz w:val="20"/>
           <w:szCs w:val="20"/>
         </w:rPr>
-        <w:t>- Advisor: Professor Woo-Young Ahn</w:t>
-      </w:r>
+        <w:t xml:space="preserve">- Advisor: Professor Woo-Young </w:t>
+      </w:r>
+      <w:proofErr w:type="spellStart"/>
+      <w:r>
+        <w:rPr>
+          <w:rFonts w:ascii="Calibri Light" w:hAnsi="Calibri Light" w:cs="Calibri Light"/>
+          <w:i/>
+          <w:iCs/>
+          <w:sz w:val="20"/>
+          <w:szCs w:val="20"/>
+        </w:rPr>
+        <w:t>Ahn</w:t>
+      </w:r>
+      <w:proofErr w:type="spellEnd"/>
     </w:p>
     <w:p>
       <w:pPr>
@@ -921,8 +935,20 @@
           <w:sz w:val="20"/>
           <w:szCs w:val="20"/>
         </w:rPr>
-        <w:t>- Advisor: Professor Woo-Young Ahn</w:t>
-      </w:r>
+        <w:t xml:space="preserve">- Advisor: Professor Woo-Young </w:t>
+      </w:r>
+      <w:proofErr w:type="spellStart"/>
+      <w:r>
+        <w:rPr>
+          <w:rFonts w:ascii="Calibri Light" w:hAnsi="Calibri Light" w:cs="Calibri Light"/>
+          <w:i/>
+          <w:iCs/>
+          <w:sz w:val="20"/>
+          <w:szCs w:val="20"/>
+        </w:rPr>
+        <w:t>Ahn</w:t>
+      </w:r>
+      <w:proofErr w:type="spellEnd"/>
     </w:p>
     <w:p>
       <w:pPr>
@@ -1220,13 +1246,23 @@
         </w:rPr>
         <w:tab/>
       </w:r>
-      <w:r>
-        <w:rPr>
-          <w:rFonts w:ascii="Calibri Light" w:hAnsi="Calibri Light" w:cs="Calibri Light"/>
-          <w:sz w:val="20"/>
-          <w:szCs w:val="20"/>
-        </w:rPr>
-        <w:t>StonyBrook, NY</w:t>
+      <w:proofErr w:type="spellStart"/>
+      <w:r>
+        <w:rPr>
+          <w:rFonts w:ascii="Calibri Light" w:hAnsi="Calibri Light" w:cs="Calibri Light"/>
+          <w:sz w:val="20"/>
+          <w:szCs w:val="20"/>
+        </w:rPr>
+        <w:t>StonyBrook</w:t>
+      </w:r>
+      <w:proofErr w:type="spellEnd"/>
+      <w:r>
+        <w:rPr>
+          <w:rFonts w:ascii="Calibri Light" w:hAnsi="Calibri Light" w:cs="Calibri Light"/>
+          <w:sz w:val="20"/>
+          <w:szCs w:val="20"/>
+        </w:rPr>
+        <w:t>, NY</w:t>
       </w:r>
     </w:p>
     <w:p>
@@ -1420,7 +1456,25 @@
           <w:sz w:val="22"/>
           <w:lang w:eastAsia="ko-KR"/>
         </w:rPr>
-        <w:t>ark, H., Ahn, W.</w:t>
+        <w:t xml:space="preserve">ark, H., </w:t>
+      </w:r>
+      <w:proofErr w:type="spellStart"/>
+      <w:r>
+        <w:rPr>
+          <w:rFonts w:ascii="Calibri Light" w:hAnsi="Calibri Light" w:cs="Calibri Light"/>
+          <w:sz w:val="22"/>
+          <w:lang w:eastAsia="ko-KR"/>
+        </w:rPr>
+        <w:t>Ahn</w:t>
+      </w:r>
+      <w:proofErr w:type="spellEnd"/>
+      <w:r>
+        <w:rPr>
+          <w:rFonts w:ascii="Calibri Light" w:hAnsi="Calibri Light" w:cs="Calibri Light"/>
+          <w:sz w:val="22"/>
+          <w:lang w:eastAsia="ko-KR"/>
+        </w:rPr>
+        <w:t>, W.</w:t>
       </w:r>
       <w:r>
         <w:rPr>
@@ -1566,13 +1620,41 @@
         </w:rPr>
         <w:t xml:space="preserve">Lee, Y., </w:t>
       </w:r>
-      <w:r>
-        <w:rPr>
-          <w:rFonts w:ascii="Calibri Light" w:hAnsi="Calibri Light" w:cs="Calibri Light"/>
-          <w:sz w:val="22"/>
-          <w:lang w:eastAsia="ko-KR"/>
-        </w:rPr>
-        <w:t>Hur, J., Lee, T.-H., &amp; Ahn, W.-Y. (</w:t>
+      <w:proofErr w:type="spellStart"/>
+      <w:r>
+        <w:rPr>
+          <w:rFonts w:ascii="Calibri Light" w:hAnsi="Calibri Light" w:cs="Calibri Light"/>
+          <w:sz w:val="22"/>
+          <w:lang w:eastAsia="ko-KR"/>
+        </w:rPr>
+        <w:t>Hur</w:t>
+      </w:r>
+      <w:proofErr w:type="spellEnd"/>
+      <w:r>
+        <w:rPr>
+          <w:rFonts w:ascii="Calibri Light" w:hAnsi="Calibri Light" w:cs="Calibri Light"/>
+          <w:sz w:val="22"/>
+          <w:lang w:eastAsia="ko-KR"/>
+        </w:rPr>
+        <w:t xml:space="preserve">, J., Lee, T.-H., &amp; </w:t>
+      </w:r>
+      <w:proofErr w:type="spellStart"/>
+      <w:r>
+        <w:rPr>
+          <w:rFonts w:ascii="Calibri Light" w:hAnsi="Calibri Light" w:cs="Calibri Light"/>
+          <w:sz w:val="22"/>
+          <w:lang w:eastAsia="ko-KR"/>
+        </w:rPr>
+        <w:t>Ahn</w:t>
+      </w:r>
+      <w:proofErr w:type="spellEnd"/>
+      <w:r>
+        <w:rPr>
+          <w:rFonts w:ascii="Calibri Light" w:hAnsi="Calibri Light" w:cs="Calibri Light"/>
+          <w:sz w:val="22"/>
+          <w:lang w:eastAsia="ko-KR"/>
+        </w:rPr>
+        <w:t>, W.-Y. (</w:t>
       </w:r>
       <w:r>
         <w:rPr>
@@ -1707,7 +1789,25 @@
           <w:sz w:val="22"/>
           <w:lang w:eastAsia="ko-KR"/>
         </w:rPr>
-        <w:t>., &amp; Ahn, W.-Y. (</w:t>
+        <w:t xml:space="preserve">., &amp; </w:t>
+      </w:r>
+      <w:proofErr w:type="spellStart"/>
+      <w:r>
+        <w:rPr>
+          <w:rFonts w:ascii="Calibri Light" w:hAnsi="Calibri Light" w:cs="Calibri Light"/>
+          <w:sz w:val="22"/>
+          <w:lang w:eastAsia="ko-KR"/>
+        </w:rPr>
+        <w:t>Ahn</w:t>
+      </w:r>
+      <w:proofErr w:type="spellEnd"/>
+      <w:r>
+        <w:rPr>
+          <w:rFonts w:ascii="Calibri Light" w:hAnsi="Calibri Light" w:cs="Calibri Light"/>
+          <w:sz w:val="22"/>
+          <w:lang w:eastAsia="ko-KR"/>
+        </w:rPr>
+        <w:t>, W.-Y. (</w:t>
       </w:r>
       <w:r>
         <w:rPr>
@@ -1838,13 +1938,23 @@
         </w:rPr>
         <w:t xml:space="preserve">Kim, H., </w:t>
       </w:r>
-      <w:r>
-        <w:rPr>
-          <w:rFonts w:ascii="Calibri Light" w:hAnsi="Calibri Light" w:cs="Calibri Light"/>
-          <w:sz w:val="22"/>
-          <w:lang w:eastAsia="ko-KR"/>
-        </w:rPr>
-        <w:t xml:space="preserve">Hur, J. K., </w:t>
+      <w:proofErr w:type="spellStart"/>
+      <w:r>
+        <w:rPr>
+          <w:rFonts w:ascii="Calibri Light" w:hAnsi="Calibri Light" w:cs="Calibri Light"/>
+          <w:sz w:val="22"/>
+          <w:lang w:eastAsia="ko-KR"/>
+        </w:rPr>
+        <w:t>Hur</w:t>
+      </w:r>
+      <w:proofErr w:type="spellEnd"/>
+      <w:r>
+        <w:rPr>
+          <w:rFonts w:ascii="Calibri Light" w:hAnsi="Calibri Light" w:cs="Calibri Light"/>
+          <w:sz w:val="22"/>
+          <w:lang w:eastAsia="ko-KR"/>
+        </w:rPr>
+        <w:t xml:space="preserve">, J. K., </w:t>
       </w:r>
       <w:r>
         <w:rPr>
@@ -1862,7 +1972,43 @@
           <w:sz w:val="22"/>
           <w:lang w:eastAsia="ko-KR"/>
         </w:rPr>
-        <w:t xml:space="preserve">, Kim, S., Zoh, Y., &amp; Ahn, W.-Y </w:t>
+        <w:t xml:space="preserve">, Kim, S., </w:t>
+      </w:r>
+      <w:proofErr w:type="spellStart"/>
+      <w:r>
+        <w:rPr>
+          <w:rFonts w:ascii="Calibri Light" w:hAnsi="Calibri Light" w:cs="Calibri Light"/>
+          <w:sz w:val="22"/>
+          <w:lang w:eastAsia="ko-KR"/>
+        </w:rPr>
+        <w:t>Zoh</w:t>
+      </w:r>
+      <w:proofErr w:type="spellEnd"/>
+      <w:r>
+        <w:rPr>
+          <w:rFonts w:ascii="Calibri Light" w:hAnsi="Calibri Light" w:cs="Calibri Light"/>
+          <w:sz w:val="22"/>
+          <w:lang w:eastAsia="ko-KR"/>
+        </w:rPr>
+        <w:t xml:space="preserve">, Y., &amp; </w:t>
+      </w:r>
+      <w:proofErr w:type="spellStart"/>
+      <w:r>
+        <w:rPr>
+          <w:rFonts w:ascii="Calibri Light" w:hAnsi="Calibri Light" w:cs="Calibri Light"/>
+          <w:sz w:val="22"/>
+          <w:lang w:eastAsia="ko-KR"/>
+        </w:rPr>
+        <w:t>Ahn</w:t>
+      </w:r>
+      <w:proofErr w:type="spellEnd"/>
+      <w:r>
+        <w:rPr>
+          <w:rFonts w:ascii="Calibri Light" w:hAnsi="Calibri Light" w:cs="Calibri Light"/>
+          <w:sz w:val="22"/>
+          <w:lang w:eastAsia="ko-KR"/>
+        </w:rPr>
+        <w:t xml:space="preserve">, W.-Y </w:t>
       </w:r>
       <w:r>
         <w:rPr>
@@ -2044,7 +2190,43 @@
           <w:sz w:val="22"/>
           <w:lang w:eastAsia="ko-KR"/>
         </w:rPr>
-        <w:t xml:space="preserve">., Lee, J.-H., Kim, H., Lee, E., Im, J.J., Doh, H., Yang, J., Pitt, M.A., Myung, J.I., Park, H., Joh, H., &amp; Ahn, W.-Y. (2023) Multi-modal prediction of successful smoking cessation: Insights from neural, computational, and ecological momentary assessments data, </w:t>
+        <w:t xml:space="preserve">., Lee, J.-H., Kim, H., Lee, E., </w:t>
+      </w:r>
+      <w:proofErr w:type="spellStart"/>
+      <w:r>
+        <w:rPr>
+          <w:rFonts w:ascii="Calibri Light" w:hAnsi="Calibri Light" w:cs="Calibri Light"/>
+          <w:sz w:val="22"/>
+          <w:lang w:eastAsia="ko-KR"/>
+        </w:rPr>
+        <w:t>Im</w:t>
+      </w:r>
+      <w:proofErr w:type="spellEnd"/>
+      <w:r>
+        <w:rPr>
+          <w:rFonts w:ascii="Calibri Light" w:hAnsi="Calibri Light" w:cs="Calibri Light"/>
+          <w:sz w:val="22"/>
+          <w:lang w:eastAsia="ko-KR"/>
+        </w:rPr>
+        <w:t xml:space="preserve">, J.J., Doh, H., Yang, J., Pitt, M.A., Myung, J.I., Park, H., Joh, H., &amp; </w:t>
+      </w:r>
+      <w:proofErr w:type="spellStart"/>
+      <w:r>
+        <w:rPr>
+          <w:rFonts w:ascii="Calibri Light" w:hAnsi="Calibri Light" w:cs="Calibri Light"/>
+          <w:sz w:val="22"/>
+          <w:lang w:eastAsia="ko-KR"/>
+        </w:rPr>
+        <w:t>Ahn</w:t>
+      </w:r>
+      <w:proofErr w:type="spellEnd"/>
+      <w:r>
+        <w:rPr>
+          <w:rFonts w:ascii="Calibri Light" w:hAnsi="Calibri Light" w:cs="Calibri Light"/>
+          <w:sz w:val="22"/>
+          <w:lang w:eastAsia="ko-KR"/>
+        </w:rPr>
+        <w:t xml:space="preserve">, W.-Y. (2023) Multi-modal prediction of successful smoking cessation: Insights from neural, computational, and ecological momentary assessments data, </w:t>
       </w:r>
       <w:r>
         <w:rPr>
@@ -2138,7 +2320,25 @@
           <w:sz w:val="22"/>
           <w:lang w:eastAsia="ko-KR"/>
         </w:rPr>
-        <w:t>ark, H., Ahn, W.</w:t>
+        <w:t xml:space="preserve">ark, H., </w:t>
+      </w:r>
+      <w:proofErr w:type="spellStart"/>
+      <w:r>
+        <w:rPr>
+          <w:rFonts w:ascii="Calibri Light" w:hAnsi="Calibri Light" w:cs="Calibri Light"/>
+          <w:sz w:val="22"/>
+          <w:lang w:eastAsia="ko-KR"/>
+        </w:rPr>
+        <w:t>Ahn</w:t>
+      </w:r>
+      <w:proofErr w:type="spellEnd"/>
+      <w:r>
+        <w:rPr>
+          <w:rFonts w:ascii="Calibri Light" w:hAnsi="Calibri Light" w:cs="Calibri Light"/>
+          <w:sz w:val="22"/>
+          <w:lang w:eastAsia="ko-KR"/>
+        </w:rPr>
+        <w:t>, W.</w:t>
       </w:r>
       <w:r>
         <w:rPr>
@@ -2293,13 +2493,57 @@
         </w:rPr>
         <w:t xml:space="preserve">Lee, Y., </w:t>
       </w:r>
-      <w:r>
-        <w:rPr>
-          <w:rFonts w:ascii="Calibri Light" w:hAnsi="Calibri Light" w:cs="Calibri Light"/>
-          <w:sz w:val="22"/>
-          <w:lang w:eastAsia="ko-KR"/>
-        </w:rPr>
-        <w:t xml:space="preserve">Hur, J., Lee, T.-H., &amp; Ahn, W.-Y. </w:t>
+      <w:proofErr w:type="spellStart"/>
+      <w:r>
+        <w:rPr>
+          <w:rFonts w:ascii="Calibri Light" w:hAnsi="Calibri Light" w:cs="Calibri Light"/>
+          <w:sz w:val="22"/>
+          <w:lang w:eastAsia="ko-KR"/>
+        </w:rPr>
+        <w:t>Hur</w:t>
+      </w:r>
+      <w:proofErr w:type="spellEnd"/>
+      <w:r>
+        <w:rPr>
+          <w:rFonts w:ascii="Calibri Light" w:hAnsi="Calibri Light" w:cs="Calibri Light"/>
+          <w:sz w:val="22"/>
+          <w:lang w:eastAsia="ko-KR"/>
+        </w:rPr>
+        <w:t xml:space="preserve">, J., Lee, T.-H., </w:t>
+      </w:r>
+      <w:r>
+        <w:rPr>
+          <w:rFonts w:ascii="Calibri Light" w:hAnsi="Calibri Light" w:cs="Calibri Light"/>
+          <w:sz w:val="22"/>
+          <w:lang w:eastAsia="ko-KR"/>
+        </w:rPr>
+        <w:t xml:space="preserve">Bjork, J.M., </w:t>
+      </w:r>
+      <w:r>
+        <w:rPr>
+          <w:rFonts w:ascii="Calibri Light" w:hAnsi="Calibri Light" w:cs="Calibri Light"/>
+          <w:sz w:val="22"/>
+          <w:lang w:eastAsia="ko-KR"/>
+        </w:rPr>
+        <w:t xml:space="preserve">&amp; </w:t>
+      </w:r>
+      <w:proofErr w:type="spellStart"/>
+      <w:r>
+        <w:rPr>
+          <w:rFonts w:ascii="Calibri Light" w:hAnsi="Calibri Light" w:cs="Calibri Light"/>
+          <w:sz w:val="22"/>
+          <w:lang w:eastAsia="ko-KR"/>
+        </w:rPr>
+        <w:t>Ahn</w:t>
+      </w:r>
+      <w:proofErr w:type="spellEnd"/>
+      <w:r>
+        <w:rPr>
+          <w:rFonts w:ascii="Calibri Light" w:hAnsi="Calibri Light" w:cs="Calibri Light"/>
+          <w:sz w:val="22"/>
+          <w:lang w:eastAsia="ko-KR"/>
+        </w:rPr>
+        <w:t xml:space="preserve">, W.-Y. </w:t>
       </w:r>
       <w:r>
         <w:rPr>
@@ -2417,7 +2661,25 @@
           <w:sz w:val="22"/>
           <w:lang w:eastAsia="ko-KR"/>
         </w:rPr>
-        <w:t>ark, H., Ahn, W.</w:t>
+        <w:t xml:space="preserve">ark, H., </w:t>
+      </w:r>
+      <w:proofErr w:type="spellStart"/>
+      <w:r>
+        <w:rPr>
+          <w:rFonts w:ascii="Calibri Light" w:hAnsi="Calibri Light" w:cs="Calibri Light"/>
+          <w:sz w:val="22"/>
+          <w:lang w:eastAsia="ko-KR"/>
+        </w:rPr>
+        <w:t>Ahn</w:t>
+      </w:r>
+      <w:proofErr w:type="spellEnd"/>
+      <w:r>
+        <w:rPr>
+          <w:rFonts w:ascii="Calibri Light" w:hAnsi="Calibri Light" w:cs="Calibri Light"/>
+          <w:sz w:val="22"/>
+          <w:lang w:eastAsia="ko-KR"/>
+        </w:rPr>
+        <w:t>, W.</w:t>
       </w:r>
       <w:r>
         <w:rPr>
@@ -2614,13 +2876,41 @@
         </w:rPr>
         <w:t xml:space="preserve">Lee, Y., </w:t>
       </w:r>
-      <w:r>
-        <w:rPr>
-          <w:rFonts w:ascii="Calibri Light" w:hAnsi="Calibri Light" w:cs="Calibri Light"/>
-          <w:sz w:val="22"/>
-          <w:lang w:eastAsia="ko-KR"/>
-        </w:rPr>
-        <w:t>Hur, J., Lee, T., &amp; Ahn, W. (</w:t>
+      <w:proofErr w:type="spellStart"/>
+      <w:r>
+        <w:rPr>
+          <w:rFonts w:ascii="Calibri Light" w:hAnsi="Calibri Light" w:cs="Calibri Light"/>
+          <w:sz w:val="22"/>
+          <w:lang w:eastAsia="ko-KR"/>
+        </w:rPr>
+        <w:t>Hur</w:t>
+      </w:r>
+      <w:proofErr w:type="spellEnd"/>
+      <w:r>
+        <w:rPr>
+          <w:rFonts w:ascii="Calibri Light" w:hAnsi="Calibri Light" w:cs="Calibri Light"/>
+          <w:sz w:val="22"/>
+          <w:lang w:eastAsia="ko-KR"/>
+        </w:rPr>
+        <w:t xml:space="preserve">, J., Lee, T., &amp; </w:t>
+      </w:r>
+      <w:proofErr w:type="spellStart"/>
+      <w:r>
+        <w:rPr>
+          <w:rFonts w:ascii="Calibri Light" w:hAnsi="Calibri Light" w:cs="Calibri Light"/>
+          <w:sz w:val="22"/>
+          <w:lang w:eastAsia="ko-KR"/>
+        </w:rPr>
+        <w:t>Ahn</w:t>
+      </w:r>
+      <w:proofErr w:type="spellEnd"/>
+      <w:r>
+        <w:rPr>
+          <w:rFonts w:ascii="Calibri Light" w:hAnsi="Calibri Light" w:cs="Calibri Light"/>
+          <w:sz w:val="22"/>
+          <w:lang w:eastAsia="ko-KR"/>
+        </w:rPr>
+        <w:t>, W. (</w:t>
       </w:r>
       <w:r>
         <w:rPr>
@@ -2638,13 +2928,23 @@
         </w:rPr>
         <w:t xml:space="preserve">) </w:t>
       </w:r>
-      <w:r>
-        <w:rPr>
-          <w:rFonts w:ascii="Calibri Light" w:hAnsi="Calibri Light" w:cs="Calibri Light"/>
-          <w:sz w:val="22"/>
-          <w:lang w:eastAsia="ko-KR"/>
-        </w:rPr>
-        <w:t>Neuroforecasting exceeds self-reports in predicting cosmetic sales: an fMRI study</w:t>
+      <w:proofErr w:type="spellStart"/>
+      <w:r>
+        <w:rPr>
+          <w:rFonts w:ascii="Calibri Light" w:hAnsi="Calibri Light" w:cs="Calibri Light"/>
+          <w:sz w:val="22"/>
+          <w:lang w:eastAsia="ko-KR"/>
+        </w:rPr>
+        <w:t>Neuroforecasting</w:t>
+      </w:r>
+      <w:proofErr w:type="spellEnd"/>
+      <w:r>
+        <w:rPr>
+          <w:rFonts w:ascii="Calibri Light" w:hAnsi="Calibri Light" w:cs="Calibri Light"/>
+          <w:sz w:val="22"/>
+          <w:lang w:eastAsia="ko-KR"/>
+        </w:rPr>
+        <w:t xml:space="preserve"> exceeds self-reports in predicting cosmetic sales: an fMRI study</w:t>
       </w:r>
       <w:r>
         <w:rPr>
@@ -2747,13 +3047,41 @@
         </w:rPr>
         <w:t xml:space="preserve">Lee, Y., </w:t>
       </w:r>
-      <w:r>
-        <w:rPr>
-          <w:rFonts w:ascii="Calibri Light" w:hAnsi="Calibri Light" w:cs="Calibri Light"/>
-          <w:sz w:val="22"/>
-          <w:lang w:eastAsia="ko-KR"/>
-        </w:rPr>
-        <w:t>Hur, J., Lee, T., &amp; Ahn, W. (</w:t>
+      <w:proofErr w:type="spellStart"/>
+      <w:r>
+        <w:rPr>
+          <w:rFonts w:ascii="Calibri Light" w:hAnsi="Calibri Light" w:cs="Calibri Light"/>
+          <w:sz w:val="22"/>
+          <w:lang w:eastAsia="ko-KR"/>
+        </w:rPr>
+        <w:t>Hur</w:t>
+      </w:r>
+      <w:proofErr w:type="spellEnd"/>
+      <w:r>
+        <w:rPr>
+          <w:rFonts w:ascii="Calibri Light" w:hAnsi="Calibri Light" w:cs="Calibri Light"/>
+          <w:sz w:val="22"/>
+          <w:lang w:eastAsia="ko-KR"/>
+        </w:rPr>
+        <w:t xml:space="preserve">, J., Lee, T., &amp; </w:t>
+      </w:r>
+      <w:proofErr w:type="spellStart"/>
+      <w:r>
+        <w:rPr>
+          <w:rFonts w:ascii="Calibri Light" w:hAnsi="Calibri Light" w:cs="Calibri Light"/>
+          <w:sz w:val="22"/>
+          <w:lang w:eastAsia="ko-KR"/>
+        </w:rPr>
+        <w:t>Ahn</w:t>
+      </w:r>
+      <w:proofErr w:type="spellEnd"/>
+      <w:r>
+        <w:rPr>
+          <w:rFonts w:ascii="Calibri Light" w:hAnsi="Calibri Light" w:cs="Calibri Light"/>
+          <w:sz w:val="22"/>
+          <w:lang w:eastAsia="ko-KR"/>
+        </w:rPr>
+        <w:t>, W. (</w:t>
       </w:r>
       <w:r>
         <w:rPr>
@@ -2956,13 +3284,23 @@
         </w:rPr>
         <w:t xml:space="preserve">&amp; </w:t>
       </w:r>
-      <w:r>
-        <w:rPr>
-          <w:rFonts w:ascii="Calibri Light" w:hAnsi="Calibri Light" w:cs="Calibri Light"/>
-          <w:sz w:val="22"/>
-          <w:lang w:eastAsia="ko-KR"/>
-        </w:rPr>
-        <w:t>Ahn, W. (202</w:t>
+      <w:proofErr w:type="spellStart"/>
+      <w:r>
+        <w:rPr>
+          <w:rFonts w:ascii="Calibri Light" w:hAnsi="Calibri Light" w:cs="Calibri Light"/>
+          <w:sz w:val="22"/>
+          <w:lang w:eastAsia="ko-KR"/>
+        </w:rPr>
+        <w:t>Ahn</w:t>
+      </w:r>
+      <w:proofErr w:type="spellEnd"/>
+      <w:r>
+        <w:rPr>
+          <w:rFonts w:ascii="Calibri Light" w:hAnsi="Calibri Light" w:cs="Calibri Light"/>
+          <w:sz w:val="22"/>
+          <w:lang w:eastAsia="ko-KR"/>
+        </w:rPr>
+        <w:t>, W. (202</w:t>
       </w:r>
       <w:r>
         <w:rPr>
@@ -3104,7 +3442,25 @@
           <w:sz w:val="22"/>
           <w:lang w:eastAsia="ko-KR"/>
         </w:rPr>
-        <w:t xml:space="preserve">, Ahn, W., &amp; Jung, Y. (2020) Neural Correlates of Goal-Directed Control in Interest Gaming Disorder and Alcohol Use Disorder, </w:t>
+        <w:t xml:space="preserve">, </w:t>
+      </w:r>
+      <w:proofErr w:type="spellStart"/>
+      <w:r>
+        <w:rPr>
+          <w:rFonts w:ascii="Calibri Light" w:hAnsi="Calibri Light" w:cs="Calibri Light"/>
+          <w:sz w:val="22"/>
+          <w:lang w:eastAsia="ko-KR"/>
+        </w:rPr>
+        <w:t>Ahn</w:t>
+      </w:r>
+      <w:proofErr w:type="spellEnd"/>
+      <w:r>
+        <w:rPr>
+          <w:rFonts w:ascii="Calibri Light" w:hAnsi="Calibri Light" w:cs="Calibri Light"/>
+          <w:sz w:val="22"/>
+          <w:lang w:eastAsia="ko-KR"/>
+        </w:rPr>
+        <w:t xml:space="preserve">, W., &amp; Jung, Y. (2020) Neural Correlates of Goal-Directed Control in Interest Gaming Disorder and Alcohol Use Disorder, </w:t>
       </w:r>
       <w:r>
         <w:rPr>
@@ -3186,7 +3542,43 @@
           <w:sz w:val="22"/>
           <w:lang w:eastAsia="ko-KR"/>
         </w:rPr>
-        <w:t xml:space="preserve">, Kim, H., Yang, J., Hur, J., Lee, T., &amp; Ahn, W. (2019) Identifying behavioral and neural predictors of caffeinated soda intake in childhood using a large database from the ABCD study, </w:t>
+        <w:t xml:space="preserve">, Kim, H., Yang, J., </w:t>
+      </w:r>
+      <w:proofErr w:type="spellStart"/>
+      <w:r>
+        <w:rPr>
+          <w:rFonts w:ascii="Calibri Light" w:hAnsi="Calibri Light" w:cs="Calibri Light"/>
+          <w:sz w:val="22"/>
+          <w:lang w:eastAsia="ko-KR"/>
+        </w:rPr>
+        <w:t>Hur</w:t>
+      </w:r>
+      <w:proofErr w:type="spellEnd"/>
+      <w:r>
+        <w:rPr>
+          <w:rFonts w:ascii="Calibri Light" w:hAnsi="Calibri Light" w:cs="Calibri Light"/>
+          <w:sz w:val="22"/>
+          <w:lang w:eastAsia="ko-KR"/>
+        </w:rPr>
+        <w:t xml:space="preserve">, J., Lee, T., &amp; </w:t>
+      </w:r>
+      <w:proofErr w:type="spellStart"/>
+      <w:r>
+        <w:rPr>
+          <w:rFonts w:ascii="Calibri Light" w:hAnsi="Calibri Light" w:cs="Calibri Light"/>
+          <w:sz w:val="22"/>
+          <w:lang w:eastAsia="ko-KR"/>
+        </w:rPr>
+        <w:t>Ahn</w:t>
+      </w:r>
+      <w:proofErr w:type="spellEnd"/>
+      <w:r>
+        <w:rPr>
+          <w:rFonts w:ascii="Calibri Light" w:hAnsi="Calibri Light" w:cs="Calibri Light"/>
+          <w:sz w:val="22"/>
+          <w:lang w:eastAsia="ko-KR"/>
+        </w:rPr>
+        <w:t xml:space="preserve">, W. (2019) Identifying behavioral and neural predictors of caffeinated soda intake in childhood using a large database from the ABCD study, </w:t>
       </w:r>
       <w:r>
         <w:rPr>
@@ -3273,7 +3665,25 @@
           <w:sz w:val="22"/>
           <w:lang w:eastAsia="ko-KR"/>
         </w:rPr>
-        <w:t xml:space="preserve">., &amp; Ahn, W. (2019) Effects of early life stress and social resources on neurocognitive functions: A large-scale replication study, </w:t>
+        <w:t xml:space="preserve">., &amp; </w:t>
+      </w:r>
+      <w:proofErr w:type="spellStart"/>
+      <w:r>
+        <w:rPr>
+          <w:rFonts w:ascii="Calibri Light" w:hAnsi="Calibri Light" w:cs="Calibri Light"/>
+          <w:sz w:val="22"/>
+          <w:lang w:eastAsia="ko-KR"/>
+        </w:rPr>
+        <w:t>Ahn</w:t>
+      </w:r>
+      <w:proofErr w:type="spellEnd"/>
+      <w:r>
+        <w:rPr>
+          <w:rFonts w:ascii="Calibri Light" w:hAnsi="Calibri Light" w:cs="Calibri Light"/>
+          <w:sz w:val="22"/>
+          <w:lang w:eastAsia="ko-KR"/>
+        </w:rPr>
+        <w:t xml:space="preserve">, W. (2019) Effects of early life stress and social resources on neurocognitive functions: A large-scale replication study, </w:t>
       </w:r>
       <w:r>
         <w:rPr>
@@ -3594,7 +4004,18 @@
           <w:sz w:val="20"/>
           <w:szCs w:val="20"/>
         </w:rPr>
-        <w:t xml:space="preserve">Data collection and statistical analysis for functional MRI  </w:t>
+        <w:t xml:space="preserve">Data collection and statistical analysis for functional </w:t>
+      </w:r>
+      <w:proofErr w:type="gramStart"/>
+      <w:r>
+        <w:rPr>
+          <w:rFonts w:ascii="Calibri Light" w:hAnsi="Calibri Light" w:cs="Calibri Light"/>
+          <w:i/>
+          <w:iCs/>
+          <w:sz w:val="20"/>
+          <w:szCs w:val="20"/>
+        </w:rPr>
+        <w:t xml:space="preserve">MRI  </w:t>
       </w:r>
       <w:r>
         <w:rPr>
@@ -3606,6 +4027,7 @@
         </w:rPr>
         <w:tab/>
       </w:r>
+      <w:proofErr w:type="gramEnd"/>
       <w:r>
         <w:rPr>
           <w:rFonts w:ascii="Calibri Light" w:hAnsi="Calibri Light" w:cs="Calibri Light"/>
@@ -3788,7 +4210,29 @@
           <w:sz w:val="20"/>
           <w:szCs w:val="20"/>
         </w:rPr>
-        <w:t>Reinforcement Learning using the hBayesDM Package</w:t>
+        <w:t xml:space="preserve">Reinforcement Learning using the </w:t>
+      </w:r>
+      <w:proofErr w:type="spellStart"/>
+      <w:r>
+        <w:rPr>
+          <w:rFonts w:ascii="Calibri Light" w:hAnsi="Calibri Light" w:cs="Calibri Light"/>
+          <w:i/>
+          <w:iCs/>
+          <w:sz w:val="20"/>
+          <w:szCs w:val="20"/>
+        </w:rPr>
+        <w:t>hBayesDM</w:t>
+      </w:r>
+      <w:proofErr w:type="spellEnd"/>
+      <w:r>
+        <w:rPr>
+          <w:rFonts w:ascii="Calibri Light" w:hAnsi="Calibri Light" w:cs="Calibri Light"/>
+          <w:i/>
+          <w:iCs/>
+          <w:sz w:val="20"/>
+          <w:szCs w:val="20"/>
+        </w:rPr>
+        <w:t xml:space="preserve"> Package</w:t>
       </w:r>
       <w:r>
         <w:rPr>
@@ -4842,8 +5286,20 @@
           <w:sz w:val="20"/>
           <w:szCs w:val="20"/>
         </w:rPr>
-        <w:t>PI: Professor Woo-Young Ahn</w:t>
-      </w:r>
+        <w:t xml:space="preserve">PI: Professor Woo-Young </w:t>
+      </w:r>
+      <w:proofErr w:type="spellStart"/>
+      <w:r>
+        <w:rPr>
+          <w:rFonts w:ascii="Calibri Light" w:hAnsi="Calibri Light" w:cs="Calibri Light"/>
+          <w:i/>
+          <w:iCs/>
+          <w:sz w:val="20"/>
+          <w:szCs w:val="20"/>
+        </w:rPr>
+        <w:t>Ahn</w:t>
+      </w:r>
+      <w:proofErr w:type="spellEnd"/>
     </w:p>
     <w:p>
       <w:pPr>
@@ -5015,7 +5471,29 @@
           <w:sz w:val="20"/>
           <w:szCs w:val="20"/>
         </w:rPr>
-        <w:t>PI: Professor Jeanyoung Chey</w:t>
+        <w:t xml:space="preserve">PI: Professor </w:t>
+      </w:r>
+      <w:proofErr w:type="spellStart"/>
+      <w:r>
+        <w:rPr>
+          <w:rFonts w:ascii="Calibri Light" w:hAnsi="Calibri Light" w:cs="Calibri Light"/>
+          <w:i/>
+          <w:iCs/>
+          <w:sz w:val="20"/>
+          <w:szCs w:val="20"/>
+        </w:rPr>
+        <w:t>Jeanyoung</w:t>
+      </w:r>
+      <w:proofErr w:type="spellEnd"/>
+      <w:r>
+        <w:rPr>
+          <w:rFonts w:ascii="Calibri Light" w:hAnsi="Calibri Light" w:cs="Calibri Light"/>
+          <w:i/>
+          <w:iCs/>
+          <w:sz w:val="20"/>
+          <w:szCs w:val="20"/>
+        </w:rPr>
+        <w:t xml:space="preserve"> Chey</w:t>
       </w:r>
     </w:p>
     <w:p>
@@ -5194,7 +5672,29 @@
           <w:sz w:val="20"/>
           <w:szCs w:val="20"/>
         </w:rPr>
-        <w:t>PI: Research Professor Sungshin Kim</w:t>
+        <w:t xml:space="preserve">PI: Research Professor </w:t>
+      </w:r>
+      <w:proofErr w:type="spellStart"/>
+      <w:r>
+        <w:rPr>
+          <w:rFonts w:ascii="Calibri Light" w:hAnsi="Calibri Light" w:cs="Calibri Light"/>
+          <w:i/>
+          <w:iCs/>
+          <w:sz w:val="20"/>
+          <w:szCs w:val="20"/>
+        </w:rPr>
+        <w:t>Sungshin</w:t>
+      </w:r>
+      <w:proofErr w:type="spellEnd"/>
+      <w:r>
+        <w:rPr>
+          <w:rFonts w:ascii="Calibri Light" w:hAnsi="Calibri Light" w:cs="Calibri Light"/>
+          <w:i/>
+          <w:iCs/>
+          <w:sz w:val="20"/>
+          <w:szCs w:val="20"/>
+        </w:rPr>
+        <w:t xml:space="preserve"> Kim</w:t>
       </w:r>
     </w:p>
     <w:p>
@@ -6534,6 +7034,7 @@
         </w:rPr>
         <w:t xml:space="preserve">Stan, </w:t>
       </w:r>
+      <w:proofErr w:type="spellStart"/>
       <w:r>
         <w:rPr>
           <w:rFonts w:ascii="Calibri Light" w:hAnsi="Calibri Light" w:cs="Calibri Light"/>
@@ -6550,6 +7051,7 @@
         </w:rPr>
         <w:t>atlab</w:t>
       </w:r>
+      <w:proofErr w:type="spellEnd"/>
     </w:p>
     <w:p>
       <w:pPr>
@@ -6642,6 +7144,7 @@
         </w:rPr>
         <w:t xml:space="preserve"> SPM, </w:t>
       </w:r>
+      <w:proofErr w:type="spellStart"/>
       <w:r>
         <w:rPr>
           <w:rFonts w:ascii="Calibri Light" w:hAnsi="Calibri Light" w:cs="Calibri Light"/>
@@ -6656,7 +7159,16 @@
           <w:sz w:val="22"/>
           <w:szCs w:val="22"/>
         </w:rPr>
-        <w:t xml:space="preserve">ilearn </w:t>
+        <w:t>ilearn</w:t>
+      </w:r>
+      <w:proofErr w:type="spellEnd"/>
+      <w:r>
+        <w:rPr>
+          <w:rFonts w:ascii="Calibri Light" w:hAnsi="Calibri Light" w:cs="Calibri Light"/>
+          <w:sz w:val="22"/>
+          <w:szCs w:val="22"/>
+        </w:rPr>
+        <w:t xml:space="preserve"> </w:t>
       </w:r>
     </w:p>
     <w:p>
@@ -6776,8 +7288,20 @@
           <w:sz w:val="22"/>
           <w:szCs w:val="22"/>
         </w:rPr>
-        <w:t>Professor Woo-Young Ahn</w:t>
-      </w:r>
+        <w:t xml:space="preserve">Professor Woo-Young </w:t>
+      </w:r>
+      <w:proofErr w:type="spellStart"/>
+      <w:r>
+        <w:rPr>
+          <w:rFonts w:ascii="Calibri Light" w:hAnsi="Calibri Light" w:cs="Calibri Light"/>
+          <w:b/>
+          <w:bCs/>
+          <w:sz w:val="22"/>
+          <w:szCs w:val="22"/>
+        </w:rPr>
+        <w:t>Ahn</w:t>
+      </w:r>
+      <w:proofErr w:type="spellEnd"/>
     </w:p>
     <w:p>
       <w:pPr>

--- a/files/CV_minakwon.docx
+++ b/files/CV_minakwon.docx
@@ -1,6 +1,6 @@
 
 <file path=word/document.xml><?xml version="1.0" encoding="utf-8"?>
-<w:document xmlns:wpc="http://schemas.microsoft.com/office/word/2010/wordprocessingCanvas" xmlns:cx="http://schemas.microsoft.com/office/drawing/2014/chartex" xmlns:cx1="http://schemas.microsoft.com/office/drawing/2015/9/8/chartex" xmlns:cx2="http://schemas.microsoft.com/office/drawing/2015/10/21/chartex" xmlns:cx3="http://schemas.microsoft.com/office/drawing/2016/5/9/chartex" xmlns:cx4="http://schemas.microsoft.com/office/drawing/2016/5/10/chartex" xmlns:cx5="http://schemas.microsoft.com/office/drawing/2016/5/11/chartex" xmlns:cx6="http://schemas.microsoft.com/office/drawing/2016/5/12/chartex" xmlns:cx7="http://schemas.microsoft.com/office/drawing/2016/5/13/chartex" xmlns:cx8="http://schemas.microsoft.com/office/drawing/2016/5/14/chartex" xmlns:mc="http://schemas.openxmlformats.org/markup-compatibility/2006" xmlns:aink="http://schemas.microsoft.com/office/drawing/2016/ink" xmlns:am3d="http://schemas.microsoft.com/office/drawing/2017/model3d" xmlns:o="urn:schemas-microsoft-com:office:office" xmlns:oel="http://schemas.microsoft.com/office/2019/extlst" xmlns:r="http://schemas.openxmlformats.org/officeDocument/2006/relationships" xmlns:m="http://schemas.openxmlformats.org/officeDocument/2006/math" xmlns:v="urn:schemas-microsoft-com:vml" xmlns:wp14="http://schemas.microsoft.com/office/word/2010/wordprocessingDrawing" xmlns:wp="http://schemas.openxmlformats.org/drawingml/2006/wordprocessingDrawing" xmlns:w10="urn:schemas-microsoft-com:office:word" xmlns:w="http://schemas.openxmlformats.org/wordprocessingml/2006/main" xmlns:w14="http://schemas.microsoft.com/office/word/2010/wordml" xmlns:w15="http://schemas.microsoft.com/office/word/2012/wordml" xmlns:w16cex="http://schemas.microsoft.com/office/word/2018/wordml/cex" xmlns:w16cid="http://schemas.microsoft.com/office/word/2016/wordml/cid" xmlns:w16="http://schemas.microsoft.com/office/word/2018/wordml" xmlns:w16sdtdh="http://schemas.microsoft.com/office/word/2020/wordml/sdtdatahash" xmlns:w16se="http://schemas.microsoft.com/office/word/2015/wordml/symex" xmlns:wpg="http://schemas.microsoft.com/office/word/2010/wordprocessingGroup" xmlns:wpi="http://schemas.microsoft.com/office/word/2010/wordprocessingInk" xmlns:wne="http://schemas.microsoft.com/office/word/2006/wordml" xmlns:wps="http://schemas.microsoft.com/office/word/2010/wordprocessingShape" mc:Ignorable="w14 w15 w16se w16cid w16 w16cex w16sdtdh wp14">
+<w:document xmlns:wpc="http://schemas.microsoft.com/office/word/2010/wordprocessingCanvas" xmlns:cx="http://schemas.microsoft.com/office/drawing/2014/chartex" xmlns:cx1="http://schemas.microsoft.com/office/drawing/2015/9/8/chartex" xmlns:cx2="http://schemas.microsoft.com/office/drawing/2015/10/21/chartex" xmlns:cx3="http://schemas.microsoft.com/office/drawing/2016/5/9/chartex" xmlns:cx4="http://schemas.microsoft.com/office/drawing/2016/5/10/chartex" xmlns:cx5="http://schemas.microsoft.com/office/drawing/2016/5/11/chartex" xmlns:cx6="http://schemas.microsoft.com/office/drawing/2016/5/12/chartex" xmlns:cx7="http://schemas.microsoft.com/office/drawing/2016/5/13/chartex" xmlns:cx8="http://schemas.microsoft.com/office/drawing/2016/5/14/chartex" xmlns:mc="http://schemas.openxmlformats.org/markup-compatibility/2006" xmlns:aink="http://schemas.microsoft.com/office/drawing/2016/ink" xmlns:am3d="http://schemas.microsoft.com/office/drawing/2017/model3d" xmlns:o="urn:schemas-microsoft-com:office:office" xmlns:oel="http://schemas.microsoft.com/office/2019/extlst" xmlns:r="http://schemas.openxmlformats.org/officeDocument/2006/relationships" xmlns:m="http://schemas.openxmlformats.org/officeDocument/2006/math" xmlns:v="urn:schemas-microsoft-com:vml" xmlns:wp14="http://schemas.microsoft.com/office/word/2010/wordprocessingDrawing" xmlns:wp="http://schemas.openxmlformats.org/drawingml/2006/wordprocessingDrawing" xmlns:w10="urn:schemas-microsoft-com:office:word" xmlns:w="http://schemas.openxmlformats.org/wordprocessingml/2006/main" xmlns:w14="http://schemas.microsoft.com/office/word/2010/wordml" xmlns:w15="http://schemas.microsoft.com/office/word/2012/wordml" xmlns:w16cex="http://schemas.microsoft.com/office/word/2018/wordml/cex" xmlns:w16cid="http://schemas.microsoft.com/office/word/2016/wordml/cid" xmlns:w16="http://schemas.microsoft.com/office/word/2018/wordml" xmlns:w16du="http://schemas.microsoft.com/office/word/2023/wordml/word16du" xmlns:w16sdtdh="http://schemas.microsoft.com/office/word/2020/wordml/sdtdatahash" xmlns:w16se="http://schemas.microsoft.com/office/word/2015/wordml/symex" xmlns:wpg="http://schemas.microsoft.com/office/word/2010/wordprocessingGroup" xmlns:wpi="http://schemas.microsoft.com/office/word/2010/wordprocessingInk" xmlns:wne="http://schemas.microsoft.com/office/word/2006/wordml" xmlns:wps="http://schemas.microsoft.com/office/word/2010/wordprocessingShape" mc:Ignorable="w14 w15 w16se w16cid w16 w16cex w16sdtdh w16du wp14">
   <w:body>
     <w:p>
       <w:pPr>
@@ -708,20 +708,8 @@
           <w:sz w:val="20"/>
           <w:szCs w:val="20"/>
         </w:rPr>
-        <w:t xml:space="preserve">- Advisor: Professor Woo-Young </w:t>
-      </w:r>
-      <w:proofErr w:type="spellStart"/>
-      <w:r>
-        <w:rPr>
-          <w:rFonts w:ascii="Calibri Light" w:hAnsi="Calibri Light" w:cs="Calibri Light"/>
-          <w:i/>
-          <w:iCs/>
-          <w:sz w:val="20"/>
-          <w:szCs w:val="20"/>
-        </w:rPr>
-        <w:t>Ahn</w:t>
-      </w:r>
-      <w:proofErr w:type="spellEnd"/>
+        <w:t>- Advisor: Professor Woo-Young Ahn</w:t>
+      </w:r>
     </w:p>
     <w:p>
       <w:pPr>
@@ -935,20 +923,8 @@
           <w:sz w:val="20"/>
           <w:szCs w:val="20"/>
         </w:rPr>
-        <w:t xml:space="preserve">- Advisor: Professor Woo-Young </w:t>
-      </w:r>
-      <w:proofErr w:type="spellStart"/>
-      <w:r>
-        <w:rPr>
-          <w:rFonts w:ascii="Calibri Light" w:hAnsi="Calibri Light" w:cs="Calibri Light"/>
-          <w:i/>
-          <w:iCs/>
-          <w:sz w:val="20"/>
-          <w:szCs w:val="20"/>
-        </w:rPr>
-        <w:t>Ahn</w:t>
-      </w:r>
-      <w:proofErr w:type="spellEnd"/>
+        <w:t>- Advisor: Professor Woo-Young Ahn</w:t>
+      </w:r>
     </w:p>
     <w:p>
       <w:pPr>
@@ -1456,25 +1432,7 @@
           <w:sz w:val="22"/>
           <w:lang w:eastAsia="ko-KR"/>
         </w:rPr>
-        <w:t xml:space="preserve">ark, H., </w:t>
-      </w:r>
-      <w:proofErr w:type="spellStart"/>
-      <w:r>
-        <w:rPr>
-          <w:rFonts w:ascii="Calibri Light" w:hAnsi="Calibri Light" w:cs="Calibri Light"/>
-          <w:sz w:val="22"/>
-          <w:lang w:eastAsia="ko-KR"/>
-        </w:rPr>
-        <w:t>Ahn</w:t>
-      </w:r>
-      <w:proofErr w:type="spellEnd"/>
-      <w:r>
-        <w:rPr>
-          <w:rFonts w:ascii="Calibri Light" w:hAnsi="Calibri Light" w:cs="Calibri Light"/>
-          <w:sz w:val="22"/>
-          <w:lang w:eastAsia="ko-KR"/>
-        </w:rPr>
-        <w:t>, W.</w:t>
+        <w:t>ark, H., Ahn, W.</w:t>
       </w:r>
       <w:r>
         <w:rPr>
@@ -1620,41 +1578,13 @@
         </w:rPr>
         <w:t xml:space="preserve">Lee, Y., </w:t>
       </w:r>
-      <w:proofErr w:type="spellStart"/>
-      <w:r>
-        <w:rPr>
-          <w:rFonts w:ascii="Calibri Light" w:hAnsi="Calibri Light" w:cs="Calibri Light"/>
-          <w:sz w:val="22"/>
-          <w:lang w:eastAsia="ko-KR"/>
-        </w:rPr>
-        <w:t>Hur</w:t>
-      </w:r>
-      <w:proofErr w:type="spellEnd"/>
-      <w:r>
-        <w:rPr>
-          <w:rFonts w:ascii="Calibri Light" w:hAnsi="Calibri Light" w:cs="Calibri Light"/>
-          <w:sz w:val="22"/>
-          <w:lang w:eastAsia="ko-KR"/>
-        </w:rPr>
-        <w:t xml:space="preserve">, J., Lee, T.-H., &amp; </w:t>
-      </w:r>
-      <w:proofErr w:type="spellStart"/>
-      <w:r>
-        <w:rPr>
-          <w:rFonts w:ascii="Calibri Light" w:hAnsi="Calibri Light" w:cs="Calibri Light"/>
-          <w:sz w:val="22"/>
-          <w:lang w:eastAsia="ko-KR"/>
-        </w:rPr>
-        <w:t>Ahn</w:t>
-      </w:r>
-      <w:proofErr w:type="spellEnd"/>
-      <w:r>
-        <w:rPr>
-          <w:rFonts w:ascii="Calibri Light" w:hAnsi="Calibri Light" w:cs="Calibri Light"/>
-          <w:sz w:val="22"/>
-          <w:lang w:eastAsia="ko-KR"/>
-        </w:rPr>
-        <w:t>, W.-Y. (</w:t>
+      <w:r>
+        <w:rPr>
+          <w:rFonts w:ascii="Calibri Light" w:hAnsi="Calibri Light" w:cs="Calibri Light"/>
+          <w:sz w:val="22"/>
+          <w:lang w:eastAsia="ko-KR"/>
+        </w:rPr>
+        <w:t>Hur, J., Lee, T.-H., &amp; Ahn, W.-Y. (</w:t>
       </w:r>
       <w:r>
         <w:rPr>
@@ -1789,25 +1719,7 @@
           <w:sz w:val="22"/>
           <w:lang w:eastAsia="ko-KR"/>
         </w:rPr>
-        <w:t xml:space="preserve">., &amp; </w:t>
-      </w:r>
-      <w:proofErr w:type="spellStart"/>
-      <w:r>
-        <w:rPr>
-          <w:rFonts w:ascii="Calibri Light" w:hAnsi="Calibri Light" w:cs="Calibri Light"/>
-          <w:sz w:val="22"/>
-          <w:lang w:eastAsia="ko-KR"/>
-        </w:rPr>
-        <w:t>Ahn</w:t>
-      </w:r>
-      <w:proofErr w:type="spellEnd"/>
-      <w:r>
-        <w:rPr>
-          <w:rFonts w:ascii="Calibri Light" w:hAnsi="Calibri Light" w:cs="Calibri Light"/>
-          <w:sz w:val="22"/>
-          <w:lang w:eastAsia="ko-KR"/>
-        </w:rPr>
-        <w:t>, W.-Y. (</w:t>
+        <w:t>., &amp; Ahn, W.-Y. (</w:t>
       </w:r>
       <w:r>
         <w:rPr>
@@ -1938,6 +1850,32 @@
         </w:rPr>
         <w:t xml:space="preserve">Kim, H., </w:t>
       </w:r>
+      <w:r>
+        <w:rPr>
+          <w:rFonts w:ascii="Calibri Light" w:hAnsi="Calibri Light" w:cs="Calibri Light"/>
+          <w:sz w:val="22"/>
+          <w:lang w:eastAsia="ko-KR"/>
+        </w:rPr>
+        <w:t xml:space="preserve">Hur, J. K., </w:t>
+      </w:r>
+      <w:r>
+        <w:rPr>
+          <w:rFonts w:ascii="Calibri Light" w:hAnsi="Calibri Light" w:cs="Calibri Light"/>
+          <w:b/>
+          <w:bCs/>
+          <w:sz w:val="22"/>
+          <w:lang w:eastAsia="ko-KR"/>
+        </w:rPr>
+        <w:t>Kwon, M.</w:t>
+      </w:r>
+      <w:r>
+        <w:rPr>
+          <w:rFonts w:ascii="Calibri Light" w:hAnsi="Calibri Light" w:cs="Calibri Light"/>
+          <w:sz w:val="22"/>
+          <w:lang w:eastAsia="ko-KR"/>
+        </w:rPr>
+        <w:t xml:space="preserve">, Kim, S., </w:t>
+      </w:r>
       <w:proofErr w:type="spellStart"/>
       <w:r>
         <w:rPr>
@@ -1945,7 +1883,7 @@
           <w:sz w:val="22"/>
           <w:lang w:eastAsia="ko-KR"/>
         </w:rPr>
-        <w:t>Hur</w:t>
+        <w:t>Zoh</w:t>
       </w:r>
       <w:proofErr w:type="spellEnd"/>
       <w:r>
@@ -1954,61 +1892,7 @@
           <w:sz w:val="22"/>
           <w:lang w:eastAsia="ko-KR"/>
         </w:rPr>
-        <w:t xml:space="preserve">, J. K., </w:t>
-      </w:r>
-      <w:r>
-        <w:rPr>
-          <w:rFonts w:ascii="Calibri Light" w:hAnsi="Calibri Light" w:cs="Calibri Light"/>
-          <w:b/>
-          <w:bCs/>
-          <w:sz w:val="22"/>
-          <w:lang w:eastAsia="ko-KR"/>
-        </w:rPr>
-        <w:t>Kwon, M.</w:t>
-      </w:r>
-      <w:r>
-        <w:rPr>
-          <w:rFonts w:ascii="Calibri Light" w:hAnsi="Calibri Light" w:cs="Calibri Light"/>
-          <w:sz w:val="22"/>
-          <w:lang w:eastAsia="ko-KR"/>
-        </w:rPr>
-        <w:t xml:space="preserve">, Kim, S., </w:t>
-      </w:r>
-      <w:proofErr w:type="spellStart"/>
-      <w:r>
-        <w:rPr>
-          <w:rFonts w:ascii="Calibri Light" w:hAnsi="Calibri Light" w:cs="Calibri Light"/>
-          <w:sz w:val="22"/>
-          <w:lang w:eastAsia="ko-KR"/>
-        </w:rPr>
-        <w:t>Zoh</w:t>
-      </w:r>
-      <w:proofErr w:type="spellEnd"/>
-      <w:r>
-        <w:rPr>
-          <w:rFonts w:ascii="Calibri Light" w:hAnsi="Calibri Light" w:cs="Calibri Light"/>
-          <w:sz w:val="22"/>
-          <w:lang w:eastAsia="ko-KR"/>
-        </w:rPr>
-        <w:t xml:space="preserve">, Y., &amp; </w:t>
-      </w:r>
-      <w:proofErr w:type="spellStart"/>
-      <w:r>
-        <w:rPr>
-          <w:rFonts w:ascii="Calibri Light" w:hAnsi="Calibri Light" w:cs="Calibri Light"/>
-          <w:sz w:val="22"/>
-          <w:lang w:eastAsia="ko-KR"/>
-        </w:rPr>
-        <w:t>Ahn</w:t>
-      </w:r>
-      <w:proofErr w:type="spellEnd"/>
-      <w:r>
-        <w:rPr>
-          <w:rFonts w:ascii="Calibri Light" w:hAnsi="Calibri Light" w:cs="Calibri Light"/>
-          <w:sz w:val="22"/>
-          <w:lang w:eastAsia="ko-KR"/>
-        </w:rPr>
-        <w:t xml:space="preserve">, W.-Y </w:t>
+        <w:t xml:space="preserve">, Y., &amp; Ahn, W.-Y </w:t>
       </w:r>
       <w:r>
         <w:rPr>
@@ -2190,53 +2074,219 @@
           <w:sz w:val="22"/>
           <w:lang w:eastAsia="ko-KR"/>
         </w:rPr>
-        <w:t xml:space="preserve">., Lee, J.-H., Kim, H., Lee, E., </w:t>
-      </w:r>
-      <w:proofErr w:type="spellStart"/>
-      <w:r>
-        <w:rPr>
-          <w:rFonts w:ascii="Calibri Light" w:hAnsi="Calibri Light" w:cs="Calibri Light"/>
-          <w:sz w:val="22"/>
-          <w:lang w:eastAsia="ko-KR"/>
-        </w:rPr>
-        <w:t>Im</w:t>
-      </w:r>
-      <w:proofErr w:type="spellEnd"/>
-      <w:r>
-        <w:rPr>
-          <w:rFonts w:ascii="Calibri Light" w:hAnsi="Calibri Light" w:cs="Calibri Light"/>
-          <w:sz w:val="22"/>
-          <w:lang w:eastAsia="ko-KR"/>
-        </w:rPr>
-        <w:t xml:space="preserve">, J.J., Doh, H., Yang, J., Pitt, M.A., Myung, J.I., Park, H., Joh, H., &amp; </w:t>
-      </w:r>
-      <w:proofErr w:type="spellStart"/>
-      <w:r>
-        <w:rPr>
-          <w:rFonts w:ascii="Calibri Light" w:hAnsi="Calibri Light" w:cs="Calibri Light"/>
-          <w:sz w:val="22"/>
-          <w:lang w:eastAsia="ko-KR"/>
-        </w:rPr>
-        <w:t>Ahn</w:t>
-      </w:r>
-      <w:proofErr w:type="spellEnd"/>
-      <w:r>
-        <w:rPr>
-          <w:rFonts w:ascii="Calibri Light" w:hAnsi="Calibri Light" w:cs="Calibri Light"/>
-          <w:sz w:val="22"/>
-          <w:lang w:eastAsia="ko-KR"/>
-        </w:rPr>
-        <w:t xml:space="preserve">, W.-Y. (2023) Multi-modal prediction of successful smoking cessation: Insights from neural, computational, and ecological momentary assessments data, </w:t>
-      </w:r>
-      <w:r>
-        <w:rPr>
-          <w:rFonts w:ascii="Calibri Light" w:hAnsi="Calibri Light" w:cs="Calibri Light"/>
-          <w:i/>
-          <w:iCs/>
-          <w:sz w:val="22"/>
-          <w:lang w:eastAsia="ko-KR"/>
-        </w:rPr>
-        <w:t>presented at the annual meeting of the Society for Neuroscience, Washington, D.C.</w:t>
+        <w:t xml:space="preserve">., </w:t>
+      </w:r>
+      <w:r>
+        <w:rPr>
+          <w:rFonts w:ascii="Calibri Light" w:hAnsi="Calibri Light" w:cs="Calibri Light"/>
+          <w:sz w:val="22"/>
+          <w:lang w:eastAsia="ko-KR"/>
+        </w:rPr>
+        <w:t>Song</w:t>
+      </w:r>
+      <w:r>
+        <w:rPr>
+          <w:rFonts w:ascii="Calibri Light" w:hAnsi="Calibri Light" w:cs="Calibri Light"/>
+          <w:sz w:val="22"/>
+          <w:lang w:eastAsia="ko-KR"/>
+        </w:rPr>
+        <w:t xml:space="preserve">, </w:t>
+      </w:r>
+      <w:r>
+        <w:rPr>
+          <w:rFonts w:ascii="Calibri Light" w:hAnsi="Calibri Light" w:cs="Calibri Light"/>
+          <w:sz w:val="22"/>
+          <w:lang w:eastAsia="ko-KR"/>
+        </w:rPr>
+        <w:t>S</w:t>
+      </w:r>
+      <w:r>
+        <w:rPr>
+          <w:rFonts w:ascii="Calibri Light" w:hAnsi="Calibri Light" w:cs="Calibri Light"/>
+          <w:sz w:val="22"/>
+          <w:lang w:eastAsia="ko-KR"/>
+        </w:rPr>
+        <w:t xml:space="preserve">., </w:t>
+      </w:r>
+      <w:r>
+        <w:rPr>
+          <w:rFonts w:ascii="Calibri Light" w:hAnsi="Calibri Light" w:cs="Calibri Light"/>
+          <w:sz w:val="22"/>
+          <w:lang w:eastAsia="ko-KR"/>
+        </w:rPr>
+        <w:t>Lee</w:t>
+      </w:r>
+      <w:r>
+        <w:rPr>
+          <w:rFonts w:ascii="Calibri Light" w:hAnsi="Calibri Light" w:cs="Calibri Light"/>
+          <w:sz w:val="22"/>
+          <w:lang w:eastAsia="ko-KR"/>
+        </w:rPr>
+        <w:t xml:space="preserve">, H., </w:t>
+      </w:r>
+      <w:r>
+        <w:rPr>
+          <w:rFonts w:ascii="Calibri Light" w:hAnsi="Calibri Light" w:cs="Calibri Light"/>
+          <w:sz w:val="22"/>
+          <w:lang w:eastAsia="ko-KR"/>
+        </w:rPr>
+        <w:t>Kwon</w:t>
+      </w:r>
+      <w:r>
+        <w:rPr>
+          <w:rFonts w:ascii="Calibri Light" w:hAnsi="Calibri Light" w:cs="Calibri Light"/>
+          <w:sz w:val="22"/>
+          <w:lang w:eastAsia="ko-KR"/>
+        </w:rPr>
+        <w:t xml:space="preserve">, </w:t>
+      </w:r>
+      <w:r>
+        <w:rPr>
+          <w:rFonts w:ascii="Calibri Light" w:hAnsi="Calibri Light" w:cs="Calibri Light"/>
+          <w:sz w:val="22"/>
+          <w:lang w:eastAsia="ko-KR"/>
+        </w:rPr>
+        <w:t>M</w:t>
+      </w:r>
+      <w:r>
+        <w:rPr>
+          <w:rFonts w:ascii="Calibri Light" w:hAnsi="Calibri Light" w:cs="Calibri Light"/>
+          <w:sz w:val="22"/>
+          <w:lang w:eastAsia="ko-KR"/>
+        </w:rPr>
+        <w:t xml:space="preserve">., </w:t>
+      </w:r>
+      <w:r>
+        <w:rPr>
+          <w:rFonts w:ascii="Calibri Light" w:hAnsi="Calibri Light" w:cs="Calibri Light"/>
+          <w:sz w:val="22"/>
+          <w:lang w:eastAsia="ko-KR"/>
+        </w:rPr>
+        <w:t>Choi</w:t>
+      </w:r>
+      <w:r>
+        <w:rPr>
+          <w:rFonts w:ascii="Calibri Light" w:hAnsi="Calibri Light" w:cs="Calibri Light"/>
+          <w:sz w:val="22"/>
+          <w:lang w:eastAsia="ko-KR"/>
+        </w:rPr>
+        <w:t>, J.</w:t>
+      </w:r>
+      <w:r>
+        <w:rPr>
+          <w:rFonts w:ascii="Calibri Light" w:hAnsi="Calibri Light" w:cs="Calibri Light"/>
+          <w:sz w:val="22"/>
+          <w:lang w:eastAsia="ko-KR"/>
+        </w:rPr>
+        <w:t>-S.</w:t>
+      </w:r>
+      <w:r>
+        <w:rPr>
+          <w:rFonts w:ascii="Calibri Light" w:hAnsi="Calibri Light" w:cs="Calibri Light"/>
+          <w:sz w:val="22"/>
+          <w:lang w:eastAsia="ko-KR"/>
+        </w:rPr>
+        <w:t xml:space="preserve">, </w:t>
+      </w:r>
+      <w:r>
+        <w:rPr>
+          <w:rFonts w:ascii="Calibri Light" w:hAnsi="Calibri Light" w:cs="Calibri Light"/>
+          <w:sz w:val="22"/>
+          <w:lang w:eastAsia="ko-KR"/>
+        </w:rPr>
+        <w:t>Jung</w:t>
+      </w:r>
+      <w:r>
+        <w:rPr>
+          <w:rFonts w:ascii="Calibri Light" w:hAnsi="Calibri Light" w:cs="Calibri Light"/>
+          <w:sz w:val="22"/>
+          <w:lang w:eastAsia="ko-KR"/>
+        </w:rPr>
+        <w:t xml:space="preserve">, </w:t>
+      </w:r>
+      <w:r>
+        <w:rPr>
+          <w:rFonts w:ascii="Calibri Light" w:hAnsi="Calibri Light" w:cs="Calibri Light"/>
+          <w:sz w:val="22"/>
+          <w:lang w:eastAsia="ko-KR"/>
+        </w:rPr>
+        <w:t>Y.-C.</w:t>
+      </w:r>
+      <w:r>
+        <w:rPr>
+          <w:rFonts w:ascii="Calibri Light" w:hAnsi="Calibri Light" w:cs="Calibri Light"/>
+          <w:sz w:val="22"/>
+          <w:lang w:eastAsia="ko-KR"/>
+        </w:rPr>
+        <w:t xml:space="preserve">, </w:t>
+      </w:r>
+      <w:r>
+        <w:rPr>
+          <w:rFonts w:ascii="Calibri Light" w:hAnsi="Calibri Light" w:cs="Calibri Light"/>
+          <w:sz w:val="22"/>
+          <w:lang w:eastAsia="ko-KR"/>
+        </w:rPr>
+        <w:t>Rosenberg, D. M.</w:t>
+      </w:r>
+      <w:r>
+        <w:rPr>
+          <w:rFonts w:ascii="Calibri Light" w:hAnsi="Calibri Light" w:cs="Calibri Light"/>
+          <w:sz w:val="22"/>
+          <w:lang w:eastAsia="ko-KR"/>
+        </w:rPr>
+        <w:t>, &amp; Ahn, W.-Y. (202</w:t>
+      </w:r>
+      <w:r>
+        <w:rPr>
+          <w:rFonts w:ascii="Calibri Light" w:hAnsi="Calibri Light" w:cs="Calibri Light"/>
+          <w:sz w:val="22"/>
+          <w:lang w:eastAsia="ko-KR"/>
+        </w:rPr>
+        <w:t>4</w:t>
+      </w:r>
+      <w:r>
+        <w:rPr>
+          <w:rFonts w:ascii="Calibri Light" w:hAnsi="Calibri Light" w:cs="Calibri Light"/>
+          <w:sz w:val="22"/>
+          <w:lang w:eastAsia="ko-KR"/>
+        </w:rPr>
+        <w:t xml:space="preserve">) </w:t>
+      </w:r>
+      <w:r>
+        <w:rPr>
+          <w:rFonts w:ascii="Calibri Light" w:hAnsi="Calibri Light" w:cs="Calibri Light"/>
+          <w:sz w:val="22"/>
+          <w:lang w:eastAsia="ko-KR"/>
+        </w:rPr>
+        <w:t>Interplay between reward and self-referential processing in alcohol craving during naturalistic movie watching</w:t>
+      </w:r>
+      <w:r>
+        <w:rPr>
+          <w:rFonts w:ascii="Calibri Light" w:hAnsi="Calibri Light" w:cs="Calibri Light"/>
+          <w:sz w:val="22"/>
+          <w:lang w:eastAsia="ko-KR"/>
+        </w:rPr>
+        <w:t xml:space="preserve">, </w:t>
+      </w:r>
+      <w:r>
+        <w:rPr>
+          <w:rFonts w:ascii="Calibri Light" w:hAnsi="Calibri Light" w:cs="Calibri Light"/>
+          <w:i/>
+          <w:iCs/>
+          <w:sz w:val="22"/>
+          <w:lang w:eastAsia="ko-KR"/>
+        </w:rPr>
+        <w:t xml:space="preserve">presented at the annual meeting of the Society for Neuroscience, </w:t>
+      </w:r>
+      <w:r>
+        <w:rPr>
+          <w:rFonts w:ascii="Calibri Light" w:hAnsi="Calibri Light" w:cs="Calibri Light"/>
+          <w:i/>
+          <w:iCs/>
+          <w:sz w:val="22"/>
+          <w:lang w:eastAsia="ko-KR"/>
+        </w:rPr>
+        <w:t>Chicago.</w:t>
       </w:r>
     </w:p>
     <w:p>
@@ -2260,67 +2310,15 @@
           <w:sz w:val="22"/>
           <w:lang w:eastAsia="ko-KR"/>
         </w:rPr>
-        <w:t>Kwon, M.</w:t>
-      </w:r>
-      <w:r>
-        <w:rPr>
-          <w:rFonts w:ascii="Calibri Light" w:hAnsi="Calibri Light" w:cs="Calibri Light"/>
-          <w:b/>
-          <w:bCs/>
-          <w:sz w:val="22"/>
-          <w:vertAlign w:val="superscript"/>
-          <w:lang w:eastAsia="ko-KR"/>
-        </w:rPr>
-        <w:t>*</w:t>
-      </w:r>
-      <w:r>
-        <w:rPr>
-          <w:rFonts w:ascii="Calibri Light" w:hAnsi="Calibri Light" w:cs="Calibri Light"/>
-          <w:sz w:val="22"/>
-          <w:lang w:eastAsia="ko-KR"/>
-        </w:rPr>
-        <w:t xml:space="preserve">, </w:t>
-      </w:r>
-      <w:r>
-        <w:rPr>
-          <w:rFonts w:ascii="Calibri Light" w:hAnsi="Calibri Light" w:cs="Calibri Light"/>
-          <w:sz w:val="22"/>
-          <w:lang w:eastAsia="ko-KR"/>
-        </w:rPr>
-        <w:t>Choi, H</w:t>
-      </w:r>
-      <w:r>
-        <w:rPr>
-          <w:rFonts w:ascii="Calibri Light" w:hAnsi="Calibri Light" w:cs="Calibri Light"/>
-          <w:sz w:val="22"/>
-          <w:lang w:eastAsia="ko-KR"/>
-        </w:rPr>
-        <w:t>.</w:t>
-      </w:r>
-      <w:r>
-        <w:rPr>
-          <w:rFonts w:ascii="Calibri Light" w:hAnsi="Calibri Light" w:cs="Calibri Light"/>
-          <w:sz w:val="22"/>
-          <w:vertAlign w:val="superscript"/>
-          <w:lang w:eastAsia="ko-KR"/>
-        </w:rPr>
-        <w:t>*</w:t>
-      </w:r>
-      <w:r>
-        <w:rPr>
-          <w:rFonts w:ascii="Calibri Light" w:hAnsi="Calibri Light" w:cs="Calibri Light"/>
-          <w:sz w:val="22"/>
-          <w:lang w:eastAsia="ko-KR"/>
-        </w:rPr>
-        <w:t>, P</w:t>
-      </w:r>
-      <w:r>
-        <w:rPr>
-          <w:rFonts w:ascii="Calibri Light" w:hAnsi="Calibri Light" w:cs="Calibri Light"/>
-          <w:sz w:val="22"/>
-          <w:lang w:eastAsia="ko-KR"/>
-        </w:rPr>
-        <w:t xml:space="preserve">ark, H., </w:t>
+        <w:t>Kwon, M</w:t>
+      </w:r>
+      <w:r>
+        <w:rPr>
+          <w:rFonts w:ascii="Calibri Light" w:hAnsi="Calibri Light" w:cs="Calibri Light"/>
+          <w:sz w:val="22"/>
+          <w:lang w:eastAsia="ko-KR"/>
+        </w:rPr>
+        <w:t xml:space="preserve">., Lee, J.-H., Kim, H., Lee, E., </w:t>
       </w:r>
       <w:proofErr w:type="spellStart"/>
       <w:r>
@@ -2329,7 +2327,7 @@
           <w:sz w:val="22"/>
           <w:lang w:eastAsia="ko-KR"/>
         </w:rPr>
-        <w:t>Ahn</w:t>
+        <w:t>Im</w:t>
       </w:r>
       <w:proofErr w:type="spellEnd"/>
       <w:r>
@@ -2338,127 +2336,24 @@
           <w:sz w:val="22"/>
           <w:lang w:eastAsia="ko-KR"/>
         </w:rPr>
-        <w:t>, W.</w:t>
-      </w:r>
-      <w:r>
-        <w:rPr>
-          <w:rFonts w:ascii="Calibri Light" w:hAnsi="Calibri Light" w:cs="Calibri Light"/>
-          <w:sz w:val="22"/>
-          <w:vertAlign w:val="superscript"/>
-          <w:lang w:eastAsia="ko-KR"/>
-        </w:rPr>
-        <w:t>+</w:t>
-      </w:r>
-      <w:r>
-        <w:rPr>
-          <w:rFonts w:ascii="Calibri Light" w:hAnsi="Calibri Light" w:cs="Calibri Light"/>
-          <w:sz w:val="22"/>
-          <w:lang w:eastAsia="ko-KR"/>
-        </w:rPr>
-        <w:t>, Jung Y.</w:t>
-      </w:r>
-      <w:r>
-        <w:rPr>
-          <w:rFonts w:ascii="Calibri Light" w:hAnsi="Calibri Light" w:cs="Calibri Light"/>
-          <w:sz w:val="22"/>
-          <w:vertAlign w:val="superscript"/>
-          <w:lang w:eastAsia="ko-KR"/>
-        </w:rPr>
-        <w:t>+</w:t>
-      </w:r>
-      <w:r>
-        <w:rPr>
-          <w:rFonts w:ascii="Calibri Light" w:hAnsi="Calibri Light" w:cs="Calibri Light"/>
-          <w:sz w:val="22"/>
-          <w:lang w:eastAsia="ko-KR"/>
-        </w:rPr>
-        <w:t xml:space="preserve"> </w:t>
-      </w:r>
-      <w:r>
-        <w:rPr>
-          <w:rFonts w:ascii="Calibri Light" w:hAnsi="Calibri Light" w:cs="Calibri Light"/>
-          <w:sz w:val="22"/>
-          <w:lang w:eastAsia="ko-KR"/>
-        </w:rPr>
-        <w:t>(</w:t>
-      </w:r>
-      <w:r>
-        <w:rPr>
-          <w:rFonts w:ascii="Calibri Light" w:hAnsi="Calibri Light" w:cs="Calibri Light"/>
-          <w:sz w:val="22"/>
-          <w:lang w:eastAsia="ko-KR"/>
-        </w:rPr>
-        <w:t>2023</w:t>
-      </w:r>
-      <w:r>
-        <w:rPr>
-          <w:rFonts w:ascii="Calibri Light" w:hAnsi="Calibri Light" w:cs="Calibri Light"/>
-          <w:sz w:val="22"/>
-          <w:lang w:eastAsia="ko-KR"/>
-        </w:rPr>
-        <w:t xml:space="preserve">) </w:t>
-      </w:r>
-      <w:r>
-        <w:rPr>
-          <w:rFonts w:ascii="Calibri Light" w:hAnsi="Calibri Light" w:cs="Calibri Light"/>
-          <w:sz w:val="22"/>
-          <w:lang w:eastAsia="ko-KR"/>
-        </w:rPr>
-        <w:t xml:space="preserve">Neural correlates of goal-directed control in internet gaming disorder and alcohol use disorder, </w:t>
-      </w:r>
-      <w:r>
-        <w:rPr>
-          <w:rFonts w:ascii="Calibri Light" w:hAnsi="Calibri Light" w:cs="Calibri Light"/>
-          <w:i/>
-          <w:iCs/>
-          <w:sz w:val="22"/>
-          <w:lang w:eastAsia="ko-KR"/>
-        </w:rPr>
-        <w:t>presented</w:t>
-      </w:r>
-      <w:r>
-        <w:rPr>
-          <w:rFonts w:ascii="Calibri Light" w:hAnsi="Calibri Light" w:cs="Calibri Light"/>
-          <w:i/>
-          <w:iCs/>
-          <w:sz w:val="22"/>
-          <w:lang w:eastAsia="ko-KR"/>
-        </w:rPr>
-        <w:t xml:space="preserve"> </w:t>
-      </w:r>
-      <w:r>
-        <w:rPr>
-          <w:rFonts w:ascii="Calibri Light" w:hAnsi="Calibri Light" w:cs="Calibri Light"/>
-          <w:i/>
-          <w:iCs/>
-          <w:sz w:val="22"/>
-          <w:lang w:eastAsia="ko-KR"/>
-        </w:rPr>
-        <w:t xml:space="preserve">at </w:t>
-      </w:r>
-      <w:r>
-        <w:rPr>
-          <w:rFonts w:ascii="Calibri Light" w:hAnsi="Calibri Light" w:cs="Calibri Light"/>
-          <w:i/>
-          <w:iCs/>
-          <w:sz w:val="22"/>
-          <w:lang w:eastAsia="ko-KR"/>
-        </w:rPr>
-        <w:t>8th International Conference on Behavioral Addictions, Incheon, Korea</w:t>
-      </w:r>
-      <w:r>
-        <w:rPr>
-          <w:rFonts w:ascii="Calibri Light" w:hAnsi="Calibri Light" w:cs="Calibri Light"/>
-          <w:i/>
-          <w:iCs/>
-          <w:sz w:val="22"/>
-          <w:lang w:eastAsia="ko-KR"/>
-        </w:rPr>
-        <w:t>.</w:t>
-      </w:r>
-    </w:p>
-    <w:p>
-      <w:pPr>
+        <w:t xml:space="preserve">, J.J., Doh, H., Yang, J., Pitt, M.A., Myung, J.I., Park, H., Joh, H., &amp; Ahn, W.-Y. (2023) Multi-modal prediction of successful smoking cessation: Insights from neural, computational, and ecological momentary assessments data, </w:t>
+      </w:r>
+      <w:r>
+        <w:rPr>
+          <w:rFonts w:ascii="Calibri Light" w:hAnsi="Calibri Light" w:cs="Calibri Light"/>
+          <w:i/>
+          <w:iCs/>
+          <w:sz w:val="22"/>
+          <w:lang w:eastAsia="ko-KR"/>
+        </w:rPr>
+        <w:t>presented at the annual meeting of the Society for Neuroscience, Washington, D.C.</w:t>
+      </w:r>
+    </w:p>
+    <w:p>
+      <w:pPr>
+        <w:tabs>
+          <w:tab w:val="right" w:pos="8640"/>
+        </w:tabs>
         <w:spacing w:after="80"/>
         <w:ind w:left="567" w:hanging="567"/>
         <w:rPr>
@@ -2475,91 +2370,18 @@
           <w:sz w:val="22"/>
           <w:lang w:eastAsia="ko-KR"/>
         </w:rPr>
-        <w:t>Kwon, M.,</w:t>
-      </w:r>
-      <w:r>
-        <w:rPr>
-          <w:rFonts w:ascii="Calibri Light" w:hAnsi="Calibri Light" w:cs="Calibri Light"/>
-          <w:sz w:val="22"/>
-          <w:lang w:eastAsia="ko-KR"/>
-        </w:rPr>
-        <w:t xml:space="preserve"> Kim, H., Yang, J., </w:t>
-      </w:r>
-      <w:r>
-        <w:rPr>
-          <w:rFonts w:ascii="Calibri Light" w:hAnsi="Calibri Light" w:cs="Calibri Light"/>
-          <w:sz w:val="22"/>
-          <w:lang w:eastAsia="ko-KR"/>
-        </w:rPr>
-        <w:t xml:space="preserve">Lee, Y., </w:t>
-      </w:r>
-      <w:proofErr w:type="spellStart"/>
-      <w:r>
-        <w:rPr>
-          <w:rFonts w:ascii="Calibri Light" w:hAnsi="Calibri Light" w:cs="Calibri Light"/>
-          <w:sz w:val="22"/>
-          <w:lang w:eastAsia="ko-KR"/>
-        </w:rPr>
-        <w:t>Hur</w:t>
-      </w:r>
-      <w:proofErr w:type="spellEnd"/>
-      <w:r>
-        <w:rPr>
-          <w:rFonts w:ascii="Calibri Light" w:hAnsi="Calibri Light" w:cs="Calibri Light"/>
-          <w:sz w:val="22"/>
-          <w:lang w:eastAsia="ko-KR"/>
-        </w:rPr>
-        <w:t xml:space="preserve">, J., Lee, T.-H., </w:t>
-      </w:r>
-      <w:r>
-        <w:rPr>
-          <w:rFonts w:ascii="Calibri Light" w:hAnsi="Calibri Light" w:cs="Calibri Light"/>
-          <w:sz w:val="22"/>
-          <w:lang w:eastAsia="ko-KR"/>
-        </w:rPr>
-        <w:t xml:space="preserve">Bjork, J.M., </w:t>
-      </w:r>
-      <w:r>
-        <w:rPr>
-          <w:rFonts w:ascii="Calibri Light" w:hAnsi="Calibri Light" w:cs="Calibri Light"/>
-          <w:sz w:val="22"/>
-          <w:lang w:eastAsia="ko-KR"/>
-        </w:rPr>
-        <w:t xml:space="preserve">&amp; </w:t>
-      </w:r>
-      <w:proofErr w:type="spellStart"/>
-      <w:r>
-        <w:rPr>
-          <w:rFonts w:ascii="Calibri Light" w:hAnsi="Calibri Light" w:cs="Calibri Light"/>
-          <w:sz w:val="22"/>
-          <w:lang w:eastAsia="ko-KR"/>
-        </w:rPr>
-        <w:t>Ahn</w:t>
-      </w:r>
-      <w:proofErr w:type="spellEnd"/>
-      <w:r>
-        <w:rPr>
-          <w:rFonts w:ascii="Calibri Light" w:hAnsi="Calibri Light" w:cs="Calibri Light"/>
-          <w:sz w:val="22"/>
-          <w:lang w:eastAsia="ko-KR"/>
-        </w:rPr>
-        <w:t xml:space="preserve">, W.-Y. </w:t>
-      </w:r>
-      <w:r>
-        <w:rPr>
-          <w:rFonts w:ascii="Calibri Light" w:hAnsi="Calibri Light" w:cs="Calibri Light"/>
-          <w:sz w:val="22"/>
-          <w:lang w:eastAsia="ko-KR"/>
-        </w:rPr>
-        <w:t xml:space="preserve">(2023) </w:t>
-      </w:r>
-      <w:r>
-        <w:rPr>
-          <w:rFonts w:ascii="Calibri Light" w:hAnsi="Calibri Light" w:cs="Calibri Light"/>
-          <w:sz w:val="22"/>
-          <w:lang w:eastAsia="ko-KR"/>
-        </w:rPr>
-        <w:t>Caffeinated soda intake in children is associated with neurobehavioral risk factors for substance misuse</w:t>
+        <w:t>Kwon, M.</w:t>
+      </w:r>
+      <w:r>
+        <w:rPr>
+          <w:rFonts w:ascii="Calibri Light" w:hAnsi="Calibri Light" w:cs="Calibri Light"/>
+          <w:b/>
+          <w:bCs/>
+          <w:sz w:val="22"/>
+          <w:vertAlign w:val="superscript"/>
+          <w:lang w:eastAsia="ko-KR"/>
+        </w:rPr>
+        <w:t>*</w:t>
       </w:r>
       <w:r>
         <w:rPr>
@@ -2572,19 +2394,163 @@
       <w:r>
         <w:rPr>
           <w:rFonts w:ascii="Calibri Light" w:hAnsi="Calibri Light" w:cs="Calibri Light"/>
-          <w:i/>
-          <w:iCs/>
-          <w:sz w:val="22"/>
-          <w:lang w:eastAsia="ko-KR"/>
-        </w:rPr>
-        <w:t>presented at 2023 Annual Conference of the Korean Psychological Association, Suwon, Korea.</w:t>
-      </w:r>
-    </w:p>
-    <w:p>
-      <w:pPr>
-        <w:tabs>
-          <w:tab w:val="right" w:pos="8640"/>
-        </w:tabs>
+          <w:sz w:val="22"/>
+          <w:lang w:eastAsia="ko-KR"/>
+        </w:rPr>
+        <w:t>Choi, H</w:t>
+      </w:r>
+      <w:r>
+        <w:rPr>
+          <w:rFonts w:ascii="Calibri Light" w:hAnsi="Calibri Light" w:cs="Calibri Light"/>
+          <w:sz w:val="22"/>
+          <w:lang w:eastAsia="ko-KR"/>
+        </w:rPr>
+        <w:t>.</w:t>
+      </w:r>
+      <w:r>
+        <w:rPr>
+          <w:rFonts w:ascii="Calibri Light" w:hAnsi="Calibri Light" w:cs="Calibri Light"/>
+          <w:sz w:val="22"/>
+          <w:vertAlign w:val="superscript"/>
+          <w:lang w:eastAsia="ko-KR"/>
+        </w:rPr>
+        <w:t>*</w:t>
+      </w:r>
+      <w:r>
+        <w:rPr>
+          <w:rFonts w:ascii="Calibri Light" w:hAnsi="Calibri Light" w:cs="Calibri Light"/>
+          <w:sz w:val="22"/>
+          <w:lang w:eastAsia="ko-KR"/>
+        </w:rPr>
+        <w:t>, P</w:t>
+      </w:r>
+      <w:r>
+        <w:rPr>
+          <w:rFonts w:ascii="Calibri Light" w:hAnsi="Calibri Light" w:cs="Calibri Light"/>
+          <w:sz w:val="22"/>
+          <w:lang w:eastAsia="ko-KR"/>
+        </w:rPr>
+        <w:t>ark, H., Ahn, W.</w:t>
+      </w:r>
+      <w:r>
+        <w:rPr>
+          <w:rFonts w:ascii="Calibri Light" w:hAnsi="Calibri Light" w:cs="Calibri Light"/>
+          <w:sz w:val="22"/>
+          <w:vertAlign w:val="superscript"/>
+          <w:lang w:eastAsia="ko-KR"/>
+        </w:rPr>
+        <w:t>+</w:t>
+      </w:r>
+      <w:r>
+        <w:rPr>
+          <w:rFonts w:ascii="Calibri Light" w:hAnsi="Calibri Light" w:cs="Calibri Light"/>
+          <w:sz w:val="22"/>
+          <w:lang w:eastAsia="ko-KR"/>
+        </w:rPr>
+        <w:t>, Jung Y.</w:t>
+      </w:r>
+      <w:r>
+        <w:rPr>
+          <w:rFonts w:ascii="Calibri Light" w:hAnsi="Calibri Light" w:cs="Calibri Light"/>
+          <w:sz w:val="22"/>
+          <w:vertAlign w:val="superscript"/>
+          <w:lang w:eastAsia="ko-KR"/>
+        </w:rPr>
+        <w:t>+</w:t>
+      </w:r>
+      <w:r>
+        <w:rPr>
+          <w:rFonts w:ascii="Calibri Light" w:hAnsi="Calibri Light" w:cs="Calibri Light"/>
+          <w:sz w:val="22"/>
+          <w:lang w:eastAsia="ko-KR"/>
+        </w:rPr>
+        <w:t xml:space="preserve"> </w:t>
+      </w:r>
+      <w:r>
+        <w:rPr>
+          <w:rFonts w:ascii="Calibri Light" w:hAnsi="Calibri Light" w:cs="Calibri Light"/>
+          <w:sz w:val="22"/>
+          <w:lang w:eastAsia="ko-KR"/>
+        </w:rPr>
+        <w:t>(</w:t>
+      </w:r>
+      <w:r>
+        <w:rPr>
+          <w:rFonts w:ascii="Calibri Light" w:hAnsi="Calibri Light" w:cs="Calibri Light"/>
+          <w:sz w:val="22"/>
+          <w:lang w:eastAsia="ko-KR"/>
+        </w:rPr>
+        <w:t>2023</w:t>
+      </w:r>
+      <w:r>
+        <w:rPr>
+          <w:rFonts w:ascii="Calibri Light" w:hAnsi="Calibri Light" w:cs="Calibri Light"/>
+          <w:sz w:val="22"/>
+          <w:lang w:eastAsia="ko-KR"/>
+        </w:rPr>
+        <w:t xml:space="preserve">) </w:t>
+      </w:r>
+      <w:r>
+        <w:rPr>
+          <w:rFonts w:ascii="Calibri Light" w:hAnsi="Calibri Light" w:cs="Calibri Light"/>
+          <w:sz w:val="22"/>
+          <w:lang w:eastAsia="ko-KR"/>
+        </w:rPr>
+        <w:t xml:space="preserve">Neural correlates of goal-directed control in internet gaming disorder and alcohol use disorder, </w:t>
+      </w:r>
+      <w:r>
+        <w:rPr>
+          <w:rFonts w:ascii="Calibri Light" w:hAnsi="Calibri Light" w:cs="Calibri Light"/>
+          <w:i/>
+          <w:iCs/>
+          <w:sz w:val="22"/>
+          <w:lang w:eastAsia="ko-KR"/>
+        </w:rPr>
+        <w:t>presented</w:t>
+      </w:r>
+      <w:r>
+        <w:rPr>
+          <w:rFonts w:ascii="Calibri Light" w:hAnsi="Calibri Light" w:cs="Calibri Light"/>
+          <w:i/>
+          <w:iCs/>
+          <w:sz w:val="22"/>
+          <w:lang w:eastAsia="ko-KR"/>
+        </w:rPr>
+        <w:t xml:space="preserve"> </w:t>
+      </w:r>
+      <w:r>
+        <w:rPr>
+          <w:rFonts w:ascii="Calibri Light" w:hAnsi="Calibri Light" w:cs="Calibri Light"/>
+          <w:i/>
+          <w:iCs/>
+          <w:sz w:val="22"/>
+          <w:lang w:eastAsia="ko-KR"/>
+        </w:rPr>
+        <w:t xml:space="preserve">at </w:t>
+      </w:r>
+      <w:r>
+        <w:rPr>
+          <w:rFonts w:ascii="Calibri Light" w:hAnsi="Calibri Light" w:cs="Calibri Light"/>
+          <w:i/>
+          <w:iCs/>
+          <w:sz w:val="22"/>
+          <w:lang w:eastAsia="ko-KR"/>
+        </w:rPr>
+        <w:t>8th International Conference on Behavioral Addictions, Incheon, Korea</w:t>
+      </w:r>
+      <w:r>
+        <w:rPr>
+          <w:rFonts w:ascii="Calibri Light" w:hAnsi="Calibri Light" w:cs="Calibri Light"/>
+          <w:i/>
+          <w:iCs/>
+          <w:sz w:val="22"/>
+          <w:lang w:eastAsia="ko-KR"/>
+        </w:rPr>
+        <w:t>.</w:t>
+      </w:r>
+    </w:p>
+    <w:p>
+      <w:pPr>
         <w:spacing w:after="80"/>
         <w:ind w:left="567" w:hanging="567"/>
         <w:rPr>
@@ -2601,6 +2567,104 @@
           <w:sz w:val="22"/>
           <w:lang w:eastAsia="ko-KR"/>
         </w:rPr>
+        <w:t>Kwon, M.,</w:t>
+      </w:r>
+      <w:r>
+        <w:rPr>
+          <w:rFonts w:ascii="Calibri Light" w:hAnsi="Calibri Light" w:cs="Calibri Light"/>
+          <w:sz w:val="22"/>
+          <w:lang w:eastAsia="ko-KR"/>
+        </w:rPr>
+        <w:t xml:space="preserve"> Kim, H., Yang, J., </w:t>
+      </w:r>
+      <w:r>
+        <w:rPr>
+          <w:rFonts w:ascii="Calibri Light" w:hAnsi="Calibri Light" w:cs="Calibri Light"/>
+          <w:sz w:val="22"/>
+          <w:lang w:eastAsia="ko-KR"/>
+        </w:rPr>
+        <w:t xml:space="preserve">Lee, Y., </w:t>
+      </w:r>
+      <w:r>
+        <w:rPr>
+          <w:rFonts w:ascii="Calibri Light" w:hAnsi="Calibri Light" w:cs="Calibri Light"/>
+          <w:sz w:val="22"/>
+          <w:lang w:eastAsia="ko-KR"/>
+        </w:rPr>
+        <w:t xml:space="preserve">Hur, J., Lee, T.-H., </w:t>
+      </w:r>
+      <w:r>
+        <w:rPr>
+          <w:rFonts w:ascii="Calibri Light" w:hAnsi="Calibri Light" w:cs="Calibri Light"/>
+          <w:sz w:val="22"/>
+          <w:lang w:eastAsia="ko-KR"/>
+        </w:rPr>
+        <w:t xml:space="preserve">Bjork, J.M., </w:t>
+      </w:r>
+      <w:r>
+        <w:rPr>
+          <w:rFonts w:ascii="Calibri Light" w:hAnsi="Calibri Light" w:cs="Calibri Light"/>
+          <w:sz w:val="22"/>
+          <w:lang w:eastAsia="ko-KR"/>
+        </w:rPr>
+        <w:t xml:space="preserve">&amp; Ahn, W.-Y. </w:t>
+      </w:r>
+      <w:r>
+        <w:rPr>
+          <w:rFonts w:ascii="Calibri Light" w:hAnsi="Calibri Light" w:cs="Calibri Light"/>
+          <w:sz w:val="22"/>
+          <w:lang w:eastAsia="ko-KR"/>
+        </w:rPr>
+        <w:t xml:space="preserve">(2023) </w:t>
+      </w:r>
+      <w:r>
+        <w:rPr>
+          <w:rFonts w:ascii="Calibri Light" w:hAnsi="Calibri Light" w:cs="Calibri Light"/>
+          <w:sz w:val="22"/>
+          <w:lang w:eastAsia="ko-KR"/>
+        </w:rPr>
+        <w:t>Caffeinated soda intake in children is associated with neurobehavioral risk factors for substance misuse</w:t>
+      </w:r>
+      <w:r>
+        <w:rPr>
+          <w:rFonts w:ascii="Calibri Light" w:hAnsi="Calibri Light" w:cs="Calibri Light"/>
+          <w:sz w:val="22"/>
+          <w:lang w:eastAsia="ko-KR"/>
+        </w:rPr>
+        <w:t xml:space="preserve">, </w:t>
+      </w:r>
+      <w:r>
+        <w:rPr>
+          <w:rFonts w:ascii="Calibri Light" w:hAnsi="Calibri Light" w:cs="Calibri Light"/>
+          <w:i/>
+          <w:iCs/>
+          <w:sz w:val="22"/>
+          <w:lang w:eastAsia="ko-KR"/>
+        </w:rPr>
+        <w:t>presented at 2023 Annual Conference of the Korean Psychological Association, Suwon, Korea.</w:t>
+      </w:r>
+    </w:p>
+    <w:p>
+      <w:pPr>
+        <w:tabs>
+          <w:tab w:val="right" w:pos="8640"/>
+        </w:tabs>
+        <w:spacing w:after="80"/>
+        <w:ind w:left="567" w:hanging="567"/>
+        <w:rPr>
+          <w:rFonts w:ascii="Calibri Light" w:hAnsi="Calibri Light" w:cs="Calibri Light"/>
+          <w:sz w:val="22"/>
+          <w:lang w:eastAsia="ko-KR"/>
+        </w:rPr>
+      </w:pPr>
+      <w:r>
+        <w:rPr>
+          <w:rFonts w:ascii="Calibri Light" w:hAnsi="Calibri Light" w:cs="Calibri Light"/>
+          <w:b/>
+          <w:bCs/>
+          <w:sz w:val="22"/>
+          <w:lang w:eastAsia="ko-KR"/>
+        </w:rPr>
         <w:t>Kwon, M.</w:t>
       </w:r>
       <w:r>
@@ -2661,25 +2725,7 @@
           <w:sz w:val="22"/>
           <w:lang w:eastAsia="ko-KR"/>
         </w:rPr>
-        <w:t xml:space="preserve">ark, H., </w:t>
-      </w:r>
-      <w:proofErr w:type="spellStart"/>
-      <w:r>
-        <w:rPr>
-          <w:rFonts w:ascii="Calibri Light" w:hAnsi="Calibri Light" w:cs="Calibri Light"/>
-          <w:sz w:val="22"/>
-          <w:lang w:eastAsia="ko-KR"/>
-        </w:rPr>
-        <w:t>Ahn</w:t>
-      </w:r>
-      <w:proofErr w:type="spellEnd"/>
-      <w:r>
-        <w:rPr>
-          <w:rFonts w:ascii="Calibri Light" w:hAnsi="Calibri Light" w:cs="Calibri Light"/>
-          <w:sz w:val="22"/>
-          <w:lang w:eastAsia="ko-KR"/>
-        </w:rPr>
-        <w:t>, W.</w:t>
+        <w:t>ark, H., Ahn, W.</w:t>
       </w:r>
       <w:r>
         <w:rPr>
@@ -2876,41 +2922,13 @@
         </w:rPr>
         <w:t xml:space="preserve">Lee, Y., </w:t>
       </w:r>
-      <w:proofErr w:type="spellStart"/>
-      <w:r>
-        <w:rPr>
-          <w:rFonts w:ascii="Calibri Light" w:hAnsi="Calibri Light" w:cs="Calibri Light"/>
-          <w:sz w:val="22"/>
-          <w:lang w:eastAsia="ko-KR"/>
-        </w:rPr>
-        <w:t>Hur</w:t>
-      </w:r>
-      <w:proofErr w:type="spellEnd"/>
-      <w:r>
-        <w:rPr>
-          <w:rFonts w:ascii="Calibri Light" w:hAnsi="Calibri Light" w:cs="Calibri Light"/>
-          <w:sz w:val="22"/>
-          <w:lang w:eastAsia="ko-KR"/>
-        </w:rPr>
-        <w:t xml:space="preserve">, J., Lee, T., &amp; </w:t>
-      </w:r>
-      <w:proofErr w:type="spellStart"/>
-      <w:r>
-        <w:rPr>
-          <w:rFonts w:ascii="Calibri Light" w:hAnsi="Calibri Light" w:cs="Calibri Light"/>
-          <w:sz w:val="22"/>
-          <w:lang w:eastAsia="ko-KR"/>
-        </w:rPr>
-        <w:t>Ahn</w:t>
-      </w:r>
-      <w:proofErr w:type="spellEnd"/>
-      <w:r>
-        <w:rPr>
-          <w:rFonts w:ascii="Calibri Light" w:hAnsi="Calibri Light" w:cs="Calibri Light"/>
-          <w:sz w:val="22"/>
-          <w:lang w:eastAsia="ko-KR"/>
-        </w:rPr>
-        <w:t>, W. (</w:t>
+      <w:r>
+        <w:rPr>
+          <w:rFonts w:ascii="Calibri Light" w:hAnsi="Calibri Light" w:cs="Calibri Light"/>
+          <w:sz w:val="22"/>
+          <w:lang w:eastAsia="ko-KR"/>
+        </w:rPr>
+        <w:t>Hur, J., Lee, T., &amp; Ahn, W. (</w:t>
       </w:r>
       <w:r>
         <w:rPr>
@@ -3047,41 +3065,13 @@
         </w:rPr>
         <w:t xml:space="preserve">Lee, Y., </w:t>
       </w:r>
-      <w:proofErr w:type="spellStart"/>
-      <w:r>
-        <w:rPr>
-          <w:rFonts w:ascii="Calibri Light" w:hAnsi="Calibri Light" w:cs="Calibri Light"/>
-          <w:sz w:val="22"/>
-          <w:lang w:eastAsia="ko-KR"/>
-        </w:rPr>
-        <w:t>Hur</w:t>
-      </w:r>
-      <w:proofErr w:type="spellEnd"/>
-      <w:r>
-        <w:rPr>
-          <w:rFonts w:ascii="Calibri Light" w:hAnsi="Calibri Light" w:cs="Calibri Light"/>
-          <w:sz w:val="22"/>
-          <w:lang w:eastAsia="ko-KR"/>
-        </w:rPr>
-        <w:t xml:space="preserve">, J., Lee, T., &amp; </w:t>
-      </w:r>
-      <w:proofErr w:type="spellStart"/>
-      <w:r>
-        <w:rPr>
-          <w:rFonts w:ascii="Calibri Light" w:hAnsi="Calibri Light" w:cs="Calibri Light"/>
-          <w:sz w:val="22"/>
-          <w:lang w:eastAsia="ko-KR"/>
-        </w:rPr>
-        <w:t>Ahn</w:t>
-      </w:r>
-      <w:proofErr w:type="spellEnd"/>
-      <w:r>
-        <w:rPr>
-          <w:rFonts w:ascii="Calibri Light" w:hAnsi="Calibri Light" w:cs="Calibri Light"/>
-          <w:sz w:val="22"/>
-          <w:lang w:eastAsia="ko-KR"/>
-        </w:rPr>
-        <w:t>, W. (</w:t>
+      <w:r>
+        <w:rPr>
+          <w:rFonts w:ascii="Calibri Light" w:hAnsi="Calibri Light" w:cs="Calibri Light"/>
+          <w:sz w:val="22"/>
+          <w:lang w:eastAsia="ko-KR"/>
+        </w:rPr>
+        <w:t>Hur, J., Lee, T., &amp; Ahn, W. (</w:t>
       </w:r>
       <w:r>
         <w:rPr>
@@ -3284,23 +3274,13 @@
         </w:rPr>
         <w:t xml:space="preserve">&amp; </w:t>
       </w:r>
-      <w:proofErr w:type="spellStart"/>
-      <w:r>
-        <w:rPr>
-          <w:rFonts w:ascii="Calibri Light" w:hAnsi="Calibri Light" w:cs="Calibri Light"/>
-          <w:sz w:val="22"/>
-          <w:lang w:eastAsia="ko-KR"/>
-        </w:rPr>
-        <w:t>Ahn</w:t>
-      </w:r>
-      <w:proofErr w:type="spellEnd"/>
-      <w:r>
-        <w:rPr>
-          <w:rFonts w:ascii="Calibri Light" w:hAnsi="Calibri Light" w:cs="Calibri Light"/>
-          <w:sz w:val="22"/>
-          <w:lang w:eastAsia="ko-KR"/>
-        </w:rPr>
-        <w:t>, W. (202</w:t>
+      <w:r>
+        <w:rPr>
+          <w:rFonts w:ascii="Calibri Light" w:hAnsi="Calibri Light" w:cs="Calibri Light"/>
+          <w:sz w:val="22"/>
+          <w:lang w:eastAsia="ko-KR"/>
+        </w:rPr>
+        <w:t>Ahn, W. (202</w:t>
       </w:r>
       <w:r>
         <w:rPr>
@@ -3442,25 +3422,7 @@
           <w:sz w:val="22"/>
           <w:lang w:eastAsia="ko-KR"/>
         </w:rPr>
-        <w:t xml:space="preserve">, </w:t>
-      </w:r>
-      <w:proofErr w:type="spellStart"/>
-      <w:r>
-        <w:rPr>
-          <w:rFonts w:ascii="Calibri Light" w:hAnsi="Calibri Light" w:cs="Calibri Light"/>
-          <w:sz w:val="22"/>
-          <w:lang w:eastAsia="ko-KR"/>
-        </w:rPr>
-        <w:t>Ahn</w:t>
-      </w:r>
-      <w:proofErr w:type="spellEnd"/>
-      <w:r>
-        <w:rPr>
-          <w:rFonts w:ascii="Calibri Light" w:hAnsi="Calibri Light" w:cs="Calibri Light"/>
-          <w:sz w:val="22"/>
-          <w:lang w:eastAsia="ko-KR"/>
-        </w:rPr>
-        <w:t xml:space="preserve">, W., &amp; Jung, Y. (2020) Neural Correlates of Goal-Directed Control in Interest Gaming Disorder and Alcohol Use Disorder, </w:t>
+        <w:t xml:space="preserve">, Ahn, W., &amp; Jung, Y. (2020) Neural Correlates of Goal-Directed Control in Interest Gaming Disorder and Alcohol Use Disorder, </w:t>
       </w:r>
       <w:r>
         <w:rPr>
@@ -3534,6 +3496,7 @@
           <w:sz w:val="22"/>
           <w:lang w:eastAsia="ko-KR"/>
         </w:rPr>
+        <w:lastRenderedPageBreak/>
         <w:t>Kwon, M.</w:t>
       </w:r>
       <w:r>
@@ -3542,43 +3505,7 @@
           <w:sz w:val="22"/>
           <w:lang w:eastAsia="ko-KR"/>
         </w:rPr>
-        <w:t xml:space="preserve">, Kim, H., Yang, J., </w:t>
-      </w:r>
-      <w:proofErr w:type="spellStart"/>
-      <w:r>
-        <w:rPr>
-          <w:rFonts w:ascii="Calibri Light" w:hAnsi="Calibri Light" w:cs="Calibri Light"/>
-          <w:sz w:val="22"/>
-          <w:lang w:eastAsia="ko-KR"/>
-        </w:rPr>
-        <w:t>Hur</w:t>
-      </w:r>
-      <w:proofErr w:type="spellEnd"/>
-      <w:r>
-        <w:rPr>
-          <w:rFonts w:ascii="Calibri Light" w:hAnsi="Calibri Light" w:cs="Calibri Light"/>
-          <w:sz w:val="22"/>
-          <w:lang w:eastAsia="ko-KR"/>
-        </w:rPr>
-        <w:t xml:space="preserve">, J., Lee, T., &amp; </w:t>
-      </w:r>
-      <w:proofErr w:type="spellStart"/>
-      <w:r>
-        <w:rPr>
-          <w:rFonts w:ascii="Calibri Light" w:hAnsi="Calibri Light" w:cs="Calibri Light"/>
-          <w:sz w:val="22"/>
-          <w:lang w:eastAsia="ko-KR"/>
-        </w:rPr>
-        <w:t>Ahn</w:t>
-      </w:r>
-      <w:proofErr w:type="spellEnd"/>
-      <w:r>
-        <w:rPr>
-          <w:rFonts w:ascii="Calibri Light" w:hAnsi="Calibri Light" w:cs="Calibri Light"/>
-          <w:sz w:val="22"/>
-          <w:lang w:eastAsia="ko-KR"/>
-        </w:rPr>
-        <w:t xml:space="preserve">, W. (2019) Identifying behavioral and neural predictors of caffeinated soda intake in childhood using a large database from the ABCD study, </w:t>
+        <w:t xml:space="preserve">, Kim, H., Yang, J., Hur, J., Lee, T., &amp; Ahn, W. (2019) Identifying behavioral and neural predictors of caffeinated soda intake in childhood using a large database from the ABCD study, </w:t>
       </w:r>
       <w:r>
         <w:rPr>
@@ -3630,7 +3557,6 @@
           <w:sz w:val="22"/>
           <w:lang w:eastAsia="ko-KR"/>
         </w:rPr>
-        <w:lastRenderedPageBreak/>
         <w:t xml:space="preserve">Kim, H.+, Kim, S.+, </w:t>
       </w:r>
       <w:r>
@@ -3665,25 +3591,7 @@
           <w:sz w:val="22"/>
           <w:lang w:eastAsia="ko-KR"/>
         </w:rPr>
-        <w:t xml:space="preserve">., &amp; </w:t>
-      </w:r>
-      <w:proofErr w:type="spellStart"/>
-      <w:r>
-        <w:rPr>
-          <w:rFonts w:ascii="Calibri Light" w:hAnsi="Calibri Light" w:cs="Calibri Light"/>
-          <w:sz w:val="22"/>
-          <w:lang w:eastAsia="ko-KR"/>
-        </w:rPr>
-        <w:t>Ahn</w:t>
-      </w:r>
-      <w:proofErr w:type="spellEnd"/>
-      <w:r>
-        <w:rPr>
-          <w:rFonts w:ascii="Calibri Light" w:hAnsi="Calibri Light" w:cs="Calibri Light"/>
-          <w:sz w:val="22"/>
-          <w:lang w:eastAsia="ko-KR"/>
-        </w:rPr>
-        <w:t xml:space="preserve">, W. (2019) Effects of early life stress and social resources on neurocognitive functions: A large-scale replication study, </w:t>
+        <w:t xml:space="preserve">., &amp; Ahn, W. (2019) Effects of early life stress and social resources on neurocognitive functions: A large-scale replication study, </w:t>
       </w:r>
       <w:r>
         <w:rPr>
@@ -5159,6 +5067,7 @@
           <w:szCs w:val="22"/>
           <w:lang w:eastAsia="ko-KR"/>
         </w:rPr>
+        <w:lastRenderedPageBreak/>
         <w:t>Seoul National University</w:t>
       </w:r>
       <w:r>
@@ -5286,20 +5195,8 @@
           <w:sz w:val="20"/>
           <w:szCs w:val="20"/>
         </w:rPr>
-        <w:t xml:space="preserve">PI: Professor Woo-Young </w:t>
-      </w:r>
-      <w:proofErr w:type="spellStart"/>
-      <w:r>
-        <w:rPr>
-          <w:rFonts w:ascii="Calibri Light" w:hAnsi="Calibri Light" w:cs="Calibri Light"/>
-          <w:i/>
-          <w:iCs/>
-          <w:sz w:val="20"/>
-          <w:szCs w:val="20"/>
-        </w:rPr>
-        <w:t>Ahn</w:t>
-      </w:r>
-      <w:proofErr w:type="spellEnd"/>
+        <w:t>PI: Professor Woo-Young Ahn</w:t>
+      </w:r>
     </w:p>
     <w:p>
       <w:pPr>
@@ -5334,7 +5231,6 @@
           <w:sz w:val="22"/>
           <w:szCs w:val="22"/>
         </w:rPr>
-        <w:lastRenderedPageBreak/>
         <w:t>Clinical Neuroscience Laboratory,</w:t>
       </w:r>
     </w:p>
@@ -6947,7 +6843,6 @@
           <w:sz w:val="26"/>
           <w:szCs w:val="26"/>
         </w:rPr>
-        <w:lastRenderedPageBreak/>
         <w:t>Skills</w:t>
       </w:r>
     </w:p>
@@ -7288,20 +7183,8 @@
           <w:sz w:val="22"/>
           <w:szCs w:val="22"/>
         </w:rPr>
-        <w:t xml:space="preserve">Professor Woo-Young </w:t>
-      </w:r>
-      <w:proofErr w:type="spellStart"/>
-      <w:r>
-        <w:rPr>
-          <w:rFonts w:ascii="Calibri Light" w:hAnsi="Calibri Light" w:cs="Calibri Light"/>
-          <w:b/>
-          <w:bCs/>
-          <w:sz w:val="22"/>
-          <w:szCs w:val="22"/>
-        </w:rPr>
-        <w:t>Ahn</w:t>
-      </w:r>
-      <w:proofErr w:type="spellEnd"/>
+        <w:t>Professor Woo-Young Ahn</w:t>
+      </w:r>
     </w:p>
     <w:p>
       <w:pPr>
@@ -7523,7 +7406,7 @@
 </file>
 
 <file path=word/endnotes.xml><?xml version="1.0" encoding="utf-8"?>
-<w:endnotes xmlns:wpc="http://schemas.microsoft.com/office/word/2010/wordprocessingCanvas" xmlns:cx="http://schemas.microsoft.com/office/drawing/2014/chartex" xmlns:cx1="http://schemas.microsoft.com/office/drawing/2015/9/8/chartex" xmlns:cx2="http://schemas.microsoft.com/office/drawing/2015/10/21/chartex" xmlns:cx3="http://schemas.microsoft.com/office/drawing/2016/5/9/chartex" xmlns:cx4="http://schemas.microsoft.com/office/drawing/2016/5/10/chartex" xmlns:cx5="http://schemas.microsoft.com/office/drawing/2016/5/11/chartex" xmlns:cx6="http://schemas.microsoft.com/office/drawing/2016/5/12/chartex" xmlns:cx7="http://schemas.microsoft.com/office/drawing/2016/5/13/chartex" xmlns:cx8="http://schemas.microsoft.com/office/drawing/2016/5/14/chartex" xmlns:mc="http://schemas.openxmlformats.org/markup-compatibility/2006" xmlns:aink="http://schemas.microsoft.com/office/drawing/2016/ink" xmlns:am3d="http://schemas.microsoft.com/office/drawing/2017/model3d" xmlns:o="urn:schemas-microsoft-com:office:office" xmlns:oel="http://schemas.microsoft.com/office/2019/extlst" xmlns:r="http://schemas.openxmlformats.org/officeDocument/2006/relationships" xmlns:m="http://schemas.openxmlformats.org/officeDocument/2006/math" xmlns:v="urn:schemas-microsoft-com:vml" xmlns:wp14="http://schemas.microsoft.com/office/word/2010/wordprocessingDrawing" xmlns:wp="http://schemas.openxmlformats.org/drawingml/2006/wordprocessingDrawing" xmlns:w10="urn:schemas-microsoft-com:office:word" xmlns:w="http://schemas.openxmlformats.org/wordprocessingml/2006/main" xmlns:w14="http://schemas.microsoft.com/office/word/2010/wordml" xmlns:w15="http://schemas.microsoft.com/office/word/2012/wordml" xmlns:w16cex="http://schemas.microsoft.com/office/word/2018/wordml/cex" xmlns:w16cid="http://schemas.microsoft.com/office/word/2016/wordml/cid" xmlns:w16="http://schemas.microsoft.com/office/word/2018/wordml" xmlns:w16sdtdh="http://schemas.microsoft.com/office/word/2020/wordml/sdtdatahash" xmlns:w16se="http://schemas.microsoft.com/office/word/2015/wordml/symex" xmlns:wpg="http://schemas.microsoft.com/office/word/2010/wordprocessingGroup" xmlns:wpi="http://schemas.microsoft.com/office/word/2010/wordprocessingInk" xmlns:wne="http://schemas.microsoft.com/office/word/2006/wordml" xmlns:wps="http://schemas.microsoft.com/office/word/2010/wordprocessingShape" mc:Ignorable="w14 w15 w16se w16cid w16 w16cex w16sdtdh wp14">
+<w:endnotes xmlns:wpc="http://schemas.microsoft.com/office/word/2010/wordprocessingCanvas" xmlns:cx="http://schemas.microsoft.com/office/drawing/2014/chartex" xmlns:cx1="http://schemas.microsoft.com/office/drawing/2015/9/8/chartex" xmlns:cx2="http://schemas.microsoft.com/office/drawing/2015/10/21/chartex" xmlns:cx3="http://schemas.microsoft.com/office/drawing/2016/5/9/chartex" xmlns:cx4="http://schemas.microsoft.com/office/drawing/2016/5/10/chartex" xmlns:cx5="http://schemas.microsoft.com/office/drawing/2016/5/11/chartex" xmlns:cx6="http://schemas.microsoft.com/office/drawing/2016/5/12/chartex" xmlns:cx7="http://schemas.microsoft.com/office/drawing/2016/5/13/chartex" xmlns:cx8="http://schemas.microsoft.com/office/drawing/2016/5/14/chartex" xmlns:mc="http://schemas.openxmlformats.org/markup-compatibility/2006" xmlns:aink="http://schemas.microsoft.com/office/drawing/2016/ink" xmlns:am3d="http://schemas.microsoft.com/office/drawing/2017/model3d" xmlns:o="urn:schemas-microsoft-com:office:office" xmlns:oel="http://schemas.microsoft.com/office/2019/extlst" xmlns:r="http://schemas.openxmlformats.org/officeDocument/2006/relationships" xmlns:m="http://schemas.openxmlformats.org/officeDocument/2006/math" xmlns:v="urn:schemas-microsoft-com:vml" xmlns:wp14="http://schemas.microsoft.com/office/word/2010/wordprocessingDrawing" xmlns:wp="http://schemas.openxmlformats.org/drawingml/2006/wordprocessingDrawing" xmlns:w10="urn:schemas-microsoft-com:office:word" xmlns:w="http://schemas.openxmlformats.org/wordprocessingml/2006/main" xmlns:w14="http://schemas.microsoft.com/office/word/2010/wordml" xmlns:w15="http://schemas.microsoft.com/office/word/2012/wordml" xmlns:w16cex="http://schemas.microsoft.com/office/word/2018/wordml/cex" xmlns:w16cid="http://schemas.microsoft.com/office/word/2016/wordml/cid" xmlns:w16="http://schemas.microsoft.com/office/word/2018/wordml" xmlns:w16du="http://schemas.microsoft.com/office/word/2023/wordml/word16du" xmlns:w16sdtdh="http://schemas.microsoft.com/office/word/2020/wordml/sdtdatahash" xmlns:w16se="http://schemas.microsoft.com/office/word/2015/wordml/symex" xmlns:wpg="http://schemas.microsoft.com/office/word/2010/wordprocessingGroup" xmlns:wpi="http://schemas.microsoft.com/office/word/2010/wordprocessingInk" xmlns:wne="http://schemas.microsoft.com/office/word/2006/wordml" xmlns:wps="http://schemas.microsoft.com/office/word/2010/wordprocessingShape" mc:Ignorable="w14 w15 w16se w16cid w16 w16cex w16sdtdh w16du wp14">
   <w:endnote w:type="separator" w:id="-1">
     <w:p>
       <w:r>
@@ -7542,7 +7425,7 @@
 </file>
 
 <file path=word/footer1.xml><?xml version="1.0" encoding="utf-8"?>
-<w:ftr xmlns:wpc="http://schemas.microsoft.com/office/word/2010/wordprocessingCanvas" xmlns:cx="http://schemas.microsoft.com/office/drawing/2014/chartex" xmlns:cx1="http://schemas.microsoft.com/office/drawing/2015/9/8/chartex" xmlns:cx2="http://schemas.microsoft.com/office/drawing/2015/10/21/chartex" xmlns:cx3="http://schemas.microsoft.com/office/drawing/2016/5/9/chartex" xmlns:cx4="http://schemas.microsoft.com/office/drawing/2016/5/10/chartex" xmlns:cx5="http://schemas.microsoft.com/office/drawing/2016/5/11/chartex" xmlns:cx6="http://schemas.microsoft.com/office/drawing/2016/5/12/chartex" xmlns:cx7="http://schemas.microsoft.com/office/drawing/2016/5/13/chartex" xmlns:cx8="http://schemas.microsoft.com/office/drawing/2016/5/14/chartex" xmlns:mc="http://schemas.openxmlformats.org/markup-compatibility/2006" xmlns:aink="http://schemas.microsoft.com/office/drawing/2016/ink" xmlns:am3d="http://schemas.microsoft.com/office/drawing/2017/model3d" xmlns:o="urn:schemas-microsoft-com:office:office" xmlns:oel="http://schemas.microsoft.com/office/2019/extlst" xmlns:r="http://schemas.openxmlformats.org/officeDocument/2006/relationships" xmlns:m="http://schemas.openxmlformats.org/officeDocument/2006/math" xmlns:v="urn:schemas-microsoft-com:vml" xmlns:wp14="http://schemas.microsoft.com/office/word/2010/wordprocessingDrawing" xmlns:wp="http://schemas.openxmlformats.org/drawingml/2006/wordprocessingDrawing" xmlns:w10="urn:schemas-microsoft-com:office:word" xmlns:w="http://schemas.openxmlformats.org/wordprocessingml/2006/main" xmlns:w14="http://schemas.microsoft.com/office/word/2010/wordml" xmlns:w15="http://schemas.microsoft.com/office/word/2012/wordml" xmlns:w16cex="http://schemas.microsoft.com/office/word/2018/wordml/cex" xmlns:w16cid="http://schemas.microsoft.com/office/word/2016/wordml/cid" xmlns:w16="http://schemas.microsoft.com/office/word/2018/wordml" xmlns:w16sdtdh="http://schemas.microsoft.com/office/word/2020/wordml/sdtdatahash" xmlns:w16se="http://schemas.microsoft.com/office/word/2015/wordml/symex" xmlns:wpg="http://schemas.microsoft.com/office/word/2010/wordprocessingGroup" xmlns:wpi="http://schemas.microsoft.com/office/word/2010/wordprocessingInk" xmlns:wne="http://schemas.microsoft.com/office/word/2006/wordml" xmlns:wps="http://schemas.microsoft.com/office/word/2010/wordprocessingShape" mc:Ignorable="w14 w15 w16se w16cid w16 w16cex w16sdtdh wp14">
+<w:ftr xmlns:wpc="http://schemas.microsoft.com/office/word/2010/wordprocessingCanvas" xmlns:cx="http://schemas.microsoft.com/office/drawing/2014/chartex" xmlns:cx1="http://schemas.microsoft.com/office/drawing/2015/9/8/chartex" xmlns:cx2="http://schemas.microsoft.com/office/drawing/2015/10/21/chartex" xmlns:cx3="http://schemas.microsoft.com/office/drawing/2016/5/9/chartex" xmlns:cx4="http://schemas.microsoft.com/office/drawing/2016/5/10/chartex" xmlns:cx5="http://schemas.microsoft.com/office/drawing/2016/5/11/chartex" xmlns:cx6="http://schemas.microsoft.com/office/drawing/2016/5/12/chartex" xmlns:cx7="http://schemas.microsoft.com/office/drawing/2016/5/13/chartex" xmlns:cx8="http://schemas.microsoft.com/office/drawing/2016/5/14/chartex" xmlns:mc="http://schemas.openxmlformats.org/markup-compatibility/2006" xmlns:aink="http://schemas.microsoft.com/office/drawing/2016/ink" xmlns:am3d="http://schemas.microsoft.com/office/drawing/2017/model3d" xmlns:o="urn:schemas-microsoft-com:office:office" xmlns:oel="http://schemas.microsoft.com/office/2019/extlst" xmlns:r="http://schemas.openxmlformats.org/officeDocument/2006/relationships" xmlns:m="http://schemas.openxmlformats.org/officeDocument/2006/math" xmlns:v="urn:schemas-microsoft-com:vml" xmlns:wp14="http://schemas.microsoft.com/office/word/2010/wordprocessingDrawing" xmlns:wp="http://schemas.openxmlformats.org/drawingml/2006/wordprocessingDrawing" xmlns:w10="urn:schemas-microsoft-com:office:word" xmlns:w="http://schemas.openxmlformats.org/wordprocessingml/2006/main" xmlns:w14="http://schemas.microsoft.com/office/word/2010/wordml" xmlns:w15="http://schemas.microsoft.com/office/word/2012/wordml" xmlns:w16cex="http://schemas.microsoft.com/office/word/2018/wordml/cex" xmlns:w16cid="http://schemas.microsoft.com/office/word/2016/wordml/cid" xmlns:w16="http://schemas.microsoft.com/office/word/2018/wordml" xmlns:w16du="http://schemas.microsoft.com/office/word/2023/wordml/word16du" xmlns:w16sdtdh="http://schemas.microsoft.com/office/word/2020/wordml/sdtdatahash" xmlns:w16se="http://schemas.microsoft.com/office/word/2015/wordml/symex" xmlns:wpg="http://schemas.microsoft.com/office/word/2010/wordprocessingGroup" xmlns:wpi="http://schemas.microsoft.com/office/word/2010/wordprocessingInk" xmlns:wne="http://schemas.microsoft.com/office/word/2006/wordml" xmlns:wps="http://schemas.microsoft.com/office/word/2010/wordprocessingShape" mc:Ignorable="w14 w15 w16se w16cid w16 w16cex w16sdtdh w16du wp14">
   <w:p>
     <w:pPr>
       <w:pStyle w:val="Footer"/>
@@ -7593,7 +7476,7 @@
 </file>
 
 <file path=word/footnotes.xml><?xml version="1.0" encoding="utf-8"?>
-<w:footnotes xmlns:wpc="http://schemas.microsoft.com/office/word/2010/wordprocessingCanvas" xmlns:cx="http://schemas.microsoft.com/office/drawing/2014/chartex" xmlns:cx1="http://schemas.microsoft.com/office/drawing/2015/9/8/chartex" xmlns:cx2="http://schemas.microsoft.com/office/drawing/2015/10/21/chartex" xmlns:cx3="http://schemas.microsoft.com/office/drawing/2016/5/9/chartex" xmlns:cx4="http://schemas.microsoft.com/office/drawing/2016/5/10/chartex" xmlns:cx5="http://schemas.microsoft.com/office/drawing/2016/5/11/chartex" xmlns:cx6="http://schemas.microsoft.com/office/drawing/2016/5/12/chartex" xmlns:cx7="http://schemas.microsoft.com/office/drawing/2016/5/13/chartex" xmlns:cx8="http://schemas.microsoft.com/office/drawing/2016/5/14/chartex" xmlns:mc="http://schemas.openxmlformats.org/markup-compatibility/2006" xmlns:aink="http://schemas.microsoft.com/office/drawing/2016/ink" xmlns:am3d="http://schemas.microsoft.com/office/drawing/2017/model3d" xmlns:o="urn:schemas-microsoft-com:office:office" xmlns:oel="http://schemas.microsoft.com/office/2019/extlst" xmlns:r="http://schemas.openxmlformats.org/officeDocument/2006/relationships" xmlns:m="http://schemas.openxmlformats.org/officeDocument/2006/math" xmlns:v="urn:schemas-microsoft-com:vml" xmlns:wp14="http://schemas.microsoft.com/office/word/2010/wordprocessingDrawing" xmlns:wp="http://schemas.openxmlformats.org/drawingml/2006/wordprocessingDrawing" xmlns:w10="urn:schemas-microsoft-com:office:word" xmlns:w="http://schemas.openxmlformats.org/wordprocessingml/2006/main" xmlns:w14="http://schemas.microsoft.com/office/word/2010/wordml" xmlns:w15="http://schemas.microsoft.com/office/word/2012/wordml" xmlns:w16cex="http://schemas.microsoft.com/office/word/2018/wordml/cex" xmlns:w16cid="http://schemas.microsoft.com/office/word/2016/wordml/cid" xmlns:w16="http://schemas.microsoft.com/office/word/2018/wordml" xmlns:w16sdtdh="http://schemas.microsoft.com/office/word/2020/wordml/sdtdatahash" xmlns:w16se="http://schemas.microsoft.com/office/word/2015/wordml/symex" xmlns:wpg="http://schemas.microsoft.com/office/word/2010/wordprocessingGroup" xmlns:wpi="http://schemas.microsoft.com/office/word/2010/wordprocessingInk" xmlns:wne="http://schemas.microsoft.com/office/word/2006/wordml" xmlns:wps="http://schemas.microsoft.com/office/word/2010/wordprocessingShape" mc:Ignorable="w14 w15 w16se w16cid w16 w16cex w16sdtdh wp14">
+<w:footnotes xmlns:wpc="http://schemas.microsoft.com/office/word/2010/wordprocessingCanvas" xmlns:cx="http://schemas.microsoft.com/office/drawing/2014/chartex" xmlns:cx1="http://schemas.microsoft.com/office/drawing/2015/9/8/chartex" xmlns:cx2="http://schemas.microsoft.com/office/drawing/2015/10/21/chartex" xmlns:cx3="http://schemas.microsoft.com/office/drawing/2016/5/9/chartex" xmlns:cx4="http://schemas.microsoft.com/office/drawing/2016/5/10/chartex" xmlns:cx5="http://schemas.microsoft.com/office/drawing/2016/5/11/chartex" xmlns:cx6="http://schemas.microsoft.com/office/drawing/2016/5/12/chartex" xmlns:cx7="http://schemas.microsoft.com/office/drawing/2016/5/13/chartex" xmlns:cx8="http://schemas.microsoft.com/office/drawing/2016/5/14/chartex" xmlns:mc="http://schemas.openxmlformats.org/markup-compatibility/2006" xmlns:aink="http://schemas.microsoft.com/office/drawing/2016/ink" xmlns:am3d="http://schemas.microsoft.com/office/drawing/2017/model3d" xmlns:o="urn:schemas-microsoft-com:office:office" xmlns:oel="http://schemas.microsoft.com/office/2019/extlst" xmlns:r="http://schemas.openxmlformats.org/officeDocument/2006/relationships" xmlns:m="http://schemas.openxmlformats.org/officeDocument/2006/math" xmlns:v="urn:schemas-microsoft-com:vml" xmlns:wp14="http://schemas.microsoft.com/office/word/2010/wordprocessingDrawing" xmlns:wp="http://schemas.openxmlformats.org/drawingml/2006/wordprocessingDrawing" xmlns:w10="urn:schemas-microsoft-com:office:word" xmlns:w="http://schemas.openxmlformats.org/wordprocessingml/2006/main" xmlns:w14="http://schemas.microsoft.com/office/word/2010/wordml" xmlns:w15="http://schemas.microsoft.com/office/word/2012/wordml" xmlns:w16cex="http://schemas.microsoft.com/office/word/2018/wordml/cex" xmlns:w16cid="http://schemas.microsoft.com/office/word/2016/wordml/cid" xmlns:w16="http://schemas.microsoft.com/office/word/2018/wordml" xmlns:w16du="http://schemas.microsoft.com/office/word/2023/wordml/word16du" xmlns:w16sdtdh="http://schemas.microsoft.com/office/word/2020/wordml/sdtdatahash" xmlns:w16se="http://schemas.microsoft.com/office/word/2015/wordml/symex" xmlns:wpg="http://schemas.microsoft.com/office/word/2010/wordprocessingGroup" xmlns:wpi="http://schemas.microsoft.com/office/word/2010/wordprocessingInk" xmlns:wne="http://schemas.microsoft.com/office/word/2006/wordml" xmlns:wps="http://schemas.microsoft.com/office/word/2010/wordprocessingShape" mc:Ignorable="w14 w15 w16se w16cid w16 w16cex w16sdtdh w16du wp14">
   <w:footnote w:type="separator" w:id="-1">
     <w:p>
       <w:r>
@@ -7612,7 +7495,7 @@
 </file>
 
 <file path=word/numbering.xml><?xml version="1.0" encoding="utf-8"?>
-<w:numbering xmlns:wpc="http://schemas.microsoft.com/office/word/2010/wordprocessingCanvas" xmlns:cx="http://schemas.microsoft.com/office/drawing/2014/chartex" xmlns:cx1="http://schemas.microsoft.com/office/drawing/2015/9/8/chartex" xmlns:cx2="http://schemas.microsoft.com/office/drawing/2015/10/21/chartex" xmlns:cx3="http://schemas.microsoft.com/office/drawing/2016/5/9/chartex" xmlns:cx4="http://schemas.microsoft.com/office/drawing/2016/5/10/chartex" xmlns:cx5="http://schemas.microsoft.com/office/drawing/2016/5/11/chartex" xmlns:cx6="http://schemas.microsoft.com/office/drawing/2016/5/12/chartex" xmlns:cx7="http://schemas.microsoft.com/office/drawing/2016/5/13/chartex" xmlns:cx8="http://schemas.microsoft.com/office/drawing/2016/5/14/chartex" xmlns:mc="http://schemas.openxmlformats.org/markup-compatibility/2006" xmlns:aink="http://schemas.microsoft.com/office/drawing/2016/ink" xmlns:am3d="http://schemas.microsoft.com/office/drawing/2017/model3d" xmlns:o="urn:schemas-microsoft-com:office:office" xmlns:oel="http://schemas.microsoft.com/office/2019/extlst" xmlns:r="http://schemas.openxmlformats.org/officeDocument/2006/relationships" xmlns:m="http://schemas.openxmlformats.org/officeDocument/2006/math" xmlns:v="urn:schemas-microsoft-com:vml" xmlns:wp14="http://schemas.microsoft.com/office/word/2010/wordprocessingDrawing" xmlns:wp="http://schemas.openxmlformats.org/drawingml/2006/wordprocessingDrawing" xmlns:w10="urn:schemas-microsoft-com:office:word" xmlns:w="http://schemas.openxmlformats.org/wordprocessingml/2006/main" xmlns:w14="http://schemas.microsoft.com/office/word/2010/wordml" xmlns:w15="http://schemas.microsoft.com/office/word/2012/wordml" xmlns:w16cex="http://schemas.microsoft.com/office/word/2018/wordml/cex" xmlns:w16cid="http://schemas.microsoft.com/office/word/2016/wordml/cid" xmlns:w16="http://schemas.microsoft.com/office/word/2018/wordml" xmlns:w16sdtdh="http://schemas.microsoft.com/office/word/2020/wordml/sdtdatahash" xmlns:w16se="http://schemas.microsoft.com/office/word/2015/wordml/symex" xmlns:wpg="http://schemas.microsoft.com/office/word/2010/wordprocessingGroup" xmlns:wpi="http://schemas.microsoft.com/office/word/2010/wordprocessingInk" xmlns:wne="http://schemas.microsoft.com/office/word/2006/wordml" xmlns:wps="http://schemas.microsoft.com/office/word/2010/wordprocessingShape" mc:Ignorable="w14 w15 w16se w16cid w16 w16cex w16sdtdh wp14">
+<w:numbering xmlns:wpc="http://schemas.microsoft.com/office/word/2010/wordprocessingCanvas" xmlns:cx="http://schemas.microsoft.com/office/drawing/2014/chartex" xmlns:cx1="http://schemas.microsoft.com/office/drawing/2015/9/8/chartex" xmlns:cx2="http://schemas.microsoft.com/office/drawing/2015/10/21/chartex" xmlns:cx3="http://schemas.microsoft.com/office/drawing/2016/5/9/chartex" xmlns:cx4="http://schemas.microsoft.com/office/drawing/2016/5/10/chartex" xmlns:cx5="http://schemas.microsoft.com/office/drawing/2016/5/11/chartex" xmlns:cx6="http://schemas.microsoft.com/office/drawing/2016/5/12/chartex" xmlns:cx7="http://schemas.microsoft.com/office/drawing/2016/5/13/chartex" xmlns:cx8="http://schemas.microsoft.com/office/drawing/2016/5/14/chartex" xmlns:mc="http://schemas.openxmlformats.org/markup-compatibility/2006" xmlns:aink="http://schemas.microsoft.com/office/drawing/2016/ink" xmlns:am3d="http://schemas.microsoft.com/office/drawing/2017/model3d" xmlns:o="urn:schemas-microsoft-com:office:office" xmlns:oel="http://schemas.microsoft.com/office/2019/extlst" xmlns:r="http://schemas.openxmlformats.org/officeDocument/2006/relationships" xmlns:m="http://schemas.openxmlformats.org/officeDocument/2006/math" xmlns:v="urn:schemas-microsoft-com:vml" xmlns:wp14="http://schemas.microsoft.com/office/word/2010/wordprocessingDrawing" xmlns:wp="http://schemas.openxmlformats.org/drawingml/2006/wordprocessingDrawing" xmlns:w10="urn:schemas-microsoft-com:office:word" xmlns:w="http://schemas.openxmlformats.org/wordprocessingml/2006/main" xmlns:w14="http://schemas.microsoft.com/office/word/2010/wordml" xmlns:w15="http://schemas.microsoft.com/office/word/2012/wordml" xmlns:w16cex="http://schemas.microsoft.com/office/word/2018/wordml/cex" xmlns:w16cid="http://schemas.microsoft.com/office/word/2016/wordml/cid" xmlns:w16="http://schemas.microsoft.com/office/word/2018/wordml" xmlns:w16du="http://schemas.microsoft.com/office/word/2023/wordml/word16du" xmlns:w16sdtdh="http://schemas.microsoft.com/office/word/2020/wordml/sdtdatahash" xmlns:w16se="http://schemas.microsoft.com/office/word/2015/wordml/symex" xmlns:wpg="http://schemas.microsoft.com/office/word/2010/wordprocessingGroup" xmlns:wpi="http://schemas.microsoft.com/office/word/2010/wordprocessingInk" xmlns:wne="http://schemas.microsoft.com/office/word/2006/wordml" xmlns:wps="http://schemas.microsoft.com/office/word/2010/wordprocessingShape" mc:Ignorable="w14 w15 w16se w16cid w16 w16cex w16sdtdh w16du wp14">
   <w:abstractNum w:abstractNumId="0" w15:restartNumberingAfterBreak="0">
     <w:nsid w:val="040858FE"/>
     <w:multiLevelType w:val="hybridMultilevel"/>
@@ -8849,7 +8732,7 @@
 </file>
 
 <file path=word/styles.xml><?xml version="1.0" encoding="utf-8"?>
-<w:styles xmlns:mc="http://schemas.openxmlformats.org/markup-compatibility/2006" xmlns:r="http://schemas.openxmlformats.org/officeDocument/2006/relationships" xmlns:w="http://schemas.openxmlformats.org/wordprocessingml/2006/main" xmlns:w14="http://schemas.microsoft.com/office/word/2010/wordml" xmlns:w15="http://schemas.microsoft.com/office/word/2012/wordml" xmlns:w16cex="http://schemas.microsoft.com/office/word/2018/wordml/cex" xmlns:w16cid="http://schemas.microsoft.com/office/word/2016/wordml/cid" xmlns:w16="http://schemas.microsoft.com/office/word/2018/wordml" xmlns:w16sdtdh="http://schemas.microsoft.com/office/word/2020/wordml/sdtdatahash" xmlns:w16se="http://schemas.microsoft.com/office/word/2015/wordml/symex" mc:Ignorable="w14 w15 w16se w16cid w16 w16cex w16sdtdh">
+<w:styles xmlns:mc="http://schemas.openxmlformats.org/markup-compatibility/2006" xmlns:r="http://schemas.openxmlformats.org/officeDocument/2006/relationships" xmlns:w="http://schemas.openxmlformats.org/wordprocessingml/2006/main" xmlns:w14="http://schemas.microsoft.com/office/word/2010/wordml" xmlns:w15="http://schemas.microsoft.com/office/word/2012/wordml" xmlns:w16cex="http://schemas.microsoft.com/office/word/2018/wordml/cex" xmlns:w16cid="http://schemas.microsoft.com/office/word/2016/wordml/cid" xmlns:w16="http://schemas.microsoft.com/office/word/2018/wordml" xmlns:w16du="http://schemas.microsoft.com/office/word/2023/wordml/word16du" xmlns:w16sdtdh="http://schemas.microsoft.com/office/word/2020/wordml/sdtdatahash" xmlns:w16se="http://schemas.microsoft.com/office/word/2015/wordml/symex" mc:Ignorable="w14 w15 w16se w16cid w16 w16cex w16sdtdh w16du">
   <w:docDefaults>
     <w:rPrDefault>
       <w:rPr>

--- a/files/CV_minakwon.docx
+++ b/files/CV_minakwon.docx
@@ -335,6 +335,201 @@
           <w:sz w:val="22"/>
           <w:szCs w:val="22"/>
         </w:rPr>
+        <w:t>Seoul National University</w:t>
+      </w:r>
+      <w:r>
+        <w:rPr>
+          <w:rFonts w:ascii="Calibri Light" w:hAnsi="Calibri Light" w:cs="Calibri Light"/>
+          <w:sz w:val="22"/>
+          <w:szCs w:val="22"/>
+        </w:rPr>
+        <w:tab/>
+      </w:r>
+      <w:r>
+        <w:rPr>
+          <w:rFonts w:ascii="Calibri Light" w:hAnsi="Calibri Light" w:cs="Calibri Light"/>
+          <w:sz w:val="20"/>
+          <w:szCs w:val="20"/>
+        </w:rPr>
+        <w:t>Seoul, Korea</w:t>
+      </w:r>
+    </w:p>
+    <w:p>
+      <w:pPr>
+        <w:tabs>
+          <w:tab w:val="left" w:pos="720"/>
+          <w:tab w:val="right" w:pos="8640"/>
+        </w:tabs>
+        <w:rPr>
+          <w:rFonts w:ascii="Calibri Light" w:hAnsi="Calibri Light" w:cs="Calibri Light"/>
+          <w:lang w:eastAsia="ko-KR"/>
+        </w:rPr>
+      </w:pPr>
+      <w:r>
+        <w:rPr>
+          <w:rFonts w:ascii="Calibri Light" w:hAnsi="Calibri Light" w:cs="Calibri Light"/>
+          <w:sz w:val="22"/>
+          <w:szCs w:val="22"/>
+        </w:rPr>
+        <w:t xml:space="preserve">Ph.D. in Psychology </w:t>
+      </w:r>
+      <w:r>
+        <w:rPr>
+          <w:rFonts w:ascii="Calibri Light" w:hAnsi="Calibri Light" w:cs="Calibri Light"/>
+        </w:rPr>
+        <w:tab/>
+      </w:r>
+      <w:r>
+        <w:rPr>
+          <w:rFonts w:ascii="Calibri Light" w:hAnsi="Calibri Light" w:cs="Calibri Light"/>
+          <w:i/>
+          <w:iCs/>
+          <w:sz w:val="20"/>
+          <w:szCs w:val="20"/>
+        </w:rPr>
+        <w:t xml:space="preserve">2021.09 ~ </w:t>
+      </w:r>
+      <w:r>
+        <w:rPr>
+          <w:rFonts w:ascii="Calibri Light" w:hAnsi="Calibri Light" w:cs="Calibri Light"/>
+          <w:i/>
+          <w:iCs/>
+          <w:sz w:val="20"/>
+          <w:szCs w:val="20"/>
+          <w:lang w:eastAsia="ko-KR"/>
+        </w:rPr>
+        <w:t>present</w:t>
+      </w:r>
+    </w:p>
+    <w:p>
+      <w:pPr>
+        <w:tabs>
+          <w:tab w:val="left" w:pos="720"/>
+          <w:tab w:val="right" w:pos="8640"/>
+        </w:tabs>
+        <w:rPr>
+          <w:rFonts w:ascii="Calibri Light" w:hAnsi="Calibri Light" w:cs="Calibri Light"/>
+          <w:i/>
+          <w:iCs/>
+          <w:sz w:val="20"/>
+          <w:szCs w:val="20"/>
+        </w:rPr>
+      </w:pPr>
+      <w:r>
+        <w:rPr>
+          <w:rFonts w:ascii="Calibri Light" w:hAnsi="Calibri Light" w:cs="Calibri Light"/>
+          <w:i/>
+          <w:iCs/>
+          <w:sz w:val="20"/>
+          <w:szCs w:val="20"/>
+        </w:rPr>
+        <w:t>- Advisor: Professor Woo-Young Ahn</w:t>
+      </w:r>
+    </w:p>
+    <w:p>
+      <w:pPr>
+        <w:tabs>
+          <w:tab w:val="left" w:pos="720"/>
+          <w:tab w:val="right" w:pos="8640"/>
+        </w:tabs>
+        <w:rPr>
+          <w:rFonts w:ascii="Calibri Light" w:hAnsi="Calibri Light" w:cs="Calibri Light"/>
+          <w:i/>
+          <w:iCs/>
+          <w:sz w:val="20"/>
+          <w:szCs w:val="20"/>
+        </w:rPr>
+      </w:pPr>
+      <w:r>
+        <w:rPr>
+          <w:rFonts w:ascii="Calibri Light" w:hAnsi="Calibri Light" w:cs="Calibri Light"/>
+          <w:i/>
+          <w:iCs/>
+          <w:sz w:val="20"/>
+          <w:szCs w:val="20"/>
+        </w:rPr>
+        <w:t>- Computational Clinical Science Laboratory (</w:t>
+      </w:r>
+      <w:hyperlink r:id="rId10" w:history="1">
+        <w:r>
+          <w:rPr>
+            <w:rStyle w:val="Hyperlink"/>
+            <w:rFonts w:ascii="Calibri Light" w:hAnsi="Calibri Light" w:cs="Calibri Light"/>
+            <w:i/>
+            <w:iCs/>
+            <w:sz w:val="20"/>
+            <w:szCs w:val="20"/>
+          </w:rPr>
+          <w:t>CCS Lab</w:t>
+        </w:r>
+      </w:hyperlink>
+      <w:r>
+        <w:rPr>
+          <w:rFonts w:ascii="Calibri Light" w:hAnsi="Calibri Light" w:cs="Calibri Light"/>
+          <w:i/>
+          <w:iCs/>
+          <w:sz w:val="20"/>
+          <w:szCs w:val="20"/>
+        </w:rPr>
+        <w:t>)</w:t>
+      </w:r>
+    </w:p>
+    <w:p>
+      <w:pPr>
+        <w:tabs>
+          <w:tab w:val="left" w:pos="720"/>
+          <w:tab w:val="right" w:pos="8640"/>
+        </w:tabs>
+        <w:rPr>
+          <w:rFonts w:ascii="Calibri Light" w:hAnsi="Calibri Light" w:cs="Calibri Light"/>
+          <w:i/>
+          <w:iCs/>
+        </w:rPr>
+      </w:pPr>
+      <w:r>
+        <w:rPr>
+          <w:rFonts w:ascii="Calibri Light" w:hAnsi="Calibri Light" w:cs="Calibri Light"/>
+          <w:i/>
+          <w:iCs/>
+          <w:sz w:val="20"/>
+          <w:szCs w:val="20"/>
+        </w:rPr>
+        <w:t>- Area of Study: Clinical Psychology</w:t>
+      </w:r>
+    </w:p>
+    <w:p>
+      <w:pPr>
+        <w:tabs>
+          <w:tab w:val="left" w:pos="720"/>
+          <w:tab w:val="right" w:pos="8640"/>
+        </w:tabs>
+        <w:rPr>
+          <w:rFonts w:ascii="Calibri Light" w:hAnsi="Calibri Light" w:cs="Calibri Light"/>
+          <w:b/>
+          <w:bCs/>
+          <w:sz w:val="22"/>
+          <w:szCs w:val="22"/>
+        </w:rPr>
+      </w:pPr>
+    </w:p>
+    <w:p>
+      <w:pPr>
+        <w:tabs>
+          <w:tab w:val="left" w:pos="720"/>
+          <w:tab w:val="right" w:pos="8640"/>
+        </w:tabs>
+        <w:rPr>
+          <w:rFonts w:ascii="Calibri Light" w:hAnsi="Calibri Light" w:cs="Calibri Light"/>
+        </w:rPr>
+      </w:pPr>
+      <w:r>
+        <w:rPr>
+          <w:rFonts w:ascii="Calibri Light" w:hAnsi="Calibri Light" w:cs="Calibri Light"/>
+          <w:b/>
+          <w:bCs/>
+          <w:sz w:val="22"/>
+          <w:szCs w:val="22"/>
+        </w:rPr>
         <w:t>University</w:t>
       </w:r>
       <w:r>
@@ -490,7 +685,7 @@
           <w:szCs w:val="20"/>
           <w:lang w:eastAsia="ko-KR"/>
         </w:rPr>
-        <w:t>present</w:t>
+        <w:t>2024.06</w:t>
       </w:r>
     </w:p>
     <w:p>
@@ -552,7 +747,7 @@
         </w:rPr>
         <w:t>- Cognition, Attention, &amp; Brain Lab (</w:t>
       </w:r>
-      <w:hyperlink r:id="rId10" w:history="1">
+      <w:hyperlink r:id="rId11" w:history="1">
         <w:r>
           <w:rPr>
             <w:rStyle w:val="Hyperlink"/>
@@ -656,201 +851,6 @@
           <w:sz w:val="22"/>
           <w:szCs w:val="22"/>
         </w:rPr>
-        <w:t xml:space="preserve">Ph.D. in Psychology </w:t>
-      </w:r>
-      <w:r>
-        <w:rPr>
-          <w:rFonts w:ascii="Calibri Light" w:hAnsi="Calibri Light" w:cs="Calibri Light"/>
-        </w:rPr>
-        <w:tab/>
-      </w:r>
-      <w:r>
-        <w:rPr>
-          <w:rFonts w:ascii="Calibri Light" w:hAnsi="Calibri Light" w:cs="Calibri Light"/>
-          <w:i/>
-          <w:iCs/>
-          <w:sz w:val="20"/>
-          <w:szCs w:val="20"/>
-        </w:rPr>
-        <w:t xml:space="preserve">2021.09 ~ </w:t>
-      </w:r>
-      <w:r>
-        <w:rPr>
-          <w:rFonts w:ascii="Calibri Light" w:hAnsi="Calibri Light" w:cs="Calibri Light"/>
-          <w:i/>
-          <w:iCs/>
-          <w:sz w:val="20"/>
-          <w:szCs w:val="20"/>
-          <w:lang w:eastAsia="ko-KR"/>
-        </w:rPr>
-        <w:t>present</w:t>
-      </w:r>
-    </w:p>
-    <w:p>
-      <w:pPr>
-        <w:tabs>
-          <w:tab w:val="left" w:pos="720"/>
-          <w:tab w:val="right" w:pos="8640"/>
-        </w:tabs>
-        <w:rPr>
-          <w:rFonts w:ascii="Calibri Light" w:hAnsi="Calibri Light" w:cs="Calibri Light"/>
-          <w:i/>
-          <w:iCs/>
-          <w:sz w:val="20"/>
-          <w:szCs w:val="20"/>
-        </w:rPr>
-      </w:pPr>
-      <w:r>
-        <w:rPr>
-          <w:rFonts w:ascii="Calibri Light" w:hAnsi="Calibri Light" w:cs="Calibri Light"/>
-          <w:i/>
-          <w:iCs/>
-          <w:sz w:val="20"/>
-          <w:szCs w:val="20"/>
-        </w:rPr>
-        <w:t>- Advisor: Professor Woo-Young Ahn</w:t>
-      </w:r>
-    </w:p>
-    <w:p>
-      <w:pPr>
-        <w:tabs>
-          <w:tab w:val="left" w:pos="720"/>
-          <w:tab w:val="right" w:pos="8640"/>
-        </w:tabs>
-        <w:rPr>
-          <w:rFonts w:ascii="Calibri Light" w:hAnsi="Calibri Light" w:cs="Calibri Light"/>
-          <w:i/>
-          <w:iCs/>
-          <w:sz w:val="20"/>
-          <w:szCs w:val="20"/>
-        </w:rPr>
-      </w:pPr>
-      <w:r>
-        <w:rPr>
-          <w:rFonts w:ascii="Calibri Light" w:hAnsi="Calibri Light" w:cs="Calibri Light"/>
-          <w:i/>
-          <w:iCs/>
-          <w:sz w:val="20"/>
-          <w:szCs w:val="20"/>
-        </w:rPr>
-        <w:t>- Computational Clinical Science Laboratory (</w:t>
-      </w:r>
-      <w:hyperlink r:id="rId11" w:history="1">
-        <w:r>
-          <w:rPr>
-            <w:rStyle w:val="Hyperlink"/>
-            <w:rFonts w:ascii="Calibri Light" w:hAnsi="Calibri Light" w:cs="Calibri Light"/>
-            <w:i/>
-            <w:iCs/>
-            <w:sz w:val="20"/>
-            <w:szCs w:val="20"/>
-          </w:rPr>
-          <w:t>CCS Lab</w:t>
-        </w:r>
-      </w:hyperlink>
-      <w:r>
-        <w:rPr>
-          <w:rFonts w:ascii="Calibri Light" w:hAnsi="Calibri Light" w:cs="Calibri Light"/>
-          <w:i/>
-          <w:iCs/>
-          <w:sz w:val="20"/>
-          <w:szCs w:val="20"/>
-        </w:rPr>
-        <w:t>)</w:t>
-      </w:r>
-    </w:p>
-    <w:p>
-      <w:pPr>
-        <w:tabs>
-          <w:tab w:val="left" w:pos="720"/>
-          <w:tab w:val="right" w:pos="8640"/>
-        </w:tabs>
-        <w:rPr>
-          <w:rFonts w:ascii="Calibri Light" w:hAnsi="Calibri Light" w:cs="Calibri Light"/>
-          <w:i/>
-          <w:iCs/>
-        </w:rPr>
-      </w:pPr>
-      <w:r>
-        <w:rPr>
-          <w:rFonts w:ascii="Calibri Light" w:hAnsi="Calibri Light" w:cs="Calibri Light"/>
-          <w:i/>
-          <w:iCs/>
-          <w:sz w:val="20"/>
-          <w:szCs w:val="20"/>
-        </w:rPr>
-        <w:t>- Area of Study: Clinical Psychology</w:t>
-      </w:r>
-    </w:p>
-    <w:p>
-      <w:pPr>
-        <w:tabs>
-          <w:tab w:val="left" w:pos="720"/>
-          <w:tab w:val="right" w:pos="8640"/>
-        </w:tabs>
-        <w:rPr>
-          <w:rFonts w:ascii="Calibri Light" w:hAnsi="Calibri Light" w:cs="Calibri Light"/>
-          <w:b/>
-          <w:bCs/>
-          <w:sz w:val="22"/>
-          <w:szCs w:val="22"/>
-        </w:rPr>
-      </w:pPr>
-    </w:p>
-    <w:p>
-      <w:pPr>
-        <w:tabs>
-          <w:tab w:val="left" w:pos="720"/>
-          <w:tab w:val="right" w:pos="8640"/>
-        </w:tabs>
-        <w:rPr>
-          <w:rFonts w:ascii="Calibri Light" w:hAnsi="Calibri Light" w:cs="Calibri Light"/>
-        </w:rPr>
-      </w:pPr>
-      <w:r>
-        <w:rPr>
-          <w:rFonts w:ascii="Calibri Light" w:hAnsi="Calibri Light" w:cs="Calibri Light"/>
-          <w:b/>
-          <w:bCs/>
-          <w:sz w:val="22"/>
-          <w:szCs w:val="22"/>
-        </w:rPr>
-        <w:t>Seoul National University</w:t>
-      </w:r>
-      <w:r>
-        <w:rPr>
-          <w:rFonts w:ascii="Calibri Light" w:hAnsi="Calibri Light" w:cs="Calibri Light"/>
-          <w:sz w:val="22"/>
-          <w:szCs w:val="22"/>
-        </w:rPr>
-        <w:tab/>
-      </w:r>
-      <w:r>
-        <w:rPr>
-          <w:rFonts w:ascii="Calibri Light" w:hAnsi="Calibri Light" w:cs="Calibri Light"/>
-          <w:sz w:val="20"/>
-          <w:szCs w:val="20"/>
-        </w:rPr>
-        <w:t>Seoul, Korea</w:t>
-      </w:r>
-    </w:p>
-    <w:p>
-      <w:pPr>
-        <w:tabs>
-          <w:tab w:val="left" w:pos="720"/>
-          <w:tab w:val="right" w:pos="8640"/>
-        </w:tabs>
-        <w:rPr>
-          <w:rFonts w:ascii="Calibri Light" w:hAnsi="Calibri Light" w:cs="Calibri Light"/>
-          <w:lang w:eastAsia="ko-KR"/>
-        </w:rPr>
-      </w:pPr>
-      <w:r>
-        <w:rPr>
-          <w:rFonts w:ascii="Calibri Light" w:hAnsi="Calibri Light" w:cs="Calibri Light"/>
-          <w:sz w:val="22"/>
-          <w:szCs w:val="22"/>
-        </w:rPr>
         <w:t xml:space="preserve">M.A. in Psychology </w:t>
       </w:r>
       <w:r>
@@ -4963,638 +4963,6 @@
     </w:p>
     <w:p>
       <w:pPr>
-        <w:pStyle w:val="Heading1"/>
-        <w:rPr>
-          <w:rFonts w:ascii="Lato" w:hAnsi="Lato" w:cstheme="minorHAnsi"/>
-          <w:sz w:val="26"/>
-          <w:szCs w:val="26"/>
-        </w:rPr>
-      </w:pPr>
-    </w:p>
-    <w:p>
-      <w:pPr>
-        <w:pStyle w:val="Heading1"/>
-        <w:rPr>
-          <w:rFonts w:ascii="Lato" w:hAnsi="Lato" w:cstheme="minorHAnsi"/>
-          <w:sz w:val="26"/>
-          <w:szCs w:val="26"/>
-        </w:rPr>
-      </w:pPr>
-      <w:r>
-        <w:rPr>
-          <w:rFonts w:ascii="Lato" w:hAnsi="Lato" w:cstheme="minorHAnsi"/>
-          <w:sz w:val="26"/>
-          <w:szCs w:val="26"/>
-        </w:rPr>
-        <w:t>Experience</w:t>
-      </w:r>
-    </w:p>
-    <w:p>
-      <w:pPr>
-        <w:tabs>
-          <w:tab w:val="right" w:pos="8640"/>
-        </w:tabs>
-        <w:rPr>
-          <w:rFonts w:ascii="Lato" w:hAnsi="Lato" w:cstheme="minorHAnsi"/>
-          <w:sz w:val="20"/>
-          <w:szCs w:val="20"/>
-        </w:rPr>
-      </w:pPr>
-    </w:p>
-    <w:p>
-      <w:pPr>
-        <w:tabs>
-          <w:tab w:val="right" w:pos="8640"/>
-        </w:tabs>
-        <w:rPr>
-          <w:rFonts w:ascii="Calibri Light" w:hAnsi="Calibri Light" w:cs="Calibri Light"/>
-          <w:b/>
-          <w:bCs/>
-          <w:sz w:val="22"/>
-          <w:szCs w:val="22"/>
-          <w:lang w:eastAsia="ko-KR"/>
-        </w:rPr>
-      </w:pPr>
-      <w:r>
-        <w:rPr>
-          <w:rFonts w:ascii="Calibri Light" w:hAnsi="Calibri Light" w:cs="Calibri Light"/>
-          <w:b/>
-          <w:bCs/>
-          <w:sz w:val="22"/>
-          <w:szCs w:val="22"/>
-        </w:rPr>
-        <w:t xml:space="preserve">Computational </w:t>
-      </w:r>
-      <w:r>
-        <w:rPr>
-          <w:rFonts w:ascii="Calibri Light" w:hAnsi="Calibri Light" w:cs="Calibri Light"/>
-          <w:b/>
-          <w:bCs/>
-          <w:sz w:val="22"/>
-          <w:szCs w:val="22"/>
-          <w:lang w:eastAsia="ko-KR"/>
-        </w:rPr>
-        <w:t>Clinical Science Laboratory</w:t>
-      </w:r>
-      <w:r>
-        <w:rPr>
-          <w:rFonts w:ascii="Calibri Light" w:hAnsi="Calibri Light" w:cs="Calibri Light"/>
-          <w:b/>
-          <w:bCs/>
-          <w:sz w:val="22"/>
-          <w:szCs w:val="22"/>
-          <w:lang w:eastAsia="ko-KR"/>
-        </w:rPr>
-        <w:t>,</w:t>
-      </w:r>
-    </w:p>
-    <w:p>
-      <w:pPr>
-        <w:tabs>
-          <w:tab w:val="right" w:pos="8640"/>
-        </w:tabs>
-        <w:rPr>
-          <w:rFonts w:ascii="Calibri Light" w:hAnsi="Calibri Light" w:cs="Calibri Light"/>
-          <w:lang w:eastAsia="ko-KR"/>
-        </w:rPr>
-      </w:pPr>
-      <w:r>
-        <w:rPr>
-          <w:rFonts w:ascii="Calibri Light" w:hAnsi="Calibri Light" w:cs="Calibri Light"/>
-          <w:b/>
-          <w:bCs/>
-          <w:sz w:val="22"/>
-          <w:szCs w:val="22"/>
-          <w:lang w:eastAsia="ko-KR"/>
-        </w:rPr>
-        <w:lastRenderedPageBreak/>
-        <w:t>Seoul National University</w:t>
-      </w:r>
-      <w:r>
-        <w:rPr>
-          <w:rFonts w:ascii="Calibri Light" w:hAnsi="Calibri Light" w:cs="Calibri Light"/>
-          <w:sz w:val="22"/>
-          <w:szCs w:val="22"/>
-          <w:lang w:eastAsia="ko-KR"/>
-        </w:rPr>
-        <w:tab/>
-      </w:r>
-      <w:r>
-        <w:rPr>
-          <w:rFonts w:ascii="Calibri Light" w:hAnsi="Calibri Light" w:cs="Calibri Light"/>
-          <w:sz w:val="20"/>
-          <w:szCs w:val="20"/>
-          <w:lang w:eastAsia="ko-KR"/>
-        </w:rPr>
-        <w:t>Seoul, Korea</w:t>
-      </w:r>
-    </w:p>
-    <w:p>
-      <w:pPr>
-        <w:tabs>
-          <w:tab w:val="right" w:pos="8640"/>
-        </w:tabs>
-        <w:rPr>
-          <w:rFonts w:ascii="Calibri Light" w:hAnsi="Calibri Light" w:cs="Calibri Light"/>
-          <w:i/>
-          <w:iCs/>
-          <w:sz w:val="20"/>
-          <w:szCs w:val="20"/>
-        </w:rPr>
-      </w:pPr>
-      <w:r>
-        <w:rPr>
-          <w:rFonts w:ascii="Calibri Light" w:hAnsi="Calibri Light" w:cs="Calibri Light"/>
-          <w:sz w:val="20"/>
-          <w:szCs w:val="20"/>
-          <w:lang w:eastAsia="ko-KR"/>
-        </w:rPr>
-        <w:t xml:space="preserve">Research Assistant </w:t>
-      </w:r>
-      <w:r>
-        <w:rPr>
-          <w:rFonts w:ascii="Calibri Light" w:hAnsi="Calibri Light" w:cs="Calibri Light"/>
-          <w:sz w:val="20"/>
-          <w:szCs w:val="20"/>
-          <w:lang w:eastAsia="ko-KR"/>
-        </w:rPr>
-        <w:tab/>
-      </w:r>
-      <w:r>
-        <w:rPr>
-          <w:rFonts w:ascii="Calibri Light" w:hAnsi="Calibri Light" w:cs="Calibri Light"/>
-          <w:i/>
-          <w:iCs/>
-          <w:sz w:val="20"/>
-          <w:szCs w:val="20"/>
-          <w:lang w:eastAsia="ko-KR"/>
-        </w:rPr>
-        <w:t>2018</w:t>
-      </w:r>
-      <w:r>
-        <w:rPr>
-          <w:rFonts w:ascii="Calibri Light" w:hAnsi="Calibri Light" w:cs="Calibri Light"/>
-          <w:i/>
-          <w:iCs/>
-          <w:sz w:val="20"/>
-          <w:szCs w:val="20"/>
-          <w:lang w:eastAsia="ko-KR"/>
-        </w:rPr>
-        <w:t>.09</w:t>
-      </w:r>
-      <w:r>
-        <w:rPr>
-          <w:rFonts w:ascii="Calibri Light" w:hAnsi="Calibri Light" w:cs="Calibri Light"/>
-          <w:i/>
-          <w:iCs/>
-          <w:sz w:val="20"/>
-          <w:szCs w:val="20"/>
-          <w:lang w:eastAsia="ko-KR"/>
-        </w:rPr>
-        <w:t xml:space="preserve"> ~ </w:t>
-      </w:r>
-      <w:r>
-        <w:rPr>
-          <w:rFonts w:ascii="Calibri Light" w:hAnsi="Calibri Light" w:cs="Calibri Light"/>
-          <w:i/>
-          <w:iCs/>
-          <w:sz w:val="20"/>
-          <w:szCs w:val="20"/>
-        </w:rPr>
-        <w:t>2019</w:t>
-      </w:r>
-      <w:r>
-        <w:rPr>
-          <w:rFonts w:ascii="Calibri Light" w:hAnsi="Calibri Light" w:cs="Calibri Light"/>
-          <w:i/>
-          <w:iCs/>
-          <w:sz w:val="20"/>
-          <w:szCs w:val="20"/>
-        </w:rPr>
-        <w:t>.08</w:t>
-      </w:r>
-    </w:p>
-    <w:p>
-      <w:pPr>
-        <w:tabs>
-          <w:tab w:val="right" w:pos="8640"/>
-        </w:tabs>
-        <w:rPr>
-          <w:rFonts w:ascii="Calibri Light" w:hAnsi="Calibri Light" w:cs="Calibri Light"/>
-          <w:i/>
-          <w:iCs/>
-          <w:sz w:val="20"/>
-          <w:szCs w:val="20"/>
-        </w:rPr>
-      </w:pPr>
-      <w:r>
-        <w:rPr>
-          <w:rFonts w:ascii="Calibri Light" w:hAnsi="Calibri Light" w:cs="Calibri Light"/>
-          <w:i/>
-          <w:iCs/>
-          <w:sz w:val="20"/>
-          <w:szCs w:val="20"/>
-        </w:rPr>
-        <w:t>PI: Professor Woo-Young Ahn</w:t>
-      </w:r>
-    </w:p>
-    <w:p>
-      <w:pPr>
-        <w:tabs>
-          <w:tab w:val="right" w:pos="8640"/>
-        </w:tabs>
-        <w:rPr>
-          <w:rFonts w:ascii="Calibri Light" w:hAnsi="Calibri Light" w:cs="Calibri Light"/>
-          <w:sz w:val="18"/>
-          <w:szCs w:val="18"/>
-        </w:rPr>
-      </w:pPr>
-    </w:p>
-    <w:p>
-      <w:pPr>
-        <w:tabs>
-          <w:tab w:val="right" w:pos="8640"/>
-        </w:tabs>
-        <w:rPr>
-          <w:rFonts w:ascii="Calibri Light" w:hAnsi="Calibri Light" w:cs="Calibri Light"/>
-          <w:b/>
-          <w:bCs/>
-          <w:sz w:val="22"/>
-          <w:szCs w:val="22"/>
-        </w:rPr>
-      </w:pPr>
-      <w:r>
-        <w:rPr>
-          <w:rFonts w:ascii="Calibri Light" w:hAnsi="Calibri Light" w:cs="Calibri Light"/>
-          <w:b/>
-          <w:bCs/>
-          <w:sz w:val="22"/>
-          <w:szCs w:val="22"/>
-        </w:rPr>
-        <w:t>Clinical Neuroscience Laboratory,</w:t>
-      </w:r>
-    </w:p>
-    <w:p>
-      <w:pPr>
-        <w:tabs>
-          <w:tab w:val="right" w:pos="8640"/>
-        </w:tabs>
-        <w:rPr>
-          <w:rFonts w:ascii="Calibri Light" w:hAnsi="Calibri Light" w:cs="Calibri Light"/>
-          <w:sz w:val="20"/>
-          <w:szCs w:val="20"/>
-          <w:lang w:eastAsia="ko-KR"/>
-        </w:rPr>
-      </w:pPr>
-      <w:r>
-        <w:rPr>
-          <w:rFonts w:ascii="Calibri Light" w:hAnsi="Calibri Light" w:cs="Calibri Light"/>
-          <w:b/>
-          <w:bCs/>
-          <w:sz w:val="22"/>
-          <w:szCs w:val="22"/>
-        </w:rPr>
-        <w:t>Seoul National University</w:t>
-      </w:r>
-      <w:r>
-        <w:rPr>
-          <w:rFonts w:ascii="Calibri Light" w:hAnsi="Calibri Light" w:cs="Calibri Light"/>
-          <w:sz w:val="22"/>
-          <w:szCs w:val="22"/>
-        </w:rPr>
-        <w:tab/>
-      </w:r>
-      <w:r>
-        <w:rPr>
-          <w:rFonts w:ascii="Calibri Light" w:hAnsi="Calibri Light" w:cs="Calibri Light"/>
-          <w:sz w:val="20"/>
-          <w:szCs w:val="20"/>
-          <w:lang w:eastAsia="ko-KR"/>
-        </w:rPr>
-        <w:t>Seoul, Korea</w:t>
-      </w:r>
-    </w:p>
-    <w:p>
-      <w:pPr>
-        <w:tabs>
-          <w:tab w:val="right" w:pos="8640"/>
-        </w:tabs>
-        <w:rPr>
-          <w:rFonts w:ascii="Calibri Light" w:hAnsi="Calibri Light" w:cs="Calibri Light"/>
-          <w:i/>
-          <w:iCs/>
-          <w:sz w:val="20"/>
-          <w:szCs w:val="20"/>
-        </w:rPr>
-      </w:pPr>
-      <w:r>
-        <w:rPr>
-          <w:rFonts w:ascii="Calibri Light" w:hAnsi="Calibri Light" w:cs="Calibri Light"/>
-          <w:sz w:val="20"/>
-          <w:szCs w:val="20"/>
-          <w:lang w:eastAsia="ko-KR"/>
-        </w:rPr>
-        <w:t>Research Assistant</w:t>
-      </w:r>
-      <w:r>
-        <w:rPr>
-          <w:rFonts w:ascii="Calibri Light" w:hAnsi="Calibri Light" w:cs="Calibri Light"/>
-          <w:sz w:val="20"/>
-          <w:szCs w:val="20"/>
-          <w:lang w:eastAsia="ko-KR"/>
-        </w:rPr>
-        <w:tab/>
-      </w:r>
-      <w:r>
-        <w:rPr>
-          <w:rFonts w:ascii="Calibri Light" w:hAnsi="Calibri Light" w:cs="Calibri Light"/>
-          <w:i/>
-          <w:iCs/>
-          <w:sz w:val="20"/>
-          <w:szCs w:val="20"/>
-        </w:rPr>
-        <w:t>2018</w:t>
-      </w:r>
-      <w:r>
-        <w:rPr>
-          <w:rFonts w:ascii="Calibri Light" w:hAnsi="Calibri Light" w:cs="Calibri Light"/>
-          <w:i/>
-          <w:iCs/>
-          <w:sz w:val="20"/>
-          <w:szCs w:val="20"/>
-        </w:rPr>
-        <w:t>.03</w:t>
-      </w:r>
-      <w:r>
-        <w:rPr>
-          <w:rFonts w:ascii="Calibri Light" w:hAnsi="Calibri Light" w:cs="Calibri Light"/>
-          <w:i/>
-          <w:iCs/>
-          <w:sz w:val="20"/>
-          <w:szCs w:val="20"/>
-        </w:rPr>
-        <w:t xml:space="preserve"> ~ 2018</w:t>
-      </w:r>
-      <w:r>
-        <w:rPr>
-          <w:rFonts w:ascii="Calibri Light" w:hAnsi="Calibri Light" w:cs="Calibri Light"/>
-          <w:i/>
-          <w:iCs/>
-          <w:sz w:val="20"/>
-          <w:szCs w:val="20"/>
-        </w:rPr>
-        <w:t>.08</w:t>
-      </w:r>
-    </w:p>
-    <w:p>
-      <w:pPr>
-        <w:tabs>
-          <w:tab w:val="right" w:pos="8640"/>
-        </w:tabs>
-        <w:rPr>
-          <w:rFonts w:ascii="Calibri Light" w:hAnsi="Calibri Light" w:cs="Calibri Light"/>
-          <w:i/>
-          <w:iCs/>
-          <w:sz w:val="20"/>
-          <w:szCs w:val="20"/>
-        </w:rPr>
-      </w:pPr>
-      <w:r>
-        <w:rPr>
-          <w:rFonts w:ascii="Calibri Light" w:hAnsi="Calibri Light" w:cs="Calibri Light"/>
-          <w:i/>
-          <w:iCs/>
-          <w:sz w:val="20"/>
-          <w:szCs w:val="20"/>
-        </w:rPr>
-        <w:t xml:space="preserve">PI: Professor </w:t>
-      </w:r>
-      <w:proofErr w:type="spellStart"/>
-      <w:r>
-        <w:rPr>
-          <w:rFonts w:ascii="Calibri Light" w:hAnsi="Calibri Light" w:cs="Calibri Light"/>
-          <w:i/>
-          <w:iCs/>
-          <w:sz w:val="20"/>
-          <w:szCs w:val="20"/>
-        </w:rPr>
-        <w:t>Jeanyoung</w:t>
-      </w:r>
-      <w:proofErr w:type="spellEnd"/>
-      <w:r>
-        <w:rPr>
-          <w:rFonts w:ascii="Calibri Light" w:hAnsi="Calibri Light" w:cs="Calibri Light"/>
-          <w:i/>
-          <w:iCs/>
-          <w:sz w:val="20"/>
-          <w:szCs w:val="20"/>
-        </w:rPr>
-        <w:t xml:space="preserve"> Chey</w:t>
-      </w:r>
-    </w:p>
-    <w:p>
-      <w:pPr>
-        <w:rPr>
-          <w:rFonts w:ascii="Calibri Light" w:hAnsi="Calibri Light" w:cs="Calibri Light"/>
-          <w:sz w:val="22"/>
-          <w:szCs w:val="22"/>
-        </w:rPr>
-      </w:pPr>
-    </w:p>
-    <w:p>
-      <w:pPr>
-        <w:tabs>
-          <w:tab w:val="right" w:pos="8640"/>
-        </w:tabs>
-        <w:rPr>
-          <w:rFonts w:ascii="Calibri Light" w:hAnsi="Calibri Light" w:cs="Calibri Light"/>
-          <w:b/>
-          <w:bCs/>
-          <w:sz w:val="22"/>
-          <w:szCs w:val="22"/>
-        </w:rPr>
-      </w:pPr>
-      <w:r>
-        <w:rPr>
-          <w:rFonts w:ascii="Calibri Light" w:hAnsi="Calibri Light" w:cs="Calibri Light"/>
-          <w:b/>
-          <w:bCs/>
-          <w:sz w:val="22"/>
-          <w:szCs w:val="22"/>
-        </w:rPr>
-        <w:t>Computational Learning &amp; Memory Neuroscience Laboratory,</w:t>
-      </w:r>
-    </w:p>
-    <w:p>
-      <w:pPr>
-        <w:tabs>
-          <w:tab w:val="right" w:pos="8640"/>
-        </w:tabs>
-        <w:rPr>
-          <w:rFonts w:ascii="Calibri Light" w:hAnsi="Calibri Light" w:cs="Calibri Light"/>
-        </w:rPr>
-      </w:pPr>
-      <w:r>
-        <w:rPr>
-          <w:rFonts w:ascii="Calibri Light" w:hAnsi="Calibri Light" w:cs="Calibri Light"/>
-          <w:b/>
-          <w:bCs/>
-          <w:sz w:val="22"/>
-          <w:szCs w:val="22"/>
-        </w:rPr>
-        <w:t>Center for Neuroscience Imaging Research</w:t>
-      </w:r>
-      <w:r>
-        <w:rPr>
-          <w:rFonts w:ascii="Calibri Light" w:hAnsi="Calibri Light" w:cs="Calibri Light"/>
-          <w:sz w:val="22"/>
-          <w:szCs w:val="22"/>
-        </w:rPr>
-        <w:tab/>
-      </w:r>
-      <w:r>
-        <w:rPr>
-          <w:rFonts w:ascii="Calibri Light" w:hAnsi="Calibri Light" w:cs="Calibri Light"/>
-          <w:sz w:val="20"/>
-          <w:szCs w:val="20"/>
-          <w:lang w:eastAsia="ko-KR"/>
-        </w:rPr>
-        <w:t>Seoul, Korea</w:t>
-      </w:r>
-    </w:p>
-    <w:p>
-      <w:pPr>
-        <w:tabs>
-          <w:tab w:val="right" w:pos="8640"/>
-        </w:tabs>
-        <w:rPr>
-          <w:rFonts w:ascii="Calibri Light" w:hAnsi="Calibri Light" w:cs="Calibri Light"/>
-          <w:i/>
-          <w:iCs/>
-          <w:sz w:val="20"/>
-          <w:szCs w:val="20"/>
-        </w:rPr>
-      </w:pPr>
-      <w:r>
-        <w:rPr>
-          <w:rFonts w:ascii="Calibri Light" w:hAnsi="Calibri Light" w:cs="Calibri Light"/>
-          <w:sz w:val="20"/>
-          <w:szCs w:val="20"/>
-          <w:lang w:eastAsia="ko-KR"/>
-        </w:rPr>
-        <w:t>Internship</w:t>
-      </w:r>
-      <w:r>
-        <w:rPr>
-          <w:rFonts w:ascii="Calibri Light" w:hAnsi="Calibri Light" w:cs="Calibri Light"/>
-          <w:sz w:val="20"/>
-          <w:szCs w:val="20"/>
-          <w:lang w:eastAsia="ko-KR"/>
-        </w:rPr>
-        <w:tab/>
-      </w:r>
-      <w:r>
-        <w:rPr>
-          <w:rFonts w:ascii="Calibri Light" w:hAnsi="Calibri Light" w:cs="Calibri Light"/>
-          <w:i/>
-          <w:iCs/>
-          <w:sz w:val="20"/>
-          <w:szCs w:val="20"/>
-          <w:lang w:eastAsia="ko-KR"/>
-        </w:rPr>
-        <w:t>2018</w:t>
-      </w:r>
-      <w:r>
-        <w:rPr>
-          <w:rFonts w:ascii="Calibri Light" w:hAnsi="Calibri Light" w:cs="Calibri Light"/>
-          <w:i/>
-          <w:iCs/>
-          <w:sz w:val="20"/>
-          <w:szCs w:val="20"/>
-          <w:lang w:eastAsia="ko-KR"/>
-        </w:rPr>
-        <w:t>.07</w:t>
-      </w:r>
-      <w:r>
-        <w:rPr>
-          <w:rFonts w:ascii="Calibri Light" w:hAnsi="Calibri Light" w:cs="Calibri Light"/>
-          <w:i/>
-          <w:iCs/>
-          <w:sz w:val="20"/>
-          <w:szCs w:val="20"/>
-          <w:lang w:eastAsia="ko-KR"/>
-        </w:rPr>
-        <w:t xml:space="preserve"> ~ </w:t>
-      </w:r>
-      <w:r>
-        <w:rPr>
-          <w:rFonts w:ascii="Calibri Light" w:hAnsi="Calibri Light" w:cs="Calibri Light"/>
-          <w:i/>
-          <w:iCs/>
-          <w:sz w:val="20"/>
-          <w:szCs w:val="20"/>
-        </w:rPr>
-        <w:t>2018</w:t>
-      </w:r>
-      <w:r>
-        <w:rPr>
-          <w:rFonts w:ascii="Calibri Light" w:hAnsi="Calibri Light" w:cs="Calibri Light"/>
-          <w:i/>
-          <w:iCs/>
-          <w:sz w:val="20"/>
-          <w:szCs w:val="20"/>
-        </w:rPr>
-        <w:t>.08</w:t>
-      </w:r>
-    </w:p>
-    <w:p>
-      <w:pPr>
-        <w:tabs>
-          <w:tab w:val="right" w:pos="8640"/>
-        </w:tabs>
-        <w:rPr>
-          <w:rFonts w:ascii="Calibri Light" w:hAnsi="Calibri Light" w:cs="Calibri Light"/>
-          <w:i/>
-          <w:iCs/>
-          <w:sz w:val="20"/>
-          <w:szCs w:val="20"/>
-        </w:rPr>
-      </w:pPr>
-      <w:r>
-        <w:rPr>
-          <w:rFonts w:ascii="Calibri Light" w:hAnsi="Calibri Light" w:cs="Calibri Light"/>
-          <w:i/>
-          <w:iCs/>
-          <w:sz w:val="20"/>
-          <w:szCs w:val="20"/>
-        </w:rPr>
-        <w:t xml:space="preserve">PI: Research Professor </w:t>
-      </w:r>
-      <w:proofErr w:type="spellStart"/>
-      <w:r>
-        <w:rPr>
-          <w:rFonts w:ascii="Calibri Light" w:hAnsi="Calibri Light" w:cs="Calibri Light"/>
-          <w:i/>
-          <w:iCs/>
-          <w:sz w:val="20"/>
-          <w:szCs w:val="20"/>
-        </w:rPr>
-        <w:t>Sungshin</w:t>
-      </w:r>
-      <w:proofErr w:type="spellEnd"/>
-      <w:r>
-        <w:rPr>
-          <w:rFonts w:ascii="Calibri Light" w:hAnsi="Calibri Light" w:cs="Calibri Light"/>
-          <w:i/>
-          <w:iCs/>
-          <w:sz w:val="20"/>
-          <w:szCs w:val="20"/>
-        </w:rPr>
-        <w:t xml:space="preserve"> Kim</w:t>
-      </w:r>
-    </w:p>
-    <w:p>
-      <w:pPr>
         <w:rPr>
           <w:rFonts w:ascii="Lato" w:hAnsi="Lato" w:cstheme="minorHAnsi"/>
           <w:b/>
@@ -5603,37 +4971,34 @@
           <w:kern w:val="32"/>
           <w:sz w:val="26"/>
           <w:szCs w:val="26"/>
-          <w:lang w:eastAsia="ko-KR"/>
-        </w:rPr>
-      </w:pPr>
-    </w:p>
-    <w:p>
-      <w:pPr>
-        <w:pStyle w:val="Heading1"/>
+        </w:rPr>
+      </w:pPr>
+      <w:r>
         <w:rPr>
           <w:rFonts w:ascii="Lato" w:hAnsi="Lato" w:cstheme="minorHAnsi"/>
           <w:sz w:val="26"/>
           <w:szCs w:val="26"/>
-          <w:lang w:eastAsia="ko-KR"/>
-        </w:rPr>
-      </w:pPr>
-      <w:r>
+        </w:rPr>
+        <w:br w:type="page"/>
+      </w:r>
+    </w:p>
+    <w:p>
+      <w:pPr>
+        <w:pStyle w:val="Heading1"/>
         <w:rPr>
           <w:rFonts w:ascii="Lato" w:hAnsi="Lato" w:cstheme="minorHAnsi"/>
           <w:sz w:val="26"/>
           <w:szCs w:val="26"/>
-          <w:lang w:eastAsia="ko-KR"/>
-        </w:rPr>
-        <w:t xml:space="preserve">Clinical </w:t>
-      </w:r>
+        </w:rPr>
+      </w:pPr>
       <w:r>
         <w:rPr>
           <w:rFonts w:ascii="Lato" w:hAnsi="Lato" w:cstheme="minorHAnsi"/>
           <w:sz w:val="26"/>
           <w:szCs w:val="26"/>
-          <w:lang w:eastAsia="ko-KR"/>
-        </w:rPr>
-        <w:t>Training</w:t>
+        </w:rPr>
+        <w:lastRenderedPageBreak/>
+        <w:t>Experience</w:t>
       </w:r>
     </w:p>
     <w:p>
@@ -5670,7 +5035,7 @@
           <w:sz w:val="22"/>
           <w:szCs w:val="22"/>
         </w:rPr>
-        <w:t>Center for Campus Life and Culture</w:t>
+        <w:t xml:space="preserve">Computational </w:t>
       </w:r>
       <w:r>
         <w:rPr>
@@ -5681,6 +5046,17 @@
           <w:szCs w:val="22"/>
           <w:lang w:eastAsia="ko-KR"/>
         </w:rPr>
+        <w:t>Clinical Science Laboratory</w:t>
+      </w:r>
+      <w:r>
+        <w:rPr>
+          <w:rFonts w:ascii="Calibri Light" w:hAnsi="Calibri Light" w:cs="Calibri Light"/>
+          <w:b/>
+          <w:bCs/>
+          <w:sz w:val="22"/>
+          <w:szCs w:val="22"/>
+          <w:lang w:eastAsia="ko-KR"/>
+        </w:rPr>
         <w:t>,</w:t>
       </w:r>
     </w:p>
@@ -5744,7 +5120,7 @@
           <w:szCs w:val="20"/>
           <w:lang w:eastAsia="ko-KR"/>
         </w:rPr>
-        <w:t xml:space="preserve">Practice Consultants </w:t>
+        <w:t xml:space="preserve">Research Assistant </w:t>
       </w:r>
       <w:r>
         <w:rPr>
@@ -5764,30 +5140,481 @@
           <w:szCs w:val="20"/>
           <w:lang w:eastAsia="ko-KR"/>
         </w:rPr>
-        <w:t xml:space="preserve">2021.01 ~ </w:t>
-      </w:r>
-      <w:r>
-        <w:rPr>
-          <w:rFonts w:ascii="Calibri Light" w:hAnsi="Calibri Light" w:cs="Calibri Light"/>
-          <w:i/>
-          <w:iCs/>
-          <w:sz w:val="20"/>
-          <w:szCs w:val="20"/>
-        </w:rPr>
-        <w:t>present</w:t>
-      </w:r>
-    </w:p>
-    <w:p>
-      <w:pPr>
-        <w:tabs>
-          <w:tab w:val="right" w:pos="8640"/>
-        </w:tabs>
-        <w:rPr>
-          <w:rFonts w:ascii="Calibri Light" w:hAnsi="Calibri Light" w:cs="Calibri Light"/>
-          <w:i/>
-          <w:iCs/>
-          <w:sz w:val="20"/>
-          <w:szCs w:val="20"/>
+        <w:t>2018</w:t>
+      </w:r>
+      <w:r>
+        <w:rPr>
+          <w:rFonts w:ascii="Calibri Light" w:hAnsi="Calibri Light" w:cs="Calibri Light"/>
+          <w:i/>
+          <w:iCs/>
+          <w:sz w:val="20"/>
+          <w:szCs w:val="20"/>
+          <w:lang w:eastAsia="ko-KR"/>
+        </w:rPr>
+        <w:t>.09</w:t>
+      </w:r>
+      <w:r>
+        <w:rPr>
+          <w:rFonts w:ascii="Calibri Light" w:hAnsi="Calibri Light" w:cs="Calibri Light"/>
+          <w:i/>
+          <w:iCs/>
+          <w:sz w:val="20"/>
+          <w:szCs w:val="20"/>
+          <w:lang w:eastAsia="ko-KR"/>
+        </w:rPr>
+        <w:t xml:space="preserve"> ~ </w:t>
+      </w:r>
+      <w:r>
+        <w:rPr>
+          <w:rFonts w:ascii="Calibri Light" w:hAnsi="Calibri Light" w:cs="Calibri Light"/>
+          <w:i/>
+          <w:iCs/>
+          <w:sz w:val="20"/>
+          <w:szCs w:val="20"/>
+        </w:rPr>
+        <w:t>2019</w:t>
+      </w:r>
+      <w:r>
+        <w:rPr>
+          <w:rFonts w:ascii="Calibri Light" w:hAnsi="Calibri Light" w:cs="Calibri Light"/>
+          <w:i/>
+          <w:iCs/>
+          <w:sz w:val="20"/>
+          <w:szCs w:val="20"/>
+        </w:rPr>
+        <w:t>.08</w:t>
+      </w:r>
+    </w:p>
+    <w:p>
+      <w:pPr>
+        <w:tabs>
+          <w:tab w:val="right" w:pos="8640"/>
+        </w:tabs>
+        <w:rPr>
+          <w:rFonts w:ascii="Calibri Light" w:hAnsi="Calibri Light" w:cs="Calibri Light"/>
+          <w:i/>
+          <w:iCs/>
+          <w:sz w:val="20"/>
+          <w:szCs w:val="20"/>
+        </w:rPr>
+      </w:pPr>
+      <w:r>
+        <w:rPr>
+          <w:rFonts w:ascii="Calibri Light" w:hAnsi="Calibri Light" w:cs="Calibri Light"/>
+          <w:i/>
+          <w:iCs/>
+          <w:sz w:val="20"/>
+          <w:szCs w:val="20"/>
+        </w:rPr>
+        <w:t>PI: Professor Woo-Young Ahn</w:t>
+      </w:r>
+    </w:p>
+    <w:p>
+      <w:pPr>
+        <w:tabs>
+          <w:tab w:val="right" w:pos="8640"/>
+        </w:tabs>
+        <w:rPr>
+          <w:rFonts w:ascii="Calibri Light" w:hAnsi="Calibri Light" w:cs="Calibri Light"/>
+          <w:sz w:val="18"/>
+          <w:szCs w:val="18"/>
+        </w:rPr>
+      </w:pPr>
+    </w:p>
+    <w:p>
+      <w:pPr>
+        <w:tabs>
+          <w:tab w:val="right" w:pos="8640"/>
+        </w:tabs>
+        <w:rPr>
+          <w:rFonts w:ascii="Calibri Light" w:hAnsi="Calibri Light" w:cs="Calibri Light"/>
+          <w:b/>
+          <w:bCs/>
+          <w:sz w:val="22"/>
+          <w:szCs w:val="22"/>
+        </w:rPr>
+      </w:pPr>
+      <w:r>
+        <w:rPr>
+          <w:rFonts w:ascii="Calibri Light" w:hAnsi="Calibri Light" w:cs="Calibri Light"/>
+          <w:b/>
+          <w:bCs/>
+          <w:sz w:val="22"/>
+          <w:szCs w:val="22"/>
+        </w:rPr>
+        <w:t>Clinical Neuroscience Laboratory,</w:t>
+      </w:r>
+    </w:p>
+    <w:p>
+      <w:pPr>
+        <w:tabs>
+          <w:tab w:val="right" w:pos="8640"/>
+        </w:tabs>
+        <w:rPr>
+          <w:rFonts w:ascii="Calibri Light" w:hAnsi="Calibri Light" w:cs="Calibri Light"/>
+          <w:sz w:val="20"/>
+          <w:szCs w:val="20"/>
+          <w:lang w:eastAsia="ko-KR"/>
+        </w:rPr>
+      </w:pPr>
+      <w:r>
+        <w:rPr>
+          <w:rFonts w:ascii="Calibri Light" w:hAnsi="Calibri Light" w:cs="Calibri Light"/>
+          <w:b/>
+          <w:bCs/>
+          <w:sz w:val="22"/>
+          <w:szCs w:val="22"/>
+        </w:rPr>
+        <w:t>Seoul National University</w:t>
+      </w:r>
+      <w:r>
+        <w:rPr>
+          <w:rFonts w:ascii="Calibri Light" w:hAnsi="Calibri Light" w:cs="Calibri Light"/>
+          <w:sz w:val="22"/>
+          <w:szCs w:val="22"/>
+        </w:rPr>
+        <w:tab/>
+      </w:r>
+      <w:r>
+        <w:rPr>
+          <w:rFonts w:ascii="Calibri Light" w:hAnsi="Calibri Light" w:cs="Calibri Light"/>
+          <w:sz w:val="20"/>
+          <w:szCs w:val="20"/>
+          <w:lang w:eastAsia="ko-KR"/>
+        </w:rPr>
+        <w:t>Seoul, Korea</w:t>
+      </w:r>
+    </w:p>
+    <w:p>
+      <w:pPr>
+        <w:tabs>
+          <w:tab w:val="right" w:pos="8640"/>
+        </w:tabs>
+        <w:rPr>
+          <w:rFonts w:ascii="Calibri Light" w:hAnsi="Calibri Light" w:cs="Calibri Light"/>
+          <w:i/>
+          <w:iCs/>
+          <w:sz w:val="20"/>
+          <w:szCs w:val="20"/>
+        </w:rPr>
+      </w:pPr>
+      <w:r>
+        <w:rPr>
+          <w:rFonts w:ascii="Calibri Light" w:hAnsi="Calibri Light" w:cs="Calibri Light"/>
+          <w:sz w:val="20"/>
+          <w:szCs w:val="20"/>
+          <w:lang w:eastAsia="ko-KR"/>
+        </w:rPr>
+        <w:t>Research Assistant</w:t>
+      </w:r>
+      <w:r>
+        <w:rPr>
+          <w:rFonts w:ascii="Calibri Light" w:hAnsi="Calibri Light" w:cs="Calibri Light"/>
+          <w:sz w:val="20"/>
+          <w:szCs w:val="20"/>
+          <w:lang w:eastAsia="ko-KR"/>
+        </w:rPr>
+        <w:tab/>
+      </w:r>
+      <w:r>
+        <w:rPr>
+          <w:rFonts w:ascii="Calibri Light" w:hAnsi="Calibri Light" w:cs="Calibri Light"/>
+          <w:i/>
+          <w:iCs/>
+          <w:sz w:val="20"/>
+          <w:szCs w:val="20"/>
+        </w:rPr>
+        <w:t>2018</w:t>
+      </w:r>
+      <w:r>
+        <w:rPr>
+          <w:rFonts w:ascii="Calibri Light" w:hAnsi="Calibri Light" w:cs="Calibri Light"/>
+          <w:i/>
+          <w:iCs/>
+          <w:sz w:val="20"/>
+          <w:szCs w:val="20"/>
+        </w:rPr>
+        <w:t>.03</w:t>
+      </w:r>
+      <w:r>
+        <w:rPr>
+          <w:rFonts w:ascii="Calibri Light" w:hAnsi="Calibri Light" w:cs="Calibri Light"/>
+          <w:i/>
+          <w:iCs/>
+          <w:sz w:val="20"/>
+          <w:szCs w:val="20"/>
+        </w:rPr>
+        <w:t xml:space="preserve"> ~ 2018</w:t>
+      </w:r>
+      <w:r>
+        <w:rPr>
+          <w:rFonts w:ascii="Calibri Light" w:hAnsi="Calibri Light" w:cs="Calibri Light"/>
+          <w:i/>
+          <w:iCs/>
+          <w:sz w:val="20"/>
+          <w:szCs w:val="20"/>
+        </w:rPr>
+        <w:t>.08</w:t>
+      </w:r>
+    </w:p>
+    <w:p>
+      <w:pPr>
+        <w:tabs>
+          <w:tab w:val="right" w:pos="8640"/>
+        </w:tabs>
+        <w:rPr>
+          <w:rFonts w:ascii="Calibri Light" w:hAnsi="Calibri Light" w:cs="Calibri Light"/>
+          <w:i/>
+          <w:iCs/>
+          <w:sz w:val="20"/>
+          <w:szCs w:val="20"/>
+        </w:rPr>
+      </w:pPr>
+      <w:r>
+        <w:rPr>
+          <w:rFonts w:ascii="Calibri Light" w:hAnsi="Calibri Light" w:cs="Calibri Light"/>
+          <w:i/>
+          <w:iCs/>
+          <w:sz w:val="20"/>
+          <w:szCs w:val="20"/>
+        </w:rPr>
+        <w:t xml:space="preserve">PI: Professor </w:t>
+      </w:r>
+      <w:proofErr w:type="spellStart"/>
+      <w:r>
+        <w:rPr>
+          <w:rFonts w:ascii="Calibri Light" w:hAnsi="Calibri Light" w:cs="Calibri Light"/>
+          <w:i/>
+          <w:iCs/>
+          <w:sz w:val="20"/>
+          <w:szCs w:val="20"/>
+        </w:rPr>
+        <w:t>Jeanyoung</w:t>
+      </w:r>
+      <w:proofErr w:type="spellEnd"/>
+      <w:r>
+        <w:rPr>
+          <w:rFonts w:ascii="Calibri Light" w:hAnsi="Calibri Light" w:cs="Calibri Light"/>
+          <w:i/>
+          <w:iCs/>
+          <w:sz w:val="20"/>
+          <w:szCs w:val="20"/>
+        </w:rPr>
+        <w:t xml:space="preserve"> Chey</w:t>
+      </w:r>
+    </w:p>
+    <w:p>
+      <w:pPr>
+        <w:rPr>
+          <w:rFonts w:ascii="Calibri Light" w:hAnsi="Calibri Light" w:cs="Calibri Light"/>
+          <w:sz w:val="22"/>
+          <w:szCs w:val="22"/>
+        </w:rPr>
+      </w:pPr>
+    </w:p>
+    <w:p>
+      <w:pPr>
+        <w:tabs>
+          <w:tab w:val="right" w:pos="8640"/>
+        </w:tabs>
+        <w:rPr>
+          <w:rFonts w:ascii="Calibri Light" w:hAnsi="Calibri Light" w:cs="Calibri Light"/>
+          <w:b/>
+          <w:bCs/>
+          <w:sz w:val="22"/>
+          <w:szCs w:val="22"/>
+        </w:rPr>
+      </w:pPr>
+      <w:r>
+        <w:rPr>
+          <w:rFonts w:ascii="Calibri Light" w:hAnsi="Calibri Light" w:cs="Calibri Light"/>
+          <w:b/>
+          <w:bCs/>
+          <w:sz w:val="22"/>
+          <w:szCs w:val="22"/>
+        </w:rPr>
+        <w:t>Computational Learning &amp; Memory Neuroscience Laboratory,</w:t>
+      </w:r>
+    </w:p>
+    <w:p>
+      <w:pPr>
+        <w:tabs>
+          <w:tab w:val="right" w:pos="8640"/>
+        </w:tabs>
+        <w:rPr>
+          <w:rFonts w:ascii="Calibri Light" w:hAnsi="Calibri Light" w:cs="Calibri Light"/>
+        </w:rPr>
+      </w:pPr>
+      <w:r>
+        <w:rPr>
+          <w:rFonts w:ascii="Calibri Light" w:hAnsi="Calibri Light" w:cs="Calibri Light"/>
+          <w:b/>
+          <w:bCs/>
+          <w:sz w:val="22"/>
+          <w:szCs w:val="22"/>
+        </w:rPr>
+        <w:t>Center for Neuroscience Imaging Research</w:t>
+      </w:r>
+      <w:r>
+        <w:rPr>
+          <w:rFonts w:ascii="Calibri Light" w:hAnsi="Calibri Light" w:cs="Calibri Light"/>
+          <w:sz w:val="22"/>
+          <w:szCs w:val="22"/>
+        </w:rPr>
+        <w:tab/>
+      </w:r>
+      <w:r>
+        <w:rPr>
+          <w:rFonts w:ascii="Calibri Light" w:hAnsi="Calibri Light" w:cs="Calibri Light"/>
+          <w:sz w:val="20"/>
+          <w:szCs w:val="20"/>
+          <w:lang w:eastAsia="ko-KR"/>
+        </w:rPr>
+        <w:t>Seoul, Korea</w:t>
+      </w:r>
+    </w:p>
+    <w:p>
+      <w:pPr>
+        <w:tabs>
+          <w:tab w:val="right" w:pos="8640"/>
+        </w:tabs>
+        <w:rPr>
+          <w:rFonts w:ascii="Calibri Light" w:hAnsi="Calibri Light" w:cs="Calibri Light"/>
+          <w:i/>
+          <w:iCs/>
+          <w:sz w:val="20"/>
+          <w:szCs w:val="20"/>
+        </w:rPr>
+      </w:pPr>
+      <w:r>
+        <w:rPr>
+          <w:rFonts w:ascii="Calibri Light" w:hAnsi="Calibri Light" w:cs="Calibri Light"/>
+          <w:sz w:val="20"/>
+          <w:szCs w:val="20"/>
+          <w:lang w:eastAsia="ko-KR"/>
+        </w:rPr>
+        <w:t>Internship</w:t>
+      </w:r>
+      <w:r>
+        <w:rPr>
+          <w:rFonts w:ascii="Calibri Light" w:hAnsi="Calibri Light" w:cs="Calibri Light"/>
+          <w:sz w:val="20"/>
+          <w:szCs w:val="20"/>
+          <w:lang w:eastAsia="ko-KR"/>
+        </w:rPr>
+        <w:tab/>
+      </w:r>
+      <w:r>
+        <w:rPr>
+          <w:rFonts w:ascii="Calibri Light" w:hAnsi="Calibri Light" w:cs="Calibri Light"/>
+          <w:i/>
+          <w:iCs/>
+          <w:sz w:val="20"/>
+          <w:szCs w:val="20"/>
+          <w:lang w:eastAsia="ko-KR"/>
+        </w:rPr>
+        <w:t>2018</w:t>
+      </w:r>
+      <w:r>
+        <w:rPr>
+          <w:rFonts w:ascii="Calibri Light" w:hAnsi="Calibri Light" w:cs="Calibri Light"/>
+          <w:i/>
+          <w:iCs/>
+          <w:sz w:val="20"/>
+          <w:szCs w:val="20"/>
+          <w:lang w:eastAsia="ko-KR"/>
+        </w:rPr>
+        <w:t>.07</w:t>
+      </w:r>
+      <w:r>
+        <w:rPr>
+          <w:rFonts w:ascii="Calibri Light" w:hAnsi="Calibri Light" w:cs="Calibri Light"/>
+          <w:i/>
+          <w:iCs/>
+          <w:sz w:val="20"/>
+          <w:szCs w:val="20"/>
+          <w:lang w:eastAsia="ko-KR"/>
+        </w:rPr>
+        <w:t xml:space="preserve"> ~ </w:t>
+      </w:r>
+      <w:r>
+        <w:rPr>
+          <w:rFonts w:ascii="Calibri Light" w:hAnsi="Calibri Light" w:cs="Calibri Light"/>
+          <w:i/>
+          <w:iCs/>
+          <w:sz w:val="20"/>
+          <w:szCs w:val="20"/>
+        </w:rPr>
+        <w:t>2018</w:t>
+      </w:r>
+      <w:r>
+        <w:rPr>
+          <w:rFonts w:ascii="Calibri Light" w:hAnsi="Calibri Light" w:cs="Calibri Light"/>
+          <w:i/>
+          <w:iCs/>
+          <w:sz w:val="20"/>
+          <w:szCs w:val="20"/>
+        </w:rPr>
+        <w:t>.08</w:t>
+      </w:r>
+    </w:p>
+    <w:p>
+      <w:pPr>
+        <w:tabs>
+          <w:tab w:val="right" w:pos="8640"/>
+        </w:tabs>
+        <w:rPr>
+          <w:rFonts w:ascii="Calibri Light" w:hAnsi="Calibri Light" w:cs="Calibri Light"/>
+          <w:i/>
+          <w:iCs/>
+          <w:sz w:val="20"/>
+          <w:szCs w:val="20"/>
+        </w:rPr>
+      </w:pPr>
+      <w:r>
+        <w:rPr>
+          <w:rFonts w:ascii="Calibri Light" w:hAnsi="Calibri Light" w:cs="Calibri Light"/>
+          <w:i/>
+          <w:iCs/>
+          <w:sz w:val="20"/>
+          <w:szCs w:val="20"/>
+        </w:rPr>
+        <w:t xml:space="preserve">PI: Research Professor </w:t>
+      </w:r>
+      <w:proofErr w:type="spellStart"/>
+      <w:r>
+        <w:rPr>
+          <w:rFonts w:ascii="Calibri Light" w:hAnsi="Calibri Light" w:cs="Calibri Light"/>
+          <w:i/>
+          <w:iCs/>
+          <w:sz w:val="20"/>
+          <w:szCs w:val="20"/>
+        </w:rPr>
+        <w:t>Sungshin</w:t>
+      </w:r>
+      <w:proofErr w:type="spellEnd"/>
+      <w:r>
+        <w:rPr>
+          <w:rFonts w:ascii="Calibri Light" w:hAnsi="Calibri Light" w:cs="Calibri Light"/>
+          <w:i/>
+          <w:iCs/>
+          <w:sz w:val="20"/>
+          <w:szCs w:val="20"/>
+        </w:rPr>
+        <w:t xml:space="preserve"> Kim</w:t>
+      </w:r>
+    </w:p>
+    <w:p>
+      <w:pPr>
+        <w:rPr>
+          <w:rFonts w:ascii="Lato" w:hAnsi="Lato" w:cstheme="minorHAnsi"/>
+          <w:b/>
+          <w:bCs/>
+          <w:smallCaps/>
+          <w:kern w:val="32"/>
+          <w:sz w:val="26"/>
+          <w:szCs w:val="26"/>
+          <w:lang w:eastAsia="ko-KR"/>
         </w:rPr>
       </w:pPr>
     </w:p>
@@ -5798,6 +5625,7 @@
           <w:rFonts w:ascii="Lato" w:hAnsi="Lato" w:cstheme="minorHAnsi"/>
           <w:sz w:val="26"/>
           <w:szCs w:val="26"/>
+          <w:lang w:eastAsia="ko-KR"/>
         </w:rPr>
       </w:pPr>
       <w:r>
@@ -5805,6 +5633,189 @@
           <w:rFonts w:ascii="Lato" w:hAnsi="Lato" w:cstheme="minorHAnsi"/>
           <w:sz w:val="26"/>
           <w:szCs w:val="26"/>
+          <w:lang w:eastAsia="ko-KR"/>
+        </w:rPr>
+        <w:t xml:space="preserve">Clinical </w:t>
+      </w:r>
+      <w:r>
+        <w:rPr>
+          <w:rFonts w:ascii="Lato" w:hAnsi="Lato" w:cstheme="minorHAnsi"/>
+          <w:sz w:val="26"/>
+          <w:szCs w:val="26"/>
+          <w:lang w:eastAsia="ko-KR"/>
+        </w:rPr>
+        <w:t>Training</w:t>
+      </w:r>
+    </w:p>
+    <w:p>
+      <w:pPr>
+        <w:tabs>
+          <w:tab w:val="right" w:pos="8640"/>
+        </w:tabs>
+        <w:rPr>
+          <w:rFonts w:ascii="Lato" w:hAnsi="Lato" w:cstheme="minorHAnsi"/>
+          <w:sz w:val="20"/>
+          <w:szCs w:val="20"/>
+        </w:rPr>
+      </w:pPr>
+    </w:p>
+    <w:p>
+      <w:pPr>
+        <w:tabs>
+          <w:tab w:val="right" w:pos="8640"/>
+        </w:tabs>
+        <w:rPr>
+          <w:rFonts w:ascii="Calibri Light" w:hAnsi="Calibri Light" w:cs="Calibri Light"/>
+          <w:b/>
+          <w:bCs/>
+          <w:sz w:val="22"/>
+          <w:szCs w:val="22"/>
+          <w:lang w:eastAsia="ko-KR"/>
+        </w:rPr>
+      </w:pPr>
+      <w:r>
+        <w:rPr>
+          <w:rFonts w:ascii="Calibri Light" w:hAnsi="Calibri Light" w:cs="Calibri Light"/>
+          <w:b/>
+          <w:bCs/>
+          <w:sz w:val="22"/>
+          <w:szCs w:val="22"/>
+        </w:rPr>
+        <w:t>Center for Campus Life and Culture</w:t>
+      </w:r>
+      <w:r>
+        <w:rPr>
+          <w:rFonts w:ascii="Calibri Light" w:hAnsi="Calibri Light" w:cs="Calibri Light"/>
+          <w:b/>
+          <w:bCs/>
+          <w:sz w:val="22"/>
+          <w:szCs w:val="22"/>
+          <w:lang w:eastAsia="ko-KR"/>
+        </w:rPr>
+        <w:t>,</w:t>
+      </w:r>
+    </w:p>
+    <w:p>
+      <w:pPr>
+        <w:tabs>
+          <w:tab w:val="right" w:pos="8640"/>
+        </w:tabs>
+        <w:rPr>
+          <w:rFonts w:ascii="Calibri Light" w:hAnsi="Calibri Light" w:cs="Calibri Light"/>
+          <w:lang w:eastAsia="ko-KR"/>
+        </w:rPr>
+      </w:pPr>
+      <w:r>
+        <w:rPr>
+          <w:rFonts w:ascii="Calibri Light" w:hAnsi="Calibri Light" w:cs="Calibri Light"/>
+          <w:b/>
+          <w:bCs/>
+          <w:sz w:val="22"/>
+          <w:szCs w:val="22"/>
+          <w:lang w:eastAsia="ko-KR"/>
+        </w:rPr>
+        <w:t>Seoul National University</w:t>
+      </w:r>
+      <w:r>
+        <w:rPr>
+          <w:rFonts w:ascii="Calibri Light" w:hAnsi="Calibri Light" w:cs="Calibri Light"/>
+          <w:sz w:val="22"/>
+          <w:szCs w:val="22"/>
+          <w:lang w:eastAsia="ko-KR"/>
+        </w:rPr>
+        <w:tab/>
+      </w:r>
+      <w:r>
+        <w:rPr>
+          <w:rFonts w:ascii="Calibri Light" w:hAnsi="Calibri Light" w:cs="Calibri Light"/>
+          <w:sz w:val="20"/>
+          <w:szCs w:val="20"/>
+          <w:lang w:eastAsia="ko-KR"/>
+        </w:rPr>
+        <w:t>Seoul, Korea</w:t>
+      </w:r>
+    </w:p>
+    <w:p>
+      <w:pPr>
+        <w:tabs>
+          <w:tab w:val="right" w:pos="8640"/>
+        </w:tabs>
+        <w:rPr>
+          <w:rFonts w:ascii="Calibri Light" w:hAnsi="Calibri Light" w:cs="Calibri Light"/>
+          <w:i/>
+          <w:iCs/>
+          <w:sz w:val="20"/>
+          <w:szCs w:val="20"/>
+        </w:rPr>
+      </w:pPr>
+      <w:r>
+        <w:rPr>
+          <w:rFonts w:ascii="Calibri Light" w:hAnsi="Calibri Light" w:cs="Calibri Light"/>
+          <w:sz w:val="20"/>
+          <w:szCs w:val="20"/>
+          <w:lang w:eastAsia="ko-KR"/>
+        </w:rPr>
+        <w:t xml:space="preserve">Practice Consultants </w:t>
+      </w:r>
+      <w:r>
+        <w:rPr>
+          <w:rFonts w:ascii="Calibri Light" w:hAnsi="Calibri Light" w:cs="Calibri Light"/>
+          <w:sz w:val="20"/>
+          <w:szCs w:val="20"/>
+          <w:lang w:eastAsia="ko-KR"/>
+        </w:rPr>
+        <w:tab/>
+      </w:r>
+      <w:r>
+        <w:rPr>
+          <w:rFonts w:ascii="Calibri Light" w:hAnsi="Calibri Light" w:cs="Calibri Light"/>
+          <w:i/>
+          <w:iCs/>
+          <w:sz w:val="20"/>
+          <w:szCs w:val="20"/>
+          <w:lang w:eastAsia="ko-KR"/>
+        </w:rPr>
+        <w:t xml:space="preserve">2021.01 ~ </w:t>
+      </w:r>
+      <w:r>
+        <w:rPr>
+          <w:rFonts w:ascii="Calibri Light" w:hAnsi="Calibri Light" w:cs="Calibri Light"/>
+          <w:i/>
+          <w:iCs/>
+          <w:sz w:val="20"/>
+          <w:szCs w:val="20"/>
+        </w:rPr>
+        <w:t>present</w:t>
+      </w:r>
+    </w:p>
+    <w:p>
+      <w:pPr>
+        <w:tabs>
+          <w:tab w:val="right" w:pos="8640"/>
+        </w:tabs>
+        <w:rPr>
+          <w:rFonts w:ascii="Calibri Light" w:hAnsi="Calibri Light" w:cs="Calibri Light"/>
+          <w:i/>
+          <w:iCs/>
+          <w:sz w:val="20"/>
+          <w:szCs w:val="20"/>
+        </w:rPr>
+      </w:pPr>
+    </w:p>
+    <w:p>
+      <w:pPr>
+        <w:pStyle w:val="Heading1"/>
+        <w:rPr>
+          <w:rFonts w:ascii="Lato" w:hAnsi="Lato" w:cstheme="minorHAnsi"/>
+          <w:sz w:val="26"/>
+          <w:szCs w:val="26"/>
+        </w:rPr>
+      </w:pPr>
+      <w:r>
+        <w:rPr>
+          <w:rFonts w:ascii="Lato" w:hAnsi="Lato" w:cstheme="minorHAnsi"/>
+          <w:sz w:val="26"/>
+          <w:szCs w:val="26"/>
         </w:rPr>
         <w:t>Grants</w:t>
       </w:r>
@@ -6755,6 +6766,7 @@
           <w:sz w:val="22"/>
           <w:szCs w:val="22"/>
         </w:rPr>
+        <w:lastRenderedPageBreak/>
         <w:t xml:space="preserve">Superior Academic Performance undergraduate scholarship </w:t>
       </w:r>
       <w:r>
@@ -6806,329 +6818,6 @@
           <w:rFonts w:ascii="Lato" w:hAnsi="Lato"/>
         </w:rPr>
       </w:pPr>
-    </w:p>
-    <w:p>
-      <w:pPr>
-        <w:rPr>
-          <w:rFonts w:ascii="Lato" w:hAnsi="Lato"/>
-        </w:rPr>
-      </w:pPr>
-    </w:p>
-    <w:p>
-      <w:pPr>
-        <w:rPr>
-          <w:rFonts w:ascii="Lato" w:hAnsi="Lato"/>
-        </w:rPr>
-      </w:pPr>
-    </w:p>
-    <w:p>
-      <w:pPr>
-        <w:rPr>
-          <w:rFonts w:ascii="Lato" w:hAnsi="Lato"/>
-        </w:rPr>
-      </w:pPr>
-    </w:p>
-    <w:p>
-      <w:pPr>
-        <w:pStyle w:val="Heading1"/>
-        <w:rPr>
-          <w:rFonts w:ascii="Lato" w:hAnsi="Lato" w:cstheme="minorHAnsi"/>
-          <w:sz w:val="26"/>
-          <w:szCs w:val="26"/>
-        </w:rPr>
-      </w:pPr>
-      <w:r>
-        <w:rPr>
-          <w:rFonts w:ascii="Lato" w:hAnsi="Lato" w:cstheme="minorHAnsi"/>
-          <w:sz w:val="26"/>
-          <w:szCs w:val="26"/>
-        </w:rPr>
-        <w:t>Skills</w:t>
-      </w:r>
-    </w:p>
-    <w:p>
-      <w:pPr>
-        <w:rPr>
-          <w:rFonts w:ascii="Lato" w:hAnsi="Lato" w:cstheme="minorHAnsi"/>
-        </w:rPr>
-      </w:pPr>
-    </w:p>
-    <w:p>
-      <w:pPr>
-        <w:rPr>
-          <w:rFonts w:ascii="Calibri Light" w:hAnsi="Calibri Light" w:cs="Calibri Light"/>
-          <w:sz w:val="22"/>
-          <w:szCs w:val="22"/>
-        </w:rPr>
-      </w:pPr>
-      <w:r>
-        <w:rPr>
-          <w:rFonts w:ascii="Calibri Light" w:hAnsi="Calibri Light" w:cs="Calibri Light"/>
-          <w:b/>
-          <w:bCs/>
-          <w:sz w:val="22"/>
-          <w:szCs w:val="22"/>
-        </w:rPr>
-        <w:t>Analysis</w:t>
-      </w:r>
-      <w:r>
-        <w:rPr>
-          <w:rFonts w:ascii="Calibri Light" w:hAnsi="Calibri Light" w:cs="Calibri Light"/>
-          <w:b/>
-          <w:bCs/>
-          <w:sz w:val="22"/>
-          <w:szCs w:val="22"/>
-        </w:rPr>
-        <w:t>:</w:t>
-      </w:r>
-      <w:r>
-        <w:rPr>
-          <w:rFonts w:ascii="Calibri Light" w:hAnsi="Calibri Light" w:cs="Calibri Light"/>
-          <w:sz w:val="22"/>
-          <w:szCs w:val="22"/>
-        </w:rPr>
-        <w:t xml:space="preserve"> </w:t>
-      </w:r>
-      <w:r>
-        <w:rPr>
-          <w:rFonts w:ascii="Calibri Light" w:hAnsi="Calibri Light" w:cs="Calibri Light"/>
-          <w:sz w:val="22"/>
-          <w:szCs w:val="22"/>
-        </w:rPr>
-        <w:t>Py</w:t>
-      </w:r>
-      <w:r>
-        <w:rPr>
-          <w:rFonts w:ascii="Calibri Light" w:hAnsi="Calibri Light" w:cs="Calibri Light"/>
-          <w:sz w:val="22"/>
-          <w:szCs w:val="22"/>
-        </w:rPr>
-        <w:t>t</w:t>
-      </w:r>
-      <w:r>
-        <w:rPr>
-          <w:rFonts w:ascii="Calibri Light" w:hAnsi="Calibri Light" w:cs="Calibri Light"/>
-          <w:sz w:val="22"/>
-          <w:szCs w:val="22"/>
-        </w:rPr>
-        <w:t xml:space="preserve">hon, </w:t>
-      </w:r>
-      <w:r>
-        <w:rPr>
-          <w:rFonts w:ascii="Calibri Light" w:hAnsi="Calibri Light" w:cs="Calibri Light"/>
-          <w:sz w:val="22"/>
-          <w:szCs w:val="22"/>
-        </w:rPr>
-        <w:t xml:space="preserve">R, </w:t>
-      </w:r>
-      <w:r>
-        <w:rPr>
-          <w:rFonts w:ascii="Calibri Light" w:hAnsi="Calibri Light" w:cs="Calibri Light"/>
-          <w:sz w:val="22"/>
-          <w:szCs w:val="22"/>
-        </w:rPr>
-        <w:t xml:space="preserve">Stan, </w:t>
-      </w:r>
-      <w:proofErr w:type="spellStart"/>
-      <w:r>
-        <w:rPr>
-          <w:rFonts w:ascii="Calibri Light" w:hAnsi="Calibri Light" w:cs="Calibri Light"/>
-          <w:sz w:val="22"/>
-          <w:szCs w:val="22"/>
-        </w:rPr>
-        <w:t>M</w:t>
-      </w:r>
-      <w:r>
-        <w:rPr>
-          <w:rFonts w:ascii="Calibri Light" w:hAnsi="Calibri Light" w:cs="Calibri Light"/>
-          <w:sz w:val="22"/>
-          <w:szCs w:val="22"/>
-        </w:rPr>
-        <w:t>atlab</w:t>
-      </w:r>
-      <w:proofErr w:type="spellEnd"/>
-    </w:p>
-    <w:p>
-      <w:pPr>
-        <w:rPr>
-          <w:rFonts w:ascii="Calibri Light" w:hAnsi="Calibri Light" w:cs="Calibri Light"/>
-          <w:sz w:val="22"/>
-          <w:szCs w:val="22"/>
-        </w:rPr>
-      </w:pPr>
-    </w:p>
-    <w:p>
-      <w:pPr>
-        <w:rPr>
-          <w:rFonts w:ascii="Calibri Light" w:hAnsi="Calibri Light" w:cs="Calibri Light"/>
-          <w:sz w:val="22"/>
-          <w:szCs w:val="22"/>
-        </w:rPr>
-      </w:pPr>
-      <w:r>
-        <w:rPr>
-          <w:rFonts w:ascii="Calibri Light" w:hAnsi="Calibri Light" w:cs="Calibri Light"/>
-          <w:b/>
-          <w:bCs/>
-          <w:sz w:val="22"/>
-          <w:szCs w:val="22"/>
-        </w:rPr>
-        <w:t>Database</w:t>
-      </w:r>
-      <w:r>
-        <w:rPr>
-          <w:rFonts w:ascii="Calibri Light" w:hAnsi="Calibri Light" w:cs="Calibri Light"/>
-          <w:b/>
-          <w:bCs/>
-          <w:sz w:val="22"/>
-          <w:szCs w:val="22"/>
-        </w:rPr>
-        <w:t>:</w:t>
-      </w:r>
-      <w:r>
-        <w:rPr>
-          <w:rFonts w:ascii="Calibri Light" w:hAnsi="Calibri Light" w:cs="Calibri Light"/>
-          <w:sz w:val="22"/>
-          <w:szCs w:val="22"/>
-        </w:rPr>
-        <w:t xml:space="preserve"> </w:t>
-      </w:r>
-      <w:r>
-        <w:rPr>
-          <w:rFonts w:ascii="Calibri Light" w:hAnsi="Calibri Light" w:cs="Calibri Light"/>
-          <w:sz w:val="22"/>
-          <w:szCs w:val="22"/>
-        </w:rPr>
-        <w:t>RDBMS (PostgreSQL), Neo4J</w:t>
-      </w:r>
-    </w:p>
-    <w:p>
-      <w:pPr>
-        <w:rPr>
-          <w:rFonts w:ascii="Calibri Light" w:hAnsi="Calibri Light" w:cs="Calibri Light"/>
-          <w:b/>
-          <w:bCs/>
-          <w:sz w:val="22"/>
-          <w:szCs w:val="22"/>
-        </w:rPr>
-      </w:pPr>
-    </w:p>
-    <w:p>
-      <w:pPr>
-        <w:rPr>
-          <w:rFonts w:ascii="Calibri Light" w:hAnsi="Calibri Light" w:cs="Calibri Light"/>
-          <w:sz w:val="22"/>
-          <w:szCs w:val="22"/>
-        </w:rPr>
-      </w:pPr>
-      <w:r>
-        <w:rPr>
-          <w:rFonts w:ascii="Calibri Light" w:hAnsi="Calibri Light" w:cs="Calibri Light"/>
-          <w:b/>
-          <w:bCs/>
-          <w:sz w:val="22"/>
-          <w:szCs w:val="22"/>
-        </w:rPr>
-        <w:t>Neuroimaging:</w:t>
-      </w:r>
-      <w:r>
-        <w:rPr>
-          <w:rFonts w:ascii="Calibri Light" w:hAnsi="Calibri Light" w:cs="Calibri Light"/>
-          <w:sz w:val="22"/>
-          <w:szCs w:val="22"/>
-        </w:rPr>
-        <w:t xml:space="preserve"> SPM, </w:t>
-      </w:r>
-      <w:proofErr w:type="spellStart"/>
-      <w:r>
-        <w:rPr>
-          <w:rFonts w:ascii="Calibri Light" w:hAnsi="Calibri Light" w:cs="Calibri Light"/>
-          <w:sz w:val="22"/>
-          <w:szCs w:val="22"/>
-        </w:rPr>
-        <w:t>N</w:t>
-      </w:r>
-      <w:r>
-        <w:rPr>
-          <w:rFonts w:ascii="Calibri Light" w:hAnsi="Calibri Light" w:cs="Calibri Light"/>
-          <w:sz w:val="22"/>
-          <w:szCs w:val="22"/>
-        </w:rPr>
-        <w:t>ilearn</w:t>
-      </w:r>
-      <w:proofErr w:type="spellEnd"/>
-      <w:r>
-        <w:rPr>
-          <w:rFonts w:ascii="Calibri Light" w:hAnsi="Calibri Light" w:cs="Calibri Light"/>
-          <w:sz w:val="22"/>
-          <w:szCs w:val="22"/>
-        </w:rPr>
-        <w:t xml:space="preserve"> </w:t>
-      </w:r>
-    </w:p>
-    <w:p>
-      <w:pPr>
-        <w:rPr>
-          <w:rFonts w:ascii="Calibri Light" w:hAnsi="Calibri Light" w:cs="Calibri Light"/>
-          <w:sz w:val="22"/>
-          <w:szCs w:val="22"/>
-          <w:lang w:eastAsia="ko-KR"/>
-        </w:rPr>
-      </w:pPr>
-    </w:p>
-    <w:p>
-      <w:pPr>
-        <w:spacing w:line="360" w:lineRule="auto"/>
-        <w:rPr>
-          <w:rFonts w:ascii="Calibri Light" w:hAnsi="Calibri Light" w:cs="Calibri Light"/>
-          <w:sz w:val="22"/>
-          <w:szCs w:val="22"/>
-        </w:rPr>
-      </w:pPr>
-      <w:r>
-        <w:rPr>
-          <w:rFonts w:ascii="Calibri Light" w:hAnsi="Calibri Light" w:cs="Calibri Light"/>
-          <w:b/>
-          <w:bCs/>
-          <w:sz w:val="22"/>
-          <w:szCs w:val="22"/>
-        </w:rPr>
-        <w:t>Languages</w:t>
-      </w:r>
-      <w:r>
-        <w:rPr>
-          <w:rFonts w:ascii="Calibri Light" w:hAnsi="Calibri Light" w:cs="Calibri Light"/>
-          <w:b/>
-          <w:bCs/>
-          <w:sz w:val="22"/>
-          <w:szCs w:val="22"/>
-        </w:rPr>
-        <w:t xml:space="preserve">: </w:t>
-      </w:r>
-      <w:r>
-        <w:rPr>
-          <w:rFonts w:ascii="Calibri Light" w:hAnsi="Calibri Light" w:cs="Calibri Light"/>
-          <w:sz w:val="22"/>
-          <w:szCs w:val="22"/>
-        </w:rPr>
-        <w:t>Korean</w:t>
-      </w:r>
-      <w:r>
-        <w:rPr>
-          <w:rFonts w:ascii="Calibri Light" w:hAnsi="Calibri Light" w:cs="Calibri Light"/>
-          <w:sz w:val="22"/>
-          <w:szCs w:val="22"/>
-        </w:rPr>
-        <w:t xml:space="preserve"> </w:t>
-      </w:r>
-      <w:r>
-        <w:rPr>
-          <w:rFonts w:ascii="Calibri Light" w:hAnsi="Calibri Light" w:cs="Calibri Light"/>
-          <w:sz w:val="22"/>
-          <w:szCs w:val="22"/>
-        </w:rPr>
-        <w:t>(Native), English</w:t>
-      </w:r>
     </w:p>
     <w:p>
       <w:pPr>
@@ -7350,17 +7039,7 @@
           <w:sz w:val="20"/>
           <w:szCs w:val="20"/>
         </w:rPr>
-        <w:t>0</w:t>
-      </w:r>
-      <w:r>
-        <w:rPr>
-          <w:rFonts w:ascii="Calibri Light" w:hAnsi="Calibri Light" w:cs="Calibri Light"/>
-          <w:i/>
-          <w:iCs/>
-          <w:sz w:val="20"/>
-          <w:szCs w:val="20"/>
-        </w:rPr>
-        <w:t>6</w:t>
+        <w:t>11</w:t>
       </w:r>
       <w:r>
         <w:rPr>

--- a/files/CV_minakwon.docx
+++ b/files/CV_minakwon.docx
@@ -1,6 +1,6 @@
 
 <file path=word/document.xml><?xml version="1.0" encoding="utf-8"?>
-<w:document xmlns:wpc="http://schemas.microsoft.com/office/word/2010/wordprocessingCanvas" xmlns:cx="http://schemas.microsoft.com/office/drawing/2014/chartex" xmlns:cx1="http://schemas.microsoft.com/office/drawing/2015/9/8/chartex" xmlns:cx2="http://schemas.microsoft.com/office/drawing/2015/10/21/chartex" xmlns:cx3="http://schemas.microsoft.com/office/drawing/2016/5/9/chartex" xmlns:cx4="http://schemas.microsoft.com/office/drawing/2016/5/10/chartex" xmlns:cx5="http://schemas.microsoft.com/office/drawing/2016/5/11/chartex" xmlns:cx6="http://schemas.microsoft.com/office/drawing/2016/5/12/chartex" xmlns:cx7="http://schemas.microsoft.com/office/drawing/2016/5/13/chartex" xmlns:cx8="http://schemas.microsoft.com/office/drawing/2016/5/14/chartex" xmlns:mc="http://schemas.openxmlformats.org/markup-compatibility/2006" xmlns:aink="http://schemas.microsoft.com/office/drawing/2016/ink" xmlns:am3d="http://schemas.microsoft.com/office/drawing/2017/model3d" xmlns:o="urn:schemas-microsoft-com:office:office" xmlns:oel="http://schemas.microsoft.com/office/2019/extlst" xmlns:r="http://schemas.openxmlformats.org/officeDocument/2006/relationships" xmlns:m="http://schemas.openxmlformats.org/officeDocument/2006/math" xmlns:v="urn:schemas-microsoft-com:vml" xmlns:wp14="http://schemas.microsoft.com/office/word/2010/wordprocessingDrawing" xmlns:wp="http://schemas.openxmlformats.org/drawingml/2006/wordprocessingDrawing" xmlns:w10="urn:schemas-microsoft-com:office:word" xmlns:w="http://schemas.openxmlformats.org/wordprocessingml/2006/main" xmlns:w14="http://schemas.microsoft.com/office/word/2010/wordml" xmlns:w15="http://schemas.microsoft.com/office/word/2012/wordml" xmlns:w16cex="http://schemas.microsoft.com/office/word/2018/wordml/cex" xmlns:w16cid="http://schemas.microsoft.com/office/word/2016/wordml/cid" xmlns:w16="http://schemas.microsoft.com/office/word/2018/wordml" xmlns:w16du="http://schemas.microsoft.com/office/word/2023/wordml/word16du" xmlns:w16sdtdh="http://schemas.microsoft.com/office/word/2020/wordml/sdtdatahash" xmlns:w16se="http://schemas.microsoft.com/office/word/2015/wordml/symex" xmlns:wpg="http://schemas.microsoft.com/office/word/2010/wordprocessingGroup" xmlns:wpi="http://schemas.microsoft.com/office/word/2010/wordprocessingInk" xmlns:wne="http://schemas.microsoft.com/office/word/2006/wordml" xmlns:wps="http://schemas.microsoft.com/office/word/2010/wordprocessingShape" mc:Ignorable="w14 w15 w16se w16cid w16 w16cex w16sdtdh w16du wp14">
+<w:document xmlns:wpc="http://schemas.microsoft.com/office/word/2010/wordprocessingCanvas" xmlns:cx="http://schemas.microsoft.com/office/drawing/2014/chartex" xmlns:cx1="http://schemas.microsoft.com/office/drawing/2015/9/8/chartex" xmlns:cx2="http://schemas.microsoft.com/office/drawing/2015/10/21/chartex" xmlns:cx3="http://schemas.microsoft.com/office/drawing/2016/5/9/chartex" xmlns:cx4="http://schemas.microsoft.com/office/drawing/2016/5/10/chartex" xmlns:cx5="http://schemas.microsoft.com/office/drawing/2016/5/11/chartex" xmlns:cx6="http://schemas.microsoft.com/office/drawing/2016/5/12/chartex" xmlns:cx7="http://schemas.microsoft.com/office/drawing/2016/5/13/chartex" xmlns:cx8="http://schemas.microsoft.com/office/drawing/2016/5/14/chartex" xmlns:mc="http://schemas.openxmlformats.org/markup-compatibility/2006" xmlns:aink="http://schemas.microsoft.com/office/drawing/2016/ink" xmlns:am3d="http://schemas.microsoft.com/office/drawing/2017/model3d" xmlns:o="urn:schemas-microsoft-com:office:office" xmlns:oel="http://schemas.microsoft.com/office/2019/extlst" xmlns:r="http://schemas.openxmlformats.org/officeDocument/2006/relationships" xmlns:m="http://schemas.openxmlformats.org/officeDocument/2006/math" xmlns:v="urn:schemas-microsoft-com:vml" xmlns:wp14="http://schemas.microsoft.com/office/word/2010/wordprocessingDrawing" xmlns:wp="http://schemas.openxmlformats.org/drawingml/2006/wordprocessingDrawing" xmlns:w10="urn:schemas-microsoft-com:office:word" xmlns:w="http://schemas.openxmlformats.org/wordprocessingml/2006/main" xmlns:w14="http://schemas.microsoft.com/office/word/2010/wordml" xmlns:w15="http://schemas.microsoft.com/office/word/2012/wordml" xmlns:w16cex="http://schemas.microsoft.com/office/word/2018/wordml/cex" xmlns:w16cid="http://schemas.microsoft.com/office/word/2016/wordml/cid" xmlns:w16="http://schemas.microsoft.com/office/word/2018/wordml" xmlns:w16sdtdh="http://schemas.microsoft.com/office/word/2020/wordml/sdtdatahash" xmlns:w16se="http://schemas.microsoft.com/office/word/2015/wordml/symex" xmlns:wpg="http://schemas.microsoft.com/office/word/2010/wordprocessingGroup" xmlns:wpi="http://schemas.microsoft.com/office/word/2010/wordprocessingInk" xmlns:wne="http://schemas.microsoft.com/office/word/2006/wordml" xmlns:wps="http://schemas.microsoft.com/office/word/2010/wordprocessingShape" mc:Ignorable="w14 w15 w16se w16cid w16 w16cex w16sdtdh wp14">
   <w:body>
     <w:p>
       <w:pPr>
@@ -335,6 +335,201 @@
           <w:sz w:val="22"/>
           <w:szCs w:val="22"/>
         </w:rPr>
+        <w:t>Seoul National University</w:t>
+      </w:r>
+      <w:r>
+        <w:rPr>
+          <w:rFonts w:ascii="Calibri Light" w:hAnsi="Calibri Light" w:cs="Calibri Light"/>
+          <w:sz w:val="22"/>
+          <w:szCs w:val="22"/>
+        </w:rPr>
+        <w:tab/>
+      </w:r>
+      <w:r>
+        <w:rPr>
+          <w:rFonts w:ascii="Calibri Light" w:hAnsi="Calibri Light" w:cs="Calibri Light"/>
+          <w:sz w:val="20"/>
+          <w:szCs w:val="20"/>
+        </w:rPr>
+        <w:t>Seoul, Korea</w:t>
+      </w:r>
+    </w:p>
+    <w:p>
+      <w:pPr>
+        <w:tabs>
+          <w:tab w:val="left" w:pos="720"/>
+          <w:tab w:val="right" w:pos="8640"/>
+        </w:tabs>
+        <w:rPr>
+          <w:rFonts w:ascii="Calibri Light" w:hAnsi="Calibri Light" w:cs="Calibri Light"/>
+          <w:lang w:eastAsia="ko-KR"/>
+        </w:rPr>
+      </w:pPr>
+      <w:r>
+        <w:rPr>
+          <w:rFonts w:ascii="Calibri Light" w:hAnsi="Calibri Light" w:cs="Calibri Light"/>
+          <w:sz w:val="22"/>
+          <w:szCs w:val="22"/>
+        </w:rPr>
+        <w:t xml:space="preserve">Ph.D. in Psychology </w:t>
+      </w:r>
+      <w:r>
+        <w:rPr>
+          <w:rFonts w:ascii="Calibri Light" w:hAnsi="Calibri Light" w:cs="Calibri Light"/>
+        </w:rPr>
+        <w:tab/>
+      </w:r>
+      <w:r>
+        <w:rPr>
+          <w:rFonts w:ascii="Calibri Light" w:hAnsi="Calibri Light" w:cs="Calibri Light"/>
+          <w:i/>
+          <w:iCs/>
+          <w:sz w:val="20"/>
+          <w:szCs w:val="20"/>
+        </w:rPr>
+        <w:t xml:space="preserve">2021.09 ~ </w:t>
+      </w:r>
+      <w:r>
+        <w:rPr>
+          <w:rFonts w:ascii="Calibri Light" w:hAnsi="Calibri Light" w:cs="Calibri Light"/>
+          <w:i/>
+          <w:iCs/>
+          <w:sz w:val="20"/>
+          <w:szCs w:val="20"/>
+          <w:lang w:eastAsia="ko-KR"/>
+        </w:rPr>
+        <w:t>present</w:t>
+      </w:r>
+    </w:p>
+    <w:p>
+      <w:pPr>
+        <w:tabs>
+          <w:tab w:val="left" w:pos="720"/>
+          <w:tab w:val="right" w:pos="8640"/>
+        </w:tabs>
+        <w:rPr>
+          <w:rFonts w:ascii="Calibri Light" w:hAnsi="Calibri Light" w:cs="Calibri Light"/>
+          <w:i/>
+          <w:iCs/>
+          <w:sz w:val="20"/>
+          <w:szCs w:val="20"/>
+        </w:rPr>
+      </w:pPr>
+      <w:r>
+        <w:rPr>
+          <w:rFonts w:ascii="Calibri Light" w:hAnsi="Calibri Light" w:cs="Calibri Light"/>
+          <w:i/>
+          <w:iCs/>
+          <w:sz w:val="20"/>
+          <w:szCs w:val="20"/>
+        </w:rPr>
+        <w:t>- Advisor: Professor Woo-Young Ahn</w:t>
+      </w:r>
+    </w:p>
+    <w:p>
+      <w:pPr>
+        <w:tabs>
+          <w:tab w:val="left" w:pos="720"/>
+          <w:tab w:val="right" w:pos="8640"/>
+        </w:tabs>
+        <w:rPr>
+          <w:rFonts w:ascii="Calibri Light" w:hAnsi="Calibri Light" w:cs="Calibri Light"/>
+          <w:i/>
+          <w:iCs/>
+          <w:sz w:val="20"/>
+          <w:szCs w:val="20"/>
+        </w:rPr>
+      </w:pPr>
+      <w:r>
+        <w:rPr>
+          <w:rFonts w:ascii="Calibri Light" w:hAnsi="Calibri Light" w:cs="Calibri Light"/>
+          <w:i/>
+          <w:iCs/>
+          <w:sz w:val="20"/>
+          <w:szCs w:val="20"/>
+        </w:rPr>
+        <w:t>- Computational Clinical Science Laboratory (</w:t>
+      </w:r>
+      <w:hyperlink r:id="rId10" w:history="1">
+        <w:r>
+          <w:rPr>
+            <w:rStyle w:val="Hyperlink"/>
+            <w:rFonts w:ascii="Calibri Light" w:hAnsi="Calibri Light" w:cs="Calibri Light"/>
+            <w:i/>
+            <w:iCs/>
+            <w:sz w:val="20"/>
+            <w:szCs w:val="20"/>
+          </w:rPr>
+          <w:t>CCS Lab</w:t>
+        </w:r>
+      </w:hyperlink>
+      <w:r>
+        <w:rPr>
+          <w:rFonts w:ascii="Calibri Light" w:hAnsi="Calibri Light" w:cs="Calibri Light"/>
+          <w:i/>
+          <w:iCs/>
+          <w:sz w:val="20"/>
+          <w:szCs w:val="20"/>
+        </w:rPr>
+        <w:t>)</w:t>
+      </w:r>
+    </w:p>
+    <w:p>
+      <w:pPr>
+        <w:tabs>
+          <w:tab w:val="left" w:pos="720"/>
+          <w:tab w:val="right" w:pos="8640"/>
+        </w:tabs>
+        <w:rPr>
+          <w:rFonts w:ascii="Calibri Light" w:hAnsi="Calibri Light" w:cs="Calibri Light"/>
+          <w:i/>
+          <w:iCs/>
+        </w:rPr>
+      </w:pPr>
+      <w:r>
+        <w:rPr>
+          <w:rFonts w:ascii="Calibri Light" w:hAnsi="Calibri Light" w:cs="Calibri Light"/>
+          <w:i/>
+          <w:iCs/>
+          <w:sz w:val="20"/>
+          <w:szCs w:val="20"/>
+        </w:rPr>
+        <w:t>- Area of Study: Clinical Psychology</w:t>
+      </w:r>
+    </w:p>
+    <w:p>
+      <w:pPr>
+        <w:tabs>
+          <w:tab w:val="left" w:pos="720"/>
+          <w:tab w:val="right" w:pos="8640"/>
+        </w:tabs>
+        <w:rPr>
+          <w:rFonts w:ascii="Calibri Light" w:hAnsi="Calibri Light" w:cs="Calibri Light"/>
+          <w:b/>
+          <w:bCs/>
+          <w:sz w:val="22"/>
+          <w:szCs w:val="22"/>
+        </w:rPr>
+      </w:pPr>
+    </w:p>
+    <w:p>
+      <w:pPr>
+        <w:tabs>
+          <w:tab w:val="left" w:pos="720"/>
+          <w:tab w:val="right" w:pos="8640"/>
+        </w:tabs>
+        <w:rPr>
+          <w:rFonts w:ascii="Calibri Light" w:hAnsi="Calibri Light" w:cs="Calibri Light"/>
+        </w:rPr>
+      </w:pPr>
+      <w:r>
+        <w:rPr>
+          <w:rFonts w:ascii="Calibri Light" w:hAnsi="Calibri Light" w:cs="Calibri Light"/>
+          <w:b/>
+          <w:bCs/>
+          <w:sz w:val="22"/>
+          <w:szCs w:val="22"/>
+        </w:rPr>
         <w:t>University</w:t>
       </w:r>
       <w:r>
@@ -490,7 +685,7 @@
           <w:szCs w:val="20"/>
           <w:lang w:eastAsia="ko-KR"/>
         </w:rPr>
-        <w:t>present</w:t>
+        <w:t>2024.06</w:t>
       </w:r>
     </w:p>
     <w:p>
@@ -552,7 +747,7 @@
         </w:rPr>
         <w:t>- Cognition, Attention, &amp; Brain Lab (</w:t>
       </w:r>
-      <w:hyperlink r:id="rId10" w:history="1">
+      <w:hyperlink r:id="rId11" w:history="1">
         <w:r>
           <w:rPr>
             <w:rStyle w:val="Hyperlink"/>
@@ -656,201 +851,6 @@
           <w:sz w:val="22"/>
           <w:szCs w:val="22"/>
         </w:rPr>
-        <w:t xml:space="preserve">Ph.D. in Psychology </w:t>
-      </w:r>
-      <w:r>
-        <w:rPr>
-          <w:rFonts w:ascii="Calibri Light" w:hAnsi="Calibri Light" w:cs="Calibri Light"/>
-        </w:rPr>
-        <w:tab/>
-      </w:r>
-      <w:r>
-        <w:rPr>
-          <w:rFonts w:ascii="Calibri Light" w:hAnsi="Calibri Light" w:cs="Calibri Light"/>
-          <w:i/>
-          <w:iCs/>
-          <w:sz w:val="20"/>
-          <w:szCs w:val="20"/>
-        </w:rPr>
-        <w:t xml:space="preserve">2021.09 ~ </w:t>
-      </w:r>
-      <w:r>
-        <w:rPr>
-          <w:rFonts w:ascii="Calibri Light" w:hAnsi="Calibri Light" w:cs="Calibri Light"/>
-          <w:i/>
-          <w:iCs/>
-          <w:sz w:val="20"/>
-          <w:szCs w:val="20"/>
-          <w:lang w:eastAsia="ko-KR"/>
-        </w:rPr>
-        <w:t>present</w:t>
-      </w:r>
-    </w:p>
-    <w:p>
-      <w:pPr>
-        <w:tabs>
-          <w:tab w:val="left" w:pos="720"/>
-          <w:tab w:val="right" w:pos="8640"/>
-        </w:tabs>
-        <w:rPr>
-          <w:rFonts w:ascii="Calibri Light" w:hAnsi="Calibri Light" w:cs="Calibri Light"/>
-          <w:i/>
-          <w:iCs/>
-          <w:sz w:val="20"/>
-          <w:szCs w:val="20"/>
-        </w:rPr>
-      </w:pPr>
-      <w:r>
-        <w:rPr>
-          <w:rFonts w:ascii="Calibri Light" w:hAnsi="Calibri Light" w:cs="Calibri Light"/>
-          <w:i/>
-          <w:iCs/>
-          <w:sz w:val="20"/>
-          <w:szCs w:val="20"/>
-        </w:rPr>
-        <w:t>- Advisor: Professor Woo-Young Ahn</w:t>
-      </w:r>
-    </w:p>
-    <w:p>
-      <w:pPr>
-        <w:tabs>
-          <w:tab w:val="left" w:pos="720"/>
-          <w:tab w:val="right" w:pos="8640"/>
-        </w:tabs>
-        <w:rPr>
-          <w:rFonts w:ascii="Calibri Light" w:hAnsi="Calibri Light" w:cs="Calibri Light"/>
-          <w:i/>
-          <w:iCs/>
-          <w:sz w:val="20"/>
-          <w:szCs w:val="20"/>
-        </w:rPr>
-      </w:pPr>
-      <w:r>
-        <w:rPr>
-          <w:rFonts w:ascii="Calibri Light" w:hAnsi="Calibri Light" w:cs="Calibri Light"/>
-          <w:i/>
-          <w:iCs/>
-          <w:sz w:val="20"/>
-          <w:szCs w:val="20"/>
-        </w:rPr>
-        <w:t>- Computational Clinical Science Laboratory (</w:t>
-      </w:r>
-      <w:hyperlink r:id="rId11" w:history="1">
-        <w:r>
-          <w:rPr>
-            <w:rStyle w:val="Hyperlink"/>
-            <w:rFonts w:ascii="Calibri Light" w:hAnsi="Calibri Light" w:cs="Calibri Light"/>
-            <w:i/>
-            <w:iCs/>
-            <w:sz w:val="20"/>
-            <w:szCs w:val="20"/>
-          </w:rPr>
-          <w:t>CCS Lab</w:t>
-        </w:r>
-      </w:hyperlink>
-      <w:r>
-        <w:rPr>
-          <w:rFonts w:ascii="Calibri Light" w:hAnsi="Calibri Light" w:cs="Calibri Light"/>
-          <w:i/>
-          <w:iCs/>
-          <w:sz w:val="20"/>
-          <w:szCs w:val="20"/>
-        </w:rPr>
-        <w:t>)</w:t>
-      </w:r>
-    </w:p>
-    <w:p>
-      <w:pPr>
-        <w:tabs>
-          <w:tab w:val="left" w:pos="720"/>
-          <w:tab w:val="right" w:pos="8640"/>
-        </w:tabs>
-        <w:rPr>
-          <w:rFonts w:ascii="Calibri Light" w:hAnsi="Calibri Light" w:cs="Calibri Light"/>
-          <w:i/>
-          <w:iCs/>
-        </w:rPr>
-      </w:pPr>
-      <w:r>
-        <w:rPr>
-          <w:rFonts w:ascii="Calibri Light" w:hAnsi="Calibri Light" w:cs="Calibri Light"/>
-          <w:i/>
-          <w:iCs/>
-          <w:sz w:val="20"/>
-          <w:szCs w:val="20"/>
-        </w:rPr>
-        <w:t>- Area of Study: Clinical Psychology</w:t>
-      </w:r>
-    </w:p>
-    <w:p>
-      <w:pPr>
-        <w:tabs>
-          <w:tab w:val="left" w:pos="720"/>
-          <w:tab w:val="right" w:pos="8640"/>
-        </w:tabs>
-        <w:rPr>
-          <w:rFonts w:ascii="Calibri Light" w:hAnsi="Calibri Light" w:cs="Calibri Light"/>
-          <w:b/>
-          <w:bCs/>
-          <w:sz w:val="22"/>
-          <w:szCs w:val="22"/>
-        </w:rPr>
-      </w:pPr>
-    </w:p>
-    <w:p>
-      <w:pPr>
-        <w:tabs>
-          <w:tab w:val="left" w:pos="720"/>
-          <w:tab w:val="right" w:pos="8640"/>
-        </w:tabs>
-        <w:rPr>
-          <w:rFonts w:ascii="Calibri Light" w:hAnsi="Calibri Light" w:cs="Calibri Light"/>
-        </w:rPr>
-      </w:pPr>
-      <w:r>
-        <w:rPr>
-          <w:rFonts w:ascii="Calibri Light" w:hAnsi="Calibri Light" w:cs="Calibri Light"/>
-          <w:b/>
-          <w:bCs/>
-          <w:sz w:val="22"/>
-          <w:szCs w:val="22"/>
-        </w:rPr>
-        <w:t>Seoul National University</w:t>
-      </w:r>
-      <w:r>
-        <w:rPr>
-          <w:rFonts w:ascii="Calibri Light" w:hAnsi="Calibri Light" w:cs="Calibri Light"/>
-          <w:sz w:val="22"/>
-          <w:szCs w:val="22"/>
-        </w:rPr>
-        <w:tab/>
-      </w:r>
-      <w:r>
-        <w:rPr>
-          <w:rFonts w:ascii="Calibri Light" w:hAnsi="Calibri Light" w:cs="Calibri Light"/>
-          <w:sz w:val="20"/>
-          <w:szCs w:val="20"/>
-        </w:rPr>
-        <w:t>Seoul, Korea</w:t>
-      </w:r>
-    </w:p>
-    <w:p>
-      <w:pPr>
-        <w:tabs>
-          <w:tab w:val="left" w:pos="720"/>
-          <w:tab w:val="right" w:pos="8640"/>
-        </w:tabs>
-        <w:rPr>
-          <w:rFonts w:ascii="Calibri Light" w:hAnsi="Calibri Light" w:cs="Calibri Light"/>
-          <w:lang w:eastAsia="ko-KR"/>
-        </w:rPr>
-      </w:pPr>
-      <w:r>
-        <w:rPr>
-          <w:rFonts w:ascii="Calibri Light" w:hAnsi="Calibri Light" w:cs="Calibri Light"/>
-          <w:sz w:val="22"/>
-          <w:szCs w:val="22"/>
-        </w:rPr>
         <w:t xml:space="preserve">M.A. in Psychology </w:t>
       </w:r>
       <w:r>
@@ -4963,638 +4963,6 @@
     </w:p>
     <w:p>
       <w:pPr>
-        <w:pStyle w:val="Heading1"/>
-        <w:rPr>
-          <w:rFonts w:ascii="Lato" w:hAnsi="Lato" w:cstheme="minorHAnsi"/>
-          <w:sz w:val="26"/>
-          <w:szCs w:val="26"/>
-        </w:rPr>
-      </w:pPr>
-    </w:p>
-    <w:p>
-      <w:pPr>
-        <w:pStyle w:val="Heading1"/>
-        <w:rPr>
-          <w:rFonts w:ascii="Lato" w:hAnsi="Lato" w:cstheme="minorHAnsi"/>
-          <w:sz w:val="26"/>
-          <w:szCs w:val="26"/>
-        </w:rPr>
-      </w:pPr>
-      <w:r>
-        <w:rPr>
-          <w:rFonts w:ascii="Lato" w:hAnsi="Lato" w:cstheme="minorHAnsi"/>
-          <w:sz w:val="26"/>
-          <w:szCs w:val="26"/>
-        </w:rPr>
-        <w:t>Experience</w:t>
-      </w:r>
-    </w:p>
-    <w:p>
-      <w:pPr>
-        <w:tabs>
-          <w:tab w:val="right" w:pos="8640"/>
-        </w:tabs>
-        <w:rPr>
-          <w:rFonts w:ascii="Lato" w:hAnsi="Lato" w:cstheme="minorHAnsi"/>
-          <w:sz w:val="20"/>
-          <w:szCs w:val="20"/>
-        </w:rPr>
-      </w:pPr>
-    </w:p>
-    <w:p>
-      <w:pPr>
-        <w:tabs>
-          <w:tab w:val="right" w:pos="8640"/>
-        </w:tabs>
-        <w:rPr>
-          <w:rFonts w:ascii="Calibri Light" w:hAnsi="Calibri Light" w:cs="Calibri Light"/>
-          <w:b/>
-          <w:bCs/>
-          <w:sz w:val="22"/>
-          <w:szCs w:val="22"/>
-          <w:lang w:eastAsia="ko-KR"/>
-        </w:rPr>
-      </w:pPr>
-      <w:r>
-        <w:rPr>
-          <w:rFonts w:ascii="Calibri Light" w:hAnsi="Calibri Light" w:cs="Calibri Light"/>
-          <w:b/>
-          <w:bCs/>
-          <w:sz w:val="22"/>
-          <w:szCs w:val="22"/>
-        </w:rPr>
-        <w:t xml:space="preserve">Computational </w:t>
-      </w:r>
-      <w:r>
-        <w:rPr>
-          <w:rFonts w:ascii="Calibri Light" w:hAnsi="Calibri Light" w:cs="Calibri Light"/>
-          <w:b/>
-          <w:bCs/>
-          <w:sz w:val="22"/>
-          <w:szCs w:val="22"/>
-          <w:lang w:eastAsia="ko-KR"/>
-        </w:rPr>
-        <w:t>Clinical Science Laboratory</w:t>
-      </w:r>
-      <w:r>
-        <w:rPr>
-          <w:rFonts w:ascii="Calibri Light" w:hAnsi="Calibri Light" w:cs="Calibri Light"/>
-          <w:b/>
-          <w:bCs/>
-          <w:sz w:val="22"/>
-          <w:szCs w:val="22"/>
-          <w:lang w:eastAsia="ko-KR"/>
-        </w:rPr>
-        <w:t>,</w:t>
-      </w:r>
-    </w:p>
-    <w:p>
-      <w:pPr>
-        <w:tabs>
-          <w:tab w:val="right" w:pos="8640"/>
-        </w:tabs>
-        <w:rPr>
-          <w:rFonts w:ascii="Calibri Light" w:hAnsi="Calibri Light" w:cs="Calibri Light"/>
-          <w:lang w:eastAsia="ko-KR"/>
-        </w:rPr>
-      </w:pPr>
-      <w:r>
-        <w:rPr>
-          <w:rFonts w:ascii="Calibri Light" w:hAnsi="Calibri Light" w:cs="Calibri Light"/>
-          <w:b/>
-          <w:bCs/>
-          <w:sz w:val="22"/>
-          <w:szCs w:val="22"/>
-          <w:lang w:eastAsia="ko-KR"/>
-        </w:rPr>
-        <w:lastRenderedPageBreak/>
-        <w:t>Seoul National University</w:t>
-      </w:r>
-      <w:r>
-        <w:rPr>
-          <w:rFonts w:ascii="Calibri Light" w:hAnsi="Calibri Light" w:cs="Calibri Light"/>
-          <w:sz w:val="22"/>
-          <w:szCs w:val="22"/>
-          <w:lang w:eastAsia="ko-KR"/>
-        </w:rPr>
-        <w:tab/>
-      </w:r>
-      <w:r>
-        <w:rPr>
-          <w:rFonts w:ascii="Calibri Light" w:hAnsi="Calibri Light" w:cs="Calibri Light"/>
-          <w:sz w:val="20"/>
-          <w:szCs w:val="20"/>
-          <w:lang w:eastAsia="ko-KR"/>
-        </w:rPr>
-        <w:t>Seoul, Korea</w:t>
-      </w:r>
-    </w:p>
-    <w:p>
-      <w:pPr>
-        <w:tabs>
-          <w:tab w:val="right" w:pos="8640"/>
-        </w:tabs>
-        <w:rPr>
-          <w:rFonts w:ascii="Calibri Light" w:hAnsi="Calibri Light" w:cs="Calibri Light"/>
-          <w:i/>
-          <w:iCs/>
-          <w:sz w:val="20"/>
-          <w:szCs w:val="20"/>
-        </w:rPr>
-      </w:pPr>
-      <w:r>
-        <w:rPr>
-          <w:rFonts w:ascii="Calibri Light" w:hAnsi="Calibri Light" w:cs="Calibri Light"/>
-          <w:sz w:val="20"/>
-          <w:szCs w:val="20"/>
-          <w:lang w:eastAsia="ko-KR"/>
-        </w:rPr>
-        <w:t xml:space="preserve">Research Assistant </w:t>
-      </w:r>
-      <w:r>
-        <w:rPr>
-          <w:rFonts w:ascii="Calibri Light" w:hAnsi="Calibri Light" w:cs="Calibri Light"/>
-          <w:sz w:val="20"/>
-          <w:szCs w:val="20"/>
-          <w:lang w:eastAsia="ko-KR"/>
-        </w:rPr>
-        <w:tab/>
-      </w:r>
-      <w:r>
-        <w:rPr>
-          <w:rFonts w:ascii="Calibri Light" w:hAnsi="Calibri Light" w:cs="Calibri Light"/>
-          <w:i/>
-          <w:iCs/>
-          <w:sz w:val="20"/>
-          <w:szCs w:val="20"/>
-          <w:lang w:eastAsia="ko-KR"/>
-        </w:rPr>
-        <w:t>2018</w:t>
-      </w:r>
-      <w:r>
-        <w:rPr>
-          <w:rFonts w:ascii="Calibri Light" w:hAnsi="Calibri Light" w:cs="Calibri Light"/>
-          <w:i/>
-          <w:iCs/>
-          <w:sz w:val="20"/>
-          <w:szCs w:val="20"/>
-          <w:lang w:eastAsia="ko-KR"/>
-        </w:rPr>
-        <w:t>.09</w:t>
-      </w:r>
-      <w:r>
-        <w:rPr>
-          <w:rFonts w:ascii="Calibri Light" w:hAnsi="Calibri Light" w:cs="Calibri Light"/>
-          <w:i/>
-          <w:iCs/>
-          <w:sz w:val="20"/>
-          <w:szCs w:val="20"/>
-          <w:lang w:eastAsia="ko-KR"/>
-        </w:rPr>
-        <w:t xml:space="preserve"> ~ </w:t>
-      </w:r>
-      <w:r>
-        <w:rPr>
-          <w:rFonts w:ascii="Calibri Light" w:hAnsi="Calibri Light" w:cs="Calibri Light"/>
-          <w:i/>
-          <w:iCs/>
-          <w:sz w:val="20"/>
-          <w:szCs w:val="20"/>
-        </w:rPr>
-        <w:t>2019</w:t>
-      </w:r>
-      <w:r>
-        <w:rPr>
-          <w:rFonts w:ascii="Calibri Light" w:hAnsi="Calibri Light" w:cs="Calibri Light"/>
-          <w:i/>
-          <w:iCs/>
-          <w:sz w:val="20"/>
-          <w:szCs w:val="20"/>
-        </w:rPr>
-        <w:t>.08</w:t>
-      </w:r>
-    </w:p>
-    <w:p>
-      <w:pPr>
-        <w:tabs>
-          <w:tab w:val="right" w:pos="8640"/>
-        </w:tabs>
-        <w:rPr>
-          <w:rFonts w:ascii="Calibri Light" w:hAnsi="Calibri Light" w:cs="Calibri Light"/>
-          <w:i/>
-          <w:iCs/>
-          <w:sz w:val="20"/>
-          <w:szCs w:val="20"/>
-        </w:rPr>
-      </w:pPr>
-      <w:r>
-        <w:rPr>
-          <w:rFonts w:ascii="Calibri Light" w:hAnsi="Calibri Light" w:cs="Calibri Light"/>
-          <w:i/>
-          <w:iCs/>
-          <w:sz w:val="20"/>
-          <w:szCs w:val="20"/>
-        </w:rPr>
-        <w:t>PI: Professor Woo-Young Ahn</w:t>
-      </w:r>
-    </w:p>
-    <w:p>
-      <w:pPr>
-        <w:tabs>
-          <w:tab w:val="right" w:pos="8640"/>
-        </w:tabs>
-        <w:rPr>
-          <w:rFonts w:ascii="Calibri Light" w:hAnsi="Calibri Light" w:cs="Calibri Light"/>
-          <w:sz w:val="18"/>
-          <w:szCs w:val="18"/>
-        </w:rPr>
-      </w:pPr>
-    </w:p>
-    <w:p>
-      <w:pPr>
-        <w:tabs>
-          <w:tab w:val="right" w:pos="8640"/>
-        </w:tabs>
-        <w:rPr>
-          <w:rFonts w:ascii="Calibri Light" w:hAnsi="Calibri Light" w:cs="Calibri Light"/>
-          <w:b/>
-          <w:bCs/>
-          <w:sz w:val="22"/>
-          <w:szCs w:val="22"/>
-        </w:rPr>
-      </w:pPr>
-      <w:r>
-        <w:rPr>
-          <w:rFonts w:ascii="Calibri Light" w:hAnsi="Calibri Light" w:cs="Calibri Light"/>
-          <w:b/>
-          <w:bCs/>
-          <w:sz w:val="22"/>
-          <w:szCs w:val="22"/>
-        </w:rPr>
-        <w:t>Clinical Neuroscience Laboratory,</w:t>
-      </w:r>
-    </w:p>
-    <w:p>
-      <w:pPr>
-        <w:tabs>
-          <w:tab w:val="right" w:pos="8640"/>
-        </w:tabs>
-        <w:rPr>
-          <w:rFonts w:ascii="Calibri Light" w:hAnsi="Calibri Light" w:cs="Calibri Light"/>
-          <w:sz w:val="20"/>
-          <w:szCs w:val="20"/>
-          <w:lang w:eastAsia="ko-KR"/>
-        </w:rPr>
-      </w:pPr>
-      <w:r>
-        <w:rPr>
-          <w:rFonts w:ascii="Calibri Light" w:hAnsi="Calibri Light" w:cs="Calibri Light"/>
-          <w:b/>
-          <w:bCs/>
-          <w:sz w:val="22"/>
-          <w:szCs w:val="22"/>
-        </w:rPr>
-        <w:t>Seoul National University</w:t>
-      </w:r>
-      <w:r>
-        <w:rPr>
-          <w:rFonts w:ascii="Calibri Light" w:hAnsi="Calibri Light" w:cs="Calibri Light"/>
-          <w:sz w:val="22"/>
-          <w:szCs w:val="22"/>
-        </w:rPr>
-        <w:tab/>
-      </w:r>
-      <w:r>
-        <w:rPr>
-          <w:rFonts w:ascii="Calibri Light" w:hAnsi="Calibri Light" w:cs="Calibri Light"/>
-          <w:sz w:val="20"/>
-          <w:szCs w:val="20"/>
-          <w:lang w:eastAsia="ko-KR"/>
-        </w:rPr>
-        <w:t>Seoul, Korea</w:t>
-      </w:r>
-    </w:p>
-    <w:p>
-      <w:pPr>
-        <w:tabs>
-          <w:tab w:val="right" w:pos="8640"/>
-        </w:tabs>
-        <w:rPr>
-          <w:rFonts w:ascii="Calibri Light" w:hAnsi="Calibri Light" w:cs="Calibri Light"/>
-          <w:i/>
-          <w:iCs/>
-          <w:sz w:val="20"/>
-          <w:szCs w:val="20"/>
-        </w:rPr>
-      </w:pPr>
-      <w:r>
-        <w:rPr>
-          <w:rFonts w:ascii="Calibri Light" w:hAnsi="Calibri Light" w:cs="Calibri Light"/>
-          <w:sz w:val="20"/>
-          <w:szCs w:val="20"/>
-          <w:lang w:eastAsia="ko-KR"/>
-        </w:rPr>
-        <w:t>Research Assistant</w:t>
-      </w:r>
-      <w:r>
-        <w:rPr>
-          <w:rFonts w:ascii="Calibri Light" w:hAnsi="Calibri Light" w:cs="Calibri Light"/>
-          <w:sz w:val="20"/>
-          <w:szCs w:val="20"/>
-          <w:lang w:eastAsia="ko-KR"/>
-        </w:rPr>
-        <w:tab/>
-      </w:r>
-      <w:r>
-        <w:rPr>
-          <w:rFonts w:ascii="Calibri Light" w:hAnsi="Calibri Light" w:cs="Calibri Light"/>
-          <w:i/>
-          <w:iCs/>
-          <w:sz w:val="20"/>
-          <w:szCs w:val="20"/>
-        </w:rPr>
-        <w:t>2018</w:t>
-      </w:r>
-      <w:r>
-        <w:rPr>
-          <w:rFonts w:ascii="Calibri Light" w:hAnsi="Calibri Light" w:cs="Calibri Light"/>
-          <w:i/>
-          <w:iCs/>
-          <w:sz w:val="20"/>
-          <w:szCs w:val="20"/>
-        </w:rPr>
-        <w:t>.03</w:t>
-      </w:r>
-      <w:r>
-        <w:rPr>
-          <w:rFonts w:ascii="Calibri Light" w:hAnsi="Calibri Light" w:cs="Calibri Light"/>
-          <w:i/>
-          <w:iCs/>
-          <w:sz w:val="20"/>
-          <w:szCs w:val="20"/>
-        </w:rPr>
-        <w:t xml:space="preserve"> ~ 2018</w:t>
-      </w:r>
-      <w:r>
-        <w:rPr>
-          <w:rFonts w:ascii="Calibri Light" w:hAnsi="Calibri Light" w:cs="Calibri Light"/>
-          <w:i/>
-          <w:iCs/>
-          <w:sz w:val="20"/>
-          <w:szCs w:val="20"/>
-        </w:rPr>
-        <w:t>.08</w:t>
-      </w:r>
-    </w:p>
-    <w:p>
-      <w:pPr>
-        <w:tabs>
-          <w:tab w:val="right" w:pos="8640"/>
-        </w:tabs>
-        <w:rPr>
-          <w:rFonts w:ascii="Calibri Light" w:hAnsi="Calibri Light" w:cs="Calibri Light"/>
-          <w:i/>
-          <w:iCs/>
-          <w:sz w:val="20"/>
-          <w:szCs w:val="20"/>
-        </w:rPr>
-      </w:pPr>
-      <w:r>
-        <w:rPr>
-          <w:rFonts w:ascii="Calibri Light" w:hAnsi="Calibri Light" w:cs="Calibri Light"/>
-          <w:i/>
-          <w:iCs/>
-          <w:sz w:val="20"/>
-          <w:szCs w:val="20"/>
-        </w:rPr>
-        <w:t xml:space="preserve">PI: Professor </w:t>
-      </w:r>
-      <w:proofErr w:type="spellStart"/>
-      <w:r>
-        <w:rPr>
-          <w:rFonts w:ascii="Calibri Light" w:hAnsi="Calibri Light" w:cs="Calibri Light"/>
-          <w:i/>
-          <w:iCs/>
-          <w:sz w:val="20"/>
-          <w:szCs w:val="20"/>
-        </w:rPr>
-        <w:t>Jeanyoung</w:t>
-      </w:r>
-      <w:proofErr w:type="spellEnd"/>
-      <w:r>
-        <w:rPr>
-          <w:rFonts w:ascii="Calibri Light" w:hAnsi="Calibri Light" w:cs="Calibri Light"/>
-          <w:i/>
-          <w:iCs/>
-          <w:sz w:val="20"/>
-          <w:szCs w:val="20"/>
-        </w:rPr>
-        <w:t xml:space="preserve"> Chey</w:t>
-      </w:r>
-    </w:p>
-    <w:p>
-      <w:pPr>
-        <w:rPr>
-          <w:rFonts w:ascii="Calibri Light" w:hAnsi="Calibri Light" w:cs="Calibri Light"/>
-          <w:sz w:val="22"/>
-          <w:szCs w:val="22"/>
-        </w:rPr>
-      </w:pPr>
-    </w:p>
-    <w:p>
-      <w:pPr>
-        <w:tabs>
-          <w:tab w:val="right" w:pos="8640"/>
-        </w:tabs>
-        <w:rPr>
-          <w:rFonts w:ascii="Calibri Light" w:hAnsi="Calibri Light" w:cs="Calibri Light"/>
-          <w:b/>
-          <w:bCs/>
-          <w:sz w:val="22"/>
-          <w:szCs w:val="22"/>
-        </w:rPr>
-      </w:pPr>
-      <w:r>
-        <w:rPr>
-          <w:rFonts w:ascii="Calibri Light" w:hAnsi="Calibri Light" w:cs="Calibri Light"/>
-          <w:b/>
-          <w:bCs/>
-          <w:sz w:val="22"/>
-          <w:szCs w:val="22"/>
-        </w:rPr>
-        <w:t>Computational Learning &amp; Memory Neuroscience Laboratory,</w:t>
-      </w:r>
-    </w:p>
-    <w:p>
-      <w:pPr>
-        <w:tabs>
-          <w:tab w:val="right" w:pos="8640"/>
-        </w:tabs>
-        <w:rPr>
-          <w:rFonts w:ascii="Calibri Light" w:hAnsi="Calibri Light" w:cs="Calibri Light"/>
-        </w:rPr>
-      </w:pPr>
-      <w:r>
-        <w:rPr>
-          <w:rFonts w:ascii="Calibri Light" w:hAnsi="Calibri Light" w:cs="Calibri Light"/>
-          <w:b/>
-          <w:bCs/>
-          <w:sz w:val="22"/>
-          <w:szCs w:val="22"/>
-        </w:rPr>
-        <w:t>Center for Neuroscience Imaging Research</w:t>
-      </w:r>
-      <w:r>
-        <w:rPr>
-          <w:rFonts w:ascii="Calibri Light" w:hAnsi="Calibri Light" w:cs="Calibri Light"/>
-          <w:sz w:val="22"/>
-          <w:szCs w:val="22"/>
-        </w:rPr>
-        <w:tab/>
-      </w:r>
-      <w:r>
-        <w:rPr>
-          <w:rFonts w:ascii="Calibri Light" w:hAnsi="Calibri Light" w:cs="Calibri Light"/>
-          <w:sz w:val="20"/>
-          <w:szCs w:val="20"/>
-          <w:lang w:eastAsia="ko-KR"/>
-        </w:rPr>
-        <w:t>Seoul, Korea</w:t>
-      </w:r>
-    </w:p>
-    <w:p>
-      <w:pPr>
-        <w:tabs>
-          <w:tab w:val="right" w:pos="8640"/>
-        </w:tabs>
-        <w:rPr>
-          <w:rFonts w:ascii="Calibri Light" w:hAnsi="Calibri Light" w:cs="Calibri Light"/>
-          <w:i/>
-          <w:iCs/>
-          <w:sz w:val="20"/>
-          <w:szCs w:val="20"/>
-        </w:rPr>
-      </w:pPr>
-      <w:r>
-        <w:rPr>
-          <w:rFonts w:ascii="Calibri Light" w:hAnsi="Calibri Light" w:cs="Calibri Light"/>
-          <w:sz w:val="20"/>
-          <w:szCs w:val="20"/>
-          <w:lang w:eastAsia="ko-KR"/>
-        </w:rPr>
-        <w:t>Internship</w:t>
-      </w:r>
-      <w:r>
-        <w:rPr>
-          <w:rFonts w:ascii="Calibri Light" w:hAnsi="Calibri Light" w:cs="Calibri Light"/>
-          <w:sz w:val="20"/>
-          <w:szCs w:val="20"/>
-          <w:lang w:eastAsia="ko-KR"/>
-        </w:rPr>
-        <w:tab/>
-      </w:r>
-      <w:r>
-        <w:rPr>
-          <w:rFonts w:ascii="Calibri Light" w:hAnsi="Calibri Light" w:cs="Calibri Light"/>
-          <w:i/>
-          <w:iCs/>
-          <w:sz w:val="20"/>
-          <w:szCs w:val="20"/>
-          <w:lang w:eastAsia="ko-KR"/>
-        </w:rPr>
-        <w:t>2018</w:t>
-      </w:r>
-      <w:r>
-        <w:rPr>
-          <w:rFonts w:ascii="Calibri Light" w:hAnsi="Calibri Light" w:cs="Calibri Light"/>
-          <w:i/>
-          <w:iCs/>
-          <w:sz w:val="20"/>
-          <w:szCs w:val="20"/>
-          <w:lang w:eastAsia="ko-KR"/>
-        </w:rPr>
-        <w:t>.07</w:t>
-      </w:r>
-      <w:r>
-        <w:rPr>
-          <w:rFonts w:ascii="Calibri Light" w:hAnsi="Calibri Light" w:cs="Calibri Light"/>
-          <w:i/>
-          <w:iCs/>
-          <w:sz w:val="20"/>
-          <w:szCs w:val="20"/>
-          <w:lang w:eastAsia="ko-KR"/>
-        </w:rPr>
-        <w:t xml:space="preserve"> ~ </w:t>
-      </w:r>
-      <w:r>
-        <w:rPr>
-          <w:rFonts w:ascii="Calibri Light" w:hAnsi="Calibri Light" w:cs="Calibri Light"/>
-          <w:i/>
-          <w:iCs/>
-          <w:sz w:val="20"/>
-          <w:szCs w:val="20"/>
-        </w:rPr>
-        <w:t>2018</w:t>
-      </w:r>
-      <w:r>
-        <w:rPr>
-          <w:rFonts w:ascii="Calibri Light" w:hAnsi="Calibri Light" w:cs="Calibri Light"/>
-          <w:i/>
-          <w:iCs/>
-          <w:sz w:val="20"/>
-          <w:szCs w:val="20"/>
-        </w:rPr>
-        <w:t>.08</w:t>
-      </w:r>
-    </w:p>
-    <w:p>
-      <w:pPr>
-        <w:tabs>
-          <w:tab w:val="right" w:pos="8640"/>
-        </w:tabs>
-        <w:rPr>
-          <w:rFonts w:ascii="Calibri Light" w:hAnsi="Calibri Light" w:cs="Calibri Light"/>
-          <w:i/>
-          <w:iCs/>
-          <w:sz w:val="20"/>
-          <w:szCs w:val="20"/>
-        </w:rPr>
-      </w:pPr>
-      <w:r>
-        <w:rPr>
-          <w:rFonts w:ascii="Calibri Light" w:hAnsi="Calibri Light" w:cs="Calibri Light"/>
-          <w:i/>
-          <w:iCs/>
-          <w:sz w:val="20"/>
-          <w:szCs w:val="20"/>
-        </w:rPr>
-        <w:t xml:space="preserve">PI: Research Professor </w:t>
-      </w:r>
-      <w:proofErr w:type="spellStart"/>
-      <w:r>
-        <w:rPr>
-          <w:rFonts w:ascii="Calibri Light" w:hAnsi="Calibri Light" w:cs="Calibri Light"/>
-          <w:i/>
-          <w:iCs/>
-          <w:sz w:val="20"/>
-          <w:szCs w:val="20"/>
-        </w:rPr>
-        <w:t>Sungshin</w:t>
-      </w:r>
-      <w:proofErr w:type="spellEnd"/>
-      <w:r>
-        <w:rPr>
-          <w:rFonts w:ascii="Calibri Light" w:hAnsi="Calibri Light" w:cs="Calibri Light"/>
-          <w:i/>
-          <w:iCs/>
-          <w:sz w:val="20"/>
-          <w:szCs w:val="20"/>
-        </w:rPr>
-        <w:t xml:space="preserve"> Kim</w:t>
-      </w:r>
-    </w:p>
-    <w:p>
-      <w:pPr>
         <w:rPr>
           <w:rFonts w:ascii="Lato" w:hAnsi="Lato" w:cstheme="minorHAnsi"/>
           <w:b/>
@@ -5603,37 +4971,34 @@
           <w:kern w:val="32"/>
           <w:sz w:val="26"/>
           <w:szCs w:val="26"/>
-          <w:lang w:eastAsia="ko-KR"/>
-        </w:rPr>
-      </w:pPr>
-    </w:p>
-    <w:p>
-      <w:pPr>
-        <w:pStyle w:val="Heading1"/>
+        </w:rPr>
+      </w:pPr>
+      <w:r>
         <w:rPr>
           <w:rFonts w:ascii="Lato" w:hAnsi="Lato" w:cstheme="minorHAnsi"/>
           <w:sz w:val="26"/>
           <w:szCs w:val="26"/>
-          <w:lang w:eastAsia="ko-KR"/>
-        </w:rPr>
-      </w:pPr>
-      <w:r>
+        </w:rPr>
+        <w:br w:type="page"/>
+      </w:r>
+    </w:p>
+    <w:p>
+      <w:pPr>
+        <w:pStyle w:val="Heading1"/>
         <w:rPr>
           <w:rFonts w:ascii="Lato" w:hAnsi="Lato" w:cstheme="minorHAnsi"/>
           <w:sz w:val="26"/>
           <w:szCs w:val="26"/>
-          <w:lang w:eastAsia="ko-KR"/>
-        </w:rPr>
-        <w:t xml:space="preserve">Clinical </w:t>
-      </w:r>
+        </w:rPr>
+      </w:pPr>
       <w:r>
         <w:rPr>
           <w:rFonts w:ascii="Lato" w:hAnsi="Lato" w:cstheme="minorHAnsi"/>
           <w:sz w:val="26"/>
           <w:szCs w:val="26"/>
-          <w:lang w:eastAsia="ko-KR"/>
-        </w:rPr>
-        <w:t>Training</w:t>
+        </w:rPr>
+        <w:lastRenderedPageBreak/>
+        <w:t>Experience</w:t>
       </w:r>
     </w:p>
     <w:p>
@@ -5670,7 +5035,7 @@
           <w:sz w:val="22"/>
           <w:szCs w:val="22"/>
         </w:rPr>
-        <w:t>Center for Campus Life and Culture</w:t>
+        <w:t xml:space="preserve">Computational </w:t>
       </w:r>
       <w:r>
         <w:rPr>
@@ -5681,6 +5046,17 @@
           <w:szCs w:val="22"/>
           <w:lang w:eastAsia="ko-KR"/>
         </w:rPr>
+        <w:t>Clinical Science Laboratory</w:t>
+      </w:r>
+      <w:r>
+        <w:rPr>
+          <w:rFonts w:ascii="Calibri Light" w:hAnsi="Calibri Light" w:cs="Calibri Light"/>
+          <w:b/>
+          <w:bCs/>
+          <w:sz w:val="22"/>
+          <w:szCs w:val="22"/>
+          <w:lang w:eastAsia="ko-KR"/>
+        </w:rPr>
         <w:t>,</w:t>
       </w:r>
     </w:p>
@@ -5744,7 +5120,7 @@
           <w:szCs w:val="20"/>
           <w:lang w:eastAsia="ko-KR"/>
         </w:rPr>
-        <w:t xml:space="preserve">Practice Consultants </w:t>
+        <w:t xml:space="preserve">Research Assistant </w:t>
       </w:r>
       <w:r>
         <w:rPr>
@@ -5764,30 +5140,481 @@
           <w:szCs w:val="20"/>
           <w:lang w:eastAsia="ko-KR"/>
         </w:rPr>
-        <w:t xml:space="preserve">2021.01 ~ </w:t>
-      </w:r>
-      <w:r>
-        <w:rPr>
-          <w:rFonts w:ascii="Calibri Light" w:hAnsi="Calibri Light" w:cs="Calibri Light"/>
-          <w:i/>
-          <w:iCs/>
-          <w:sz w:val="20"/>
-          <w:szCs w:val="20"/>
-        </w:rPr>
-        <w:t>present</w:t>
-      </w:r>
-    </w:p>
-    <w:p>
-      <w:pPr>
-        <w:tabs>
-          <w:tab w:val="right" w:pos="8640"/>
-        </w:tabs>
-        <w:rPr>
-          <w:rFonts w:ascii="Calibri Light" w:hAnsi="Calibri Light" w:cs="Calibri Light"/>
-          <w:i/>
-          <w:iCs/>
-          <w:sz w:val="20"/>
-          <w:szCs w:val="20"/>
+        <w:t>2018</w:t>
+      </w:r>
+      <w:r>
+        <w:rPr>
+          <w:rFonts w:ascii="Calibri Light" w:hAnsi="Calibri Light" w:cs="Calibri Light"/>
+          <w:i/>
+          <w:iCs/>
+          <w:sz w:val="20"/>
+          <w:szCs w:val="20"/>
+          <w:lang w:eastAsia="ko-KR"/>
+        </w:rPr>
+        <w:t>.09</w:t>
+      </w:r>
+      <w:r>
+        <w:rPr>
+          <w:rFonts w:ascii="Calibri Light" w:hAnsi="Calibri Light" w:cs="Calibri Light"/>
+          <w:i/>
+          <w:iCs/>
+          <w:sz w:val="20"/>
+          <w:szCs w:val="20"/>
+          <w:lang w:eastAsia="ko-KR"/>
+        </w:rPr>
+        <w:t xml:space="preserve"> ~ </w:t>
+      </w:r>
+      <w:r>
+        <w:rPr>
+          <w:rFonts w:ascii="Calibri Light" w:hAnsi="Calibri Light" w:cs="Calibri Light"/>
+          <w:i/>
+          <w:iCs/>
+          <w:sz w:val="20"/>
+          <w:szCs w:val="20"/>
+        </w:rPr>
+        <w:t>2019</w:t>
+      </w:r>
+      <w:r>
+        <w:rPr>
+          <w:rFonts w:ascii="Calibri Light" w:hAnsi="Calibri Light" w:cs="Calibri Light"/>
+          <w:i/>
+          <w:iCs/>
+          <w:sz w:val="20"/>
+          <w:szCs w:val="20"/>
+        </w:rPr>
+        <w:t>.08</w:t>
+      </w:r>
+    </w:p>
+    <w:p>
+      <w:pPr>
+        <w:tabs>
+          <w:tab w:val="right" w:pos="8640"/>
+        </w:tabs>
+        <w:rPr>
+          <w:rFonts w:ascii="Calibri Light" w:hAnsi="Calibri Light" w:cs="Calibri Light"/>
+          <w:i/>
+          <w:iCs/>
+          <w:sz w:val="20"/>
+          <w:szCs w:val="20"/>
+        </w:rPr>
+      </w:pPr>
+      <w:r>
+        <w:rPr>
+          <w:rFonts w:ascii="Calibri Light" w:hAnsi="Calibri Light" w:cs="Calibri Light"/>
+          <w:i/>
+          <w:iCs/>
+          <w:sz w:val="20"/>
+          <w:szCs w:val="20"/>
+        </w:rPr>
+        <w:t>PI: Professor Woo-Young Ahn</w:t>
+      </w:r>
+    </w:p>
+    <w:p>
+      <w:pPr>
+        <w:tabs>
+          <w:tab w:val="right" w:pos="8640"/>
+        </w:tabs>
+        <w:rPr>
+          <w:rFonts w:ascii="Calibri Light" w:hAnsi="Calibri Light" w:cs="Calibri Light"/>
+          <w:sz w:val="18"/>
+          <w:szCs w:val="18"/>
+        </w:rPr>
+      </w:pPr>
+    </w:p>
+    <w:p>
+      <w:pPr>
+        <w:tabs>
+          <w:tab w:val="right" w:pos="8640"/>
+        </w:tabs>
+        <w:rPr>
+          <w:rFonts w:ascii="Calibri Light" w:hAnsi="Calibri Light" w:cs="Calibri Light"/>
+          <w:b/>
+          <w:bCs/>
+          <w:sz w:val="22"/>
+          <w:szCs w:val="22"/>
+        </w:rPr>
+      </w:pPr>
+      <w:r>
+        <w:rPr>
+          <w:rFonts w:ascii="Calibri Light" w:hAnsi="Calibri Light" w:cs="Calibri Light"/>
+          <w:b/>
+          <w:bCs/>
+          <w:sz w:val="22"/>
+          <w:szCs w:val="22"/>
+        </w:rPr>
+        <w:t>Clinical Neuroscience Laboratory,</w:t>
+      </w:r>
+    </w:p>
+    <w:p>
+      <w:pPr>
+        <w:tabs>
+          <w:tab w:val="right" w:pos="8640"/>
+        </w:tabs>
+        <w:rPr>
+          <w:rFonts w:ascii="Calibri Light" w:hAnsi="Calibri Light" w:cs="Calibri Light"/>
+          <w:sz w:val="20"/>
+          <w:szCs w:val="20"/>
+          <w:lang w:eastAsia="ko-KR"/>
+        </w:rPr>
+      </w:pPr>
+      <w:r>
+        <w:rPr>
+          <w:rFonts w:ascii="Calibri Light" w:hAnsi="Calibri Light" w:cs="Calibri Light"/>
+          <w:b/>
+          <w:bCs/>
+          <w:sz w:val="22"/>
+          <w:szCs w:val="22"/>
+        </w:rPr>
+        <w:t>Seoul National University</w:t>
+      </w:r>
+      <w:r>
+        <w:rPr>
+          <w:rFonts w:ascii="Calibri Light" w:hAnsi="Calibri Light" w:cs="Calibri Light"/>
+          <w:sz w:val="22"/>
+          <w:szCs w:val="22"/>
+        </w:rPr>
+        <w:tab/>
+      </w:r>
+      <w:r>
+        <w:rPr>
+          <w:rFonts w:ascii="Calibri Light" w:hAnsi="Calibri Light" w:cs="Calibri Light"/>
+          <w:sz w:val="20"/>
+          <w:szCs w:val="20"/>
+          <w:lang w:eastAsia="ko-KR"/>
+        </w:rPr>
+        <w:t>Seoul, Korea</w:t>
+      </w:r>
+    </w:p>
+    <w:p>
+      <w:pPr>
+        <w:tabs>
+          <w:tab w:val="right" w:pos="8640"/>
+        </w:tabs>
+        <w:rPr>
+          <w:rFonts w:ascii="Calibri Light" w:hAnsi="Calibri Light" w:cs="Calibri Light"/>
+          <w:i/>
+          <w:iCs/>
+          <w:sz w:val="20"/>
+          <w:szCs w:val="20"/>
+        </w:rPr>
+      </w:pPr>
+      <w:r>
+        <w:rPr>
+          <w:rFonts w:ascii="Calibri Light" w:hAnsi="Calibri Light" w:cs="Calibri Light"/>
+          <w:sz w:val="20"/>
+          <w:szCs w:val="20"/>
+          <w:lang w:eastAsia="ko-KR"/>
+        </w:rPr>
+        <w:t>Research Assistant</w:t>
+      </w:r>
+      <w:r>
+        <w:rPr>
+          <w:rFonts w:ascii="Calibri Light" w:hAnsi="Calibri Light" w:cs="Calibri Light"/>
+          <w:sz w:val="20"/>
+          <w:szCs w:val="20"/>
+          <w:lang w:eastAsia="ko-KR"/>
+        </w:rPr>
+        <w:tab/>
+      </w:r>
+      <w:r>
+        <w:rPr>
+          <w:rFonts w:ascii="Calibri Light" w:hAnsi="Calibri Light" w:cs="Calibri Light"/>
+          <w:i/>
+          <w:iCs/>
+          <w:sz w:val="20"/>
+          <w:szCs w:val="20"/>
+        </w:rPr>
+        <w:t>2018</w:t>
+      </w:r>
+      <w:r>
+        <w:rPr>
+          <w:rFonts w:ascii="Calibri Light" w:hAnsi="Calibri Light" w:cs="Calibri Light"/>
+          <w:i/>
+          <w:iCs/>
+          <w:sz w:val="20"/>
+          <w:szCs w:val="20"/>
+        </w:rPr>
+        <w:t>.03</w:t>
+      </w:r>
+      <w:r>
+        <w:rPr>
+          <w:rFonts w:ascii="Calibri Light" w:hAnsi="Calibri Light" w:cs="Calibri Light"/>
+          <w:i/>
+          <w:iCs/>
+          <w:sz w:val="20"/>
+          <w:szCs w:val="20"/>
+        </w:rPr>
+        <w:t xml:space="preserve"> ~ 2018</w:t>
+      </w:r>
+      <w:r>
+        <w:rPr>
+          <w:rFonts w:ascii="Calibri Light" w:hAnsi="Calibri Light" w:cs="Calibri Light"/>
+          <w:i/>
+          <w:iCs/>
+          <w:sz w:val="20"/>
+          <w:szCs w:val="20"/>
+        </w:rPr>
+        <w:t>.08</w:t>
+      </w:r>
+    </w:p>
+    <w:p>
+      <w:pPr>
+        <w:tabs>
+          <w:tab w:val="right" w:pos="8640"/>
+        </w:tabs>
+        <w:rPr>
+          <w:rFonts w:ascii="Calibri Light" w:hAnsi="Calibri Light" w:cs="Calibri Light"/>
+          <w:i/>
+          <w:iCs/>
+          <w:sz w:val="20"/>
+          <w:szCs w:val="20"/>
+        </w:rPr>
+      </w:pPr>
+      <w:r>
+        <w:rPr>
+          <w:rFonts w:ascii="Calibri Light" w:hAnsi="Calibri Light" w:cs="Calibri Light"/>
+          <w:i/>
+          <w:iCs/>
+          <w:sz w:val="20"/>
+          <w:szCs w:val="20"/>
+        </w:rPr>
+        <w:t xml:space="preserve">PI: Professor </w:t>
+      </w:r>
+      <w:proofErr w:type="spellStart"/>
+      <w:r>
+        <w:rPr>
+          <w:rFonts w:ascii="Calibri Light" w:hAnsi="Calibri Light" w:cs="Calibri Light"/>
+          <w:i/>
+          <w:iCs/>
+          <w:sz w:val="20"/>
+          <w:szCs w:val="20"/>
+        </w:rPr>
+        <w:t>Jeanyoung</w:t>
+      </w:r>
+      <w:proofErr w:type="spellEnd"/>
+      <w:r>
+        <w:rPr>
+          <w:rFonts w:ascii="Calibri Light" w:hAnsi="Calibri Light" w:cs="Calibri Light"/>
+          <w:i/>
+          <w:iCs/>
+          <w:sz w:val="20"/>
+          <w:szCs w:val="20"/>
+        </w:rPr>
+        <w:t xml:space="preserve"> Chey</w:t>
+      </w:r>
+    </w:p>
+    <w:p>
+      <w:pPr>
+        <w:rPr>
+          <w:rFonts w:ascii="Calibri Light" w:hAnsi="Calibri Light" w:cs="Calibri Light"/>
+          <w:sz w:val="22"/>
+          <w:szCs w:val="22"/>
+        </w:rPr>
+      </w:pPr>
+    </w:p>
+    <w:p>
+      <w:pPr>
+        <w:tabs>
+          <w:tab w:val="right" w:pos="8640"/>
+        </w:tabs>
+        <w:rPr>
+          <w:rFonts w:ascii="Calibri Light" w:hAnsi="Calibri Light" w:cs="Calibri Light"/>
+          <w:b/>
+          <w:bCs/>
+          <w:sz w:val="22"/>
+          <w:szCs w:val="22"/>
+        </w:rPr>
+      </w:pPr>
+      <w:r>
+        <w:rPr>
+          <w:rFonts w:ascii="Calibri Light" w:hAnsi="Calibri Light" w:cs="Calibri Light"/>
+          <w:b/>
+          <w:bCs/>
+          <w:sz w:val="22"/>
+          <w:szCs w:val="22"/>
+        </w:rPr>
+        <w:t>Computational Learning &amp; Memory Neuroscience Laboratory,</w:t>
+      </w:r>
+    </w:p>
+    <w:p>
+      <w:pPr>
+        <w:tabs>
+          <w:tab w:val="right" w:pos="8640"/>
+        </w:tabs>
+        <w:rPr>
+          <w:rFonts w:ascii="Calibri Light" w:hAnsi="Calibri Light" w:cs="Calibri Light"/>
+        </w:rPr>
+      </w:pPr>
+      <w:r>
+        <w:rPr>
+          <w:rFonts w:ascii="Calibri Light" w:hAnsi="Calibri Light" w:cs="Calibri Light"/>
+          <w:b/>
+          <w:bCs/>
+          <w:sz w:val="22"/>
+          <w:szCs w:val="22"/>
+        </w:rPr>
+        <w:t>Center for Neuroscience Imaging Research</w:t>
+      </w:r>
+      <w:r>
+        <w:rPr>
+          <w:rFonts w:ascii="Calibri Light" w:hAnsi="Calibri Light" w:cs="Calibri Light"/>
+          <w:sz w:val="22"/>
+          <w:szCs w:val="22"/>
+        </w:rPr>
+        <w:tab/>
+      </w:r>
+      <w:r>
+        <w:rPr>
+          <w:rFonts w:ascii="Calibri Light" w:hAnsi="Calibri Light" w:cs="Calibri Light"/>
+          <w:sz w:val="20"/>
+          <w:szCs w:val="20"/>
+          <w:lang w:eastAsia="ko-KR"/>
+        </w:rPr>
+        <w:t>Seoul, Korea</w:t>
+      </w:r>
+    </w:p>
+    <w:p>
+      <w:pPr>
+        <w:tabs>
+          <w:tab w:val="right" w:pos="8640"/>
+        </w:tabs>
+        <w:rPr>
+          <w:rFonts w:ascii="Calibri Light" w:hAnsi="Calibri Light" w:cs="Calibri Light"/>
+          <w:i/>
+          <w:iCs/>
+          <w:sz w:val="20"/>
+          <w:szCs w:val="20"/>
+        </w:rPr>
+      </w:pPr>
+      <w:r>
+        <w:rPr>
+          <w:rFonts w:ascii="Calibri Light" w:hAnsi="Calibri Light" w:cs="Calibri Light"/>
+          <w:sz w:val="20"/>
+          <w:szCs w:val="20"/>
+          <w:lang w:eastAsia="ko-KR"/>
+        </w:rPr>
+        <w:t>Internship</w:t>
+      </w:r>
+      <w:r>
+        <w:rPr>
+          <w:rFonts w:ascii="Calibri Light" w:hAnsi="Calibri Light" w:cs="Calibri Light"/>
+          <w:sz w:val="20"/>
+          <w:szCs w:val="20"/>
+          <w:lang w:eastAsia="ko-KR"/>
+        </w:rPr>
+        <w:tab/>
+      </w:r>
+      <w:r>
+        <w:rPr>
+          <w:rFonts w:ascii="Calibri Light" w:hAnsi="Calibri Light" w:cs="Calibri Light"/>
+          <w:i/>
+          <w:iCs/>
+          <w:sz w:val="20"/>
+          <w:szCs w:val="20"/>
+          <w:lang w:eastAsia="ko-KR"/>
+        </w:rPr>
+        <w:t>2018</w:t>
+      </w:r>
+      <w:r>
+        <w:rPr>
+          <w:rFonts w:ascii="Calibri Light" w:hAnsi="Calibri Light" w:cs="Calibri Light"/>
+          <w:i/>
+          <w:iCs/>
+          <w:sz w:val="20"/>
+          <w:szCs w:val="20"/>
+          <w:lang w:eastAsia="ko-KR"/>
+        </w:rPr>
+        <w:t>.07</w:t>
+      </w:r>
+      <w:r>
+        <w:rPr>
+          <w:rFonts w:ascii="Calibri Light" w:hAnsi="Calibri Light" w:cs="Calibri Light"/>
+          <w:i/>
+          <w:iCs/>
+          <w:sz w:val="20"/>
+          <w:szCs w:val="20"/>
+          <w:lang w:eastAsia="ko-KR"/>
+        </w:rPr>
+        <w:t xml:space="preserve"> ~ </w:t>
+      </w:r>
+      <w:r>
+        <w:rPr>
+          <w:rFonts w:ascii="Calibri Light" w:hAnsi="Calibri Light" w:cs="Calibri Light"/>
+          <w:i/>
+          <w:iCs/>
+          <w:sz w:val="20"/>
+          <w:szCs w:val="20"/>
+        </w:rPr>
+        <w:t>2018</w:t>
+      </w:r>
+      <w:r>
+        <w:rPr>
+          <w:rFonts w:ascii="Calibri Light" w:hAnsi="Calibri Light" w:cs="Calibri Light"/>
+          <w:i/>
+          <w:iCs/>
+          <w:sz w:val="20"/>
+          <w:szCs w:val="20"/>
+        </w:rPr>
+        <w:t>.08</w:t>
+      </w:r>
+    </w:p>
+    <w:p>
+      <w:pPr>
+        <w:tabs>
+          <w:tab w:val="right" w:pos="8640"/>
+        </w:tabs>
+        <w:rPr>
+          <w:rFonts w:ascii="Calibri Light" w:hAnsi="Calibri Light" w:cs="Calibri Light"/>
+          <w:i/>
+          <w:iCs/>
+          <w:sz w:val="20"/>
+          <w:szCs w:val="20"/>
+        </w:rPr>
+      </w:pPr>
+      <w:r>
+        <w:rPr>
+          <w:rFonts w:ascii="Calibri Light" w:hAnsi="Calibri Light" w:cs="Calibri Light"/>
+          <w:i/>
+          <w:iCs/>
+          <w:sz w:val="20"/>
+          <w:szCs w:val="20"/>
+        </w:rPr>
+        <w:t xml:space="preserve">PI: Research Professor </w:t>
+      </w:r>
+      <w:proofErr w:type="spellStart"/>
+      <w:r>
+        <w:rPr>
+          <w:rFonts w:ascii="Calibri Light" w:hAnsi="Calibri Light" w:cs="Calibri Light"/>
+          <w:i/>
+          <w:iCs/>
+          <w:sz w:val="20"/>
+          <w:szCs w:val="20"/>
+        </w:rPr>
+        <w:t>Sungshin</w:t>
+      </w:r>
+      <w:proofErr w:type="spellEnd"/>
+      <w:r>
+        <w:rPr>
+          <w:rFonts w:ascii="Calibri Light" w:hAnsi="Calibri Light" w:cs="Calibri Light"/>
+          <w:i/>
+          <w:iCs/>
+          <w:sz w:val="20"/>
+          <w:szCs w:val="20"/>
+        </w:rPr>
+        <w:t xml:space="preserve"> Kim</w:t>
+      </w:r>
+    </w:p>
+    <w:p>
+      <w:pPr>
+        <w:rPr>
+          <w:rFonts w:ascii="Lato" w:hAnsi="Lato" w:cstheme="minorHAnsi"/>
+          <w:b/>
+          <w:bCs/>
+          <w:smallCaps/>
+          <w:kern w:val="32"/>
+          <w:sz w:val="26"/>
+          <w:szCs w:val="26"/>
+          <w:lang w:eastAsia="ko-KR"/>
         </w:rPr>
       </w:pPr>
     </w:p>
@@ -5798,6 +5625,7 @@
           <w:rFonts w:ascii="Lato" w:hAnsi="Lato" w:cstheme="minorHAnsi"/>
           <w:sz w:val="26"/>
           <w:szCs w:val="26"/>
+          <w:lang w:eastAsia="ko-KR"/>
         </w:rPr>
       </w:pPr>
       <w:r>
@@ -5805,6 +5633,189 @@
           <w:rFonts w:ascii="Lato" w:hAnsi="Lato" w:cstheme="minorHAnsi"/>
           <w:sz w:val="26"/>
           <w:szCs w:val="26"/>
+          <w:lang w:eastAsia="ko-KR"/>
+        </w:rPr>
+        <w:t xml:space="preserve">Clinical </w:t>
+      </w:r>
+      <w:r>
+        <w:rPr>
+          <w:rFonts w:ascii="Lato" w:hAnsi="Lato" w:cstheme="minorHAnsi"/>
+          <w:sz w:val="26"/>
+          <w:szCs w:val="26"/>
+          <w:lang w:eastAsia="ko-KR"/>
+        </w:rPr>
+        <w:t>Training</w:t>
+      </w:r>
+    </w:p>
+    <w:p>
+      <w:pPr>
+        <w:tabs>
+          <w:tab w:val="right" w:pos="8640"/>
+        </w:tabs>
+        <w:rPr>
+          <w:rFonts w:ascii="Lato" w:hAnsi="Lato" w:cstheme="minorHAnsi"/>
+          <w:sz w:val="20"/>
+          <w:szCs w:val="20"/>
+        </w:rPr>
+      </w:pPr>
+    </w:p>
+    <w:p>
+      <w:pPr>
+        <w:tabs>
+          <w:tab w:val="right" w:pos="8640"/>
+        </w:tabs>
+        <w:rPr>
+          <w:rFonts w:ascii="Calibri Light" w:hAnsi="Calibri Light" w:cs="Calibri Light"/>
+          <w:b/>
+          <w:bCs/>
+          <w:sz w:val="22"/>
+          <w:szCs w:val="22"/>
+          <w:lang w:eastAsia="ko-KR"/>
+        </w:rPr>
+      </w:pPr>
+      <w:r>
+        <w:rPr>
+          <w:rFonts w:ascii="Calibri Light" w:hAnsi="Calibri Light" w:cs="Calibri Light"/>
+          <w:b/>
+          <w:bCs/>
+          <w:sz w:val="22"/>
+          <w:szCs w:val="22"/>
+        </w:rPr>
+        <w:t>Center for Campus Life and Culture</w:t>
+      </w:r>
+      <w:r>
+        <w:rPr>
+          <w:rFonts w:ascii="Calibri Light" w:hAnsi="Calibri Light" w:cs="Calibri Light"/>
+          <w:b/>
+          <w:bCs/>
+          <w:sz w:val="22"/>
+          <w:szCs w:val="22"/>
+          <w:lang w:eastAsia="ko-KR"/>
+        </w:rPr>
+        <w:t>,</w:t>
+      </w:r>
+    </w:p>
+    <w:p>
+      <w:pPr>
+        <w:tabs>
+          <w:tab w:val="right" w:pos="8640"/>
+        </w:tabs>
+        <w:rPr>
+          <w:rFonts w:ascii="Calibri Light" w:hAnsi="Calibri Light" w:cs="Calibri Light"/>
+          <w:lang w:eastAsia="ko-KR"/>
+        </w:rPr>
+      </w:pPr>
+      <w:r>
+        <w:rPr>
+          <w:rFonts w:ascii="Calibri Light" w:hAnsi="Calibri Light" w:cs="Calibri Light"/>
+          <w:b/>
+          <w:bCs/>
+          <w:sz w:val="22"/>
+          <w:szCs w:val="22"/>
+          <w:lang w:eastAsia="ko-KR"/>
+        </w:rPr>
+        <w:t>Seoul National University</w:t>
+      </w:r>
+      <w:r>
+        <w:rPr>
+          <w:rFonts w:ascii="Calibri Light" w:hAnsi="Calibri Light" w:cs="Calibri Light"/>
+          <w:sz w:val="22"/>
+          <w:szCs w:val="22"/>
+          <w:lang w:eastAsia="ko-KR"/>
+        </w:rPr>
+        <w:tab/>
+      </w:r>
+      <w:r>
+        <w:rPr>
+          <w:rFonts w:ascii="Calibri Light" w:hAnsi="Calibri Light" w:cs="Calibri Light"/>
+          <w:sz w:val="20"/>
+          <w:szCs w:val="20"/>
+          <w:lang w:eastAsia="ko-KR"/>
+        </w:rPr>
+        <w:t>Seoul, Korea</w:t>
+      </w:r>
+    </w:p>
+    <w:p>
+      <w:pPr>
+        <w:tabs>
+          <w:tab w:val="right" w:pos="8640"/>
+        </w:tabs>
+        <w:rPr>
+          <w:rFonts w:ascii="Calibri Light" w:hAnsi="Calibri Light" w:cs="Calibri Light"/>
+          <w:i/>
+          <w:iCs/>
+          <w:sz w:val="20"/>
+          <w:szCs w:val="20"/>
+        </w:rPr>
+      </w:pPr>
+      <w:r>
+        <w:rPr>
+          <w:rFonts w:ascii="Calibri Light" w:hAnsi="Calibri Light" w:cs="Calibri Light"/>
+          <w:sz w:val="20"/>
+          <w:szCs w:val="20"/>
+          <w:lang w:eastAsia="ko-KR"/>
+        </w:rPr>
+        <w:t xml:space="preserve">Practice Consultants </w:t>
+      </w:r>
+      <w:r>
+        <w:rPr>
+          <w:rFonts w:ascii="Calibri Light" w:hAnsi="Calibri Light" w:cs="Calibri Light"/>
+          <w:sz w:val="20"/>
+          <w:szCs w:val="20"/>
+          <w:lang w:eastAsia="ko-KR"/>
+        </w:rPr>
+        <w:tab/>
+      </w:r>
+      <w:r>
+        <w:rPr>
+          <w:rFonts w:ascii="Calibri Light" w:hAnsi="Calibri Light" w:cs="Calibri Light"/>
+          <w:i/>
+          <w:iCs/>
+          <w:sz w:val="20"/>
+          <w:szCs w:val="20"/>
+          <w:lang w:eastAsia="ko-KR"/>
+        </w:rPr>
+        <w:t xml:space="preserve">2021.01 ~ </w:t>
+      </w:r>
+      <w:r>
+        <w:rPr>
+          <w:rFonts w:ascii="Calibri Light" w:hAnsi="Calibri Light" w:cs="Calibri Light"/>
+          <w:i/>
+          <w:iCs/>
+          <w:sz w:val="20"/>
+          <w:szCs w:val="20"/>
+        </w:rPr>
+        <w:t>present</w:t>
+      </w:r>
+    </w:p>
+    <w:p>
+      <w:pPr>
+        <w:tabs>
+          <w:tab w:val="right" w:pos="8640"/>
+        </w:tabs>
+        <w:rPr>
+          <w:rFonts w:ascii="Calibri Light" w:hAnsi="Calibri Light" w:cs="Calibri Light"/>
+          <w:i/>
+          <w:iCs/>
+          <w:sz w:val="20"/>
+          <w:szCs w:val="20"/>
+        </w:rPr>
+      </w:pPr>
+    </w:p>
+    <w:p>
+      <w:pPr>
+        <w:pStyle w:val="Heading1"/>
+        <w:rPr>
+          <w:rFonts w:ascii="Lato" w:hAnsi="Lato" w:cstheme="minorHAnsi"/>
+          <w:sz w:val="26"/>
+          <w:szCs w:val="26"/>
+        </w:rPr>
+      </w:pPr>
+      <w:r>
+        <w:rPr>
+          <w:rFonts w:ascii="Lato" w:hAnsi="Lato" w:cstheme="minorHAnsi"/>
+          <w:sz w:val="26"/>
+          <w:szCs w:val="26"/>
         </w:rPr>
         <w:t>Grants</w:t>
       </w:r>
@@ -6755,6 +6766,7 @@
           <w:sz w:val="22"/>
           <w:szCs w:val="22"/>
         </w:rPr>
+        <w:lastRenderedPageBreak/>
         <w:t xml:space="preserve">Superior Academic Performance undergraduate scholarship </w:t>
       </w:r>
       <w:r>
@@ -6802,29 +6814,11 @@
     </w:p>
     <w:p>
       <w:pPr>
-        <w:rPr>
-          <w:rFonts w:ascii="Lato" w:hAnsi="Lato"/>
-        </w:rPr>
-      </w:pPr>
-    </w:p>
-    <w:p>
-      <w:pPr>
-        <w:rPr>
-          <w:rFonts w:ascii="Lato" w:hAnsi="Lato"/>
-        </w:rPr>
-      </w:pPr>
-    </w:p>
-    <w:p>
-      <w:pPr>
-        <w:rPr>
-          <w:rFonts w:ascii="Lato" w:hAnsi="Lato"/>
-        </w:rPr>
-      </w:pPr>
-    </w:p>
-    <w:p>
-      <w:pPr>
-        <w:rPr>
-          <w:rFonts w:ascii="Lato" w:hAnsi="Lato"/>
+        <w:spacing w:line="360" w:lineRule="auto"/>
+        <w:rPr>
+          <w:rFonts w:ascii="Calibri Light" w:hAnsi="Calibri Light" w:cs="Calibri Light"/>
+          <w:sz w:val="22"/>
+          <w:szCs w:val="22"/>
         </w:rPr>
       </w:pPr>
     </w:p>
@@ -6843,7 +6837,7 @@
           <w:sz w:val="26"/>
           <w:szCs w:val="26"/>
         </w:rPr>
-        <w:t>Skills</w:t>
+        <w:t>References</w:t>
       </w:r>
     </w:p>
     <w:p>
@@ -6857,20 +6851,12 @@
       <w:pPr>
         <w:rPr>
           <w:rFonts w:ascii="Calibri Light" w:hAnsi="Calibri Light" w:cs="Calibri Light"/>
-          <w:sz w:val="22"/>
-          <w:szCs w:val="22"/>
-        </w:rPr>
-      </w:pPr>
-      <w:r>
-        <w:rPr>
-          <w:rFonts w:ascii="Calibri Light" w:hAnsi="Calibri Light" w:cs="Calibri Light"/>
           <w:b/>
           <w:bCs/>
           <w:sz w:val="22"/>
           <w:szCs w:val="22"/>
         </w:rPr>
-        <w:t>Analysis</w:t>
-      </w:r>
+      </w:pPr>
       <w:r>
         <w:rPr>
           <w:rFonts w:ascii="Calibri Light" w:hAnsi="Calibri Light" w:cs="Calibri Light"/>
@@ -6879,310 +6865,6 @@
           <w:sz w:val="22"/>
           <w:szCs w:val="22"/>
         </w:rPr>
-        <w:t>:</w:t>
-      </w:r>
-      <w:r>
-        <w:rPr>
-          <w:rFonts w:ascii="Calibri Light" w:hAnsi="Calibri Light" w:cs="Calibri Light"/>
-          <w:sz w:val="22"/>
-          <w:szCs w:val="22"/>
-        </w:rPr>
-        <w:t xml:space="preserve"> </w:t>
-      </w:r>
-      <w:r>
-        <w:rPr>
-          <w:rFonts w:ascii="Calibri Light" w:hAnsi="Calibri Light" w:cs="Calibri Light"/>
-          <w:sz w:val="22"/>
-          <w:szCs w:val="22"/>
-        </w:rPr>
-        <w:t>Py</w:t>
-      </w:r>
-      <w:r>
-        <w:rPr>
-          <w:rFonts w:ascii="Calibri Light" w:hAnsi="Calibri Light" w:cs="Calibri Light"/>
-          <w:sz w:val="22"/>
-          <w:szCs w:val="22"/>
-        </w:rPr>
-        <w:t>t</w:t>
-      </w:r>
-      <w:r>
-        <w:rPr>
-          <w:rFonts w:ascii="Calibri Light" w:hAnsi="Calibri Light" w:cs="Calibri Light"/>
-          <w:sz w:val="22"/>
-          <w:szCs w:val="22"/>
-        </w:rPr>
-        <w:t xml:space="preserve">hon, </w:t>
-      </w:r>
-      <w:r>
-        <w:rPr>
-          <w:rFonts w:ascii="Calibri Light" w:hAnsi="Calibri Light" w:cs="Calibri Light"/>
-          <w:sz w:val="22"/>
-          <w:szCs w:val="22"/>
-        </w:rPr>
-        <w:t xml:space="preserve">R, </w:t>
-      </w:r>
-      <w:r>
-        <w:rPr>
-          <w:rFonts w:ascii="Calibri Light" w:hAnsi="Calibri Light" w:cs="Calibri Light"/>
-          <w:sz w:val="22"/>
-          <w:szCs w:val="22"/>
-        </w:rPr>
-        <w:t xml:space="preserve">Stan, </w:t>
-      </w:r>
-      <w:proofErr w:type="spellStart"/>
-      <w:r>
-        <w:rPr>
-          <w:rFonts w:ascii="Calibri Light" w:hAnsi="Calibri Light" w:cs="Calibri Light"/>
-          <w:sz w:val="22"/>
-          <w:szCs w:val="22"/>
-        </w:rPr>
-        <w:t>M</w:t>
-      </w:r>
-      <w:r>
-        <w:rPr>
-          <w:rFonts w:ascii="Calibri Light" w:hAnsi="Calibri Light" w:cs="Calibri Light"/>
-          <w:sz w:val="22"/>
-          <w:szCs w:val="22"/>
-        </w:rPr>
-        <w:t>atlab</w:t>
-      </w:r>
-      <w:proofErr w:type="spellEnd"/>
-    </w:p>
-    <w:p>
-      <w:pPr>
-        <w:rPr>
-          <w:rFonts w:ascii="Calibri Light" w:hAnsi="Calibri Light" w:cs="Calibri Light"/>
-          <w:sz w:val="22"/>
-          <w:szCs w:val="22"/>
-        </w:rPr>
-      </w:pPr>
-    </w:p>
-    <w:p>
-      <w:pPr>
-        <w:rPr>
-          <w:rFonts w:ascii="Calibri Light" w:hAnsi="Calibri Light" w:cs="Calibri Light"/>
-          <w:sz w:val="22"/>
-          <w:szCs w:val="22"/>
-        </w:rPr>
-      </w:pPr>
-      <w:r>
-        <w:rPr>
-          <w:rFonts w:ascii="Calibri Light" w:hAnsi="Calibri Light" w:cs="Calibri Light"/>
-          <w:b/>
-          <w:bCs/>
-          <w:sz w:val="22"/>
-          <w:szCs w:val="22"/>
-        </w:rPr>
-        <w:t>Database</w:t>
-      </w:r>
-      <w:r>
-        <w:rPr>
-          <w:rFonts w:ascii="Calibri Light" w:hAnsi="Calibri Light" w:cs="Calibri Light"/>
-          <w:b/>
-          <w:bCs/>
-          <w:sz w:val="22"/>
-          <w:szCs w:val="22"/>
-        </w:rPr>
-        <w:t>:</w:t>
-      </w:r>
-      <w:r>
-        <w:rPr>
-          <w:rFonts w:ascii="Calibri Light" w:hAnsi="Calibri Light" w:cs="Calibri Light"/>
-          <w:sz w:val="22"/>
-          <w:szCs w:val="22"/>
-        </w:rPr>
-        <w:t xml:space="preserve"> </w:t>
-      </w:r>
-      <w:r>
-        <w:rPr>
-          <w:rFonts w:ascii="Calibri Light" w:hAnsi="Calibri Light" w:cs="Calibri Light"/>
-          <w:sz w:val="22"/>
-          <w:szCs w:val="22"/>
-        </w:rPr>
-        <w:t>RDBMS (PostgreSQL), Neo4J</w:t>
-      </w:r>
-    </w:p>
-    <w:p>
-      <w:pPr>
-        <w:rPr>
-          <w:rFonts w:ascii="Calibri Light" w:hAnsi="Calibri Light" w:cs="Calibri Light"/>
-          <w:b/>
-          <w:bCs/>
-          <w:sz w:val="22"/>
-          <w:szCs w:val="22"/>
-        </w:rPr>
-      </w:pPr>
-    </w:p>
-    <w:p>
-      <w:pPr>
-        <w:rPr>
-          <w:rFonts w:ascii="Calibri Light" w:hAnsi="Calibri Light" w:cs="Calibri Light"/>
-          <w:sz w:val="22"/>
-          <w:szCs w:val="22"/>
-        </w:rPr>
-      </w:pPr>
-      <w:r>
-        <w:rPr>
-          <w:rFonts w:ascii="Calibri Light" w:hAnsi="Calibri Light" w:cs="Calibri Light"/>
-          <w:b/>
-          <w:bCs/>
-          <w:sz w:val="22"/>
-          <w:szCs w:val="22"/>
-        </w:rPr>
-        <w:t>Neuroimaging:</w:t>
-      </w:r>
-      <w:r>
-        <w:rPr>
-          <w:rFonts w:ascii="Calibri Light" w:hAnsi="Calibri Light" w:cs="Calibri Light"/>
-          <w:sz w:val="22"/>
-          <w:szCs w:val="22"/>
-        </w:rPr>
-        <w:t xml:space="preserve"> SPM, </w:t>
-      </w:r>
-      <w:proofErr w:type="spellStart"/>
-      <w:r>
-        <w:rPr>
-          <w:rFonts w:ascii="Calibri Light" w:hAnsi="Calibri Light" w:cs="Calibri Light"/>
-          <w:sz w:val="22"/>
-          <w:szCs w:val="22"/>
-        </w:rPr>
-        <w:t>N</w:t>
-      </w:r>
-      <w:r>
-        <w:rPr>
-          <w:rFonts w:ascii="Calibri Light" w:hAnsi="Calibri Light" w:cs="Calibri Light"/>
-          <w:sz w:val="22"/>
-          <w:szCs w:val="22"/>
-        </w:rPr>
-        <w:t>ilearn</w:t>
-      </w:r>
-      <w:proofErr w:type="spellEnd"/>
-      <w:r>
-        <w:rPr>
-          <w:rFonts w:ascii="Calibri Light" w:hAnsi="Calibri Light" w:cs="Calibri Light"/>
-          <w:sz w:val="22"/>
-          <w:szCs w:val="22"/>
-        </w:rPr>
-        <w:t xml:space="preserve"> </w:t>
-      </w:r>
-    </w:p>
-    <w:p>
-      <w:pPr>
-        <w:rPr>
-          <w:rFonts w:ascii="Calibri Light" w:hAnsi="Calibri Light" w:cs="Calibri Light"/>
-          <w:sz w:val="22"/>
-          <w:szCs w:val="22"/>
-          <w:lang w:eastAsia="ko-KR"/>
-        </w:rPr>
-      </w:pPr>
-    </w:p>
-    <w:p>
-      <w:pPr>
-        <w:spacing w:line="360" w:lineRule="auto"/>
-        <w:rPr>
-          <w:rFonts w:ascii="Calibri Light" w:hAnsi="Calibri Light" w:cs="Calibri Light"/>
-          <w:sz w:val="22"/>
-          <w:szCs w:val="22"/>
-        </w:rPr>
-      </w:pPr>
-      <w:r>
-        <w:rPr>
-          <w:rFonts w:ascii="Calibri Light" w:hAnsi="Calibri Light" w:cs="Calibri Light"/>
-          <w:b/>
-          <w:bCs/>
-          <w:sz w:val="22"/>
-          <w:szCs w:val="22"/>
-        </w:rPr>
-        <w:t>Languages</w:t>
-      </w:r>
-      <w:r>
-        <w:rPr>
-          <w:rFonts w:ascii="Calibri Light" w:hAnsi="Calibri Light" w:cs="Calibri Light"/>
-          <w:b/>
-          <w:bCs/>
-          <w:sz w:val="22"/>
-          <w:szCs w:val="22"/>
-        </w:rPr>
-        <w:t xml:space="preserve">: </w:t>
-      </w:r>
-      <w:r>
-        <w:rPr>
-          <w:rFonts w:ascii="Calibri Light" w:hAnsi="Calibri Light" w:cs="Calibri Light"/>
-          <w:sz w:val="22"/>
-          <w:szCs w:val="22"/>
-        </w:rPr>
-        <w:t>Korean</w:t>
-      </w:r>
-      <w:r>
-        <w:rPr>
-          <w:rFonts w:ascii="Calibri Light" w:hAnsi="Calibri Light" w:cs="Calibri Light"/>
-          <w:sz w:val="22"/>
-          <w:szCs w:val="22"/>
-        </w:rPr>
-        <w:t xml:space="preserve"> </w:t>
-      </w:r>
-      <w:r>
-        <w:rPr>
-          <w:rFonts w:ascii="Calibri Light" w:hAnsi="Calibri Light" w:cs="Calibri Light"/>
-          <w:sz w:val="22"/>
-          <w:szCs w:val="22"/>
-        </w:rPr>
-        <w:t>(Native), English</w:t>
-      </w:r>
-    </w:p>
-    <w:p>
-      <w:pPr>
-        <w:spacing w:line="360" w:lineRule="auto"/>
-        <w:rPr>
-          <w:rFonts w:ascii="Calibri Light" w:hAnsi="Calibri Light" w:cs="Calibri Light"/>
-          <w:sz w:val="22"/>
-          <w:szCs w:val="22"/>
-        </w:rPr>
-      </w:pPr>
-    </w:p>
-    <w:p>
-      <w:pPr>
-        <w:pStyle w:val="Heading1"/>
-        <w:rPr>
-          <w:rFonts w:ascii="Lato" w:hAnsi="Lato" w:cstheme="minorHAnsi"/>
-          <w:sz w:val="26"/>
-          <w:szCs w:val="26"/>
-        </w:rPr>
-      </w:pPr>
-      <w:r>
-        <w:rPr>
-          <w:rFonts w:ascii="Lato" w:hAnsi="Lato" w:cstheme="minorHAnsi"/>
-          <w:sz w:val="26"/>
-          <w:szCs w:val="26"/>
-        </w:rPr>
-        <w:t>References</w:t>
-      </w:r>
-    </w:p>
-    <w:p>
-      <w:pPr>
-        <w:rPr>
-          <w:rFonts w:ascii="Lato" w:hAnsi="Lato" w:cstheme="minorHAnsi"/>
-        </w:rPr>
-      </w:pPr>
-    </w:p>
-    <w:p>
-      <w:pPr>
-        <w:rPr>
-          <w:rFonts w:ascii="Calibri Light" w:hAnsi="Calibri Light" w:cs="Calibri Light"/>
-          <w:b/>
-          <w:bCs/>
-          <w:sz w:val="22"/>
-          <w:szCs w:val="22"/>
-        </w:rPr>
-      </w:pPr>
-      <w:r>
-        <w:rPr>
-          <w:rFonts w:ascii="Calibri Light" w:hAnsi="Calibri Light" w:cs="Calibri Light"/>
-          <w:b/>
-          <w:bCs/>
-          <w:sz w:val="22"/>
-          <w:szCs w:val="22"/>
-        </w:rPr>
         <w:t>Professor Woo-Young Ahn</w:t>
       </w:r>
     </w:p>
@@ -7206,41 +6888,10 @@
     <w:p>
       <w:pPr>
         <w:rPr>
-          <w:rFonts w:ascii="Calibri Light" w:hAnsi="Calibri Light" w:cs="Calibri Light"/>
-          <w:sz w:val="20"/>
-          <w:szCs w:val="20"/>
-        </w:rPr>
-      </w:pPr>
-      <w:r>
-        <w:rPr>
-          <w:rFonts w:ascii="Calibri Light" w:hAnsi="Calibri Light" w:cs="Calibri Light"/>
-          <w:sz w:val="20"/>
-          <w:szCs w:val="20"/>
-        </w:rPr>
-        <w:t xml:space="preserve">Phone: </w:t>
-      </w:r>
-      <w:r>
-        <w:rPr>
-          <w:rFonts w:ascii="Calibri Light" w:hAnsi="Calibri Light" w:cs="Calibri Light"/>
-          <w:sz w:val="20"/>
-          <w:szCs w:val="20"/>
-        </w:rPr>
-        <w:t>+82-</w:t>
-      </w:r>
-      <w:r>
-        <w:rPr>
-          <w:rFonts w:ascii="Calibri Light" w:hAnsi="Calibri Light" w:cs="Calibri Light"/>
-          <w:sz w:val="20"/>
-          <w:szCs w:val="20"/>
-        </w:rPr>
-        <w:t>2-880-2538</w:t>
-      </w:r>
-    </w:p>
-    <w:p>
-      <w:pPr>
-        <w:rPr>
-          <w:sz w:val="32"/>
-          <w:szCs w:val="32"/>
+          <w:rStyle w:val="Hyperlink"/>
+          <w:rFonts w:ascii="Calibri Light" w:hAnsi="Calibri Light" w:cs="Calibri Light"/>
+          <w:sz w:val="20"/>
+          <w:szCs w:val="20"/>
         </w:rPr>
       </w:pPr>
       <w:r>
@@ -7262,11 +6913,113 @@
           <w:t>wahn55@snu.ac.kr</w:t>
         </w:r>
       </w:hyperlink>
-      <w:r>
+    </w:p>
+    <w:p>
+      <w:pPr>
+        <w:rPr>
+          <w:rStyle w:val="Hyperlink"/>
+          <w:rFonts w:ascii="Calibri Light" w:hAnsi="Calibri Light" w:cs="Calibri Light"/>
+          <w:sz w:val="20"/>
+          <w:szCs w:val="20"/>
+        </w:rPr>
+      </w:pPr>
+    </w:p>
+    <w:p>
+      <w:pPr>
+        <w:rPr>
+          <w:rFonts w:ascii="Calibri Light" w:hAnsi="Calibri Light" w:cs="Calibri Light"/>
+          <w:b/>
+          <w:bCs/>
+          <w:sz w:val="22"/>
+          <w:szCs w:val="22"/>
+        </w:rPr>
+      </w:pPr>
+      <w:r>
+        <w:rPr>
+          <w:rFonts w:ascii="Calibri Light" w:hAnsi="Calibri Light" w:cs="Calibri Light"/>
+          <w:b/>
+          <w:bCs/>
+          <w:sz w:val="22"/>
+          <w:szCs w:val="22"/>
+        </w:rPr>
+        <w:t xml:space="preserve">Professor </w:t>
+      </w:r>
+      <w:r>
+        <w:rPr>
+          <w:rFonts w:ascii="Calibri Light" w:hAnsi="Calibri Light" w:cs="Calibri Light"/>
+          <w:b/>
+          <w:bCs/>
+          <w:sz w:val="22"/>
+          <w:szCs w:val="22"/>
+        </w:rPr>
+        <w:t>Monica D. Rosenberg</w:t>
+      </w:r>
+    </w:p>
+    <w:p>
+      <w:pPr>
+        <w:rPr>
+          <w:rFonts w:ascii="Calibri Light" w:hAnsi="Calibri Light" w:cs="Calibri Light"/>
+          <w:sz w:val="20"/>
+          <w:szCs w:val="20"/>
+        </w:rPr>
+      </w:pPr>
+      <w:r>
+        <w:rPr>
+          <w:rFonts w:ascii="Calibri Light" w:hAnsi="Calibri Light" w:cs="Calibri Light"/>
+          <w:sz w:val="20"/>
+          <w:szCs w:val="20"/>
+        </w:rPr>
+        <w:t xml:space="preserve">Department of Psychology, </w:t>
+      </w:r>
+      <w:r>
+        <w:rPr>
+          <w:rFonts w:ascii="Calibri Light" w:hAnsi="Calibri Light" w:cs="Calibri Light"/>
+          <w:sz w:val="20"/>
+          <w:szCs w:val="20"/>
+        </w:rPr>
+        <w:t>The University of Chicago</w:t>
+      </w:r>
+    </w:p>
+    <w:p>
+      <w:pPr>
         <w:rPr>
           <w:sz w:val="32"/>
           <w:szCs w:val="32"/>
         </w:rPr>
+      </w:pPr>
+      <w:r>
+        <w:rPr>
+          <w:rFonts w:ascii="Calibri Light" w:hAnsi="Calibri Light" w:cs="Calibri Light"/>
+          <w:sz w:val="20"/>
+          <w:szCs w:val="20"/>
+        </w:rPr>
+        <w:t>Email</w:t>
+      </w:r>
+      <w:r>
+        <w:rPr>
+          <w:rFonts w:ascii="Calibri Light" w:hAnsi="Calibri Light" w:cs="Calibri Light"/>
+          <w:sz w:val="20"/>
+          <w:szCs w:val="20"/>
+        </w:rPr>
+        <w:t xml:space="preserve">: </w:t>
+      </w:r>
+      <w:hyperlink r:id="rId14" w:history="1">
+        <w:r>
+          <w:rPr>
+            <w:rStyle w:val="Hyperlink"/>
+            <w:rFonts w:ascii="Calibri Light" w:hAnsi="Calibri Light" w:cs="Calibri Light"/>
+            <w:sz w:val="20"/>
+            <w:szCs w:val="20"/>
+          </w:rPr>
+          <w:t>mdrosenberg@uchicago.edu</w:t>
+        </w:r>
+      </w:hyperlink>
+      <w:r>
+        <w:rPr>
+          <w:rFonts w:ascii="Calibri Light" w:hAnsi="Calibri Light" w:cs="Calibri Light"/>
+          <w:sz w:val="20"/>
+          <w:szCs w:val="20"/>
+        </w:rPr>
         <w:t xml:space="preserve"> </w:t>
       </w:r>
     </w:p>
@@ -7280,6 +7033,14 @@
     </w:p>
     <w:p>
       <w:pPr>
+        <w:rPr>
+          <w:sz w:val="32"/>
+          <w:szCs w:val="32"/>
+        </w:rPr>
+      </w:pPr>
+    </w:p>
+    <w:p>
+      <w:pPr>
         <w:jc w:val="right"/>
         <w:divId w:val="2013142526"/>
         <w:rPr>
@@ -7350,17 +7111,7 @@
           <w:sz w:val="20"/>
           <w:szCs w:val="20"/>
         </w:rPr>
-        <w:t>0</w:t>
-      </w:r>
-      <w:r>
-        <w:rPr>
-          <w:rFonts w:ascii="Calibri Light" w:hAnsi="Calibri Light" w:cs="Calibri Light"/>
-          <w:i/>
-          <w:iCs/>
-          <w:sz w:val="20"/>
-          <w:szCs w:val="20"/>
-        </w:rPr>
-        <w:t>6</w:t>
+        <w:t>11</w:t>
       </w:r>
       <w:r>
         <w:rPr>
@@ -7395,7 +7146,7 @@
       </w:r>
     </w:p>
     <w:sectPr>
-      <w:footerReference w:type="default" r:id="rId14"/>
+      <w:footerReference w:type="default" r:id="rId15"/>
       <w:pgSz w:w="12240" w:h="15840"/>
       <w:pgMar w:top="1440" w:right="1440" w:bottom="1440" w:left="1800" w:header="720" w:footer="720" w:gutter="0"/>
       <w:cols w:space="720"/>
@@ -7406,7 +7157,7 @@
 </file>
 
 <file path=word/endnotes.xml><?xml version="1.0" encoding="utf-8"?>
-<w:endnotes xmlns:wpc="http://schemas.microsoft.com/office/word/2010/wordprocessingCanvas" xmlns:cx="http://schemas.microsoft.com/office/drawing/2014/chartex" xmlns:cx1="http://schemas.microsoft.com/office/drawing/2015/9/8/chartex" xmlns:cx2="http://schemas.microsoft.com/office/drawing/2015/10/21/chartex" xmlns:cx3="http://schemas.microsoft.com/office/drawing/2016/5/9/chartex" xmlns:cx4="http://schemas.microsoft.com/office/drawing/2016/5/10/chartex" xmlns:cx5="http://schemas.microsoft.com/office/drawing/2016/5/11/chartex" xmlns:cx6="http://schemas.microsoft.com/office/drawing/2016/5/12/chartex" xmlns:cx7="http://schemas.microsoft.com/office/drawing/2016/5/13/chartex" xmlns:cx8="http://schemas.microsoft.com/office/drawing/2016/5/14/chartex" xmlns:mc="http://schemas.openxmlformats.org/markup-compatibility/2006" xmlns:aink="http://schemas.microsoft.com/office/drawing/2016/ink" xmlns:am3d="http://schemas.microsoft.com/office/drawing/2017/model3d" xmlns:o="urn:schemas-microsoft-com:office:office" xmlns:oel="http://schemas.microsoft.com/office/2019/extlst" xmlns:r="http://schemas.openxmlformats.org/officeDocument/2006/relationships" xmlns:m="http://schemas.openxmlformats.org/officeDocument/2006/math" xmlns:v="urn:schemas-microsoft-com:vml" xmlns:wp14="http://schemas.microsoft.com/office/word/2010/wordprocessingDrawing" xmlns:wp="http://schemas.openxmlformats.org/drawingml/2006/wordprocessingDrawing" xmlns:w10="urn:schemas-microsoft-com:office:word" xmlns:w="http://schemas.openxmlformats.org/wordprocessingml/2006/main" xmlns:w14="http://schemas.microsoft.com/office/word/2010/wordml" xmlns:w15="http://schemas.microsoft.com/office/word/2012/wordml" xmlns:w16cex="http://schemas.microsoft.com/office/word/2018/wordml/cex" xmlns:w16cid="http://schemas.microsoft.com/office/word/2016/wordml/cid" xmlns:w16="http://schemas.microsoft.com/office/word/2018/wordml" xmlns:w16du="http://schemas.microsoft.com/office/word/2023/wordml/word16du" xmlns:w16sdtdh="http://schemas.microsoft.com/office/word/2020/wordml/sdtdatahash" xmlns:w16se="http://schemas.microsoft.com/office/word/2015/wordml/symex" xmlns:wpg="http://schemas.microsoft.com/office/word/2010/wordprocessingGroup" xmlns:wpi="http://schemas.microsoft.com/office/word/2010/wordprocessingInk" xmlns:wne="http://schemas.microsoft.com/office/word/2006/wordml" xmlns:wps="http://schemas.microsoft.com/office/word/2010/wordprocessingShape" mc:Ignorable="w14 w15 w16se w16cid w16 w16cex w16sdtdh w16du wp14">
+<w:endnotes xmlns:wpc="http://schemas.microsoft.com/office/word/2010/wordprocessingCanvas" xmlns:cx="http://schemas.microsoft.com/office/drawing/2014/chartex" xmlns:cx1="http://schemas.microsoft.com/office/drawing/2015/9/8/chartex" xmlns:cx2="http://schemas.microsoft.com/office/drawing/2015/10/21/chartex" xmlns:cx3="http://schemas.microsoft.com/office/drawing/2016/5/9/chartex" xmlns:cx4="http://schemas.microsoft.com/office/drawing/2016/5/10/chartex" xmlns:cx5="http://schemas.microsoft.com/office/drawing/2016/5/11/chartex" xmlns:cx6="http://schemas.microsoft.com/office/drawing/2016/5/12/chartex" xmlns:cx7="http://schemas.microsoft.com/office/drawing/2016/5/13/chartex" xmlns:cx8="http://schemas.microsoft.com/office/drawing/2016/5/14/chartex" xmlns:mc="http://schemas.openxmlformats.org/markup-compatibility/2006" xmlns:aink="http://schemas.microsoft.com/office/drawing/2016/ink" xmlns:am3d="http://schemas.microsoft.com/office/drawing/2017/model3d" xmlns:o="urn:schemas-microsoft-com:office:office" xmlns:oel="http://schemas.microsoft.com/office/2019/extlst" xmlns:r="http://schemas.openxmlformats.org/officeDocument/2006/relationships" xmlns:m="http://schemas.openxmlformats.org/officeDocument/2006/math" xmlns:v="urn:schemas-microsoft-com:vml" xmlns:wp14="http://schemas.microsoft.com/office/word/2010/wordprocessingDrawing" xmlns:wp="http://schemas.openxmlformats.org/drawingml/2006/wordprocessingDrawing" xmlns:w10="urn:schemas-microsoft-com:office:word" xmlns:w="http://schemas.openxmlformats.org/wordprocessingml/2006/main" xmlns:w14="http://schemas.microsoft.com/office/word/2010/wordml" xmlns:w15="http://schemas.microsoft.com/office/word/2012/wordml" xmlns:w16cex="http://schemas.microsoft.com/office/word/2018/wordml/cex" xmlns:w16cid="http://schemas.microsoft.com/office/word/2016/wordml/cid" xmlns:w16="http://schemas.microsoft.com/office/word/2018/wordml" xmlns:w16sdtdh="http://schemas.microsoft.com/office/word/2020/wordml/sdtdatahash" xmlns:w16se="http://schemas.microsoft.com/office/word/2015/wordml/symex" xmlns:wpg="http://schemas.microsoft.com/office/word/2010/wordprocessingGroup" xmlns:wpi="http://schemas.microsoft.com/office/word/2010/wordprocessingInk" xmlns:wne="http://schemas.microsoft.com/office/word/2006/wordml" xmlns:wps="http://schemas.microsoft.com/office/word/2010/wordprocessingShape" mc:Ignorable="w14 w15 w16se w16cid w16 w16cex w16sdtdh wp14">
   <w:endnote w:type="separator" w:id="-1">
     <w:p>
       <w:r>
@@ -7425,7 +7176,7 @@
 </file>
 
 <file path=word/footer1.xml><?xml version="1.0" encoding="utf-8"?>
-<w:ftr xmlns:wpc="http://schemas.microsoft.com/office/word/2010/wordprocessingCanvas" xmlns:cx="http://schemas.microsoft.com/office/drawing/2014/chartex" xmlns:cx1="http://schemas.microsoft.com/office/drawing/2015/9/8/chartex" xmlns:cx2="http://schemas.microsoft.com/office/drawing/2015/10/21/chartex" xmlns:cx3="http://schemas.microsoft.com/office/drawing/2016/5/9/chartex" xmlns:cx4="http://schemas.microsoft.com/office/drawing/2016/5/10/chartex" xmlns:cx5="http://schemas.microsoft.com/office/drawing/2016/5/11/chartex" xmlns:cx6="http://schemas.microsoft.com/office/drawing/2016/5/12/chartex" xmlns:cx7="http://schemas.microsoft.com/office/drawing/2016/5/13/chartex" xmlns:cx8="http://schemas.microsoft.com/office/drawing/2016/5/14/chartex" xmlns:mc="http://schemas.openxmlformats.org/markup-compatibility/2006" xmlns:aink="http://schemas.microsoft.com/office/drawing/2016/ink" xmlns:am3d="http://schemas.microsoft.com/office/drawing/2017/model3d" xmlns:o="urn:schemas-microsoft-com:office:office" xmlns:oel="http://schemas.microsoft.com/office/2019/extlst" xmlns:r="http://schemas.openxmlformats.org/officeDocument/2006/relationships" xmlns:m="http://schemas.openxmlformats.org/officeDocument/2006/math" xmlns:v="urn:schemas-microsoft-com:vml" xmlns:wp14="http://schemas.microsoft.com/office/word/2010/wordprocessingDrawing" xmlns:wp="http://schemas.openxmlformats.org/drawingml/2006/wordprocessingDrawing" xmlns:w10="urn:schemas-microsoft-com:office:word" xmlns:w="http://schemas.openxmlformats.org/wordprocessingml/2006/main" xmlns:w14="http://schemas.microsoft.com/office/word/2010/wordml" xmlns:w15="http://schemas.microsoft.com/office/word/2012/wordml" xmlns:w16cex="http://schemas.microsoft.com/office/word/2018/wordml/cex" xmlns:w16cid="http://schemas.microsoft.com/office/word/2016/wordml/cid" xmlns:w16="http://schemas.microsoft.com/office/word/2018/wordml" xmlns:w16du="http://schemas.microsoft.com/office/word/2023/wordml/word16du" xmlns:w16sdtdh="http://schemas.microsoft.com/office/word/2020/wordml/sdtdatahash" xmlns:w16se="http://schemas.microsoft.com/office/word/2015/wordml/symex" xmlns:wpg="http://schemas.microsoft.com/office/word/2010/wordprocessingGroup" xmlns:wpi="http://schemas.microsoft.com/office/word/2010/wordprocessingInk" xmlns:wne="http://schemas.microsoft.com/office/word/2006/wordml" xmlns:wps="http://schemas.microsoft.com/office/word/2010/wordprocessingShape" mc:Ignorable="w14 w15 w16se w16cid w16 w16cex w16sdtdh w16du wp14">
+<w:ftr xmlns:wpc="http://schemas.microsoft.com/office/word/2010/wordprocessingCanvas" xmlns:cx="http://schemas.microsoft.com/office/drawing/2014/chartex" xmlns:cx1="http://schemas.microsoft.com/office/drawing/2015/9/8/chartex" xmlns:cx2="http://schemas.microsoft.com/office/drawing/2015/10/21/chartex" xmlns:cx3="http://schemas.microsoft.com/office/drawing/2016/5/9/chartex" xmlns:cx4="http://schemas.microsoft.com/office/drawing/2016/5/10/chartex" xmlns:cx5="http://schemas.microsoft.com/office/drawing/2016/5/11/chartex" xmlns:cx6="http://schemas.microsoft.com/office/drawing/2016/5/12/chartex" xmlns:cx7="http://schemas.microsoft.com/office/drawing/2016/5/13/chartex" xmlns:cx8="http://schemas.microsoft.com/office/drawing/2016/5/14/chartex" xmlns:mc="http://schemas.openxmlformats.org/markup-compatibility/2006" xmlns:aink="http://schemas.microsoft.com/office/drawing/2016/ink" xmlns:am3d="http://schemas.microsoft.com/office/drawing/2017/model3d" xmlns:o="urn:schemas-microsoft-com:office:office" xmlns:oel="http://schemas.microsoft.com/office/2019/extlst" xmlns:r="http://schemas.openxmlformats.org/officeDocument/2006/relationships" xmlns:m="http://schemas.openxmlformats.org/officeDocument/2006/math" xmlns:v="urn:schemas-microsoft-com:vml" xmlns:wp14="http://schemas.microsoft.com/office/word/2010/wordprocessingDrawing" xmlns:wp="http://schemas.openxmlformats.org/drawingml/2006/wordprocessingDrawing" xmlns:w10="urn:schemas-microsoft-com:office:word" xmlns:w="http://schemas.openxmlformats.org/wordprocessingml/2006/main" xmlns:w14="http://schemas.microsoft.com/office/word/2010/wordml" xmlns:w15="http://schemas.microsoft.com/office/word/2012/wordml" xmlns:w16cex="http://schemas.microsoft.com/office/word/2018/wordml/cex" xmlns:w16cid="http://schemas.microsoft.com/office/word/2016/wordml/cid" xmlns:w16="http://schemas.microsoft.com/office/word/2018/wordml" xmlns:w16sdtdh="http://schemas.microsoft.com/office/word/2020/wordml/sdtdatahash" xmlns:w16se="http://schemas.microsoft.com/office/word/2015/wordml/symex" xmlns:wpg="http://schemas.microsoft.com/office/word/2010/wordprocessingGroup" xmlns:wpi="http://schemas.microsoft.com/office/word/2010/wordprocessingInk" xmlns:wne="http://schemas.microsoft.com/office/word/2006/wordml" xmlns:wps="http://schemas.microsoft.com/office/word/2010/wordprocessingShape" mc:Ignorable="w14 w15 w16se w16cid w16 w16cex w16sdtdh wp14">
   <w:p>
     <w:pPr>
       <w:pStyle w:val="Footer"/>
@@ -7476,7 +7227,7 @@
 </file>
 
 <file path=word/footnotes.xml><?xml version="1.0" encoding="utf-8"?>
-<w:footnotes xmlns:wpc="http://schemas.microsoft.com/office/word/2010/wordprocessingCanvas" xmlns:cx="http://schemas.microsoft.com/office/drawing/2014/chartex" xmlns:cx1="http://schemas.microsoft.com/office/drawing/2015/9/8/chartex" xmlns:cx2="http://schemas.microsoft.com/office/drawing/2015/10/21/chartex" xmlns:cx3="http://schemas.microsoft.com/office/drawing/2016/5/9/chartex" xmlns:cx4="http://schemas.microsoft.com/office/drawing/2016/5/10/chartex" xmlns:cx5="http://schemas.microsoft.com/office/drawing/2016/5/11/chartex" xmlns:cx6="http://schemas.microsoft.com/office/drawing/2016/5/12/chartex" xmlns:cx7="http://schemas.microsoft.com/office/drawing/2016/5/13/chartex" xmlns:cx8="http://schemas.microsoft.com/office/drawing/2016/5/14/chartex" xmlns:mc="http://schemas.openxmlformats.org/markup-compatibility/2006" xmlns:aink="http://schemas.microsoft.com/office/drawing/2016/ink" xmlns:am3d="http://schemas.microsoft.com/office/drawing/2017/model3d" xmlns:o="urn:schemas-microsoft-com:office:office" xmlns:oel="http://schemas.microsoft.com/office/2019/extlst" xmlns:r="http://schemas.openxmlformats.org/officeDocument/2006/relationships" xmlns:m="http://schemas.openxmlformats.org/officeDocument/2006/math" xmlns:v="urn:schemas-microsoft-com:vml" xmlns:wp14="http://schemas.microsoft.com/office/word/2010/wordprocessingDrawing" xmlns:wp="http://schemas.openxmlformats.org/drawingml/2006/wordprocessingDrawing" xmlns:w10="urn:schemas-microsoft-com:office:word" xmlns:w="http://schemas.openxmlformats.org/wordprocessingml/2006/main" xmlns:w14="http://schemas.microsoft.com/office/word/2010/wordml" xmlns:w15="http://schemas.microsoft.com/office/word/2012/wordml" xmlns:w16cex="http://schemas.microsoft.com/office/word/2018/wordml/cex" xmlns:w16cid="http://schemas.microsoft.com/office/word/2016/wordml/cid" xmlns:w16="http://schemas.microsoft.com/office/word/2018/wordml" xmlns:w16du="http://schemas.microsoft.com/office/word/2023/wordml/word16du" xmlns:w16sdtdh="http://schemas.microsoft.com/office/word/2020/wordml/sdtdatahash" xmlns:w16se="http://schemas.microsoft.com/office/word/2015/wordml/symex" xmlns:wpg="http://schemas.microsoft.com/office/word/2010/wordprocessingGroup" xmlns:wpi="http://schemas.microsoft.com/office/word/2010/wordprocessingInk" xmlns:wne="http://schemas.microsoft.com/office/word/2006/wordml" xmlns:wps="http://schemas.microsoft.com/office/word/2010/wordprocessingShape" mc:Ignorable="w14 w15 w16se w16cid w16 w16cex w16sdtdh w16du wp14">
+<w:footnotes xmlns:wpc="http://schemas.microsoft.com/office/word/2010/wordprocessingCanvas" xmlns:cx="http://schemas.microsoft.com/office/drawing/2014/chartex" xmlns:cx1="http://schemas.microsoft.com/office/drawing/2015/9/8/chartex" xmlns:cx2="http://schemas.microsoft.com/office/drawing/2015/10/21/chartex" xmlns:cx3="http://schemas.microsoft.com/office/drawing/2016/5/9/chartex" xmlns:cx4="http://schemas.microsoft.com/office/drawing/2016/5/10/chartex" xmlns:cx5="http://schemas.microsoft.com/office/drawing/2016/5/11/chartex" xmlns:cx6="http://schemas.microsoft.com/office/drawing/2016/5/12/chartex" xmlns:cx7="http://schemas.microsoft.com/office/drawing/2016/5/13/chartex" xmlns:cx8="http://schemas.microsoft.com/office/drawing/2016/5/14/chartex" xmlns:mc="http://schemas.openxmlformats.org/markup-compatibility/2006" xmlns:aink="http://schemas.microsoft.com/office/drawing/2016/ink" xmlns:am3d="http://schemas.microsoft.com/office/drawing/2017/model3d" xmlns:o="urn:schemas-microsoft-com:office:office" xmlns:oel="http://schemas.microsoft.com/office/2019/extlst" xmlns:r="http://schemas.openxmlformats.org/officeDocument/2006/relationships" xmlns:m="http://schemas.openxmlformats.org/officeDocument/2006/math" xmlns:v="urn:schemas-microsoft-com:vml" xmlns:wp14="http://schemas.microsoft.com/office/word/2010/wordprocessingDrawing" xmlns:wp="http://schemas.openxmlformats.org/drawingml/2006/wordprocessingDrawing" xmlns:w10="urn:schemas-microsoft-com:office:word" xmlns:w="http://schemas.openxmlformats.org/wordprocessingml/2006/main" xmlns:w14="http://schemas.microsoft.com/office/word/2010/wordml" xmlns:w15="http://schemas.microsoft.com/office/word/2012/wordml" xmlns:w16cex="http://schemas.microsoft.com/office/word/2018/wordml/cex" xmlns:w16cid="http://schemas.microsoft.com/office/word/2016/wordml/cid" xmlns:w16="http://schemas.microsoft.com/office/word/2018/wordml" xmlns:w16sdtdh="http://schemas.microsoft.com/office/word/2020/wordml/sdtdatahash" xmlns:w16se="http://schemas.microsoft.com/office/word/2015/wordml/symex" xmlns:wpg="http://schemas.microsoft.com/office/word/2010/wordprocessingGroup" xmlns:wpi="http://schemas.microsoft.com/office/word/2010/wordprocessingInk" xmlns:wne="http://schemas.microsoft.com/office/word/2006/wordml" xmlns:wps="http://schemas.microsoft.com/office/word/2010/wordprocessingShape" mc:Ignorable="w14 w15 w16se w16cid w16 w16cex w16sdtdh wp14">
   <w:footnote w:type="separator" w:id="-1">
     <w:p>
       <w:r>
@@ -7495,7 +7246,7 @@
 </file>
 
 <file path=word/numbering.xml><?xml version="1.0" encoding="utf-8"?>
-<w:numbering xmlns:wpc="http://schemas.microsoft.com/office/word/2010/wordprocessingCanvas" xmlns:cx="http://schemas.microsoft.com/office/drawing/2014/chartex" xmlns:cx1="http://schemas.microsoft.com/office/drawing/2015/9/8/chartex" xmlns:cx2="http://schemas.microsoft.com/office/drawing/2015/10/21/chartex" xmlns:cx3="http://schemas.microsoft.com/office/drawing/2016/5/9/chartex" xmlns:cx4="http://schemas.microsoft.com/office/drawing/2016/5/10/chartex" xmlns:cx5="http://schemas.microsoft.com/office/drawing/2016/5/11/chartex" xmlns:cx6="http://schemas.microsoft.com/office/drawing/2016/5/12/chartex" xmlns:cx7="http://schemas.microsoft.com/office/drawing/2016/5/13/chartex" xmlns:cx8="http://schemas.microsoft.com/office/drawing/2016/5/14/chartex" xmlns:mc="http://schemas.openxmlformats.org/markup-compatibility/2006" xmlns:aink="http://schemas.microsoft.com/office/drawing/2016/ink" xmlns:am3d="http://schemas.microsoft.com/office/drawing/2017/model3d" xmlns:o="urn:schemas-microsoft-com:office:office" xmlns:oel="http://schemas.microsoft.com/office/2019/extlst" xmlns:r="http://schemas.openxmlformats.org/officeDocument/2006/relationships" xmlns:m="http://schemas.openxmlformats.org/officeDocument/2006/math" xmlns:v="urn:schemas-microsoft-com:vml" xmlns:wp14="http://schemas.microsoft.com/office/word/2010/wordprocessingDrawing" xmlns:wp="http://schemas.openxmlformats.org/drawingml/2006/wordprocessingDrawing" xmlns:w10="urn:schemas-microsoft-com:office:word" xmlns:w="http://schemas.openxmlformats.org/wordprocessingml/2006/main" xmlns:w14="http://schemas.microsoft.com/office/word/2010/wordml" xmlns:w15="http://schemas.microsoft.com/office/word/2012/wordml" xmlns:w16cex="http://schemas.microsoft.com/office/word/2018/wordml/cex" xmlns:w16cid="http://schemas.microsoft.com/office/word/2016/wordml/cid" xmlns:w16="http://schemas.microsoft.com/office/word/2018/wordml" xmlns:w16du="http://schemas.microsoft.com/office/word/2023/wordml/word16du" xmlns:w16sdtdh="http://schemas.microsoft.com/office/word/2020/wordml/sdtdatahash" xmlns:w16se="http://schemas.microsoft.com/office/word/2015/wordml/symex" xmlns:wpg="http://schemas.microsoft.com/office/word/2010/wordprocessingGroup" xmlns:wpi="http://schemas.microsoft.com/office/word/2010/wordprocessingInk" xmlns:wne="http://schemas.microsoft.com/office/word/2006/wordml" xmlns:wps="http://schemas.microsoft.com/office/word/2010/wordprocessingShape" mc:Ignorable="w14 w15 w16se w16cid w16 w16cex w16sdtdh w16du wp14">
+<w:numbering xmlns:wpc="http://schemas.microsoft.com/office/word/2010/wordprocessingCanvas" xmlns:cx="http://schemas.microsoft.com/office/drawing/2014/chartex" xmlns:cx1="http://schemas.microsoft.com/office/drawing/2015/9/8/chartex" xmlns:cx2="http://schemas.microsoft.com/office/drawing/2015/10/21/chartex" xmlns:cx3="http://schemas.microsoft.com/office/drawing/2016/5/9/chartex" xmlns:cx4="http://schemas.microsoft.com/office/drawing/2016/5/10/chartex" xmlns:cx5="http://schemas.microsoft.com/office/drawing/2016/5/11/chartex" xmlns:cx6="http://schemas.microsoft.com/office/drawing/2016/5/12/chartex" xmlns:cx7="http://schemas.microsoft.com/office/drawing/2016/5/13/chartex" xmlns:cx8="http://schemas.microsoft.com/office/drawing/2016/5/14/chartex" xmlns:mc="http://schemas.openxmlformats.org/markup-compatibility/2006" xmlns:aink="http://schemas.microsoft.com/office/drawing/2016/ink" xmlns:am3d="http://schemas.microsoft.com/office/drawing/2017/model3d" xmlns:o="urn:schemas-microsoft-com:office:office" xmlns:oel="http://schemas.microsoft.com/office/2019/extlst" xmlns:r="http://schemas.openxmlformats.org/officeDocument/2006/relationships" xmlns:m="http://schemas.openxmlformats.org/officeDocument/2006/math" xmlns:v="urn:schemas-microsoft-com:vml" xmlns:wp14="http://schemas.microsoft.com/office/word/2010/wordprocessingDrawing" xmlns:wp="http://schemas.openxmlformats.org/drawingml/2006/wordprocessingDrawing" xmlns:w10="urn:schemas-microsoft-com:office:word" xmlns:w="http://schemas.openxmlformats.org/wordprocessingml/2006/main" xmlns:w14="http://schemas.microsoft.com/office/word/2010/wordml" xmlns:w15="http://schemas.microsoft.com/office/word/2012/wordml" xmlns:w16cex="http://schemas.microsoft.com/office/word/2018/wordml/cex" xmlns:w16cid="http://schemas.microsoft.com/office/word/2016/wordml/cid" xmlns:w16="http://schemas.microsoft.com/office/word/2018/wordml" xmlns:w16sdtdh="http://schemas.microsoft.com/office/word/2020/wordml/sdtdatahash" xmlns:w16se="http://schemas.microsoft.com/office/word/2015/wordml/symex" xmlns:wpg="http://schemas.microsoft.com/office/word/2010/wordprocessingGroup" xmlns:wpi="http://schemas.microsoft.com/office/word/2010/wordprocessingInk" xmlns:wne="http://schemas.microsoft.com/office/word/2006/wordml" xmlns:wps="http://schemas.microsoft.com/office/word/2010/wordprocessingShape" mc:Ignorable="w14 w15 w16se w16cid w16 w16cex w16sdtdh wp14">
   <w:abstractNum w:abstractNumId="0" w15:restartNumberingAfterBreak="0">
     <w:nsid w:val="040858FE"/>
     <w:multiLevelType w:val="hybridMultilevel"/>
@@ -8732,7 +8483,7 @@
 </file>
 
 <file path=word/styles.xml><?xml version="1.0" encoding="utf-8"?>
-<w:styles xmlns:mc="http://schemas.openxmlformats.org/markup-compatibility/2006" xmlns:r="http://schemas.openxmlformats.org/officeDocument/2006/relationships" xmlns:w="http://schemas.openxmlformats.org/wordprocessingml/2006/main" xmlns:w14="http://schemas.microsoft.com/office/word/2010/wordml" xmlns:w15="http://schemas.microsoft.com/office/word/2012/wordml" xmlns:w16cex="http://schemas.microsoft.com/office/word/2018/wordml/cex" xmlns:w16cid="http://schemas.microsoft.com/office/word/2016/wordml/cid" xmlns:w16="http://schemas.microsoft.com/office/word/2018/wordml" xmlns:w16du="http://schemas.microsoft.com/office/word/2023/wordml/word16du" xmlns:w16sdtdh="http://schemas.microsoft.com/office/word/2020/wordml/sdtdatahash" xmlns:w16se="http://schemas.microsoft.com/office/word/2015/wordml/symex" mc:Ignorable="w14 w15 w16se w16cid w16 w16cex w16sdtdh w16du">
+<w:styles xmlns:mc="http://schemas.openxmlformats.org/markup-compatibility/2006" xmlns:r="http://schemas.openxmlformats.org/officeDocument/2006/relationships" xmlns:w="http://schemas.openxmlformats.org/wordprocessingml/2006/main" xmlns:w14="http://schemas.microsoft.com/office/word/2010/wordml" xmlns:w15="http://schemas.microsoft.com/office/word/2012/wordml" xmlns:w16cex="http://schemas.microsoft.com/office/word/2018/wordml/cex" xmlns:w16cid="http://schemas.microsoft.com/office/word/2016/wordml/cid" xmlns:w16="http://schemas.microsoft.com/office/word/2018/wordml" xmlns:w16sdtdh="http://schemas.microsoft.com/office/word/2020/wordml/sdtdatahash" xmlns:w16se="http://schemas.microsoft.com/office/word/2015/wordml/symex" mc:Ignorable="w14 w15 w16se w16cid w16 w16cex w16sdtdh">
   <w:docDefaults>
     <w:rPrDefault>
       <w:rPr>

--- a/files/CV_minakwon.docx
+++ b/files/CV_minakwon.docx
@@ -72,6 +72,7 @@
           <w:rFonts w:ascii="Calibri Light" w:hAnsi="Calibri Light" w:cs="Calibri Light"/>
           <w:sz w:val="22"/>
           <w:szCs w:val="22"/>
+          <w:lang w:eastAsia="ko-KR"/>
         </w:rPr>
       </w:pPr>
       <w:r>
@@ -81,6 +82,7 @@
           <w:bCs/>
           <w:sz w:val="22"/>
           <w:szCs w:val="22"/>
+          <w:lang w:eastAsia="ko-KR"/>
         </w:rPr>
         <w:t>Email:</w:t>
       </w:r>
@@ -89,6 +91,7 @@
           <w:rFonts w:ascii="Calibri Light" w:hAnsi="Calibri Light" w:cs="Calibri Light"/>
           <w:sz w:val="22"/>
           <w:szCs w:val="22"/>
+          <w:lang w:eastAsia="ko-KR"/>
         </w:rPr>
         <w:t xml:space="preserve"> </w:t>
       </w:r>
@@ -99,10 +102,34 @@
             <w:rFonts w:ascii="Calibri Light" w:hAnsi="Calibri Light" w:cs="Calibri Light"/>
             <w:sz w:val="22"/>
             <w:szCs w:val="22"/>
+            <w:lang w:eastAsia="ko-KR"/>
           </w:rPr>
           <w:t>kmario4180@snu.ac.kr</w:t>
         </w:r>
       </w:hyperlink>
+      <w:r>
+        <w:rPr>
+          <w:rFonts w:ascii="Calibri Light" w:hAnsi="Calibri Light" w:cs="Calibri Light"/>
+          <w:i/>
+          <w:iCs/>
+          <w:sz w:val="22"/>
+          <w:szCs w:val="22"/>
+          <w:lang w:eastAsia="ko-KR"/>
+        </w:rPr>
+        <w:t xml:space="preserve">, </w:t>
+      </w:r>
+      <w:hyperlink r:id="rId9" w:history="1">
+        <w:r>
+          <w:rPr>
+            <w:rStyle w:val="Hyperlink"/>
+            <w:rFonts w:ascii="Calibri Light" w:hAnsi="Calibri Light" w:cs="Calibri Light"/>
+            <w:sz w:val="22"/>
+            <w:szCs w:val="22"/>
+            <w:lang w:eastAsia="ko-KR"/>
+          </w:rPr>
+          <w:t>minakwon.kma@gmail.com</w:t>
+        </w:r>
+      </w:hyperlink>
     </w:p>
     <w:p>
       <w:pPr>
@@ -128,7 +155,7 @@
         </w:rPr>
         <w:t xml:space="preserve"> </w:t>
       </w:r>
-      <w:hyperlink r:id="rId9" w:history="1">
+      <w:hyperlink r:id="rId10" w:history="1">
         <w:r>
           <w:rPr>
             <w:rStyle w:val="Hyperlink"/>
@@ -450,7 +477,7 @@
         </w:rPr>
         <w:t>- Computational Clinical Science Laboratory (</w:t>
       </w:r>
-      <w:hyperlink r:id="rId10" w:history="1">
+      <w:hyperlink r:id="rId11" w:history="1">
         <w:r>
           <w:rPr>
             <w:rStyle w:val="Hyperlink"/>
@@ -747,7 +774,7 @@
         </w:rPr>
         <w:t>- Cognition, Attention, &amp; Brain Lab (</w:t>
       </w:r>
-      <w:hyperlink r:id="rId11" w:history="1">
+      <w:hyperlink r:id="rId12" w:history="1">
         <w:r>
           <w:rPr>
             <w:rStyle w:val="Hyperlink"/>
@@ -950,7 +977,7 @@
         </w:rPr>
         <w:t>- Computational Clinical Science Laboratory (</w:t>
       </w:r>
-      <w:hyperlink r:id="rId12" w:history="1">
+      <w:hyperlink r:id="rId13" w:history="1">
         <w:r>
           <w:rPr>
             <w:rStyle w:val="Hyperlink"/>
@@ -1313,9 +1340,8 @@
         <w:pStyle w:val="Heading1"/>
         <w:rPr>
           <w:rFonts w:ascii="Lato Black" w:hAnsi="Lato Black" w:cstheme="minorHAnsi"/>
-          <w:sz w:val="28"/>
-          <w:szCs w:val="36"/>
-          <w:lang w:eastAsia="ko-KR"/>
+          <w:sz w:val="26"/>
+          <w:szCs w:val="26"/>
         </w:rPr>
       </w:pPr>
     </w:p>
@@ -1326,7 +1352,6 @@
           <w:rFonts w:ascii="Lato Black" w:hAnsi="Lato Black" w:cstheme="minorHAnsi"/>
           <w:sz w:val="26"/>
           <w:szCs w:val="26"/>
-          <w:lang w:eastAsia="ko-KR"/>
         </w:rPr>
       </w:pPr>
       <w:r>
@@ -1334,9 +1359,8 @@
           <w:rFonts w:ascii="Lato Black" w:hAnsi="Lato Black" w:cstheme="minorHAnsi"/>
           <w:sz w:val="26"/>
           <w:szCs w:val="26"/>
-          <w:lang w:eastAsia="ko-KR"/>
-        </w:rPr>
-        <w:t>Publications</w:t>
+        </w:rPr>
+        <w:t>Experience</w:t>
       </w:r>
     </w:p>
     <w:p>
@@ -1356,55 +1380,169 @@
         <w:tabs>
           <w:tab w:val="right" w:pos="8640"/>
         </w:tabs>
-        <w:spacing w:after="80"/>
-        <w:ind w:left="567" w:hanging="567"/>
-        <w:rPr>
-          <w:rFonts w:ascii="Calibri Light" w:hAnsi="Calibri Light" w:cs="Calibri Light"/>
-          <w:sz w:val="22"/>
-          <w:lang w:eastAsia="ko-KR"/>
-        </w:rPr>
-      </w:pPr>
-      <w:r>
         <w:rPr>
           <w:rFonts w:ascii="Calibri Light" w:hAnsi="Calibri Light" w:cs="Calibri Light"/>
           <w:b/>
           <w:bCs/>
           <w:sz w:val="22"/>
-          <w:lang w:eastAsia="ko-KR"/>
-        </w:rPr>
-        <w:t>Kwon, M.</w:t>
-      </w:r>
+          <w:szCs w:val="22"/>
+          <w:lang w:eastAsia="ko-KR"/>
+        </w:rPr>
+      </w:pPr>
       <w:r>
         <w:rPr>
           <w:rFonts w:ascii="Calibri Light" w:hAnsi="Calibri Light" w:cs="Calibri Light"/>
           <w:b/>
           <w:bCs/>
           <w:sz w:val="22"/>
-          <w:vertAlign w:val="superscript"/>
-          <w:lang w:eastAsia="ko-KR"/>
-        </w:rPr>
-        <w:t>*</w:t>
-      </w:r>
-      <w:r>
-        <w:rPr>
-          <w:rFonts w:ascii="Calibri Light" w:hAnsi="Calibri Light" w:cs="Calibri Light"/>
-          <w:sz w:val="22"/>
-          <w:lang w:eastAsia="ko-KR"/>
-        </w:rPr>
-        <w:t xml:space="preserve">, </w:t>
-      </w:r>
-      <w:r>
-        <w:rPr>
-          <w:rFonts w:ascii="Calibri Light" w:hAnsi="Calibri Light" w:cs="Calibri Light"/>
-          <w:sz w:val="22"/>
-          <w:lang w:eastAsia="ko-KR"/>
-        </w:rPr>
-        <w:t>Choi, H</w:t>
-      </w:r>
-      <w:r>
-        <w:rPr>
-          <w:rFonts w:ascii="Calibri Light" w:hAnsi="Calibri Light" w:cs="Calibri Light"/>
-          <w:sz w:val="22"/>
+          <w:szCs w:val="22"/>
+          <w:lang w:eastAsia="ko-KR"/>
+        </w:rPr>
+        <w:t>Department of Psychiatry</w:t>
+      </w:r>
+      <w:r>
+        <w:rPr>
+          <w:rFonts w:ascii="Calibri Light" w:hAnsi="Calibri Light" w:cs="Calibri Light"/>
+          <w:b/>
+          <w:bCs/>
+          <w:sz w:val="22"/>
+          <w:szCs w:val="22"/>
+          <w:lang w:eastAsia="ko-KR"/>
+        </w:rPr>
+        <w:t>,</w:t>
+      </w:r>
+    </w:p>
+    <w:p>
+      <w:pPr>
+        <w:tabs>
+          <w:tab w:val="right" w:pos="8640"/>
+        </w:tabs>
+        <w:rPr>
+          <w:rFonts w:ascii="Calibri Light" w:hAnsi="Calibri Light" w:cs="Calibri Light"/>
+          <w:lang w:eastAsia="ko-KR"/>
+        </w:rPr>
+      </w:pPr>
+      <w:proofErr w:type="spellStart"/>
+      <w:r>
+        <w:rPr>
+          <w:rFonts w:ascii="Calibri Light" w:hAnsi="Calibri Light" w:cs="Calibri Light"/>
+          <w:b/>
+          <w:bCs/>
+          <w:sz w:val="22"/>
+          <w:szCs w:val="22"/>
+          <w:lang w:eastAsia="ko-KR"/>
+        </w:rPr>
+        <w:t>Kangdong</w:t>
+      </w:r>
+      <w:proofErr w:type="spellEnd"/>
+      <w:r>
+        <w:rPr>
+          <w:rFonts w:ascii="Calibri Light" w:hAnsi="Calibri Light" w:cs="Calibri Light"/>
+          <w:b/>
+          <w:bCs/>
+          <w:sz w:val="22"/>
+          <w:szCs w:val="22"/>
+          <w:lang w:eastAsia="ko-KR"/>
+        </w:rPr>
+        <w:t xml:space="preserve"> Sacred Heart Hospital</w:t>
+      </w:r>
+      <w:r>
+        <w:rPr>
+          <w:rFonts w:ascii="Calibri Light" w:hAnsi="Calibri Light" w:cs="Calibri Light"/>
+          <w:sz w:val="22"/>
+          <w:szCs w:val="22"/>
+          <w:lang w:eastAsia="ko-KR"/>
+        </w:rPr>
+        <w:tab/>
+      </w:r>
+      <w:r>
+        <w:rPr>
+          <w:rFonts w:ascii="Calibri Light" w:hAnsi="Calibri Light" w:cs="Calibri Light"/>
+          <w:sz w:val="20"/>
+          <w:szCs w:val="20"/>
+          <w:lang w:eastAsia="ko-KR"/>
+        </w:rPr>
+        <w:t>Seoul, Korea</w:t>
+      </w:r>
+    </w:p>
+    <w:p>
+      <w:pPr>
+        <w:tabs>
+          <w:tab w:val="right" w:pos="8640"/>
+        </w:tabs>
+        <w:rPr>
+          <w:rFonts w:ascii="Calibri Light" w:hAnsi="Calibri Light" w:cs="Calibri Light"/>
+          <w:i/>
+          <w:iCs/>
+          <w:sz w:val="20"/>
+          <w:szCs w:val="20"/>
+        </w:rPr>
+      </w:pPr>
+      <w:r>
+        <w:rPr>
+          <w:rFonts w:ascii="Calibri Light" w:hAnsi="Calibri Light" w:cs="Calibri Light"/>
+          <w:sz w:val="20"/>
+          <w:szCs w:val="20"/>
+          <w:lang w:eastAsia="ko-KR"/>
+        </w:rPr>
+        <w:t>Research</w:t>
+      </w:r>
+      <w:r>
+        <w:rPr>
+          <w:rFonts w:ascii="Calibri Light" w:hAnsi="Calibri Light" w:cs="Calibri Light"/>
+          <w:sz w:val="20"/>
+          <w:szCs w:val="20"/>
+          <w:lang w:eastAsia="ko-KR"/>
+        </w:rPr>
+        <w:t>er</w:t>
+      </w:r>
+      <w:r>
+        <w:rPr>
+          <w:rFonts w:ascii="Calibri Light" w:hAnsi="Calibri Light" w:cs="Calibri Light"/>
+          <w:sz w:val="20"/>
+          <w:szCs w:val="20"/>
+          <w:lang w:eastAsia="ko-KR"/>
+        </w:rPr>
+        <w:t xml:space="preserve"> </w:t>
+      </w:r>
+      <w:r>
+        <w:rPr>
+          <w:rFonts w:ascii="Calibri Light" w:hAnsi="Calibri Light" w:cs="Calibri Light"/>
+          <w:sz w:val="20"/>
+          <w:szCs w:val="20"/>
+          <w:lang w:eastAsia="ko-KR"/>
+        </w:rPr>
+        <w:tab/>
+      </w:r>
+      <w:r>
+        <w:rPr>
+          <w:rFonts w:ascii="Calibri Light" w:hAnsi="Calibri Light" w:cs="Calibri Light"/>
+          <w:i/>
+          <w:iCs/>
+          <w:sz w:val="20"/>
+          <w:szCs w:val="20"/>
+          <w:lang w:eastAsia="ko-KR"/>
+        </w:rPr>
+        <w:t>20</w:t>
+      </w:r>
+      <w:r>
+        <w:rPr>
+          <w:rFonts w:ascii="Calibri Light" w:hAnsi="Calibri Light" w:cs="Calibri Light"/>
+          <w:i/>
+          <w:iCs/>
+          <w:sz w:val="20"/>
+          <w:szCs w:val="20"/>
+          <w:lang w:eastAsia="ko-KR"/>
+        </w:rPr>
+        <w:t>24</w:t>
+      </w:r>
+      <w:r>
+        <w:rPr>
+          <w:rFonts w:ascii="Calibri Light" w:hAnsi="Calibri Light" w:cs="Calibri Light"/>
+          <w:i/>
+          <w:iCs/>
+          <w:sz w:val="20"/>
+          <w:szCs w:val="20"/>
           <w:lang w:eastAsia="ko-KR"/>
         </w:rPr>
         <w:t>.</w:t>
@@ -1412,894 +1550,239 @@
       <w:r>
         <w:rPr>
           <w:rFonts w:ascii="Calibri Light" w:hAnsi="Calibri Light" w:cs="Calibri Light"/>
-          <w:sz w:val="22"/>
-          <w:vertAlign w:val="superscript"/>
-          <w:lang w:eastAsia="ko-KR"/>
-        </w:rPr>
-        <w:t>*</w:t>
-      </w:r>
-      <w:r>
-        <w:rPr>
-          <w:rFonts w:ascii="Calibri Light" w:hAnsi="Calibri Light" w:cs="Calibri Light"/>
-          <w:sz w:val="22"/>
-          <w:lang w:eastAsia="ko-KR"/>
-        </w:rPr>
-        <w:t>, P</w:t>
-      </w:r>
-      <w:r>
-        <w:rPr>
-          <w:rFonts w:ascii="Calibri Light" w:hAnsi="Calibri Light" w:cs="Calibri Light"/>
-          <w:sz w:val="22"/>
-          <w:lang w:eastAsia="ko-KR"/>
-        </w:rPr>
-        <w:t>ark, H., Ahn, W.</w:t>
-      </w:r>
-      <w:r>
-        <w:rPr>
-          <w:rFonts w:ascii="Calibri Light" w:hAnsi="Calibri Light" w:cs="Calibri Light"/>
-          <w:sz w:val="22"/>
-          <w:vertAlign w:val="superscript"/>
-          <w:lang w:eastAsia="ko-KR"/>
-        </w:rPr>
-        <w:t>+</w:t>
-      </w:r>
-      <w:r>
-        <w:rPr>
-          <w:rFonts w:ascii="Calibri Light" w:hAnsi="Calibri Light" w:cs="Calibri Light"/>
-          <w:sz w:val="22"/>
-          <w:lang w:eastAsia="ko-KR"/>
-        </w:rPr>
-        <w:t>, Jung Y.</w:t>
-      </w:r>
-      <w:r>
-        <w:rPr>
-          <w:rFonts w:ascii="Calibri Light" w:hAnsi="Calibri Light" w:cs="Calibri Light"/>
-          <w:sz w:val="22"/>
-          <w:vertAlign w:val="superscript"/>
-          <w:lang w:eastAsia="ko-KR"/>
-        </w:rPr>
-        <w:t>+</w:t>
-      </w:r>
-      <w:r>
-        <w:rPr>
-          <w:rFonts w:ascii="Calibri Light" w:hAnsi="Calibri Light" w:cs="Calibri Light"/>
-          <w:sz w:val="22"/>
-          <w:lang w:eastAsia="ko-KR"/>
-        </w:rPr>
-        <w:t xml:space="preserve"> </w:t>
-      </w:r>
-      <w:r>
-        <w:rPr>
-          <w:rFonts w:ascii="Calibri Light" w:hAnsi="Calibri Light" w:cs="Calibri Light"/>
-          <w:sz w:val="22"/>
-          <w:lang w:eastAsia="ko-KR"/>
-        </w:rPr>
-        <w:t>(</w:t>
-      </w:r>
-      <w:r>
-        <w:rPr>
-          <w:rFonts w:ascii="Calibri Light" w:hAnsi="Calibri Light" w:cs="Calibri Light"/>
-          <w:sz w:val="22"/>
-          <w:lang w:eastAsia="ko-KR"/>
-        </w:rPr>
-        <w:t>2024</w:t>
-      </w:r>
-      <w:r>
-        <w:rPr>
-          <w:rFonts w:ascii="Calibri Light" w:hAnsi="Calibri Light" w:cs="Calibri Light"/>
-          <w:sz w:val="22"/>
-          <w:lang w:eastAsia="ko-KR"/>
-        </w:rPr>
-        <w:t xml:space="preserve">) </w:t>
-      </w:r>
-      <w:r>
-        <w:rPr>
-          <w:rFonts w:ascii="Calibri Light" w:hAnsi="Calibri Light" w:cs="Calibri Light"/>
-          <w:sz w:val="22"/>
-          <w:lang w:eastAsia="ko-KR"/>
-        </w:rPr>
-        <w:t xml:space="preserve">Neural correlates of model-based behavior in internet gaming disorder and alcohol use disorder, </w:t>
-      </w:r>
-      <w:r>
-        <w:rPr>
-          <w:rFonts w:ascii="Calibri Light" w:hAnsi="Calibri Light" w:cs="Calibri Light"/>
-          <w:i/>
-          <w:iCs/>
-          <w:sz w:val="22"/>
-          <w:lang w:eastAsia="ko-KR"/>
-        </w:rPr>
-        <w:t>Journal of Behavioral Addictions</w:t>
-      </w:r>
-      <w:r>
-        <w:rPr>
-          <w:rFonts w:ascii="Calibri Light" w:hAnsi="Calibri Light" w:cs="Calibri Light"/>
-          <w:i/>
-          <w:iCs/>
-          <w:sz w:val="22"/>
-          <w:lang w:eastAsia="ko-KR"/>
-        </w:rPr>
-        <w:t xml:space="preserve">, </w:t>
-      </w:r>
-      <w:r>
-        <w:rPr>
-          <w:rFonts w:ascii="Calibri Light" w:hAnsi="Calibri Light" w:cs="Calibri Light"/>
-          <w:i/>
-          <w:iCs/>
-          <w:sz w:val="22"/>
-          <w:lang w:eastAsia="ko-KR"/>
-        </w:rPr>
-        <w:t>https://doi.org/10.1556/2006.2024.00006</w:t>
-      </w:r>
-      <w:r>
-        <w:rPr>
-          <w:rFonts w:ascii="Calibri Light" w:hAnsi="Calibri Light" w:cs="Calibri Light"/>
-          <w:i/>
-          <w:iCs/>
-          <w:sz w:val="22"/>
-          <w:lang w:eastAsia="ko-KR"/>
-        </w:rPr>
-        <w:t>.</w:t>
-      </w:r>
-    </w:p>
-    <w:p>
-      <w:pPr>
-        <w:spacing w:after="80"/>
-        <w:ind w:left="567" w:hanging="567"/>
-        <w:rPr>
-          <w:rFonts w:ascii="Calibri Light" w:hAnsi="Calibri Light" w:cs="Calibri Light"/>
-          <w:sz w:val="22"/>
-          <w:lang w:eastAsia="ko-KR"/>
-        </w:rPr>
-      </w:pPr>
-      <w:r>
+          <w:i/>
+          <w:iCs/>
+          <w:sz w:val="20"/>
+          <w:szCs w:val="20"/>
+          <w:lang w:eastAsia="ko-KR"/>
+        </w:rPr>
+        <w:t>12</w:t>
+      </w:r>
+      <w:r>
+        <w:rPr>
+          <w:rFonts w:ascii="Calibri Light" w:hAnsi="Calibri Light" w:cs="Calibri Light"/>
+          <w:i/>
+          <w:iCs/>
+          <w:sz w:val="20"/>
+          <w:szCs w:val="20"/>
+          <w:lang w:eastAsia="ko-KR"/>
+        </w:rPr>
+        <w:t xml:space="preserve"> ~ </w:t>
+      </w:r>
+      <w:r>
+        <w:rPr>
+          <w:rFonts w:ascii="Calibri Light" w:hAnsi="Calibri Light" w:cs="Calibri Light"/>
+          <w:i/>
+          <w:iCs/>
+          <w:sz w:val="20"/>
+          <w:szCs w:val="20"/>
+        </w:rPr>
+        <w:t>present</w:t>
+      </w:r>
+    </w:p>
+    <w:p>
+      <w:pPr>
+        <w:tabs>
+          <w:tab w:val="right" w:pos="8640"/>
+        </w:tabs>
         <w:rPr>
           <w:rFonts w:ascii="Calibri Light" w:hAnsi="Calibri Light" w:cs="Calibri Light"/>
           <w:b/>
           <w:bCs/>
           <w:sz w:val="22"/>
-          <w:lang w:eastAsia="ko-KR"/>
+          <w:szCs w:val="22"/>
+        </w:rPr>
+      </w:pPr>
+    </w:p>
+    <w:p>
+      <w:pPr>
+        <w:tabs>
+          <w:tab w:val="right" w:pos="8640"/>
+        </w:tabs>
+        <w:rPr>
+          <w:rFonts w:ascii="Calibri Light" w:hAnsi="Calibri Light" w:cs="Calibri Light"/>
+          <w:b/>
+          <w:bCs/>
+          <w:sz w:val="22"/>
+          <w:szCs w:val="22"/>
+          <w:lang w:eastAsia="ko-KR"/>
+        </w:rPr>
+      </w:pPr>
+      <w:r>
+        <w:rPr>
+          <w:rFonts w:ascii="Calibri Light" w:hAnsi="Calibri Light" w:cs="Calibri Light"/>
+          <w:b/>
+          <w:bCs/>
+          <w:sz w:val="22"/>
+          <w:szCs w:val="22"/>
         </w:rPr>
         <w:lastRenderedPageBreak/>
-        <w:t>Kwon, M.,</w:t>
-      </w:r>
-      <w:r>
-        <w:rPr>
-          <w:rFonts w:ascii="Calibri Light" w:hAnsi="Calibri Light" w:cs="Calibri Light"/>
-          <w:sz w:val="22"/>
-          <w:lang w:eastAsia="ko-KR"/>
-        </w:rPr>
-        <w:t xml:space="preserve"> Kim, H., Yang, J., </w:t>
-      </w:r>
-      <w:r>
-        <w:rPr>
-          <w:rFonts w:ascii="Calibri Light" w:hAnsi="Calibri Light" w:cs="Calibri Light"/>
-          <w:sz w:val="22"/>
-          <w:lang w:eastAsia="ko-KR"/>
-        </w:rPr>
-        <w:t xml:space="preserve">Lee, Y., </w:t>
-      </w:r>
-      <w:r>
-        <w:rPr>
-          <w:rFonts w:ascii="Calibri Light" w:hAnsi="Calibri Light" w:cs="Calibri Light"/>
-          <w:sz w:val="22"/>
-          <w:lang w:eastAsia="ko-KR"/>
-        </w:rPr>
-        <w:t>Hur, J., Lee, T.-H., &amp; Ahn, W.-Y. (</w:t>
-      </w:r>
-      <w:r>
-        <w:rPr>
-          <w:rFonts w:ascii="Calibri Light" w:hAnsi="Calibri Light" w:cs="Calibri Light"/>
-          <w:sz w:val="22"/>
-          <w:lang w:eastAsia="ko-KR"/>
-        </w:rPr>
-        <w:t>2024</w:t>
-      </w:r>
-      <w:r>
-        <w:rPr>
-          <w:rFonts w:ascii="Calibri Light" w:hAnsi="Calibri Light" w:cs="Calibri Light"/>
-          <w:sz w:val="22"/>
-          <w:lang w:eastAsia="ko-KR"/>
-        </w:rPr>
-        <w:t xml:space="preserve">) </w:t>
-      </w:r>
-      <w:r>
-        <w:rPr>
-          <w:rFonts w:ascii="Calibri Light" w:hAnsi="Calibri Light" w:cs="Calibri Light"/>
-          <w:sz w:val="22"/>
-          <w:lang w:eastAsia="ko-KR"/>
-        </w:rPr>
-        <w:t>Caffeinated soda intake in children is associated with neurobehavioral risk factors for substance misuse</w:t>
-      </w:r>
-      <w:r>
-        <w:rPr>
-          <w:rFonts w:ascii="Calibri Light" w:hAnsi="Calibri Light" w:cs="Calibri Light"/>
-          <w:sz w:val="22"/>
-          <w:lang w:eastAsia="ko-KR"/>
-        </w:rPr>
-        <w:t xml:space="preserve">. </w:t>
-      </w:r>
-      <w:r>
-        <w:rPr>
-          <w:rFonts w:ascii="Calibri Light" w:hAnsi="Calibri Light" w:cs="Calibri Light"/>
-          <w:i/>
-          <w:iCs/>
-          <w:sz w:val="22"/>
-          <w:lang w:eastAsia="ko-KR"/>
-        </w:rPr>
-        <w:t>Substance Use and Misuse</w:t>
-      </w:r>
-      <w:r>
-        <w:rPr>
-          <w:rFonts w:ascii="Calibri Light" w:hAnsi="Calibri Light" w:cs="Calibri Light"/>
-          <w:sz w:val="22"/>
-          <w:lang w:eastAsia="ko-KR"/>
-        </w:rPr>
-        <w:t>,</w:t>
-      </w:r>
-      <w:r>
-        <w:rPr>
-          <w:rFonts w:ascii="Calibri Light" w:hAnsi="Calibri Light" w:cs="Calibri Light"/>
-          <w:sz w:val="22"/>
-          <w:lang w:eastAsia="ko-KR"/>
-        </w:rPr>
-        <w:t xml:space="preserve"> </w:t>
-      </w:r>
-      <w:r>
-        <w:rPr>
-          <w:rFonts w:ascii="Calibri Light" w:hAnsi="Calibri Light" w:cs="Calibri Light"/>
-          <w:sz w:val="22"/>
-          <w:lang w:eastAsia="ko-KR"/>
-        </w:rPr>
-        <w:t>https://dx.doi.org/10.1080/10826084.2023.2259471</w:t>
-      </w:r>
-      <w:r>
-        <w:rPr>
-          <w:rFonts w:ascii="Calibri Light" w:hAnsi="Calibri Light" w:cs="Calibri Light"/>
-          <w:sz w:val="22"/>
-          <w:lang w:eastAsia="ko-KR"/>
-        </w:rPr>
-        <w:t>.</w:t>
-      </w:r>
-    </w:p>
-    <w:p>
-      <w:pPr>
-        <w:spacing w:after="80"/>
-        <w:ind w:left="567" w:hanging="567"/>
-        <w:rPr>
-          <w:rFonts w:ascii="Calibri Light" w:hAnsi="Calibri Light" w:cs="Calibri Light"/>
-          <w:sz w:val="22"/>
-          <w:lang w:eastAsia="ko-KR"/>
-        </w:rPr>
-      </w:pPr>
+        <w:t xml:space="preserve">Computational </w:t>
+      </w:r>
       <w:r>
         <w:rPr>
           <w:rFonts w:ascii="Calibri Light" w:hAnsi="Calibri Light" w:cs="Calibri Light"/>
           <w:b/>
           <w:bCs/>
           <w:sz w:val="22"/>
-          <w:lang w:eastAsia="ko-KR"/>
-        </w:rPr>
-        <w:t>Kwon, M.,</w:t>
-      </w:r>
-      <w:r>
-        <w:rPr>
-          <w:rFonts w:ascii="Calibri Light" w:hAnsi="Calibri Light" w:cs="Calibri Light"/>
-          <w:sz w:val="22"/>
-          <w:lang w:eastAsia="ko-KR"/>
-        </w:rPr>
-        <w:t xml:space="preserve"> </w:t>
-      </w:r>
-      <w:r>
-        <w:rPr>
-          <w:rFonts w:ascii="Calibri Light" w:hAnsi="Calibri Light" w:cs="Calibri Light"/>
-          <w:sz w:val="22"/>
-          <w:lang w:eastAsia="ko-KR"/>
-        </w:rPr>
-        <w:t>Lee</w:t>
-      </w:r>
-      <w:r>
-        <w:rPr>
-          <w:rFonts w:ascii="Calibri Light" w:hAnsi="Calibri Light" w:cs="Calibri Light"/>
-          <w:sz w:val="22"/>
-          <w:lang w:eastAsia="ko-KR"/>
-        </w:rPr>
-        <w:t xml:space="preserve">, </w:t>
-      </w:r>
-      <w:r>
-        <w:rPr>
-          <w:rFonts w:ascii="Calibri Light" w:hAnsi="Calibri Light" w:cs="Calibri Light"/>
-          <w:sz w:val="22"/>
-          <w:lang w:eastAsia="ko-KR"/>
-        </w:rPr>
-        <w:t>S</w:t>
-      </w:r>
-      <w:r>
-        <w:rPr>
-          <w:rFonts w:ascii="Calibri Light" w:hAnsi="Calibri Light" w:cs="Calibri Light"/>
-          <w:sz w:val="22"/>
-          <w:lang w:eastAsia="ko-KR"/>
-        </w:rPr>
-        <w:t>., &amp; Ahn, W.-Y. (</w:t>
-      </w:r>
-      <w:r>
-        <w:rPr>
-          <w:rFonts w:ascii="Calibri Light" w:hAnsi="Calibri Light" w:cs="Calibri Light"/>
-          <w:sz w:val="22"/>
-          <w:lang w:eastAsia="ko-KR"/>
-        </w:rPr>
-        <w:t>202</w:t>
-      </w:r>
-      <w:r>
-        <w:rPr>
-          <w:rFonts w:ascii="Calibri Light" w:hAnsi="Calibri Light" w:cs="Calibri Light"/>
-          <w:sz w:val="22"/>
-          <w:lang w:eastAsia="ko-KR"/>
-        </w:rPr>
-        <w:t>3</w:t>
-      </w:r>
-      <w:r>
-        <w:rPr>
-          <w:rFonts w:ascii="Calibri Light" w:hAnsi="Calibri Light" w:cs="Calibri Light"/>
-          <w:sz w:val="22"/>
-          <w:lang w:eastAsia="ko-KR"/>
-        </w:rPr>
-        <w:t xml:space="preserve">) </w:t>
-      </w:r>
-      <w:r>
-        <w:rPr>
-          <w:rFonts w:ascii="Calibri Light" w:hAnsi="Calibri Light" w:cs="Calibri Light"/>
-          <w:sz w:val="22"/>
-          <w:lang w:eastAsia="ko-KR"/>
-        </w:rPr>
-        <w:t>Adaptive design optimization as a promising tool for reliable and efficient computational fingerprinting</w:t>
-      </w:r>
-      <w:r>
-        <w:rPr>
-          <w:rFonts w:ascii="Calibri Light" w:hAnsi="Calibri Light" w:cs="Calibri Light"/>
-          <w:sz w:val="22"/>
-          <w:lang w:eastAsia="ko-KR"/>
-        </w:rPr>
-        <w:t>.</w:t>
-      </w:r>
-      <w:r>
-        <w:rPr>
-          <w:rFonts w:ascii="Calibri Light" w:hAnsi="Calibri Light" w:cs="Calibri Light"/>
-          <w:sz w:val="22"/>
-          <w:lang w:eastAsia="ko-KR"/>
-        </w:rPr>
-        <w:t xml:space="preserve"> </w:t>
-      </w:r>
-      <w:r>
-        <w:rPr>
-          <w:rFonts w:ascii="Calibri Light" w:hAnsi="Calibri Light" w:cs="Calibri Light"/>
-          <w:i/>
-          <w:iCs/>
-          <w:sz w:val="22"/>
-          <w:lang w:eastAsia="ko-KR"/>
-        </w:rPr>
-        <w:t>Biological Psychia</w:t>
-      </w:r>
-      <w:r>
-        <w:rPr>
-          <w:rFonts w:ascii="Calibri Light" w:hAnsi="Calibri Light" w:cs="Calibri Light"/>
-          <w:i/>
-          <w:iCs/>
-          <w:sz w:val="22"/>
-          <w:lang w:eastAsia="ko-KR"/>
-        </w:rPr>
-        <w:t>t</w:t>
-      </w:r>
-      <w:r>
-        <w:rPr>
-          <w:rFonts w:ascii="Calibri Light" w:hAnsi="Calibri Light" w:cs="Calibri Light"/>
-          <w:i/>
-          <w:iCs/>
-          <w:sz w:val="22"/>
-          <w:lang w:eastAsia="ko-KR"/>
-        </w:rPr>
-        <w:t>ry: Cognitive Neuroscience and Neuroimaging</w:t>
-      </w:r>
-      <w:r>
-        <w:rPr>
-          <w:rFonts w:ascii="Calibri Light" w:hAnsi="Calibri Light" w:cs="Calibri Light"/>
-          <w:sz w:val="22"/>
-          <w:lang w:eastAsia="ko-KR"/>
-        </w:rPr>
-        <w:t xml:space="preserve">, </w:t>
-      </w:r>
-      <w:r>
-        <w:rPr>
-          <w:rFonts w:ascii="Calibri Light" w:hAnsi="Calibri Light" w:cs="Calibri Light"/>
-          <w:sz w:val="22"/>
-          <w:lang w:eastAsia="ko-KR"/>
-        </w:rPr>
-        <w:t>https://doi.o</w:t>
-      </w:r>
-      <w:r>
-        <w:rPr>
-          <w:rFonts w:ascii="Calibri Light" w:hAnsi="Calibri Light" w:cs="Calibri Light"/>
-          <w:sz w:val="22"/>
-          <w:lang w:eastAsia="ko-KR"/>
-        </w:rPr>
-        <w:t>rg/10.1016/j.bpsc.2022.12.003</w:t>
-      </w:r>
-      <w:r>
-        <w:rPr>
-          <w:rFonts w:ascii="Calibri Light" w:hAnsi="Calibri Light" w:cs="Calibri Light"/>
-          <w:sz w:val="22"/>
-          <w:lang w:eastAsia="ko-KR"/>
-        </w:rPr>
-        <w:t>.</w:t>
-      </w:r>
-    </w:p>
-    <w:p>
-      <w:pPr>
-        <w:spacing w:after="80"/>
-        <w:ind w:left="567" w:hanging="567"/>
-        <w:rPr>
-          <w:rFonts w:ascii="Calibri Light" w:hAnsi="Calibri Light" w:cs="Calibri Light"/>
-          <w:sz w:val="22"/>
-          <w:lang w:eastAsia="ko-KR"/>
-        </w:rPr>
-      </w:pPr>
-      <w:r>
-        <w:rPr>
-          <w:rFonts w:ascii="Calibri Light" w:hAnsi="Calibri Light" w:cs="Calibri Light"/>
-          <w:sz w:val="22"/>
-          <w:lang w:eastAsia="ko-KR"/>
-        </w:rPr>
-        <w:t xml:space="preserve">Kim, H., </w:t>
-      </w:r>
-      <w:r>
-        <w:rPr>
-          <w:rFonts w:ascii="Calibri Light" w:hAnsi="Calibri Light" w:cs="Calibri Light"/>
-          <w:sz w:val="22"/>
-          <w:lang w:eastAsia="ko-KR"/>
-        </w:rPr>
-        <w:t xml:space="preserve">Hur, J. K., </w:t>
-      </w:r>
+          <w:szCs w:val="22"/>
+          <w:lang w:eastAsia="ko-KR"/>
+        </w:rPr>
+        <w:t>Clinical Science Laboratory,</w:t>
+      </w:r>
+    </w:p>
+    <w:p>
+      <w:pPr>
+        <w:tabs>
+          <w:tab w:val="right" w:pos="8640"/>
+        </w:tabs>
+        <w:rPr>
+          <w:rFonts w:ascii="Calibri Light" w:hAnsi="Calibri Light" w:cs="Calibri Light"/>
+          <w:lang w:eastAsia="ko-KR"/>
+        </w:rPr>
+      </w:pPr>
       <w:r>
         <w:rPr>
           <w:rFonts w:ascii="Calibri Light" w:hAnsi="Calibri Light" w:cs="Calibri Light"/>
           <w:b/>
           <w:bCs/>
           <w:sz w:val="22"/>
-          <w:lang w:eastAsia="ko-KR"/>
-        </w:rPr>
-        <w:t>Kwon, M.</w:t>
-      </w:r>
-      <w:r>
-        <w:rPr>
-          <w:rFonts w:ascii="Calibri Light" w:hAnsi="Calibri Light" w:cs="Calibri Light"/>
-          <w:sz w:val="22"/>
-          <w:lang w:eastAsia="ko-KR"/>
-        </w:rPr>
-        <w:t xml:space="preserve">, Kim, S., </w:t>
+          <w:szCs w:val="22"/>
+          <w:lang w:eastAsia="ko-KR"/>
+        </w:rPr>
+        <w:t>Seoul National University</w:t>
+      </w:r>
+      <w:r>
+        <w:rPr>
+          <w:rFonts w:ascii="Calibri Light" w:hAnsi="Calibri Light" w:cs="Calibri Light"/>
+          <w:sz w:val="22"/>
+          <w:szCs w:val="22"/>
+          <w:lang w:eastAsia="ko-KR"/>
+        </w:rPr>
+        <w:tab/>
+      </w:r>
+      <w:r>
+        <w:rPr>
+          <w:rFonts w:ascii="Calibri Light" w:hAnsi="Calibri Light" w:cs="Calibri Light"/>
+          <w:sz w:val="20"/>
+          <w:szCs w:val="20"/>
+          <w:lang w:eastAsia="ko-KR"/>
+        </w:rPr>
+        <w:t>Seoul, Korea</w:t>
+      </w:r>
+    </w:p>
+    <w:p>
+      <w:pPr>
+        <w:tabs>
+          <w:tab w:val="right" w:pos="8640"/>
+        </w:tabs>
+        <w:rPr>
+          <w:rFonts w:ascii="Calibri Light" w:hAnsi="Calibri Light" w:cs="Calibri Light"/>
+          <w:i/>
+          <w:iCs/>
+          <w:sz w:val="20"/>
+          <w:szCs w:val="20"/>
+        </w:rPr>
+      </w:pPr>
+      <w:r>
+        <w:rPr>
+          <w:rFonts w:ascii="Calibri Light" w:hAnsi="Calibri Light" w:cs="Calibri Light"/>
+          <w:sz w:val="20"/>
+          <w:szCs w:val="20"/>
+          <w:lang w:eastAsia="ko-KR"/>
+        </w:rPr>
+        <w:t xml:space="preserve">Research Assistant </w:t>
+      </w:r>
+      <w:r>
+        <w:rPr>
+          <w:rFonts w:ascii="Calibri Light" w:hAnsi="Calibri Light" w:cs="Calibri Light"/>
+          <w:sz w:val="20"/>
+          <w:szCs w:val="20"/>
+          <w:lang w:eastAsia="ko-KR"/>
+        </w:rPr>
+        <w:tab/>
+      </w:r>
+      <w:r>
+        <w:rPr>
+          <w:rFonts w:ascii="Calibri Light" w:hAnsi="Calibri Light" w:cs="Calibri Light"/>
+          <w:i/>
+          <w:iCs/>
+          <w:sz w:val="20"/>
+          <w:szCs w:val="20"/>
+          <w:lang w:eastAsia="ko-KR"/>
+        </w:rPr>
+        <w:t xml:space="preserve">2018.09 ~ </w:t>
+      </w:r>
+      <w:r>
+        <w:rPr>
+          <w:rFonts w:ascii="Calibri Light" w:hAnsi="Calibri Light" w:cs="Calibri Light"/>
+          <w:i/>
+          <w:iCs/>
+          <w:sz w:val="20"/>
+          <w:szCs w:val="20"/>
+        </w:rPr>
+        <w:t>2019.08</w:t>
+      </w:r>
+    </w:p>
+    <w:p>
+      <w:pPr>
+        <w:tabs>
+          <w:tab w:val="right" w:pos="8640"/>
+        </w:tabs>
+        <w:rPr>
+          <w:rFonts w:ascii="Calibri Light" w:hAnsi="Calibri Light" w:cs="Calibri Light"/>
+          <w:i/>
+          <w:iCs/>
+          <w:sz w:val="20"/>
+          <w:szCs w:val="20"/>
+        </w:rPr>
+      </w:pPr>
+      <w:r>
+        <w:rPr>
+          <w:rFonts w:ascii="Calibri Light" w:hAnsi="Calibri Light" w:cs="Calibri Light"/>
+          <w:i/>
+          <w:iCs/>
+          <w:sz w:val="20"/>
+          <w:szCs w:val="20"/>
+        </w:rPr>
+        <w:t xml:space="preserve">PI: Professor Woo-Young </w:t>
       </w:r>
       <w:proofErr w:type="spellStart"/>
       <w:r>
         <w:rPr>
           <w:rFonts w:ascii="Calibri Light" w:hAnsi="Calibri Light" w:cs="Calibri Light"/>
-          <w:sz w:val="22"/>
-          <w:lang w:eastAsia="ko-KR"/>
-        </w:rPr>
-        <w:t>Zoh</w:t>
+          <w:i/>
+          <w:iCs/>
+          <w:sz w:val="20"/>
+          <w:szCs w:val="20"/>
+        </w:rPr>
+        <w:t>Ahn</w:t>
       </w:r>
       <w:proofErr w:type="spellEnd"/>
-      <w:r>
-        <w:rPr>
-          <w:rFonts w:ascii="Calibri Light" w:hAnsi="Calibri Light" w:cs="Calibri Light"/>
-          <w:sz w:val="22"/>
-          <w:lang w:eastAsia="ko-KR"/>
-        </w:rPr>
-        <w:t xml:space="preserve">, Y., &amp; Ahn, W.-Y </w:t>
-      </w:r>
-      <w:r>
-        <w:rPr>
-          <w:rFonts w:ascii="Calibri Light" w:hAnsi="Calibri Light" w:cs="Calibri Light"/>
-          <w:sz w:val="22"/>
-          <w:lang w:eastAsia="ko-KR"/>
-        </w:rPr>
-        <w:t>(</w:t>
-      </w:r>
-      <w:r>
-        <w:rPr>
-          <w:rFonts w:ascii="Calibri Light" w:hAnsi="Calibri Light" w:cs="Calibri Light"/>
-          <w:sz w:val="22"/>
-          <w:lang w:eastAsia="ko-KR"/>
-        </w:rPr>
-        <w:t xml:space="preserve">2023) </w:t>
-      </w:r>
-      <w:r>
-        <w:rPr>
-          <w:rFonts w:ascii="Calibri Light" w:hAnsi="Calibri Light" w:cs="Calibri Light"/>
-          <w:sz w:val="22"/>
-          <w:lang w:eastAsia="ko-KR"/>
-        </w:rPr>
-        <w:t xml:space="preserve">Causal role of the dorsolateral prefrontal cortex in modulating the balance between </w:t>
-      </w:r>
-      <w:r>
-        <w:rPr>
-          <w:rFonts w:ascii="Calibri Light" w:hAnsi="Calibri Light" w:cs="Calibri Light"/>
-          <w:sz w:val="22"/>
-          <w:lang w:eastAsia="ko-KR"/>
-        </w:rPr>
-        <w:t>P</w:t>
-      </w:r>
-      <w:r>
-        <w:rPr>
-          <w:rFonts w:ascii="Calibri Light" w:hAnsi="Calibri Light" w:cs="Calibri Light"/>
-          <w:sz w:val="22"/>
-          <w:lang w:eastAsia="ko-KR"/>
-        </w:rPr>
-        <w:t xml:space="preserve">avlovian and instrumental systems in the punishment </w:t>
-      </w:r>
-      <w:r>
-        <w:rPr>
-          <w:rFonts w:ascii="Calibri Light" w:hAnsi="Calibri Light" w:cs="Calibri Light"/>
-          <w:sz w:val="22"/>
-          <w:lang w:eastAsia="ko-KR"/>
-        </w:rPr>
-        <w:t xml:space="preserve">domain. </w:t>
-      </w:r>
-      <w:r>
-        <w:rPr>
-          <w:rFonts w:ascii="Calibri Light" w:hAnsi="Calibri Light" w:cs="Calibri Light"/>
-          <w:i/>
-          <w:iCs/>
-          <w:sz w:val="22"/>
-          <w:lang w:eastAsia="ko-KR"/>
-        </w:rPr>
-        <w:t>PLOS ONE</w:t>
-      </w:r>
-      <w:r>
-        <w:rPr>
-          <w:rFonts w:ascii="Calibri Light" w:hAnsi="Calibri Light" w:cs="Calibri Light"/>
-          <w:sz w:val="22"/>
-          <w:lang w:eastAsia="ko-KR"/>
-        </w:rPr>
-        <w:t xml:space="preserve">, </w:t>
-      </w:r>
-      <w:r>
-        <w:rPr>
-          <w:rFonts w:ascii="Calibri Light" w:hAnsi="Calibri Light" w:cs="Calibri Light"/>
-          <w:sz w:val="22"/>
-          <w:lang w:eastAsia="ko-KR"/>
-        </w:rPr>
-        <w:t>https://doi.org/10</w:t>
-      </w:r>
-      <w:r>
-        <w:rPr>
-          <w:rFonts w:ascii="Calibri Light" w:hAnsi="Calibri Light" w:cs="Calibri Light"/>
-          <w:sz w:val="22"/>
-          <w:lang w:eastAsia="ko-KR"/>
-        </w:rPr>
-        <w:t>.1371/journal.pone.0286632</w:t>
-      </w:r>
-      <w:r>
-        <w:rPr>
-          <w:rFonts w:ascii="Calibri Light" w:hAnsi="Calibri Light" w:cs="Calibri Light"/>
-          <w:sz w:val="22"/>
-          <w:lang w:eastAsia="ko-KR"/>
-        </w:rPr>
-        <w:t>.</w:t>
-      </w:r>
-      <w:r>
-        <w:rPr>
-          <w:rFonts w:ascii="Calibri Light" w:hAnsi="Calibri Light" w:cs="Calibri Light"/>
-          <w:sz w:val="22"/>
-          <w:lang w:eastAsia="ko-KR"/>
-        </w:rPr>
-        <w:t xml:space="preserve"> </w:t>
-      </w:r>
-    </w:p>
-    <w:p>
-      <w:pPr>
-        <w:spacing w:after="80"/>
-        <w:ind w:left="567" w:hanging="567"/>
-        <w:rPr>
-          <w:rFonts w:ascii="Calibri Light" w:hAnsi="Calibri Light" w:cs="Calibri Light"/>
-          <w:sz w:val="22"/>
-          <w:lang w:eastAsia="ko-KR"/>
-        </w:rPr>
-      </w:pPr>
-    </w:p>
-    <w:p>
-      <w:pPr>
-        <w:pStyle w:val="Heading1"/>
-        <w:rPr>
-          <w:rFonts w:ascii="Lato Black" w:hAnsi="Lato Black" w:cstheme="minorHAnsi"/>
-          <w:sz w:val="26"/>
-          <w:szCs w:val="26"/>
-          <w:lang w:eastAsia="ko-KR"/>
-        </w:rPr>
-      </w:pPr>
-      <w:r>
-        <w:rPr>
-          <w:rFonts w:ascii="Lato Black" w:hAnsi="Lato Black" w:cstheme="minorHAnsi"/>
-          <w:sz w:val="26"/>
-          <w:szCs w:val="26"/>
-          <w:lang w:eastAsia="ko-KR"/>
-        </w:rPr>
-        <w:t xml:space="preserve">Oral </w:t>
-      </w:r>
-      <w:r>
-        <w:rPr>
-          <w:rFonts w:ascii="Lato Black" w:hAnsi="Lato Black" w:cstheme="minorHAnsi"/>
-          <w:sz w:val="26"/>
-          <w:szCs w:val="26"/>
-          <w:lang w:eastAsia="ko-KR"/>
-        </w:rPr>
-        <w:t xml:space="preserve">Presentation </w:t>
-      </w:r>
-    </w:p>
-    <w:p>
-      <w:pPr>
-        <w:tabs>
-          <w:tab w:val="right" w:pos="8640"/>
-        </w:tabs>
-        <w:rPr>
-          <w:rFonts w:ascii="Lato" w:hAnsi="Lato" w:cstheme="minorHAnsi"/>
-          <w:sz w:val="20"/>
-          <w:szCs w:val="20"/>
-        </w:rPr>
-      </w:pPr>
-    </w:p>
-    <w:p>
-      <w:pPr>
-        <w:tabs>
-          <w:tab w:val="right" w:pos="8640"/>
-        </w:tabs>
-        <w:spacing w:after="80"/>
-        <w:ind w:left="567" w:hanging="567"/>
-        <w:rPr>
-          <w:rFonts w:ascii="Calibri Light" w:hAnsi="Calibri Light" w:cs="Calibri Light"/>
-          <w:sz w:val="22"/>
-          <w:lang w:eastAsia="ko-KR"/>
-        </w:rPr>
-      </w:pPr>
-      <w:r>
+    </w:p>
+    <w:p>
+      <w:pPr>
+        <w:tabs>
+          <w:tab w:val="right" w:pos="8640"/>
+        </w:tabs>
+        <w:rPr>
+          <w:rFonts w:ascii="Calibri Light" w:hAnsi="Calibri Light" w:cs="Calibri Light"/>
+          <w:sz w:val="18"/>
+          <w:szCs w:val="18"/>
+        </w:rPr>
+      </w:pPr>
+    </w:p>
+    <w:p>
+      <w:pPr>
+        <w:tabs>
+          <w:tab w:val="right" w:pos="8640"/>
+        </w:tabs>
         <w:rPr>
           <w:rFonts w:ascii="Calibri Light" w:hAnsi="Calibri Light" w:cs="Calibri Light"/>
           <w:b/>
           <w:bCs/>
           <w:sz w:val="22"/>
-          <w:lang w:eastAsia="ko-KR"/>
-        </w:rPr>
-        <w:t>Kwon, M</w:t>
-      </w:r>
-      <w:r>
-        <w:rPr>
-          <w:rFonts w:ascii="Calibri Light" w:hAnsi="Calibri Light" w:cs="Calibri Light"/>
-          <w:sz w:val="22"/>
-          <w:lang w:eastAsia="ko-KR"/>
-        </w:rPr>
-        <w:t xml:space="preserve">., </w:t>
-      </w:r>
-      <w:r>
-        <w:rPr>
-          <w:rFonts w:ascii="Calibri Light" w:hAnsi="Calibri Light" w:cs="Calibri Light"/>
-          <w:sz w:val="22"/>
-          <w:lang w:eastAsia="ko-KR"/>
-        </w:rPr>
-        <w:t>Song</w:t>
-      </w:r>
-      <w:r>
-        <w:rPr>
-          <w:rFonts w:ascii="Calibri Light" w:hAnsi="Calibri Light" w:cs="Calibri Light"/>
-          <w:sz w:val="22"/>
-          <w:lang w:eastAsia="ko-KR"/>
-        </w:rPr>
-        <w:t xml:space="preserve">, </w:t>
-      </w:r>
-      <w:r>
-        <w:rPr>
-          <w:rFonts w:ascii="Calibri Light" w:hAnsi="Calibri Light" w:cs="Calibri Light"/>
-          <w:sz w:val="22"/>
-          <w:lang w:eastAsia="ko-KR"/>
-        </w:rPr>
-        <w:t>S</w:t>
-      </w:r>
-      <w:r>
-        <w:rPr>
-          <w:rFonts w:ascii="Calibri Light" w:hAnsi="Calibri Light" w:cs="Calibri Light"/>
-          <w:sz w:val="22"/>
-          <w:lang w:eastAsia="ko-KR"/>
-        </w:rPr>
-        <w:t xml:space="preserve">., </w:t>
-      </w:r>
-      <w:r>
-        <w:rPr>
-          <w:rFonts w:ascii="Calibri Light" w:hAnsi="Calibri Light" w:cs="Calibri Light"/>
-          <w:sz w:val="22"/>
-          <w:lang w:eastAsia="ko-KR"/>
-        </w:rPr>
-        <w:t>Lee</w:t>
-      </w:r>
-      <w:r>
-        <w:rPr>
-          <w:rFonts w:ascii="Calibri Light" w:hAnsi="Calibri Light" w:cs="Calibri Light"/>
-          <w:sz w:val="22"/>
-          <w:lang w:eastAsia="ko-KR"/>
-        </w:rPr>
-        <w:t xml:space="preserve">, H., </w:t>
-      </w:r>
-      <w:r>
-        <w:rPr>
-          <w:rFonts w:ascii="Calibri Light" w:hAnsi="Calibri Light" w:cs="Calibri Light"/>
-          <w:sz w:val="22"/>
-          <w:lang w:eastAsia="ko-KR"/>
-        </w:rPr>
-        <w:t>Kwon</w:t>
-      </w:r>
-      <w:r>
-        <w:rPr>
-          <w:rFonts w:ascii="Calibri Light" w:hAnsi="Calibri Light" w:cs="Calibri Light"/>
-          <w:sz w:val="22"/>
-          <w:lang w:eastAsia="ko-KR"/>
-        </w:rPr>
-        <w:t xml:space="preserve">, </w:t>
-      </w:r>
-      <w:r>
-        <w:rPr>
-          <w:rFonts w:ascii="Calibri Light" w:hAnsi="Calibri Light" w:cs="Calibri Light"/>
-          <w:sz w:val="22"/>
-          <w:lang w:eastAsia="ko-KR"/>
-        </w:rPr>
-        <w:t>M</w:t>
-      </w:r>
-      <w:r>
-        <w:rPr>
-          <w:rFonts w:ascii="Calibri Light" w:hAnsi="Calibri Light" w:cs="Calibri Light"/>
-          <w:sz w:val="22"/>
-          <w:lang w:eastAsia="ko-KR"/>
-        </w:rPr>
-        <w:t xml:space="preserve">., </w:t>
-      </w:r>
-      <w:r>
-        <w:rPr>
-          <w:rFonts w:ascii="Calibri Light" w:hAnsi="Calibri Light" w:cs="Calibri Light"/>
-          <w:sz w:val="22"/>
-          <w:lang w:eastAsia="ko-KR"/>
-        </w:rPr>
-        <w:t>Choi</w:t>
-      </w:r>
-      <w:r>
-        <w:rPr>
-          <w:rFonts w:ascii="Calibri Light" w:hAnsi="Calibri Light" w:cs="Calibri Light"/>
-          <w:sz w:val="22"/>
-          <w:lang w:eastAsia="ko-KR"/>
-        </w:rPr>
-        <w:t>, J.</w:t>
-      </w:r>
-      <w:r>
-        <w:rPr>
-          <w:rFonts w:ascii="Calibri Light" w:hAnsi="Calibri Light" w:cs="Calibri Light"/>
-          <w:sz w:val="22"/>
-          <w:lang w:eastAsia="ko-KR"/>
-        </w:rPr>
-        <w:t>-S.</w:t>
-      </w:r>
-      <w:r>
-        <w:rPr>
-          <w:rFonts w:ascii="Calibri Light" w:hAnsi="Calibri Light" w:cs="Calibri Light"/>
-          <w:sz w:val="22"/>
-          <w:lang w:eastAsia="ko-KR"/>
-        </w:rPr>
-        <w:t xml:space="preserve">, </w:t>
-      </w:r>
-      <w:r>
-        <w:rPr>
-          <w:rFonts w:ascii="Calibri Light" w:hAnsi="Calibri Light" w:cs="Calibri Light"/>
-          <w:sz w:val="22"/>
-          <w:lang w:eastAsia="ko-KR"/>
-        </w:rPr>
-        <w:t>Jung</w:t>
-      </w:r>
-      <w:r>
-        <w:rPr>
-          <w:rFonts w:ascii="Calibri Light" w:hAnsi="Calibri Light" w:cs="Calibri Light"/>
-          <w:sz w:val="22"/>
-          <w:lang w:eastAsia="ko-KR"/>
-        </w:rPr>
-        <w:t xml:space="preserve">, </w:t>
-      </w:r>
-      <w:r>
-        <w:rPr>
-          <w:rFonts w:ascii="Calibri Light" w:hAnsi="Calibri Light" w:cs="Calibri Light"/>
-          <w:sz w:val="22"/>
-          <w:lang w:eastAsia="ko-KR"/>
-        </w:rPr>
-        <w:t>Y.-C.</w:t>
-      </w:r>
-      <w:r>
-        <w:rPr>
-          <w:rFonts w:ascii="Calibri Light" w:hAnsi="Calibri Light" w:cs="Calibri Light"/>
-          <w:sz w:val="22"/>
-          <w:lang w:eastAsia="ko-KR"/>
-        </w:rPr>
-        <w:t xml:space="preserve">, </w:t>
-      </w:r>
-      <w:r>
-        <w:rPr>
-          <w:rFonts w:ascii="Calibri Light" w:hAnsi="Calibri Light" w:cs="Calibri Light"/>
-          <w:sz w:val="22"/>
-          <w:lang w:eastAsia="ko-KR"/>
-        </w:rPr>
-        <w:t>Rosenberg, D. M.</w:t>
-      </w:r>
-      <w:r>
-        <w:rPr>
-          <w:rFonts w:ascii="Calibri Light" w:hAnsi="Calibri Light" w:cs="Calibri Light"/>
-          <w:sz w:val="22"/>
-          <w:lang w:eastAsia="ko-KR"/>
-        </w:rPr>
-        <w:t>, &amp; Ahn, W.-Y. (202</w:t>
-      </w:r>
-      <w:r>
-        <w:rPr>
-          <w:rFonts w:ascii="Calibri Light" w:hAnsi="Calibri Light" w:cs="Calibri Light"/>
-          <w:sz w:val="22"/>
-          <w:lang w:eastAsia="ko-KR"/>
-        </w:rPr>
-        <w:t>4</w:t>
-      </w:r>
-      <w:r>
-        <w:rPr>
-          <w:rFonts w:ascii="Calibri Light" w:hAnsi="Calibri Light" w:cs="Calibri Light"/>
-          <w:sz w:val="22"/>
-          <w:lang w:eastAsia="ko-KR"/>
-        </w:rPr>
-        <w:t xml:space="preserve">) </w:t>
-      </w:r>
-      <w:r>
-        <w:rPr>
-          <w:rFonts w:ascii="Calibri Light" w:hAnsi="Calibri Light" w:cs="Calibri Light"/>
-          <w:sz w:val="22"/>
-          <w:lang w:eastAsia="ko-KR"/>
-        </w:rPr>
-        <w:t>Interplay between reward and self-referential processing in alcohol craving during naturalistic movie watching</w:t>
-      </w:r>
-      <w:r>
-        <w:rPr>
-          <w:rFonts w:ascii="Calibri Light" w:hAnsi="Calibri Light" w:cs="Calibri Light"/>
-          <w:sz w:val="22"/>
-          <w:lang w:eastAsia="ko-KR"/>
-        </w:rPr>
-        <w:t xml:space="preserve">, </w:t>
-      </w:r>
-      <w:r>
-        <w:rPr>
-          <w:rFonts w:ascii="Calibri Light" w:hAnsi="Calibri Light" w:cs="Calibri Light"/>
-          <w:i/>
-          <w:iCs/>
-          <w:sz w:val="22"/>
-          <w:lang w:eastAsia="ko-KR"/>
-        </w:rPr>
-        <w:t xml:space="preserve">presented at the annual meeting of the Society for Neuroscience, </w:t>
-      </w:r>
-      <w:r>
-        <w:rPr>
-          <w:rFonts w:ascii="Calibri Light" w:hAnsi="Calibri Light" w:cs="Calibri Light"/>
-          <w:i/>
-          <w:iCs/>
-          <w:sz w:val="22"/>
-          <w:lang w:eastAsia="ko-KR"/>
-        </w:rPr>
-        <w:t>Chicago.</w:t>
-      </w:r>
-    </w:p>
-    <w:p>
-      <w:pPr>
-        <w:tabs>
-          <w:tab w:val="right" w:pos="8640"/>
-        </w:tabs>
-        <w:spacing w:after="80"/>
-        <w:ind w:left="567" w:hanging="567"/>
-        <w:rPr>
-          <w:rFonts w:ascii="Calibri Light" w:hAnsi="Calibri Light" w:cs="Calibri Light"/>
-          <w:sz w:val="22"/>
-          <w:lang w:eastAsia="ko-KR"/>
+          <w:szCs w:val="22"/>
         </w:rPr>
       </w:pPr>
       <w:r>
@@ -2308,255 +1791,180 @@
           <w:b/>
           <w:bCs/>
           <w:sz w:val="22"/>
-          <w:lang w:eastAsia="ko-KR"/>
-        </w:rPr>
-        <w:t>Kwon, M</w:t>
-      </w:r>
-      <w:r>
-        <w:rPr>
-          <w:rFonts w:ascii="Calibri Light" w:hAnsi="Calibri Light" w:cs="Calibri Light"/>
-          <w:sz w:val="22"/>
-          <w:lang w:eastAsia="ko-KR"/>
-        </w:rPr>
-        <w:t xml:space="preserve">., Lee, J.-H., Kim, H., Lee, E., </w:t>
+          <w:szCs w:val="22"/>
+        </w:rPr>
+        <w:t>Clinical Neuroscience Laboratory,</w:t>
+      </w:r>
+    </w:p>
+    <w:p>
+      <w:pPr>
+        <w:tabs>
+          <w:tab w:val="right" w:pos="8640"/>
+        </w:tabs>
+        <w:rPr>
+          <w:rFonts w:ascii="Calibri Light" w:hAnsi="Calibri Light" w:cs="Calibri Light"/>
+          <w:sz w:val="20"/>
+          <w:szCs w:val="20"/>
+          <w:lang w:eastAsia="ko-KR"/>
+        </w:rPr>
+      </w:pPr>
+      <w:r>
+        <w:rPr>
+          <w:rFonts w:ascii="Calibri Light" w:hAnsi="Calibri Light" w:cs="Calibri Light"/>
+          <w:b/>
+          <w:bCs/>
+          <w:sz w:val="22"/>
+          <w:szCs w:val="22"/>
+        </w:rPr>
+        <w:t>Seoul National University</w:t>
+      </w:r>
+      <w:r>
+        <w:rPr>
+          <w:rFonts w:ascii="Calibri Light" w:hAnsi="Calibri Light" w:cs="Calibri Light"/>
+          <w:sz w:val="22"/>
+          <w:szCs w:val="22"/>
+        </w:rPr>
+        <w:tab/>
+      </w:r>
+      <w:r>
+        <w:rPr>
+          <w:rFonts w:ascii="Calibri Light" w:hAnsi="Calibri Light" w:cs="Calibri Light"/>
+          <w:sz w:val="20"/>
+          <w:szCs w:val="20"/>
+          <w:lang w:eastAsia="ko-KR"/>
+        </w:rPr>
+        <w:t>Seoul, Korea</w:t>
+      </w:r>
+    </w:p>
+    <w:p>
+      <w:pPr>
+        <w:tabs>
+          <w:tab w:val="right" w:pos="8640"/>
+        </w:tabs>
+        <w:rPr>
+          <w:rFonts w:ascii="Calibri Light" w:hAnsi="Calibri Light" w:cs="Calibri Light"/>
+          <w:i/>
+          <w:iCs/>
+          <w:sz w:val="20"/>
+          <w:szCs w:val="20"/>
+        </w:rPr>
+      </w:pPr>
+      <w:r>
+        <w:rPr>
+          <w:rFonts w:ascii="Calibri Light" w:hAnsi="Calibri Light" w:cs="Calibri Light"/>
+          <w:sz w:val="20"/>
+          <w:szCs w:val="20"/>
+          <w:lang w:eastAsia="ko-KR"/>
+        </w:rPr>
+        <w:t>Research Assistant</w:t>
+      </w:r>
+      <w:r>
+        <w:rPr>
+          <w:rFonts w:ascii="Calibri Light" w:hAnsi="Calibri Light" w:cs="Calibri Light"/>
+          <w:sz w:val="20"/>
+          <w:szCs w:val="20"/>
+          <w:lang w:eastAsia="ko-KR"/>
+        </w:rPr>
+        <w:tab/>
+      </w:r>
+      <w:r>
+        <w:rPr>
+          <w:rFonts w:ascii="Calibri Light" w:hAnsi="Calibri Light" w:cs="Calibri Light"/>
+          <w:i/>
+          <w:iCs/>
+          <w:sz w:val="20"/>
+          <w:szCs w:val="20"/>
+        </w:rPr>
+        <w:t>2018.03 ~ 2018.08</w:t>
+      </w:r>
+    </w:p>
+    <w:p>
+      <w:pPr>
+        <w:tabs>
+          <w:tab w:val="right" w:pos="8640"/>
+        </w:tabs>
+        <w:rPr>
+          <w:rFonts w:ascii="Calibri Light" w:hAnsi="Calibri Light" w:cs="Calibri Light" w:hint="eastAsia"/>
+          <w:i/>
+          <w:iCs/>
+          <w:sz w:val="20"/>
+          <w:szCs w:val="20"/>
+          <w:lang w:eastAsia="ko-KR"/>
+        </w:rPr>
+      </w:pPr>
+      <w:r>
+        <w:rPr>
+          <w:rFonts w:ascii="Calibri Light" w:hAnsi="Calibri Light" w:cs="Calibri Light"/>
+          <w:i/>
+          <w:iCs/>
+          <w:sz w:val="20"/>
+          <w:szCs w:val="20"/>
+        </w:rPr>
+        <w:t xml:space="preserve">PI: Professor </w:t>
       </w:r>
       <w:proofErr w:type="spellStart"/>
       <w:r>
         <w:rPr>
           <w:rFonts w:ascii="Calibri Light" w:hAnsi="Calibri Light" w:cs="Calibri Light"/>
-          <w:sz w:val="22"/>
-          <w:lang w:eastAsia="ko-KR"/>
-        </w:rPr>
-        <w:t>Im</w:t>
+          <w:i/>
+          <w:iCs/>
+          <w:sz w:val="20"/>
+          <w:szCs w:val="20"/>
+        </w:rPr>
+        <w:t>Jeanyoung</w:t>
       </w:r>
       <w:proofErr w:type="spellEnd"/>
       <w:r>
         <w:rPr>
           <w:rFonts w:ascii="Calibri Light" w:hAnsi="Calibri Light" w:cs="Calibri Light"/>
-          <w:sz w:val="22"/>
-          <w:lang w:eastAsia="ko-KR"/>
-        </w:rPr>
-        <w:t xml:space="preserve">, J.J., Doh, H., Yang, J., Pitt, M.A., Myung, J.I., Park, H., Joh, H., &amp; Ahn, W.-Y. (2023) Multi-modal prediction of successful smoking cessation: Insights from neural, computational, and ecological momentary assessments data, </w:t>
-      </w:r>
-      <w:r>
-        <w:rPr>
-          <w:rFonts w:ascii="Calibri Light" w:hAnsi="Calibri Light" w:cs="Calibri Light"/>
-          <w:i/>
-          <w:iCs/>
-          <w:sz w:val="22"/>
-          <w:lang w:eastAsia="ko-KR"/>
-        </w:rPr>
-        <w:t>presented at the annual meeting of the Society for Neuroscience, Washington, D.C.</w:t>
-      </w:r>
-    </w:p>
-    <w:p>
-      <w:pPr>
-        <w:tabs>
-          <w:tab w:val="right" w:pos="8640"/>
-        </w:tabs>
-        <w:spacing w:after="80"/>
-        <w:ind w:left="567" w:hanging="567"/>
-        <w:rPr>
-          <w:rFonts w:ascii="Calibri Light" w:hAnsi="Calibri Light" w:cs="Calibri Light"/>
-          <w:sz w:val="22"/>
-          <w:lang w:eastAsia="ko-KR"/>
-        </w:rPr>
-      </w:pPr>
-      <w:r>
+          <w:i/>
+          <w:iCs/>
+          <w:sz w:val="20"/>
+          <w:szCs w:val="20"/>
+        </w:rPr>
+        <w:t xml:space="preserve"> Chey</w:t>
+      </w:r>
+    </w:p>
+    <w:p>
+      <w:pPr>
+        <w:rPr>
+          <w:rFonts w:ascii="Calibri Light" w:hAnsi="Calibri Light" w:cs="Calibri Light"/>
+          <w:sz w:val="22"/>
+          <w:szCs w:val="22"/>
+        </w:rPr>
+      </w:pPr>
+    </w:p>
+    <w:p>
+      <w:pPr>
+        <w:tabs>
+          <w:tab w:val="right" w:pos="8640"/>
+        </w:tabs>
         <w:rPr>
           <w:rFonts w:ascii="Calibri Light" w:hAnsi="Calibri Light" w:cs="Calibri Light"/>
           <w:b/>
           <w:bCs/>
           <w:sz w:val="22"/>
-          <w:lang w:eastAsia="ko-KR"/>
-        </w:rPr>
-        <w:t>Kwon, M.</w:t>
-      </w:r>
+          <w:szCs w:val="22"/>
+        </w:rPr>
+      </w:pPr>
       <w:r>
         <w:rPr>
           <w:rFonts w:ascii="Calibri Light" w:hAnsi="Calibri Light" w:cs="Calibri Light"/>
           <w:b/>
           <w:bCs/>
           <w:sz w:val="22"/>
-          <w:vertAlign w:val="superscript"/>
-          <w:lang w:eastAsia="ko-KR"/>
-        </w:rPr>
-        <w:t>*</w:t>
-      </w:r>
-      <w:r>
-        <w:rPr>
-          <w:rFonts w:ascii="Calibri Light" w:hAnsi="Calibri Light" w:cs="Calibri Light"/>
-          <w:sz w:val="22"/>
-          <w:lang w:eastAsia="ko-KR"/>
-        </w:rPr>
-        <w:t xml:space="preserve">, </w:t>
-      </w:r>
-      <w:r>
-        <w:rPr>
-          <w:rFonts w:ascii="Calibri Light" w:hAnsi="Calibri Light" w:cs="Calibri Light"/>
-          <w:sz w:val="22"/>
-          <w:lang w:eastAsia="ko-KR"/>
-        </w:rPr>
-        <w:t>Choi, H</w:t>
-      </w:r>
-      <w:r>
-        <w:rPr>
-          <w:rFonts w:ascii="Calibri Light" w:hAnsi="Calibri Light" w:cs="Calibri Light"/>
-          <w:sz w:val="22"/>
-          <w:lang w:eastAsia="ko-KR"/>
-        </w:rPr>
-        <w:t>.</w:t>
-      </w:r>
-      <w:r>
-        <w:rPr>
-          <w:rFonts w:ascii="Calibri Light" w:hAnsi="Calibri Light" w:cs="Calibri Light"/>
-          <w:sz w:val="22"/>
-          <w:vertAlign w:val="superscript"/>
-          <w:lang w:eastAsia="ko-KR"/>
-        </w:rPr>
-        <w:t>*</w:t>
-      </w:r>
-      <w:r>
-        <w:rPr>
-          <w:rFonts w:ascii="Calibri Light" w:hAnsi="Calibri Light" w:cs="Calibri Light"/>
-          <w:sz w:val="22"/>
-          <w:lang w:eastAsia="ko-KR"/>
-        </w:rPr>
-        <w:t>, P</w:t>
-      </w:r>
-      <w:r>
-        <w:rPr>
-          <w:rFonts w:ascii="Calibri Light" w:hAnsi="Calibri Light" w:cs="Calibri Light"/>
-          <w:sz w:val="22"/>
-          <w:lang w:eastAsia="ko-KR"/>
-        </w:rPr>
-        <w:t>ark, H., Ahn, W.</w:t>
-      </w:r>
-      <w:r>
-        <w:rPr>
-          <w:rFonts w:ascii="Calibri Light" w:hAnsi="Calibri Light" w:cs="Calibri Light"/>
-          <w:sz w:val="22"/>
-          <w:vertAlign w:val="superscript"/>
-          <w:lang w:eastAsia="ko-KR"/>
-        </w:rPr>
-        <w:t>+</w:t>
-      </w:r>
-      <w:r>
-        <w:rPr>
-          <w:rFonts w:ascii="Calibri Light" w:hAnsi="Calibri Light" w:cs="Calibri Light"/>
-          <w:sz w:val="22"/>
-          <w:lang w:eastAsia="ko-KR"/>
-        </w:rPr>
-        <w:t>, Jung Y.</w:t>
-      </w:r>
-      <w:r>
-        <w:rPr>
-          <w:rFonts w:ascii="Calibri Light" w:hAnsi="Calibri Light" w:cs="Calibri Light"/>
-          <w:sz w:val="22"/>
-          <w:vertAlign w:val="superscript"/>
-          <w:lang w:eastAsia="ko-KR"/>
-        </w:rPr>
-        <w:t>+</w:t>
-      </w:r>
-      <w:r>
-        <w:rPr>
-          <w:rFonts w:ascii="Calibri Light" w:hAnsi="Calibri Light" w:cs="Calibri Light"/>
-          <w:sz w:val="22"/>
-          <w:lang w:eastAsia="ko-KR"/>
-        </w:rPr>
-        <w:t xml:space="preserve"> </w:t>
-      </w:r>
-      <w:r>
-        <w:rPr>
-          <w:rFonts w:ascii="Calibri Light" w:hAnsi="Calibri Light" w:cs="Calibri Light"/>
-          <w:sz w:val="22"/>
-          <w:lang w:eastAsia="ko-KR"/>
-        </w:rPr>
-        <w:t>(</w:t>
-      </w:r>
-      <w:r>
-        <w:rPr>
-          <w:rFonts w:ascii="Calibri Light" w:hAnsi="Calibri Light" w:cs="Calibri Light"/>
-          <w:sz w:val="22"/>
-          <w:lang w:eastAsia="ko-KR"/>
-        </w:rPr>
-        <w:t>2023</w:t>
-      </w:r>
-      <w:r>
-        <w:rPr>
-          <w:rFonts w:ascii="Calibri Light" w:hAnsi="Calibri Light" w:cs="Calibri Light"/>
-          <w:sz w:val="22"/>
-          <w:lang w:eastAsia="ko-KR"/>
-        </w:rPr>
-        <w:t xml:space="preserve">) </w:t>
-      </w:r>
-      <w:r>
-        <w:rPr>
-          <w:rFonts w:ascii="Calibri Light" w:hAnsi="Calibri Light" w:cs="Calibri Light"/>
-          <w:sz w:val="22"/>
-          <w:lang w:eastAsia="ko-KR"/>
-        </w:rPr>
-        <w:t xml:space="preserve">Neural correlates of goal-directed control in internet gaming disorder and alcohol use disorder, </w:t>
-      </w:r>
-      <w:r>
-        <w:rPr>
-          <w:rFonts w:ascii="Calibri Light" w:hAnsi="Calibri Light" w:cs="Calibri Light"/>
-          <w:i/>
-          <w:iCs/>
-          <w:sz w:val="22"/>
-          <w:lang w:eastAsia="ko-KR"/>
-        </w:rPr>
-        <w:t>presented</w:t>
-      </w:r>
-      <w:r>
-        <w:rPr>
-          <w:rFonts w:ascii="Calibri Light" w:hAnsi="Calibri Light" w:cs="Calibri Light"/>
-          <w:i/>
-          <w:iCs/>
-          <w:sz w:val="22"/>
-          <w:lang w:eastAsia="ko-KR"/>
-        </w:rPr>
-        <w:t xml:space="preserve"> </w:t>
-      </w:r>
-      <w:r>
-        <w:rPr>
-          <w:rFonts w:ascii="Calibri Light" w:hAnsi="Calibri Light" w:cs="Calibri Light"/>
-          <w:i/>
-          <w:iCs/>
-          <w:sz w:val="22"/>
-          <w:lang w:eastAsia="ko-KR"/>
-        </w:rPr>
-        <w:t xml:space="preserve">at </w:t>
-      </w:r>
-      <w:r>
-        <w:rPr>
-          <w:rFonts w:ascii="Calibri Light" w:hAnsi="Calibri Light" w:cs="Calibri Light"/>
-          <w:i/>
-          <w:iCs/>
-          <w:sz w:val="22"/>
-          <w:lang w:eastAsia="ko-KR"/>
-        </w:rPr>
-        <w:t>8th International Conference on Behavioral Addictions, Incheon, Korea</w:t>
-      </w:r>
-      <w:r>
-        <w:rPr>
-          <w:rFonts w:ascii="Calibri Light" w:hAnsi="Calibri Light" w:cs="Calibri Light"/>
-          <w:i/>
-          <w:iCs/>
-          <w:sz w:val="22"/>
-          <w:lang w:eastAsia="ko-KR"/>
-        </w:rPr>
-        <w:t>.</w:t>
-      </w:r>
-    </w:p>
-    <w:p>
-      <w:pPr>
-        <w:spacing w:after="80"/>
-        <w:ind w:left="567" w:hanging="567"/>
-        <w:rPr>
-          <w:rFonts w:ascii="Calibri Light" w:hAnsi="Calibri Light" w:cs="Calibri Light"/>
-          <w:sz w:val="22"/>
-          <w:lang w:eastAsia="ko-KR"/>
+          <w:szCs w:val="22"/>
+        </w:rPr>
+        <w:t>Computational Learning &amp; Memory Neuroscience Laboratory,</w:t>
+      </w:r>
+    </w:p>
+    <w:p>
+      <w:pPr>
+        <w:tabs>
+          <w:tab w:val="right" w:pos="8640"/>
+        </w:tabs>
+        <w:rPr>
+          <w:rFonts w:ascii="Calibri Light" w:hAnsi="Calibri Light" w:cs="Calibri Light"/>
         </w:rPr>
       </w:pPr>
       <w:r>
@@ -2565,1043 +1973,125 @@
           <w:b/>
           <w:bCs/>
           <w:sz w:val="22"/>
-          <w:lang w:eastAsia="ko-KR"/>
-        </w:rPr>
-        <w:t>Kwon, M.,</w:t>
-      </w:r>
-      <w:r>
-        <w:rPr>
-          <w:rFonts w:ascii="Calibri Light" w:hAnsi="Calibri Light" w:cs="Calibri Light"/>
-          <w:sz w:val="22"/>
-          <w:lang w:eastAsia="ko-KR"/>
-        </w:rPr>
-        <w:t xml:space="preserve"> Kim, H., Yang, J., </w:t>
-      </w:r>
-      <w:r>
-        <w:rPr>
-          <w:rFonts w:ascii="Calibri Light" w:hAnsi="Calibri Light" w:cs="Calibri Light"/>
-          <w:sz w:val="22"/>
-          <w:lang w:eastAsia="ko-KR"/>
-        </w:rPr>
-        <w:t xml:space="preserve">Lee, Y., </w:t>
-      </w:r>
-      <w:r>
-        <w:rPr>
-          <w:rFonts w:ascii="Calibri Light" w:hAnsi="Calibri Light" w:cs="Calibri Light"/>
-          <w:sz w:val="22"/>
-          <w:lang w:eastAsia="ko-KR"/>
-        </w:rPr>
-        <w:t xml:space="preserve">Hur, J., Lee, T.-H., </w:t>
-      </w:r>
-      <w:r>
-        <w:rPr>
-          <w:rFonts w:ascii="Calibri Light" w:hAnsi="Calibri Light" w:cs="Calibri Light"/>
-          <w:sz w:val="22"/>
-          <w:lang w:eastAsia="ko-KR"/>
-        </w:rPr>
-        <w:t xml:space="preserve">Bjork, J.M., </w:t>
-      </w:r>
-      <w:r>
-        <w:rPr>
-          <w:rFonts w:ascii="Calibri Light" w:hAnsi="Calibri Light" w:cs="Calibri Light"/>
-          <w:sz w:val="22"/>
-          <w:lang w:eastAsia="ko-KR"/>
-        </w:rPr>
-        <w:t xml:space="preserve">&amp; Ahn, W.-Y. </w:t>
-      </w:r>
-      <w:r>
-        <w:rPr>
-          <w:rFonts w:ascii="Calibri Light" w:hAnsi="Calibri Light" w:cs="Calibri Light"/>
-          <w:sz w:val="22"/>
-          <w:lang w:eastAsia="ko-KR"/>
-        </w:rPr>
-        <w:t xml:space="preserve">(2023) </w:t>
-      </w:r>
-      <w:r>
-        <w:rPr>
-          <w:rFonts w:ascii="Calibri Light" w:hAnsi="Calibri Light" w:cs="Calibri Light"/>
-          <w:sz w:val="22"/>
-          <w:lang w:eastAsia="ko-KR"/>
-        </w:rPr>
-        <w:t>Caffeinated soda intake in children is associated with neurobehavioral risk factors for substance misuse</w:t>
-      </w:r>
-      <w:r>
-        <w:rPr>
-          <w:rFonts w:ascii="Calibri Light" w:hAnsi="Calibri Light" w:cs="Calibri Light"/>
-          <w:sz w:val="22"/>
-          <w:lang w:eastAsia="ko-KR"/>
-        </w:rPr>
-        <w:t xml:space="preserve">, </w:t>
-      </w:r>
-      <w:r>
-        <w:rPr>
-          <w:rFonts w:ascii="Calibri Light" w:hAnsi="Calibri Light" w:cs="Calibri Light"/>
-          <w:i/>
-          <w:iCs/>
-          <w:sz w:val="22"/>
-          <w:lang w:eastAsia="ko-KR"/>
-        </w:rPr>
-        <w:t>presented at 2023 Annual Conference of the Korean Psychological Association, Suwon, Korea.</w:t>
-      </w:r>
-    </w:p>
-    <w:p>
-      <w:pPr>
-        <w:tabs>
-          <w:tab w:val="right" w:pos="8640"/>
-        </w:tabs>
-        <w:spacing w:after="80"/>
-        <w:ind w:left="567" w:hanging="567"/>
-        <w:rPr>
-          <w:rFonts w:ascii="Calibri Light" w:hAnsi="Calibri Light" w:cs="Calibri Light"/>
-          <w:sz w:val="22"/>
-          <w:lang w:eastAsia="ko-KR"/>
-        </w:rPr>
-      </w:pPr>
-      <w:r>
-        <w:rPr>
-          <w:rFonts w:ascii="Calibri Light" w:hAnsi="Calibri Light" w:cs="Calibri Light"/>
-          <w:b/>
-          <w:bCs/>
-          <w:sz w:val="22"/>
-          <w:lang w:eastAsia="ko-KR"/>
-        </w:rPr>
-        <w:t>Kwon, M.</w:t>
-      </w:r>
-      <w:r>
-        <w:rPr>
-          <w:rFonts w:ascii="Calibri Light" w:hAnsi="Calibri Light" w:cs="Calibri Light"/>
-          <w:b/>
-          <w:bCs/>
-          <w:sz w:val="22"/>
-          <w:vertAlign w:val="superscript"/>
-          <w:lang w:eastAsia="ko-KR"/>
-        </w:rPr>
-        <w:t>*</w:t>
-      </w:r>
-      <w:r>
-        <w:rPr>
-          <w:rFonts w:ascii="Calibri Light" w:hAnsi="Calibri Light" w:cs="Calibri Light"/>
-          <w:sz w:val="22"/>
-          <w:lang w:eastAsia="ko-KR"/>
-        </w:rPr>
-        <w:t xml:space="preserve">, </w:t>
-      </w:r>
-      <w:r>
-        <w:rPr>
-          <w:rFonts w:ascii="Calibri Light" w:hAnsi="Calibri Light" w:cs="Calibri Light"/>
-          <w:sz w:val="22"/>
-          <w:lang w:eastAsia="ko-KR"/>
-        </w:rPr>
-        <w:t>Choi, H</w:t>
-      </w:r>
-      <w:r>
-        <w:rPr>
-          <w:rFonts w:ascii="Calibri Light" w:hAnsi="Calibri Light" w:cs="Calibri Light"/>
-          <w:sz w:val="22"/>
-          <w:lang w:eastAsia="ko-KR"/>
-        </w:rPr>
-        <w:t>.</w:t>
-      </w:r>
-      <w:r>
-        <w:rPr>
-          <w:rFonts w:ascii="Calibri Light" w:hAnsi="Calibri Light" w:cs="Calibri Light"/>
-          <w:sz w:val="22"/>
-          <w:vertAlign w:val="superscript"/>
-          <w:lang w:eastAsia="ko-KR"/>
-        </w:rPr>
-        <w:t>*</w:t>
-      </w:r>
-      <w:r>
-        <w:rPr>
-          <w:rFonts w:ascii="Calibri Light" w:hAnsi="Calibri Light" w:cs="Calibri Light"/>
-          <w:sz w:val="22"/>
-          <w:lang w:eastAsia="ko-KR"/>
-        </w:rPr>
-        <w:t>, P</w:t>
-      </w:r>
-      <w:r>
-        <w:rPr>
-          <w:rFonts w:ascii="Calibri Light" w:hAnsi="Calibri Light" w:cs="Calibri Light"/>
-          <w:sz w:val="22"/>
-          <w:lang w:eastAsia="ko-KR"/>
-        </w:rPr>
-        <w:t>ark, H., Ahn, W.</w:t>
-      </w:r>
-      <w:r>
-        <w:rPr>
-          <w:rFonts w:ascii="Calibri Light" w:hAnsi="Calibri Light" w:cs="Calibri Light"/>
-          <w:sz w:val="22"/>
-          <w:vertAlign w:val="superscript"/>
-          <w:lang w:eastAsia="ko-KR"/>
-        </w:rPr>
-        <w:t>+</w:t>
-      </w:r>
-      <w:r>
-        <w:rPr>
-          <w:rFonts w:ascii="Calibri Light" w:hAnsi="Calibri Light" w:cs="Calibri Light"/>
-          <w:sz w:val="22"/>
-          <w:lang w:eastAsia="ko-KR"/>
-        </w:rPr>
-        <w:t>, Jung Y.</w:t>
-      </w:r>
-      <w:r>
-        <w:rPr>
-          <w:rFonts w:ascii="Calibri Light" w:hAnsi="Calibri Light" w:cs="Calibri Light"/>
-          <w:sz w:val="22"/>
-          <w:vertAlign w:val="superscript"/>
-          <w:lang w:eastAsia="ko-KR"/>
-        </w:rPr>
-        <w:t>+</w:t>
-      </w:r>
-      <w:r>
-        <w:rPr>
-          <w:rFonts w:ascii="Calibri Light" w:hAnsi="Calibri Light" w:cs="Calibri Light"/>
-          <w:sz w:val="22"/>
-          <w:lang w:eastAsia="ko-KR"/>
-        </w:rPr>
-        <w:t xml:space="preserve"> </w:t>
-      </w:r>
-      <w:r>
-        <w:rPr>
-          <w:rFonts w:ascii="Calibri Light" w:hAnsi="Calibri Light" w:cs="Calibri Light"/>
-          <w:sz w:val="22"/>
-          <w:lang w:eastAsia="ko-KR"/>
-        </w:rPr>
-        <w:t>(</w:t>
-      </w:r>
-      <w:r>
-        <w:rPr>
-          <w:rFonts w:ascii="Calibri Light" w:hAnsi="Calibri Light" w:cs="Calibri Light"/>
-          <w:sz w:val="22"/>
-          <w:lang w:eastAsia="ko-KR"/>
-        </w:rPr>
-        <w:t>2023</w:t>
-      </w:r>
-      <w:r>
-        <w:rPr>
-          <w:rFonts w:ascii="Calibri Light" w:hAnsi="Calibri Light" w:cs="Calibri Light"/>
-          <w:sz w:val="22"/>
-          <w:lang w:eastAsia="ko-KR"/>
-        </w:rPr>
-        <w:t xml:space="preserve">) </w:t>
-      </w:r>
-      <w:r>
-        <w:rPr>
-          <w:rFonts w:ascii="Calibri Light" w:hAnsi="Calibri Light" w:cs="Calibri Light"/>
-          <w:sz w:val="22"/>
-          <w:lang w:eastAsia="ko-KR"/>
-        </w:rPr>
-        <w:t>Shared and Distinct Neurocognitive Featu</w:t>
-      </w:r>
-      <w:r>
-        <w:rPr>
-          <w:rFonts w:ascii="Calibri Light" w:hAnsi="Calibri Light" w:cs="Calibri Light"/>
-          <w:sz w:val="22"/>
-          <w:lang w:eastAsia="ko-KR"/>
-        </w:rPr>
-        <w:t>r</w:t>
-      </w:r>
-      <w:r>
-        <w:rPr>
-          <w:rFonts w:ascii="Calibri Light" w:hAnsi="Calibri Light" w:cs="Calibri Light"/>
-          <w:sz w:val="22"/>
-          <w:lang w:eastAsia="ko-KR"/>
-        </w:rPr>
-        <w:t xml:space="preserve">es of Internet Gaming Disorder and Alcohol Use Disorder, </w:t>
-      </w:r>
-      <w:r>
-        <w:rPr>
-          <w:rFonts w:ascii="Calibri Light" w:hAnsi="Calibri Light" w:cs="Calibri Light"/>
-          <w:i/>
-          <w:iCs/>
-          <w:sz w:val="22"/>
-          <w:lang w:eastAsia="ko-KR"/>
-        </w:rPr>
-        <w:t xml:space="preserve">presented at </w:t>
-      </w:r>
-      <w:r>
-        <w:rPr>
-          <w:rFonts w:ascii="Calibri Light" w:hAnsi="Calibri Light" w:cs="Calibri Light"/>
-          <w:i/>
-          <w:iCs/>
-          <w:sz w:val="22"/>
-          <w:lang w:eastAsia="ko-KR"/>
-        </w:rPr>
-        <w:t>10th World Congress of Cognitive and Behavioral Therapies, Seoul, Korea</w:t>
-      </w:r>
-      <w:r>
-        <w:rPr>
-          <w:rFonts w:ascii="Calibri Light" w:hAnsi="Calibri Light" w:cs="Calibri Light"/>
-          <w:i/>
-          <w:iCs/>
-          <w:sz w:val="22"/>
-          <w:lang w:eastAsia="ko-KR"/>
-        </w:rPr>
-        <w:t>.</w:t>
-      </w:r>
-    </w:p>
-    <w:p>
-      <w:pPr>
-        <w:pStyle w:val="Heading1"/>
-        <w:rPr>
-          <w:rFonts w:ascii="Lato Black" w:hAnsi="Lato Black" w:cstheme="minorHAnsi"/>
-          <w:sz w:val="26"/>
-          <w:szCs w:val="26"/>
-          <w:lang w:eastAsia="ko-KR"/>
-        </w:rPr>
-      </w:pPr>
-    </w:p>
-    <w:p>
-      <w:pPr>
-        <w:pStyle w:val="Heading1"/>
-        <w:rPr>
-          <w:rFonts w:ascii="Lato Black" w:hAnsi="Lato Black" w:cstheme="minorHAnsi"/>
-          <w:sz w:val="26"/>
-          <w:szCs w:val="26"/>
-          <w:lang w:eastAsia="ko-KR"/>
-        </w:rPr>
-      </w:pPr>
-      <w:r>
-        <w:rPr>
-          <w:rFonts w:ascii="Lato Black" w:hAnsi="Lato Black" w:cstheme="minorHAnsi"/>
-          <w:sz w:val="26"/>
-          <w:szCs w:val="26"/>
-          <w:lang w:eastAsia="ko-KR"/>
-        </w:rPr>
-        <w:t xml:space="preserve">Poster Presentation </w:t>
-      </w:r>
-    </w:p>
-    <w:p>
-      <w:pPr>
-        <w:tabs>
-          <w:tab w:val="right" w:pos="8640"/>
-        </w:tabs>
-        <w:rPr>
-          <w:rFonts w:ascii="Lato" w:hAnsi="Lato" w:cstheme="minorHAnsi"/>
-          <w:sz w:val="20"/>
-          <w:szCs w:val="20"/>
-        </w:rPr>
-      </w:pPr>
-    </w:p>
-    <w:p>
-      <w:pPr>
-        <w:tabs>
-          <w:tab w:val="right" w:pos="8640"/>
-        </w:tabs>
-        <w:spacing w:after="80"/>
-        <w:ind w:left="567" w:hanging="567"/>
-        <w:rPr>
-          <w:rFonts w:ascii="Calibri Light" w:hAnsi="Calibri Light" w:cs="Calibri Light"/>
-          <w:sz w:val="22"/>
-          <w:lang w:eastAsia="ko-KR"/>
-        </w:rPr>
-      </w:pPr>
-      <w:r>
-        <w:rPr>
-          <w:rFonts w:ascii="Calibri Light" w:hAnsi="Calibri Light" w:cs="Calibri Light"/>
-          <w:b/>
-          <w:bCs/>
-          <w:sz w:val="22"/>
-          <w:lang w:eastAsia="ko-KR"/>
-        </w:rPr>
-        <w:t>Kwon, M.</w:t>
-      </w:r>
-      <w:r>
-        <w:rPr>
-          <w:rFonts w:ascii="Calibri Light" w:hAnsi="Calibri Light" w:cs="Calibri Light"/>
-          <w:sz w:val="22"/>
-          <w:lang w:eastAsia="ko-KR"/>
-        </w:rPr>
-        <w:t xml:space="preserve">, Kim, H., Yang, J., </w:t>
-      </w:r>
-      <w:r>
-        <w:rPr>
-          <w:rFonts w:ascii="Calibri Light" w:hAnsi="Calibri Light" w:cs="Calibri Light"/>
-          <w:sz w:val="22"/>
-          <w:lang w:eastAsia="ko-KR"/>
-        </w:rPr>
-        <w:t xml:space="preserve">Lee, Y., </w:t>
-      </w:r>
-      <w:r>
-        <w:rPr>
-          <w:rFonts w:ascii="Calibri Light" w:hAnsi="Calibri Light" w:cs="Calibri Light"/>
-          <w:sz w:val="22"/>
-          <w:lang w:eastAsia="ko-KR"/>
-        </w:rPr>
-        <w:t>Hur, J., Lee, T., &amp; Ahn, W. (</w:t>
-      </w:r>
-      <w:r>
-        <w:rPr>
-          <w:rFonts w:ascii="Calibri Light" w:hAnsi="Calibri Light" w:cs="Calibri Light"/>
-          <w:sz w:val="22"/>
-          <w:lang w:eastAsia="ko-KR"/>
-        </w:rPr>
-        <w:t>2022</w:t>
-      </w:r>
-      <w:r>
-        <w:rPr>
-          <w:rFonts w:ascii="Calibri Light" w:hAnsi="Calibri Light" w:cs="Calibri Light"/>
-          <w:sz w:val="22"/>
-          <w:lang w:eastAsia="ko-KR"/>
-        </w:rPr>
-        <w:t xml:space="preserve">) </w:t>
+          <w:szCs w:val="22"/>
+        </w:rPr>
+        <w:t>Center for Neuroscience Imaging Research</w:t>
+      </w:r>
+      <w:r>
+        <w:rPr>
+          <w:rFonts w:ascii="Calibri Light" w:hAnsi="Calibri Light" w:cs="Calibri Light"/>
+          <w:sz w:val="22"/>
+          <w:szCs w:val="22"/>
+        </w:rPr>
+        <w:tab/>
+      </w:r>
+      <w:r>
+        <w:rPr>
+          <w:rFonts w:ascii="Calibri Light" w:hAnsi="Calibri Light" w:cs="Calibri Light"/>
+          <w:sz w:val="20"/>
+          <w:szCs w:val="20"/>
+          <w:lang w:eastAsia="ko-KR"/>
+        </w:rPr>
+        <w:t>Seoul, Korea</w:t>
+      </w:r>
+    </w:p>
+    <w:p>
+      <w:pPr>
+        <w:tabs>
+          <w:tab w:val="right" w:pos="8640"/>
+        </w:tabs>
+        <w:rPr>
+          <w:rFonts w:ascii="Calibri Light" w:hAnsi="Calibri Light" w:cs="Calibri Light"/>
+          <w:i/>
+          <w:iCs/>
+          <w:sz w:val="20"/>
+          <w:szCs w:val="20"/>
+        </w:rPr>
+      </w:pPr>
+      <w:r>
+        <w:rPr>
+          <w:rFonts w:ascii="Calibri Light" w:hAnsi="Calibri Light" w:cs="Calibri Light"/>
+          <w:sz w:val="20"/>
+          <w:szCs w:val="20"/>
+          <w:lang w:eastAsia="ko-KR"/>
+        </w:rPr>
+        <w:t>Internship</w:t>
+      </w:r>
+      <w:r>
+        <w:rPr>
+          <w:rFonts w:ascii="Calibri Light" w:hAnsi="Calibri Light" w:cs="Calibri Light"/>
+          <w:sz w:val="20"/>
+          <w:szCs w:val="20"/>
+          <w:lang w:eastAsia="ko-KR"/>
+        </w:rPr>
+        <w:tab/>
+      </w:r>
+      <w:r>
+        <w:rPr>
+          <w:rFonts w:ascii="Calibri Light" w:hAnsi="Calibri Light" w:cs="Calibri Light"/>
+          <w:i/>
+          <w:iCs/>
+          <w:sz w:val="20"/>
+          <w:szCs w:val="20"/>
+          <w:lang w:eastAsia="ko-KR"/>
+        </w:rPr>
+        <w:t xml:space="preserve">2018.07 ~ </w:t>
+      </w:r>
+      <w:r>
+        <w:rPr>
+          <w:rFonts w:ascii="Calibri Light" w:hAnsi="Calibri Light" w:cs="Calibri Light"/>
+          <w:i/>
+          <w:iCs/>
+          <w:sz w:val="20"/>
+          <w:szCs w:val="20"/>
+        </w:rPr>
+        <w:t>2018.08</w:t>
+      </w:r>
+    </w:p>
+    <w:p>
+      <w:pPr>
+        <w:tabs>
+          <w:tab w:val="right" w:pos="8640"/>
+        </w:tabs>
+        <w:rPr>
+          <w:rFonts w:ascii="Calibri Light" w:hAnsi="Calibri Light" w:cs="Calibri Light"/>
+          <w:i/>
+          <w:iCs/>
+          <w:sz w:val="20"/>
+          <w:szCs w:val="20"/>
+        </w:rPr>
+      </w:pPr>
+      <w:r>
+        <w:rPr>
+          <w:rFonts w:ascii="Calibri Light" w:hAnsi="Calibri Light" w:cs="Calibri Light"/>
+          <w:i/>
+          <w:iCs/>
+          <w:sz w:val="20"/>
+          <w:szCs w:val="20"/>
+        </w:rPr>
+        <w:t xml:space="preserve">PI: Research Professor </w:t>
       </w:r>
       <w:proofErr w:type="spellStart"/>
       <w:r>
         <w:rPr>
           <w:rFonts w:ascii="Calibri Light" w:hAnsi="Calibri Light" w:cs="Calibri Light"/>
-          <w:sz w:val="22"/>
-          <w:lang w:eastAsia="ko-KR"/>
-        </w:rPr>
-        <w:t>Neuroforecasting</w:t>
+          <w:i/>
+          <w:iCs/>
+          <w:sz w:val="20"/>
+          <w:szCs w:val="20"/>
+        </w:rPr>
+        <w:t>Sungshin</w:t>
       </w:r>
       <w:proofErr w:type="spellEnd"/>
       <w:r>
         <w:rPr>
           <w:rFonts w:ascii="Calibri Light" w:hAnsi="Calibri Light" w:cs="Calibri Light"/>
-          <w:sz w:val="22"/>
-          <w:lang w:eastAsia="ko-KR"/>
-        </w:rPr>
-        <w:t xml:space="preserve"> exceeds self-reports in predicting cosmetic sales: an fMRI study</w:t>
-      </w:r>
-      <w:r>
-        <w:rPr>
-          <w:rFonts w:ascii="Calibri Light" w:hAnsi="Calibri Light" w:cs="Calibri Light"/>
-          <w:sz w:val="22"/>
-          <w:lang w:eastAsia="ko-KR"/>
-        </w:rPr>
-        <w:t xml:space="preserve">, </w:t>
-      </w:r>
-      <w:r>
-        <w:rPr>
-          <w:rFonts w:ascii="Calibri Light" w:hAnsi="Calibri Light" w:cs="Calibri Light"/>
-          <w:i/>
-          <w:iCs/>
-          <w:sz w:val="22"/>
-          <w:lang w:eastAsia="ko-KR"/>
-        </w:rPr>
-        <w:t xml:space="preserve">Poster presented at the Annual Meeting of the Society </w:t>
-      </w:r>
-      <w:r>
-        <w:rPr>
-          <w:rFonts w:ascii="Calibri Light" w:hAnsi="Calibri Light" w:cs="Calibri Light"/>
-          <w:i/>
-          <w:iCs/>
-          <w:sz w:val="22"/>
-          <w:lang w:eastAsia="ko-KR"/>
-        </w:rPr>
-        <w:t>for Neuroscience</w:t>
-      </w:r>
-      <w:r>
-        <w:rPr>
-          <w:rFonts w:ascii="Calibri Light" w:hAnsi="Calibri Light" w:cs="Calibri Light"/>
-          <w:i/>
-          <w:iCs/>
-          <w:sz w:val="22"/>
-          <w:lang w:eastAsia="ko-KR"/>
-        </w:rPr>
-        <w:t xml:space="preserve">, </w:t>
-      </w:r>
-      <w:r>
-        <w:rPr>
-          <w:rFonts w:ascii="Calibri Light" w:hAnsi="Calibri Light" w:cs="Calibri Light"/>
-          <w:i/>
-          <w:iCs/>
-          <w:sz w:val="22"/>
-          <w:lang w:eastAsia="ko-KR"/>
-        </w:rPr>
-        <w:t>San Diego</w:t>
-      </w:r>
-      <w:r>
-        <w:rPr>
-          <w:rFonts w:ascii="Calibri Light" w:hAnsi="Calibri Light" w:cs="Calibri Light"/>
-          <w:i/>
-          <w:iCs/>
-          <w:sz w:val="22"/>
-          <w:lang w:eastAsia="ko-KR"/>
-        </w:rPr>
-        <w:t>.</w:t>
-      </w:r>
-      <w:r>
-        <w:t xml:space="preserve"> </w:t>
-      </w:r>
-    </w:p>
-    <w:p>
-      <w:pPr>
-        <w:tabs>
-          <w:tab w:val="right" w:pos="8640"/>
-        </w:tabs>
-        <w:spacing w:after="80"/>
-        <w:ind w:left="567" w:hanging="567"/>
-        <w:rPr>
-          <w:rFonts w:ascii="Calibri Light" w:hAnsi="Calibri Light" w:cs="Calibri Light"/>
-          <w:sz w:val="22"/>
-          <w:lang w:eastAsia="ko-KR"/>
-        </w:rPr>
-      </w:pPr>
-      <w:r>
-        <w:rPr>
-          <w:rFonts w:ascii="Calibri Light" w:hAnsi="Calibri Light" w:cs="Calibri Light"/>
-          <w:b/>
-          <w:bCs/>
-          <w:sz w:val="22"/>
-          <w:lang w:eastAsia="ko-KR"/>
-        </w:rPr>
-        <w:t>Kwon, M.</w:t>
-      </w:r>
-      <w:r>
-        <w:rPr>
-          <w:rFonts w:ascii="Calibri Light" w:hAnsi="Calibri Light" w:cs="Calibri Light"/>
-          <w:sz w:val="22"/>
-          <w:lang w:eastAsia="ko-KR"/>
-        </w:rPr>
-        <w:t xml:space="preserve">, Kim, H., Yang, J., </w:t>
-      </w:r>
-      <w:r>
-        <w:rPr>
-          <w:rFonts w:ascii="Calibri Light" w:hAnsi="Calibri Light" w:cs="Calibri Light"/>
-          <w:sz w:val="22"/>
-          <w:lang w:eastAsia="ko-KR"/>
-        </w:rPr>
-        <w:t xml:space="preserve">Lee, Y., </w:t>
-      </w:r>
-      <w:r>
-        <w:rPr>
-          <w:rFonts w:ascii="Calibri Light" w:hAnsi="Calibri Light" w:cs="Calibri Light"/>
-          <w:sz w:val="22"/>
-          <w:lang w:eastAsia="ko-KR"/>
-        </w:rPr>
-        <w:t>Hur, J., Lee, T., &amp; Ahn, W. (</w:t>
-      </w:r>
-      <w:r>
-        <w:rPr>
-          <w:rFonts w:ascii="Calibri Light" w:hAnsi="Calibri Light" w:cs="Calibri Light"/>
-          <w:sz w:val="22"/>
-          <w:lang w:eastAsia="ko-KR"/>
-        </w:rPr>
-        <w:t>2022</w:t>
-      </w:r>
-      <w:r>
-        <w:rPr>
-          <w:rFonts w:ascii="Calibri Light" w:hAnsi="Calibri Light" w:cs="Calibri Light"/>
-          <w:sz w:val="22"/>
-          <w:lang w:eastAsia="ko-KR"/>
-        </w:rPr>
-        <w:t xml:space="preserve">) </w:t>
-      </w:r>
-      <w:r>
-        <w:rPr>
-          <w:rFonts w:ascii="Calibri Light" w:hAnsi="Calibri Light" w:cs="Calibri Light"/>
-          <w:sz w:val="22"/>
-          <w:lang w:eastAsia="ko-KR"/>
-        </w:rPr>
-        <w:t>Daily Caffeinated Soda Intake in Children is associated With Neurocognitive Vulnerabilities of Substance Misuse and Predicts Greater Alcohol Use in 12 Months</w:t>
-      </w:r>
-      <w:r>
-        <w:rPr>
-          <w:rFonts w:ascii="Calibri Light" w:hAnsi="Calibri Light" w:cs="Calibri Light"/>
-          <w:sz w:val="22"/>
-          <w:lang w:eastAsia="ko-KR"/>
-        </w:rPr>
-        <w:t xml:space="preserve">, </w:t>
-      </w:r>
-      <w:r>
-        <w:rPr>
-          <w:rFonts w:ascii="Calibri Light" w:hAnsi="Calibri Light" w:cs="Calibri Light"/>
-          <w:i/>
-          <w:iCs/>
-          <w:sz w:val="22"/>
-          <w:lang w:eastAsia="ko-KR"/>
-        </w:rPr>
-        <w:t xml:space="preserve">Poster presented at the Annual Meeting of the Society </w:t>
-      </w:r>
-      <w:r>
-        <w:rPr>
-          <w:rFonts w:ascii="Calibri Light" w:hAnsi="Calibri Light" w:cs="Calibri Light"/>
-          <w:i/>
-          <w:iCs/>
-          <w:sz w:val="22"/>
-          <w:lang w:eastAsia="ko-KR"/>
-        </w:rPr>
-        <w:t>of</w:t>
-      </w:r>
-      <w:r>
-        <w:rPr>
-          <w:rFonts w:ascii="Calibri Light" w:hAnsi="Calibri Light" w:cs="Calibri Light"/>
-          <w:i/>
-          <w:iCs/>
-          <w:sz w:val="22"/>
-          <w:lang w:eastAsia="ko-KR"/>
-        </w:rPr>
-        <w:t xml:space="preserve"> </w:t>
-      </w:r>
-      <w:r>
-        <w:rPr>
-          <w:rFonts w:ascii="Calibri Light" w:hAnsi="Calibri Light" w:cs="Calibri Light"/>
-          <w:i/>
-          <w:iCs/>
-          <w:sz w:val="22"/>
-          <w:lang w:eastAsia="ko-KR"/>
-        </w:rPr>
-        <w:t>Biological Psychiatry</w:t>
-      </w:r>
-      <w:r>
-        <w:rPr>
-          <w:rFonts w:ascii="Calibri Light" w:hAnsi="Calibri Light" w:cs="Calibri Light"/>
-          <w:i/>
-          <w:iCs/>
-          <w:sz w:val="22"/>
-          <w:lang w:eastAsia="ko-KR"/>
-        </w:rPr>
-        <w:t xml:space="preserve">, </w:t>
-      </w:r>
-      <w:r>
-        <w:rPr>
-          <w:rFonts w:ascii="Calibri Light" w:hAnsi="Calibri Light" w:cs="Calibri Light"/>
-          <w:i/>
-          <w:iCs/>
-          <w:sz w:val="22"/>
-          <w:lang w:eastAsia="ko-KR"/>
-        </w:rPr>
-        <w:t>New Orleans</w:t>
-      </w:r>
-      <w:r>
-        <w:rPr>
-          <w:rFonts w:ascii="Calibri Light" w:hAnsi="Calibri Light" w:cs="Calibri Light"/>
-          <w:i/>
-          <w:iCs/>
-          <w:sz w:val="22"/>
-          <w:lang w:eastAsia="ko-KR"/>
-        </w:rPr>
-        <w:t>.</w:t>
-      </w:r>
-      <w:r>
-        <w:t xml:space="preserve"> </w:t>
-      </w:r>
-      <w:r>
-        <w:rPr>
-          <w:rFonts w:ascii="Calibri Light" w:hAnsi="Calibri Light" w:cs="Calibri Light"/>
-          <w:sz w:val="22"/>
-          <w:lang w:eastAsia="ko-KR"/>
-        </w:rPr>
-        <w:t xml:space="preserve">DOI: </w:t>
-      </w:r>
-      <w:r>
-        <w:rPr>
-          <w:rFonts w:ascii="Calibri Light" w:hAnsi="Calibri Light" w:cs="Calibri Light"/>
-          <w:sz w:val="22"/>
-          <w:lang w:eastAsia="ko-KR"/>
-        </w:rPr>
-        <w:t xml:space="preserve">https://doi.org/10.1016/j.biopsych.2022.02.257 </w:t>
-      </w:r>
-    </w:p>
-    <w:p>
-      <w:pPr>
-        <w:tabs>
-          <w:tab w:val="right" w:pos="8640"/>
-        </w:tabs>
-        <w:spacing w:after="80"/>
-        <w:ind w:left="567" w:hanging="567"/>
-        <w:rPr>
-          <w:rFonts w:ascii="Calibri Light" w:hAnsi="Calibri Light" w:cs="Calibri Light"/>
-          <w:sz w:val="22"/>
-          <w:lang w:eastAsia="ko-KR"/>
-        </w:rPr>
-      </w:pPr>
-      <w:r>
-        <w:rPr>
-          <w:rFonts w:ascii="Calibri Light" w:hAnsi="Calibri Light" w:cs="Calibri Light"/>
-          <w:b/>
-          <w:bCs/>
-          <w:sz w:val="22"/>
-          <w:lang w:eastAsia="ko-KR"/>
-        </w:rPr>
-        <w:t>Kwon, M.</w:t>
-      </w:r>
-      <w:r>
-        <w:rPr>
-          <w:rFonts w:ascii="Calibri Light" w:hAnsi="Calibri Light" w:cs="Calibri Light"/>
-          <w:sz w:val="22"/>
-          <w:lang w:eastAsia="ko-KR"/>
-        </w:rPr>
-        <w:t xml:space="preserve">, </w:t>
-      </w:r>
-      <w:r>
-        <w:rPr>
-          <w:rFonts w:ascii="Calibri Light" w:hAnsi="Calibri Light" w:cs="Calibri Light"/>
-          <w:sz w:val="22"/>
-          <w:lang w:eastAsia="ko-KR"/>
-        </w:rPr>
-        <w:t>Lee</w:t>
-      </w:r>
-      <w:r>
-        <w:rPr>
-          <w:rFonts w:ascii="Calibri Light" w:hAnsi="Calibri Light" w:cs="Calibri Light"/>
-          <w:sz w:val="22"/>
-          <w:lang w:eastAsia="ko-KR"/>
-        </w:rPr>
-        <w:t xml:space="preserve">, </w:t>
-      </w:r>
-      <w:r>
-        <w:rPr>
-          <w:rFonts w:ascii="Calibri Light" w:hAnsi="Calibri Light" w:cs="Calibri Light"/>
-          <w:sz w:val="22"/>
-          <w:lang w:eastAsia="ko-KR"/>
-        </w:rPr>
-        <w:t>J</w:t>
-      </w:r>
-      <w:r>
-        <w:rPr>
-          <w:rFonts w:ascii="Calibri Light" w:hAnsi="Calibri Light" w:cs="Calibri Light"/>
-          <w:sz w:val="22"/>
-          <w:lang w:eastAsia="ko-KR"/>
-        </w:rPr>
-        <w:t>.,</w:t>
-      </w:r>
-      <w:r>
-        <w:rPr>
-          <w:rFonts w:ascii="Calibri Light" w:hAnsi="Calibri Light" w:cs="Calibri Light"/>
-          <w:sz w:val="22"/>
-          <w:lang w:eastAsia="ko-KR"/>
-        </w:rPr>
-        <w:t xml:space="preserve"> Yang, J., Chang, S., </w:t>
-      </w:r>
-      <w:r>
-        <w:rPr>
-          <w:rFonts w:ascii="Calibri Light" w:hAnsi="Calibri Light" w:cs="Calibri Light"/>
-          <w:sz w:val="22"/>
-          <w:lang w:eastAsia="ko-KR"/>
-        </w:rPr>
-        <w:t xml:space="preserve">&amp; </w:t>
-      </w:r>
-      <w:r>
-        <w:rPr>
-          <w:rFonts w:ascii="Calibri Light" w:hAnsi="Calibri Light" w:cs="Calibri Light"/>
-          <w:sz w:val="22"/>
-          <w:lang w:eastAsia="ko-KR"/>
-        </w:rPr>
-        <w:t>Ahn, W. (202</w:t>
-      </w:r>
-      <w:r>
-        <w:rPr>
-          <w:rFonts w:ascii="Calibri Light" w:hAnsi="Calibri Light" w:cs="Calibri Light"/>
-          <w:sz w:val="22"/>
-          <w:lang w:eastAsia="ko-KR"/>
-        </w:rPr>
-        <w:t>1) Identifying unique neurocognitive mechanisms of food addiction and binge eating using longitudinal study design and computational modeling</w:t>
-      </w:r>
-      <w:r>
-        <w:rPr>
-          <w:rFonts w:ascii="Calibri Light" w:hAnsi="Calibri Light" w:cs="Calibri Light"/>
-          <w:sz w:val="22"/>
-          <w:lang w:eastAsia="ko-KR"/>
-        </w:rPr>
-        <w:t>,</w:t>
-      </w:r>
-      <w:r>
-        <w:rPr>
-          <w:rFonts w:ascii="Calibri Light" w:hAnsi="Calibri Light" w:cs="Calibri Light"/>
-          <w:sz w:val="22"/>
-          <w:lang w:eastAsia="ko-KR"/>
-        </w:rPr>
-        <w:t xml:space="preserve"> </w:t>
-      </w:r>
-      <w:r>
-        <w:rPr>
-          <w:rFonts w:ascii="Calibri Light" w:hAnsi="Calibri Light" w:cs="Calibri Light"/>
-          <w:i/>
-          <w:iCs/>
-          <w:sz w:val="22"/>
-          <w:lang w:eastAsia="ko-KR"/>
-        </w:rPr>
-        <w:t>P</w:t>
-      </w:r>
-      <w:r>
-        <w:rPr>
-          <w:rFonts w:ascii="Calibri Light" w:hAnsi="Calibri Light" w:cs="Calibri Light"/>
-          <w:i/>
-          <w:iCs/>
-          <w:sz w:val="22"/>
-          <w:lang w:eastAsia="ko-KR"/>
-        </w:rPr>
-        <w:t>oster present</w:t>
-      </w:r>
-      <w:r>
-        <w:rPr>
-          <w:rFonts w:ascii="Calibri Light" w:hAnsi="Calibri Light" w:cs="Calibri Light"/>
-          <w:i/>
-          <w:iCs/>
-          <w:sz w:val="22"/>
-          <w:lang w:eastAsia="ko-KR"/>
-        </w:rPr>
-        <w:t xml:space="preserve">ed </w:t>
-      </w:r>
-      <w:r>
-        <w:rPr>
-          <w:rFonts w:ascii="Calibri Light" w:hAnsi="Calibri Light" w:cs="Calibri Light"/>
-          <w:i/>
-          <w:iCs/>
-          <w:sz w:val="22"/>
-          <w:lang w:eastAsia="ko-KR"/>
-        </w:rPr>
-        <w:t>at Society for Neuroscience</w:t>
-      </w:r>
-      <w:r>
-        <w:rPr>
-          <w:rFonts w:ascii="Calibri Light" w:hAnsi="Calibri Light" w:cs="Calibri Light"/>
-          <w:sz w:val="22"/>
-          <w:lang w:eastAsia="ko-KR"/>
-        </w:rPr>
-        <w:t xml:space="preserve">, </w:t>
-      </w:r>
-      <w:r>
-        <w:rPr>
-          <w:rFonts w:ascii="Calibri Light" w:hAnsi="Calibri Light" w:cs="Calibri Light"/>
-          <w:i/>
-          <w:iCs/>
-          <w:sz w:val="22"/>
-          <w:lang w:eastAsia="ko-KR"/>
-        </w:rPr>
-        <w:t>Chicago</w:t>
-      </w:r>
-      <w:r>
-        <w:rPr>
-          <w:rFonts w:ascii="Calibri Light" w:hAnsi="Calibri Light" w:cs="Calibri Light"/>
-          <w:i/>
-          <w:iCs/>
-          <w:sz w:val="22"/>
-          <w:lang w:eastAsia="ko-KR"/>
-        </w:rPr>
-        <w:t>.</w:t>
-      </w:r>
-      <w:r>
-        <w:rPr>
-          <w:rFonts w:ascii="Calibri Light" w:hAnsi="Calibri Light" w:cs="Calibri Light"/>
-          <w:i/>
-          <w:iCs/>
-          <w:sz w:val="22"/>
-          <w:lang w:eastAsia="ko-KR"/>
-        </w:rPr>
-        <w:t xml:space="preserve"> (virtual)</w:t>
-      </w:r>
-    </w:p>
-    <w:p>
-      <w:pPr>
-        <w:tabs>
-          <w:tab w:val="right" w:pos="8640"/>
-        </w:tabs>
-        <w:spacing w:after="80"/>
-        <w:ind w:left="567" w:hanging="567"/>
-        <w:rPr>
-          <w:rFonts w:ascii="Calibri Light" w:hAnsi="Calibri Light" w:cs="Calibri Light"/>
-          <w:sz w:val="22"/>
-          <w:lang w:eastAsia="ko-KR"/>
-        </w:rPr>
-      </w:pPr>
-      <w:r>
-        <w:rPr>
-          <w:rFonts w:ascii="Calibri Light" w:hAnsi="Calibri Light" w:cs="Calibri Light"/>
-          <w:sz w:val="22"/>
-          <w:lang w:eastAsia="ko-KR"/>
-        </w:rPr>
-        <w:t xml:space="preserve">Park, H., Choi, H., </w:t>
-      </w:r>
-      <w:r>
-        <w:rPr>
-          <w:rFonts w:ascii="Calibri Light" w:hAnsi="Calibri Light" w:cs="Calibri Light"/>
-          <w:b/>
-          <w:bCs/>
-          <w:sz w:val="22"/>
-          <w:lang w:eastAsia="ko-KR"/>
-        </w:rPr>
-        <w:t>Kwon, M.</w:t>
-      </w:r>
-      <w:r>
-        <w:rPr>
-          <w:rFonts w:ascii="Calibri Light" w:hAnsi="Calibri Light" w:cs="Calibri Light"/>
-          <w:sz w:val="22"/>
-          <w:lang w:eastAsia="ko-KR"/>
-        </w:rPr>
-        <w:t xml:space="preserve">, Ahn, W., &amp; Jung, Y. (2020) Neural Correlates of Goal-Directed Control in Interest Gaming Disorder and Alcohol Use Disorder, </w:t>
-      </w:r>
-      <w:r>
-        <w:rPr>
-          <w:rFonts w:ascii="Calibri Light" w:hAnsi="Calibri Light" w:cs="Calibri Light"/>
-          <w:i/>
-          <w:iCs/>
-          <w:sz w:val="22"/>
-          <w:lang w:eastAsia="ko-KR"/>
-        </w:rPr>
-        <w:t>Poster presented</w:t>
-      </w:r>
-      <w:r>
-        <w:rPr>
-          <w:rFonts w:ascii="Calibri Light" w:hAnsi="Calibri Light" w:cs="Calibri Light"/>
-          <w:i/>
-          <w:iCs/>
-          <w:sz w:val="22"/>
-          <w:lang w:eastAsia="ko-KR"/>
-        </w:rPr>
-        <w:t xml:space="preserve"> at the Annual Meeting of the Society of Biological Psychiatry</w:t>
-      </w:r>
-      <w:r>
-        <w:rPr>
-          <w:rFonts w:ascii="Calibri Light" w:hAnsi="Calibri Light" w:cs="Calibri Light"/>
-          <w:i/>
-          <w:iCs/>
-          <w:sz w:val="22"/>
-          <w:lang w:eastAsia="ko-KR"/>
-        </w:rPr>
-        <w:t>, New York</w:t>
-      </w:r>
-      <w:r>
-        <w:rPr>
-          <w:rFonts w:ascii="Calibri Light" w:hAnsi="Calibri Light" w:cs="Calibri Light"/>
-          <w:i/>
-          <w:iCs/>
-          <w:sz w:val="22"/>
-          <w:lang w:eastAsia="ko-KR"/>
-        </w:rPr>
-        <w:t>.</w:t>
-      </w:r>
-      <w:r>
-        <w:rPr>
-          <w:rFonts w:ascii="Calibri Light" w:hAnsi="Calibri Light" w:cs="Calibri Light"/>
-          <w:i/>
-          <w:iCs/>
-          <w:sz w:val="22"/>
-          <w:lang w:eastAsia="ko-KR"/>
-        </w:rPr>
-        <w:t xml:space="preserve"> (virtual)</w:t>
-      </w:r>
-    </w:p>
-    <w:p>
-      <w:pPr>
-        <w:tabs>
-          <w:tab w:val="right" w:pos="8640"/>
-        </w:tabs>
-        <w:spacing w:after="80"/>
-        <w:ind w:left="567" w:hanging="567"/>
-        <w:rPr>
-          <w:rFonts w:ascii="Calibri Light" w:hAnsi="Calibri Light" w:cs="Calibri Light"/>
-          <w:sz w:val="22"/>
-          <w:lang w:eastAsia="ko-KR"/>
-        </w:rPr>
-      </w:pPr>
-      <w:r>
-        <w:rPr>
-          <w:rFonts w:ascii="Calibri Light" w:hAnsi="Calibri Light" w:cs="Calibri Light"/>
-          <w:b/>
-          <w:bCs/>
-          <w:sz w:val="22"/>
-          <w:lang w:eastAsia="ko-KR"/>
-        </w:rPr>
-        <w:lastRenderedPageBreak/>
-        <w:t>Kwon, M.</w:t>
-      </w:r>
-      <w:r>
-        <w:rPr>
-          <w:rFonts w:ascii="Calibri Light" w:hAnsi="Calibri Light" w:cs="Calibri Light"/>
-          <w:sz w:val="22"/>
-          <w:lang w:eastAsia="ko-KR"/>
-        </w:rPr>
-        <w:t xml:space="preserve">, Kim, H., Yang, J., Hur, J., Lee, T., &amp; Ahn, W. (2019) Identifying behavioral and neural predictors of caffeinated soda intake in childhood using a large database from the ABCD study, </w:t>
-      </w:r>
-      <w:r>
-        <w:rPr>
-          <w:rFonts w:ascii="Calibri Light" w:hAnsi="Calibri Light" w:cs="Calibri Light"/>
-          <w:i/>
-          <w:iCs/>
-          <w:sz w:val="22"/>
-          <w:lang w:eastAsia="ko-KR"/>
-        </w:rPr>
-        <w:t xml:space="preserve">Poster presented at </w:t>
-      </w:r>
-      <w:r>
-        <w:rPr>
-          <w:rFonts w:ascii="Calibri Light" w:hAnsi="Calibri Light" w:cs="Calibri Light"/>
-          <w:i/>
-          <w:iCs/>
-          <w:sz w:val="22"/>
-          <w:lang w:eastAsia="ko-KR"/>
-        </w:rPr>
-        <w:t>the Annual Meeting of the Society for Neuroscience, Chicago</w:t>
-      </w:r>
-      <w:r>
-        <w:rPr>
-          <w:rFonts w:ascii="Calibri Light" w:hAnsi="Calibri Light" w:cs="Calibri Light"/>
-          <w:i/>
-          <w:iCs/>
-          <w:sz w:val="22"/>
-          <w:lang w:eastAsia="ko-KR"/>
-        </w:rPr>
-        <w:t>.</w:t>
-      </w:r>
-    </w:p>
-    <w:p>
-      <w:pPr>
-        <w:tabs>
-          <w:tab w:val="right" w:pos="8640"/>
-        </w:tabs>
-        <w:spacing w:after="80"/>
-        <w:ind w:left="567" w:hanging="567"/>
-        <w:rPr>
-          <w:rFonts w:ascii="Calibri Light" w:hAnsi="Calibri Light" w:cs="Calibri Light"/>
-          <w:sz w:val="22"/>
-          <w:lang w:eastAsia="ko-KR"/>
-        </w:rPr>
-      </w:pPr>
-      <w:r>
-        <w:rPr>
-          <w:rFonts w:ascii="Calibri Light" w:hAnsi="Calibri Light" w:cs="Calibri Light"/>
-          <w:sz w:val="22"/>
-          <w:lang w:eastAsia="ko-KR"/>
-        </w:rPr>
-        <w:t xml:space="preserve">Kim, H.+, Kim, S.+, </w:t>
-      </w:r>
-      <w:r>
-        <w:rPr>
-          <w:rFonts w:ascii="Calibri Light" w:hAnsi="Calibri Light" w:cs="Calibri Light"/>
-          <w:b/>
-          <w:bCs/>
-          <w:sz w:val="22"/>
-          <w:lang w:eastAsia="ko-KR"/>
-        </w:rPr>
-        <w:t>Kwon, M.</w:t>
-      </w:r>
-      <w:r>
-        <w:rPr>
-          <w:rFonts w:ascii="Calibri Light" w:hAnsi="Calibri Light" w:cs="Calibri Light"/>
-          <w:sz w:val="22"/>
-          <w:lang w:eastAsia="ko-KR"/>
-        </w:rPr>
-        <w:t xml:space="preserve">, Yang, </w:t>
-      </w:r>
-      <w:r>
-        <w:rPr>
-          <w:rFonts w:ascii="Calibri Light" w:hAnsi="Calibri Light" w:cs="Calibri Light"/>
-          <w:sz w:val="22"/>
-          <w:lang w:eastAsia="ko-KR"/>
-        </w:rPr>
-        <w:t>J</w:t>
-      </w:r>
-      <w:r>
-        <w:rPr>
-          <w:rFonts w:ascii="Calibri Light" w:hAnsi="Calibri Light" w:cs="Calibri Light"/>
-          <w:sz w:val="22"/>
-          <w:lang w:eastAsia="ko-KR"/>
-        </w:rPr>
-        <w:t xml:space="preserve">., &amp; Ahn, W. (2019) Effects of early life stress and social resources on neurocognitive functions: A large-scale replication study, </w:t>
-      </w:r>
-      <w:r>
-        <w:rPr>
-          <w:rFonts w:ascii="Calibri Light" w:hAnsi="Calibri Light" w:cs="Calibri Light"/>
-          <w:i/>
-          <w:iCs/>
-          <w:sz w:val="22"/>
-          <w:lang w:eastAsia="ko-KR"/>
-        </w:rPr>
-        <w:t xml:space="preserve">Society for Research in Psychopathology, New York. </w:t>
+          <w:i/>
+          <w:iCs/>
+          <w:sz w:val="20"/>
+          <w:szCs w:val="20"/>
+        </w:rPr>
+        <w:t xml:space="preserve"> Kim</w:t>
       </w:r>
     </w:p>
     <w:p>
@@ -3614,6 +2104,7 @@
           <w:kern w:val="32"/>
           <w:sz w:val="26"/>
           <w:szCs w:val="26"/>
+          <w:lang w:eastAsia="ko-KR"/>
         </w:rPr>
       </w:pPr>
     </w:p>
@@ -3621,18 +2112,20 @@
       <w:pPr>
         <w:pStyle w:val="Heading1"/>
         <w:rPr>
-          <w:rFonts w:ascii="Lato" w:hAnsi="Lato" w:cstheme="minorHAnsi"/>
+          <w:rFonts w:ascii="Lato Black" w:hAnsi="Lato Black" w:cstheme="minorHAnsi"/>
           <w:sz w:val="26"/>
           <w:szCs w:val="26"/>
-        </w:rPr>
-      </w:pPr>
-      <w:r>
-        <w:rPr>
-          <w:rFonts w:ascii="Lato" w:hAnsi="Lato" w:cstheme="minorHAnsi"/>
+          <w:lang w:eastAsia="ko-KR"/>
+        </w:rPr>
+      </w:pPr>
+      <w:r>
+        <w:rPr>
+          <w:rFonts w:ascii="Lato Black" w:hAnsi="Lato Black" w:cstheme="minorHAnsi"/>
           <w:sz w:val="26"/>
           <w:szCs w:val="26"/>
-        </w:rPr>
-        <w:t>Teaching</w:t>
+          <w:lang w:eastAsia="ko-KR"/>
+        </w:rPr>
+        <w:t>Clinical Training</w:t>
       </w:r>
     </w:p>
     <w:p>
@@ -3654,88 +2147,103 @@
         </w:tabs>
         <w:rPr>
           <w:rFonts w:ascii="Calibri Light" w:hAnsi="Calibri Light" w:cs="Calibri Light"/>
-          <w:i/>
-          <w:iCs/>
-          <w:sz w:val="20"/>
-          <w:szCs w:val="20"/>
-        </w:rPr>
-      </w:pPr>
-      <w:r>
-        <w:rPr>
-          <w:rFonts w:ascii="Calibri" w:hAnsi="Calibri" w:cs="Calibri"/>
           <w:b/>
           <w:bCs/>
           <w:sz w:val="22"/>
           <w:szCs w:val="22"/>
           <w:lang w:eastAsia="ko-KR"/>
         </w:rPr>
+      </w:pPr>
+      <w:r>
+        <w:rPr>
+          <w:rFonts w:ascii="Calibri Light" w:hAnsi="Calibri Light" w:cs="Calibri Light"/>
+          <w:b/>
+          <w:bCs/>
+          <w:sz w:val="22"/>
+          <w:szCs w:val="22"/>
+        </w:rPr>
+        <w:t>Center for Campus Life and Culture</w:t>
+      </w:r>
+      <w:r>
+        <w:rPr>
+          <w:rFonts w:ascii="Calibri Light" w:hAnsi="Calibri Light" w:cs="Calibri Light"/>
+          <w:b/>
+          <w:bCs/>
+          <w:sz w:val="22"/>
+          <w:szCs w:val="22"/>
+          <w:lang w:eastAsia="ko-KR"/>
+        </w:rPr>
+        <w:t>,</w:t>
+      </w:r>
+    </w:p>
+    <w:p>
+      <w:pPr>
+        <w:tabs>
+          <w:tab w:val="right" w:pos="8640"/>
+        </w:tabs>
+        <w:rPr>
+          <w:rFonts w:ascii="Calibri Light" w:hAnsi="Calibri Light" w:cs="Calibri Light"/>
+          <w:lang w:eastAsia="ko-KR"/>
+        </w:rPr>
+      </w:pPr>
+      <w:r>
+        <w:rPr>
+          <w:rFonts w:ascii="Calibri Light" w:hAnsi="Calibri Light" w:cs="Calibri Light"/>
+          <w:b/>
+          <w:bCs/>
+          <w:sz w:val="22"/>
+          <w:szCs w:val="22"/>
+          <w:lang w:eastAsia="ko-KR"/>
+        </w:rPr>
         <w:t>Seoul National University</w:t>
       </w:r>
-    </w:p>
-    <w:p>
-      <w:pPr>
-        <w:tabs>
-          <w:tab w:val="right" w:pos="8640"/>
-        </w:tabs>
-        <w:rPr>
-          <w:rFonts w:ascii="Calibri Light" w:hAnsi="Calibri Light" w:cs="Calibri Light"/>
-          <w:i/>
-          <w:iCs/>
-          <w:sz w:val="20"/>
-          <w:szCs w:val="20"/>
-        </w:rPr>
-      </w:pPr>
-      <w:r>
-        <w:rPr>
-          <w:rFonts w:ascii="Calibri Light" w:hAnsi="Calibri Light" w:cs="Calibri Light"/>
-          <w:sz w:val="20"/>
-          <w:szCs w:val="20"/>
-          <w:lang w:eastAsia="ko-KR"/>
-        </w:rPr>
-        <w:t xml:space="preserve">Teaching Assistant </w:t>
-      </w:r>
-      <w:r>
-        <w:rPr>
-          <w:rFonts w:ascii="Calibri Light" w:hAnsi="Calibri Light" w:cs="Calibri Light"/>
-          <w:sz w:val="20"/>
-          <w:szCs w:val="20"/>
+      <w:r>
+        <w:rPr>
+          <w:rFonts w:ascii="Calibri Light" w:hAnsi="Calibri Light" w:cs="Calibri Light"/>
+          <w:sz w:val="22"/>
+          <w:szCs w:val="22"/>
           <w:lang w:eastAsia="ko-KR"/>
         </w:rPr>
         <w:tab/>
       </w:r>
-    </w:p>
-    <w:p>
-      <w:pPr>
-        <w:tabs>
-          <w:tab w:val="right" w:pos="8640"/>
-        </w:tabs>
-        <w:rPr>
-          <w:rFonts w:ascii="Calibri Light" w:hAnsi="Calibri Light" w:cs="Calibri Light"/>
-          <w:i/>
-          <w:iCs/>
-          <w:sz w:val="20"/>
-          <w:szCs w:val="20"/>
-          <w:lang w:eastAsia="ko-KR"/>
-        </w:rPr>
-      </w:pPr>
-      <w:r>
-        <w:rPr>
-          <w:rFonts w:ascii="Calibri Light" w:hAnsi="Calibri Light" w:cs="Calibri Light"/>
-          <w:i/>
-          <w:iCs/>
-          <w:sz w:val="20"/>
-          <w:szCs w:val="20"/>
-          <w:lang w:eastAsia="ko-KR"/>
-        </w:rPr>
-        <w:t>Personality Psychology</w:t>
-      </w:r>
-      <w:r>
-        <w:rPr>
-          <w:rFonts w:ascii="Calibri Light" w:hAnsi="Calibri Light" w:cs="Calibri Light"/>
-          <w:i/>
-          <w:iCs/>
-          <w:sz w:val="20"/>
-          <w:szCs w:val="20"/>
+      <w:r>
+        <w:rPr>
+          <w:rFonts w:ascii="Calibri Light" w:hAnsi="Calibri Light" w:cs="Calibri Light"/>
+          <w:sz w:val="20"/>
+          <w:szCs w:val="20"/>
+          <w:lang w:eastAsia="ko-KR"/>
+        </w:rPr>
+        <w:t>Seoul, Korea</w:t>
+      </w:r>
+    </w:p>
+    <w:p>
+      <w:pPr>
+        <w:tabs>
+          <w:tab w:val="right" w:pos="8640"/>
+        </w:tabs>
+        <w:rPr>
+          <w:rFonts w:ascii="Calibri Light" w:hAnsi="Calibri Light" w:cs="Calibri Light"/>
+          <w:i/>
+          <w:iCs/>
+          <w:sz w:val="20"/>
+          <w:szCs w:val="20"/>
+        </w:rPr>
+      </w:pPr>
+      <w:r>
+        <w:rPr>
+          <w:rFonts w:ascii="Calibri Light" w:hAnsi="Calibri Light" w:cs="Calibri Light"/>
+          <w:sz w:val="20"/>
+          <w:szCs w:val="20"/>
+          <w:lang w:eastAsia="ko-KR"/>
+        </w:rPr>
+        <w:t xml:space="preserve">Practice Consultants </w:t>
+      </w:r>
+      <w:r>
+        <w:rPr>
+          <w:rFonts w:ascii="Calibri Light" w:hAnsi="Calibri Light" w:cs="Calibri Light"/>
+          <w:sz w:val="20"/>
+          <w:szCs w:val="20"/>
+          <w:lang w:eastAsia="ko-KR"/>
         </w:rPr>
         <w:tab/>
       </w:r>
@@ -3748,1074 +2256,3527 @@
           <w:szCs w:val="20"/>
           <w:lang w:eastAsia="ko-KR"/>
         </w:rPr>
-        <w:t>202</w:t>
-      </w:r>
-      <w:r>
-        <w:rPr>
-          <w:rFonts w:ascii="Calibri Light" w:hAnsi="Calibri Light" w:cs="Calibri Light"/>
-          <w:i/>
-          <w:iCs/>
-          <w:sz w:val="20"/>
-          <w:szCs w:val="20"/>
-          <w:lang w:eastAsia="ko-KR"/>
-        </w:rPr>
-        <w:t>3</w:t>
-      </w:r>
-      <w:r>
-        <w:rPr>
-          <w:rFonts w:ascii="Calibri Light" w:hAnsi="Calibri Light" w:cs="Calibri Light"/>
-          <w:i/>
-          <w:iCs/>
-          <w:sz w:val="20"/>
-          <w:szCs w:val="20"/>
-          <w:lang w:eastAsia="ko-KR"/>
-        </w:rPr>
-        <w:t>.</w:t>
-      </w:r>
-      <w:r>
-        <w:rPr>
-          <w:rFonts w:ascii="Calibri Light" w:hAnsi="Calibri Light" w:cs="Calibri Light"/>
-          <w:i/>
-          <w:iCs/>
-          <w:sz w:val="20"/>
-          <w:szCs w:val="20"/>
-          <w:lang w:eastAsia="ko-KR"/>
-        </w:rPr>
-        <w:t>09 ~ 2023.12</w:t>
-      </w:r>
-    </w:p>
-    <w:p>
-      <w:pPr>
-        <w:tabs>
-          <w:tab w:val="right" w:pos="8640"/>
-        </w:tabs>
-        <w:rPr>
-          <w:rFonts w:ascii="Calibri" w:hAnsi="Calibri" w:cs="Calibri"/>
-          <w:b/>
-          <w:bCs/>
-          <w:sz w:val="22"/>
-          <w:szCs w:val="22"/>
-          <w:lang w:eastAsia="ko-KR"/>
-        </w:rPr>
-      </w:pPr>
-    </w:p>
-    <w:p>
-      <w:pPr>
-        <w:tabs>
-          <w:tab w:val="right" w:pos="8640"/>
-        </w:tabs>
-        <w:rPr>
-          <w:rFonts w:ascii="Calibri Light" w:hAnsi="Calibri Light" w:cs="Calibri Light"/>
-          <w:i/>
-          <w:iCs/>
-          <w:sz w:val="20"/>
-          <w:szCs w:val="20"/>
-        </w:rPr>
-      </w:pPr>
-      <w:r>
-        <w:rPr>
-          <w:rFonts w:ascii="Calibri" w:hAnsi="Calibri" w:cs="Calibri"/>
-          <w:b/>
-          <w:bCs/>
-          <w:sz w:val="22"/>
-          <w:szCs w:val="22"/>
-          <w:lang w:eastAsia="ko-KR"/>
-        </w:rPr>
-        <w:t>Seoul National University</w:t>
-      </w:r>
-    </w:p>
-    <w:p>
-      <w:pPr>
-        <w:tabs>
-          <w:tab w:val="right" w:pos="8640"/>
-        </w:tabs>
-        <w:rPr>
-          <w:rFonts w:ascii="Calibri Light" w:hAnsi="Calibri Light" w:cs="Calibri Light"/>
-          <w:i/>
-          <w:iCs/>
-          <w:sz w:val="20"/>
-          <w:szCs w:val="20"/>
-        </w:rPr>
-      </w:pPr>
-      <w:r>
-        <w:rPr>
-          <w:rFonts w:ascii="Calibri Light" w:hAnsi="Calibri Light" w:cs="Calibri Light"/>
-          <w:sz w:val="20"/>
-          <w:szCs w:val="20"/>
-          <w:lang w:eastAsia="ko-KR"/>
-        </w:rPr>
-        <w:t xml:space="preserve">Teaching Assistant </w:t>
-      </w:r>
-      <w:r>
-        <w:rPr>
-          <w:rFonts w:ascii="Calibri Light" w:hAnsi="Calibri Light" w:cs="Calibri Light"/>
-          <w:sz w:val="20"/>
-          <w:szCs w:val="20"/>
-          <w:lang w:eastAsia="ko-KR"/>
-        </w:rPr>
-        <w:tab/>
-      </w:r>
-    </w:p>
-    <w:p>
-      <w:pPr>
-        <w:tabs>
-          <w:tab w:val="right" w:pos="8640"/>
-        </w:tabs>
-        <w:rPr>
-          <w:rFonts w:ascii="Calibri Light" w:hAnsi="Calibri Light" w:cs="Calibri Light"/>
-          <w:i/>
-          <w:iCs/>
-          <w:sz w:val="20"/>
-          <w:szCs w:val="20"/>
-        </w:rPr>
-      </w:pPr>
-      <w:r>
-        <w:rPr>
-          <w:rFonts w:ascii="Calibri Light" w:hAnsi="Calibri Light" w:cs="Calibri Light"/>
-          <w:i/>
-          <w:iCs/>
-          <w:sz w:val="20"/>
-          <w:szCs w:val="20"/>
-        </w:rPr>
-        <w:t>Advanced data analysis for brain and cognitive sciences</w:t>
-      </w:r>
-    </w:p>
-    <w:p>
-      <w:pPr>
-        <w:tabs>
-          <w:tab w:val="right" w:pos="8640"/>
-        </w:tabs>
-        <w:rPr>
-          <w:rFonts w:ascii="Calibri Light" w:hAnsi="Calibri Light" w:cs="Calibri Light"/>
-          <w:i/>
-          <w:iCs/>
-          <w:sz w:val="20"/>
-          <w:szCs w:val="20"/>
-          <w:lang w:eastAsia="ko-KR"/>
-        </w:rPr>
-      </w:pPr>
-      <w:r>
-        <w:rPr>
-          <w:rFonts w:ascii="Calibri Light" w:hAnsi="Calibri Light" w:cs="Calibri Light"/>
-          <w:i/>
-          <w:iCs/>
-          <w:sz w:val="20"/>
-          <w:szCs w:val="20"/>
-        </w:rPr>
-        <w:t xml:space="preserve">: </w:t>
-      </w:r>
-      <w:r>
-        <w:rPr>
-          <w:rFonts w:ascii="Calibri Light" w:hAnsi="Calibri Light" w:cs="Calibri Light"/>
-          <w:i/>
-          <w:iCs/>
-          <w:sz w:val="20"/>
-          <w:szCs w:val="20"/>
-        </w:rPr>
-        <w:t xml:space="preserve">Data collection and statistical analysis for functional </w:t>
-      </w:r>
-      <w:proofErr w:type="gramStart"/>
-      <w:r>
-        <w:rPr>
-          <w:rFonts w:ascii="Calibri Light" w:hAnsi="Calibri Light" w:cs="Calibri Light"/>
-          <w:i/>
-          <w:iCs/>
-          <w:sz w:val="20"/>
-          <w:szCs w:val="20"/>
-        </w:rPr>
-        <w:t xml:space="preserve">MRI  </w:t>
-      </w:r>
-      <w:r>
-        <w:rPr>
-          <w:rFonts w:ascii="Calibri Light" w:hAnsi="Calibri Light" w:cs="Calibri Light"/>
-          <w:i/>
-          <w:iCs/>
-          <w:sz w:val="20"/>
-          <w:szCs w:val="20"/>
-        </w:rPr>
-        <w:tab/>
-      </w:r>
-      <w:proofErr w:type="gramEnd"/>
-      <w:r>
-        <w:rPr>
-          <w:rFonts w:ascii="Calibri Light" w:hAnsi="Calibri Light" w:cs="Calibri Light"/>
-          <w:i/>
-          <w:iCs/>
-          <w:sz w:val="20"/>
-          <w:szCs w:val="20"/>
-          <w:lang w:eastAsia="ko-KR"/>
-        </w:rPr>
-        <w:t>202</w:t>
-      </w:r>
-      <w:r>
-        <w:rPr>
-          <w:rFonts w:ascii="Calibri Light" w:hAnsi="Calibri Light" w:cs="Calibri Light"/>
-          <w:i/>
-          <w:iCs/>
-          <w:sz w:val="20"/>
-          <w:szCs w:val="20"/>
-          <w:lang w:eastAsia="ko-KR"/>
-        </w:rPr>
-        <w:t>2</w:t>
-      </w:r>
-      <w:r>
-        <w:rPr>
-          <w:rFonts w:ascii="Calibri Light" w:hAnsi="Calibri Light" w:cs="Calibri Light"/>
-          <w:i/>
-          <w:iCs/>
-          <w:sz w:val="20"/>
-          <w:szCs w:val="20"/>
-          <w:lang w:eastAsia="ko-KR"/>
-        </w:rPr>
-        <w:t>.</w:t>
-      </w:r>
-      <w:r>
-        <w:rPr>
-          <w:rFonts w:ascii="Calibri Light" w:hAnsi="Calibri Light" w:cs="Calibri Light"/>
-          <w:i/>
-          <w:iCs/>
-          <w:sz w:val="20"/>
-          <w:szCs w:val="20"/>
-          <w:lang w:eastAsia="ko-KR"/>
-        </w:rPr>
-        <w:t>0</w:t>
-      </w:r>
-      <w:r>
-        <w:rPr>
-          <w:rFonts w:ascii="Calibri Light" w:hAnsi="Calibri Light" w:cs="Calibri Light"/>
-          <w:i/>
-          <w:iCs/>
-          <w:sz w:val="20"/>
-          <w:szCs w:val="20"/>
-          <w:lang w:eastAsia="ko-KR"/>
-        </w:rPr>
-        <w:t>9 ~ 2022.12</w:t>
-      </w:r>
-    </w:p>
-    <w:p>
-      <w:pPr>
-        <w:tabs>
-          <w:tab w:val="right" w:pos="8640"/>
-        </w:tabs>
-        <w:rPr>
-          <w:rFonts w:ascii="Calibri Light" w:hAnsi="Calibri Light" w:cs="Calibri Light"/>
-          <w:i/>
-          <w:iCs/>
-          <w:sz w:val="20"/>
-          <w:szCs w:val="20"/>
-          <w:lang w:eastAsia="ko-KR"/>
-        </w:rPr>
-      </w:pPr>
-    </w:p>
-    <w:p>
-      <w:pPr>
-        <w:tabs>
-          <w:tab w:val="right" w:pos="8640"/>
-        </w:tabs>
-        <w:rPr>
-          <w:rFonts w:ascii="Calibri Light" w:hAnsi="Calibri Light" w:cs="Calibri Light"/>
-          <w:i/>
-          <w:iCs/>
-          <w:sz w:val="20"/>
-          <w:szCs w:val="20"/>
-        </w:rPr>
-      </w:pPr>
-      <w:r>
-        <w:rPr>
-          <w:rFonts w:ascii="Calibri" w:hAnsi="Calibri" w:cs="Calibri"/>
-          <w:b/>
-          <w:bCs/>
-          <w:sz w:val="22"/>
-          <w:szCs w:val="22"/>
-          <w:lang w:eastAsia="ko-KR"/>
-        </w:rPr>
-        <w:t>Computational Psychiatry Course</w:t>
-      </w:r>
-      <w:r>
-        <w:rPr>
-          <w:rFonts w:ascii="Calibri" w:hAnsi="Calibri" w:cs="Calibri"/>
-          <w:b/>
-          <w:bCs/>
-          <w:sz w:val="22"/>
-          <w:szCs w:val="22"/>
-          <w:lang w:eastAsia="ko-KR"/>
-        </w:rPr>
-        <w:t xml:space="preserve"> </w:t>
-      </w:r>
-      <w:r>
-        <w:rPr>
-          <w:rFonts w:ascii="Calibri" w:hAnsi="Calibri" w:cs="Calibri"/>
-          <w:b/>
-          <w:bCs/>
-          <w:sz w:val="22"/>
-          <w:szCs w:val="22"/>
-          <w:lang w:eastAsia="ko-KR"/>
-        </w:rPr>
-        <w:t xml:space="preserve">Zurich </w:t>
-      </w:r>
-      <w:r>
-        <w:rPr>
-          <w:rFonts w:ascii="Calibri" w:hAnsi="Calibri" w:cs="Calibri"/>
-          <w:b/>
-          <w:sz w:val="22"/>
-          <w:szCs w:val="22"/>
-          <w:lang w:eastAsia="ko-KR"/>
-        </w:rPr>
-        <w:tab/>
-      </w:r>
-    </w:p>
-    <w:p>
-      <w:pPr>
-        <w:tabs>
-          <w:tab w:val="right" w:pos="8640"/>
-        </w:tabs>
-        <w:rPr>
-          <w:rFonts w:ascii="Calibri Light" w:hAnsi="Calibri Light" w:cs="Calibri Light"/>
-          <w:i/>
-          <w:iCs/>
-          <w:sz w:val="20"/>
-          <w:szCs w:val="20"/>
-        </w:rPr>
-      </w:pPr>
-      <w:r>
-        <w:rPr>
-          <w:rFonts w:ascii="Calibri Light" w:hAnsi="Calibri Light" w:cs="Calibri Light"/>
-          <w:sz w:val="20"/>
-          <w:szCs w:val="20"/>
-          <w:lang w:eastAsia="ko-KR"/>
-        </w:rPr>
-        <w:t xml:space="preserve">Teaching Assistant </w:t>
-      </w:r>
-      <w:r>
-        <w:rPr>
-          <w:rFonts w:ascii="Calibri Light" w:hAnsi="Calibri Light" w:cs="Calibri Light"/>
-          <w:sz w:val="20"/>
-          <w:szCs w:val="20"/>
-          <w:lang w:eastAsia="ko-KR"/>
-        </w:rPr>
-        <w:tab/>
-      </w:r>
-    </w:p>
-    <w:p>
-      <w:pPr>
-        <w:tabs>
-          <w:tab w:val="right" w:pos="8640"/>
-        </w:tabs>
-        <w:rPr>
-          <w:rFonts w:ascii="Calibri Light" w:hAnsi="Calibri Light" w:cs="Calibri Light"/>
-          <w:i/>
-          <w:iCs/>
-          <w:sz w:val="20"/>
-          <w:szCs w:val="20"/>
-          <w:lang w:eastAsia="ko-KR"/>
-        </w:rPr>
-      </w:pPr>
-      <w:r>
-        <w:rPr>
-          <w:rFonts w:ascii="Calibri Light" w:hAnsi="Calibri Light" w:cs="Calibri Light"/>
-          <w:i/>
-          <w:iCs/>
-          <w:sz w:val="20"/>
-          <w:szCs w:val="20"/>
-        </w:rPr>
-        <w:t xml:space="preserve">Reinforcement Learning using the </w:t>
-      </w:r>
-      <w:proofErr w:type="spellStart"/>
-      <w:r>
-        <w:rPr>
-          <w:rFonts w:ascii="Calibri Light" w:hAnsi="Calibri Light" w:cs="Calibri Light"/>
-          <w:i/>
-          <w:iCs/>
-          <w:sz w:val="20"/>
-          <w:szCs w:val="20"/>
-        </w:rPr>
-        <w:t>hBayesDM</w:t>
-      </w:r>
-      <w:proofErr w:type="spellEnd"/>
-      <w:r>
-        <w:rPr>
-          <w:rFonts w:ascii="Calibri Light" w:hAnsi="Calibri Light" w:cs="Calibri Light"/>
-          <w:i/>
-          <w:iCs/>
-          <w:sz w:val="20"/>
-          <w:szCs w:val="20"/>
-        </w:rPr>
-        <w:t xml:space="preserve"> Package</w:t>
-      </w:r>
-      <w:r>
-        <w:rPr>
-          <w:rFonts w:ascii="Calibri Light" w:hAnsi="Calibri Light" w:cs="Calibri Light"/>
-          <w:i/>
-          <w:iCs/>
-          <w:sz w:val="20"/>
-          <w:szCs w:val="20"/>
-        </w:rPr>
-        <w:tab/>
-      </w:r>
-      <w:r>
-        <w:rPr>
-          <w:rFonts w:ascii="Calibri Light" w:hAnsi="Calibri Light" w:cs="Calibri Light"/>
-          <w:i/>
-          <w:iCs/>
-          <w:sz w:val="20"/>
-          <w:szCs w:val="20"/>
-          <w:lang w:eastAsia="ko-KR"/>
-        </w:rPr>
-        <w:t>2021.</w:t>
-      </w:r>
-      <w:r>
-        <w:rPr>
-          <w:rFonts w:ascii="Calibri Light" w:hAnsi="Calibri Light" w:cs="Calibri Light"/>
-          <w:i/>
-          <w:iCs/>
-          <w:sz w:val="20"/>
-          <w:szCs w:val="20"/>
-          <w:lang w:eastAsia="ko-KR"/>
-        </w:rPr>
-        <w:t>09</w:t>
-      </w:r>
-    </w:p>
-    <w:p>
-      <w:pPr>
-        <w:tabs>
-          <w:tab w:val="right" w:pos="8640"/>
-        </w:tabs>
-        <w:rPr>
-          <w:rFonts w:ascii="Calibri" w:hAnsi="Calibri" w:cs="Calibri"/>
-          <w:b/>
-          <w:bCs/>
-          <w:sz w:val="22"/>
-          <w:szCs w:val="22"/>
-          <w:lang w:eastAsia="ko-KR"/>
-        </w:rPr>
-      </w:pPr>
-    </w:p>
-    <w:p>
-      <w:pPr>
-        <w:tabs>
-          <w:tab w:val="right" w:pos="8640"/>
-        </w:tabs>
-        <w:rPr>
-          <w:rFonts w:ascii="Calibri" w:hAnsi="Calibri" w:cs="Calibri"/>
-          <w:lang w:eastAsia="ko-KR"/>
-        </w:rPr>
-      </w:pPr>
-      <w:r>
-        <w:rPr>
-          <w:rFonts w:ascii="Calibri" w:hAnsi="Calibri" w:cs="Calibri"/>
-          <w:b/>
-          <w:bCs/>
-          <w:sz w:val="22"/>
-          <w:szCs w:val="22"/>
-          <w:lang w:eastAsia="ko-KR"/>
-        </w:rPr>
-        <w:t>Seoul National University</w:t>
-      </w:r>
-      <w:r>
-        <w:rPr>
-          <w:rFonts w:ascii="Calibri" w:hAnsi="Calibri" w:cs="Calibri"/>
-          <w:b/>
-          <w:sz w:val="22"/>
-          <w:szCs w:val="22"/>
-          <w:lang w:eastAsia="ko-KR"/>
-        </w:rPr>
-        <w:tab/>
-      </w:r>
-    </w:p>
-    <w:p>
-      <w:pPr>
-        <w:tabs>
-          <w:tab w:val="right" w:pos="8640"/>
-        </w:tabs>
-        <w:rPr>
-          <w:rFonts w:ascii="Calibri Light" w:hAnsi="Calibri Light" w:cs="Calibri Light"/>
-          <w:i/>
-          <w:iCs/>
-          <w:sz w:val="20"/>
-          <w:szCs w:val="20"/>
-        </w:rPr>
-      </w:pPr>
-      <w:r>
-        <w:rPr>
-          <w:rFonts w:ascii="Calibri Light" w:hAnsi="Calibri Light" w:cs="Calibri Light"/>
-          <w:sz w:val="20"/>
-          <w:szCs w:val="20"/>
-          <w:lang w:eastAsia="ko-KR"/>
-        </w:rPr>
-        <w:t xml:space="preserve">Teaching Assistant </w:t>
-      </w:r>
-      <w:r>
-        <w:rPr>
-          <w:rFonts w:ascii="Calibri Light" w:hAnsi="Calibri Light" w:cs="Calibri Light"/>
-          <w:sz w:val="20"/>
-          <w:szCs w:val="20"/>
-          <w:lang w:eastAsia="ko-KR"/>
-        </w:rPr>
-        <w:tab/>
-      </w:r>
-    </w:p>
-    <w:p>
-      <w:pPr>
-        <w:tabs>
-          <w:tab w:val="right" w:pos="8640"/>
-        </w:tabs>
-        <w:rPr>
-          <w:rFonts w:ascii="Calibri Light" w:hAnsi="Calibri Light" w:cs="Calibri Light"/>
-          <w:i/>
-          <w:iCs/>
-          <w:sz w:val="20"/>
-          <w:szCs w:val="20"/>
-          <w:lang w:eastAsia="ko-KR"/>
-        </w:rPr>
-      </w:pPr>
-      <w:r>
-        <w:rPr>
-          <w:rFonts w:ascii="Calibri Light" w:hAnsi="Calibri Light" w:cs="Calibri Light"/>
-          <w:i/>
-          <w:iCs/>
-          <w:sz w:val="20"/>
-          <w:szCs w:val="20"/>
-        </w:rPr>
-        <w:t>Seminar in Experimental Psychology</w:t>
-      </w:r>
-      <w:r>
-        <w:rPr>
-          <w:rFonts w:ascii="Calibri Light" w:hAnsi="Calibri Light" w:cs="Calibri Light"/>
-          <w:i/>
-          <w:iCs/>
-          <w:sz w:val="20"/>
-          <w:szCs w:val="20"/>
-        </w:rPr>
-        <w:t>: Computational Modeling</w:t>
-      </w:r>
-      <w:r>
-        <w:rPr>
-          <w:rFonts w:ascii="Calibri Light" w:hAnsi="Calibri Light" w:cs="Calibri Light"/>
-          <w:i/>
-          <w:iCs/>
-          <w:sz w:val="20"/>
-          <w:szCs w:val="20"/>
-        </w:rPr>
-        <w:tab/>
-      </w:r>
-      <w:r>
-        <w:rPr>
-          <w:rFonts w:ascii="Calibri Light" w:hAnsi="Calibri Light" w:cs="Calibri Light"/>
-          <w:i/>
-          <w:iCs/>
-          <w:sz w:val="20"/>
-          <w:szCs w:val="20"/>
-          <w:lang w:eastAsia="ko-KR"/>
-        </w:rPr>
-        <w:t xml:space="preserve">2021.03 ~ </w:t>
-      </w:r>
-      <w:r>
-        <w:rPr>
-          <w:rFonts w:ascii="Calibri Light" w:hAnsi="Calibri Light" w:cs="Calibri Light"/>
-          <w:i/>
-          <w:iCs/>
-          <w:sz w:val="20"/>
-          <w:szCs w:val="20"/>
-        </w:rPr>
-        <w:t>2021.08</w:t>
-      </w:r>
-    </w:p>
-    <w:p>
-      <w:pPr>
-        <w:tabs>
-          <w:tab w:val="right" w:pos="8640"/>
-        </w:tabs>
-        <w:rPr>
-          <w:rFonts w:ascii="Calibri" w:hAnsi="Calibri" w:cs="Calibri"/>
-          <w:b/>
-          <w:bCs/>
-          <w:sz w:val="22"/>
-          <w:szCs w:val="22"/>
-          <w:lang w:eastAsia="ko-KR"/>
-        </w:rPr>
-      </w:pPr>
-    </w:p>
-    <w:p>
-      <w:pPr>
-        <w:tabs>
-          <w:tab w:val="right" w:pos="8640"/>
-        </w:tabs>
-        <w:rPr>
-          <w:rFonts w:ascii="Calibri" w:hAnsi="Calibri" w:cs="Calibri"/>
-          <w:lang w:eastAsia="ko-KR"/>
-        </w:rPr>
-      </w:pPr>
-      <w:r>
-        <w:rPr>
-          <w:rFonts w:ascii="Calibri" w:hAnsi="Calibri" w:cs="Calibri"/>
-          <w:b/>
-          <w:bCs/>
-          <w:sz w:val="22"/>
-          <w:szCs w:val="22"/>
-          <w:lang w:eastAsia="ko-KR"/>
-        </w:rPr>
-        <w:t>Seoul National University</w:t>
-      </w:r>
-      <w:r>
-        <w:rPr>
-          <w:rFonts w:ascii="Calibri" w:hAnsi="Calibri" w:cs="Calibri"/>
-          <w:b/>
-          <w:sz w:val="22"/>
-          <w:szCs w:val="22"/>
-          <w:lang w:eastAsia="ko-KR"/>
-        </w:rPr>
-        <w:tab/>
-      </w:r>
-    </w:p>
-    <w:p>
-      <w:pPr>
-        <w:tabs>
-          <w:tab w:val="right" w:pos="8640"/>
-        </w:tabs>
-        <w:rPr>
-          <w:rFonts w:ascii="Calibri Light" w:hAnsi="Calibri Light" w:cs="Calibri Light"/>
-          <w:i/>
-          <w:iCs/>
-          <w:sz w:val="20"/>
-          <w:szCs w:val="20"/>
-        </w:rPr>
-      </w:pPr>
-      <w:r>
-        <w:rPr>
-          <w:rFonts w:ascii="Calibri Light" w:hAnsi="Calibri Light" w:cs="Calibri Light"/>
-          <w:sz w:val="20"/>
-          <w:szCs w:val="20"/>
-          <w:lang w:eastAsia="ko-KR"/>
-        </w:rPr>
-        <w:t xml:space="preserve">Teaching Assistant </w:t>
-      </w:r>
-      <w:r>
-        <w:rPr>
-          <w:rFonts w:ascii="Calibri Light" w:hAnsi="Calibri Light" w:cs="Calibri Light"/>
-          <w:sz w:val="20"/>
-          <w:szCs w:val="20"/>
-          <w:lang w:eastAsia="ko-KR"/>
-        </w:rPr>
-        <w:tab/>
-      </w:r>
-    </w:p>
-    <w:p>
-      <w:pPr>
-        <w:tabs>
-          <w:tab w:val="right" w:pos="8640"/>
-        </w:tabs>
-        <w:rPr>
-          <w:rFonts w:ascii="Calibri Light" w:hAnsi="Calibri Light" w:cs="Calibri Light"/>
-          <w:i/>
-          <w:iCs/>
-          <w:sz w:val="20"/>
-          <w:szCs w:val="20"/>
-        </w:rPr>
-      </w:pPr>
-      <w:r>
-        <w:rPr>
-          <w:rFonts w:ascii="Calibri Light" w:hAnsi="Calibri Light" w:cs="Calibri Light"/>
-          <w:i/>
-          <w:iCs/>
-          <w:sz w:val="20"/>
-          <w:szCs w:val="20"/>
-        </w:rPr>
-        <w:t>Psychological Science of Addiction</w:t>
-      </w:r>
-      <w:r>
-        <w:rPr>
-          <w:rFonts w:ascii="Calibri Light" w:hAnsi="Calibri Light" w:cs="Calibri Light"/>
-          <w:i/>
-          <w:iCs/>
-          <w:sz w:val="20"/>
-          <w:szCs w:val="20"/>
-        </w:rPr>
-        <w:tab/>
-      </w:r>
-      <w:r>
-        <w:rPr>
-          <w:rFonts w:ascii="Calibri Light" w:hAnsi="Calibri Light" w:cs="Calibri Light"/>
-          <w:i/>
-          <w:iCs/>
-          <w:sz w:val="20"/>
-          <w:szCs w:val="20"/>
-          <w:lang w:eastAsia="ko-KR"/>
-        </w:rPr>
-        <w:t xml:space="preserve">2021.03 ~ </w:t>
-      </w:r>
-      <w:r>
-        <w:rPr>
-          <w:rFonts w:ascii="Calibri Light" w:hAnsi="Calibri Light" w:cs="Calibri Light"/>
-          <w:i/>
-          <w:iCs/>
-          <w:sz w:val="20"/>
-          <w:szCs w:val="20"/>
-        </w:rPr>
-        <w:t>2021.08</w:t>
-      </w:r>
-    </w:p>
-    <w:p>
-      <w:pPr>
-        <w:tabs>
-          <w:tab w:val="right" w:pos="8640"/>
-        </w:tabs>
-        <w:rPr>
-          <w:rFonts w:ascii="Calibri" w:hAnsi="Calibri" w:cs="Calibri"/>
-          <w:b/>
-          <w:bCs/>
-          <w:sz w:val="22"/>
-          <w:szCs w:val="22"/>
-          <w:lang w:eastAsia="ko-KR"/>
-        </w:rPr>
-      </w:pPr>
-    </w:p>
-    <w:p>
-      <w:pPr>
-        <w:rPr>
-          <w:rFonts w:ascii="Calibri" w:hAnsi="Calibri" w:cs="Calibri"/>
-          <w:b/>
-          <w:bCs/>
-          <w:sz w:val="22"/>
-          <w:szCs w:val="22"/>
-          <w:lang w:eastAsia="ko-KR"/>
-        </w:rPr>
-      </w:pPr>
-      <w:r>
-        <w:rPr>
-          <w:rFonts w:ascii="Calibri" w:hAnsi="Calibri" w:cs="Calibri"/>
-          <w:b/>
-          <w:bCs/>
-          <w:sz w:val="22"/>
-          <w:szCs w:val="22"/>
-          <w:lang w:eastAsia="ko-KR"/>
-        </w:rPr>
-        <w:t>Seoul National University</w:t>
-      </w:r>
-      <w:r>
-        <w:rPr>
-          <w:rFonts w:ascii="Calibri" w:hAnsi="Calibri" w:cs="Calibri"/>
-          <w:b/>
-          <w:sz w:val="22"/>
-          <w:szCs w:val="22"/>
-          <w:lang w:eastAsia="ko-KR"/>
-        </w:rPr>
-        <w:tab/>
-      </w:r>
-      <w:r>
-        <w:rPr>
-          <w:rFonts w:ascii="Calibri" w:hAnsi="Calibri" w:cs="Calibri"/>
-          <w:b/>
-          <w:sz w:val="22"/>
-          <w:szCs w:val="22"/>
-          <w:lang w:eastAsia="ko-KR"/>
-        </w:rPr>
-        <w:tab/>
-      </w:r>
-      <w:r>
-        <w:rPr>
-          <w:rFonts w:ascii="Calibri" w:hAnsi="Calibri" w:cs="Calibri"/>
-          <w:b/>
-          <w:sz w:val="22"/>
-          <w:szCs w:val="22"/>
-          <w:lang w:eastAsia="ko-KR"/>
-        </w:rPr>
-        <w:tab/>
-      </w:r>
-      <w:r>
-        <w:rPr>
-          <w:rFonts w:ascii="Calibri" w:hAnsi="Calibri" w:cs="Calibri"/>
-          <w:b/>
-          <w:sz w:val="22"/>
-          <w:szCs w:val="22"/>
-          <w:lang w:eastAsia="ko-KR"/>
-        </w:rPr>
-        <w:tab/>
-      </w:r>
-      <w:r>
-        <w:rPr>
-          <w:rFonts w:ascii="Calibri" w:hAnsi="Calibri" w:cs="Calibri"/>
-          <w:b/>
-          <w:sz w:val="22"/>
-          <w:szCs w:val="22"/>
-          <w:lang w:eastAsia="ko-KR"/>
-        </w:rPr>
-        <w:tab/>
-      </w:r>
-      <w:r>
-        <w:rPr>
-          <w:rFonts w:ascii="Calibri" w:hAnsi="Calibri" w:cs="Calibri"/>
-          <w:b/>
-          <w:sz w:val="22"/>
-          <w:szCs w:val="22"/>
-          <w:lang w:eastAsia="ko-KR"/>
-        </w:rPr>
-        <w:tab/>
-      </w:r>
-      <w:r>
-        <w:rPr>
-          <w:rFonts w:ascii="Calibri" w:hAnsi="Calibri" w:cs="Calibri"/>
-          <w:b/>
-          <w:sz w:val="22"/>
-          <w:szCs w:val="22"/>
-          <w:lang w:eastAsia="ko-KR"/>
-        </w:rPr>
-        <w:tab/>
-      </w:r>
-    </w:p>
-    <w:p>
-      <w:pPr>
-        <w:tabs>
-          <w:tab w:val="right" w:pos="8640"/>
-        </w:tabs>
-        <w:rPr>
-          <w:rFonts w:ascii="Calibri Light" w:hAnsi="Calibri Light" w:cs="Calibri Light"/>
-          <w:i/>
-          <w:iCs/>
-          <w:sz w:val="20"/>
-          <w:szCs w:val="20"/>
-        </w:rPr>
-      </w:pPr>
-      <w:r>
-        <w:rPr>
-          <w:rFonts w:ascii="Calibri Light" w:hAnsi="Calibri Light" w:cs="Calibri Light"/>
-          <w:sz w:val="20"/>
-          <w:szCs w:val="20"/>
-          <w:lang w:eastAsia="ko-KR"/>
-        </w:rPr>
-        <w:t xml:space="preserve">Teaching Assistant </w:t>
-      </w:r>
-      <w:r>
-        <w:rPr>
-          <w:rFonts w:ascii="Calibri Light" w:hAnsi="Calibri Light" w:cs="Calibri Light"/>
-          <w:sz w:val="20"/>
-          <w:szCs w:val="20"/>
-          <w:lang w:eastAsia="ko-KR"/>
-        </w:rPr>
-        <w:tab/>
-      </w:r>
-      <w:r>
-        <w:rPr>
-          <w:rFonts w:ascii="Calibri Light" w:hAnsi="Calibri Light" w:cs="Calibri Light"/>
-          <w:sz w:val="20"/>
-          <w:szCs w:val="20"/>
-          <w:lang w:eastAsia="ko-KR"/>
-        </w:rPr>
-        <w:t xml:space="preserve"> </w:t>
-      </w:r>
-    </w:p>
-    <w:p>
-      <w:pPr>
-        <w:tabs>
-          <w:tab w:val="right" w:pos="8640"/>
-        </w:tabs>
-        <w:rPr>
-          <w:rFonts w:ascii="Calibri Light" w:hAnsi="Calibri Light" w:cs="Calibri Light"/>
-          <w:i/>
-          <w:iCs/>
-          <w:sz w:val="20"/>
-          <w:szCs w:val="20"/>
-        </w:rPr>
-      </w:pPr>
-      <w:r>
-        <w:rPr>
-          <w:rFonts w:ascii="Calibri Light" w:hAnsi="Calibri Light" w:cs="Calibri Light"/>
-          <w:i/>
-          <w:iCs/>
-          <w:sz w:val="20"/>
-          <w:szCs w:val="20"/>
-        </w:rPr>
-        <w:t>Introduction to Psychology</w:t>
-      </w:r>
-      <w:r>
-        <w:rPr>
-          <w:rFonts w:ascii="Calibri Light" w:hAnsi="Calibri Light" w:cs="Calibri Light"/>
-          <w:i/>
-          <w:iCs/>
-          <w:sz w:val="20"/>
-          <w:szCs w:val="20"/>
-        </w:rPr>
-        <w:tab/>
-      </w:r>
-      <w:r>
-        <w:rPr>
-          <w:rFonts w:ascii="Calibri Light" w:hAnsi="Calibri Light" w:cs="Calibri Light"/>
-          <w:i/>
-          <w:iCs/>
-          <w:sz w:val="20"/>
-          <w:szCs w:val="20"/>
-          <w:lang w:eastAsia="ko-KR"/>
-        </w:rPr>
-        <w:t xml:space="preserve">2020.03 ~ </w:t>
-      </w:r>
-      <w:r>
-        <w:rPr>
-          <w:rFonts w:ascii="Calibri Light" w:hAnsi="Calibri Light" w:cs="Calibri Light"/>
-          <w:i/>
-          <w:iCs/>
-          <w:sz w:val="20"/>
-          <w:szCs w:val="20"/>
-        </w:rPr>
-        <w:t>2020.12</w:t>
-      </w:r>
-    </w:p>
-    <w:p>
-      <w:pPr>
-        <w:tabs>
-          <w:tab w:val="right" w:pos="8640"/>
-        </w:tabs>
-        <w:rPr>
-          <w:rFonts w:ascii="Calibri" w:hAnsi="Calibri" w:cs="Calibri"/>
-          <w:sz w:val="22"/>
-          <w:szCs w:val="22"/>
-          <w:lang w:eastAsia="ko-KR"/>
-        </w:rPr>
-      </w:pPr>
-    </w:p>
-    <w:p>
-      <w:pPr>
-        <w:tabs>
-          <w:tab w:val="right" w:pos="8640"/>
-        </w:tabs>
-        <w:rPr>
-          <w:rFonts w:ascii="Calibri Light" w:hAnsi="Calibri Light" w:cs="Calibri Light"/>
-          <w:lang w:eastAsia="ko-KR"/>
-        </w:rPr>
-      </w:pPr>
-      <w:r>
-        <w:rPr>
-          <w:rFonts w:ascii="Calibri" w:hAnsi="Calibri" w:cs="Calibri"/>
-          <w:b/>
-          <w:bCs/>
-          <w:sz w:val="22"/>
-          <w:szCs w:val="22"/>
-          <w:lang w:eastAsia="ko-KR"/>
-        </w:rPr>
-        <w:t>Seoul National University</w:t>
-      </w:r>
-      <w:r>
-        <w:rPr>
-          <w:rFonts w:ascii="Calibri" w:hAnsi="Calibri" w:cs="Calibri"/>
-          <w:b/>
-          <w:sz w:val="22"/>
-          <w:szCs w:val="22"/>
-          <w:lang w:eastAsia="ko-KR"/>
-        </w:rPr>
-        <w:tab/>
-      </w:r>
-    </w:p>
-    <w:p>
-      <w:pPr>
-        <w:tabs>
-          <w:tab w:val="right" w:pos="8640"/>
-        </w:tabs>
-        <w:rPr>
-          <w:rFonts w:ascii="Calibri Light" w:hAnsi="Calibri Light" w:cs="Calibri Light"/>
-          <w:i/>
-          <w:iCs/>
-          <w:sz w:val="20"/>
-          <w:szCs w:val="20"/>
-        </w:rPr>
-      </w:pPr>
-      <w:r>
-        <w:rPr>
-          <w:rFonts w:ascii="Calibri Light" w:hAnsi="Calibri Light" w:cs="Calibri Light"/>
-          <w:sz w:val="20"/>
-          <w:szCs w:val="20"/>
-          <w:lang w:eastAsia="ko-KR"/>
-        </w:rPr>
-        <w:t xml:space="preserve">Teaching Assistant </w:t>
-      </w:r>
-      <w:r>
-        <w:rPr>
-          <w:rFonts w:ascii="Calibri Light" w:hAnsi="Calibri Light" w:cs="Calibri Light"/>
-          <w:sz w:val="20"/>
-          <w:szCs w:val="20"/>
-          <w:lang w:eastAsia="ko-KR"/>
-        </w:rPr>
-        <w:tab/>
-      </w:r>
-    </w:p>
-    <w:p>
-      <w:pPr>
-        <w:tabs>
-          <w:tab w:val="right" w:pos="8640"/>
-        </w:tabs>
-        <w:rPr>
-          <w:rFonts w:ascii="Calibri Light" w:hAnsi="Calibri Light" w:cs="Calibri Light"/>
-          <w:i/>
-          <w:iCs/>
-          <w:sz w:val="20"/>
-          <w:szCs w:val="20"/>
-        </w:rPr>
-      </w:pPr>
-      <w:r>
-        <w:rPr>
-          <w:rFonts w:ascii="Calibri Light" w:hAnsi="Calibri Light" w:cs="Calibri Light"/>
-          <w:i/>
-          <w:iCs/>
-          <w:sz w:val="20"/>
-          <w:szCs w:val="20"/>
-        </w:rPr>
-        <w:t>Brain-Mind-Behavior</w:t>
-      </w:r>
-      <w:r>
-        <w:rPr>
-          <w:rFonts w:ascii="Calibri Light" w:hAnsi="Calibri Light" w:cs="Calibri Light"/>
-          <w:i/>
-          <w:iCs/>
-          <w:sz w:val="20"/>
-          <w:szCs w:val="20"/>
-        </w:rPr>
-        <w:tab/>
-      </w:r>
-      <w:r>
-        <w:rPr>
-          <w:rFonts w:ascii="Calibri Light" w:hAnsi="Calibri Light" w:cs="Calibri Light"/>
-          <w:i/>
-          <w:iCs/>
-          <w:sz w:val="20"/>
-          <w:szCs w:val="20"/>
-          <w:lang w:eastAsia="ko-KR"/>
-        </w:rPr>
-        <w:t xml:space="preserve">2019.09 ~ </w:t>
-      </w:r>
-      <w:r>
-        <w:rPr>
-          <w:rFonts w:ascii="Calibri Light" w:hAnsi="Calibri Light" w:cs="Calibri Light"/>
-          <w:i/>
-          <w:iCs/>
-          <w:sz w:val="20"/>
-          <w:szCs w:val="20"/>
-        </w:rPr>
-        <w:t>2020.02</w:t>
-      </w:r>
-    </w:p>
-    <w:p>
-      <w:pPr>
-        <w:tabs>
-          <w:tab w:val="right" w:pos="8640"/>
-        </w:tabs>
-        <w:rPr>
-          <w:rFonts w:ascii="Calibri Light" w:hAnsi="Calibri Light" w:cs="Calibri Light"/>
-          <w:i/>
-          <w:iCs/>
-          <w:sz w:val="20"/>
-          <w:szCs w:val="20"/>
-        </w:rPr>
-      </w:pPr>
+        <w:t xml:space="preserve">2021.01 ~ </w:t>
+      </w:r>
+      <w:r>
+        <w:rPr>
+          <w:rFonts w:ascii="Calibri Light" w:hAnsi="Calibri Light" w:cs="Calibri Light"/>
+          <w:i/>
+          <w:iCs/>
+          <w:sz w:val="20"/>
+          <w:szCs w:val="20"/>
+        </w:rPr>
+        <w:t>2025.02</w:t>
+      </w:r>
     </w:p>
     <w:p>
       <w:pPr>
         <w:pStyle w:val="Heading1"/>
         <w:rPr>
-          <w:rFonts w:ascii="Lato" w:hAnsi="Lato" w:cstheme="minorHAnsi"/>
+          <w:rFonts w:ascii="Lato Black" w:hAnsi="Lato Black" w:cstheme="minorHAnsi"/>
+          <w:sz w:val="28"/>
+          <w:szCs w:val="36"/>
+          <w:lang w:eastAsia="ko-KR"/>
+        </w:rPr>
+      </w:pPr>
+    </w:p>
+    <w:p>
+      <w:pPr>
+        <w:pStyle w:val="Heading1"/>
+        <w:rPr>
+          <w:rFonts w:ascii="Lato Black" w:hAnsi="Lato Black" w:cstheme="minorHAnsi"/>
           <w:sz w:val="26"/>
           <w:szCs w:val="26"/>
-        </w:rPr>
-      </w:pPr>
-      <w:r>
+          <w:lang w:eastAsia="ko-KR"/>
+        </w:rPr>
+      </w:pPr>
+      <w:r>
+        <w:rPr>
+          <w:rFonts w:ascii="Lato Black" w:hAnsi="Lato Black" w:cstheme="minorHAnsi"/>
+          <w:sz w:val="26"/>
+          <w:szCs w:val="26"/>
+          <w:lang w:eastAsia="ko-KR"/>
+        </w:rPr>
+        <w:t>Publications</w:t>
+      </w:r>
+    </w:p>
+    <w:p>
+      <w:pPr>
+        <w:tabs>
+          <w:tab w:val="right" w:pos="8640"/>
+        </w:tabs>
         <w:rPr>
           <w:rFonts w:ascii="Lato" w:hAnsi="Lato" w:cstheme="minorHAnsi"/>
+          <w:sz w:val="20"/>
+          <w:szCs w:val="20"/>
+        </w:rPr>
+      </w:pPr>
+    </w:p>
+    <w:p>
+      <w:pPr>
+        <w:tabs>
+          <w:tab w:val="right" w:pos="8640"/>
+        </w:tabs>
+        <w:spacing w:after="80"/>
+        <w:ind w:left="567" w:hanging="567"/>
+        <w:rPr>
+          <w:rFonts w:ascii="Calibri Light" w:hAnsi="Calibri Light" w:cs="Calibri Light"/>
+          <w:sz w:val="22"/>
+          <w:lang w:eastAsia="ko-KR"/>
+        </w:rPr>
+      </w:pPr>
+      <w:r>
+        <w:rPr>
+          <w:rFonts w:ascii="Calibri Light" w:hAnsi="Calibri Light" w:cs="Calibri Light"/>
+          <w:b/>
+          <w:bCs/>
+          <w:sz w:val="22"/>
+          <w:lang w:eastAsia="ko-KR"/>
+        </w:rPr>
+        <w:t>Kwon, M.</w:t>
+      </w:r>
+      <w:r>
+        <w:rPr>
+          <w:rFonts w:ascii="Calibri Light" w:hAnsi="Calibri Light" w:cs="Calibri Light"/>
+          <w:b/>
+          <w:bCs/>
+          <w:sz w:val="22"/>
+          <w:vertAlign w:val="superscript"/>
+          <w:lang w:eastAsia="ko-KR"/>
+        </w:rPr>
+        <w:t>*</w:t>
+      </w:r>
+      <w:r>
+        <w:rPr>
+          <w:rFonts w:ascii="Calibri Light" w:hAnsi="Calibri Light" w:cs="Calibri Light"/>
+          <w:sz w:val="22"/>
+          <w:lang w:eastAsia="ko-KR"/>
+        </w:rPr>
+        <w:t xml:space="preserve">, </w:t>
+      </w:r>
+      <w:r>
+        <w:rPr>
+          <w:rFonts w:ascii="Calibri Light" w:hAnsi="Calibri Light" w:cs="Calibri Light"/>
+          <w:sz w:val="22"/>
+          <w:lang w:eastAsia="ko-KR"/>
+        </w:rPr>
+        <w:t>Choi, H</w:t>
+      </w:r>
+      <w:r>
+        <w:rPr>
+          <w:rFonts w:ascii="Calibri Light" w:hAnsi="Calibri Light" w:cs="Calibri Light"/>
+          <w:sz w:val="22"/>
+          <w:lang w:eastAsia="ko-KR"/>
+        </w:rPr>
+        <w:t>.</w:t>
+      </w:r>
+      <w:r>
+        <w:rPr>
+          <w:rFonts w:ascii="Calibri Light" w:hAnsi="Calibri Light" w:cs="Calibri Light"/>
+          <w:sz w:val="22"/>
+          <w:vertAlign w:val="superscript"/>
+          <w:lang w:eastAsia="ko-KR"/>
+        </w:rPr>
+        <w:t>*</w:t>
+      </w:r>
+      <w:r>
+        <w:rPr>
+          <w:rFonts w:ascii="Calibri Light" w:hAnsi="Calibri Light" w:cs="Calibri Light"/>
+          <w:sz w:val="22"/>
+          <w:lang w:eastAsia="ko-KR"/>
+        </w:rPr>
+        <w:t>, P</w:t>
+      </w:r>
+      <w:r>
+        <w:rPr>
+          <w:rFonts w:ascii="Calibri Light" w:hAnsi="Calibri Light" w:cs="Calibri Light"/>
+          <w:sz w:val="22"/>
+          <w:lang w:eastAsia="ko-KR"/>
+        </w:rPr>
+        <w:t>ark, H., Ahn, W.</w:t>
+      </w:r>
+      <w:r>
+        <w:rPr>
+          <w:rFonts w:ascii="Calibri Light" w:hAnsi="Calibri Light" w:cs="Calibri Light"/>
+          <w:sz w:val="22"/>
+          <w:vertAlign w:val="superscript"/>
+          <w:lang w:eastAsia="ko-KR"/>
+        </w:rPr>
+        <w:t>+</w:t>
+      </w:r>
+      <w:r>
+        <w:rPr>
+          <w:rFonts w:ascii="Calibri Light" w:hAnsi="Calibri Light" w:cs="Calibri Light"/>
+          <w:sz w:val="22"/>
+          <w:lang w:eastAsia="ko-KR"/>
+        </w:rPr>
+        <w:t>, Jung Y.</w:t>
+      </w:r>
+      <w:r>
+        <w:rPr>
+          <w:rFonts w:ascii="Calibri Light" w:hAnsi="Calibri Light" w:cs="Calibri Light"/>
+          <w:sz w:val="22"/>
+          <w:vertAlign w:val="superscript"/>
+          <w:lang w:eastAsia="ko-KR"/>
+        </w:rPr>
+        <w:t>+</w:t>
+      </w:r>
+      <w:r>
+        <w:rPr>
+          <w:rFonts w:ascii="Calibri Light" w:hAnsi="Calibri Light" w:cs="Calibri Light"/>
+          <w:sz w:val="22"/>
+          <w:lang w:eastAsia="ko-KR"/>
+        </w:rPr>
+        <w:t xml:space="preserve"> </w:t>
+      </w:r>
+      <w:r>
+        <w:rPr>
+          <w:rFonts w:ascii="Calibri Light" w:hAnsi="Calibri Light" w:cs="Calibri Light"/>
+          <w:sz w:val="22"/>
+          <w:lang w:eastAsia="ko-KR"/>
+        </w:rPr>
+        <w:t>(</w:t>
+      </w:r>
+      <w:r>
+        <w:rPr>
+          <w:rFonts w:ascii="Calibri Light" w:hAnsi="Calibri Light" w:cs="Calibri Light"/>
+          <w:sz w:val="22"/>
+          <w:lang w:eastAsia="ko-KR"/>
+        </w:rPr>
+        <w:t>2024</w:t>
+      </w:r>
+      <w:r>
+        <w:rPr>
+          <w:rFonts w:ascii="Calibri Light" w:hAnsi="Calibri Light" w:cs="Calibri Light"/>
+          <w:sz w:val="22"/>
+          <w:lang w:eastAsia="ko-KR"/>
+        </w:rPr>
+        <w:t xml:space="preserve">) </w:t>
+      </w:r>
+      <w:r>
+        <w:rPr>
+          <w:rFonts w:ascii="Calibri Light" w:hAnsi="Calibri Light" w:cs="Calibri Light"/>
+          <w:sz w:val="22"/>
+          <w:lang w:eastAsia="ko-KR"/>
+        </w:rPr>
+        <w:t xml:space="preserve">Neural correlates of model-based behavior in internet gaming disorder and alcohol use disorder, </w:t>
+      </w:r>
+      <w:r>
+        <w:rPr>
+          <w:rFonts w:ascii="Calibri Light" w:hAnsi="Calibri Light" w:cs="Calibri Light"/>
+          <w:i/>
+          <w:iCs/>
+          <w:sz w:val="22"/>
+          <w:lang w:eastAsia="ko-KR"/>
+        </w:rPr>
+        <w:t>Journal of Behavioral Addictions</w:t>
+      </w:r>
+      <w:r>
+        <w:rPr>
+          <w:rFonts w:ascii="Calibri Light" w:hAnsi="Calibri Light" w:cs="Calibri Light"/>
+          <w:i/>
+          <w:iCs/>
+          <w:sz w:val="22"/>
+          <w:lang w:eastAsia="ko-KR"/>
+        </w:rPr>
+        <w:t xml:space="preserve">, </w:t>
+      </w:r>
+      <w:r>
+        <w:rPr>
+          <w:rFonts w:ascii="Calibri Light" w:hAnsi="Calibri Light" w:cs="Calibri Light"/>
+          <w:i/>
+          <w:iCs/>
+          <w:sz w:val="22"/>
+          <w:lang w:eastAsia="ko-KR"/>
+        </w:rPr>
+        <w:t>https://doi.org/10.1556/2006.2024.00006</w:t>
+      </w:r>
+      <w:r>
+        <w:rPr>
+          <w:rFonts w:ascii="Calibri Light" w:hAnsi="Calibri Light" w:cs="Calibri Light"/>
+          <w:i/>
+          <w:iCs/>
+          <w:sz w:val="22"/>
+          <w:lang w:eastAsia="ko-KR"/>
+        </w:rPr>
+        <w:t>.</w:t>
+      </w:r>
+    </w:p>
+    <w:p>
+      <w:pPr>
+        <w:spacing w:after="80"/>
+        <w:ind w:left="567" w:hanging="567"/>
+        <w:rPr>
+          <w:rFonts w:ascii="Calibri Light" w:hAnsi="Calibri Light" w:cs="Calibri Light"/>
+          <w:sz w:val="22"/>
+          <w:lang w:eastAsia="ko-KR"/>
+        </w:rPr>
+      </w:pPr>
+      <w:r>
+        <w:rPr>
+          <w:rFonts w:ascii="Calibri Light" w:hAnsi="Calibri Light" w:cs="Calibri Light"/>
+          <w:b/>
+          <w:bCs/>
+          <w:sz w:val="22"/>
+          <w:lang w:eastAsia="ko-KR"/>
+        </w:rPr>
+        <w:t>Kwon, M.,</w:t>
+      </w:r>
+      <w:r>
+        <w:rPr>
+          <w:rFonts w:ascii="Calibri Light" w:hAnsi="Calibri Light" w:cs="Calibri Light"/>
+          <w:sz w:val="22"/>
+          <w:lang w:eastAsia="ko-KR"/>
+        </w:rPr>
+        <w:t xml:space="preserve"> Kim, H., Yang, J., </w:t>
+      </w:r>
+      <w:r>
+        <w:rPr>
+          <w:rFonts w:ascii="Calibri Light" w:hAnsi="Calibri Light" w:cs="Calibri Light"/>
+          <w:sz w:val="22"/>
+          <w:lang w:eastAsia="ko-KR"/>
+        </w:rPr>
+        <w:t xml:space="preserve">Lee, Y., </w:t>
+      </w:r>
+      <w:r>
+        <w:rPr>
+          <w:rFonts w:ascii="Calibri Light" w:hAnsi="Calibri Light" w:cs="Calibri Light"/>
+          <w:sz w:val="22"/>
+          <w:lang w:eastAsia="ko-KR"/>
+        </w:rPr>
+        <w:t>Hur, J., Lee, T.-H., &amp; Ahn, W.-Y. (</w:t>
+      </w:r>
+      <w:r>
+        <w:rPr>
+          <w:rFonts w:ascii="Calibri Light" w:hAnsi="Calibri Light" w:cs="Calibri Light"/>
+          <w:sz w:val="22"/>
+          <w:lang w:eastAsia="ko-KR"/>
+        </w:rPr>
+        <w:t>2024</w:t>
+      </w:r>
+      <w:r>
+        <w:rPr>
+          <w:rFonts w:ascii="Calibri Light" w:hAnsi="Calibri Light" w:cs="Calibri Light"/>
+          <w:sz w:val="22"/>
+          <w:lang w:eastAsia="ko-KR"/>
+        </w:rPr>
+        <w:t xml:space="preserve">) </w:t>
+      </w:r>
+      <w:r>
+        <w:rPr>
+          <w:rFonts w:ascii="Calibri Light" w:hAnsi="Calibri Light" w:cs="Calibri Light"/>
+          <w:sz w:val="22"/>
+          <w:lang w:eastAsia="ko-KR"/>
+        </w:rPr>
+        <w:t>Caffeinated soda intake in children is associated with neurobehavioral risk factors for substance misuse</w:t>
+      </w:r>
+      <w:r>
+        <w:rPr>
+          <w:rFonts w:ascii="Calibri Light" w:hAnsi="Calibri Light" w:cs="Calibri Light"/>
+          <w:sz w:val="22"/>
+          <w:lang w:eastAsia="ko-KR"/>
+        </w:rPr>
+        <w:t xml:space="preserve">. </w:t>
+      </w:r>
+      <w:r>
+        <w:rPr>
+          <w:rFonts w:ascii="Calibri Light" w:hAnsi="Calibri Light" w:cs="Calibri Light"/>
+          <w:i/>
+          <w:iCs/>
+          <w:sz w:val="22"/>
+          <w:lang w:eastAsia="ko-KR"/>
+        </w:rPr>
+        <w:t>Substance Use and Misuse</w:t>
+      </w:r>
+      <w:r>
+        <w:rPr>
+          <w:rFonts w:ascii="Calibri Light" w:hAnsi="Calibri Light" w:cs="Calibri Light"/>
+          <w:sz w:val="22"/>
+          <w:lang w:eastAsia="ko-KR"/>
+        </w:rPr>
+        <w:t>,</w:t>
+      </w:r>
+      <w:r>
+        <w:rPr>
+          <w:rFonts w:ascii="Calibri Light" w:hAnsi="Calibri Light" w:cs="Calibri Light"/>
+          <w:sz w:val="22"/>
+          <w:lang w:eastAsia="ko-KR"/>
+        </w:rPr>
+        <w:t xml:space="preserve"> </w:t>
+      </w:r>
+      <w:r>
+        <w:rPr>
+          <w:rFonts w:ascii="Calibri Light" w:hAnsi="Calibri Light" w:cs="Calibri Light"/>
+          <w:sz w:val="22"/>
+          <w:lang w:eastAsia="ko-KR"/>
+        </w:rPr>
+        <w:t>https://dx.doi.org/10.1080/10826084.2023.2259471</w:t>
+      </w:r>
+      <w:r>
+        <w:rPr>
+          <w:rFonts w:ascii="Calibri Light" w:hAnsi="Calibri Light" w:cs="Calibri Light"/>
+          <w:sz w:val="22"/>
+          <w:lang w:eastAsia="ko-KR"/>
+        </w:rPr>
+        <w:t>.</w:t>
+      </w:r>
+    </w:p>
+    <w:p>
+      <w:pPr>
+        <w:spacing w:after="80"/>
+        <w:ind w:left="567" w:hanging="567"/>
+        <w:rPr>
+          <w:rFonts w:ascii="Calibri Light" w:hAnsi="Calibri Light" w:cs="Calibri Light"/>
+          <w:sz w:val="22"/>
+          <w:lang w:eastAsia="ko-KR"/>
+        </w:rPr>
+      </w:pPr>
+      <w:r>
+        <w:rPr>
+          <w:rFonts w:ascii="Calibri Light" w:hAnsi="Calibri Light" w:cs="Calibri Light"/>
+          <w:b/>
+          <w:bCs/>
+          <w:sz w:val="22"/>
+          <w:lang w:eastAsia="ko-KR"/>
+        </w:rPr>
+        <w:t>Kwon, M.,</w:t>
+      </w:r>
+      <w:r>
+        <w:rPr>
+          <w:rFonts w:ascii="Calibri Light" w:hAnsi="Calibri Light" w:cs="Calibri Light"/>
+          <w:sz w:val="22"/>
+          <w:lang w:eastAsia="ko-KR"/>
+        </w:rPr>
+        <w:t xml:space="preserve"> </w:t>
+      </w:r>
+      <w:r>
+        <w:rPr>
+          <w:rFonts w:ascii="Calibri Light" w:hAnsi="Calibri Light" w:cs="Calibri Light"/>
+          <w:sz w:val="22"/>
+          <w:lang w:eastAsia="ko-KR"/>
+        </w:rPr>
+        <w:t>Lee</w:t>
+      </w:r>
+      <w:r>
+        <w:rPr>
+          <w:rFonts w:ascii="Calibri Light" w:hAnsi="Calibri Light" w:cs="Calibri Light"/>
+          <w:sz w:val="22"/>
+          <w:lang w:eastAsia="ko-KR"/>
+        </w:rPr>
+        <w:t xml:space="preserve">, </w:t>
+      </w:r>
+      <w:r>
+        <w:rPr>
+          <w:rFonts w:ascii="Calibri Light" w:hAnsi="Calibri Light" w:cs="Calibri Light"/>
+          <w:sz w:val="22"/>
+          <w:lang w:eastAsia="ko-KR"/>
+        </w:rPr>
+        <w:t>S</w:t>
+      </w:r>
+      <w:r>
+        <w:rPr>
+          <w:rFonts w:ascii="Calibri Light" w:hAnsi="Calibri Light" w:cs="Calibri Light"/>
+          <w:sz w:val="22"/>
+          <w:lang w:eastAsia="ko-KR"/>
+        </w:rPr>
+        <w:t>., &amp; Ahn, W.-Y. (</w:t>
+      </w:r>
+      <w:r>
+        <w:rPr>
+          <w:rFonts w:ascii="Calibri Light" w:hAnsi="Calibri Light" w:cs="Calibri Light"/>
+          <w:sz w:val="22"/>
+          <w:lang w:eastAsia="ko-KR"/>
+        </w:rPr>
+        <w:t>202</w:t>
+      </w:r>
+      <w:r>
+        <w:rPr>
+          <w:rFonts w:ascii="Calibri Light" w:hAnsi="Calibri Light" w:cs="Calibri Light"/>
+          <w:sz w:val="22"/>
+          <w:lang w:eastAsia="ko-KR"/>
+        </w:rPr>
+        <w:t>3</w:t>
+      </w:r>
+      <w:r>
+        <w:rPr>
+          <w:rFonts w:ascii="Calibri Light" w:hAnsi="Calibri Light" w:cs="Calibri Light"/>
+          <w:sz w:val="22"/>
+          <w:lang w:eastAsia="ko-KR"/>
+        </w:rPr>
+        <w:t xml:space="preserve">) </w:t>
+      </w:r>
+      <w:r>
+        <w:rPr>
+          <w:rFonts w:ascii="Calibri Light" w:hAnsi="Calibri Light" w:cs="Calibri Light"/>
+          <w:sz w:val="22"/>
+          <w:lang w:eastAsia="ko-KR"/>
+        </w:rPr>
+        <w:t>Adaptive design optimization as a promising tool for reliable and efficient computational fingerprinting</w:t>
+      </w:r>
+      <w:r>
+        <w:rPr>
+          <w:rFonts w:ascii="Calibri Light" w:hAnsi="Calibri Light" w:cs="Calibri Light"/>
+          <w:sz w:val="22"/>
+          <w:lang w:eastAsia="ko-KR"/>
+        </w:rPr>
+        <w:t>.</w:t>
+      </w:r>
+      <w:r>
+        <w:rPr>
+          <w:rFonts w:ascii="Calibri Light" w:hAnsi="Calibri Light" w:cs="Calibri Light"/>
+          <w:sz w:val="22"/>
+          <w:lang w:eastAsia="ko-KR"/>
+        </w:rPr>
+        <w:t xml:space="preserve"> </w:t>
+      </w:r>
+      <w:r>
+        <w:rPr>
+          <w:rFonts w:ascii="Calibri Light" w:hAnsi="Calibri Light" w:cs="Calibri Light"/>
+          <w:i/>
+          <w:iCs/>
+          <w:sz w:val="22"/>
+          <w:lang w:eastAsia="ko-KR"/>
+        </w:rPr>
+        <w:t>Biological Psychia</w:t>
+      </w:r>
+      <w:r>
+        <w:rPr>
+          <w:rFonts w:ascii="Calibri Light" w:hAnsi="Calibri Light" w:cs="Calibri Light"/>
+          <w:i/>
+          <w:iCs/>
+          <w:sz w:val="22"/>
+          <w:lang w:eastAsia="ko-KR"/>
+        </w:rPr>
+        <w:t>t</w:t>
+      </w:r>
+      <w:r>
+        <w:rPr>
+          <w:rFonts w:ascii="Calibri Light" w:hAnsi="Calibri Light" w:cs="Calibri Light"/>
+          <w:i/>
+          <w:iCs/>
+          <w:sz w:val="22"/>
+          <w:lang w:eastAsia="ko-KR"/>
+        </w:rPr>
+        <w:t>ry: Cognitive Neuroscience and Neuroimaging</w:t>
+      </w:r>
+      <w:r>
+        <w:rPr>
+          <w:rFonts w:ascii="Calibri Light" w:hAnsi="Calibri Light" w:cs="Calibri Light"/>
+          <w:sz w:val="22"/>
+          <w:lang w:eastAsia="ko-KR"/>
+        </w:rPr>
+        <w:t xml:space="preserve">, </w:t>
+      </w:r>
+      <w:r>
+        <w:rPr>
+          <w:rFonts w:ascii="Calibri Light" w:hAnsi="Calibri Light" w:cs="Calibri Light"/>
+          <w:sz w:val="22"/>
+          <w:lang w:eastAsia="ko-KR"/>
+        </w:rPr>
+        <w:t>https://doi.o</w:t>
+      </w:r>
+      <w:r>
+        <w:rPr>
+          <w:rFonts w:ascii="Calibri Light" w:hAnsi="Calibri Light" w:cs="Calibri Light"/>
+          <w:sz w:val="22"/>
+          <w:lang w:eastAsia="ko-KR"/>
+        </w:rPr>
+        <w:t>rg/10.1016/j.bpsc.2022.12.003</w:t>
+      </w:r>
+      <w:r>
+        <w:rPr>
+          <w:rFonts w:ascii="Calibri Light" w:hAnsi="Calibri Light" w:cs="Calibri Light"/>
+          <w:sz w:val="22"/>
+          <w:lang w:eastAsia="ko-KR"/>
+        </w:rPr>
+        <w:t>.</w:t>
+      </w:r>
+    </w:p>
+    <w:p>
+      <w:pPr>
+        <w:spacing w:after="80"/>
+        <w:ind w:left="567" w:hanging="567"/>
+        <w:rPr>
+          <w:rFonts w:ascii="Calibri Light" w:hAnsi="Calibri Light" w:cs="Calibri Light"/>
+          <w:sz w:val="22"/>
+          <w:lang w:eastAsia="ko-KR"/>
+        </w:rPr>
+      </w:pPr>
+      <w:r>
+        <w:rPr>
+          <w:rFonts w:ascii="Calibri Light" w:hAnsi="Calibri Light" w:cs="Calibri Light"/>
+          <w:sz w:val="22"/>
+          <w:lang w:eastAsia="ko-KR"/>
+        </w:rPr>
+        <w:t xml:space="preserve">Kim, H., </w:t>
+      </w:r>
+      <w:r>
+        <w:rPr>
+          <w:rFonts w:ascii="Calibri Light" w:hAnsi="Calibri Light" w:cs="Calibri Light"/>
+          <w:sz w:val="22"/>
+          <w:lang w:eastAsia="ko-KR"/>
+        </w:rPr>
+        <w:t xml:space="preserve">Hur, J. K., </w:t>
+      </w:r>
+      <w:r>
+        <w:rPr>
+          <w:rFonts w:ascii="Calibri Light" w:hAnsi="Calibri Light" w:cs="Calibri Light"/>
+          <w:b/>
+          <w:bCs/>
+          <w:sz w:val="22"/>
+          <w:lang w:eastAsia="ko-KR"/>
+        </w:rPr>
+        <w:t>Kwon, M.</w:t>
+      </w:r>
+      <w:r>
+        <w:rPr>
+          <w:rFonts w:ascii="Calibri Light" w:hAnsi="Calibri Light" w:cs="Calibri Light"/>
+          <w:sz w:val="22"/>
+          <w:lang w:eastAsia="ko-KR"/>
+        </w:rPr>
+        <w:t xml:space="preserve">, Kim, S., </w:t>
+      </w:r>
+      <w:proofErr w:type="spellStart"/>
+      <w:r>
+        <w:rPr>
+          <w:rFonts w:ascii="Calibri Light" w:hAnsi="Calibri Light" w:cs="Calibri Light"/>
+          <w:sz w:val="22"/>
+          <w:lang w:eastAsia="ko-KR"/>
+        </w:rPr>
+        <w:t>Zoh</w:t>
+      </w:r>
+      <w:proofErr w:type="spellEnd"/>
+      <w:r>
+        <w:rPr>
+          <w:rFonts w:ascii="Calibri Light" w:hAnsi="Calibri Light" w:cs="Calibri Light"/>
+          <w:sz w:val="22"/>
+          <w:lang w:eastAsia="ko-KR"/>
+        </w:rPr>
+        <w:t xml:space="preserve">, Y., &amp; Ahn, W.-Y </w:t>
+      </w:r>
+      <w:r>
+        <w:rPr>
+          <w:rFonts w:ascii="Calibri Light" w:hAnsi="Calibri Light" w:cs="Calibri Light"/>
+          <w:sz w:val="22"/>
+          <w:lang w:eastAsia="ko-KR"/>
+        </w:rPr>
+        <w:t>(</w:t>
+      </w:r>
+      <w:r>
+        <w:rPr>
+          <w:rFonts w:ascii="Calibri Light" w:hAnsi="Calibri Light" w:cs="Calibri Light"/>
+          <w:sz w:val="22"/>
+          <w:lang w:eastAsia="ko-KR"/>
+        </w:rPr>
+        <w:t xml:space="preserve">2023) </w:t>
+      </w:r>
+      <w:r>
+        <w:rPr>
+          <w:rFonts w:ascii="Calibri Light" w:hAnsi="Calibri Light" w:cs="Calibri Light"/>
+          <w:sz w:val="22"/>
+          <w:lang w:eastAsia="ko-KR"/>
+        </w:rPr>
+        <w:t xml:space="preserve">Causal role of the dorsolateral prefrontal cortex in modulating the balance between </w:t>
+      </w:r>
+      <w:r>
+        <w:rPr>
+          <w:rFonts w:ascii="Calibri Light" w:hAnsi="Calibri Light" w:cs="Calibri Light"/>
+          <w:sz w:val="22"/>
+          <w:lang w:eastAsia="ko-KR"/>
+        </w:rPr>
+        <w:t>P</w:t>
+      </w:r>
+      <w:r>
+        <w:rPr>
+          <w:rFonts w:ascii="Calibri Light" w:hAnsi="Calibri Light" w:cs="Calibri Light"/>
+          <w:sz w:val="22"/>
+          <w:lang w:eastAsia="ko-KR"/>
+        </w:rPr>
+        <w:t xml:space="preserve">avlovian and instrumental systems in the punishment </w:t>
+      </w:r>
+      <w:r>
+        <w:rPr>
+          <w:rFonts w:ascii="Calibri Light" w:hAnsi="Calibri Light" w:cs="Calibri Light"/>
+          <w:sz w:val="22"/>
+          <w:lang w:eastAsia="ko-KR"/>
+        </w:rPr>
+        <w:t xml:space="preserve">domain. </w:t>
+      </w:r>
+      <w:r>
+        <w:rPr>
+          <w:rFonts w:ascii="Calibri Light" w:hAnsi="Calibri Light" w:cs="Calibri Light"/>
+          <w:i/>
+          <w:iCs/>
+          <w:sz w:val="22"/>
+          <w:lang w:eastAsia="ko-KR"/>
+        </w:rPr>
+        <w:t>PLOS ONE</w:t>
+      </w:r>
+      <w:r>
+        <w:rPr>
+          <w:rFonts w:ascii="Calibri Light" w:hAnsi="Calibri Light" w:cs="Calibri Light"/>
+          <w:sz w:val="22"/>
+          <w:lang w:eastAsia="ko-KR"/>
+        </w:rPr>
+        <w:t xml:space="preserve">, </w:t>
+      </w:r>
+      <w:r>
+        <w:rPr>
+          <w:rFonts w:ascii="Calibri Light" w:hAnsi="Calibri Light" w:cs="Calibri Light"/>
+          <w:sz w:val="22"/>
+          <w:lang w:eastAsia="ko-KR"/>
+        </w:rPr>
+        <w:t>https://doi.org/10</w:t>
+      </w:r>
+      <w:r>
+        <w:rPr>
+          <w:rFonts w:ascii="Calibri Light" w:hAnsi="Calibri Light" w:cs="Calibri Light"/>
+          <w:sz w:val="22"/>
+          <w:lang w:eastAsia="ko-KR"/>
+        </w:rPr>
+        <w:t>.1371/journal.pone.0286632</w:t>
+      </w:r>
+      <w:r>
+        <w:rPr>
+          <w:rFonts w:ascii="Calibri Light" w:hAnsi="Calibri Light" w:cs="Calibri Light"/>
+          <w:sz w:val="22"/>
+          <w:lang w:eastAsia="ko-KR"/>
+        </w:rPr>
+        <w:t>.</w:t>
+      </w:r>
+      <w:r>
+        <w:rPr>
+          <w:rFonts w:ascii="Calibri Light" w:hAnsi="Calibri Light" w:cs="Calibri Light"/>
+          <w:sz w:val="22"/>
+          <w:lang w:eastAsia="ko-KR"/>
+        </w:rPr>
+        <w:t xml:space="preserve"> </w:t>
+      </w:r>
+    </w:p>
+    <w:p>
+      <w:pPr>
+        <w:spacing w:after="80"/>
+        <w:ind w:left="567" w:hanging="567"/>
+        <w:rPr>
+          <w:rFonts w:ascii="Calibri Light" w:hAnsi="Calibri Light" w:cs="Calibri Light"/>
+          <w:sz w:val="22"/>
+          <w:lang w:eastAsia="ko-KR"/>
+        </w:rPr>
+      </w:pPr>
+    </w:p>
+    <w:p>
+      <w:pPr>
+        <w:pStyle w:val="Heading1"/>
+        <w:rPr>
+          <w:rFonts w:ascii="Lato Black" w:hAnsi="Lato Black" w:cstheme="minorHAnsi"/>
+          <w:sz w:val="26"/>
+          <w:szCs w:val="26"/>
+          <w:lang w:eastAsia="ko-KR"/>
+        </w:rPr>
+      </w:pPr>
+      <w:r>
+        <w:rPr>
+          <w:rFonts w:ascii="Lato Black" w:hAnsi="Lato Black" w:cstheme="minorHAnsi"/>
+          <w:sz w:val="26"/>
+          <w:szCs w:val="26"/>
+          <w:lang w:eastAsia="ko-KR"/>
+        </w:rPr>
+        <w:t xml:space="preserve">Oral </w:t>
+      </w:r>
+      <w:r>
+        <w:rPr>
+          <w:rFonts w:ascii="Lato Black" w:hAnsi="Lato Black" w:cstheme="minorHAnsi"/>
+          <w:sz w:val="26"/>
+          <w:szCs w:val="26"/>
+          <w:lang w:eastAsia="ko-KR"/>
+        </w:rPr>
+        <w:t xml:space="preserve">Presentation </w:t>
+      </w:r>
+    </w:p>
+    <w:p>
+      <w:pPr>
+        <w:tabs>
+          <w:tab w:val="right" w:pos="8640"/>
+        </w:tabs>
+        <w:rPr>
+          <w:rFonts w:ascii="Lato" w:hAnsi="Lato" w:cstheme="minorHAnsi"/>
+          <w:sz w:val="20"/>
+          <w:szCs w:val="20"/>
+        </w:rPr>
+      </w:pPr>
+    </w:p>
+    <w:p>
+      <w:pPr>
+        <w:tabs>
+          <w:tab w:val="right" w:pos="8640"/>
+        </w:tabs>
+        <w:spacing w:after="80"/>
+        <w:ind w:left="567" w:hanging="567"/>
+        <w:rPr>
+          <w:rFonts w:ascii="Calibri Light" w:hAnsi="Calibri Light" w:cs="Calibri Light"/>
+          <w:sz w:val="22"/>
+          <w:lang w:eastAsia="ko-KR"/>
+        </w:rPr>
+      </w:pPr>
+      <w:r>
+        <w:rPr>
+          <w:rFonts w:ascii="Calibri Light" w:hAnsi="Calibri Light" w:cs="Calibri Light"/>
+          <w:b/>
+          <w:bCs/>
+          <w:sz w:val="22"/>
+          <w:lang w:eastAsia="ko-KR"/>
+        </w:rPr>
+        <w:t>Kwon, M</w:t>
+      </w:r>
+      <w:r>
+        <w:rPr>
+          <w:rFonts w:ascii="Calibri Light" w:hAnsi="Calibri Light" w:cs="Calibri Light"/>
+          <w:sz w:val="22"/>
+          <w:lang w:eastAsia="ko-KR"/>
+        </w:rPr>
+        <w:t xml:space="preserve">., </w:t>
+      </w:r>
+      <w:r>
+        <w:rPr>
+          <w:rFonts w:ascii="Calibri Light" w:hAnsi="Calibri Light" w:cs="Calibri Light"/>
+          <w:sz w:val="22"/>
+          <w:lang w:eastAsia="ko-KR"/>
+        </w:rPr>
+        <w:t>Song</w:t>
+      </w:r>
+      <w:r>
+        <w:rPr>
+          <w:rFonts w:ascii="Calibri Light" w:hAnsi="Calibri Light" w:cs="Calibri Light"/>
+          <w:sz w:val="22"/>
+          <w:lang w:eastAsia="ko-KR"/>
+        </w:rPr>
+        <w:t xml:space="preserve">, </w:t>
+      </w:r>
+      <w:r>
+        <w:rPr>
+          <w:rFonts w:ascii="Calibri Light" w:hAnsi="Calibri Light" w:cs="Calibri Light"/>
+          <w:sz w:val="22"/>
+          <w:lang w:eastAsia="ko-KR"/>
+        </w:rPr>
+        <w:t>S</w:t>
+      </w:r>
+      <w:r>
+        <w:rPr>
+          <w:rFonts w:ascii="Calibri Light" w:hAnsi="Calibri Light" w:cs="Calibri Light"/>
+          <w:sz w:val="22"/>
+          <w:lang w:eastAsia="ko-KR"/>
+        </w:rPr>
+        <w:t xml:space="preserve">., </w:t>
+      </w:r>
+      <w:r>
+        <w:rPr>
+          <w:rFonts w:ascii="Calibri Light" w:hAnsi="Calibri Light" w:cs="Calibri Light"/>
+          <w:sz w:val="22"/>
+          <w:lang w:eastAsia="ko-KR"/>
+        </w:rPr>
+        <w:t>Lee</w:t>
+      </w:r>
+      <w:r>
+        <w:rPr>
+          <w:rFonts w:ascii="Calibri Light" w:hAnsi="Calibri Light" w:cs="Calibri Light"/>
+          <w:sz w:val="22"/>
+          <w:lang w:eastAsia="ko-KR"/>
+        </w:rPr>
+        <w:t xml:space="preserve">, H., </w:t>
+      </w:r>
+      <w:r>
+        <w:rPr>
+          <w:rFonts w:ascii="Calibri Light" w:hAnsi="Calibri Light" w:cs="Calibri Light"/>
+          <w:sz w:val="22"/>
+          <w:lang w:eastAsia="ko-KR"/>
+        </w:rPr>
+        <w:t>Kwon</w:t>
+      </w:r>
+      <w:r>
+        <w:rPr>
+          <w:rFonts w:ascii="Calibri Light" w:hAnsi="Calibri Light" w:cs="Calibri Light"/>
+          <w:sz w:val="22"/>
+          <w:lang w:eastAsia="ko-KR"/>
+        </w:rPr>
+        <w:t xml:space="preserve">, </w:t>
+      </w:r>
+      <w:r>
+        <w:rPr>
+          <w:rFonts w:ascii="Calibri Light" w:hAnsi="Calibri Light" w:cs="Calibri Light"/>
+          <w:sz w:val="22"/>
+          <w:lang w:eastAsia="ko-KR"/>
+        </w:rPr>
+        <w:t>M</w:t>
+      </w:r>
+      <w:r>
+        <w:rPr>
+          <w:rFonts w:ascii="Calibri Light" w:hAnsi="Calibri Light" w:cs="Calibri Light"/>
+          <w:sz w:val="22"/>
+          <w:lang w:eastAsia="ko-KR"/>
+        </w:rPr>
+        <w:t xml:space="preserve">., </w:t>
+      </w:r>
+      <w:r>
+        <w:rPr>
+          <w:rFonts w:ascii="Calibri Light" w:hAnsi="Calibri Light" w:cs="Calibri Light"/>
+          <w:sz w:val="22"/>
+          <w:lang w:eastAsia="ko-KR"/>
+        </w:rPr>
+        <w:t>Choi</w:t>
+      </w:r>
+      <w:r>
+        <w:rPr>
+          <w:rFonts w:ascii="Calibri Light" w:hAnsi="Calibri Light" w:cs="Calibri Light"/>
+          <w:sz w:val="22"/>
+          <w:lang w:eastAsia="ko-KR"/>
+        </w:rPr>
+        <w:t>, J.</w:t>
+      </w:r>
+      <w:r>
+        <w:rPr>
+          <w:rFonts w:ascii="Calibri Light" w:hAnsi="Calibri Light" w:cs="Calibri Light"/>
+          <w:sz w:val="22"/>
+          <w:lang w:eastAsia="ko-KR"/>
+        </w:rPr>
+        <w:t>-S.</w:t>
+      </w:r>
+      <w:r>
+        <w:rPr>
+          <w:rFonts w:ascii="Calibri Light" w:hAnsi="Calibri Light" w:cs="Calibri Light"/>
+          <w:sz w:val="22"/>
+          <w:lang w:eastAsia="ko-KR"/>
+        </w:rPr>
+        <w:t xml:space="preserve">, </w:t>
+      </w:r>
+      <w:r>
+        <w:rPr>
+          <w:rFonts w:ascii="Calibri Light" w:hAnsi="Calibri Light" w:cs="Calibri Light"/>
+          <w:sz w:val="22"/>
+          <w:lang w:eastAsia="ko-KR"/>
+        </w:rPr>
+        <w:t>Jung</w:t>
+      </w:r>
+      <w:r>
+        <w:rPr>
+          <w:rFonts w:ascii="Calibri Light" w:hAnsi="Calibri Light" w:cs="Calibri Light"/>
+          <w:sz w:val="22"/>
+          <w:lang w:eastAsia="ko-KR"/>
+        </w:rPr>
+        <w:t xml:space="preserve">, </w:t>
+      </w:r>
+      <w:r>
+        <w:rPr>
+          <w:rFonts w:ascii="Calibri Light" w:hAnsi="Calibri Light" w:cs="Calibri Light"/>
+          <w:sz w:val="22"/>
+          <w:lang w:eastAsia="ko-KR"/>
+        </w:rPr>
+        <w:t>Y.-C.</w:t>
+      </w:r>
+      <w:r>
+        <w:rPr>
+          <w:rFonts w:ascii="Calibri Light" w:hAnsi="Calibri Light" w:cs="Calibri Light"/>
+          <w:sz w:val="22"/>
+          <w:lang w:eastAsia="ko-KR"/>
+        </w:rPr>
+        <w:t xml:space="preserve">, </w:t>
+      </w:r>
+      <w:r>
+        <w:rPr>
+          <w:rFonts w:ascii="Calibri Light" w:hAnsi="Calibri Light" w:cs="Calibri Light"/>
+          <w:sz w:val="22"/>
+          <w:lang w:eastAsia="ko-KR"/>
+        </w:rPr>
+        <w:t>Rosenberg, D. M.</w:t>
+      </w:r>
+      <w:r>
+        <w:rPr>
+          <w:rFonts w:ascii="Calibri Light" w:hAnsi="Calibri Light" w:cs="Calibri Light"/>
+          <w:sz w:val="22"/>
+          <w:lang w:eastAsia="ko-KR"/>
+        </w:rPr>
+        <w:t>, &amp; Ahn, W.-Y. (202</w:t>
+      </w:r>
+      <w:r>
+        <w:rPr>
+          <w:rFonts w:ascii="Calibri Light" w:hAnsi="Calibri Light" w:cs="Calibri Light"/>
+          <w:sz w:val="22"/>
+          <w:lang w:eastAsia="ko-KR"/>
+        </w:rPr>
+        <w:t>4</w:t>
+      </w:r>
+      <w:r>
+        <w:rPr>
+          <w:rFonts w:ascii="Calibri Light" w:hAnsi="Calibri Light" w:cs="Calibri Light"/>
+          <w:sz w:val="22"/>
+          <w:lang w:eastAsia="ko-KR"/>
+        </w:rPr>
+        <w:t xml:space="preserve">) </w:t>
+      </w:r>
+      <w:r>
+        <w:rPr>
+          <w:rFonts w:ascii="Calibri Light" w:hAnsi="Calibri Light" w:cs="Calibri Light"/>
+          <w:sz w:val="22"/>
+          <w:lang w:eastAsia="ko-KR"/>
+        </w:rPr>
+        <w:t>Interplay between reward and self-referential processing in alcohol craving during naturalistic movie watching</w:t>
+      </w:r>
+      <w:r>
+        <w:rPr>
+          <w:rFonts w:ascii="Calibri Light" w:hAnsi="Calibri Light" w:cs="Calibri Light"/>
+          <w:sz w:val="22"/>
+          <w:lang w:eastAsia="ko-KR"/>
+        </w:rPr>
+        <w:t xml:space="preserve">, </w:t>
+      </w:r>
+      <w:r>
+        <w:rPr>
+          <w:rFonts w:ascii="Calibri Light" w:hAnsi="Calibri Light" w:cs="Calibri Light"/>
+          <w:i/>
+          <w:iCs/>
+          <w:sz w:val="22"/>
+          <w:lang w:eastAsia="ko-KR"/>
+        </w:rPr>
+        <w:t xml:space="preserve">presented at the annual meeting of the Society for Neuroscience, </w:t>
+      </w:r>
+      <w:r>
+        <w:rPr>
+          <w:rFonts w:ascii="Calibri Light" w:hAnsi="Calibri Light" w:cs="Calibri Light"/>
+          <w:i/>
+          <w:iCs/>
+          <w:sz w:val="22"/>
+          <w:lang w:eastAsia="ko-KR"/>
+        </w:rPr>
+        <w:t>Chicago.</w:t>
+      </w:r>
+    </w:p>
+    <w:p>
+      <w:pPr>
+        <w:tabs>
+          <w:tab w:val="right" w:pos="8640"/>
+        </w:tabs>
+        <w:spacing w:after="80"/>
+        <w:ind w:left="567" w:hanging="567"/>
+        <w:rPr>
+          <w:rFonts w:ascii="Calibri Light" w:hAnsi="Calibri Light" w:cs="Calibri Light"/>
+          <w:sz w:val="22"/>
+          <w:lang w:eastAsia="ko-KR"/>
+        </w:rPr>
+      </w:pPr>
+      <w:r>
+        <w:rPr>
+          <w:rFonts w:ascii="Calibri Light" w:hAnsi="Calibri Light" w:cs="Calibri Light"/>
+          <w:b/>
+          <w:bCs/>
+          <w:sz w:val="22"/>
+          <w:lang w:eastAsia="ko-KR"/>
+        </w:rPr>
+        <w:t>Kwon, M</w:t>
+      </w:r>
+      <w:r>
+        <w:rPr>
+          <w:rFonts w:ascii="Calibri Light" w:hAnsi="Calibri Light" w:cs="Calibri Light"/>
+          <w:sz w:val="22"/>
+          <w:lang w:eastAsia="ko-KR"/>
+        </w:rPr>
+        <w:t xml:space="preserve">., Lee, J.-H., Kim, H., Lee, E., </w:t>
+      </w:r>
+      <w:proofErr w:type="spellStart"/>
+      <w:r>
+        <w:rPr>
+          <w:rFonts w:ascii="Calibri Light" w:hAnsi="Calibri Light" w:cs="Calibri Light"/>
+          <w:sz w:val="22"/>
+          <w:lang w:eastAsia="ko-KR"/>
+        </w:rPr>
+        <w:t>Im</w:t>
+      </w:r>
+      <w:proofErr w:type="spellEnd"/>
+      <w:r>
+        <w:rPr>
+          <w:rFonts w:ascii="Calibri Light" w:hAnsi="Calibri Light" w:cs="Calibri Light"/>
+          <w:sz w:val="22"/>
+          <w:lang w:eastAsia="ko-KR"/>
+        </w:rPr>
+        <w:t xml:space="preserve">, J.J., Doh, H., Yang, J., Pitt, M.A., Myung, J.I., Park, H., Joh, H., &amp; Ahn, W.-Y. (2023) Multi-modal prediction of successful smoking cessation: Insights from neural, computational, and ecological momentary assessments data, </w:t>
+      </w:r>
+      <w:r>
+        <w:rPr>
+          <w:rFonts w:ascii="Calibri Light" w:hAnsi="Calibri Light" w:cs="Calibri Light"/>
+          <w:i/>
+          <w:iCs/>
+          <w:sz w:val="22"/>
+          <w:lang w:eastAsia="ko-KR"/>
+        </w:rPr>
+        <w:t>presented at the annual meeting of the Society for Neuroscience, Washington, D.C.</w:t>
+      </w:r>
+    </w:p>
+    <w:p>
+      <w:pPr>
+        <w:tabs>
+          <w:tab w:val="right" w:pos="8640"/>
+        </w:tabs>
+        <w:spacing w:after="80"/>
+        <w:ind w:left="567" w:hanging="567"/>
+        <w:rPr>
+          <w:rFonts w:ascii="Calibri Light" w:hAnsi="Calibri Light" w:cs="Calibri Light"/>
+          <w:sz w:val="22"/>
+          <w:lang w:eastAsia="ko-KR"/>
+        </w:rPr>
+      </w:pPr>
+      <w:r>
+        <w:rPr>
+          <w:rFonts w:ascii="Calibri Light" w:hAnsi="Calibri Light" w:cs="Calibri Light"/>
+          <w:b/>
+          <w:bCs/>
+          <w:sz w:val="22"/>
+          <w:lang w:eastAsia="ko-KR"/>
+        </w:rPr>
+        <w:lastRenderedPageBreak/>
+        <w:t>Kwon, M.</w:t>
+      </w:r>
+      <w:r>
+        <w:rPr>
+          <w:rFonts w:ascii="Calibri Light" w:hAnsi="Calibri Light" w:cs="Calibri Light"/>
+          <w:b/>
+          <w:bCs/>
+          <w:sz w:val="22"/>
+          <w:vertAlign w:val="superscript"/>
+          <w:lang w:eastAsia="ko-KR"/>
+        </w:rPr>
+        <w:t>*</w:t>
+      </w:r>
+      <w:r>
+        <w:rPr>
+          <w:rFonts w:ascii="Calibri Light" w:hAnsi="Calibri Light" w:cs="Calibri Light"/>
+          <w:sz w:val="22"/>
+          <w:lang w:eastAsia="ko-KR"/>
+        </w:rPr>
+        <w:t xml:space="preserve">, </w:t>
+      </w:r>
+      <w:r>
+        <w:rPr>
+          <w:rFonts w:ascii="Calibri Light" w:hAnsi="Calibri Light" w:cs="Calibri Light"/>
+          <w:sz w:val="22"/>
+          <w:lang w:eastAsia="ko-KR"/>
+        </w:rPr>
+        <w:t>Choi, H</w:t>
+      </w:r>
+      <w:r>
+        <w:rPr>
+          <w:rFonts w:ascii="Calibri Light" w:hAnsi="Calibri Light" w:cs="Calibri Light"/>
+          <w:sz w:val="22"/>
+          <w:lang w:eastAsia="ko-KR"/>
+        </w:rPr>
+        <w:t>.</w:t>
+      </w:r>
+      <w:r>
+        <w:rPr>
+          <w:rFonts w:ascii="Calibri Light" w:hAnsi="Calibri Light" w:cs="Calibri Light"/>
+          <w:sz w:val="22"/>
+          <w:vertAlign w:val="superscript"/>
+          <w:lang w:eastAsia="ko-KR"/>
+        </w:rPr>
+        <w:t>*</w:t>
+      </w:r>
+      <w:r>
+        <w:rPr>
+          <w:rFonts w:ascii="Calibri Light" w:hAnsi="Calibri Light" w:cs="Calibri Light"/>
+          <w:sz w:val="22"/>
+          <w:lang w:eastAsia="ko-KR"/>
+        </w:rPr>
+        <w:t>, P</w:t>
+      </w:r>
+      <w:r>
+        <w:rPr>
+          <w:rFonts w:ascii="Calibri Light" w:hAnsi="Calibri Light" w:cs="Calibri Light"/>
+          <w:sz w:val="22"/>
+          <w:lang w:eastAsia="ko-KR"/>
+        </w:rPr>
+        <w:t>ark, H., Ahn, W.</w:t>
+      </w:r>
+      <w:r>
+        <w:rPr>
+          <w:rFonts w:ascii="Calibri Light" w:hAnsi="Calibri Light" w:cs="Calibri Light"/>
+          <w:sz w:val="22"/>
+          <w:vertAlign w:val="superscript"/>
+          <w:lang w:eastAsia="ko-KR"/>
+        </w:rPr>
+        <w:t>+</w:t>
+      </w:r>
+      <w:r>
+        <w:rPr>
+          <w:rFonts w:ascii="Calibri Light" w:hAnsi="Calibri Light" w:cs="Calibri Light"/>
+          <w:sz w:val="22"/>
+          <w:lang w:eastAsia="ko-KR"/>
+        </w:rPr>
+        <w:t>, Jung Y.</w:t>
+      </w:r>
+      <w:r>
+        <w:rPr>
+          <w:rFonts w:ascii="Calibri Light" w:hAnsi="Calibri Light" w:cs="Calibri Light"/>
+          <w:sz w:val="22"/>
+          <w:vertAlign w:val="superscript"/>
+          <w:lang w:eastAsia="ko-KR"/>
+        </w:rPr>
+        <w:t>+</w:t>
+      </w:r>
+      <w:r>
+        <w:rPr>
+          <w:rFonts w:ascii="Calibri Light" w:hAnsi="Calibri Light" w:cs="Calibri Light"/>
+          <w:sz w:val="22"/>
+          <w:lang w:eastAsia="ko-KR"/>
+        </w:rPr>
+        <w:t xml:space="preserve"> </w:t>
+      </w:r>
+      <w:r>
+        <w:rPr>
+          <w:rFonts w:ascii="Calibri Light" w:hAnsi="Calibri Light" w:cs="Calibri Light"/>
+          <w:sz w:val="22"/>
+          <w:lang w:eastAsia="ko-KR"/>
+        </w:rPr>
+        <w:t>(</w:t>
+      </w:r>
+      <w:r>
+        <w:rPr>
+          <w:rFonts w:ascii="Calibri Light" w:hAnsi="Calibri Light" w:cs="Calibri Light"/>
+          <w:sz w:val="22"/>
+          <w:lang w:eastAsia="ko-KR"/>
+        </w:rPr>
+        <w:t>2023</w:t>
+      </w:r>
+      <w:r>
+        <w:rPr>
+          <w:rFonts w:ascii="Calibri Light" w:hAnsi="Calibri Light" w:cs="Calibri Light"/>
+          <w:sz w:val="22"/>
+          <w:lang w:eastAsia="ko-KR"/>
+        </w:rPr>
+        <w:t xml:space="preserve">) </w:t>
+      </w:r>
+      <w:r>
+        <w:rPr>
+          <w:rFonts w:ascii="Calibri Light" w:hAnsi="Calibri Light" w:cs="Calibri Light"/>
+          <w:sz w:val="22"/>
+          <w:lang w:eastAsia="ko-KR"/>
+        </w:rPr>
+        <w:t xml:space="preserve">Neural correlates of goal-directed control in internet gaming disorder and alcohol use disorder, </w:t>
+      </w:r>
+      <w:r>
+        <w:rPr>
+          <w:rFonts w:ascii="Calibri Light" w:hAnsi="Calibri Light" w:cs="Calibri Light"/>
+          <w:i/>
+          <w:iCs/>
+          <w:sz w:val="22"/>
+          <w:lang w:eastAsia="ko-KR"/>
+        </w:rPr>
+        <w:t>presented</w:t>
+      </w:r>
+      <w:r>
+        <w:rPr>
+          <w:rFonts w:ascii="Calibri Light" w:hAnsi="Calibri Light" w:cs="Calibri Light"/>
+          <w:i/>
+          <w:iCs/>
+          <w:sz w:val="22"/>
+          <w:lang w:eastAsia="ko-KR"/>
+        </w:rPr>
+        <w:t xml:space="preserve"> </w:t>
+      </w:r>
+      <w:r>
+        <w:rPr>
+          <w:rFonts w:ascii="Calibri Light" w:hAnsi="Calibri Light" w:cs="Calibri Light"/>
+          <w:i/>
+          <w:iCs/>
+          <w:sz w:val="22"/>
+          <w:lang w:eastAsia="ko-KR"/>
+        </w:rPr>
+        <w:t xml:space="preserve">at </w:t>
+      </w:r>
+      <w:r>
+        <w:rPr>
+          <w:rFonts w:ascii="Calibri Light" w:hAnsi="Calibri Light" w:cs="Calibri Light"/>
+          <w:i/>
+          <w:iCs/>
+          <w:sz w:val="22"/>
+          <w:lang w:eastAsia="ko-KR"/>
+        </w:rPr>
+        <w:t>8th International Conference on Behavioral Addictions, Incheon, Korea</w:t>
+      </w:r>
+      <w:r>
+        <w:rPr>
+          <w:rFonts w:ascii="Calibri Light" w:hAnsi="Calibri Light" w:cs="Calibri Light"/>
+          <w:i/>
+          <w:iCs/>
+          <w:sz w:val="22"/>
+          <w:lang w:eastAsia="ko-KR"/>
+        </w:rPr>
+        <w:t>.</w:t>
+      </w:r>
+    </w:p>
+    <w:p>
+      <w:pPr>
+        <w:spacing w:after="80"/>
+        <w:ind w:left="567" w:hanging="567"/>
+        <w:rPr>
+          <w:rFonts w:ascii="Calibri Light" w:hAnsi="Calibri Light" w:cs="Calibri Light"/>
+          <w:sz w:val="22"/>
+          <w:lang w:eastAsia="ko-KR"/>
+        </w:rPr>
+      </w:pPr>
+      <w:r>
+        <w:rPr>
+          <w:rFonts w:ascii="Calibri Light" w:hAnsi="Calibri Light" w:cs="Calibri Light"/>
+          <w:b/>
+          <w:bCs/>
+          <w:sz w:val="22"/>
+          <w:lang w:eastAsia="ko-KR"/>
+        </w:rPr>
+        <w:t>Kwon, M.,</w:t>
+      </w:r>
+      <w:r>
+        <w:rPr>
+          <w:rFonts w:ascii="Calibri Light" w:hAnsi="Calibri Light" w:cs="Calibri Light"/>
+          <w:sz w:val="22"/>
+          <w:lang w:eastAsia="ko-KR"/>
+        </w:rPr>
+        <w:t xml:space="preserve"> Kim, H., Yang, J., </w:t>
+      </w:r>
+      <w:r>
+        <w:rPr>
+          <w:rFonts w:ascii="Calibri Light" w:hAnsi="Calibri Light" w:cs="Calibri Light"/>
+          <w:sz w:val="22"/>
+          <w:lang w:eastAsia="ko-KR"/>
+        </w:rPr>
+        <w:t xml:space="preserve">Lee, Y., </w:t>
+      </w:r>
+      <w:r>
+        <w:rPr>
+          <w:rFonts w:ascii="Calibri Light" w:hAnsi="Calibri Light" w:cs="Calibri Light"/>
+          <w:sz w:val="22"/>
+          <w:lang w:eastAsia="ko-KR"/>
+        </w:rPr>
+        <w:t xml:space="preserve">Hur, J., Lee, T.-H., </w:t>
+      </w:r>
+      <w:r>
+        <w:rPr>
+          <w:rFonts w:ascii="Calibri Light" w:hAnsi="Calibri Light" w:cs="Calibri Light"/>
+          <w:sz w:val="22"/>
+          <w:lang w:eastAsia="ko-KR"/>
+        </w:rPr>
+        <w:t xml:space="preserve">Bjork, J.M., </w:t>
+      </w:r>
+      <w:r>
+        <w:rPr>
+          <w:rFonts w:ascii="Calibri Light" w:hAnsi="Calibri Light" w:cs="Calibri Light"/>
+          <w:sz w:val="22"/>
+          <w:lang w:eastAsia="ko-KR"/>
+        </w:rPr>
+        <w:t xml:space="preserve">&amp; Ahn, W.-Y. </w:t>
+      </w:r>
+      <w:r>
+        <w:rPr>
+          <w:rFonts w:ascii="Calibri Light" w:hAnsi="Calibri Light" w:cs="Calibri Light"/>
+          <w:sz w:val="22"/>
+          <w:lang w:eastAsia="ko-KR"/>
+        </w:rPr>
+        <w:t xml:space="preserve">(2023) </w:t>
+      </w:r>
+      <w:r>
+        <w:rPr>
+          <w:rFonts w:ascii="Calibri Light" w:hAnsi="Calibri Light" w:cs="Calibri Light"/>
+          <w:sz w:val="22"/>
+          <w:lang w:eastAsia="ko-KR"/>
+        </w:rPr>
+        <w:t>Caffeinated soda intake in children is associated with neurobehavioral risk factors for substance misuse</w:t>
+      </w:r>
+      <w:r>
+        <w:rPr>
+          <w:rFonts w:ascii="Calibri Light" w:hAnsi="Calibri Light" w:cs="Calibri Light"/>
+          <w:sz w:val="22"/>
+          <w:lang w:eastAsia="ko-KR"/>
+        </w:rPr>
+        <w:t xml:space="preserve">, </w:t>
+      </w:r>
+      <w:r>
+        <w:rPr>
+          <w:rFonts w:ascii="Calibri Light" w:hAnsi="Calibri Light" w:cs="Calibri Light"/>
+          <w:i/>
+          <w:iCs/>
+          <w:sz w:val="22"/>
+          <w:lang w:eastAsia="ko-KR"/>
+        </w:rPr>
+        <w:t>presented at 2023 Annual Conference of the Korean Psychological Association, Suwon, Korea.</w:t>
+      </w:r>
+    </w:p>
+    <w:p>
+      <w:pPr>
+        <w:tabs>
+          <w:tab w:val="right" w:pos="8640"/>
+        </w:tabs>
+        <w:spacing w:after="80"/>
+        <w:ind w:left="567" w:hanging="567"/>
+        <w:rPr>
+          <w:rFonts w:ascii="Calibri Light" w:hAnsi="Calibri Light" w:cs="Calibri Light"/>
+          <w:sz w:val="22"/>
+          <w:lang w:eastAsia="ko-KR"/>
+        </w:rPr>
+      </w:pPr>
+      <w:r>
+        <w:rPr>
+          <w:rFonts w:ascii="Calibri Light" w:hAnsi="Calibri Light" w:cs="Calibri Light"/>
+          <w:b/>
+          <w:bCs/>
+          <w:sz w:val="22"/>
+          <w:lang w:eastAsia="ko-KR"/>
+        </w:rPr>
+        <w:t>Kwon, M.</w:t>
+      </w:r>
+      <w:r>
+        <w:rPr>
+          <w:rFonts w:ascii="Calibri Light" w:hAnsi="Calibri Light" w:cs="Calibri Light"/>
+          <w:b/>
+          <w:bCs/>
+          <w:sz w:val="22"/>
+          <w:vertAlign w:val="superscript"/>
+          <w:lang w:eastAsia="ko-KR"/>
+        </w:rPr>
+        <w:t>*</w:t>
+      </w:r>
+      <w:r>
+        <w:rPr>
+          <w:rFonts w:ascii="Calibri Light" w:hAnsi="Calibri Light" w:cs="Calibri Light"/>
+          <w:sz w:val="22"/>
+          <w:lang w:eastAsia="ko-KR"/>
+        </w:rPr>
+        <w:t xml:space="preserve">, </w:t>
+      </w:r>
+      <w:r>
+        <w:rPr>
+          <w:rFonts w:ascii="Calibri Light" w:hAnsi="Calibri Light" w:cs="Calibri Light"/>
+          <w:sz w:val="22"/>
+          <w:lang w:eastAsia="ko-KR"/>
+        </w:rPr>
+        <w:t>Choi, H</w:t>
+      </w:r>
+      <w:r>
+        <w:rPr>
+          <w:rFonts w:ascii="Calibri Light" w:hAnsi="Calibri Light" w:cs="Calibri Light"/>
+          <w:sz w:val="22"/>
+          <w:lang w:eastAsia="ko-KR"/>
+        </w:rPr>
+        <w:t>.</w:t>
+      </w:r>
+      <w:r>
+        <w:rPr>
+          <w:rFonts w:ascii="Calibri Light" w:hAnsi="Calibri Light" w:cs="Calibri Light"/>
+          <w:sz w:val="22"/>
+          <w:vertAlign w:val="superscript"/>
+          <w:lang w:eastAsia="ko-KR"/>
+        </w:rPr>
+        <w:t>*</w:t>
+      </w:r>
+      <w:r>
+        <w:rPr>
+          <w:rFonts w:ascii="Calibri Light" w:hAnsi="Calibri Light" w:cs="Calibri Light"/>
+          <w:sz w:val="22"/>
+          <w:lang w:eastAsia="ko-KR"/>
+        </w:rPr>
+        <w:t>, P</w:t>
+      </w:r>
+      <w:r>
+        <w:rPr>
+          <w:rFonts w:ascii="Calibri Light" w:hAnsi="Calibri Light" w:cs="Calibri Light"/>
+          <w:sz w:val="22"/>
+          <w:lang w:eastAsia="ko-KR"/>
+        </w:rPr>
+        <w:t>ark, H., Ahn, W.</w:t>
+      </w:r>
+      <w:r>
+        <w:rPr>
+          <w:rFonts w:ascii="Calibri Light" w:hAnsi="Calibri Light" w:cs="Calibri Light"/>
+          <w:sz w:val="22"/>
+          <w:vertAlign w:val="superscript"/>
+          <w:lang w:eastAsia="ko-KR"/>
+        </w:rPr>
+        <w:t>+</w:t>
+      </w:r>
+      <w:r>
+        <w:rPr>
+          <w:rFonts w:ascii="Calibri Light" w:hAnsi="Calibri Light" w:cs="Calibri Light"/>
+          <w:sz w:val="22"/>
+          <w:lang w:eastAsia="ko-KR"/>
+        </w:rPr>
+        <w:t>, Jung Y.</w:t>
+      </w:r>
+      <w:r>
+        <w:rPr>
+          <w:rFonts w:ascii="Calibri Light" w:hAnsi="Calibri Light" w:cs="Calibri Light"/>
+          <w:sz w:val="22"/>
+          <w:vertAlign w:val="superscript"/>
+          <w:lang w:eastAsia="ko-KR"/>
+        </w:rPr>
+        <w:t>+</w:t>
+      </w:r>
+      <w:r>
+        <w:rPr>
+          <w:rFonts w:ascii="Calibri Light" w:hAnsi="Calibri Light" w:cs="Calibri Light"/>
+          <w:sz w:val="22"/>
+          <w:lang w:eastAsia="ko-KR"/>
+        </w:rPr>
+        <w:t xml:space="preserve"> </w:t>
+      </w:r>
+      <w:r>
+        <w:rPr>
+          <w:rFonts w:ascii="Calibri Light" w:hAnsi="Calibri Light" w:cs="Calibri Light"/>
+          <w:sz w:val="22"/>
+          <w:lang w:eastAsia="ko-KR"/>
+        </w:rPr>
+        <w:t>(</w:t>
+      </w:r>
+      <w:r>
+        <w:rPr>
+          <w:rFonts w:ascii="Calibri Light" w:hAnsi="Calibri Light" w:cs="Calibri Light"/>
+          <w:sz w:val="22"/>
+          <w:lang w:eastAsia="ko-KR"/>
+        </w:rPr>
+        <w:t>2023</w:t>
+      </w:r>
+      <w:r>
+        <w:rPr>
+          <w:rFonts w:ascii="Calibri Light" w:hAnsi="Calibri Light" w:cs="Calibri Light"/>
+          <w:sz w:val="22"/>
+          <w:lang w:eastAsia="ko-KR"/>
+        </w:rPr>
+        <w:t xml:space="preserve">) </w:t>
+      </w:r>
+      <w:r>
+        <w:rPr>
+          <w:rFonts w:ascii="Calibri Light" w:hAnsi="Calibri Light" w:cs="Calibri Light"/>
+          <w:sz w:val="22"/>
+          <w:lang w:eastAsia="ko-KR"/>
+        </w:rPr>
+        <w:t>Shared and Distinct Neurocognitive Featu</w:t>
+      </w:r>
+      <w:r>
+        <w:rPr>
+          <w:rFonts w:ascii="Calibri Light" w:hAnsi="Calibri Light" w:cs="Calibri Light"/>
+          <w:sz w:val="22"/>
+          <w:lang w:eastAsia="ko-KR"/>
+        </w:rPr>
+        <w:t>r</w:t>
+      </w:r>
+      <w:r>
+        <w:rPr>
+          <w:rFonts w:ascii="Calibri Light" w:hAnsi="Calibri Light" w:cs="Calibri Light"/>
+          <w:sz w:val="22"/>
+          <w:lang w:eastAsia="ko-KR"/>
+        </w:rPr>
+        <w:t xml:space="preserve">es of Internet Gaming Disorder and Alcohol Use Disorder, </w:t>
+      </w:r>
+      <w:r>
+        <w:rPr>
+          <w:rFonts w:ascii="Calibri Light" w:hAnsi="Calibri Light" w:cs="Calibri Light"/>
+          <w:i/>
+          <w:iCs/>
+          <w:sz w:val="22"/>
+          <w:lang w:eastAsia="ko-KR"/>
+        </w:rPr>
+        <w:t xml:space="preserve">presented at </w:t>
+      </w:r>
+      <w:r>
+        <w:rPr>
+          <w:rFonts w:ascii="Calibri Light" w:hAnsi="Calibri Light" w:cs="Calibri Light"/>
+          <w:i/>
+          <w:iCs/>
+          <w:sz w:val="22"/>
+          <w:lang w:eastAsia="ko-KR"/>
+        </w:rPr>
+        <w:t>10th World Congress of Cognitive and Behavioral Therapies, Seoul, Korea</w:t>
+      </w:r>
+      <w:r>
+        <w:rPr>
+          <w:rFonts w:ascii="Calibri Light" w:hAnsi="Calibri Light" w:cs="Calibri Light"/>
+          <w:i/>
+          <w:iCs/>
+          <w:sz w:val="22"/>
+          <w:lang w:eastAsia="ko-KR"/>
+        </w:rPr>
+        <w:t>.</w:t>
+      </w:r>
+    </w:p>
+    <w:p>
+      <w:pPr>
+        <w:pStyle w:val="Heading1"/>
+        <w:rPr>
+          <w:rFonts w:ascii="Lato Black" w:hAnsi="Lato Black" w:cstheme="minorHAnsi"/>
+          <w:sz w:val="26"/>
+          <w:szCs w:val="26"/>
+          <w:lang w:eastAsia="ko-KR"/>
+        </w:rPr>
+      </w:pPr>
+    </w:p>
+    <w:p>
+      <w:pPr>
+        <w:pStyle w:val="Heading1"/>
+        <w:rPr>
+          <w:rFonts w:ascii="Lato Black" w:hAnsi="Lato Black" w:cstheme="minorHAnsi"/>
+          <w:sz w:val="26"/>
+          <w:szCs w:val="26"/>
+          <w:lang w:eastAsia="ko-KR"/>
+        </w:rPr>
+      </w:pPr>
+      <w:r>
+        <w:rPr>
+          <w:rFonts w:ascii="Lato Black" w:hAnsi="Lato Black" w:cstheme="minorHAnsi"/>
+          <w:sz w:val="26"/>
+          <w:szCs w:val="26"/>
+          <w:lang w:eastAsia="ko-KR"/>
+        </w:rPr>
+        <w:t xml:space="preserve">Poster Presentation </w:t>
+      </w:r>
+    </w:p>
+    <w:p>
+      <w:pPr>
+        <w:tabs>
+          <w:tab w:val="right" w:pos="8640"/>
+        </w:tabs>
+        <w:rPr>
+          <w:rFonts w:ascii="Lato" w:hAnsi="Lato" w:cstheme="minorHAnsi"/>
+          <w:sz w:val="20"/>
+          <w:szCs w:val="20"/>
+        </w:rPr>
+      </w:pPr>
+    </w:p>
+    <w:p>
+      <w:pPr>
+        <w:tabs>
+          <w:tab w:val="right" w:pos="8640"/>
+        </w:tabs>
+        <w:spacing w:after="80"/>
+        <w:ind w:left="567" w:hanging="567"/>
+        <w:rPr>
+          <w:rFonts w:ascii="Calibri Light" w:hAnsi="Calibri Light" w:cs="Calibri Light"/>
+          <w:sz w:val="22"/>
+          <w:lang w:eastAsia="ko-KR"/>
+        </w:rPr>
+      </w:pPr>
+      <w:r>
+        <w:rPr>
+          <w:rFonts w:ascii="Calibri Light" w:hAnsi="Calibri Light" w:cs="Calibri Light"/>
+          <w:b/>
+          <w:bCs/>
+          <w:sz w:val="22"/>
+          <w:lang w:eastAsia="ko-KR"/>
+        </w:rPr>
+        <w:t>Kwon, M.</w:t>
+      </w:r>
+      <w:r>
+        <w:rPr>
+          <w:rFonts w:ascii="Calibri Light" w:hAnsi="Calibri Light" w:cs="Calibri Light"/>
+          <w:sz w:val="22"/>
+          <w:lang w:eastAsia="ko-KR"/>
+        </w:rPr>
+        <w:t xml:space="preserve">, Kim, H., Yang, J., </w:t>
+      </w:r>
+      <w:r>
+        <w:rPr>
+          <w:rFonts w:ascii="Calibri Light" w:hAnsi="Calibri Light" w:cs="Calibri Light"/>
+          <w:sz w:val="22"/>
+          <w:lang w:eastAsia="ko-KR"/>
+        </w:rPr>
+        <w:t xml:space="preserve">Lee, Y., </w:t>
+      </w:r>
+      <w:r>
+        <w:rPr>
+          <w:rFonts w:ascii="Calibri Light" w:hAnsi="Calibri Light" w:cs="Calibri Light"/>
+          <w:sz w:val="22"/>
+          <w:lang w:eastAsia="ko-KR"/>
+        </w:rPr>
+        <w:t>Hur, J., Lee, T., &amp; Ahn, W. (</w:t>
+      </w:r>
+      <w:r>
+        <w:rPr>
+          <w:rFonts w:ascii="Calibri Light" w:hAnsi="Calibri Light" w:cs="Calibri Light"/>
+          <w:sz w:val="22"/>
+          <w:lang w:eastAsia="ko-KR"/>
+        </w:rPr>
+        <w:t>2022</w:t>
+      </w:r>
+      <w:r>
+        <w:rPr>
+          <w:rFonts w:ascii="Calibri Light" w:hAnsi="Calibri Light" w:cs="Calibri Light"/>
+          <w:sz w:val="22"/>
+          <w:lang w:eastAsia="ko-KR"/>
+        </w:rPr>
+        <w:t xml:space="preserve">) </w:t>
+      </w:r>
+      <w:proofErr w:type="spellStart"/>
+      <w:r>
+        <w:rPr>
+          <w:rFonts w:ascii="Calibri Light" w:hAnsi="Calibri Light" w:cs="Calibri Light"/>
+          <w:sz w:val="22"/>
+          <w:lang w:eastAsia="ko-KR"/>
+        </w:rPr>
+        <w:t>Neuroforecasting</w:t>
+      </w:r>
+      <w:proofErr w:type="spellEnd"/>
+      <w:r>
+        <w:rPr>
+          <w:rFonts w:ascii="Calibri Light" w:hAnsi="Calibri Light" w:cs="Calibri Light"/>
+          <w:sz w:val="22"/>
+          <w:lang w:eastAsia="ko-KR"/>
+        </w:rPr>
+        <w:t xml:space="preserve"> exceeds self-reports in predicting cosmetic sales: an fMRI study</w:t>
+      </w:r>
+      <w:r>
+        <w:rPr>
+          <w:rFonts w:ascii="Calibri Light" w:hAnsi="Calibri Light" w:cs="Calibri Light"/>
+          <w:sz w:val="22"/>
+          <w:lang w:eastAsia="ko-KR"/>
+        </w:rPr>
+        <w:t xml:space="preserve">, </w:t>
+      </w:r>
+      <w:r>
+        <w:rPr>
+          <w:rFonts w:ascii="Calibri Light" w:hAnsi="Calibri Light" w:cs="Calibri Light"/>
+          <w:i/>
+          <w:iCs/>
+          <w:sz w:val="22"/>
+          <w:lang w:eastAsia="ko-KR"/>
+        </w:rPr>
+        <w:t xml:space="preserve">Poster presented at the Annual Meeting of the Society </w:t>
+      </w:r>
+      <w:r>
+        <w:rPr>
+          <w:rFonts w:ascii="Calibri Light" w:hAnsi="Calibri Light" w:cs="Calibri Light"/>
+          <w:i/>
+          <w:iCs/>
+          <w:sz w:val="22"/>
+          <w:lang w:eastAsia="ko-KR"/>
+        </w:rPr>
+        <w:t>for Neuroscience</w:t>
+      </w:r>
+      <w:r>
+        <w:rPr>
+          <w:rFonts w:ascii="Calibri Light" w:hAnsi="Calibri Light" w:cs="Calibri Light"/>
+          <w:i/>
+          <w:iCs/>
+          <w:sz w:val="22"/>
+          <w:lang w:eastAsia="ko-KR"/>
+        </w:rPr>
+        <w:t xml:space="preserve">, </w:t>
+      </w:r>
+      <w:r>
+        <w:rPr>
+          <w:rFonts w:ascii="Calibri Light" w:hAnsi="Calibri Light" w:cs="Calibri Light"/>
+          <w:i/>
+          <w:iCs/>
+          <w:sz w:val="22"/>
+          <w:lang w:eastAsia="ko-KR"/>
+        </w:rPr>
+        <w:t>San Diego</w:t>
+      </w:r>
+      <w:r>
+        <w:rPr>
+          <w:rFonts w:ascii="Calibri Light" w:hAnsi="Calibri Light" w:cs="Calibri Light"/>
+          <w:i/>
+          <w:iCs/>
+          <w:sz w:val="22"/>
+          <w:lang w:eastAsia="ko-KR"/>
+        </w:rPr>
+        <w:t>.</w:t>
+      </w:r>
+      <w:r>
+        <w:t xml:space="preserve"> </w:t>
+      </w:r>
+    </w:p>
+    <w:p>
+      <w:pPr>
+        <w:tabs>
+          <w:tab w:val="right" w:pos="8640"/>
+        </w:tabs>
+        <w:spacing w:after="80"/>
+        <w:ind w:left="567" w:hanging="567"/>
+        <w:rPr>
+          <w:rFonts w:ascii="Calibri Light" w:hAnsi="Calibri Light" w:cs="Calibri Light"/>
+          <w:sz w:val="22"/>
+          <w:lang w:eastAsia="ko-KR"/>
+        </w:rPr>
+      </w:pPr>
+      <w:r>
+        <w:rPr>
+          <w:rFonts w:ascii="Calibri Light" w:hAnsi="Calibri Light" w:cs="Calibri Light"/>
+          <w:b/>
+          <w:bCs/>
+          <w:sz w:val="22"/>
+          <w:lang w:eastAsia="ko-KR"/>
+        </w:rPr>
+        <w:t>Kwon, M.</w:t>
+      </w:r>
+      <w:r>
+        <w:rPr>
+          <w:rFonts w:ascii="Calibri Light" w:hAnsi="Calibri Light" w:cs="Calibri Light"/>
+          <w:sz w:val="22"/>
+          <w:lang w:eastAsia="ko-KR"/>
+        </w:rPr>
+        <w:t xml:space="preserve">, Kim, H., Yang, J., </w:t>
+      </w:r>
+      <w:r>
+        <w:rPr>
+          <w:rFonts w:ascii="Calibri Light" w:hAnsi="Calibri Light" w:cs="Calibri Light"/>
+          <w:sz w:val="22"/>
+          <w:lang w:eastAsia="ko-KR"/>
+        </w:rPr>
+        <w:t xml:space="preserve">Lee, Y., </w:t>
+      </w:r>
+      <w:r>
+        <w:rPr>
+          <w:rFonts w:ascii="Calibri Light" w:hAnsi="Calibri Light" w:cs="Calibri Light"/>
+          <w:sz w:val="22"/>
+          <w:lang w:eastAsia="ko-KR"/>
+        </w:rPr>
+        <w:t>Hur, J., Lee, T., &amp; Ahn, W. (</w:t>
+      </w:r>
+      <w:r>
+        <w:rPr>
+          <w:rFonts w:ascii="Calibri Light" w:hAnsi="Calibri Light" w:cs="Calibri Light"/>
+          <w:sz w:val="22"/>
+          <w:lang w:eastAsia="ko-KR"/>
+        </w:rPr>
+        <w:t>2022</w:t>
+      </w:r>
+      <w:r>
+        <w:rPr>
+          <w:rFonts w:ascii="Calibri Light" w:hAnsi="Calibri Light" w:cs="Calibri Light"/>
+          <w:sz w:val="22"/>
+          <w:lang w:eastAsia="ko-KR"/>
+        </w:rPr>
+        <w:t xml:space="preserve">) </w:t>
+      </w:r>
+      <w:r>
+        <w:rPr>
+          <w:rFonts w:ascii="Calibri Light" w:hAnsi="Calibri Light" w:cs="Calibri Light"/>
+          <w:sz w:val="22"/>
+          <w:lang w:eastAsia="ko-KR"/>
+        </w:rPr>
+        <w:t>Daily Caffeinated Soda Intake in Children is associated With Neurocognitive Vulnerabilities of Substance Misuse and Predicts Greater Alcohol Use in 12 Months</w:t>
+      </w:r>
+      <w:r>
+        <w:rPr>
+          <w:rFonts w:ascii="Calibri Light" w:hAnsi="Calibri Light" w:cs="Calibri Light"/>
+          <w:sz w:val="22"/>
+          <w:lang w:eastAsia="ko-KR"/>
+        </w:rPr>
+        <w:t xml:space="preserve">, </w:t>
+      </w:r>
+      <w:r>
+        <w:rPr>
+          <w:rFonts w:ascii="Calibri Light" w:hAnsi="Calibri Light" w:cs="Calibri Light"/>
+          <w:i/>
+          <w:iCs/>
+          <w:sz w:val="22"/>
+          <w:lang w:eastAsia="ko-KR"/>
+        </w:rPr>
+        <w:t xml:space="preserve">Poster presented at the Annual Meeting of the Society </w:t>
+      </w:r>
+      <w:r>
+        <w:rPr>
+          <w:rFonts w:ascii="Calibri Light" w:hAnsi="Calibri Light" w:cs="Calibri Light"/>
+          <w:i/>
+          <w:iCs/>
+          <w:sz w:val="22"/>
+          <w:lang w:eastAsia="ko-KR"/>
+        </w:rPr>
+        <w:t>of</w:t>
+      </w:r>
+      <w:r>
+        <w:rPr>
+          <w:rFonts w:ascii="Calibri Light" w:hAnsi="Calibri Light" w:cs="Calibri Light"/>
+          <w:i/>
+          <w:iCs/>
+          <w:sz w:val="22"/>
+          <w:lang w:eastAsia="ko-KR"/>
+        </w:rPr>
+        <w:t xml:space="preserve"> </w:t>
+      </w:r>
+      <w:r>
+        <w:rPr>
+          <w:rFonts w:ascii="Calibri Light" w:hAnsi="Calibri Light" w:cs="Calibri Light"/>
+          <w:i/>
+          <w:iCs/>
+          <w:sz w:val="22"/>
+          <w:lang w:eastAsia="ko-KR"/>
+        </w:rPr>
+        <w:t>Biological Psychiatry</w:t>
+      </w:r>
+      <w:r>
+        <w:rPr>
+          <w:rFonts w:ascii="Calibri Light" w:hAnsi="Calibri Light" w:cs="Calibri Light"/>
+          <w:i/>
+          <w:iCs/>
+          <w:sz w:val="22"/>
+          <w:lang w:eastAsia="ko-KR"/>
+        </w:rPr>
+        <w:t xml:space="preserve">, </w:t>
+      </w:r>
+      <w:r>
+        <w:rPr>
+          <w:rFonts w:ascii="Calibri Light" w:hAnsi="Calibri Light" w:cs="Calibri Light"/>
+          <w:i/>
+          <w:iCs/>
+          <w:sz w:val="22"/>
+          <w:lang w:eastAsia="ko-KR"/>
+        </w:rPr>
+        <w:t>New Orleans</w:t>
+      </w:r>
+      <w:r>
+        <w:rPr>
+          <w:rFonts w:ascii="Calibri Light" w:hAnsi="Calibri Light" w:cs="Calibri Light"/>
+          <w:i/>
+          <w:iCs/>
+          <w:sz w:val="22"/>
+          <w:lang w:eastAsia="ko-KR"/>
+        </w:rPr>
+        <w:t>.</w:t>
+      </w:r>
+      <w:r>
+        <w:t xml:space="preserve"> </w:t>
+      </w:r>
+      <w:r>
+        <w:rPr>
+          <w:rFonts w:ascii="Calibri Light" w:hAnsi="Calibri Light" w:cs="Calibri Light"/>
+          <w:sz w:val="22"/>
+          <w:lang w:eastAsia="ko-KR"/>
+        </w:rPr>
+        <w:t xml:space="preserve">DOI: </w:t>
+      </w:r>
+      <w:r>
+        <w:rPr>
+          <w:rFonts w:ascii="Calibri Light" w:hAnsi="Calibri Light" w:cs="Calibri Light"/>
+          <w:sz w:val="22"/>
+          <w:lang w:eastAsia="ko-KR"/>
+        </w:rPr>
+        <w:t xml:space="preserve">https://doi.org/10.1016/j.biopsych.2022.02.257 </w:t>
+      </w:r>
+    </w:p>
+    <w:p>
+      <w:pPr>
+        <w:tabs>
+          <w:tab w:val="right" w:pos="8640"/>
+        </w:tabs>
+        <w:spacing w:after="80"/>
+        <w:ind w:left="567" w:hanging="567"/>
+        <w:rPr>
+          <w:rFonts w:ascii="Calibri Light" w:hAnsi="Calibri Light" w:cs="Calibri Light"/>
+          <w:sz w:val="22"/>
+          <w:lang w:eastAsia="ko-KR"/>
+        </w:rPr>
+      </w:pPr>
+      <w:r>
+        <w:rPr>
+          <w:rFonts w:ascii="Calibri Light" w:hAnsi="Calibri Light" w:cs="Calibri Light"/>
+          <w:b/>
+          <w:bCs/>
+          <w:sz w:val="22"/>
+          <w:lang w:eastAsia="ko-KR"/>
+        </w:rPr>
+        <w:t>Kwon, M.</w:t>
+      </w:r>
+      <w:r>
+        <w:rPr>
+          <w:rFonts w:ascii="Calibri Light" w:hAnsi="Calibri Light" w:cs="Calibri Light"/>
+          <w:sz w:val="22"/>
+          <w:lang w:eastAsia="ko-KR"/>
+        </w:rPr>
+        <w:t xml:space="preserve">, </w:t>
+      </w:r>
+      <w:r>
+        <w:rPr>
+          <w:rFonts w:ascii="Calibri Light" w:hAnsi="Calibri Light" w:cs="Calibri Light"/>
+          <w:sz w:val="22"/>
+          <w:lang w:eastAsia="ko-KR"/>
+        </w:rPr>
+        <w:t>Lee</w:t>
+      </w:r>
+      <w:r>
+        <w:rPr>
+          <w:rFonts w:ascii="Calibri Light" w:hAnsi="Calibri Light" w:cs="Calibri Light"/>
+          <w:sz w:val="22"/>
+          <w:lang w:eastAsia="ko-KR"/>
+        </w:rPr>
+        <w:t xml:space="preserve">, </w:t>
+      </w:r>
+      <w:r>
+        <w:rPr>
+          <w:rFonts w:ascii="Calibri Light" w:hAnsi="Calibri Light" w:cs="Calibri Light"/>
+          <w:sz w:val="22"/>
+          <w:lang w:eastAsia="ko-KR"/>
+        </w:rPr>
+        <w:t>J</w:t>
+      </w:r>
+      <w:r>
+        <w:rPr>
+          <w:rFonts w:ascii="Calibri Light" w:hAnsi="Calibri Light" w:cs="Calibri Light"/>
+          <w:sz w:val="22"/>
+          <w:lang w:eastAsia="ko-KR"/>
+        </w:rPr>
+        <w:t>.,</w:t>
+      </w:r>
+      <w:r>
+        <w:rPr>
+          <w:rFonts w:ascii="Calibri Light" w:hAnsi="Calibri Light" w:cs="Calibri Light"/>
+          <w:sz w:val="22"/>
+          <w:lang w:eastAsia="ko-KR"/>
+        </w:rPr>
+        <w:t xml:space="preserve"> Yang, J., Chang, S., </w:t>
+      </w:r>
+      <w:r>
+        <w:rPr>
+          <w:rFonts w:ascii="Calibri Light" w:hAnsi="Calibri Light" w:cs="Calibri Light"/>
+          <w:sz w:val="22"/>
+          <w:lang w:eastAsia="ko-KR"/>
+        </w:rPr>
+        <w:t xml:space="preserve">&amp; </w:t>
+      </w:r>
+      <w:r>
+        <w:rPr>
+          <w:rFonts w:ascii="Calibri Light" w:hAnsi="Calibri Light" w:cs="Calibri Light"/>
+          <w:sz w:val="22"/>
+          <w:lang w:eastAsia="ko-KR"/>
+        </w:rPr>
+        <w:t>Ahn, W. (202</w:t>
+      </w:r>
+      <w:r>
+        <w:rPr>
+          <w:rFonts w:ascii="Calibri Light" w:hAnsi="Calibri Light" w:cs="Calibri Light"/>
+          <w:sz w:val="22"/>
+          <w:lang w:eastAsia="ko-KR"/>
+        </w:rPr>
+        <w:t>1) Identifying unique neurocognitive mechanisms of food addiction and binge eating using longitudinal study design and computational modeling</w:t>
+      </w:r>
+      <w:r>
+        <w:rPr>
+          <w:rFonts w:ascii="Calibri Light" w:hAnsi="Calibri Light" w:cs="Calibri Light"/>
+          <w:sz w:val="22"/>
+          <w:lang w:eastAsia="ko-KR"/>
+        </w:rPr>
+        <w:t>,</w:t>
+      </w:r>
+      <w:r>
+        <w:rPr>
+          <w:rFonts w:ascii="Calibri Light" w:hAnsi="Calibri Light" w:cs="Calibri Light"/>
+          <w:sz w:val="22"/>
+          <w:lang w:eastAsia="ko-KR"/>
+        </w:rPr>
+        <w:t xml:space="preserve"> </w:t>
+      </w:r>
+      <w:r>
+        <w:rPr>
+          <w:rFonts w:ascii="Calibri Light" w:hAnsi="Calibri Light" w:cs="Calibri Light"/>
+          <w:i/>
+          <w:iCs/>
+          <w:sz w:val="22"/>
+          <w:lang w:eastAsia="ko-KR"/>
+        </w:rPr>
+        <w:t>P</w:t>
+      </w:r>
+      <w:r>
+        <w:rPr>
+          <w:rFonts w:ascii="Calibri Light" w:hAnsi="Calibri Light" w:cs="Calibri Light"/>
+          <w:i/>
+          <w:iCs/>
+          <w:sz w:val="22"/>
+          <w:lang w:eastAsia="ko-KR"/>
+        </w:rPr>
+        <w:t>oster present</w:t>
+      </w:r>
+      <w:r>
+        <w:rPr>
+          <w:rFonts w:ascii="Calibri Light" w:hAnsi="Calibri Light" w:cs="Calibri Light"/>
+          <w:i/>
+          <w:iCs/>
+          <w:sz w:val="22"/>
+          <w:lang w:eastAsia="ko-KR"/>
+        </w:rPr>
+        <w:t xml:space="preserve">ed </w:t>
+      </w:r>
+      <w:r>
+        <w:rPr>
+          <w:rFonts w:ascii="Calibri Light" w:hAnsi="Calibri Light" w:cs="Calibri Light"/>
+          <w:i/>
+          <w:iCs/>
+          <w:sz w:val="22"/>
+          <w:lang w:eastAsia="ko-KR"/>
+        </w:rPr>
+        <w:t>at Society for Neuroscience</w:t>
+      </w:r>
+      <w:r>
+        <w:rPr>
+          <w:rFonts w:ascii="Calibri Light" w:hAnsi="Calibri Light" w:cs="Calibri Light"/>
+          <w:sz w:val="22"/>
+          <w:lang w:eastAsia="ko-KR"/>
+        </w:rPr>
+        <w:t xml:space="preserve">, </w:t>
+      </w:r>
+      <w:r>
+        <w:rPr>
+          <w:rFonts w:ascii="Calibri Light" w:hAnsi="Calibri Light" w:cs="Calibri Light"/>
+          <w:i/>
+          <w:iCs/>
+          <w:sz w:val="22"/>
+          <w:lang w:eastAsia="ko-KR"/>
+        </w:rPr>
+        <w:t>Chicago</w:t>
+      </w:r>
+      <w:r>
+        <w:rPr>
+          <w:rFonts w:ascii="Calibri Light" w:hAnsi="Calibri Light" w:cs="Calibri Light"/>
+          <w:i/>
+          <w:iCs/>
+          <w:sz w:val="22"/>
+          <w:lang w:eastAsia="ko-KR"/>
+        </w:rPr>
+        <w:t>.</w:t>
+      </w:r>
+      <w:r>
+        <w:rPr>
+          <w:rFonts w:ascii="Calibri Light" w:hAnsi="Calibri Light" w:cs="Calibri Light"/>
+          <w:i/>
+          <w:iCs/>
+          <w:sz w:val="22"/>
+          <w:lang w:eastAsia="ko-KR"/>
+        </w:rPr>
+        <w:t xml:space="preserve"> (virtual)</w:t>
+      </w:r>
+    </w:p>
+    <w:p>
+      <w:pPr>
+        <w:tabs>
+          <w:tab w:val="right" w:pos="8640"/>
+        </w:tabs>
+        <w:spacing w:after="80"/>
+        <w:ind w:left="567" w:hanging="567"/>
+        <w:rPr>
+          <w:rFonts w:ascii="Calibri Light" w:hAnsi="Calibri Light" w:cs="Calibri Light"/>
+          <w:sz w:val="22"/>
+          <w:lang w:eastAsia="ko-KR"/>
+        </w:rPr>
+      </w:pPr>
+      <w:r>
+        <w:rPr>
+          <w:rFonts w:ascii="Calibri Light" w:hAnsi="Calibri Light" w:cs="Calibri Light"/>
+          <w:sz w:val="22"/>
+          <w:lang w:eastAsia="ko-KR"/>
+        </w:rPr>
+        <w:t xml:space="preserve">Park, H., Choi, H., </w:t>
+      </w:r>
+      <w:r>
+        <w:rPr>
+          <w:rFonts w:ascii="Calibri Light" w:hAnsi="Calibri Light" w:cs="Calibri Light"/>
+          <w:b/>
+          <w:bCs/>
+          <w:sz w:val="22"/>
+          <w:lang w:eastAsia="ko-KR"/>
+        </w:rPr>
+        <w:t>Kwon, M.</w:t>
+      </w:r>
+      <w:r>
+        <w:rPr>
+          <w:rFonts w:ascii="Calibri Light" w:hAnsi="Calibri Light" w:cs="Calibri Light"/>
+          <w:sz w:val="22"/>
+          <w:lang w:eastAsia="ko-KR"/>
+        </w:rPr>
+        <w:t xml:space="preserve">, Ahn, W., &amp; Jung, Y. (2020) Neural Correlates of Goal-Directed Control in Interest Gaming Disorder and Alcohol Use Disorder, </w:t>
+      </w:r>
+      <w:r>
+        <w:rPr>
+          <w:rFonts w:ascii="Calibri Light" w:hAnsi="Calibri Light" w:cs="Calibri Light"/>
+          <w:i/>
+          <w:iCs/>
+          <w:sz w:val="22"/>
+          <w:lang w:eastAsia="ko-KR"/>
+        </w:rPr>
+        <w:t>Poster presented</w:t>
+      </w:r>
+      <w:r>
+        <w:rPr>
+          <w:rFonts w:ascii="Calibri Light" w:hAnsi="Calibri Light" w:cs="Calibri Light"/>
+          <w:i/>
+          <w:iCs/>
+          <w:sz w:val="22"/>
+          <w:lang w:eastAsia="ko-KR"/>
+        </w:rPr>
+        <w:t xml:space="preserve"> at the Annual Meeting of the Society of Biological Psychiatry</w:t>
+      </w:r>
+      <w:r>
+        <w:rPr>
+          <w:rFonts w:ascii="Calibri Light" w:hAnsi="Calibri Light" w:cs="Calibri Light"/>
+          <w:i/>
+          <w:iCs/>
+          <w:sz w:val="22"/>
+          <w:lang w:eastAsia="ko-KR"/>
+        </w:rPr>
+        <w:t>, New York</w:t>
+      </w:r>
+      <w:r>
+        <w:rPr>
+          <w:rFonts w:ascii="Calibri Light" w:hAnsi="Calibri Light" w:cs="Calibri Light"/>
+          <w:i/>
+          <w:iCs/>
+          <w:sz w:val="22"/>
+          <w:lang w:eastAsia="ko-KR"/>
+        </w:rPr>
+        <w:t>.</w:t>
+      </w:r>
+      <w:r>
+        <w:rPr>
+          <w:rFonts w:ascii="Calibri Light" w:hAnsi="Calibri Light" w:cs="Calibri Light"/>
+          <w:i/>
+          <w:iCs/>
+          <w:sz w:val="22"/>
+          <w:lang w:eastAsia="ko-KR"/>
+        </w:rPr>
+        <w:t xml:space="preserve"> (virtual)</w:t>
+      </w:r>
+    </w:p>
+    <w:p>
+      <w:pPr>
+        <w:tabs>
+          <w:tab w:val="right" w:pos="8640"/>
+        </w:tabs>
+        <w:spacing w:after="80"/>
+        <w:ind w:left="567" w:hanging="567"/>
+        <w:rPr>
+          <w:rFonts w:ascii="Calibri Light" w:hAnsi="Calibri Light" w:cs="Calibri Light"/>
+          <w:sz w:val="22"/>
+          <w:lang w:eastAsia="ko-KR"/>
+        </w:rPr>
+      </w:pPr>
+      <w:r>
+        <w:rPr>
+          <w:rFonts w:ascii="Calibri Light" w:hAnsi="Calibri Light" w:cs="Calibri Light"/>
+          <w:b/>
+          <w:bCs/>
+          <w:sz w:val="22"/>
+          <w:lang w:eastAsia="ko-KR"/>
+        </w:rPr>
+        <w:t>Kwon, M.</w:t>
+      </w:r>
+      <w:r>
+        <w:rPr>
+          <w:rFonts w:ascii="Calibri Light" w:hAnsi="Calibri Light" w:cs="Calibri Light"/>
+          <w:sz w:val="22"/>
+          <w:lang w:eastAsia="ko-KR"/>
+        </w:rPr>
+        <w:t xml:space="preserve">, Kim, H., Yang, J., Hur, J., Lee, T., &amp; Ahn, W. (2019) Identifying behavioral and neural predictors of caffeinated soda intake in childhood using a large database from the ABCD study, </w:t>
+      </w:r>
+      <w:r>
+        <w:rPr>
+          <w:rFonts w:ascii="Calibri Light" w:hAnsi="Calibri Light" w:cs="Calibri Light"/>
+          <w:i/>
+          <w:iCs/>
+          <w:sz w:val="22"/>
+          <w:lang w:eastAsia="ko-KR"/>
+        </w:rPr>
+        <w:t xml:space="preserve">Poster presented at </w:t>
+      </w:r>
+      <w:r>
+        <w:rPr>
+          <w:rFonts w:ascii="Calibri Light" w:hAnsi="Calibri Light" w:cs="Calibri Light"/>
+          <w:i/>
+          <w:iCs/>
+          <w:sz w:val="22"/>
+          <w:lang w:eastAsia="ko-KR"/>
+        </w:rPr>
+        <w:t>the Annual Meeting of the Society for Neuroscience, Chicago</w:t>
+      </w:r>
+      <w:r>
+        <w:rPr>
+          <w:rFonts w:ascii="Calibri Light" w:hAnsi="Calibri Light" w:cs="Calibri Light"/>
+          <w:i/>
+          <w:iCs/>
+          <w:sz w:val="22"/>
+          <w:lang w:eastAsia="ko-KR"/>
+        </w:rPr>
+        <w:t>.</w:t>
+      </w:r>
+    </w:p>
+    <w:p>
+      <w:pPr>
+        <w:tabs>
+          <w:tab w:val="right" w:pos="8640"/>
+        </w:tabs>
+        <w:spacing w:after="80"/>
+        <w:ind w:left="567" w:hanging="567"/>
+        <w:rPr>
+          <w:rFonts w:ascii="Calibri Light" w:hAnsi="Calibri Light" w:cs="Calibri Light"/>
+          <w:sz w:val="22"/>
+          <w:lang w:eastAsia="ko-KR"/>
+        </w:rPr>
+      </w:pPr>
+      <w:r>
+        <w:rPr>
+          <w:rFonts w:ascii="Calibri Light" w:hAnsi="Calibri Light" w:cs="Calibri Light"/>
+          <w:sz w:val="22"/>
+          <w:lang w:eastAsia="ko-KR"/>
+        </w:rPr>
+        <w:t xml:space="preserve">Kim, H.+, Kim, S.+, </w:t>
+      </w:r>
+      <w:r>
+        <w:rPr>
+          <w:rFonts w:ascii="Calibri Light" w:hAnsi="Calibri Light" w:cs="Calibri Light"/>
+          <w:b/>
+          <w:bCs/>
+          <w:sz w:val="22"/>
+          <w:lang w:eastAsia="ko-KR"/>
+        </w:rPr>
+        <w:t>Kwon, M.</w:t>
+      </w:r>
+      <w:r>
+        <w:rPr>
+          <w:rFonts w:ascii="Calibri Light" w:hAnsi="Calibri Light" w:cs="Calibri Light"/>
+          <w:sz w:val="22"/>
+          <w:lang w:eastAsia="ko-KR"/>
+        </w:rPr>
+        <w:t xml:space="preserve">, Yang, </w:t>
+      </w:r>
+      <w:r>
+        <w:rPr>
+          <w:rFonts w:ascii="Calibri Light" w:hAnsi="Calibri Light" w:cs="Calibri Light"/>
+          <w:sz w:val="22"/>
+          <w:lang w:eastAsia="ko-KR"/>
+        </w:rPr>
+        <w:t>J</w:t>
+      </w:r>
+      <w:r>
+        <w:rPr>
+          <w:rFonts w:ascii="Calibri Light" w:hAnsi="Calibri Light" w:cs="Calibri Light"/>
+          <w:sz w:val="22"/>
+          <w:lang w:eastAsia="ko-KR"/>
+        </w:rPr>
+        <w:t xml:space="preserve">., &amp; Ahn, W. (2019) Effects of early life stress and social resources on neurocognitive functions: A large-scale replication study, </w:t>
+      </w:r>
+      <w:r>
+        <w:rPr>
+          <w:rFonts w:ascii="Calibri Light" w:hAnsi="Calibri Light" w:cs="Calibri Light"/>
+          <w:i/>
+          <w:iCs/>
+          <w:sz w:val="22"/>
+          <w:lang w:eastAsia="ko-KR"/>
+        </w:rPr>
+        <w:t xml:space="preserve">Society for Research in Psychopathology, New York. </w:t>
+      </w:r>
+    </w:p>
+    <w:p>
+      <w:pPr>
+        <w:rPr>
+          <w:rFonts w:ascii="Lato" w:hAnsi="Lato" w:cstheme="minorHAnsi"/>
+          <w:b/>
+          <w:bCs/>
+          <w:smallCaps/>
+          <w:kern w:val="32"/>
+          <w:sz w:val="26"/>
+          <w:szCs w:val="26"/>
+        </w:rPr>
+      </w:pPr>
+    </w:p>
+    <w:p>
+      <w:pPr>
+        <w:pStyle w:val="Heading1"/>
+        <w:rPr>
+          <w:rFonts w:ascii="Lato Black" w:hAnsi="Lato Black" w:cstheme="minorHAnsi"/>
+          <w:sz w:val="26"/>
+          <w:szCs w:val="26"/>
+        </w:rPr>
+      </w:pPr>
+      <w:r>
+        <w:rPr>
+          <w:rFonts w:ascii="Lato Black" w:hAnsi="Lato Black" w:cstheme="minorHAnsi"/>
+          <w:sz w:val="26"/>
+          <w:szCs w:val="26"/>
+        </w:rPr>
+        <w:t>Teaching</w:t>
+      </w:r>
+    </w:p>
+    <w:p>
+      <w:pPr>
+        <w:tabs>
+          <w:tab w:val="right" w:pos="8640"/>
+        </w:tabs>
+        <w:rPr>
+          <w:rFonts w:ascii="Lato" w:hAnsi="Lato" w:cstheme="minorHAnsi"/>
+          <w:sz w:val="20"/>
+          <w:szCs w:val="20"/>
+        </w:rPr>
+      </w:pPr>
+    </w:p>
+    <w:p>
+      <w:pPr>
+        <w:tabs>
+          <w:tab w:val="right" w:pos="8640"/>
+        </w:tabs>
+        <w:rPr>
+          <w:rFonts w:ascii="Calibri Light" w:hAnsi="Calibri Light" w:cs="Calibri Light"/>
+          <w:i/>
+          <w:iCs/>
+          <w:sz w:val="20"/>
+          <w:szCs w:val="20"/>
+        </w:rPr>
+      </w:pPr>
+      <w:r>
+        <w:rPr>
+          <w:rFonts w:ascii="Calibri" w:hAnsi="Calibri" w:cs="Calibri"/>
+          <w:b/>
+          <w:bCs/>
+          <w:sz w:val="22"/>
+          <w:szCs w:val="22"/>
+          <w:lang w:eastAsia="ko-KR"/>
+        </w:rPr>
+        <w:t>Seoul National University</w:t>
+      </w:r>
+    </w:p>
+    <w:p>
+      <w:pPr>
+        <w:tabs>
+          <w:tab w:val="right" w:pos="8640"/>
+        </w:tabs>
+        <w:rPr>
+          <w:rFonts w:ascii="Calibri Light" w:hAnsi="Calibri Light" w:cs="Calibri Light"/>
+          <w:i/>
+          <w:iCs/>
+          <w:sz w:val="20"/>
+          <w:szCs w:val="20"/>
+        </w:rPr>
+      </w:pPr>
+      <w:r>
+        <w:rPr>
+          <w:rFonts w:ascii="Calibri Light" w:hAnsi="Calibri Light" w:cs="Calibri Light"/>
+          <w:sz w:val="20"/>
+          <w:szCs w:val="20"/>
+          <w:lang w:eastAsia="ko-KR"/>
+        </w:rPr>
+        <w:t xml:space="preserve">Teaching Assistant </w:t>
+      </w:r>
+      <w:r>
+        <w:rPr>
+          <w:rFonts w:ascii="Calibri Light" w:hAnsi="Calibri Light" w:cs="Calibri Light"/>
+          <w:sz w:val="20"/>
+          <w:szCs w:val="20"/>
+          <w:lang w:eastAsia="ko-KR"/>
+        </w:rPr>
+        <w:tab/>
+      </w:r>
+    </w:p>
+    <w:p>
+      <w:pPr>
+        <w:tabs>
+          <w:tab w:val="right" w:pos="8640"/>
+        </w:tabs>
+        <w:rPr>
+          <w:rFonts w:ascii="Calibri Light" w:hAnsi="Calibri Light" w:cs="Calibri Light"/>
+          <w:i/>
+          <w:iCs/>
+          <w:sz w:val="20"/>
+          <w:szCs w:val="20"/>
+          <w:lang w:eastAsia="ko-KR"/>
+        </w:rPr>
+      </w:pPr>
+      <w:r>
+        <w:rPr>
+          <w:rFonts w:ascii="Calibri Light" w:hAnsi="Calibri Light" w:cs="Calibri Light"/>
+          <w:i/>
+          <w:iCs/>
+          <w:sz w:val="20"/>
+          <w:szCs w:val="20"/>
+          <w:lang w:eastAsia="ko-KR"/>
+        </w:rPr>
+        <w:t>Personality Psychology</w:t>
+      </w:r>
+      <w:r>
+        <w:rPr>
+          <w:rFonts w:ascii="Calibri Light" w:hAnsi="Calibri Light" w:cs="Calibri Light"/>
+          <w:i/>
+          <w:iCs/>
+          <w:sz w:val="20"/>
+          <w:szCs w:val="20"/>
+        </w:rPr>
+        <w:tab/>
+      </w:r>
+      <w:r>
+        <w:rPr>
+          <w:rFonts w:ascii="Calibri Light" w:hAnsi="Calibri Light" w:cs="Calibri Light"/>
+          <w:i/>
+          <w:iCs/>
+          <w:sz w:val="20"/>
+          <w:szCs w:val="20"/>
+          <w:lang w:eastAsia="ko-KR"/>
+        </w:rPr>
+        <w:t>202</w:t>
+      </w:r>
+      <w:r>
+        <w:rPr>
+          <w:rFonts w:ascii="Calibri Light" w:hAnsi="Calibri Light" w:cs="Calibri Light"/>
+          <w:i/>
+          <w:iCs/>
+          <w:sz w:val="20"/>
+          <w:szCs w:val="20"/>
+          <w:lang w:eastAsia="ko-KR"/>
+        </w:rPr>
+        <w:t>3</w:t>
+      </w:r>
+      <w:r>
+        <w:rPr>
+          <w:rFonts w:ascii="Calibri Light" w:hAnsi="Calibri Light" w:cs="Calibri Light"/>
+          <w:i/>
+          <w:iCs/>
+          <w:sz w:val="20"/>
+          <w:szCs w:val="20"/>
+          <w:lang w:eastAsia="ko-KR"/>
+        </w:rPr>
+        <w:t>.</w:t>
+      </w:r>
+      <w:r>
+        <w:rPr>
+          <w:rFonts w:ascii="Calibri Light" w:hAnsi="Calibri Light" w:cs="Calibri Light"/>
+          <w:i/>
+          <w:iCs/>
+          <w:sz w:val="20"/>
+          <w:szCs w:val="20"/>
+          <w:lang w:eastAsia="ko-KR"/>
+        </w:rPr>
+        <w:t>09 ~ 2023.12</w:t>
+      </w:r>
+    </w:p>
+    <w:p>
+      <w:pPr>
+        <w:tabs>
+          <w:tab w:val="right" w:pos="8640"/>
+        </w:tabs>
+        <w:rPr>
+          <w:rFonts w:ascii="Calibri" w:hAnsi="Calibri" w:cs="Calibri"/>
+          <w:b/>
+          <w:bCs/>
+          <w:sz w:val="22"/>
+          <w:szCs w:val="22"/>
+          <w:lang w:eastAsia="ko-KR"/>
+        </w:rPr>
+      </w:pPr>
+    </w:p>
+    <w:p>
+      <w:pPr>
+        <w:tabs>
+          <w:tab w:val="right" w:pos="8640"/>
+        </w:tabs>
+        <w:rPr>
+          <w:rFonts w:ascii="Calibri Light" w:hAnsi="Calibri Light" w:cs="Calibri Light"/>
+          <w:i/>
+          <w:iCs/>
+          <w:sz w:val="20"/>
+          <w:szCs w:val="20"/>
+        </w:rPr>
+      </w:pPr>
+      <w:r>
+        <w:rPr>
+          <w:rFonts w:ascii="Calibri" w:hAnsi="Calibri" w:cs="Calibri"/>
+          <w:b/>
+          <w:bCs/>
+          <w:sz w:val="22"/>
+          <w:szCs w:val="22"/>
+          <w:lang w:eastAsia="ko-KR"/>
+        </w:rPr>
+        <w:t>Seoul National University</w:t>
+      </w:r>
+    </w:p>
+    <w:p>
+      <w:pPr>
+        <w:tabs>
+          <w:tab w:val="right" w:pos="8640"/>
+        </w:tabs>
+        <w:rPr>
+          <w:rFonts w:ascii="Calibri Light" w:hAnsi="Calibri Light" w:cs="Calibri Light"/>
+          <w:i/>
+          <w:iCs/>
+          <w:sz w:val="20"/>
+          <w:szCs w:val="20"/>
+        </w:rPr>
+      </w:pPr>
+      <w:r>
+        <w:rPr>
+          <w:rFonts w:ascii="Calibri Light" w:hAnsi="Calibri Light" w:cs="Calibri Light"/>
+          <w:sz w:val="20"/>
+          <w:szCs w:val="20"/>
+          <w:lang w:eastAsia="ko-KR"/>
+        </w:rPr>
+        <w:t xml:space="preserve">Teaching Assistant </w:t>
+      </w:r>
+      <w:r>
+        <w:rPr>
+          <w:rFonts w:ascii="Calibri Light" w:hAnsi="Calibri Light" w:cs="Calibri Light"/>
+          <w:sz w:val="20"/>
+          <w:szCs w:val="20"/>
+          <w:lang w:eastAsia="ko-KR"/>
+        </w:rPr>
+        <w:tab/>
+      </w:r>
+    </w:p>
+    <w:p>
+      <w:pPr>
+        <w:tabs>
+          <w:tab w:val="right" w:pos="8640"/>
+        </w:tabs>
+        <w:rPr>
+          <w:rFonts w:ascii="Calibri Light" w:hAnsi="Calibri Light" w:cs="Calibri Light"/>
+          <w:i/>
+          <w:iCs/>
+          <w:sz w:val="20"/>
+          <w:szCs w:val="20"/>
+        </w:rPr>
+      </w:pPr>
+      <w:r>
+        <w:rPr>
+          <w:rFonts w:ascii="Calibri Light" w:hAnsi="Calibri Light" w:cs="Calibri Light"/>
+          <w:i/>
+          <w:iCs/>
+          <w:sz w:val="20"/>
+          <w:szCs w:val="20"/>
+        </w:rPr>
+        <w:t>Advanced data analysis for brain and cognitive sciences</w:t>
+      </w:r>
+    </w:p>
+    <w:p>
+      <w:pPr>
+        <w:tabs>
+          <w:tab w:val="right" w:pos="8640"/>
+        </w:tabs>
+        <w:rPr>
+          <w:rFonts w:ascii="Calibri Light" w:hAnsi="Calibri Light" w:cs="Calibri Light"/>
+          <w:i/>
+          <w:iCs/>
+          <w:sz w:val="20"/>
+          <w:szCs w:val="20"/>
+          <w:lang w:eastAsia="ko-KR"/>
+        </w:rPr>
+      </w:pPr>
+      <w:r>
+        <w:rPr>
+          <w:rFonts w:ascii="Calibri Light" w:hAnsi="Calibri Light" w:cs="Calibri Light"/>
+          <w:i/>
+          <w:iCs/>
+          <w:sz w:val="20"/>
+          <w:szCs w:val="20"/>
+        </w:rPr>
+        <w:t xml:space="preserve">: </w:t>
+      </w:r>
+      <w:r>
+        <w:rPr>
+          <w:rFonts w:ascii="Calibri Light" w:hAnsi="Calibri Light" w:cs="Calibri Light"/>
+          <w:i/>
+          <w:iCs/>
+          <w:sz w:val="20"/>
+          <w:szCs w:val="20"/>
+        </w:rPr>
+        <w:t xml:space="preserve">Data collection and statistical analysis for functional </w:t>
+      </w:r>
+      <w:proofErr w:type="gramStart"/>
+      <w:r>
+        <w:rPr>
+          <w:rFonts w:ascii="Calibri Light" w:hAnsi="Calibri Light" w:cs="Calibri Light"/>
+          <w:i/>
+          <w:iCs/>
+          <w:sz w:val="20"/>
+          <w:szCs w:val="20"/>
+        </w:rPr>
+        <w:t xml:space="preserve">MRI  </w:t>
+      </w:r>
+      <w:r>
+        <w:rPr>
+          <w:rFonts w:ascii="Calibri Light" w:hAnsi="Calibri Light" w:cs="Calibri Light"/>
+          <w:i/>
+          <w:iCs/>
+          <w:sz w:val="20"/>
+          <w:szCs w:val="20"/>
+        </w:rPr>
+        <w:tab/>
+      </w:r>
+      <w:proofErr w:type="gramEnd"/>
+      <w:r>
+        <w:rPr>
+          <w:rFonts w:ascii="Calibri Light" w:hAnsi="Calibri Light" w:cs="Calibri Light"/>
+          <w:i/>
+          <w:iCs/>
+          <w:sz w:val="20"/>
+          <w:szCs w:val="20"/>
+          <w:lang w:eastAsia="ko-KR"/>
+        </w:rPr>
+        <w:t>202</w:t>
+      </w:r>
+      <w:r>
+        <w:rPr>
+          <w:rFonts w:ascii="Calibri Light" w:hAnsi="Calibri Light" w:cs="Calibri Light"/>
+          <w:i/>
+          <w:iCs/>
+          <w:sz w:val="20"/>
+          <w:szCs w:val="20"/>
+          <w:lang w:eastAsia="ko-KR"/>
+        </w:rPr>
+        <w:t>2</w:t>
+      </w:r>
+      <w:r>
+        <w:rPr>
+          <w:rFonts w:ascii="Calibri Light" w:hAnsi="Calibri Light" w:cs="Calibri Light"/>
+          <w:i/>
+          <w:iCs/>
+          <w:sz w:val="20"/>
+          <w:szCs w:val="20"/>
+          <w:lang w:eastAsia="ko-KR"/>
+        </w:rPr>
+        <w:t>.</w:t>
+      </w:r>
+      <w:r>
+        <w:rPr>
+          <w:rFonts w:ascii="Calibri Light" w:hAnsi="Calibri Light" w:cs="Calibri Light"/>
+          <w:i/>
+          <w:iCs/>
+          <w:sz w:val="20"/>
+          <w:szCs w:val="20"/>
+          <w:lang w:eastAsia="ko-KR"/>
+        </w:rPr>
+        <w:t>0</w:t>
+      </w:r>
+      <w:r>
+        <w:rPr>
+          <w:rFonts w:ascii="Calibri Light" w:hAnsi="Calibri Light" w:cs="Calibri Light"/>
+          <w:i/>
+          <w:iCs/>
+          <w:sz w:val="20"/>
+          <w:szCs w:val="20"/>
+          <w:lang w:eastAsia="ko-KR"/>
+        </w:rPr>
+        <w:t>9 ~ 2022.12</w:t>
+      </w:r>
+    </w:p>
+    <w:p>
+      <w:pPr>
+        <w:tabs>
+          <w:tab w:val="right" w:pos="8640"/>
+        </w:tabs>
+        <w:rPr>
+          <w:rFonts w:ascii="Calibri Light" w:hAnsi="Calibri Light" w:cs="Calibri Light"/>
+          <w:i/>
+          <w:iCs/>
+          <w:sz w:val="20"/>
+          <w:szCs w:val="20"/>
+          <w:lang w:eastAsia="ko-KR"/>
+        </w:rPr>
+      </w:pPr>
+    </w:p>
+    <w:p>
+      <w:pPr>
+        <w:tabs>
+          <w:tab w:val="right" w:pos="8640"/>
+        </w:tabs>
+        <w:rPr>
+          <w:rFonts w:ascii="Calibri Light" w:hAnsi="Calibri Light" w:cs="Calibri Light"/>
+          <w:i/>
+          <w:iCs/>
+          <w:sz w:val="20"/>
+          <w:szCs w:val="20"/>
+        </w:rPr>
+      </w:pPr>
+      <w:r>
+        <w:rPr>
+          <w:rFonts w:ascii="Calibri" w:hAnsi="Calibri" w:cs="Calibri"/>
+          <w:b/>
+          <w:bCs/>
+          <w:sz w:val="22"/>
+          <w:szCs w:val="22"/>
+          <w:lang w:eastAsia="ko-KR"/>
+        </w:rPr>
+        <w:t>Computational Psychiatry Course</w:t>
+      </w:r>
+      <w:r>
+        <w:rPr>
+          <w:rFonts w:ascii="Calibri" w:hAnsi="Calibri" w:cs="Calibri"/>
+          <w:b/>
+          <w:bCs/>
+          <w:sz w:val="22"/>
+          <w:szCs w:val="22"/>
+          <w:lang w:eastAsia="ko-KR"/>
+        </w:rPr>
+        <w:t xml:space="preserve"> </w:t>
+      </w:r>
+      <w:r>
+        <w:rPr>
+          <w:rFonts w:ascii="Calibri" w:hAnsi="Calibri" w:cs="Calibri"/>
+          <w:b/>
+          <w:bCs/>
+          <w:sz w:val="22"/>
+          <w:szCs w:val="22"/>
+          <w:lang w:eastAsia="ko-KR"/>
+        </w:rPr>
+        <w:t xml:space="preserve">Zurich </w:t>
+      </w:r>
+      <w:r>
+        <w:rPr>
+          <w:rFonts w:ascii="Calibri" w:hAnsi="Calibri" w:cs="Calibri"/>
+          <w:b/>
+          <w:sz w:val="22"/>
+          <w:szCs w:val="22"/>
+          <w:lang w:eastAsia="ko-KR"/>
+        </w:rPr>
+        <w:tab/>
+      </w:r>
+    </w:p>
+    <w:p>
+      <w:pPr>
+        <w:tabs>
+          <w:tab w:val="right" w:pos="8640"/>
+        </w:tabs>
+        <w:rPr>
+          <w:rFonts w:ascii="Calibri Light" w:hAnsi="Calibri Light" w:cs="Calibri Light"/>
+          <w:i/>
+          <w:iCs/>
+          <w:sz w:val="20"/>
+          <w:szCs w:val="20"/>
+        </w:rPr>
+      </w:pPr>
+      <w:r>
+        <w:rPr>
+          <w:rFonts w:ascii="Calibri Light" w:hAnsi="Calibri Light" w:cs="Calibri Light"/>
+          <w:sz w:val="20"/>
+          <w:szCs w:val="20"/>
+          <w:lang w:eastAsia="ko-KR"/>
+        </w:rPr>
+        <w:t xml:space="preserve">Teaching Assistant </w:t>
+      </w:r>
+      <w:r>
+        <w:rPr>
+          <w:rFonts w:ascii="Calibri Light" w:hAnsi="Calibri Light" w:cs="Calibri Light"/>
+          <w:sz w:val="20"/>
+          <w:szCs w:val="20"/>
+          <w:lang w:eastAsia="ko-KR"/>
+        </w:rPr>
+        <w:tab/>
+      </w:r>
+    </w:p>
+    <w:p>
+      <w:pPr>
+        <w:tabs>
+          <w:tab w:val="right" w:pos="8640"/>
+        </w:tabs>
+        <w:rPr>
+          <w:rFonts w:ascii="Calibri Light" w:hAnsi="Calibri Light" w:cs="Calibri Light"/>
+          <w:i/>
+          <w:iCs/>
+          <w:sz w:val="20"/>
+          <w:szCs w:val="20"/>
+          <w:lang w:eastAsia="ko-KR"/>
+        </w:rPr>
+      </w:pPr>
+      <w:r>
+        <w:rPr>
+          <w:rFonts w:ascii="Calibri Light" w:hAnsi="Calibri Light" w:cs="Calibri Light"/>
+          <w:i/>
+          <w:iCs/>
+          <w:sz w:val="20"/>
+          <w:szCs w:val="20"/>
+        </w:rPr>
+        <w:lastRenderedPageBreak/>
+        <w:t xml:space="preserve">Reinforcement Learning using the </w:t>
+      </w:r>
+      <w:proofErr w:type="spellStart"/>
+      <w:r>
+        <w:rPr>
+          <w:rFonts w:ascii="Calibri Light" w:hAnsi="Calibri Light" w:cs="Calibri Light"/>
+          <w:i/>
+          <w:iCs/>
+          <w:sz w:val="20"/>
+          <w:szCs w:val="20"/>
+        </w:rPr>
+        <w:t>hBayesDM</w:t>
+      </w:r>
+      <w:proofErr w:type="spellEnd"/>
+      <w:r>
+        <w:rPr>
+          <w:rFonts w:ascii="Calibri Light" w:hAnsi="Calibri Light" w:cs="Calibri Light"/>
+          <w:i/>
+          <w:iCs/>
+          <w:sz w:val="20"/>
+          <w:szCs w:val="20"/>
+        </w:rPr>
+        <w:t xml:space="preserve"> Package</w:t>
+      </w:r>
+      <w:r>
+        <w:rPr>
+          <w:rFonts w:ascii="Calibri Light" w:hAnsi="Calibri Light" w:cs="Calibri Light"/>
+          <w:i/>
+          <w:iCs/>
+          <w:sz w:val="20"/>
+          <w:szCs w:val="20"/>
+        </w:rPr>
+        <w:tab/>
+      </w:r>
+      <w:r>
+        <w:rPr>
+          <w:rFonts w:ascii="Calibri Light" w:hAnsi="Calibri Light" w:cs="Calibri Light"/>
+          <w:i/>
+          <w:iCs/>
+          <w:sz w:val="20"/>
+          <w:szCs w:val="20"/>
+          <w:lang w:eastAsia="ko-KR"/>
+        </w:rPr>
+        <w:t>2021.</w:t>
+      </w:r>
+      <w:r>
+        <w:rPr>
+          <w:rFonts w:ascii="Calibri Light" w:hAnsi="Calibri Light" w:cs="Calibri Light"/>
+          <w:i/>
+          <w:iCs/>
+          <w:sz w:val="20"/>
+          <w:szCs w:val="20"/>
+          <w:lang w:eastAsia="ko-KR"/>
+        </w:rPr>
+        <w:t>09</w:t>
+      </w:r>
+    </w:p>
+    <w:p>
+      <w:pPr>
+        <w:tabs>
+          <w:tab w:val="right" w:pos="8640"/>
+        </w:tabs>
+        <w:rPr>
+          <w:rFonts w:ascii="Calibri" w:hAnsi="Calibri" w:cs="Calibri"/>
+          <w:b/>
+          <w:bCs/>
+          <w:sz w:val="22"/>
+          <w:szCs w:val="22"/>
+          <w:lang w:eastAsia="ko-KR"/>
+        </w:rPr>
+      </w:pPr>
+    </w:p>
+    <w:p>
+      <w:pPr>
+        <w:tabs>
+          <w:tab w:val="right" w:pos="8640"/>
+        </w:tabs>
+        <w:rPr>
+          <w:rFonts w:ascii="Calibri" w:hAnsi="Calibri" w:cs="Calibri"/>
+          <w:lang w:eastAsia="ko-KR"/>
+        </w:rPr>
+      </w:pPr>
+      <w:r>
+        <w:rPr>
+          <w:rFonts w:ascii="Calibri" w:hAnsi="Calibri" w:cs="Calibri"/>
+          <w:b/>
+          <w:bCs/>
+          <w:sz w:val="22"/>
+          <w:szCs w:val="22"/>
+          <w:lang w:eastAsia="ko-KR"/>
+        </w:rPr>
+        <w:t>Seoul National University</w:t>
+      </w:r>
+      <w:r>
+        <w:rPr>
+          <w:rFonts w:ascii="Calibri" w:hAnsi="Calibri" w:cs="Calibri"/>
+          <w:b/>
+          <w:sz w:val="22"/>
+          <w:szCs w:val="22"/>
+          <w:lang w:eastAsia="ko-KR"/>
+        </w:rPr>
+        <w:tab/>
+      </w:r>
+    </w:p>
+    <w:p>
+      <w:pPr>
+        <w:tabs>
+          <w:tab w:val="right" w:pos="8640"/>
+        </w:tabs>
+        <w:rPr>
+          <w:rFonts w:ascii="Calibri Light" w:hAnsi="Calibri Light" w:cs="Calibri Light"/>
+          <w:i/>
+          <w:iCs/>
+          <w:sz w:val="20"/>
+          <w:szCs w:val="20"/>
+        </w:rPr>
+      </w:pPr>
+      <w:r>
+        <w:rPr>
+          <w:rFonts w:ascii="Calibri Light" w:hAnsi="Calibri Light" w:cs="Calibri Light"/>
+          <w:sz w:val="20"/>
+          <w:szCs w:val="20"/>
+          <w:lang w:eastAsia="ko-KR"/>
+        </w:rPr>
+        <w:t xml:space="preserve">Teaching Assistant </w:t>
+      </w:r>
+      <w:r>
+        <w:rPr>
+          <w:rFonts w:ascii="Calibri Light" w:hAnsi="Calibri Light" w:cs="Calibri Light"/>
+          <w:sz w:val="20"/>
+          <w:szCs w:val="20"/>
+          <w:lang w:eastAsia="ko-KR"/>
+        </w:rPr>
+        <w:tab/>
+      </w:r>
+    </w:p>
+    <w:p>
+      <w:pPr>
+        <w:tabs>
+          <w:tab w:val="right" w:pos="8640"/>
+        </w:tabs>
+        <w:rPr>
+          <w:rFonts w:ascii="Calibri Light" w:hAnsi="Calibri Light" w:cs="Calibri Light"/>
+          <w:i/>
+          <w:iCs/>
+          <w:sz w:val="20"/>
+          <w:szCs w:val="20"/>
+          <w:lang w:eastAsia="ko-KR"/>
+        </w:rPr>
+      </w:pPr>
+      <w:r>
+        <w:rPr>
+          <w:rFonts w:ascii="Calibri Light" w:hAnsi="Calibri Light" w:cs="Calibri Light"/>
+          <w:i/>
+          <w:iCs/>
+          <w:sz w:val="20"/>
+          <w:szCs w:val="20"/>
+        </w:rPr>
+        <w:t>Seminar in Experimental Psychology</w:t>
+      </w:r>
+      <w:r>
+        <w:rPr>
+          <w:rFonts w:ascii="Calibri Light" w:hAnsi="Calibri Light" w:cs="Calibri Light"/>
+          <w:i/>
+          <w:iCs/>
+          <w:sz w:val="20"/>
+          <w:szCs w:val="20"/>
+        </w:rPr>
+        <w:t>: Computational Modeling</w:t>
+      </w:r>
+      <w:r>
+        <w:rPr>
+          <w:rFonts w:ascii="Calibri Light" w:hAnsi="Calibri Light" w:cs="Calibri Light"/>
+          <w:i/>
+          <w:iCs/>
+          <w:sz w:val="20"/>
+          <w:szCs w:val="20"/>
+        </w:rPr>
+        <w:tab/>
+      </w:r>
+      <w:r>
+        <w:rPr>
+          <w:rFonts w:ascii="Calibri Light" w:hAnsi="Calibri Light" w:cs="Calibri Light"/>
+          <w:i/>
+          <w:iCs/>
+          <w:sz w:val="20"/>
+          <w:szCs w:val="20"/>
+          <w:lang w:eastAsia="ko-KR"/>
+        </w:rPr>
+        <w:t xml:space="preserve">2021.03 ~ </w:t>
+      </w:r>
+      <w:r>
+        <w:rPr>
+          <w:rFonts w:ascii="Calibri Light" w:hAnsi="Calibri Light" w:cs="Calibri Light"/>
+          <w:i/>
+          <w:iCs/>
+          <w:sz w:val="20"/>
+          <w:szCs w:val="20"/>
+        </w:rPr>
+        <w:t>2021.08</w:t>
+      </w:r>
+    </w:p>
+    <w:p>
+      <w:pPr>
+        <w:tabs>
+          <w:tab w:val="right" w:pos="8640"/>
+        </w:tabs>
+        <w:rPr>
+          <w:rFonts w:ascii="Calibri" w:hAnsi="Calibri" w:cs="Calibri"/>
+          <w:b/>
+          <w:bCs/>
+          <w:sz w:val="22"/>
+          <w:szCs w:val="22"/>
+          <w:lang w:eastAsia="ko-KR"/>
+        </w:rPr>
+      </w:pPr>
+    </w:p>
+    <w:p>
+      <w:pPr>
+        <w:tabs>
+          <w:tab w:val="right" w:pos="8640"/>
+        </w:tabs>
+        <w:rPr>
+          <w:rFonts w:ascii="Calibri" w:hAnsi="Calibri" w:cs="Calibri"/>
+          <w:lang w:eastAsia="ko-KR"/>
+        </w:rPr>
+      </w:pPr>
+      <w:r>
+        <w:rPr>
+          <w:rFonts w:ascii="Calibri" w:hAnsi="Calibri" w:cs="Calibri"/>
+          <w:b/>
+          <w:bCs/>
+          <w:sz w:val="22"/>
+          <w:szCs w:val="22"/>
+          <w:lang w:eastAsia="ko-KR"/>
+        </w:rPr>
+        <w:t>Seoul National University</w:t>
+      </w:r>
+      <w:r>
+        <w:rPr>
+          <w:rFonts w:ascii="Calibri" w:hAnsi="Calibri" w:cs="Calibri"/>
+          <w:b/>
+          <w:sz w:val="22"/>
+          <w:szCs w:val="22"/>
+          <w:lang w:eastAsia="ko-KR"/>
+        </w:rPr>
+        <w:tab/>
+      </w:r>
+    </w:p>
+    <w:p>
+      <w:pPr>
+        <w:tabs>
+          <w:tab w:val="right" w:pos="8640"/>
+        </w:tabs>
+        <w:rPr>
+          <w:rFonts w:ascii="Calibri Light" w:hAnsi="Calibri Light" w:cs="Calibri Light"/>
+          <w:i/>
+          <w:iCs/>
+          <w:sz w:val="20"/>
+          <w:szCs w:val="20"/>
+        </w:rPr>
+      </w:pPr>
+      <w:r>
+        <w:rPr>
+          <w:rFonts w:ascii="Calibri Light" w:hAnsi="Calibri Light" w:cs="Calibri Light"/>
+          <w:sz w:val="20"/>
+          <w:szCs w:val="20"/>
+          <w:lang w:eastAsia="ko-KR"/>
+        </w:rPr>
+        <w:t xml:space="preserve">Teaching Assistant </w:t>
+      </w:r>
+      <w:r>
+        <w:rPr>
+          <w:rFonts w:ascii="Calibri Light" w:hAnsi="Calibri Light" w:cs="Calibri Light"/>
+          <w:sz w:val="20"/>
+          <w:szCs w:val="20"/>
+          <w:lang w:eastAsia="ko-KR"/>
+        </w:rPr>
+        <w:tab/>
+      </w:r>
+    </w:p>
+    <w:p>
+      <w:pPr>
+        <w:tabs>
+          <w:tab w:val="right" w:pos="8640"/>
+        </w:tabs>
+        <w:rPr>
+          <w:rFonts w:ascii="Calibri Light" w:hAnsi="Calibri Light" w:cs="Calibri Light"/>
+          <w:i/>
+          <w:iCs/>
+          <w:sz w:val="20"/>
+          <w:szCs w:val="20"/>
+        </w:rPr>
+      </w:pPr>
+      <w:r>
+        <w:rPr>
+          <w:rFonts w:ascii="Calibri Light" w:hAnsi="Calibri Light" w:cs="Calibri Light"/>
+          <w:i/>
+          <w:iCs/>
+          <w:sz w:val="20"/>
+          <w:szCs w:val="20"/>
+        </w:rPr>
+        <w:t>Psychological Science of Addiction</w:t>
+      </w:r>
+      <w:r>
+        <w:rPr>
+          <w:rFonts w:ascii="Calibri Light" w:hAnsi="Calibri Light" w:cs="Calibri Light"/>
+          <w:i/>
+          <w:iCs/>
+          <w:sz w:val="20"/>
+          <w:szCs w:val="20"/>
+        </w:rPr>
+        <w:tab/>
+      </w:r>
+      <w:r>
+        <w:rPr>
+          <w:rFonts w:ascii="Calibri Light" w:hAnsi="Calibri Light" w:cs="Calibri Light"/>
+          <w:i/>
+          <w:iCs/>
+          <w:sz w:val="20"/>
+          <w:szCs w:val="20"/>
+          <w:lang w:eastAsia="ko-KR"/>
+        </w:rPr>
+        <w:t xml:space="preserve">2021.03 ~ </w:t>
+      </w:r>
+      <w:r>
+        <w:rPr>
+          <w:rFonts w:ascii="Calibri Light" w:hAnsi="Calibri Light" w:cs="Calibri Light"/>
+          <w:i/>
+          <w:iCs/>
+          <w:sz w:val="20"/>
+          <w:szCs w:val="20"/>
+        </w:rPr>
+        <w:t>2021.08</w:t>
+      </w:r>
+    </w:p>
+    <w:p>
+      <w:pPr>
+        <w:tabs>
+          <w:tab w:val="right" w:pos="8640"/>
+        </w:tabs>
+        <w:rPr>
+          <w:rFonts w:ascii="Calibri" w:hAnsi="Calibri" w:cs="Calibri"/>
+          <w:b/>
+          <w:bCs/>
+          <w:sz w:val="22"/>
+          <w:szCs w:val="22"/>
+          <w:lang w:eastAsia="ko-KR"/>
+        </w:rPr>
+      </w:pPr>
+    </w:p>
+    <w:p>
+      <w:pPr>
+        <w:rPr>
+          <w:rFonts w:ascii="Calibri" w:hAnsi="Calibri" w:cs="Calibri"/>
+          <w:b/>
+          <w:bCs/>
+          <w:sz w:val="22"/>
+          <w:szCs w:val="22"/>
+          <w:lang w:eastAsia="ko-KR"/>
+        </w:rPr>
+      </w:pPr>
+      <w:r>
+        <w:rPr>
+          <w:rFonts w:ascii="Calibri" w:hAnsi="Calibri" w:cs="Calibri"/>
+          <w:b/>
+          <w:bCs/>
+          <w:sz w:val="22"/>
+          <w:szCs w:val="22"/>
+          <w:lang w:eastAsia="ko-KR"/>
+        </w:rPr>
+        <w:t>Seoul National University</w:t>
+      </w:r>
+      <w:r>
+        <w:rPr>
+          <w:rFonts w:ascii="Calibri" w:hAnsi="Calibri" w:cs="Calibri"/>
+          <w:b/>
+          <w:sz w:val="22"/>
+          <w:szCs w:val="22"/>
+          <w:lang w:eastAsia="ko-KR"/>
+        </w:rPr>
+        <w:tab/>
+      </w:r>
+      <w:r>
+        <w:rPr>
+          <w:rFonts w:ascii="Calibri" w:hAnsi="Calibri" w:cs="Calibri"/>
+          <w:b/>
+          <w:sz w:val="22"/>
+          <w:szCs w:val="22"/>
+          <w:lang w:eastAsia="ko-KR"/>
+        </w:rPr>
+        <w:tab/>
+      </w:r>
+      <w:r>
+        <w:rPr>
+          <w:rFonts w:ascii="Calibri" w:hAnsi="Calibri" w:cs="Calibri"/>
+          <w:b/>
+          <w:sz w:val="22"/>
+          <w:szCs w:val="22"/>
+          <w:lang w:eastAsia="ko-KR"/>
+        </w:rPr>
+        <w:tab/>
+      </w:r>
+      <w:r>
+        <w:rPr>
+          <w:rFonts w:ascii="Calibri" w:hAnsi="Calibri" w:cs="Calibri"/>
+          <w:b/>
+          <w:sz w:val="22"/>
+          <w:szCs w:val="22"/>
+          <w:lang w:eastAsia="ko-KR"/>
+        </w:rPr>
+        <w:tab/>
+      </w:r>
+      <w:r>
+        <w:rPr>
+          <w:rFonts w:ascii="Calibri" w:hAnsi="Calibri" w:cs="Calibri"/>
+          <w:b/>
+          <w:sz w:val="22"/>
+          <w:szCs w:val="22"/>
+          <w:lang w:eastAsia="ko-KR"/>
+        </w:rPr>
+        <w:tab/>
+      </w:r>
+      <w:r>
+        <w:rPr>
+          <w:rFonts w:ascii="Calibri" w:hAnsi="Calibri" w:cs="Calibri"/>
+          <w:b/>
+          <w:sz w:val="22"/>
+          <w:szCs w:val="22"/>
+          <w:lang w:eastAsia="ko-KR"/>
+        </w:rPr>
+        <w:tab/>
+      </w:r>
+      <w:r>
+        <w:rPr>
+          <w:rFonts w:ascii="Calibri" w:hAnsi="Calibri" w:cs="Calibri"/>
+          <w:b/>
+          <w:sz w:val="22"/>
+          <w:szCs w:val="22"/>
+          <w:lang w:eastAsia="ko-KR"/>
+        </w:rPr>
+        <w:tab/>
+      </w:r>
+    </w:p>
+    <w:p>
+      <w:pPr>
+        <w:tabs>
+          <w:tab w:val="right" w:pos="8640"/>
+        </w:tabs>
+        <w:rPr>
+          <w:rFonts w:ascii="Calibri Light" w:hAnsi="Calibri Light" w:cs="Calibri Light"/>
+          <w:i/>
+          <w:iCs/>
+          <w:sz w:val="20"/>
+          <w:szCs w:val="20"/>
+        </w:rPr>
+      </w:pPr>
+      <w:r>
+        <w:rPr>
+          <w:rFonts w:ascii="Calibri Light" w:hAnsi="Calibri Light" w:cs="Calibri Light"/>
+          <w:sz w:val="20"/>
+          <w:szCs w:val="20"/>
+          <w:lang w:eastAsia="ko-KR"/>
+        </w:rPr>
+        <w:t xml:space="preserve">Teaching Assistant </w:t>
+      </w:r>
+      <w:r>
+        <w:rPr>
+          <w:rFonts w:ascii="Calibri Light" w:hAnsi="Calibri Light" w:cs="Calibri Light"/>
+          <w:sz w:val="20"/>
+          <w:szCs w:val="20"/>
+          <w:lang w:eastAsia="ko-KR"/>
+        </w:rPr>
+        <w:tab/>
+      </w:r>
+      <w:r>
+        <w:rPr>
+          <w:rFonts w:ascii="Calibri Light" w:hAnsi="Calibri Light" w:cs="Calibri Light"/>
+          <w:sz w:val="20"/>
+          <w:szCs w:val="20"/>
+          <w:lang w:eastAsia="ko-KR"/>
+        </w:rPr>
+        <w:t xml:space="preserve"> </w:t>
+      </w:r>
+    </w:p>
+    <w:p>
+      <w:pPr>
+        <w:tabs>
+          <w:tab w:val="right" w:pos="8640"/>
+        </w:tabs>
+        <w:rPr>
+          <w:rFonts w:ascii="Calibri Light" w:hAnsi="Calibri Light" w:cs="Calibri Light"/>
+          <w:i/>
+          <w:iCs/>
+          <w:sz w:val="20"/>
+          <w:szCs w:val="20"/>
+        </w:rPr>
+      </w:pPr>
+      <w:r>
+        <w:rPr>
+          <w:rFonts w:ascii="Calibri Light" w:hAnsi="Calibri Light" w:cs="Calibri Light"/>
+          <w:i/>
+          <w:iCs/>
+          <w:sz w:val="20"/>
+          <w:szCs w:val="20"/>
+        </w:rPr>
+        <w:t>Introduction to Psychology</w:t>
+      </w:r>
+      <w:r>
+        <w:rPr>
+          <w:rFonts w:ascii="Calibri Light" w:hAnsi="Calibri Light" w:cs="Calibri Light"/>
+          <w:i/>
+          <w:iCs/>
+          <w:sz w:val="20"/>
+          <w:szCs w:val="20"/>
+        </w:rPr>
+        <w:tab/>
+      </w:r>
+      <w:r>
+        <w:rPr>
+          <w:rFonts w:ascii="Calibri Light" w:hAnsi="Calibri Light" w:cs="Calibri Light"/>
+          <w:i/>
+          <w:iCs/>
+          <w:sz w:val="20"/>
+          <w:szCs w:val="20"/>
+          <w:lang w:eastAsia="ko-KR"/>
+        </w:rPr>
+        <w:t xml:space="preserve">2020.03 ~ </w:t>
+      </w:r>
+      <w:r>
+        <w:rPr>
+          <w:rFonts w:ascii="Calibri Light" w:hAnsi="Calibri Light" w:cs="Calibri Light"/>
+          <w:i/>
+          <w:iCs/>
+          <w:sz w:val="20"/>
+          <w:szCs w:val="20"/>
+        </w:rPr>
+        <w:t>2020.12</w:t>
+      </w:r>
+    </w:p>
+    <w:p>
+      <w:pPr>
+        <w:tabs>
+          <w:tab w:val="right" w:pos="8640"/>
+        </w:tabs>
+        <w:rPr>
+          <w:rFonts w:ascii="Calibri" w:hAnsi="Calibri" w:cs="Calibri"/>
+          <w:sz w:val="22"/>
+          <w:szCs w:val="22"/>
+          <w:lang w:eastAsia="ko-KR"/>
+        </w:rPr>
+      </w:pPr>
+    </w:p>
+    <w:p>
+      <w:pPr>
+        <w:tabs>
+          <w:tab w:val="right" w:pos="8640"/>
+        </w:tabs>
+        <w:rPr>
+          <w:rFonts w:ascii="Calibri Light" w:hAnsi="Calibri Light" w:cs="Calibri Light"/>
+          <w:lang w:eastAsia="ko-KR"/>
+        </w:rPr>
+      </w:pPr>
+      <w:r>
+        <w:rPr>
+          <w:rFonts w:ascii="Calibri" w:hAnsi="Calibri" w:cs="Calibri"/>
+          <w:b/>
+          <w:bCs/>
+          <w:sz w:val="22"/>
+          <w:szCs w:val="22"/>
+          <w:lang w:eastAsia="ko-KR"/>
+        </w:rPr>
+        <w:t>Seoul National University</w:t>
+      </w:r>
+      <w:r>
+        <w:rPr>
+          <w:rFonts w:ascii="Calibri" w:hAnsi="Calibri" w:cs="Calibri"/>
+          <w:b/>
+          <w:sz w:val="22"/>
+          <w:szCs w:val="22"/>
+          <w:lang w:eastAsia="ko-KR"/>
+        </w:rPr>
+        <w:tab/>
+      </w:r>
+    </w:p>
+    <w:p>
+      <w:pPr>
+        <w:tabs>
+          <w:tab w:val="right" w:pos="8640"/>
+        </w:tabs>
+        <w:rPr>
+          <w:rFonts w:ascii="Calibri Light" w:hAnsi="Calibri Light" w:cs="Calibri Light"/>
+          <w:i/>
+          <w:iCs/>
+          <w:sz w:val="20"/>
+          <w:szCs w:val="20"/>
+        </w:rPr>
+      </w:pPr>
+      <w:r>
+        <w:rPr>
+          <w:rFonts w:ascii="Calibri Light" w:hAnsi="Calibri Light" w:cs="Calibri Light"/>
+          <w:sz w:val="20"/>
+          <w:szCs w:val="20"/>
+          <w:lang w:eastAsia="ko-KR"/>
+        </w:rPr>
+        <w:t xml:space="preserve">Teaching Assistant </w:t>
+      </w:r>
+      <w:r>
+        <w:rPr>
+          <w:rFonts w:ascii="Calibri Light" w:hAnsi="Calibri Light" w:cs="Calibri Light"/>
+          <w:sz w:val="20"/>
+          <w:szCs w:val="20"/>
+          <w:lang w:eastAsia="ko-KR"/>
+        </w:rPr>
+        <w:tab/>
+      </w:r>
+    </w:p>
+    <w:p>
+      <w:pPr>
+        <w:tabs>
+          <w:tab w:val="right" w:pos="8640"/>
+        </w:tabs>
+        <w:rPr>
+          <w:rFonts w:ascii="Calibri Light" w:hAnsi="Calibri Light" w:cs="Calibri Light"/>
+          <w:i/>
+          <w:iCs/>
+          <w:sz w:val="20"/>
+          <w:szCs w:val="20"/>
+        </w:rPr>
+      </w:pPr>
+      <w:r>
+        <w:rPr>
+          <w:rFonts w:ascii="Calibri Light" w:hAnsi="Calibri Light" w:cs="Calibri Light"/>
+          <w:i/>
+          <w:iCs/>
+          <w:sz w:val="20"/>
+          <w:szCs w:val="20"/>
+        </w:rPr>
+        <w:t>Brain-Mind-Behavior</w:t>
+      </w:r>
+      <w:r>
+        <w:rPr>
+          <w:rFonts w:ascii="Calibri Light" w:hAnsi="Calibri Light" w:cs="Calibri Light"/>
+          <w:i/>
+          <w:iCs/>
+          <w:sz w:val="20"/>
+          <w:szCs w:val="20"/>
+        </w:rPr>
+        <w:tab/>
+      </w:r>
+      <w:r>
+        <w:rPr>
+          <w:rFonts w:ascii="Calibri Light" w:hAnsi="Calibri Light" w:cs="Calibri Light"/>
+          <w:i/>
+          <w:iCs/>
+          <w:sz w:val="20"/>
+          <w:szCs w:val="20"/>
+          <w:lang w:eastAsia="ko-KR"/>
+        </w:rPr>
+        <w:t xml:space="preserve">2019.09 ~ </w:t>
+      </w:r>
+      <w:r>
+        <w:rPr>
+          <w:rFonts w:ascii="Calibri Light" w:hAnsi="Calibri Light" w:cs="Calibri Light"/>
+          <w:i/>
+          <w:iCs/>
+          <w:sz w:val="20"/>
+          <w:szCs w:val="20"/>
+        </w:rPr>
+        <w:t>2020.02</w:t>
+      </w:r>
+    </w:p>
+    <w:p>
+      <w:pPr>
+        <w:tabs>
+          <w:tab w:val="right" w:pos="8640"/>
+        </w:tabs>
+        <w:rPr>
+          <w:rFonts w:ascii="Calibri Light" w:hAnsi="Calibri Light" w:cs="Calibri Light"/>
+          <w:i/>
+          <w:iCs/>
+          <w:sz w:val="20"/>
+          <w:szCs w:val="20"/>
+        </w:rPr>
+      </w:pPr>
+    </w:p>
+    <w:p>
+      <w:pPr>
+        <w:pStyle w:val="Heading1"/>
+        <w:rPr>
+          <w:rFonts w:ascii="Lato Black" w:hAnsi="Lato Black" w:cstheme="minorHAnsi"/>
+          <w:sz w:val="26"/>
+          <w:szCs w:val="26"/>
+        </w:rPr>
+      </w:pPr>
+      <w:r>
+        <w:rPr>
+          <w:rFonts w:ascii="Lato Black" w:hAnsi="Lato Black" w:cstheme="minorHAnsi"/>
           <w:sz w:val="26"/>
           <w:szCs w:val="26"/>
         </w:rPr>
@@ -4986,837 +5947,18 @@
       <w:pPr>
         <w:pStyle w:val="Heading1"/>
         <w:rPr>
-          <w:rFonts w:ascii="Lato" w:hAnsi="Lato" w:cstheme="minorHAnsi"/>
+          <w:rFonts w:ascii="Lato Black" w:hAnsi="Lato Black" w:cstheme="minorHAnsi"/>
           <w:sz w:val="26"/>
           <w:szCs w:val="26"/>
         </w:rPr>
       </w:pPr>
       <w:r>
         <w:rPr>
-          <w:rFonts w:ascii="Lato" w:hAnsi="Lato" w:cstheme="minorHAnsi"/>
+          <w:rFonts w:ascii="Lato Black" w:hAnsi="Lato Black" w:cstheme="minorHAnsi"/>
           <w:sz w:val="26"/>
           <w:szCs w:val="26"/>
         </w:rPr>
         <w:lastRenderedPageBreak/>
-        <w:t>Experience</w:t>
-      </w:r>
-    </w:p>
-    <w:p>
-      <w:pPr>
-        <w:tabs>
-          <w:tab w:val="right" w:pos="8640"/>
-        </w:tabs>
-        <w:rPr>
-          <w:rFonts w:ascii="Lato" w:hAnsi="Lato" w:cstheme="minorHAnsi"/>
-          <w:sz w:val="20"/>
-          <w:szCs w:val="20"/>
-        </w:rPr>
-      </w:pPr>
-    </w:p>
-    <w:p>
-      <w:pPr>
-        <w:tabs>
-          <w:tab w:val="right" w:pos="8640"/>
-        </w:tabs>
-        <w:rPr>
-          <w:rFonts w:ascii="Calibri Light" w:hAnsi="Calibri Light" w:cs="Calibri Light"/>
-          <w:b/>
-          <w:bCs/>
-          <w:sz w:val="22"/>
-          <w:szCs w:val="22"/>
-          <w:lang w:eastAsia="ko-KR"/>
-        </w:rPr>
-      </w:pPr>
-      <w:r>
-        <w:rPr>
-          <w:rFonts w:ascii="Calibri Light" w:hAnsi="Calibri Light" w:cs="Calibri Light"/>
-          <w:b/>
-          <w:bCs/>
-          <w:sz w:val="22"/>
-          <w:szCs w:val="22"/>
-        </w:rPr>
-        <w:t xml:space="preserve">Computational </w:t>
-      </w:r>
-      <w:r>
-        <w:rPr>
-          <w:rFonts w:ascii="Calibri Light" w:hAnsi="Calibri Light" w:cs="Calibri Light"/>
-          <w:b/>
-          <w:bCs/>
-          <w:sz w:val="22"/>
-          <w:szCs w:val="22"/>
-          <w:lang w:eastAsia="ko-KR"/>
-        </w:rPr>
-        <w:t>Clinical Science Laboratory</w:t>
-      </w:r>
-      <w:r>
-        <w:rPr>
-          <w:rFonts w:ascii="Calibri Light" w:hAnsi="Calibri Light" w:cs="Calibri Light"/>
-          <w:b/>
-          <w:bCs/>
-          <w:sz w:val="22"/>
-          <w:szCs w:val="22"/>
-          <w:lang w:eastAsia="ko-KR"/>
-        </w:rPr>
-        <w:t>,</w:t>
-      </w:r>
-    </w:p>
-    <w:p>
-      <w:pPr>
-        <w:tabs>
-          <w:tab w:val="right" w:pos="8640"/>
-        </w:tabs>
-        <w:rPr>
-          <w:rFonts w:ascii="Calibri Light" w:hAnsi="Calibri Light" w:cs="Calibri Light"/>
-          <w:lang w:eastAsia="ko-KR"/>
-        </w:rPr>
-      </w:pPr>
-      <w:r>
-        <w:rPr>
-          <w:rFonts w:ascii="Calibri Light" w:hAnsi="Calibri Light" w:cs="Calibri Light"/>
-          <w:b/>
-          <w:bCs/>
-          <w:sz w:val="22"/>
-          <w:szCs w:val="22"/>
-          <w:lang w:eastAsia="ko-KR"/>
-        </w:rPr>
-        <w:t>Seoul National University</w:t>
-      </w:r>
-      <w:r>
-        <w:rPr>
-          <w:rFonts w:ascii="Calibri Light" w:hAnsi="Calibri Light" w:cs="Calibri Light"/>
-          <w:sz w:val="22"/>
-          <w:szCs w:val="22"/>
-          <w:lang w:eastAsia="ko-KR"/>
-        </w:rPr>
-        <w:tab/>
-      </w:r>
-      <w:r>
-        <w:rPr>
-          <w:rFonts w:ascii="Calibri Light" w:hAnsi="Calibri Light" w:cs="Calibri Light"/>
-          <w:sz w:val="20"/>
-          <w:szCs w:val="20"/>
-          <w:lang w:eastAsia="ko-KR"/>
-        </w:rPr>
-        <w:t>Seoul, Korea</w:t>
-      </w:r>
-    </w:p>
-    <w:p>
-      <w:pPr>
-        <w:tabs>
-          <w:tab w:val="right" w:pos="8640"/>
-        </w:tabs>
-        <w:rPr>
-          <w:rFonts w:ascii="Calibri Light" w:hAnsi="Calibri Light" w:cs="Calibri Light"/>
-          <w:i/>
-          <w:iCs/>
-          <w:sz w:val="20"/>
-          <w:szCs w:val="20"/>
-        </w:rPr>
-      </w:pPr>
-      <w:r>
-        <w:rPr>
-          <w:rFonts w:ascii="Calibri Light" w:hAnsi="Calibri Light" w:cs="Calibri Light"/>
-          <w:sz w:val="20"/>
-          <w:szCs w:val="20"/>
-          <w:lang w:eastAsia="ko-KR"/>
-        </w:rPr>
-        <w:t xml:space="preserve">Research Assistant </w:t>
-      </w:r>
-      <w:r>
-        <w:rPr>
-          <w:rFonts w:ascii="Calibri Light" w:hAnsi="Calibri Light" w:cs="Calibri Light"/>
-          <w:sz w:val="20"/>
-          <w:szCs w:val="20"/>
-          <w:lang w:eastAsia="ko-KR"/>
-        </w:rPr>
-        <w:tab/>
-      </w:r>
-      <w:r>
-        <w:rPr>
-          <w:rFonts w:ascii="Calibri Light" w:hAnsi="Calibri Light" w:cs="Calibri Light"/>
-          <w:i/>
-          <w:iCs/>
-          <w:sz w:val="20"/>
-          <w:szCs w:val="20"/>
-          <w:lang w:eastAsia="ko-KR"/>
-        </w:rPr>
-        <w:t>2018</w:t>
-      </w:r>
-      <w:r>
-        <w:rPr>
-          <w:rFonts w:ascii="Calibri Light" w:hAnsi="Calibri Light" w:cs="Calibri Light"/>
-          <w:i/>
-          <w:iCs/>
-          <w:sz w:val="20"/>
-          <w:szCs w:val="20"/>
-          <w:lang w:eastAsia="ko-KR"/>
-        </w:rPr>
-        <w:t>.09</w:t>
-      </w:r>
-      <w:r>
-        <w:rPr>
-          <w:rFonts w:ascii="Calibri Light" w:hAnsi="Calibri Light" w:cs="Calibri Light"/>
-          <w:i/>
-          <w:iCs/>
-          <w:sz w:val="20"/>
-          <w:szCs w:val="20"/>
-          <w:lang w:eastAsia="ko-KR"/>
-        </w:rPr>
-        <w:t xml:space="preserve"> ~ </w:t>
-      </w:r>
-      <w:r>
-        <w:rPr>
-          <w:rFonts w:ascii="Calibri Light" w:hAnsi="Calibri Light" w:cs="Calibri Light"/>
-          <w:i/>
-          <w:iCs/>
-          <w:sz w:val="20"/>
-          <w:szCs w:val="20"/>
-        </w:rPr>
-        <w:t>2019</w:t>
-      </w:r>
-      <w:r>
-        <w:rPr>
-          <w:rFonts w:ascii="Calibri Light" w:hAnsi="Calibri Light" w:cs="Calibri Light"/>
-          <w:i/>
-          <w:iCs/>
-          <w:sz w:val="20"/>
-          <w:szCs w:val="20"/>
-        </w:rPr>
-        <w:t>.08</w:t>
-      </w:r>
-    </w:p>
-    <w:p>
-      <w:pPr>
-        <w:tabs>
-          <w:tab w:val="right" w:pos="8640"/>
-        </w:tabs>
-        <w:rPr>
-          <w:rFonts w:ascii="Calibri Light" w:hAnsi="Calibri Light" w:cs="Calibri Light"/>
-          <w:i/>
-          <w:iCs/>
-          <w:sz w:val="20"/>
-          <w:szCs w:val="20"/>
-        </w:rPr>
-      </w:pPr>
-      <w:r>
-        <w:rPr>
-          <w:rFonts w:ascii="Calibri Light" w:hAnsi="Calibri Light" w:cs="Calibri Light"/>
-          <w:i/>
-          <w:iCs/>
-          <w:sz w:val="20"/>
-          <w:szCs w:val="20"/>
-        </w:rPr>
-        <w:t>PI: Professor Woo-Young Ahn</w:t>
-      </w:r>
-    </w:p>
-    <w:p>
-      <w:pPr>
-        <w:tabs>
-          <w:tab w:val="right" w:pos="8640"/>
-        </w:tabs>
-        <w:rPr>
-          <w:rFonts w:ascii="Calibri Light" w:hAnsi="Calibri Light" w:cs="Calibri Light"/>
-          <w:sz w:val="18"/>
-          <w:szCs w:val="18"/>
-        </w:rPr>
-      </w:pPr>
-    </w:p>
-    <w:p>
-      <w:pPr>
-        <w:tabs>
-          <w:tab w:val="right" w:pos="8640"/>
-        </w:tabs>
-        <w:rPr>
-          <w:rFonts w:ascii="Calibri Light" w:hAnsi="Calibri Light" w:cs="Calibri Light"/>
-          <w:b/>
-          <w:bCs/>
-          <w:sz w:val="22"/>
-          <w:szCs w:val="22"/>
-        </w:rPr>
-      </w:pPr>
-      <w:r>
-        <w:rPr>
-          <w:rFonts w:ascii="Calibri Light" w:hAnsi="Calibri Light" w:cs="Calibri Light"/>
-          <w:b/>
-          <w:bCs/>
-          <w:sz w:val="22"/>
-          <w:szCs w:val="22"/>
-        </w:rPr>
-        <w:t>Clinical Neuroscience Laboratory,</w:t>
-      </w:r>
-    </w:p>
-    <w:p>
-      <w:pPr>
-        <w:tabs>
-          <w:tab w:val="right" w:pos="8640"/>
-        </w:tabs>
-        <w:rPr>
-          <w:rFonts w:ascii="Calibri Light" w:hAnsi="Calibri Light" w:cs="Calibri Light"/>
-          <w:sz w:val="20"/>
-          <w:szCs w:val="20"/>
-          <w:lang w:eastAsia="ko-KR"/>
-        </w:rPr>
-      </w:pPr>
-      <w:r>
-        <w:rPr>
-          <w:rFonts w:ascii="Calibri Light" w:hAnsi="Calibri Light" w:cs="Calibri Light"/>
-          <w:b/>
-          <w:bCs/>
-          <w:sz w:val="22"/>
-          <w:szCs w:val="22"/>
-        </w:rPr>
-        <w:t>Seoul National University</w:t>
-      </w:r>
-      <w:r>
-        <w:rPr>
-          <w:rFonts w:ascii="Calibri Light" w:hAnsi="Calibri Light" w:cs="Calibri Light"/>
-          <w:sz w:val="22"/>
-          <w:szCs w:val="22"/>
-        </w:rPr>
-        <w:tab/>
-      </w:r>
-      <w:r>
-        <w:rPr>
-          <w:rFonts w:ascii="Calibri Light" w:hAnsi="Calibri Light" w:cs="Calibri Light"/>
-          <w:sz w:val="20"/>
-          <w:szCs w:val="20"/>
-          <w:lang w:eastAsia="ko-KR"/>
-        </w:rPr>
-        <w:t>Seoul, Korea</w:t>
-      </w:r>
-    </w:p>
-    <w:p>
-      <w:pPr>
-        <w:tabs>
-          <w:tab w:val="right" w:pos="8640"/>
-        </w:tabs>
-        <w:rPr>
-          <w:rFonts w:ascii="Calibri Light" w:hAnsi="Calibri Light" w:cs="Calibri Light"/>
-          <w:i/>
-          <w:iCs/>
-          <w:sz w:val="20"/>
-          <w:szCs w:val="20"/>
-        </w:rPr>
-      </w:pPr>
-      <w:r>
-        <w:rPr>
-          <w:rFonts w:ascii="Calibri Light" w:hAnsi="Calibri Light" w:cs="Calibri Light"/>
-          <w:sz w:val="20"/>
-          <w:szCs w:val="20"/>
-          <w:lang w:eastAsia="ko-KR"/>
-        </w:rPr>
-        <w:t>Research Assistant</w:t>
-      </w:r>
-      <w:r>
-        <w:rPr>
-          <w:rFonts w:ascii="Calibri Light" w:hAnsi="Calibri Light" w:cs="Calibri Light"/>
-          <w:sz w:val="20"/>
-          <w:szCs w:val="20"/>
-          <w:lang w:eastAsia="ko-KR"/>
-        </w:rPr>
-        <w:tab/>
-      </w:r>
-      <w:r>
-        <w:rPr>
-          <w:rFonts w:ascii="Calibri Light" w:hAnsi="Calibri Light" w:cs="Calibri Light"/>
-          <w:i/>
-          <w:iCs/>
-          <w:sz w:val="20"/>
-          <w:szCs w:val="20"/>
-        </w:rPr>
-        <w:t>2018</w:t>
-      </w:r>
-      <w:r>
-        <w:rPr>
-          <w:rFonts w:ascii="Calibri Light" w:hAnsi="Calibri Light" w:cs="Calibri Light"/>
-          <w:i/>
-          <w:iCs/>
-          <w:sz w:val="20"/>
-          <w:szCs w:val="20"/>
-        </w:rPr>
-        <w:t>.03</w:t>
-      </w:r>
-      <w:r>
-        <w:rPr>
-          <w:rFonts w:ascii="Calibri Light" w:hAnsi="Calibri Light" w:cs="Calibri Light"/>
-          <w:i/>
-          <w:iCs/>
-          <w:sz w:val="20"/>
-          <w:szCs w:val="20"/>
-        </w:rPr>
-        <w:t xml:space="preserve"> ~ 2018</w:t>
-      </w:r>
-      <w:r>
-        <w:rPr>
-          <w:rFonts w:ascii="Calibri Light" w:hAnsi="Calibri Light" w:cs="Calibri Light"/>
-          <w:i/>
-          <w:iCs/>
-          <w:sz w:val="20"/>
-          <w:szCs w:val="20"/>
-        </w:rPr>
-        <w:t>.08</w:t>
-      </w:r>
-    </w:p>
-    <w:p>
-      <w:pPr>
-        <w:tabs>
-          <w:tab w:val="right" w:pos="8640"/>
-        </w:tabs>
-        <w:rPr>
-          <w:rFonts w:ascii="Calibri Light" w:hAnsi="Calibri Light" w:cs="Calibri Light"/>
-          <w:i/>
-          <w:iCs/>
-          <w:sz w:val="20"/>
-          <w:szCs w:val="20"/>
-        </w:rPr>
-      </w:pPr>
-      <w:r>
-        <w:rPr>
-          <w:rFonts w:ascii="Calibri Light" w:hAnsi="Calibri Light" w:cs="Calibri Light"/>
-          <w:i/>
-          <w:iCs/>
-          <w:sz w:val="20"/>
-          <w:szCs w:val="20"/>
-        </w:rPr>
-        <w:t xml:space="preserve">PI: Professor </w:t>
-      </w:r>
-      <w:proofErr w:type="spellStart"/>
-      <w:r>
-        <w:rPr>
-          <w:rFonts w:ascii="Calibri Light" w:hAnsi="Calibri Light" w:cs="Calibri Light"/>
-          <w:i/>
-          <w:iCs/>
-          <w:sz w:val="20"/>
-          <w:szCs w:val="20"/>
-        </w:rPr>
-        <w:t>Jeanyoung</w:t>
-      </w:r>
-      <w:proofErr w:type="spellEnd"/>
-      <w:r>
-        <w:rPr>
-          <w:rFonts w:ascii="Calibri Light" w:hAnsi="Calibri Light" w:cs="Calibri Light"/>
-          <w:i/>
-          <w:iCs/>
-          <w:sz w:val="20"/>
-          <w:szCs w:val="20"/>
-        </w:rPr>
-        <w:t xml:space="preserve"> Chey</w:t>
-      </w:r>
-    </w:p>
-    <w:p>
-      <w:pPr>
-        <w:rPr>
-          <w:rFonts w:ascii="Calibri Light" w:hAnsi="Calibri Light" w:cs="Calibri Light"/>
-          <w:sz w:val="22"/>
-          <w:szCs w:val="22"/>
-        </w:rPr>
-      </w:pPr>
-    </w:p>
-    <w:p>
-      <w:pPr>
-        <w:tabs>
-          <w:tab w:val="right" w:pos="8640"/>
-        </w:tabs>
-        <w:rPr>
-          <w:rFonts w:ascii="Calibri Light" w:hAnsi="Calibri Light" w:cs="Calibri Light"/>
-          <w:b/>
-          <w:bCs/>
-          <w:sz w:val="22"/>
-          <w:szCs w:val="22"/>
-        </w:rPr>
-      </w:pPr>
-      <w:r>
-        <w:rPr>
-          <w:rFonts w:ascii="Calibri Light" w:hAnsi="Calibri Light" w:cs="Calibri Light"/>
-          <w:b/>
-          <w:bCs/>
-          <w:sz w:val="22"/>
-          <w:szCs w:val="22"/>
-        </w:rPr>
-        <w:t>Computational Learning &amp; Memory Neuroscience Laboratory,</w:t>
-      </w:r>
-    </w:p>
-    <w:p>
-      <w:pPr>
-        <w:tabs>
-          <w:tab w:val="right" w:pos="8640"/>
-        </w:tabs>
-        <w:rPr>
-          <w:rFonts w:ascii="Calibri Light" w:hAnsi="Calibri Light" w:cs="Calibri Light"/>
-        </w:rPr>
-      </w:pPr>
-      <w:r>
-        <w:rPr>
-          <w:rFonts w:ascii="Calibri Light" w:hAnsi="Calibri Light" w:cs="Calibri Light"/>
-          <w:b/>
-          <w:bCs/>
-          <w:sz w:val="22"/>
-          <w:szCs w:val="22"/>
-        </w:rPr>
-        <w:t>Center for Neuroscience Imaging Research</w:t>
-      </w:r>
-      <w:r>
-        <w:rPr>
-          <w:rFonts w:ascii="Calibri Light" w:hAnsi="Calibri Light" w:cs="Calibri Light"/>
-          <w:sz w:val="22"/>
-          <w:szCs w:val="22"/>
-        </w:rPr>
-        <w:tab/>
-      </w:r>
-      <w:r>
-        <w:rPr>
-          <w:rFonts w:ascii="Calibri Light" w:hAnsi="Calibri Light" w:cs="Calibri Light"/>
-          <w:sz w:val="20"/>
-          <w:szCs w:val="20"/>
-          <w:lang w:eastAsia="ko-KR"/>
-        </w:rPr>
-        <w:t>Seoul, Korea</w:t>
-      </w:r>
-    </w:p>
-    <w:p>
-      <w:pPr>
-        <w:tabs>
-          <w:tab w:val="right" w:pos="8640"/>
-        </w:tabs>
-        <w:rPr>
-          <w:rFonts w:ascii="Calibri Light" w:hAnsi="Calibri Light" w:cs="Calibri Light"/>
-          <w:i/>
-          <w:iCs/>
-          <w:sz w:val="20"/>
-          <w:szCs w:val="20"/>
-        </w:rPr>
-      </w:pPr>
-      <w:r>
-        <w:rPr>
-          <w:rFonts w:ascii="Calibri Light" w:hAnsi="Calibri Light" w:cs="Calibri Light"/>
-          <w:sz w:val="20"/>
-          <w:szCs w:val="20"/>
-          <w:lang w:eastAsia="ko-KR"/>
-        </w:rPr>
-        <w:t>Internship</w:t>
-      </w:r>
-      <w:r>
-        <w:rPr>
-          <w:rFonts w:ascii="Calibri Light" w:hAnsi="Calibri Light" w:cs="Calibri Light"/>
-          <w:sz w:val="20"/>
-          <w:szCs w:val="20"/>
-          <w:lang w:eastAsia="ko-KR"/>
-        </w:rPr>
-        <w:tab/>
-      </w:r>
-      <w:r>
-        <w:rPr>
-          <w:rFonts w:ascii="Calibri Light" w:hAnsi="Calibri Light" w:cs="Calibri Light"/>
-          <w:i/>
-          <w:iCs/>
-          <w:sz w:val="20"/>
-          <w:szCs w:val="20"/>
-          <w:lang w:eastAsia="ko-KR"/>
-        </w:rPr>
-        <w:t>2018</w:t>
-      </w:r>
-      <w:r>
-        <w:rPr>
-          <w:rFonts w:ascii="Calibri Light" w:hAnsi="Calibri Light" w:cs="Calibri Light"/>
-          <w:i/>
-          <w:iCs/>
-          <w:sz w:val="20"/>
-          <w:szCs w:val="20"/>
-          <w:lang w:eastAsia="ko-KR"/>
-        </w:rPr>
-        <w:t>.07</w:t>
-      </w:r>
-      <w:r>
-        <w:rPr>
-          <w:rFonts w:ascii="Calibri Light" w:hAnsi="Calibri Light" w:cs="Calibri Light"/>
-          <w:i/>
-          <w:iCs/>
-          <w:sz w:val="20"/>
-          <w:szCs w:val="20"/>
-          <w:lang w:eastAsia="ko-KR"/>
-        </w:rPr>
-        <w:t xml:space="preserve"> ~ </w:t>
-      </w:r>
-      <w:r>
-        <w:rPr>
-          <w:rFonts w:ascii="Calibri Light" w:hAnsi="Calibri Light" w:cs="Calibri Light"/>
-          <w:i/>
-          <w:iCs/>
-          <w:sz w:val="20"/>
-          <w:szCs w:val="20"/>
-        </w:rPr>
-        <w:t>2018</w:t>
-      </w:r>
-      <w:r>
-        <w:rPr>
-          <w:rFonts w:ascii="Calibri Light" w:hAnsi="Calibri Light" w:cs="Calibri Light"/>
-          <w:i/>
-          <w:iCs/>
-          <w:sz w:val="20"/>
-          <w:szCs w:val="20"/>
-        </w:rPr>
-        <w:t>.08</w:t>
-      </w:r>
-    </w:p>
-    <w:p>
-      <w:pPr>
-        <w:tabs>
-          <w:tab w:val="right" w:pos="8640"/>
-        </w:tabs>
-        <w:rPr>
-          <w:rFonts w:ascii="Calibri Light" w:hAnsi="Calibri Light" w:cs="Calibri Light"/>
-          <w:i/>
-          <w:iCs/>
-          <w:sz w:val="20"/>
-          <w:szCs w:val="20"/>
-        </w:rPr>
-      </w:pPr>
-      <w:r>
-        <w:rPr>
-          <w:rFonts w:ascii="Calibri Light" w:hAnsi="Calibri Light" w:cs="Calibri Light"/>
-          <w:i/>
-          <w:iCs/>
-          <w:sz w:val="20"/>
-          <w:szCs w:val="20"/>
-        </w:rPr>
-        <w:t xml:space="preserve">PI: Research Professor </w:t>
-      </w:r>
-      <w:proofErr w:type="spellStart"/>
-      <w:r>
-        <w:rPr>
-          <w:rFonts w:ascii="Calibri Light" w:hAnsi="Calibri Light" w:cs="Calibri Light"/>
-          <w:i/>
-          <w:iCs/>
-          <w:sz w:val="20"/>
-          <w:szCs w:val="20"/>
-        </w:rPr>
-        <w:t>Sungshin</w:t>
-      </w:r>
-      <w:proofErr w:type="spellEnd"/>
-      <w:r>
-        <w:rPr>
-          <w:rFonts w:ascii="Calibri Light" w:hAnsi="Calibri Light" w:cs="Calibri Light"/>
-          <w:i/>
-          <w:iCs/>
-          <w:sz w:val="20"/>
-          <w:szCs w:val="20"/>
-        </w:rPr>
-        <w:t xml:space="preserve"> Kim</w:t>
-      </w:r>
-    </w:p>
-    <w:p>
-      <w:pPr>
-        <w:rPr>
-          <w:rFonts w:ascii="Lato" w:hAnsi="Lato" w:cstheme="minorHAnsi"/>
-          <w:b/>
-          <w:bCs/>
-          <w:smallCaps/>
-          <w:kern w:val="32"/>
-          <w:sz w:val="26"/>
-          <w:szCs w:val="26"/>
-          <w:lang w:eastAsia="ko-KR"/>
-        </w:rPr>
-      </w:pPr>
-    </w:p>
-    <w:p>
-      <w:pPr>
-        <w:pStyle w:val="Heading1"/>
-        <w:rPr>
-          <w:rFonts w:ascii="Lato" w:hAnsi="Lato" w:cstheme="minorHAnsi"/>
-          <w:sz w:val="26"/>
-          <w:szCs w:val="26"/>
-          <w:lang w:eastAsia="ko-KR"/>
-        </w:rPr>
-      </w:pPr>
-      <w:r>
-        <w:rPr>
-          <w:rFonts w:ascii="Lato" w:hAnsi="Lato" w:cstheme="minorHAnsi"/>
-          <w:sz w:val="26"/>
-          <w:szCs w:val="26"/>
-          <w:lang w:eastAsia="ko-KR"/>
-        </w:rPr>
-        <w:t xml:space="preserve">Clinical </w:t>
-      </w:r>
-      <w:r>
-        <w:rPr>
-          <w:rFonts w:ascii="Lato" w:hAnsi="Lato" w:cstheme="minorHAnsi"/>
-          <w:sz w:val="26"/>
-          <w:szCs w:val="26"/>
-          <w:lang w:eastAsia="ko-KR"/>
-        </w:rPr>
-        <w:t>Training</w:t>
-      </w:r>
-    </w:p>
-    <w:p>
-      <w:pPr>
-        <w:tabs>
-          <w:tab w:val="right" w:pos="8640"/>
-        </w:tabs>
-        <w:rPr>
-          <w:rFonts w:ascii="Lato" w:hAnsi="Lato" w:cstheme="minorHAnsi"/>
-          <w:sz w:val="20"/>
-          <w:szCs w:val="20"/>
-        </w:rPr>
-      </w:pPr>
-    </w:p>
-    <w:p>
-      <w:pPr>
-        <w:tabs>
-          <w:tab w:val="right" w:pos="8640"/>
-        </w:tabs>
-        <w:rPr>
-          <w:rFonts w:ascii="Calibri Light" w:hAnsi="Calibri Light" w:cs="Calibri Light"/>
-          <w:b/>
-          <w:bCs/>
-          <w:sz w:val="22"/>
-          <w:szCs w:val="22"/>
-          <w:lang w:eastAsia="ko-KR"/>
-        </w:rPr>
-      </w:pPr>
-      <w:r>
-        <w:rPr>
-          <w:rFonts w:ascii="Calibri Light" w:hAnsi="Calibri Light" w:cs="Calibri Light"/>
-          <w:b/>
-          <w:bCs/>
-          <w:sz w:val="22"/>
-          <w:szCs w:val="22"/>
-        </w:rPr>
-        <w:t>Center for Campus Life and Culture</w:t>
-      </w:r>
-      <w:r>
-        <w:rPr>
-          <w:rFonts w:ascii="Calibri Light" w:hAnsi="Calibri Light" w:cs="Calibri Light"/>
-          <w:b/>
-          <w:bCs/>
-          <w:sz w:val="22"/>
-          <w:szCs w:val="22"/>
-          <w:lang w:eastAsia="ko-KR"/>
-        </w:rPr>
-        <w:t>,</w:t>
-      </w:r>
-    </w:p>
-    <w:p>
-      <w:pPr>
-        <w:tabs>
-          <w:tab w:val="right" w:pos="8640"/>
-        </w:tabs>
-        <w:rPr>
-          <w:rFonts w:ascii="Calibri Light" w:hAnsi="Calibri Light" w:cs="Calibri Light"/>
-          <w:lang w:eastAsia="ko-KR"/>
-        </w:rPr>
-      </w:pPr>
-      <w:r>
-        <w:rPr>
-          <w:rFonts w:ascii="Calibri Light" w:hAnsi="Calibri Light" w:cs="Calibri Light"/>
-          <w:b/>
-          <w:bCs/>
-          <w:sz w:val="22"/>
-          <w:szCs w:val="22"/>
-          <w:lang w:eastAsia="ko-KR"/>
-        </w:rPr>
-        <w:t>Seoul National University</w:t>
-      </w:r>
-      <w:r>
-        <w:rPr>
-          <w:rFonts w:ascii="Calibri Light" w:hAnsi="Calibri Light" w:cs="Calibri Light"/>
-          <w:sz w:val="22"/>
-          <w:szCs w:val="22"/>
-          <w:lang w:eastAsia="ko-KR"/>
-        </w:rPr>
-        <w:tab/>
-      </w:r>
-      <w:r>
-        <w:rPr>
-          <w:rFonts w:ascii="Calibri Light" w:hAnsi="Calibri Light" w:cs="Calibri Light"/>
-          <w:sz w:val="20"/>
-          <w:szCs w:val="20"/>
-          <w:lang w:eastAsia="ko-KR"/>
-        </w:rPr>
-        <w:t>Seoul, Korea</w:t>
-      </w:r>
-    </w:p>
-    <w:p>
-      <w:pPr>
-        <w:tabs>
-          <w:tab w:val="right" w:pos="8640"/>
-        </w:tabs>
-        <w:rPr>
-          <w:rFonts w:ascii="Calibri Light" w:hAnsi="Calibri Light" w:cs="Calibri Light"/>
-          <w:i/>
-          <w:iCs/>
-          <w:sz w:val="20"/>
-          <w:szCs w:val="20"/>
-        </w:rPr>
-      </w:pPr>
-      <w:r>
-        <w:rPr>
-          <w:rFonts w:ascii="Calibri Light" w:hAnsi="Calibri Light" w:cs="Calibri Light"/>
-          <w:sz w:val="20"/>
-          <w:szCs w:val="20"/>
-          <w:lang w:eastAsia="ko-KR"/>
-        </w:rPr>
-        <w:t xml:space="preserve">Practice Consultants </w:t>
-      </w:r>
-      <w:r>
-        <w:rPr>
-          <w:rFonts w:ascii="Calibri Light" w:hAnsi="Calibri Light" w:cs="Calibri Light"/>
-          <w:sz w:val="20"/>
-          <w:szCs w:val="20"/>
-          <w:lang w:eastAsia="ko-KR"/>
-        </w:rPr>
-        <w:tab/>
-      </w:r>
-      <w:r>
-        <w:rPr>
-          <w:rFonts w:ascii="Calibri Light" w:hAnsi="Calibri Light" w:cs="Calibri Light"/>
-          <w:i/>
-          <w:iCs/>
-          <w:sz w:val="20"/>
-          <w:szCs w:val="20"/>
-          <w:lang w:eastAsia="ko-KR"/>
-        </w:rPr>
-        <w:t xml:space="preserve">2021.01 ~ </w:t>
-      </w:r>
-      <w:r>
-        <w:rPr>
-          <w:rFonts w:ascii="Calibri Light" w:hAnsi="Calibri Light" w:cs="Calibri Light"/>
-          <w:i/>
-          <w:iCs/>
-          <w:sz w:val="20"/>
-          <w:szCs w:val="20"/>
-        </w:rPr>
-        <w:t>present</w:t>
-      </w:r>
-    </w:p>
-    <w:p>
-      <w:pPr>
-        <w:tabs>
-          <w:tab w:val="right" w:pos="8640"/>
-        </w:tabs>
-        <w:rPr>
-          <w:rFonts w:ascii="Calibri Light" w:hAnsi="Calibri Light" w:cs="Calibri Light"/>
-          <w:i/>
-          <w:iCs/>
-          <w:sz w:val="20"/>
-          <w:szCs w:val="20"/>
-        </w:rPr>
-      </w:pPr>
-    </w:p>
-    <w:p>
-      <w:pPr>
-        <w:pStyle w:val="Heading1"/>
-        <w:rPr>
-          <w:rFonts w:ascii="Lato" w:hAnsi="Lato" w:cstheme="minorHAnsi"/>
-          <w:sz w:val="26"/>
-          <w:szCs w:val="26"/>
-        </w:rPr>
-      </w:pPr>
-      <w:r>
-        <w:rPr>
-          <w:rFonts w:ascii="Lato" w:hAnsi="Lato" w:cstheme="minorHAnsi"/>
-          <w:sz w:val="26"/>
-          <w:szCs w:val="26"/>
-        </w:rPr>
         <w:t>Grants</w:t>
       </w:r>
     </w:p>
@@ -6096,14 +6238,14 @@
       <w:pPr>
         <w:pStyle w:val="Heading1"/>
         <w:rPr>
-          <w:rFonts w:ascii="Lato" w:hAnsi="Lato" w:cstheme="minorHAnsi"/>
+          <w:rFonts w:ascii="Lato Black" w:hAnsi="Lato Black" w:cstheme="minorHAnsi"/>
           <w:sz w:val="26"/>
           <w:szCs w:val="26"/>
         </w:rPr>
       </w:pPr>
       <w:r>
         <w:rPr>
-          <w:rFonts w:ascii="Lato" w:hAnsi="Lato" w:cstheme="minorHAnsi"/>
+          <w:rFonts w:ascii="Lato Black" w:hAnsi="Lato Black" w:cstheme="minorHAnsi"/>
           <w:sz w:val="26"/>
           <w:szCs w:val="26"/>
         </w:rPr>
@@ -6111,7 +6253,7 @@
       </w:r>
       <w:r>
         <w:rPr>
-          <w:rFonts w:ascii="Lato" w:hAnsi="Lato" w:cstheme="minorHAnsi"/>
+          <w:rFonts w:ascii="Lato Black" w:hAnsi="Lato Black" w:cstheme="minorHAnsi"/>
           <w:sz w:val="26"/>
           <w:szCs w:val="26"/>
         </w:rPr>
@@ -6119,7 +6261,7 @@
       </w:r>
       <w:r>
         <w:rPr>
-          <w:rFonts w:ascii="Lato" w:hAnsi="Lato" w:cstheme="minorHAnsi"/>
+          <w:rFonts w:ascii="Lato Black" w:hAnsi="Lato Black" w:cstheme="minorHAnsi"/>
           <w:sz w:val="26"/>
           <w:szCs w:val="26"/>
         </w:rPr>
@@ -6127,7 +6269,7 @@
       </w:r>
       <w:r>
         <w:rPr>
-          <w:rFonts w:ascii="Lato" w:hAnsi="Lato" w:cstheme="minorHAnsi"/>
+          <w:rFonts w:ascii="Lato Black" w:hAnsi="Lato Black" w:cstheme="minorHAnsi"/>
           <w:sz w:val="26"/>
           <w:szCs w:val="26"/>
         </w:rPr>
@@ -6766,7 +6908,6 @@
           <w:sz w:val="22"/>
           <w:szCs w:val="22"/>
         </w:rPr>
-        <w:lastRenderedPageBreak/>
         <w:t xml:space="preserve">Superior Academic Performance undergraduate scholarship </w:t>
       </w:r>
       <w:r>
@@ -6826,14 +6967,14 @@
       <w:pPr>
         <w:pStyle w:val="Heading1"/>
         <w:rPr>
-          <w:rFonts w:ascii="Lato" w:hAnsi="Lato" w:cstheme="minorHAnsi"/>
+          <w:rFonts w:ascii="Lato Black" w:hAnsi="Lato Black" w:cstheme="minorHAnsi"/>
           <w:sz w:val="26"/>
           <w:szCs w:val="26"/>
         </w:rPr>
       </w:pPr>
       <w:r>
         <w:rPr>
-          <w:rFonts w:ascii="Lato" w:hAnsi="Lato" w:cstheme="minorHAnsi"/>
+          <w:rFonts w:ascii="Lato Black" w:hAnsi="Lato Black" w:cstheme="minorHAnsi"/>
           <w:sz w:val="26"/>
           <w:szCs w:val="26"/>
         </w:rPr>
@@ -6902,7 +7043,7 @@
         </w:rPr>
         <w:t xml:space="preserve">Email: </w:t>
       </w:r>
-      <w:hyperlink r:id="rId13" w:history="1">
+      <w:hyperlink r:id="rId14" w:history="1">
         <w:r>
           <w:rPr>
             <w:rStyle w:val="Hyperlink"/>
@@ -7003,7 +7144,7 @@
         </w:rPr>
         <w:t xml:space="preserve">: </w:t>
       </w:r>
-      <w:hyperlink r:id="rId14" w:history="1">
+      <w:hyperlink r:id="rId15" w:history="1">
         <w:r>
           <w:rPr>
             <w:rStyle w:val="Hyperlink"/>
@@ -7146,7 +7287,7 @@
       </w:r>
     </w:p>
     <w:sectPr>
-      <w:footerReference w:type="default" r:id="rId15"/>
+      <w:footerReference w:type="default" r:id="rId16"/>
       <w:pgSz w:w="12240" w:h="15840"/>
       <w:pgMar w:top="1440" w:right="1440" w:bottom="1440" w:left="1800" w:header="720" w:footer="720" w:gutter="0"/>
       <w:cols w:space="720"/>

--- a/files/CV_minakwon.docx
+++ b/files/CV_minakwon.docx
@@ -1884,7 +1884,7 @@
           <w:tab w:val="right" w:pos="8640"/>
         </w:tabs>
         <w:rPr>
-          <w:rFonts w:ascii="Calibri Light" w:hAnsi="Calibri Light" w:cs="Calibri Light" w:hint="eastAsia"/>
+          <w:rFonts w:ascii="Calibri Light" w:hAnsi="Calibri Light" w:cs="Calibri Light"/>
           <w:i/>
           <w:iCs/>
           <w:sz w:val="20"/>
@@ -5924,27 +5924,6 @@
     </w:p>
     <w:p>
       <w:pPr>
-        <w:rPr>
-          <w:rFonts w:ascii="Lato" w:hAnsi="Lato" w:cstheme="minorHAnsi"/>
-          <w:b/>
-          <w:bCs/>
-          <w:smallCaps/>
-          <w:kern w:val="32"/>
-          <w:sz w:val="26"/>
-          <w:szCs w:val="26"/>
-        </w:rPr>
-      </w:pPr>
-      <w:r>
-        <w:rPr>
-          <w:rFonts w:ascii="Lato" w:hAnsi="Lato" w:cstheme="minorHAnsi"/>
-          <w:sz w:val="26"/>
-          <w:szCs w:val="26"/>
-        </w:rPr>
-        <w:br w:type="page"/>
-      </w:r>
-    </w:p>
-    <w:p>
-      <w:pPr>
         <w:pStyle w:val="Heading1"/>
         <w:rPr>
           <w:rFonts w:ascii="Lato Black" w:hAnsi="Lato Black" w:cstheme="minorHAnsi"/>
@@ -5952,13 +5931,22 @@
           <w:szCs w:val="26"/>
         </w:rPr>
       </w:pPr>
-      <w:r>
+    </w:p>
+    <w:p>
+      <w:pPr>
+        <w:pStyle w:val="Heading1"/>
         <w:rPr>
           <w:rFonts w:ascii="Lato Black" w:hAnsi="Lato Black" w:cstheme="minorHAnsi"/>
           <w:sz w:val="26"/>
           <w:szCs w:val="26"/>
         </w:rPr>
-        <w:lastRenderedPageBreak/>
+      </w:pPr>
+      <w:r>
+        <w:rPr>
+          <w:rFonts w:ascii="Lato Black" w:hAnsi="Lato Black" w:cstheme="minorHAnsi"/>
+          <w:sz w:val="26"/>
+          <w:szCs w:val="26"/>
+        </w:rPr>
         <w:t>Grants</w:t>
       </w:r>
     </w:p>
@@ -6249,38 +6237,591 @@
           <w:sz w:val="26"/>
           <w:szCs w:val="26"/>
         </w:rPr>
-        <w:t>Scholarships</w:t>
-      </w:r>
-      <w:r>
+        <w:t>Scholarships and Awards</w:t>
+      </w:r>
+    </w:p>
+    <w:p>
+      <w:pPr>
+        <w:tabs>
+          <w:tab w:val="right" w:pos="8640"/>
+        </w:tabs>
+        <w:rPr>
+          <w:rFonts w:ascii="Calibri Light" w:hAnsi="Calibri Light" w:cs="Calibri Light"/>
+          <w:b/>
+          <w:bCs/>
+          <w:sz w:val="22"/>
+          <w:szCs w:val="22"/>
+        </w:rPr>
+      </w:pPr>
+    </w:p>
+    <w:p>
+      <w:pPr>
+        <w:tabs>
+          <w:tab w:val="right" w:pos="8640"/>
+        </w:tabs>
+        <w:rPr>
+          <w:rFonts w:ascii="Calibri Light" w:hAnsi="Calibri Light" w:cs="Calibri Light"/>
+          <w:i/>
+          <w:iCs/>
+          <w:sz w:val="20"/>
+          <w:szCs w:val="20"/>
+          <w:lang w:eastAsia="ko-KR"/>
+        </w:rPr>
+      </w:pPr>
+      <w:r>
+        <w:rPr>
+          <w:rFonts w:ascii="Calibri Light" w:hAnsi="Calibri Light" w:cs="Calibri Light"/>
+          <w:b/>
+          <w:bCs/>
+          <w:sz w:val="22"/>
+          <w:szCs w:val="22"/>
+          <w:lang w:eastAsia="ko-KR"/>
+        </w:rPr>
+        <w:t xml:space="preserve">Excellence Award in </w:t>
+      </w:r>
+      <w:r>
+        <w:rPr>
+          <w:rFonts w:ascii="Calibri Light" w:hAnsi="Calibri Light" w:cs="Calibri Light"/>
+          <w:b/>
+          <w:bCs/>
+          <w:sz w:val="22"/>
+          <w:szCs w:val="22"/>
+        </w:rPr>
+        <w:t>Doctoral Colloquium</w:t>
+      </w:r>
+      <w:r>
+        <w:rPr>
+          <w:rFonts w:ascii="Calibri Light" w:hAnsi="Calibri Light" w:cs="Calibri Light"/>
+          <w:sz w:val="22"/>
+          <w:szCs w:val="22"/>
+        </w:rPr>
+        <w:tab/>
+      </w:r>
+      <w:r>
+        <w:rPr>
+          <w:rFonts w:ascii="Calibri Light" w:hAnsi="Calibri Light" w:cs="Calibri Light"/>
+          <w:i/>
+          <w:iCs/>
+          <w:sz w:val="20"/>
+          <w:szCs w:val="20"/>
+        </w:rPr>
+        <w:t>202</w:t>
+      </w:r>
+      <w:r>
+        <w:rPr>
+          <w:rFonts w:ascii="Calibri Light" w:hAnsi="Calibri Light" w:cs="Calibri Light"/>
+          <w:i/>
+          <w:iCs/>
+          <w:sz w:val="20"/>
+          <w:szCs w:val="20"/>
+        </w:rPr>
+        <w:t>3</w:t>
+      </w:r>
+      <w:r>
+        <w:rPr>
+          <w:rFonts w:ascii="Calibri Light" w:hAnsi="Calibri Light" w:cs="Calibri Light"/>
+          <w:i/>
+          <w:iCs/>
+          <w:sz w:val="20"/>
+          <w:szCs w:val="20"/>
+        </w:rPr>
+        <w:t>.0</w:t>
+      </w:r>
+      <w:r>
+        <w:rPr>
+          <w:rFonts w:ascii="Calibri Light" w:hAnsi="Calibri Light" w:cs="Calibri Light"/>
+          <w:i/>
+          <w:iCs/>
+          <w:sz w:val="20"/>
+          <w:szCs w:val="20"/>
+        </w:rPr>
+        <w:t>8</w:t>
+      </w:r>
+    </w:p>
+    <w:p>
+      <w:pPr>
+        <w:tabs>
+          <w:tab w:val="right" w:pos="8640"/>
+        </w:tabs>
+        <w:rPr>
+          <w:rFonts w:ascii="Calibri Light" w:hAnsi="Calibri Light" w:cs="Calibri Light"/>
+          <w:i/>
+          <w:iCs/>
+          <w:sz w:val="20"/>
+          <w:szCs w:val="20"/>
+        </w:rPr>
+      </w:pPr>
+      <w:r>
+        <w:rPr>
+          <w:rFonts w:ascii="Calibri Light" w:hAnsi="Calibri Light" w:cs="Calibri Light"/>
+          <w:i/>
+          <w:iCs/>
+          <w:sz w:val="20"/>
+          <w:szCs w:val="20"/>
+          <w:lang w:eastAsia="ko-KR"/>
+        </w:rPr>
+        <w:t>2023 Annual Conference of the Korean Psychological Association</w:t>
+      </w:r>
+    </w:p>
+    <w:p>
+      <w:pPr>
+        <w:tabs>
+          <w:tab w:val="right" w:pos="8640"/>
+        </w:tabs>
+        <w:rPr>
+          <w:rFonts w:ascii="Calibri Light" w:hAnsi="Calibri Light" w:cs="Calibri Light"/>
+          <w:b/>
+          <w:bCs/>
+          <w:sz w:val="22"/>
+          <w:szCs w:val="22"/>
+        </w:rPr>
+      </w:pPr>
+    </w:p>
+    <w:p>
+      <w:pPr>
+        <w:tabs>
+          <w:tab w:val="right" w:pos="8640"/>
+        </w:tabs>
+        <w:rPr>
+          <w:rFonts w:ascii="Calibri Light" w:hAnsi="Calibri Light" w:cs="Calibri Light"/>
+          <w:i/>
+          <w:iCs/>
+          <w:sz w:val="20"/>
+          <w:szCs w:val="20"/>
+          <w:lang w:eastAsia="ko-KR"/>
+        </w:rPr>
+      </w:pPr>
+      <w:r>
+        <w:rPr>
+          <w:rFonts w:ascii="Calibri Light" w:hAnsi="Calibri Light" w:cs="Calibri Light"/>
+          <w:b/>
+          <w:bCs/>
+          <w:sz w:val="22"/>
+          <w:szCs w:val="22"/>
+        </w:rPr>
+        <w:t>SNU Graduate Scholarship for Basic Science Research</w:t>
+      </w:r>
+      <w:r>
+        <w:rPr>
+          <w:rFonts w:ascii="Calibri Light" w:hAnsi="Calibri Light" w:cs="Calibri Light"/>
+          <w:sz w:val="22"/>
+          <w:szCs w:val="22"/>
+        </w:rPr>
+        <w:tab/>
+      </w:r>
+      <w:r>
+        <w:rPr>
+          <w:rFonts w:ascii="Calibri Light" w:hAnsi="Calibri Light" w:cs="Calibri Light"/>
+          <w:i/>
+          <w:iCs/>
+          <w:sz w:val="20"/>
+          <w:szCs w:val="20"/>
+        </w:rPr>
+        <w:t xml:space="preserve">2020.03 ~ </w:t>
+      </w:r>
+      <w:r>
+        <w:rPr>
+          <w:rFonts w:ascii="Calibri Light" w:hAnsi="Calibri Light" w:cs="Calibri Light"/>
+          <w:i/>
+          <w:iCs/>
+          <w:sz w:val="20"/>
+          <w:szCs w:val="20"/>
+          <w:lang w:eastAsia="ko-KR"/>
+        </w:rPr>
+        <w:t>2021.02</w:t>
+      </w:r>
+    </w:p>
+    <w:p>
+      <w:pPr>
+        <w:tabs>
+          <w:tab w:val="right" w:pos="8640"/>
+        </w:tabs>
+        <w:rPr>
+          <w:rFonts w:ascii="Calibri Light" w:hAnsi="Calibri Light" w:cs="Calibri Light"/>
+          <w:i/>
+          <w:iCs/>
+          <w:sz w:val="20"/>
+          <w:szCs w:val="20"/>
+        </w:rPr>
+      </w:pPr>
+      <w:r>
+        <w:rPr>
+          <w:rFonts w:ascii="Calibri Light" w:hAnsi="Calibri Light" w:cs="Calibri Light"/>
+          <w:i/>
+          <w:iCs/>
+          <w:sz w:val="20"/>
+          <w:szCs w:val="20"/>
+        </w:rPr>
+        <w:t>Seoul National University</w:t>
+      </w:r>
+    </w:p>
+    <w:p>
+      <w:pPr>
+        <w:tabs>
+          <w:tab w:val="right" w:pos="8640"/>
+        </w:tabs>
+        <w:rPr>
+          <w:rFonts w:ascii="Calibri Light" w:hAnsi="Calibri Light" w:cs="Calibri Light"/>
+          <w:b/>
+          <w:bCs/>
+          <w:sz w:val="22"/>
+          <w:szCs w:val="22"/>
+        </w:rPr>
+      </w:pPr>
+    </w:p>
+    <w:p>
+      <w:pPr>
+        <w:tabs>
+          <w:tab w:val="right" w:pos="8640"/>
+        </w:tabs>
+        <w:rPr>
+          <w:rFonts w:ascii="Calibri Light" w:hAnsi="Calibri Light" w:cs="Calibri Light"/>
+          <w:i/>
+          <w:iCs/>
+          <w:sz w:val="20"/>
+          <w:szCs w:val="20"/>
+        </w:rPr>
+      </w:pPr>
+      <w:r>
+        <w:rPr>
+          <w:rFonts w:ascii="Calibri Light" w:hAnsi="Calibri Light" w:cs="Calibri Light"/>
+          <w:b/>
+          <w:bCs/>
+          <w:sz w:val="22"/>
+          <w:szCs w:val="22"/>
+        </w:rPr>
+        <w:t>Graduation with honors (Summa cum laude)</w:t>
+      </w:r>
+      <w:r>
+        <w:rPr>
+          <w:rFonts w:ascii="Calibri Light" w:hAnsi="Calibri Light" w:cs="Calibri Light"/>
+          <w:sz w:val="22"/>
+          <w:szCs w:val="22"/>
+        </w:rPr>
+        <w:tab/>
+      </w:r>
+      <w:r>
+        <w:rPr>
+          <w:rFonts w:ascii="Calibri Light" w:hAnsi="Calibri Light" w:cs="Calibri Light"/>
+          <w:i/>
+          <w:iCs/>
+          <w:sz w:val="20"/>
+          <w:szCs w:val="20"/>
+        </w:rPr>
+        <w:t>2019.08</w:t>
+      </w:r>
+    </w:p>
+    <w:p>
+      <w:pPr>
+        <w:tabs>
+          <w:tab w:val="right" w:pos="8640"/>
+        </w:tabs>
+        <w:rPr>
+          <w:rFonts w:ascii="Calibri Light" w:hAnsi="Calibri Light" w:cs="Calibri Light"/>
+          <w:i/>
+          <w:iCs/>
+          <w:sz w:val="20"/>
+          <w:szCs w:val="20"/>
+        </w:rPr>
+      </w:pPr>
+      <w:r>
+        <w:rPr>
+          <w:rFonts w:ascii="Calibri Light" w:hAnsi="Calibri Light" w:cs="Calibri Light"/>
+          <w:i/>
+          <w:iCs/>
+          <w:sz w:val="20"/>
+          <w:szCs w:val="20"/>
+        </w:rPr>
+        <w:t>Seoul National University</w:t>
+      </w:r>
+    </w:p>
+    <w:p>
+      <w:pPr>
+        <w:tabs>
+          <w:tab w:val="right" w:pos="8640"/>
+        </w:tabs>
+        <w:rPr>
+          <w:rFonts w:ascii="Calibri Light" w:hAnsi="Calibri Light" w:cs="Calibri Light"/>
+          <w:sz w:val="22"/>
+          <w:szCs w:val="22"/>
+        </w:rPr>
+      </w:pPr>
+    </w:p>
+    <w:p>
+      <w:pPr>
+        <w:tabs>
+          <w:tab w:val="right" w:pos="8640"/>
+        </w:tabs>
+        <w:rPr>
+          <w:rFonts w:ascii="Calibri Light" w:hAnsi="Calibri Light" w:cs="Calibri Light"/>
+          <w:i/>
+          <w:iCs/>
+          <w:sz w:val="20"/>
+          <w:szCs w:val="20"/>
+        </w:rPr>
+      </w:pPr>
+      <w:r>
+        <w:rPr>
+          <w:rFonts w:ascii="Calibri Light" w:hAnsi="Calibri Light" w:cs="Calibri Light"/>
+          <w:b/>
+          <w:bCs/>
+          <w:sz w:val="22"/>
+          <w:szCs w:val="22"/>
+        </w:rPr>
+        <w:t>Poster Award at Brain-Mind-Behavior poster presentation</w:t>
+      </w:r>
+      <w:r>
+        <w:rPr>
+          <w:rFonts w:ascii="Calibri Light" w:hAnsi="Calibri Light" w:cs="Calibri Light"/>
+          <w:sz w:val="22"/>
+          <w:szCs w:val="22"/>
+        </w:rPr>
+        <w:t xml:space="preserve"> </w:t>
+      </w:r>
+      <w:r>
+        <w:rPr>
+          <w:rFonts w:ascii="Calibri Light" w:hAnsi="Calibri Light" w:cs="Calibri Light"/>
+          <w:sz w:val="22"/>
+          <w:szCs w:val="22"/>
+        </w:rPr>
+        <w:tab/>
+      </w:r>
+      <w:r>
+        <w:rPr>
+          <w:rFonts w:ascii="Calibri Light" w:hAnsi="Calibri Light" w:cs="Calibri Light"/>
+          <w:i/>
+          <w:iCs/>
+          <w:sz w:val="20"/>
+          <w:szCs w:val="20"/>
+        </w:rPr>
+        <w:t>2018.12</w:t>
+      </w:r>
+    </w:p>
+    <w:p>
+      <w:pPr>
+        <w:tabs>
+          <w:tab w:val="right" w:pos="8640"/>
+        </w:tabs>
+        <w:rPr>
+          <w:rFonts w:ascii="Calibri Light" w:hAnsi="Calibri Light" w:cs="Calibri Light"/>
+          <w:i/>
+          <w:iCs/>
+          <w:sz w:val="20"/>
+          <w:szCs w:val="20"/>
+        </w:rPr>
+      </w:pPr>
+      <w:r>
+        <w:rPr>
+          <w:rFonts w:ascii="Calibri Light" w:hAnsi="Calibri Light" w:cs="Calibri Light"/>
+          <w:i/>
+          <w:iCs/>
+          <w:sz w:val="20"/>
+          <w:szCs w:val="20"/>
+        </w:rPr>
+        <w:t>Seoul National University</w:t>
+      </w:r>
+    </w:p>
+    <w:p>
+      <w:pPr>
+        <w:tabs>
+          <w:tab w:val="right" w:pos="8640"/>
+        </w:tabs>
+        <w:rPr>
+          <w:rFonts w:ascii="Calibri Light" w:hAnsi="Calibri Light" w:cs="Calibri Light"/>
+          <w:sz w:val="22"/>
+          <w:szCs w:val="22"/>
+        </w:rPr>
+      </w:pPr>
+    </w:p>
+    <w:p>
+      <w:pPr>
+        <w:tabs>
+          <w:tab w:val="right" w:pos="8640"/>
+        </w:tabs>
+        <w:rPr>
+          <w:rFonts w:ascii="Calibri Light" w:hAnsi="Calibri Light" w:cs="Calibri Light"/>
+          <w:i/>
+          <w:iCs/>
+          <w:sz w:val="20"/>
+          <w:szCs w:val="20"/>
+        </w:rPr>
+      </w:pPr>
+      <w:r>
+        <w:rPr>
+          <w:rFonts w:ascii="Calibri Light" w:hAnsi="Calibri Light" w:cs="Calibri Light"/>
+          <w:b/>
+          <w:bCs/>
+          <w:sz w:val="22"/>
+          <w:szCs w:val="22"/>
+        </w:rPr>
+        <w:t>Superior Academic Performance undergraduate scholarship</w:t>
+      </w:r>
+      <w:r>
+        <w:rPr>
+          <w:rFonts w:ascii="Calibri Light" w:hAnsi="Calibri Light" w:cs="Calibri Light"/>
+          <w:sz w:val="22"/>
+          <w:szCs w:val="22"/>
+        </w:rPr>
+        <w:t xml:space="preserve"> </w:t>
+      </w:r>
+      <w:r>
+        <w:rPr>
+          <w:rFonts w:ascii="Calibri Light" w:hAnsi="Calibri Light" w:cs="Calibri Light"/>
+          <w:sz w:val="22"/>
+          <w:szCs w:val="22"/>
+        </w:rPr>
+        <w:tab/>
+      </w:r>
+      <w:r>
+        <w:rPr>
+          <w:rFonts w:ascii="Calibri Light" w:hAnsi="Calibri Light" w:cs="Calibri Light"/>
+          <w:i/>
+          <w:iCs/>
+          <w:sz w:val="20"/>
+          <w:szCs w:val="20"/>
+        </w:rPr>
+        <w:t>2018.08 ~ 2019.08</w:t>
+      </w:r>
+    </w:p>
+    <w:p>
+      <w:pPr>
+        <w:tabs>
+          <w:tab w:val="right" w:pos="8640"/>
+        </w:tabs>
+        <w:rPr>
+          <w:rFonts w:ascii="Calibri Light" w:hAnsi="Calibri Light" w:cs="Calibri Light"/>
+          <w:i/>
+          <w:iCs/>
+          <w:sz w:val="20"/>
+          <w:szCs w:val="20"/>
+        </w:rPr>
+      </w:pPr>
+      <w:r>
+        <w:rPr>
+          <w:rFonts w:ascii="Calibri Light" w:hAnsi="Calibri Light" w:cs="Calibri Light"/>
+          <w:i/>
+          <w:iCs/>
+          <w:sz w:val="20"/>
+          <w:szCs w:val="20"/>
+        </w:rPr>
+        <w:t>Seoul National University</w:t>
+      </w:r>
+    </w:p>
+    <w:p>
+      <w:pPr>
+        <w:tabs>
+          <w:tab w:val="right" w:pos="8640"/>
+        </w:tabs>
+        <w:rPr>
+          <w:rFonts w:ascii="Calibri Light" w:hAnsi="Calibri Light" w:cs="Calibri Light"/>
+          <w:sz w:val="22"/>
+          <w:szCs w:val="22"/>
+        </w:rPr>
+      </w:pPr>
+    </w:p>
+    <w:p>
+      <w:pPr>
+        <w:tabs>
+          <w:tab w:val="right" w:pos="8640"/>
+        </w:tabs>
+        <w:rPr>
+          <w:rFonts w:ascii="Calibri Light" w:hAnsi="Calibri Light" w:cs="Calibri Light"/>
+          <w:i/>
+          <w:iCs/>
+          <w:sz w:val="20"/>
+          <w:szCs w:val="20"/>
+        </w:rPr>
+      </w:pPr>
+      <w:r>
+        <w:rPr>
+          <w:rFonts w:ascii="Calibri Light" w:hAnsi="Calibri Light" w:cs="Calibri Light"/>
+          <w:b/>
+          <w:bCs/>
+          <w:sz w:val="22"/>
+          <w:szCs w:val="22"/>
+        </w:rPr>
+        <w:t xml:space="preserve">Superior Academic Performance undergraduate scholarship </w:t>
+      </w:r>
+      <w:r>
+        <w:rPr>
+          <w:rFonts w:ascii="Calibri Light" w:hAnsi="Calibri Light" w:cs="Calibri Light"/>
+          <w:sz w:val="22"/>
+          <w:szCs w:val="22"/>
+        </w:rPr>
+        <w:tab/>
+      </w:r>
+      <w:r>
+        <w:rPr>
+          <w:rFonts w:ascii="Calibri Light" w:hAnsi="Calibri Light" w:cs="Calibri Light"/>
+          <w:i/>
+          <w:iCs/>
+          <w:sz w:val="20"/>
+          <w:szCs w:val="20"/>
+        </w:rPr>
+        <w:t>2015.08 ~ 2017.12</w:t>
+      </w:r>
+    </w:p>
+    <w:p>
+      <w:pPr>
+        <w:tabs>
+          <w:tab w:val="right" w:pos="8640"/>
+        </w:tabs>
+        <w:rPr>
+          <w:rFonts w:ascii="Calibri Light" w:hAnsi="Calibri Light" w:cs="Calibri Light"/>
+          <w:i/>
+          <w:iCs/>
+          <w:sz w:val="20"/>
+          <w:szCs w:val="20"/>
+        </w:rPr>
+      </w:pPr>
+      <w:r>
+        <w:rPr>
+          <w:rFonts w:ascii="Calibri Light" w:hAnsi="Calibri Light" w:cs="Calibri Light"/>
+          <w:i/>
+          <w:iCs/>
+          <w:sz w:val="20"/>
+          <w:szCs w:val="20"/>
+        </w:rPr>
+        <w:t>Seoul National University</w:t>
+      </w:r>
+    </w:p>
+    <w:p>
+      <w:pPr>
+        <w:spacing w:line="360" w:lineRule="auto"/>
+        <w:rPr>
+          <w:rFonts w:ascii="Calibri Light" w:hAnsi="Calibri Light" w:cs="Calibri Light"/>
+          <w:sz w:val="22"/>
+          <w:szCs w:val="22"/>
+        </w:rPr>
+      </w:pPr>
+    </w:p>
+    <w:p>
+      <w:pPr>
+        <w:pStyle w:val="Heading1"/>
         <w:rPr>
           <w:rFonts w:ascii="Lato Black" w:hAnsi="Lato Black" w:cstheme="minorHAnsi"/>
           <w:sz w:val="26"/>
           <w:szCs w:val="26"/>
         </w:rPr>
-        <w:t xml:space="preserve"> </w:t>
-      </w:r>
+      </w:pPr>
       <w:r>
         <w:rPr>
           <w:rFonts w:ascii="Lato Black" w:hAnsi="Lato Black" w:cstheme="minorHAnsi"/>
           <w:sz w:val="26"/>
           <w:szCs w:val="26"/>
         </w:rPr>
-        <w:t>a</w:t>
-      </w:r>
-      <w:r>
-        <w:rPr>
-          <w:rFonts w:ascii="Lato Black" w:hAnsi="Lato Black" w:cstheme="minorHAnsi"/>
-          <w:sz w:val="26"/>
-          <w:szCs w:val="26"/>
-        </w:rPr>
-        <w:t>nd Awards</w:t>
-      </w:r>
-    </w:p>
-    <w:p>
-      <w:pPr>
-        <w:tabs>
-          <w:tab w:val="right" w:pos="8640"/>
-        </w:tabs>
+        <w:t>References</w:t>
+      </w:r>
+    </w:p>
+    <w:p>
+      <w:pPr>
+        <w:rPr>
+          <w:rFonts w:ascii="Lato" w:hAnsi="Lato" w:cstheme="minorHAnsi"/>
+        </w:rPr>
+      </w:pPr>
+    </w:p>
+    <w:p>
+      <w:pPr>
         <w:rPr>
           <w:rFonts w:ascii="Calibri Light" w:hAnsi="Calibri Light" w:cs="Calibri Light"/>
           <w:b/>
@@ -6289,21 +6830,6 @@
           <w:szCs w:val="22"/>
         </w:rPr>
       </w:pPr>
-    </w:p>
-    <w:p>
-      <w:pPr>
-        <w:tabs>
-          <w:tab w:val="right" w:pos="8640"/>
-        </w:tabs>
-        <w:rPr>
-          <w:rFonts w:ascii="Calibri Light" w:hAnsi="Calibri Light" w:cs="Calibri Light"/>
-          <w:i/>
-          <w:iCs/>
-          <w:sz w:val="20"/>
-          <w:szCs w:val="20"/>
-          <w:lang w:eastAsia="ko-KR"/>
-        </w:rPr>
-      </w:pPr>
       <w:r>
         <w:rPr>
           <w:rFonts w:ascii="Calibri Light" w:hAnsi="Calibri Light" w:cs="Calibri Light"/>
@@ -6311,10 +6837,10 @@
           <w:bCs/>
           <w:sz w:val="22"/>
           <w:szCs w:val="22"/>
-          <w:lang w:eastAsia="ko-KR"/>
-        </w:rPr>
-        <w:t xml:space="preserve">Excellence Award in </w:t>
-      </w:r>
+        </w:rPr>
+        <w:t xml:space="preserve">Professor Woo-Young </w:t>
+      </w:r>
+      <w:proofErr w:type="spellStart"/>
       <w:r>
         <w:rPr>
           <w:rFonts w:ascii="Calibri Light" w:hAnsi="Calibri Light" w:cs="Calibri Light"/>
@@ -6323,691 +6849,9 @@
           <w:sz w:val="22"/>
           <w:szCs w:val="22"/>
         </w:rPr>
-        <w:t>Doctoral Colloquium</w:t>
-      </w:r>
-      <w:r>
-        <w:rPr>
-          <w:rFonts w:ascii="Calibri Light" w:hAnsi="Calibri Light" w:cs="Calibri Light"/>
-          <w:sz w:val="22"/>
-          <w:szCs w:val="22"/>
-        </w:rPr>
-        <w:tab/>
-      </w:r>
-      <w:r>
-        <w:rPr>
-          <w:rFonts w:ascii="Calibri Light" w:hAnsi="Calibri Light" w:cs="Calibri Light"/>
-          <w:i/>
-          <w:iCs/>
-          <w:sz w:val="20"/>
-          <w:szCs w:val="20"/>
-        </w:rPr>
-        <w:t>202</w:t>
-      </w:r>
-      <w:r>
-        <w:rPr>
-          <w:rFonts w:ascii="Calibri Light" w:hAnsi="Calibri Light" w:cs="Calibri Light"/>
-          <w:i/>
-          <w:iCs/>
-          <w:sz w:val="20"/>
-          <w:szCs w:val="20"/>
-        </w:rPr>
-        <w:t>3</w:t>
-      </w:r>
-      <w:r>
-        <w:rPr>
-          <w:rFonts w:ascii="Calibri Light" w:hAnsi="Calibri Light" w:cs="Calibri Light"/>
-          <w:i/>
-          <w:iCs/>
-          <w:sz w:val="20"/>
-          <w:szCs w:val="20"/>
-        </w:rPr>
-        <w:t>.0</w:t>
-      </w:r>
-      <w:r>
-        <w:rPr>
-          <w:rFonts w:ascii="Calibri Light" w:hAnsi="Calibri Light" w:cs="Calibri Light"/>
-          <w:i/>
-          <w:iCs/>
-          <w:sz w:val="20"/>
-          <w:szCs w:val="20"/>
-        </w:rPr>
-        <w:t>8</w:t>
-      </w:r>
-    </w:p>
-    <w:p>
-      <w:pPr>
-        <w:tabs>
-          <w:tab w:val="right" w:pos="8640"/>
-        </w:tabs>
-        <w:rPr>
-          <w:rFonts w:ascii="Calibri Light" w:hAnsi="Calibri Light" w:cs="Calibri Light"/>
-          <w:i/>
-          <w:iCs/>
-          <w:sz w:val="20"/>
-          <w:szCs w:val="20"/>
-        </w:rPr>
-      </w:pPr>
-      <w:r>
-        <w:rPr>
-          <w:rFonts w:ascii="Calibri Light" w:hAnsi="Calibri Light" w:cs="Calibri Light"/>
-          <w:i/>
-          <w:iCs/>
-          <w:sz w:val="20"/>
-          <w:szCs w:val="20"/>
-          <w:lang w:eastAsia="ko-KR"/>
-        </w:rPr>
-        <w:t>2023 Annual Conference of the Korean Psychological Association</w:t>
-      </w:r>
-    </w:p>
-    <w:p>
-      <w:pPr>
-        <w:tabs>
-          <w:tab w:val="right" w:pos="8640"/>
-        </w:tabs>
-        <w:rPr>
-          <w:rFonts w:ascii="Calibri Light" w:hAnsi="Calibri Light" w:cs="Calibri Light"/>
-          <w:b/>
-          <w:bCs/>
-          <w:sz w:val="22"/>
-          <w:szCs w:val="22"/>
-        </w:rPr>
-      </w:pPr>
-    </w:p>
-    <w:p>
-      <w:pPr>
-        <w:tabs>
-          <w:tab w:val="right" w:pos="8640"/>
-        </w:tabs>
-        <w:rPr>
-          <w:rFonts w:ascii="Calibri Light" w:hAnsi="Calibri Light" w:cs="Calibri Light"/>
-          <w:i/>
-          <w:iCs/>
-          <w:sz w:val="20"/>
-          <w:szCs w:val="20"/>
-          <w:lang w:eastAsia="ko-KR"/>
-        </w:rPr>
-      </w:pPr>
-      <w:r>
-        <w:rPr>
-          <w:rFonts w:ascii="Calibri Light" w:hAnsi="Calibri Light" w:cs="Calibri Light"/>
-          <w:b/>
-          <w:bCs/>
-          <w:sz w:val="22"/>
-          <w:szCs w:val="22"/>
-        </w:rPr>
-        <w:t>SNU Graduate Scholarship for Basic Science Research</w:t>
-      </w:r>
-      <w:r>
-        <w:rPr>
-          <w:rFonts w:ascii="Calibri Light" w:hAnsi="Calibri Light" w:cs="Calibri Light"/>
-          <w:sz w:val="22"/>
-          <w:szCs w:val="22"/>
-        </w:rPr>
-        <w:tab/>
-      </w:r>
-      <w:r>
-        <w:rPr>
-          <w:rFonts w:ascii="Calibri Light" w:hAnsi="Calibri Light" w:cs="Calibri Light"/>
-          <w:i/>
-          <w:iCs/>
-          <w:sz w:val="20"/>
-          <w:szCs w:val="20"/>
-        </w:rPr>
-        <w:t xml:space="preserve">2020.03 ~ </w:t>
-      </w:r>
-      <w:r>
-        <w:rPr>
-          <w:rFonts w:ascii="Calibri Light" w:hAnsi="Calibri Light" w:cs="Calibri Light"/>
-          <w:i/>
-          <w:iCs/>
-          <w:sz w:val="20"/>
-          <w:szCs w:val="20"/>
-          <w:lang w:eastAsia="ko-KR"/>
-        </w:rPr>
-        <w:t>20</w:t>
-      </w:r>
-      <w:r>
-        <w:rPr>
-          <w:rFonts w:ascii="Calibri Light" w:hAnsi="Calibri Light" w:cs="Calibri Light"/>
-          <w:i/>
-          <w:iCs/>
-          <w:sz w:val="20"/>
-          <w:szCs w:val="20"/>
-          <w:lang w:eastAsia="ko-KR"/>
-        </w:rPr>
-        <w:t>21</w:t>
-      </w:r>
-      <w:r>
-        <w:rPr>
-          <w:rFonts w:ascii="Calibri Light" w:hAnsi="Calibri Light" w:cs="Calibri Light"/>
-          <w:i/>
-          <w:iCs/>
-          <w:sz w:val="20"/>
-          <w:szCs w:val="20"/>
-          <w:lang w:eastAsia="ko-KR"/>
-        </w:rPr>
-        <w:t>.02</w:t>
-      </w:r>
-    </w:p>
-    <w:p>
-      <w:pPr>
-        <w:tabs>
-          <w:tab w:val="right" w:pos="8640"/>
-        </w:tabs>
-        <w:rPr>
-          <w:rFonts w:ascii="Calibri Light" w:hAnsi="Calibri Light" w:cs="Calibri Light"/>
-          <w:i/>
-          <w:iCs/>
-          <w:sz w:val="20"/>
-          <w:szCs w:val="20"/>
-        </w:rPr>
-      </w:pPr>
-      <w:r>
-        <w:rPr>
-          <w:rFonts w:ascii="Calibri Light" w:hAnsi="Calibri Light" w:cs="Calibri Light"/>
-          <w:i/>
-          <w:iCs/>
-          <w:sz w:val="20"/>
-          <w:szCs w:val="20"/>
-        </w:rPr>
-        <w:t>Seoul National University</w:t>
-      </w:r>
-    </w:p>
-    <w:p>
-      <w:pPr>
-        <w:tabs>
-          <w:tab w:val="right" w:pos="8640"/>
-        </w:tabs>
-        <w:rPr>
-          <w:rFonts w:ascii="Calibri Light" w:hAnsi="Calibri Light" w:cs="Calibri Light"/>
-          <w:b/>
-          <w:bCs/>
-          <w:sz w:val="22"/>
-          <w:szCs w:val="22"/>
-        </w:rPr>
-      </w:pPr>
-    </w:p>
-    <w:p>
-      <w:pPr>
-        <w:tabs>
-          <w:tab w:val="right" w:pos="8640"/>
-        </w:tabs>
-        <w:rPr>
-          <w:rFonts w:ascii="Calibri Light" w:hAnsi="Calibri Light" w:cs="Calibri Light"/>
-          <w:i/>
-          <w:iCs/>
-          <w:sz w:val="20"/>
-          <w:szCs w:val="20"/>
-        </w:rPr>
-      </w:pPr>
-      <w:r>
-        <w:rPr>
-          <w:rFonts w:ascii="Calibri Light" w:hAnsi="Calibri Light" w:cs="Calibri Light"/>
-          <w:b/>
-          <w:bCs/>
-          <w:sz w:val="22"/>
-          <w:szCs w:val="22"/>
-        </w:rPr>
-        <w:t>Graduation with honors (Summa cum laude)</w:t>
-      </w:r>
-      <w:r>
-        <w:rPr>
-          <w:rFonts w:ascii="Calibri Light" w:hAnsi="Calibri Light" w:cs="Calibri Light"/>
-          <w:sz w:val="22"/>
-          <w:szCs w:val="22"/>
-        </w:rPr>
-        <w:tab/>
-      </w:r>
-      <w:r>
-        <w:rPr>
-          <w:rFonts w:ascii="Calibri Light" w:hAnsi="Calibri Light" w:cs="Calibri Light"/>
-          <w:i/>
-          <w:iCs/>
-          <w:sz w:val="20"/>
-          <w:szCs w:val="20"/>
-        </w:rPr>
-        <w:t>2019</w:t>
-      </w:r>
-      <w:r>
-        <w:rPr>
-          <w:rFonts w:ascii="Calibri Light" w:hAnsi="Calibri Light" w:cs="Calibri Light"/>
-          <w:i/>
-          <w:iCs/>
-          <w:sz w:val="20"/>
-          <w:szCs w:val="20"/>
-        </w:rPr>
-        <w:t>.08</w:t>
-      </w:r>
-    </w:p>
-    <w:p>
-      <w:pPr>
-        <w:tabs>
-          <w:tab w:val="right" w:pos="8640"/>
-        </w:tabs>
-        <w:rPr>
-          <w:rFonts w:ascii="Calibri Light" w:hAnsi="Calibri Light" w:cs="Calibri Light"/>
-          <w:i/>
-          <w:iCs/>
-          <w:sz w:val="20"/>
-          <w:szCs w:val="20"/>
-        </w:rPr>
-      </w:pPr>
-      <w:r>
-        <w:rPr>
-          <w:rFonts w:ascii="Calibri Light" w:hAnsi="Calibri Light" w:cs="Calibri Light"/>
-          <w:i/>
-          <w:iCs/>
-          <w:sz w:val="20"/>
-          <w:szCs w:val="20"/>
-        </w:rPr>
-        <w:t>Seoul National University</w:t>
-      </w:r>
-    </w:p>
-    <w:p>
-      <w:pPr>
-        <w:tabs>
-          <w:tab w:val="right" w:pos="8640"/>
-        </w:tabs>
-        <w:rPr>
-          <w:rFonts w:ascii="Calibri Light" w:hAnsi="Calibri Light" w:cs="Calibri Light"/>
-          <w:sz w:val="22"/>
-          <w:szCs w:val="22"/>
-        </w:rPr>
-      </w:pPr>
-    </w:p>
-    <w:p>
-      <w:pPr>
-        <w:tabs>
-          <w:tab w:val="right" w:pos="8640"/>
-        </w:tabs>
-        <w:rPr>
-          <w:rFonts w:ascii="Calibri Light" w:hAnsi="Calibri Light" w:cs="Calibri Light"/>
-          <w:i/>
-          <w:iCs/>
-          <w:sz w:val="20"/>
-          <w:szCs w:val="20"/>
-        </w:rPr>
-      </w:pPr>
-      <w:r>
-        <w:rPr>
-          <w:rFonts w:ascii="Calibri Light" w:hAnsi="Calibri Light" w:cs="Calibri Light"/>
-          <w:b/>
-          <w:bCs/>
-          <w:sz w:val="22"/>
-          <w:szCs w:val="22"/>
-        </w:rPr>
-        <w:t xml:space="preserve">Poster </w:t>
-      </w:r>
-      <w:r>
-        <w:rPr>
-          <w:rFonts w:ascii="Calibri Light" w:hAnsi="Calibri Light" w:cs="Calibri Light"/>
-          <w:b/>
-          <w:bCs/>
-          <w:sz w:val="22"/>
-          <w:szCs w:val="22"/>
-        </w:rPr>
-        <w:t>A</w:t>
-      </w:r>
-      <w:r>
-        <w:rPr>
-          <w:rFonts w:ascii="Calibri Light" w:hAnsi="Calibri Light" w:cs="Calibri Light"/>
-          <w:b/>
-          <w:bCs/>
-          <w:sz w:val="22"/>
-          <w:szCs w:val="22"/>
-        </w:rPr>
-        <w:t xml:space="preserve">ward at </w:t>
-      </w:r>
-      <w:r>
-        <w:rPr>
-          <w:rFonts w:ascii="Calibri Light" w:hAnsi="Calibri Light" w:cs="Calibri Light"/>
-          <w:b/>
-          <w:bCs/>
-          <w:sz w:val="22"/>
-          <w:szCs w:val="22"/>
-        </w:rPr>
-        <w:t>Brain</w:t>
-      </w:r>
-      <w:r>
-        <w:rPr>
-          <w:rFonts w:ascii="Calibri Light" w:hAnsi="Calibri Light" w:cs="Calibri Light"/>
-          <w:b/>
-          <w:bCs/>
-          <w:sz w:val="22"/>
-          <w:szCs w:val="22"/>
-        </w:rPr>
-        <w:t>-</w:t>
-      </w:r>
-      <w:r>
-        <w:rPr>
-          <w:rFonts w:ascii="Calibri Light" w:hAnsi="Calibri Light" w:cs="Calibri Light"/>
-          <w:b/>
-          <w:bCs/>
-          <w:sz w:val="22"/>
-          <w:szCs w:val="22"/>
-        </w:rPr>
-        <w:t>Mind</w:t>
-      </w:r>
-      <w:r>
-        <w:rPr>
-          <w:rFonts w:ascii="Calibri Light" w:hAnsi="Calibri Light" w:cs="Calibri Light"/>
-          <w:b/>
-          <w:bCs/>
-          <w:sz w:val="22"/>
-          <w:szCs w:val="22"/>
-        </w:rPr>
-        <w:t>-</w:t>
-      </w:r>
-      <w:r>
-        <w:rPr>
-          <w:rFonts w:ascii="Calibri Light" w:hAnsi="Calibri Light" w:cs="Calibri Light"/>
-          <w:b/>
-          <w:bCs/>
-          <w:sz w:val="22"/>
-          <w:szCs w:val="22"/>
-        </w:rPr>
-        <w:t>Behavior poster presentation</w:t>
-      </w:r>
-      <w:r>
-        <w:rPr>
-          <w:rFonts w:ascii="Calibri Light" w:hAnsi="Calibri Light" w:cs="Calibri Light"/>
-          <w:sz w:val="22"/>
-          <w:szCs w:val="22"/>
-        </w:rPr>
-        <w:t xml:space="preserve"> </w:t>
-      </w:r>
-      <w:r>
-        <w:rPr>
-          <w:rFonts w:ascii="Calibri Light" w:hAnsi="Calibri Light" w:cs="Calibri Light"/>
-          <w:sz w:val="22"/>
-          <w:szCs w:val="22"/>
-        </w:rPr>
-        <w:tab/>
-      </w:r>
-      <w:r>
-        <w:rPr>
-          <w:rFonts w:ascii="Calibri Light" w:hAnsi="Calibri Light" w:cs="Calibri Light"/>
-          <w:i/>
-          <w:iCs/>
-          <w:sz w:val="20"/>
-          <w:szCs w:val="20"/>
-        </w:rPr>
-        <w:t>2018.12</w:t>
-      </w:r>
-    </w:p>
-    <w:p>
-      <w:pPr>
-        <w:tabs>
-          <w:tab w:val="right" w:pos="8640"/>
-        </w:tabs>
-        <w:rPr>
-          <w:rFonts w:ascii="Calibri Light" w:hAnsi="Calibri Light" w:cs="Calibri Light"/>
-          <w:i/>
-          <w:iCs/>
-          <w:sz w:val="20"/>
-          <w:szCs w:val="20"/>
-        </w:rPr>
-      </w:pPr>
-      <w:r>
-        <w:rPr>
-          <w:rFonts w:ascii="Calibri Light" w:hAnsi="Calibri Light" w:cs="Calibri Light"/>
-          <w:i/>
-          <w:iCs/>
-          <w:sz w:val="20"/>
-          <w:szCs w:val="20"/>
-        </w:rPr>
-        <w:t>Seoul National University</w:t>
-      </w:r>
-    </w:p>
-    <w:p>
-      <w:pPr>
-        <w:tabs>
-          <w:tab w:val="right" w:pos="8640"/>
-        </w:tabs>
-        <w:rPr>
-          <w:rFonts w:ascii="Calibri Light" w:hAnsi="Calibri Light" w:cs="Calibri Light"/>
-          <w:sz w:val="22"/>
-          <w:szCs w:val="22"/>
-        </w:rPr>
-      </w:pPr>
-    </w:p>
-    <w:p>
-      <w:pPr>
-        <w:tabs>
-          <w:tab w:val="right" w:pos="8640"/>
-        </w:tabs>
-        <w:rPr>
-          <w:rFonts w:ascii="Calibri Light" w:hAnsi="Calibri Light" w:cs="Calibri Light"/>
-          <w:i/>
-          <w:iCs/>
-          <w:sz w:val="20"/>
-          <w:szCs w:val="20"/>
-        </w:rPr>
-      </w:pPr>
-      <w:r>
-        <w:rPr>
-          <w:rFonts w:ascii="Calibri Light" w:hAnsi="Calibri Light" w:cs="Calibri Light"/>
-          <w:b/>
-          <w:bCs/>
-          <w:sz w:val="22"/>
-          <w:szCs w:val="22"/>
-        </w:rPr>
-        <w:t>Superior Academic Performance undergraduate scholarship</w:t>
-      </w:r>
-      <w:r>
-        <w:rPr>
-          <w:rFonts w:ascii="Calibri Light" w:hAnsi="Calibri Light" w:cs="Calibri Light"/>
-          <w:sz w:val="22"/>
-          <w:szCs w:val="22"/>
-        </w:rPr>
-        <w:t xml:space="preserve"> </w:t>
-      </w:r>
-      <w:r>
-        <w:rPr>
-          <w:rFonts w:ascii="Calibri Light" w:hAnsi="Calibri Light" w:cs="Calibri Light"/>
-          <w:sz w:val="22"/>
-          <w:szCs w:val="22"/>
-        </w:rPr>
-        <w:tab/>
-      </w:r>
-      <w:r>
-        <w:rPr>
-          <w:rFonts w:ascii="Calibri Light" w:hAnsi="Calibri Light" w:cs="Calibri Light"/>
-          <w:i/>
-          <w:iCs/>
-          <w:sz w:val="20"/>
-          <w:szCs w:val="20"/>
-        </w:rPr>
-        <w:t>201</w:t>
-      </w:r>
-      <w:r>
-        <w:rPr>
-          <w:rFonts w:ascii="Calibri Light" w:hAnsi="Calibri Light" w:cs="Calibri Light"/>
-          <w:i/>
-          <w:iCs/>
-          <w:sz w:val="20"/>
-          <w:szCs w:val="20"/>
-        </w:rPr>
-        <w:t>8</w:t>
-      </w:r>
-      <w:r>
-        <w:rPr>
-          <w:rFonts w:ascii="Calibri Light" w:hAnsi="Calibri Light" w:cs="Calibri Light"/>
-          <w:i/>
-          <w:iCs/>
-          <w:sz w:val="20"/>
-          <w:szCs w:val="20"/>
-        </w:rPr>
-        <w:t>.0</w:t>
-      </w:r>
-      <w:r>
-        <w:rPr>
-          <w:rFonts w:ascii="Calibri Light" w:hAnsi="Calibri Light" w:cs="Calibri Light"/>
-          <w:i/>
-          <w:iCs/>
-          <w:sz w:val="20"/>
-          <w:szCs w:val="20"/>
-        </w:rPr>
-        <w:t>8 ~ 2019.08</w:t>
-      </w:r>
-    </w:p>
-    <w:p>
-      <w:pPr>
-        <w:tabs>
-          <w:tab w:val="right" w:pos="8640"/>
-        </w:tabs>
-        <w:rPr>
-          <w:rFonts w:ascii="Calibri Light" w:hAnsi="Calibri Light" w:cs="Calibri Light"/>
-          <w:i/>
-          <w:iCs/>
-          <w:sz w:val="20"/>
-          <w:szCs w:val="20"/>
-        </w:rPr>
-      </w:pPr>
-      <w:r>
-        <w:rPr>
-          <w:rFonts w:ascii="Calibri Light" w:hAnsi="Calibri Light" w:cs="Calibri Light"/>
-          <w:i/>
-          <w:iCs/>
-          <w:sz w:val="20"/>
-          <w:szCs w:val="20"/>
-        </w:rPr>
-        <w:t>Seoul National University</w:t>
-      </w:r>
-    </w:p>
-    <w:p>
-      <w:pPr>
-        <w:tabs>
-          <w:tab w:val="right" w:pos="8640"/>
-        </w:tabs>
-        <w:rPr>
-          <w:rFonts w:ascii="Calibri Light" w:hAnsi="Calibri Light" w:cs="Calibri Light"/>
-          <w:sz w:val="22"/>
-          <w:szCs w:val="22"/>
-        </w:rPr>
-      </w:pPr>
-    </w:p>
-    <w:p>
-      <w:pPr>
-        <w:tabs>
-          <w:tab w:val="right" w:pos="8640"/>
-        </w:tabs>
-        <w:rPr>
-          <w:rFonts w:ascii="Calibri Light" w:hAnsi="Calibri Light" w:cs="Calibri Light"/>
-          <w:i/>
-          <w:iCs/>
-          <w:sz w:val="20"/>
-          <w:szCs w:val="20"/>
-        </w:rPr>
-      </w:pPr>
-      <w:r>
-        <w:rPr>
-          <w:rFonts w:ascii="Calibri Light" w:hAnsi="Calibri Light" w:cs="Calibri Light"/>
-          <w:b/>
-          <w:bCs/>
-          <w:sz w:val="22"/>
-          <w:szCs w:val="22"/>
-        </w:rPr>
-        <w:t xml:space="preserve">Superior Academic Performance undergraduate scholarship </w:t>
-      </w:r>
-      <w:r>
-        <w:rPr>
-          <w:rFonts w:ascii="Calibri Light" w:hAnsi="Calibri Light" w:cs="Calibri Light"/>
-          <w:sz w:val="22"/>
-          <w:szCs w:val="22"/>
-        </w:rPr>
-        <w:tab/>
-      </w:r>
-      <w:r>
-        <w:rPr>
-          <w:rFonts w:ascii="Calibri Light" w:hAnsi="Calibri Light" w:cs="Calibri Light"/>
-          <w:i/>
-          <w:iCs/>
-          <w:sz w:val="20"/>
-          <w:szCs w:val="20"/>
-        </w:rPr>
-        <w:t>2015.08 ~ 2017.12</w:t>
-      </w:r>
-    </w:p>
-    <w:p>
-      <w:pPr>
-        <w:tabs>
-          <w:tab w:val="right" w:pos="8640"/>
-        </w:tabs>
-        <w:rPr>
-          <w:rFonts w:ascii="Calibri Light" w:hAnsi="Calibri Light" w:cs="Calibri Light"/>
-          <w:i/>
-          <w:iCs/>
-          <w:sz w:val="20"/>
-          <w:szCs w:val="20"/>
-        </w:rPr>
-      </w:pPr>
-      <w:r>
-        <w:rPr>
-          <w:rFonts w:ascii="Calibri Light" w:hAnsi="Calibri Light" w:cs="Calibri Light"/>
-          <w:i/>
-          <w:iCs/>
-          <w:sz w:val="20"/>
-          <w:szCs w:val="20"/>
-        </w:rPr>
-        <w:t>Seoul National University</w:t>
-      </w:r>
-    </w:p>
-    <w:p>
-      <w:pPr>
-        <w:spacing w:line="360" w:lineRule="auto"/>
-        <w:rPr>
-          <w:rFonts w:ascii="Calibri Light" w:hAnsi="Calibri Light" w:cs="Calibri Light"/>
-          <w:sz w:val="22"/>
-          <w:szCs w:val="22"/>
-        </w:rPr>
-      </w:pPr>
-    </w:p>
-    <w:p>
-      <w:pPr>
-        <w:pStyle w:val="Heading1"/>
-        <w:rPr>
-          <w:rFonts w:ascii="Lato Black" w:hAnsi="Lato Black" w:cstheme="minorHAnsi"/>
-          <w:sz w:val="26"/>
-          <w:szCs w:val="26"/>
-        </w:rPr>
-      </w:pPr>
-      <w:r>
-        <w:rPr>
-          <w:rFonts w:ascii="Lato Black" w:hAnsi="Lato Black" w:cstheme="minorHAnsi"/>
-          <w:sz w:val="26"/>
-          <w:szCs w:val="26"/>
-        </w:rPr>
-        <w:t>References</w:t>
-      </w:r>
-    </w:p>
-    <w:p>
-      <w:pPr>
-        <w:rPr>
-          <w:rFonts w:ascii="Lato" w:hAnsi="Lato" w:cstheme="minorHAnsi"/>
-        </w:rPr>
-      </w:pPr>
-    </w:p>
-    <w:p>
-      <w:pPr>
-        <w:rPr>
-          <w:rFonts w:ascii="Calibri Light" w:hAnsi="Calibri Light" w:cs="Calibri Light"/>
-          <w:b/>
-          <w:bCs/>
-          <w:sz w:val="22"/>
-          <w:szCs w:val="22"/>
-        </w:rPr>
-      </w:pPr>
-      <w:r>
-        <w:rPr>
-          <w:rFonts w:ascii="Calibri Light" w:hAnsi="Calibri Light" w:cs="Calibri Light"/>
-          <w:b/>
-          <w:bCs/>
-          <w:sz w:val="22"/>
-          <w:szCs w:val="22"/>
-        </w:rPr>
-        <w:t>Professor Woo-Young Ahn</w:t>
-      </w:r>
+        <w:t>Ahn</w:t>
+      </w:r>
+      <w:proofErr w:type="spellEnd"/>
     </w:p>
     <w:p>
       <w:pPr>
@@ -7183,7 +7027,6 @@
     <w:p>
       <w:pPr>
         <w:jc w:val="right"/>
-        <w:divId w:val="2013142526"/>
         <w:rPr>
           <w:rFonts w:ascii="Calibri Light" w:hAnsi="Calibri Light" w:cs="Calibri Light"/>
           <w:i/>
@@ -7232,47 +7075,7 @@
           <w:sz w:val="20"/>
           <w:szCs w:val="20"/>
         </w:rPr>
-        <w:t>4</w:t>
-      </w:r>
-      <w:r>
-        <w:rPr>
-          <w:rFonts w:ascii="Calibri Light" w:hAnsi="Calibri Light" w:cs="Calibri Light"/>
-          <w:i/>
-          <w:iCs/>
-          <w:sz w:val="20"/>
-          <w:szCs w:val="20"/>
-        </w:rPr>
-        <w:t>.</w:t>
-      </w:r>
-      <w:r>
-        <w:rPr>
-          <w:rFonts w:ascii="Calibri Light" w:hAnsi="Calibri Light" w:cs="Calibri Light"/>
-          <w:i/>
-          <w:iCs/>
-          <w:sz w:val="20"/>
-          <w:szCs w:val="20"/>
-        </w:rPr>
-        <w:t>11</w:t>
-      </w:r>
-      <w:r>
-        <w:rPr>
-          <w:rFonts w:ascii="Calibri Light" w:hAnsi="Calibri Light" w:cs="Calibri Light"/>
-          <w:i/>
-          <w:iCs/>
-          <w:sz w:val="20"/>
-          <w:szCs w:val="20"/>
-        </w:rPr>
-        <w:t>.</w:t>
-      </w:r>
-      <w:r>
-        <w:rPr>
-          <w:rFonts w:ascii="Calibri Light" w:hAnsi="Calibri Light" w:cs="Calibri Light"/>
-          <w:i/>
-          <w:iCs/>
-          <w:sz w:val="20"/>
-          <w:szCs w:val="20"/>
-        </w:rPr>
-        <w:t xml:space="preserve"> </w:t>
+        <w:t xml:space="preserve">5.01. </w:t>
       </w:r>
       <w:r>
         <w:rPr>
@@ -7285,6 +7088,25 @@
         </w:rPr>
         <w:t>-</w:t>
       </w:r>
+    </w:p>
+    <w:p>
+      <w:pPr>
+        <w:pStyle w:val="ListParagraph"/>
+        <w:numPr>
+          <w:ilvl w:val="0"/>
+          <w:numId w:val="9"/>
+        </w:numPr>
+        <w:tabs>
+          <w:tab w:val="right" w:pos="8640"/>
+        </w:tabs>
+        <w:rPr>
+          <w:rFonts w:ascii="Calibri Light" w:hAnsi="Calibri Light" w:cs="Calibri Light"/>
+          <w:i/>
+          <w:iCs/>
+          <w:sz w:val="20"/>
+          <w:szCs w:val="20"/>
+        </w:rPr>
+      </w:pPr>
     </w:p>
     <w:sectPr>
       <w:footerReference w:type="default" r:id="rId16"/>

--- a/files/CV_minakwon.docx
+++ b/files/CV_minakwon.docx
@@ -1,6 +1,6 @@
 
 <file path=word/document.xml><?xml version="1.0" encoding="utf-8"?>
-<w:document xmlns:wpc="http://schemas.microsoft.com/office/word/2010/wordprocessingCanvas" xmlns:cx="http://schemas.microsoft.com/office/drawing/2014/chartex" xmlns:cx1="http://schemas.microsoft.com/office/drawing/2015/9/8/chartex" xmlns:cx2="http://schemas.microsoft.com/office/drawing/2015/10/21/chartex" xmlns:cx3="http://schemas.microsoft.com/office/drawing/2016/5/9/chartex" xmlns:cx4="http://schemas.microsoft.com/office/drawing/2016/5/10/chartex" xmlns:cx5="http://schemas.microsoft.com/office/drawing/2016/5/11/chartex" xmlns:cx6="http://schemas.microsoft.com/office/drawing/2016/5/12/chartex" xmlns:cx7="http://schemas.microsoft.com/office/drawing/2016/5/13/chartex" xmlns:cx8="http://schemas.microsoft.com/office/drawing/2016/5/14/chartex" xmlns:mc="http://schemas.openxmlformats.org/markup-compatibility/2006" xmlns:aink="http://schemas.microsoft.com/office/drawing/2016/ink" xmlns:am3d="http://schemas.microsoft.com/office/drawing/2017/model3d" xmlns:o="urn:schemas-microsoft-com:office:office" xmlns:oel="http://schemas.microsoft.com/office/2019/extlst" xmlns:r="http://schemas.openxmlformats.org/officeDocument/2006/relationships" xmlns:m="http://schemas.openxmlformats.org/officeDocument/2006/math" xmlns:v="urn:schemas-microsoft-com:vml" xmlns:wp14="http://schemas.microsoft.com/office/word/2010/wordprocessingDrawing" xmlns:wp="http://schemas.openxmlformats.org/drawingml/2006/wordprocessingDrawing" xmlns:w10="urn:schemas-microsoft-com:office:word" xmlns:w="http://schemas.openxmlformats.org/wordprocessingml/2006/main" xmlns:w14="http://schemas.microsoft.com/office/word/2010/wordml" xmlns:w15="http://schemas.microsoft.com/office/word/2012/wordml" xmlns:w16cex="http://schemas.microsoft.com/office/word/2018/wordml/cex" xmlns:w16cid="http://schemas.microsoft.com/office/word/2016/wordml/cid" xmlns:w16="http://schemas.microsoft.com/office/word/2018/wordml" xmlns:w16sdtdh="http://schemas.microsoft.com/office/word/2020/wordml/sdtdatahash" xmlns:w16se="http://schemas.microsoft.com/office/word/2015/wordml/symex" xmlns:wpg="http://schemas.microsoft.com/office/word/2010/wordprocessingGroup" xmlns:wpi="http://schemas.microsoft.com/office/word/2010/wordprocessingInk" xmlns:wne="http://schemas.microsoft.com/office/word/2006/wordml" xmlns:wps="http://schemas.microsoft.com/office/word/2010/wordprocessingShape" mc:Ignorable="w14 w15 w16se w16cid w16 w16cex w16sdtdh wp14">
+<w:document xmlns:wpc="http://schemas.microsoft.com/office/word/2010/wordprocessingCanvas" xmlns:cx="http://schemas.microsoft.com/office/drawing/2014/chartex" xmlns:cx1="http://schemas.microsoft.com/office/drawing/2015/9/8/chartex" xmlns:cx2="http://schemas.microsoft.com/office/drawing/2015/10/21/chartex" xmlns:cx3="http://schemas.microsoft.com/office/drawing/2016/5/9/chartex" xmlns:cx4="http://schemas.microsoft.com/office/drawing/2016/5/10/chartex" xmlns:cx5="http://schemas.microsoft.com/office/drawing/2016/5/11/chartex" xmlns:cx6="http://schemas.microsoft.com/office/drawing/2016/5/12/chartex" xmlns:cx7="http://schemas.microsoft.com/office/drawing/2016/5/13/chartex" xmlns:cx8="http://schemas.microsoft.com/office/drawing/2016/5/14/chartex" xmlns:mc="http://schemas.openxmlformats.org/markup-compatibility/2006" xmlns:aink="http://schemas.microsoft.com/office/drawing/2016/ink" xmlns:am3d="http://schemas.microsoft.com/office/drawing/2017/model3d" xmlns:o="urn:schemas-microsoft-com:office:office" xmlns:oel="http://schemas.microsoft.com/office/2019/extlst" xmlns:r="http://schemas.openxmlformats.org/officeDocument/2006/relationships" xmlns:m="http://schemas.openxmlformats.org/officeDocument/2006/math" xmlns:v="urn:schemas-microsoft-com:vml" xmlns:wp14="http://schemas.microsoft.com/office/word/2010/wordprocessingDrawing" xmlns:wp="http://schemas.openxmlformats.org/drawingml/2006/wordprocessingDrawing" xmlns:w10="urn:schemas-microsoft-com:office:word" xmlns:w="http://schemas.openxmlformats.org/wordprocessingml/2006/main" xmlns:w14="http://schemas.microsoft.com/office/word/2010/wordml" xmlns:w15="http://schemas.microsoft.com/office/word/2012/wordml" xmlns:w16cex="http://schemas.microsoft.com/office/word/2018/wordml/cex" xmlns:w16cid="http://schemas.microsoft.com/office/word/2016/wordml/cid" xmlns:w16="http://schemas.microsoft.com/office/word/2018/wordml" xmlns:w16du="http://schemas.microsoft.com/office/word/2023/wordml/word16du" xmlns:w16sdtdh="http://schemas.microsoft.com/office/word/2020/wordml/sdtdatahash" xmlns:w16sdtfl="http://schemas.microsoft.com/office/word/2024/wordml/sdtformatlock" xmlns:w16se="http://schemas.microsoft.com/office/word/2015/wordml/symex" xmlns:wpg="http://schemas.microsoft.com/office/word/2010/wordprocessingGroup" xmlns:wpi="http://schemas.microsoft.com/office/word/2010/wordprocessingInk" xmlns:wne="http://schemas.microsoft.com/office/word/2006/wordml" xmlns:wps="http://schemas.microsoft.com/office/word/2010/wordprocessingShape" mc:Ignorable="w14 w15 w16se w16cid w16 w16cex w16sdtdh w16sdtfl w16du wp14">
   <w:body>
     <w:p>
       <w:pPr>
@@ -425,7 +425,7 @@
           <w:szCs w:val="20"/>
           <w:lang w:eastAsia="ko-KR"/>
         </w:rPr>
-        <w:t>present</w:t>
+        <w:t>2025.02</w:t>
       </w:r>
     </w:p>
     <w:p>
@@ -577,7 +577,6 @@
         </w:rPr>
         <w:tab/>
       </w:r>
-      <w:proofErr w:type="spellStart"/>
       <w:r>
         <w:rPr>
           <w:rFonts w:ascii="Calibri Light" w:hAnsi="Calibri Light" w:cs="Calibri Light"/>
@@ -586,7 +585,6 @@
         </w:rPr>
         <w:t>Chicago</w:t>
       </w:r>
-      <w:proofErr w:type="spellEnd"/>
       <w:r>
         <w:rPr>
           <w:rFonts w:ascii="Calibri Light" w:hAnsi="Calibri Light" w:cs="Calibri Light"/>
@@ -1249,23 +1247,13 @@
         </w:rPr>
         <w:tab/>
       </w:r>
-      <w:proofErr w:type="spellStart"/>
-      <w:r>
-        <w:rPr>
-          <w:rFonts w:ascii="Calibri Light" w:hAnsi="Calibri Light" w:cs="Calibri Light"/>
-          <w:sz w:val="20"/>
-          <w:szCs w:val="20"/>
-        </w:rPr>
-        <w:t>StonyBrook</w:t>
-      </w:r>
-      <w:proofErr w:type="spellEnd"/>
-      <w:r>
-        <w:rPr>
-          <w:rFonts w:ascii="Calibri Light" w:hAnsi="Calibri Light" w:cs="Calibri Light"/>
-          <w:sz w:val="20"/>
-          <w:szCs w:val="20"/>
-        </w:rPr>
-        <w:t>, NY</w:t>
+      <w:r>
+        <w:rPr>
+          <w:rFonts w:ascii="Calibri Light" w:hAnsi="Calibri Light" w:cs="Calibri Light"/>
+          <w:sz w:val="20"/>
+          <w:szCs w:val="20"/>
+        </w:rPr>
+        <w:t>StonyBrook, NY</w:t>
       </w:r>
     </w:p>
     <w:p>
@@ -1422,7 +1410,6 @@
           <w:lang w:eastAsia="ko-KR"/>
         </w:rPr>
       </w:pPr>
-      <w:proofErr w:type="spellStart"/>
       <w:r>
         <w:rPr>
           <w:rFonts w:ascii="Calibri Light" w:hAnsi="Calibri Light" w:cs="Calibri Light"/>
@@ -1432,19 +1419,7 @@
           <w:szCs w:val="22"/>
           <w:lang w:eastAsia="ko-KR"/>
         </w:rPr>
-        <w:t>Kangdong</w:t>
-      </w:r>
-      <w:proofErr w:type="spellEnd"/>
-      <w:r>
-        <w:rPr>
-          <w:rFonts w:ascii="Calibri Light" w:hAnsi="Calibri Light" w:cs="Calibri Light"/>
-          <w:b/>
-          <w:bCs/>
-          <w:sz w:val="22"/>
-          <w:szCs w:val="22"/>
-          <w:lang w:eastAsia="ko-KR"/>
-        </w:rPr>
-        <w:t xml:space="preserve"> Sacred Heart Hospital</w:t>
+        <w:t>Kangdong Sacred Heart Hospital</w:t>
       </w:r>
       <w:r>
         <w:rPr>
@@ -1745,20 +1720,8 @@
           <w:sz w:val="20"/>
           <w:szCs w:val="20"/>
         </w:rPr>
-        <w:t xml:space="preserve">PI: Professor Woo-Young </w:t>
-      </w:r>
-      <w:proofErr w:type="spellStart"/>
-      <w:r>
-        <w:rPr>
-          <w:rFonts w:ascii="Calibri Light" w:hAnsi="Calibri Light" w:cs="Calibri Light"/>
-          <w:i/>
-          <w:iCs/>
-          <w:sz w:val="20"/>
-          <w:szCs w:val="20"/>
-        </w:rPr>
-        <w:t>Ahn</w:t>
-      </w:r>
-      <w:proofErr w:type="spellEnd"/>
+        <w:t>PI: Professor Woo-Young Ahn</w:t>
+      </w:r>
     </w:p>
     <w:p>
       <w:pPr>
@@ -1900,29 +1863,7 @@
           <w:sz w:val="20"/>
           <w:szCs w:val="20"/>
         </w:rPr>
-        <w:t xml:space="preserve">PI: Professor </w:t>
-      </w:r>
-      <w:proofErr w:type="spellStart"/>
-      <w:r>
-        <w:rPr>
-          <w:rFonts w:ascii="Calibri Light" w:hAnsi="Calibri Light" w:cs="Calibri Light"/>
-          <w:i/>
-          <w:iCs/>
-          <w:sz w:val="20"/>
-          <w:szCs w:val="20"/>
-        </w:rPr>
-        <w:t>Jeanyoung</w:t>
-      </w:r>
-      <w:proofErr w:type="spellEnd"/>
-      <w:r>
-        <w:rPr>
-          <w:rFonts w:ascii="Calibri Light" w:hAnsi="Calibri Light" w:cs="Calibri Light"/>
-          <w:i/>
-          <w:iCs/>
-          <w:sz w:val="20"/>
-          <w:szCs w:val="20"/>
-        </w:rPr>
-        <w:t xml:space="preserve"> Chey</w:t>
+        <w:t>PI: Professor Jeanyoung Chey</w:t>
       </w:r>
     </w:p>
     <w:p>
@@ -2069,29 +2010,7 @@
           <w:sz w:val="20"/>
           <w:szCs w:val="20"/>
         </w:rPr>
-        <w:t xml:space="preserve">PI: Research Professor </w:t>
-      </w:r>
-      <w:proofErr w:type="spellStart"/>
-      <w:r>
-        <w:rPr>
-          <w:rFonts w:ascii="Calibri Light" w:hAnsi="Calibri Light" w:cs="Calibri Light"/>
-          <w:i/>
-          <w:iCs/>
-          <w:sz w:val="20"/>
-          <w:szCs w:val="20"/>
-        </w:rPr>
-        <w:t>Sungshin</w:t>
-      </w:r>
-      <w:proofErr w:type="spellEnd"/>
-      <w:r>
-        <w:rPr>
-          <w:rFonts w:ascii="Calibri Light" w:hAnsi="Calibri Light" w:cs="Calibri Light"/>
-          <w:i/>
-          <w:iCs/>
-          <w:sz w:val="20"/>
-          <w:szCs w:val="20"/>
-        </w:rPr>
-        <w:t xml:space="preserve"> Kim</w:t>
+        <w:t>PI: Research Professor Sungshin Kim</w:t>
       </w:r>
     </w:p>
     <w:p>
@@ -2834,25 +2753,7 @@
           <w:sz w:val="22"/>
           <w:lang w:eastAsia="ko-KR"/>
         </w:rPr>
-        <w:t xml:space="preserve">, Kim, S., </w:t>
-      </w:r>
-      <w:proofErr w:type="spellStart"/>
-      <w:r>
-        <w:rPr>
-          <w:rFonts w:ascii="Calibri Light" w:hAnsi="Calibri Light" w:cs="Calibri Light"/>
-          <w:sz w:val="22"/>
-          <w:lang w:eastAsia="ko-KR"/>
-        </w:rPr>
-        <w:t>Zoh</w:t>
-      </w:r>
-      <w:proofErr w:type="spellEnd"/>
-      <w:r>
-        <w:rPr>
-          <w:rFonts w:ascii="Calibri Light" w:hAnsi="Calibri Light" w:cs="Calibri Light"/>
-          <w:sz w:val="22"/>
-          <w:lang w:eastAsia="ko-KR"/>
-        </w:rPr>
-        <w:t xml:space="preserve">, Y., &amp; Ahn, W.-Y </w:t>
+        <w:t xml:space="preserve">, Kim, S., Zoh, Y., &amp; Ahn, W.-Y </w:t>
       </w:r>
       <w:r>
         <w:rPr>
@@ -3278,25 +3179,7 @@
           <w:sz w:val="22"/>
           <w:lang w:eastAsia="ko-KR"/>
         </w:rPr>
-        <w:t xml:space="preserve">., Lee, J.-H., Kim, H., Lee, E., </w:t>
-      </w:r>
-      <w:proofErr w:type="spellStart"/>
-      <w:r>
-        <w:rPr>
-          <w:rFonts w:ascii="Calibri Light" w:hAnsi="Calibri Light" w:cs="Calibri Light"/>
-          <w:sz w:val="22"/>
-          <w:lang w:eastAsia="ko-KR"/>
-        </w:rPr>
-        <w:t>Im</w:t>
-      </w:r>
-      <w:proofErr w:type="spellEnd"/>
-      <w:r>
-        <w:rPr>
-          <w:rFonts w:ascii="Calibri Light" w:hAnsi="Calibri Light" w:cs="Calibri Light"/>
-          <w:sz w:val="22"/>
-          <w:lang w:eastAsia="ko-KR"/>
-        </w:rPr>
-        <w:t xml:space="preserve">, J.J., Doh, H., Yang, J., Pitt, M.A., Myung, J.I., Park, H., Joh, H., &amp; Ahn, W.-Y. (2023) Multi-modal prediction of successful smoking cessation: Insights from neural, computational, and ecological momentary assessments data, </w:t>
+        <w:t xml:space="preserve">., Lee, J.-H., Kim, H., Lee, E., Im, J.J., Doh, H., Yang, J., Pitt, M.A., Myung, J.I., Park, H., Joh, H., &amp; Ahn, W.-Y. (2023) Multi-modal prediction of successful smoking cessation: Insights from neural, computational, and ecological momentary assessments data, </w:t>
       </w:r>
       <w:r>
         <w:rPr>
@@ -3907,23 +3790,13 @@
         </w:rPr>
         <w:t xml:space="preserve">) </w:t>
       </w:r>
-      <w:proofErr w:type="spellStart"/>
-      <w:r>
-        <w:rPr>
-          <w:rFonts w:ascii="Calibri Light" w:hAnsi="Calibri Light" w:cs="Calibri Light"/>
-          <w:sz w:val="22"/>
-          <w:lang w:eastAsia="ko-KR"/>
-        </w:rPr>
-        <w:t>Neuroforecasting</w:t>
-      </w:r>
-      <w:proofErr w:type="spellEnd"/>
-      <w:r>
-        <w:rPr>
-          <w:rFonts w:ascii="Calibri Light" w:hAnsi="Calibri Light" w:cs="Calibri Light"/>
-          <w:sz w:val="22"/>
-          <w:lang w:eastAsia="ko-KR"/>
-        </w:rPr>
-        <w:t xml:space="preserve"> exceeds self-reports in predicting cosmetic sales: an fMRI study</w:t>
+      <w:r>
+        <w:rPr>
+          <w:rFonts w:ascii="Calibri Light" w:hAnsi="Calibri Light" w:cs="Calibri Light"/>
+          <w:sz w:val="22"/>
+          <w:lang w:eastAsia="ko-KR"/>
+        </w:rPr>
+        <w:t>Neuroforecasting exceeds self-reports in predicting cosmetic sales: an fMRI study</w:t>
       </w:r>
       <w:r>
         <w:rPr>
@@ -4872,18 +4745,7 @@
           <w:sz w:val="20"/>
           <w:szCs w:val="20"/>
         </w:rPr>
-        <w:t xml:space="preserve">Data collection and statistical analysis for functional </w:t>
-      </w:r>
-      <w:proofErr w:type="gramStart"/>
-      <w:r>
-        <w:rPr>
-          <w:rFonts w:ascii="Calibri Light" w:hAnsi="Calibri Light" w:cs="Calibri Light"/>
-          <w:i/>
-          <w:iCs/>
-          <w:sz w:val="20"/>
-          <w:szCs w:val="20"/>
-        </w:rPr>
-        <w:t xml:space="preserve">MRI  </w:t>
+        <w:t xml:space="preserve">Data collection and statistical analysis for functional MRI  </w:t>
       </w:r>
       <w:r>
         <w:rPr>
@@ -4895,7 +4757,6 @@
         </w:rPr>
         <w:tab/>
       </w:r>
-      <w:proofErr w:type="gramEnd"/>
       <w:r>
         <w:rPr>
           <w:rFonts w:ascii="Calibri Light" w:hAnsi="Calibri Light" w:cs="Calibri Light"/>
@@ -5079,29 +4940,7 @@
           <w:szCs w:val="20"/>
         </w:rPr>
         <w:lastRenderedPageBreak/>
-        <w:t xml:space="preserve">Reinforcement Learning using the </w:t>
-      </w:r>
-      <w:proofErr w:type="spellStart"/>
-      <w:r>
-        <w:rPr>
-          <w:rFonts w:ascii="Calibri Light" w:hAnsi="Calibri Light" w:cs="Calibri Light"/>
-          <w:i/>
-          <w:iCs/>
-          <w:sz w:val="20"/>
-          <w:szCs w:val="20"/>
-        </w:rPr>
-        <w:t>hBayesDM</w:t>
-      </w:r>
-      <w:proofErr w:type="spellEnd"/>
-      <w:r>
-        <w:rPr>
-          <w:rFonts w:ascii="Calibri Light" w:hAnsi="Calibri Light" w:cs="Calibri Light"/>
-          <w:i/>
-          <w:iCs/>
-          <w:sz w:val="20"/>
-          <w:szCs w:val="20"/>
-        </w:rPr>
-        <w:t xml:space="preserve"> Package</w:t>
+        <w:t>Reinforcement Learning using the hBayesDM Package</w:t>
       </w:r>
       <w:r>
         <w:rPr>
@@ -6838,20 +6677,8 @@
           <w:sz w:val="22"/>
           <w:szCs w:val="22"/>
         </w:rPr>
-        <w:t xml:space="preserve">Professor Woo-Young </w:t>
-      </w:r>
-      <w:proofErr w:type="spellStart"/>
-      <w:r>
-        <w:rPr>
-          <w:rFonts w:ascii="Calibri Light" w:hAnsi="Calibri Light" w:cs="Calibri Light"/>
-          <w:b/>
-          <w:bCs/>
-          <w:sz w:val="22"/>
-          <w:szCs w:val="22"/>
-        </w:rPr>
-        <w:t>Ahn</w:t>
-      </w:r>
-      <w:proofErr w:type="spellEnd"/>
+        <w:t>Professor Woo-Young Ahn</w:t>
+      </w:r>
     </w:p>
     <w:p>
       <w:pPr>
@@ -7075,7 +6902,27 @@
           <w:sz w:val="20"/>
           <w:szCs w:val="20"/>
         </w:rPr>
-        <w:t xml:space="preserve">5.01. </w:t>
+        <w:t>5.</w:t>
+      </w:r>
+      <w:r>
+        <w:rPr>
+          <w:rFonts w:ascii="Calibri Light" w:hAnsi="Calibri Light" w:cs="Calibri Light"/>
+          <w:i/>
+          <w:iCs/>
+          <w:sz w:val="20"/>
+          <w:szCs w:val="20"/>
+        </w:rPr>
+        <w:t>03</w:t>
+      </w:r>
+      <w:r>
+        <w:rPr>
+          <w:rFonts w:ascii="Calibri Light" w:hAnsi="Calibri Light" w:cs="Calibri Light"/>
+          <w:i/>
+          <w:iCs/>
+          <w:sz w:val="20"/>
+          <w:szCs w:val="20"/>
+        </w:rPr>
+        <w:t xml:space="preserve">. </w:t>
       </w:r>
       <w:r>
         <w:rPr>
@@ -7120,7 +6967,7 @@
 </file>
 
 <file path=word/endnotes.xml><?xml version="1.0" encoding="utf-8"?>
-<w:endnotes xmlns:wpc="http://schemas.microsoft.com/office/word/2010/wordprocessingCanvas" xmlns:cx="http://schemas.microsoft.com/office/drawing/2014/chartex" xmlns:cx1="http://schemas.microsoft.com/office/drawing/2015/9/8/chartex" xmlns:cx2="http://schemas.microsoft.com/office/drawing/2015/10/21/chartex" xmlns:cx3="http://schemas.microsoft.com/office/drawing/2016/5/9/chartex" xmlns:cx4="http://schemas.microsoft.com/office/drawing/2016/5/10/chartex" xmlns:cx5="http://schemas.microsoft.com/office/drawing/2016/5/11/chartex" xmlns:cx6="http://schemas.microsoft.com/office/drawing/2016/5/12/chartex" xmlns:cx7="http://schemas.microsoft.com/office/drawing/2016/5/13/chartex" xmlns:cx8="http://schemas.microsoft.com/office/drawing/2016/5/14/chartex" xmlns:mc="http://schemas.openxmlformats.org/markup-compatibility/2006" xmlns:aink="http://schemas.microsoft.com/office/drawing/2016/ink" xmlns:am3d="http://schemas.microsoft.com/office/drawing/2017/model3d" xmlns:o="urn:schemas-microsoft-com:office:office" xmlns:oel="http://schemas.microsoft.com/office/2019/extlst" xmlns:r="http://schemas.openxmlformats.org/officeDocument/2006/relationships" xmlns:m="http://schemas.openxmlformats.org/officeDocument/2006/math" xmlns:v="urn:schemas-microsoft-com:vml" xmlns:wp14="http://schemas.microsoft.com/office/word/2010/wordprocessingDrawing" xmlns:wp="http://schemas.openxmlformats.org/drawingml/2006/wordprocessingDrawing" xmlns:w10="urn:schemas-microsoft-com:office:word" xmlns:w="http://schemas.openxmlformats.org/wordprocessingml/2006/main" xmlns:w14="http://schemas.microsoft.com/office/word/2010/wordml" xmlns:w15="http://schemas.microsoft.com/office/word/2012/wordml" xmlns:w16cex="http://schemas.microsoft.com/office/word/2018/wordml/cex" xmlns:w16cid="http://schemas.microsoft.com/office/word/2016/wordml/cid" xmlns:w16="http://schemas.microsoft.com/office/word/2018/wordml" xmlns:w16sdtdh="http://schemas.microsoft.com/office/word/2020/wordml/sdtdatahash" xmlns:w16se="http://schemas.microsoft.com/office/word/2015/wordml/symex" xmlns:wpg="http://schemas.microsoft.com/office/word/2010/wordprocessingGroup" xmlns:wpi="http://schemas.microsoft.com/office/word/2010/wordprocessingInk" xmlns:wne="http://schemas.microsoft.com/office/word/2006/wordml" xmlns:wps="http://schemas.microsoft.com/office/word/2010/wordprocessingShape" mc:Ignorable="w14 w15 w16se w16cid w16 w16cex w16sdtdh wp14">
+<w:endnotes xmlns:wpc="http://schemas.microsoft.com/office/word/2010/wordprocessingCanvas" xmlns:cx="http://schemas.microsoft.com/office/drawing/2014/chartex" xmlns:cx1="http://schemas.microsoft.com/office/drawing/2015/9/8/chartex" xmlns:cx2="http://schemas.microsoft.com/office/drawing/2015/10/21/chartex" xmlns:cx3="http://schemas.microsoft.com/office/drawing/2016/5/9/chartex" xmlns:cx4="http://schemas.microsoft.com/office/drawing/2016/5/10/chartex" xmlns:cx5="http://schemas.microsoft.com/office/drawing/2016/5/11/chartex" xmlns:cx6="http://schemas.microsoft.com/office/drawing/2016/5/12/chartex" xmlns:cx7="http://schemas.microsoft.com/office/drawing/2016/5/13/chartex" xmlns:cx8="http://schemas.microsoft.com/office/drawing/2016/5/14/chartex" xmlns:mc="http://schemas.openxmlformats.org/markup-compatibility/2006" xmlns:aink="http://schemas.microsoft.com/office/drawing/2016/ink" xmlns:am3d="http://schemas.microsoft.com/office/drawing/2017/model3d" xmlns:o="urn:schemas-microsoft-com:office:office" xmlns:oel="http://schemas.microsoft.com/office/2019/extlst" xmlns:r="http://schemas.openxmlformats.org/officeDocument/2006/relationships" xmlns:m="http://schemas.openxmlformats.org/officeDocument/2006/math" xmlns:v="urn:schemas-microsoft-com:vml" xmlns:wp14="http://schemas.microsoft.com/office/word/2010/wordprocessingDrawing" xmlns:wp="http://schemas.openxmlformats.org/drawingml/2006/wordprocessingDrawing" xmlns:w10="urn:schemas-microsoft-com:office:word" xmlns:w="http://schemas.openxmlformats.org/wordprocessingml/2006/main" xmlns:w14="http://schemas.microsoft.com/office/word/2010/wordml" xmlns:w15="http://schemas.microsoft.com/office/word/2012/wordml" xmlns:w16cex="http://schemas.microsoft.com/office/word/2018/wordml/cex" xmlns:w16cid="http://schemas.microsoft.com/office/word/2016/wordml/cid" xmlns:w16="http://schemas.microsoft.com/office/word/2018/wordml" xmlns:w16du="http://schemas.microsoft.com/office/word/2023/wordml/word16du" xmlns:w16sdtdh="http://schemas.microsoft.com/office/word/2020/wordml/sdtdatahash" xmlns:w16sdtfl="http://schemas.microsoft.com/office/word/2024/wordml/sdtformatlock" xmlns:w16se="http://schemas.microsoft.com/office/word/2015/wordml/symex" xmlns:wpg="http://schemas.microsoft.com/office/word/2010/wordprocessingGroup" xmlns:wpi="http://schemas.microsoft.com/office/word/2010/wordprocessingInk" xmlns:wne="http://schemas.microsoft.com/office/word/2006/wordml" xmlns:wps="http://schemas.microsoft.com/office/word/2010/wordprocessingShape" mc:Ignorable="w14 w15 w16se w16cid w16 w16cex w16sdtdh w16sdtfl w16du wp14">
   <w:endnote w:type="separator" w:id="-1">
     <w:p>
       <w:r>
@@ -7139,7 +6986,7 @@
 </file>
 
 <file path=word/footer1.xml><?xml version="1.0" encoding="utf-8"?>
-<w:ftr xmlns:wpc="http://schemas.microsoft.com/office/word/2010/wordprocessingCanvas" xmlns:cx="http://schemas.microsoft.com/office/drawing/2014/chartex" xmlns:cx1="http://schemas.microsoft.com/office/drawing/2015/9/8/chartex" xmlns:cx2="http://schemas.microsoft.com/office/drawing/2015/10/21/chartex" xmlns:cx3="http://schemas.microsoft.com/office/drawing/2016/5/9/chartex" xmlns:cx4="http://schemas.microsoft.com/office/drawing/2016/5/10/chartex" xmlns:cx5="http://schemas.microsoft.com/office/drawing/2016/5/11/chartex" xmlns:cx6="http://schemas.microsoft.com/office/drawing/2016/5/12/chartex" xmlns:cx7="http://schemas.microsoft.com/office/drawing/2016/5/13/chartex" xmlns:cx8="http://schemas.microsoft.com/office/drawing/2016/5/14/chartex" xmlns:mc="http://schemas.openxmlformats.org/markup-compatibility/2006" xmlns:aink="http://schemas.microsoft.com/office/drawing/2016/ink" xmlns:am3d="http://schemas.microsoft.com/office/drawing/2017/model3d" xmlns:o="urn:schemas-microsoft-com:office:office" xmlns:oel="http://schemas.microsoft.com/office/2019/extlst" xmlns:r="http://schemas.openxmlformats.org/officeDocument/2006/relationships" xmlns:m="http://schemas.openxmlformats.org/officeDocument/2006/math" xmlns:v="urn:schemas-microsoft-com:vml" xmlns:wp14="http://schemas.microsoft.com/office/word/2010/wordprocessingDrawing" xmlns:wp="http://schemas.openxmlformats.org/drawingml/2006/wordprocessingDrawing" xmlns:w10="urn:schemas-microsoft-com:office:word" xmlns:w="http://schemas.openxmlformats.org/wordprocessingml/2006/main" xmlns:w14="http://schemas.microsoft.com/office/word/2010/wordml" xmlns:w15="http://schemas.microsoft.com/office/word/2012/wordml" xmlns:w16cex="http://schemas.microsoft.com/office/word/2018/wordml/cex" xmlns:w16cid="http://schemas.microsoft.com/office/word/2016/wordml/cid" xmlns:w16="http://schemas.microsoft.com/office/word/2018/wordml" xmlns:w16sdtdh="http://schemas.microsoft.com/office/word/2020/wordml/sdtdatahash" xmlns:w16se="http://schemas.microsoft.com/office/word/2015/wordml/symex" xmlns:wpg="http://schemas.microsoft.com/office/word/2010/wordprocessingGroup" xmlns:wpi="http://schemas.microsoft.com/office/word/2010/wordprocessingInk" xmlns:wne="http://schemas.microsoft.com/office/word/2006/wordml" xmlns:wps="http://schemas.microsoft.com/office/word/2010/wordprocessingShape" mc:Ignorable="w14 w15 w16se w16cid w16 w16cex w16sdtdh wp14">
+<w:ftr xmlns:wpc="http://schemas.microsoft.com/office/word/2010/wordprocessingCanvas" xmlns:cx="http://schemas.microsoft.com/office/drawing/2014/chartex" xmlns:cx1="http://schemas.microsoft.com/office/drawing/2015/9/8/chartex" xmlns:cx2="http://schemas.microsoft.com/office/drawing/2015/10/21/chartex" xmlns:cx3="http://schemas.microsoft.com/office/drawing/2016/5/9/chartex" xmlns:cx4="http://schemas.microsoft.com/office/drawing/2016/5/10/chartex" xmlns:cx5="http://schemas.microsoft.com/office/drawing/2016/5/11/chartex" xmlns:cx6="http://schemas.microsoft.com/office/drawing/2016/5/12/chartex" xmlns:cx7="http://schemas.microsoft.com/office/drawing/2016/5/13/chartex" xmlns:cx8="http://schemas.microsoft.com/office/drawing/2016/5/14/chartex" xmlns:mc="http://schemas.openxmlformats.org/markup-compatibility/2006" xmlns:aink="http://schemas.microsoft.com/office/drawing/2016/ink" xmlns:am3d="http://schemas.microsoft.com/office/drawing/2017/model3d" xmlns:o="urn:schemas-microsoft-com:office:office" xmlns:oel="http://schemas.microsoft.com/office/2019/extlst" xmlns:r="http://schemas.openxmlformats.org/officeDocument/2006/relationships" xmlns:m="http://schemas.openxmlformats.org/officeDocument/2006/math" xmlns:v="urn:schemas-microsoft-com:vml" xmlns:wp14="http://schemas.microsoft.com/office/word/2010/wordprocessingDrawing" xmlns:wp="http://schemas.openxmlformats.org/drawingml/2006/wordprocessingDrawing" xmlns:w10="urn:schemas-microsoft-com:office:word" xmlns:w="http://schemas.openxmlformats.org/wordprocessingml/2006/main" xmlns:w14="http://schemas.microsoft.com/office/word/2010/wordml" xmlns:w15="http://schemas.microsoft.com/office/word/2012/wordml" xmlns:w16cex="http://schemas.microsoft.com/office/word/2018/wordml/cex" xmlns:w16cid="http://schemas.microsoft.com/office/word/2016/wordml/cid" xmlns:w16="http://schemas.microsoft.com/office/word/2018/wordml" xmlns:w16du="http://schemas.microsoft.com/office/word/2023/wordml/word16du" xmlns:w16sdtdh="http://schemas.microsoft.com/office/word/2020/wordml/sdtdatahash" xmlns:w16sdtfl="http://schemas.microsoft.com/office/word/2024/wordml/sdtformatlock" xmlns:w16se="http://schemas.microsoft.com/office/word/2015/wordml/symex" xmlns:wpg="http://schemas.microsoft.com/office/word/2010/wordprocessingGroup" xmlns:wpi="http://schemas.microsoft.com/office/word/2010/wordprocessingInk" xmlns:wne="http://schemas.microsoft.com/office/word/2006/wordml" xmlns:wps="http://schemas.microsoft.com/office/word/2010/wordprocessingShape" mc:Ignorable="w14 w15 w16se w16cid w16 w16cex w16sdtdh w16sdtfl w16du wp14">
   <w:p>
     <w:pPr>
       <w:pStyle w:val="Footer"/>
@@ -7190,7 +7037,7 @@
 </file>
 
 <file path=word/footnotes.xml><?xml version="1.0" encoding="utf-8"?>
-<w:footnotes xmlns:wpc="http://schemas.microsoft.com/office/word/2010/wordprocessingCanvas" xmlns:cx="http://schemas.microsoft.com/office/drawing/2014/chartex" xmlns:cx1="http://schemas.microsoft.com/office/drawing/2015/9/8/chartex" xmlns:cx2="http://schemas.microsoft.com/office/drawing/2015/10/21/chartex" xmlns:cx3="http://schemas.microsoft.com/office/drawing/2016/5/9/chartex" xmlns:cx4="http://schemas.microsoft.com/office/drawing/2016/5/10/chartex" xmlns:cx5="http://schemas.microsoft.com/office/drawing/2016/5/11/chartex" xmlns:cx6="http://schemas.microsoft.com/office/drawing/2016/5/12/chartex" xmlns:cx7="http://schemas.microsoft.com/office/drawing/2016/5/13/chartex" xmlns:cx8="http://schemas.microsoft.com/office/drawing/2016/5/14/chartex" xmlns:mc="http://schemas.openxmlformats.org/markup-compatibility/2006" xmlns:aink="http://schemas.microsoft.com/office/drawing/2016/ink" xmlns:am3d="http://schemas.microsoft.com/office/drawing/2017/model3d" xmlns:o="urn:schemas-microsoft-com:office:office" xmlns:oel="http://schemas.microsoft.com/office/2019/extlst" xmlns:r="http://schemas.openxmlformats.org/officeDocument/2006/relationships" xmlns:m="http://schemas.openxmlformats.org/officeDocument/2006/math" xmlns:v="urn:schemas-microsoft-com:vml" xmlns:wp14="http://schemas.microsoft.com/office/word/2010/wordprocessingDrawing" xmlns:wp="http://schemas.openxmlformats.org/drawingml/2006/wordprocessingDrawing" xmlns:w10="urn:schemas-microsoft-com:office:word" xmlns:w="http://schemas.openxmlformats.org/wordprocessingml/2006/main" xmlns:w14="http://schemas.microsoft.com/office/word/2010/wordml" xmlns:w15="http://schemas.microsoft.com/office/word/2012/wordml" xmlns:w16cex="http://schemas.microsoft.com/office/word/2018/wordml/cex" xmlns:w16cid="http://schemas.microsoft.com/office/word/2016/wordml/cid" xmlns:w16="http://schemas.microsoft.com/office/word/2018/wordml" xmlns:w16sdtdh="http://schemas.microsoft.com/office/word/2020/wordml/sdtdatahash" xmlns:w16se="http://schemas.microsoft.com/office/word/2015/wordml/symex" xmlns:wpg="http://schemas.microsoft.com/office/word/2010/wordprocessingGroup" xmlns:wpi="http://schemas.microsoft.com/office/word/2010/wordprocessingInk" xmlns:wne="http://schemas.microsoft.com/office/word/2006/wordml" xmlns:wps="http://schemas.microsoft.com/office/word/2010/wordprocessingShape" mc:Ignorable="w14 w15 w16se w16cid w16 w16cex w16sdtdh wp14">
+<w:footnotes xmlns:wpc="http://schemas.microsoft.com/office/word/2010/wordprocessingCanvas" xmlns:cx="http://schemas.microsoft.com/office/drawing/2014/chartex" xmlns:cx1="http://schemas.microsoft.com/office/drawing/2015/9/8/chartex" xmlns:cx2="http://schemas.microsoft.com/office/drawing/2015/10/21/chartex" xmlns:cx3="http://schemas.microsoft.com/office/drawing/2016/5/9/chartex" xmlns:cx4="http://schemas.microsoft.com/office/drawing/2016/5/10/chartex" xmlns:cx5="http://schemas.microsoft.com/office/drawing/2016/5/11/chartex" xmlns:cx6="http://schemas.microsoft.com/office/drawing/2016/5/12/chartex" xmlns:cx7="http://schemas.microsoft.com/office/drawing/2016/5/13/chartex" xmlns:cx8="http://schemas.microsoft.com/office/drawing/2016/5/14/chartex" xmlns:mc="http://schemas.openxmlformats.org/markup-compatibility/2006" xmlns:aink="http://schemas.microsoft.com/office/drawing/2016/ink" xmlns:am3d="http://schemas.microsoft.com/office/drawing/2017/model3d" xmlns:o="urn:schemas-microsoft-com:office:office" xmlns:oel="http://schemas.microsoft.com/office/2019/extlst" xmlns:r="http://schemas.openxmlformats.org/officeDocument/2006/relationships" xmlns:m="http://schemas.openxmlformats.org/officeDocument/2006/math" xmlns:v="urn:schemas-microsoft-com:vml" xmlns:wp14="http://schemas.microsoft.com/office/word/2010/wordprocessingDrawing" xmlns:wp="http://schemas.openxmlformats.org/drawingml/2006/wordprocessingDrawing" xmlns:w10="urn:schemas-microsoft-com:office:word" xmlns:w="http://schemas.openxmlformats.org/wordprocessingml/2006/main" xmlns:w14="http://schemas.microsoft.com/office/word/2010/wordml" xmlns:w15="http://schemas.microsoft.com/office/word/2012/wordml" xmlns:w16cex="http://schemas.microsoft.com/office/word/2018/wordml/cex" xmlns:w16cid="http://schemas.microsoft.com/office/word/2016/wordml/cid" xmlns:w16="http://schemas.microsoft.com/office/word/2018/wordml" xmlns:w16du="http://schemas.microsoft.com/office/word/2023/wordml/word16du" xmlns:w16sdtdh="http://schemas.microsoft.com/office/word/2020/wordml/sdtdatahash" xmlns:w16sdtfl="http://schemas.microsoft.com/office/word/2024/wordml/sdtformatlock" xmlns:w16se="http://schemas.microsoft.com/office/word/2015/wordml/symex" xmlns:wpg="http://schemas.microsoft.com/office/word/2010/wordprocessingGroup" xmlns:wpi="http://schemas.microsoft.com/office/word/2010/wordprocessingInk" xmlns:wne="http://schemas.microsoft.com/office/word/2006/wordml" xmlns:wps="http://schemas.microsoft.com/office/word/2010/wordprocessingShape" mc:Ignorable="w14 w15 w16se w16cid w16 w16cex w16sdtdh w16sdtfl w16du wp14">
   <w:footnote w:type="separator" w:id="-1">
     <w:p>
       <w:r>
@@ -7209,7 +7056,7 @@
 </file>
 
 <file path=word/numbering.xml><?xml version="1.0" encoding="utf-8"?>
-<w:numbering xmlns:wpc="http://schemas.microsoft.com/office/word/2010/wordprocessingCanvas" xmlns:cx="http://schemas.microsoft.com/office/drawing/2014/chartex" xmlns:cx1="http://schemas.microsoft.com/office/drawing/2015/9/8/chartex" xmlns:cx2="http://schemas.microsoft.com/office/drawing/2015/10/21/chartex" xmlns:cx3="http://schemas.microsoft.com/office/drawing/2016/5/9/chartex" xmlns:cx4="http://schemas.microsoft.com/office/drawing/2016/5/10/chartex" xmlns:cx5="http://schemas.microsoft.com/office/drawing/2016/5/11/chartex" xmlns:cx6="http://schemas.microsoft.com/office/drawing/2016/5/12/chartex" xmlns:cx7="http://schemas.microsoft.com/office/drawing/2016/5/13/chartex" xmlns:cx8="http://schemas.microsoft.com/office/drawing/2016/5/14/chartex" xmlns:mc="http://schemas.openxmlformats.org/markup-compatibility/2006" xmlns:aink="http://schemas.microsoft.com/office/drawing/2016/ink" xmlns:am3d="http://schemas.microsoft.com/office/drawing/2017/model3d" xmlns:o="urn:schemas-microsoft-com:office:office" xmlns:oel="http://schemas.microsoft.com/office/2019/extlst" xmlns:r="http://schemas.openxmlformats.org/officeDocument/2006/relationships" xmlns:m="http://schemas.openxmlformats.org/officeDocument/2006/math" xmlns:v="urn:schemas-microsoft-com:vml" xmlns:wp14="http://schemas.microsoft.com/office/word/2010/wordprocessingDrawing" xmlns:wp="http://schemas.openxmlformats.org/drawingml/2006/wordprocessingDrawing" xmlns:w10="urn:schemas-microsoft-com:office:word" xmlns:w="http://schemas.openxmlformats.org/wordprocessingml/2006/main" xmlns:w14="http://schemas.microsoft.com/office/word/2010/wordml" xmlns:w15="http://schemas.microsoft.com/office/word/2012/wordml" xmlns:w16cex="http://schemas.microsoft.com/office/word/2018/wordml/cex" xmlns:w16cid="http://schemas.microsoft.com/office/word/2016/wordml/cid" xmlns:w16="http://schemas.microsoft.com/office/word/2018/wordml" xmlns:w16sdtdh="http://schemas.microsoft.com/office/word/2020/wordml/sdtdatahash" xmlns:w16se="http://schemas.microsoft.com/office/word/2015/wordml/symex" xmlns:wpg="http://schemas.microsoft.com/office/word/2010/wordprocessingGroup" xmlns:wpi="http://schemas.microsoft.com/office/word/2010/wordprocessingInk" xmlns:wne="http://schemas.microsoft.com/office/word/2006/wordml" xmlns:wps="http://schemas.microsoft.com/office/word/2010/wordprocessingShape" mc:Ignorable="w14 w15 w16se w16cid w16 w16cex w16sdtdh wp14">
+<w:numbering xmlns:wpc="http://schemas.microsoft.com/office/word/2010/wordprocessingCanvas" xmlns:cx="http://schemas.microsoft.com/office/drawing/2014/chartex" xmlns:cx1="http://schemas.microsoft.com/office/drawing/2015/9/8/chartex" xmlns:cx2="http://schemas.microsoft.com/office/drawing/2015/10/21/chartex" xmlns:cx3="http://schemas.microsoft.com/office/drawing/2016/5/9/chartex" xmlns:cx4="http://schemas.microsoft.com/office/drawing/2016/5/10/chartex" xmlns:cx5="http://schemas.microsoft.com/office/drawing/2016/5/11/chartex" xmlns:cx6="http://schemas.microsoft.com/office/drawing/2016/5/12/chartex" xmlns:cx7="http://schemas.microsoft.com/office/drawing/2016/5/13/chartex" xmlns:cx8="http://schemas.microsoft.com/office/drawing/2016/5/14/chartex" xmlns:mc="http://schemas.openxmlformats.org/markup-compatibility/2006" xmlns:aink="http://schemas.microsoft.com/office/drawing/2016/ink" xmlns:am3d="http://schemas.microsoft.com/office/drawing/2017/model3d" xmlns:o="urn:schemas-microsoft-com:office:office" xmlns:oel="http://schemas.microsoft.com/office/2019/extlst" xmlns:r="http://schemas.openxmlformats.org/officeDocument/2006/relationships" xmlns:m="http://schemas.openxmlformats.org/officeDocument/2006/math" xmlns:v="urn:schemas-microsoft-com:vml" xmlns:wp14="http://schemas.microsoft.com/office/word/2010/wordprocessingDrawing" xmlns:wp="http://schemas.openxmlformats.org/drawingml/2006/wordprocessingDrawing" xmlns:w10="urn:schemas-microsoft-com:office:word" xmlns:w="http://schemas.openxmlformats.org/wordprocessingml/2006/main" xmlns:w14="http://schemas.microsoft.com/office/word/2010/wordml" xmlns:w15="http://schemas.microsoft.com/office/word/2012/wordml" xmlns:w16cex="http://schemas.microsoft.com/office/word/2018/wordml/cex" xmlns:w16cid="http://schemas.microsoft.com/office/word/2016/wordml/cid" xmlns:w16="http://schemas.microsoft.com/office/word/2018/wordml" xmlns:w16du="http://schemas.microsoft.com/office/word/2023/wordml/word16du" xmlns:w16sdtdh="http://schemas.microsoft.com/office/word/2020/wordml/sdtdatahash" xmlns:w16sdtfl="http://schemas.microsoft.com/office/word/2024/wordml/sdtformatlock" xmlns:w16se="http://schemas.microsoft.com/office/word/2015/wordml/symex" xmlns:wpg="http://schemas.microsoft.com/office/word/2010/wordprocessingGroup" xmlns:wpi="http://schemas.microsoft.com/office/word/2010/wordprocessingInk" xmlns:wne="http://schemas.microsoft.com/office/word/2006/wordml" xmlns:wps="http://schemas.microsoft.com/office/word/2010/wordprocessingShape" mc:Ignorable="w14 w15 w16se w16cid w16 w16cex w16sdtdh w16sdtfl w16du wp14">
   <w:abstractNum w:abstractNumId="0" w15:restartNumberingAfterBreak="0">
     <w:nsid w:val="040858FE"/>
     <w:multiLevelType w:val="hybridMultilevel"/>
@@ -8446,7 +8293,7 @@
 </file>
 
 <file path=word/styles.xml><?xml version="1.0" encoding="utf-8"?>
-<w:styles xmlns:mc="http://schemas.openxmlformats.org/markup-compatibility/2006" xmlns:r="http://schemas.openxmlformats.org/officeDocument/2006/relationships" xmlns:w="http://schemas.openxmlformats.org/wordprocessingml/2006/main" xmlns:w14="http://schemas.microsoft.com/office/word/2010/wordml" xmlns:w15="http://schemas.microsoft.com/office/word/2012/wordml" xmlns:w16cex="http://schemas.microsoft.com/office/word/2018/wordml/cex" xmlns:w16cid="http://schemas.microsoft.com/office/word/2016/wordml/cid" xmlns:w16="http://schemas.microsoft.com/office/word/2018/wordml" xmlns:w16sdtdh="http://schemas.microsoft.com/office/word/2020/wordml/sdtdatahash" xmlns:w16se="http://schemas.microsoft.com/office/word/2015/wordml/symex" mc:Ignorable="w14 w15 w16se w16cid w16 w16cex w16sdtdh">
+<w:styles xmlns:mc="http://schemas.openxmlformats.org/markup-compatibility/2006" xmlns:r="http://schemas.openxmlformats.org/officeDocument/2006/relationships" xmlns:w="http://schemas.openxmlformats.org/wordprocessingml/2006/main" xmlns:w14="http://schemas.microsoft.com/office/word/2010/wordml" xmlns:w15="http://schemas.microsoft.com/office/word/2012/wordml" xmlns:w16cex="http://schemas.microsoft.com/office/word/2018/wordml/cex" xmlns:w16cid="http://schemas.microsoft.com/office/word/2016/wordml/cid" xmlns:w16="http://schemas.microsoft.com/office/word/2018/wordml" xmlns:w16du="http://schemas.microsoft.com/office/word/2023/wordml/word16du" xmlns:w16sdtdh="http://schemas.microsoft.com/office/word/2020/wordml/sdtdatahash" xmlns:w16sdtfl="http://schemas.microsoft.com/office/word/2024/wordml/sdtformatlock" xmlns:w16se="http://schemas.microsoft.com/office/word/2015/wordml/symex" mc:Ignorable="w14 w15 w16se w16cid w16 w16cex w16sdtdh w16sdtfl w16du">
   <w:docDefaults>
     <w:rPrDefault>
       <w:rPr>

--- a/files/CV_minakwon.docx
+++ b/files/CV_minakwon.docx
@@ -577,6 +577,7 @@
         </w:rPr>
         <w:tab/>
       </w:r>
+      <w:proofErr w:type="spellStart"/>
       <w:r>
         <w:rPr>
           <w:rFonts w:ascii="Calibri Light" w:hAnsi="Calibri Light" w:cs="Calibri Light"/>
@@ -585,6 +586,7 @@
         </w:rPr>
         <w:t>Chicago</w:t>
       </w:r>
+      <w:proofErr w:type="spellEnd"/>
       <w:r>
         <w:rPr>
           <w:rFonts w:ascii="Calibri Light" w:hAnsi="Calibri Light" w:cs="Calibri Light"/>
@@ -1247,13 +1249,23 @@
         </w:rPr>
         <w:tab/>
       </w:r>
-      <w:r>
-        <w:rPr>
-          <w:rFonts w:ascii="Calibri Light" w:hAnsi="Calibri Light" w:cs="Calibri Light"/>
-          <w:sz w:val="20"/>
-          <w:szCs w:val="20"/>
-        </w:rPr>
-        <w:t>StonyBrook, NY</w:t>
+      <w:proofErr w:type="spellStart"/>
+      <w:r>
+        <w:rPr>
+          <w:rFonts w:ascii="Calibri Light" w:hAnsi="Calibri Light" w:cs="Calibri Light"/>
+          <w:sz w:val="20"/>
+          <w:szCs w:val="20"/>
+        </w:rPr>
+        <w:t>StonyBrook</w:t>
+      </w:r>
+      <w:proofErr w:type="spellEnd"/>
+      <w:r>
+        <w:rPr>
+          <w:rFonts w:ascii="Calibri Light" w:hAnsi="Calibri Light" w:cs="Calibri Light"/>
+          <w:sz w:val="20"/>
+          <w:szCs w:val="20"/>
+        </w:rPr>
+        <w:t>, NY</w:t>
       </w:r>
     </w:p>
     <w:p>
@@ -1348,7 +1360,15 @@
           <w:sz w:val="26"/>
           <w:szCs w:val="26"/>
         </w:rPr>
-        <w:t>Experience</w:t>
+        <w:t>E</w:t>
+      </w:r>
+      <w:r>
+        <w:rPr>
+          <w:rFonts w:ascii="Lato Black" w:hAnsi="Lato Black" w:cstheme="minorHAnsi"/>
+          <w:sz w:val="26"/>
+          <w:szCs w:val="26"/>
+        </w:rPr>
+        <w:t>mployment</w:t>
       </w:r>
     </w:p>
     <w:p>
@@ -1410,6 +1430,7 @@
           <w:lang w:eastAsia="ko-KR"/>
         </w:rPr>
       </w:pPr>
+      <w:proofErr w:type="spellStart"/>
       <w:r>
         <w:rPr>
           <w:rFonts w:ascii="Calibri Light" w:hAnsi="Calibri Light" w:cs="Calibri Light"/>
@@ -1419,213 +1440,19 @@
           <w:szCs w:val="22"/>
           <w:lang w:eastAsia="ko-KR"/>
         </w:rPr>
-        <w:t>Kangdong Sacred Heart Hospital</w:t>
-      </w:r>
-      <w:r>
-        <w:rPr>
-          <w:rFonts w:ascii="Calibri Light" w:hAnsi="Calibri Light" w:cs="Calibri Light"/>
-          <w:sz w:val="22"/>
-          <w:szCs w:val="22"/>
-          <w:lang w:eastAsia="ko-KR"/>
-        </w:rPr>
-        <w:tab/>
-      </w:r>
-      <w:r>
-        <w:rPr>
-          <w:rFonts w:ascii="Calibri Light" w:hAnsi="Calibri Light" w:cs="Calibri Light"/>
-          <w:sz w:val="20"/>
-          <w:szCs w:val="20"/>
-          <w:lang w:eastAsia="ko-KR"/>
-        </w:rPr>
-        <w:t>Seoul, Korea</w:t>
-      </w:r>
-    </w:p>
-    <w:p>
-      <w:pPr>
-        <w:tabs>
-          <w:tab w:val="right" w:pos="8640"/>
-        </w:tabs>
-        <w:rPr>
-          <w:rFonts w:ascii="Calibri Light" w:hAnsi="Calibri Light" w:cs="Calibri Light"/>
-          <w:i/>
-          <w:iCs/>
-          <w:sz w:val="20"/>
-          <w:szCs w:val="20"/>
-        </w:rPr>
-      </w:pPr>
-      <w:r>
-        <w:rPr>
-          <w:rFonts w:ascii="Calibri Light" w:hAnsi="Calibri Light" w:cs="Calibri Light"/>
-          <w:sz w:val="20"/>
-          <w:szCs w:val="20"/>
-          <w:lang w:eastAsia="ko-KR"/>
-        </w:rPr>
-        <w:t>Research</w:t>
-      </w:r>
-      <w:r>
-        <w:rPr>
-          <w:rFonts w:ascii="Calibri Light" w:hAnsi="Calibri Light" w:cs="Calibri Light"/>
-          <w:sz w:val="20"/>
-          <w:szCs w:val="20"/>
-          <w:lang w:eastAsia="ko-KR"/>
-        </w:rPr>
-        <w:t>er</w:t>
-      </w:r>
-      <w:r>
-        <w:rPr>
-          <w:rFonts w:ascii="Calibri Light" w:hAnsi="Calibri Light" w:cs="Calibri Light"/>
-          <w:sz w:val="20"/>
-          <w:szCs w:val="20"/>
-          <w:lang w:eastAsia="ko-KR"/>
-        </w:rPr>
-        <w:t xml:space="preserve"> </w:t>
-      </w:r>
-      <w:r>
-        <w:rPr>
-          <w:rFonts w:ascii="Calibri Light" w:hAnsi="Calibri Light" w:cs="Calibri Light"/>
-          <w:sz w:val="20"/>
-          <w:szCs w:val="20"/>
-          <w:lang w:eastAsia="ko-KR"/>
-        </w:rPr>
-        <w:tab/>
-      </w:r>
-      <w:r>
-        <w:rPr>
-          <w:rFonts w:ascii="Calibri Light" w:hAnsi="Calibri Light" w:cs="Calibri Light"/>
-          <w:i/>
-          <w:iCs/>
-          <w:sz w:val="20"/>
-          <w:szCs w:val="20"/>
-          <w:lang w:eastAsia="ko-KR"/>
-        </w:rPr>
-        <w:t>20</w:t>
-      </w:r>
-      <w:r>
-        <w:rPr>
-          <w:rFonts w:ascii="Calibri Light" w:hAnsi="Calibri Light" w:cs="Calibri Light"/>
-          <w:i/>
-          <w:iCs/>
-          <w:sz w:val="20"/>
-          <w:szCs w:val="20"/>
-          <w:lang w:eastAsia="ko-KR"/>
-        </w:rPr>
-        <w:t>24</w:t>
-      </w:r>
-      <w:r>
-        <w:rPr>
-          <w:rFonts w:ascii="Calibri Light" w:hAnsi="Calibri Light" w:cs="Calibri Light"/>
-          <w:i/>
-          <w:iCs/>
-          <w:sz w:val="20"/>
-          <w:szCs w:val="20"/>
-          <w:lang w:eastAsia="ko-KR"/>
-        </w:rPr>
-        <w:t>.</w:t>
-      </w:r>
-      <w:r>
-        <w:rPr>
-          <w:rFonts w:ascii="Calibri Light" w:hAnsi="Calibri Light" w:cs="Calibri Light"/>
-          <w:i/>
-          <w:iCs/>
-          <w:sz w:val="20"/>
-          <w:szCs w:val="20"/>
-          <w:lang w:eastAsia="ko-KR"/>
-        </w:rPr>
-        <w:t>12</w:t>
-      </w:r>
-      <w:r>
-        <w:rPr>
-          <w:rFonts w:ascii="Calibri Light" w:hAnsi="Calibri Light" w:cs="Calibri Light"/>
-          <w:i/>
-          <w:iCs/>
-          <w:sz w:val="20"/>
-          <w:szCs w:val="20"/>
-          <w:lang w:eastAsia="ko-KR"/>
-        </w:rPr>
-        <w:t xml:space="preserve"> ~ </w:t>
-      </w:r>
-      <w:r>
-        <w:rPr>
-          <w:rFonts w:ascii="Calibri Light" w:hAnsi="Calibri Light" w:cs="Calibri Light"/>
-          <w:i/>
-          <w:iCs/>
-          <w:sz w:val="20"/>
-          <w:szCs w:val="20"/>
-        </w:rPr>
-        <w:t>present</w:t>
-      </w:r>
-    </w:p>
-    <w:p>
-      <w:pPr>
-        <w:tabs>
-          <w:tab w:val="right" w:pos="8640"/>
-        </w:tabs>
+        <w:t>Kangdong</w:t>
+      </w:r>
+      <w:proofErr w:type="spellEnd"/>
+      <w:r>
         <w:rPr>
           <w:rFonts w:ascii="Calibri Light" w:hAnsi="Calibri Light" w:cs="Calibri Light"/>
           <w:b/>
           <w:bCs/>
           <w:sz w:val="22"/>
           <w:szCs w:val="22"/>
-        </w:rPr>
-      </w:pPr>
-    </w:p>
-    <w:p>
-      <w:pPr>
-        <w:tabs>
-          <w:tab w:val="right" w:pos="8640"/>
-        </w:tabs>
-        <w:rPr>
-          <w:rFonts w:ascii="Calibri Light" w:hAnsi="Calibri Light" w:cs="Calibri Light"/>
-          <w:b/>
-          <w:bCs/>
-          <w:sz w:val="22"/>
-          <w:szCs w:val="22"/>
-          <w:lang w:eastAsia="ko-KR"/>
-        </w:rPr>
-      </w:pPr>
-      <w:r>
-        <w:rPr>
-          <w:rFonts w:ascii="Calibri Light" w:hAnsi="Calibri Light" w:cs="Calibri Light"/>
-          <w:b/>
-          <w:bCs/>
-          <w:sz w:val="22"/>
-          <w:szCs w:val="22"/>
-        </w:rPr>
-        <w:lastRenderedPageBreak/>
-        <w:t xml:space="preserve">Computational </w:t>
-      </w:r>
-      <w:r>
-        <w:rPr>
-          <w:rFonts w:ascii="Calibri Light" w:hAnsi="Calibri Light" w:cs="Calibri Light"/>
-          <w:b/>
-          <w:bCs/>
-          <w:sz w:val="22"/>
-          <w:szCs w:val="22"/>
-          <w:lang w:eastAsia="ko-KR"/>
-        </w:rPr>
-        <w:t>Clinical Science Laboratory,</w:t>
-      </w:r>
-    </w:p>
-    <w:p>
-      <w:pPr>
-        <w:tabs>
-          <w:tab w:val="right" w:pos="8640"/>
-        </w:tabs>
-        <w:rPr>
-          <w:rFonts w:ascii="Calibri Light" w:hAnsi="Calibri Light" w:cs="Calibri Light"/>
-          <w:lang w:eastAsia="ko-KR"/>
-        </w:rPr>
-      </w:pPr>
-      <w:r>
-        <w:rPr>
-          <w:rFonts w:ascii="Calibri Light" w:hAnsi="Calibri Light" w:cs="Calibri Light"/>
-          <w:b/>
-          <w:bCs/>
-          <w:sz w:val="22"/>
-          <w:szCs w:val="22"/>
-          <w:lang w:eastAsia="ko-KR"/>
-        </w:rPr>
-        <w:t>Seoul National University</w:t>
+          <w:lang w:eastAsia="ko-KR"/>
+        </w:rPr>
+        <w:t xml:space="preserve"> Sacred Heart Hospital</w:t>
       </w:r>
       <w:r>
         <w:rPr>
@@ -1666,7 +1493,25 @@
           <w:szCs w:val="20"/>
           <w:lang w:eastAsia="ko-KR"/>
         </w:rPr>
-        <w:t xml:space="preserve">Research Assistant </w:t>
+        <w:t>Research</w:t>
+      </w:r>
+      <w:r>
+        <w:rPr>
+          <w:rFonts w:ascii="Calibri Light" w:hAnsi="Calibri Light" w:cs="Calibri Light"/>
+          <w:sz w:val="20"/>
+          <w:szCs w:val="20"/>
+          <w:lang w:eastAsia="ko-KR"/>
+        </w:rPr>
+        <w:t>er</w:t>
+      </w:r>
+      <w:r>
+        <w:rPr>
+          <w:rFonts w:ascii="Calibri Light" w:hAnsi="Calibri Light" w:cs="Calibri Light"/>
+          <w:sz w:val="20"/>
+          <w:szCs w:val="20"/>
+          <w:lang w:eastAsia="ko-KR"/>
+        </w:rPr>
+        <w:t xml:space="preserve"> </w:t>
       </w:r>
       <w:r>
         <w:rPr>
@@ -1686,331 +1531,61 @@
           <w:szCs w:val="20"/>
           <w:lang w:eastAsia="ko-KR"/>
         </w:rPr>
-        <w:t xml:space="preserve">2018.09 ~ </w:t>
-      </w:r>
-      <w:r>
-        <w:rPr>
-          <w:rFonts w:ascii="Calibri Light" w:hAnsi="Calibri Light" w:cs="Calibri Light"/>
-          <w:i/>
-          <w:iCs/>
-          <w:sz w:val="20"/>
-          <w:szCs w:val="20"/>
-        </w:rPr>
-        <w:t>2019.08</w:t>
-      </w:r>
-    </w:p>
-    <w:p>
-      <w:pPr>
-        <w:tabs>
-          <w:tab w:val="right" w:pos="8640"/>
-        </w:tabs>
-        <w:rPr>
-          <w:rFonts w:ascii="Calibri Light" w:hAnsi="Calibri Light" w:cs="Calibri Light"/>
-          <w:i/>
-          <w:iCs/>
-          <w:sz w:val="20"/>
-          <w:szCs w:val="20"/>
-        </w:rPr>
-      </w:pPr>
-      <w:r>
-        <w:rPr>
-          <w:rFonts w:ascii="Calibri Light" w:hAnsi="Calibri Light" w:cs="Calibri Light"/>
-          <w:i/>
-          <w:iCs/>
-          <w:sz w:val="20"/>
-          <w:szCs w:val="20"/>
-        </w:rPr>
-        <w:t>PI: Professor Woo-Young Ahn</w:t>
-      </w:r>
-    </w:p>
-    <w:p>
-      <w:pPr>
-        <w:tabs>
-          <w:tab w:val="right" w:pos="8640"/>
-        </w:tabs>
-        <w:rPr>
-          <w:rFonts w:ascii="Calibri Light" w:hAnsi="Calibri Light" w:cs="Calibri Light"/>
-          <w:sz w:val="18"/>
-          <w:szCs w:val="18"/>
-        </w:rPr>
-      </w:pPr>
-    </w:p>
-    <w:p>
-      <w:pPr>
-        <w:tabs>
-          <w:tab w:val="right" w:pos="8640"/>
-        </w:tabs>
-        <w:rPr>
-          <w:rFonts w:ascii="Calibri Light" w:hAnsi="Calibri Light" w:cs="Calibri Light"/>
-          <w:b/>
-          <w:bCs/>
-          <w:sz w:val="22"/>
-          <w:szCs w:val="22"/>
-        </w:rPr>
-      </w:pPr>
-      <w:r>
-        <w:rPr>
-          <w:rFonts w:ascii="Calibri Light" w:hAnsi="Calibri Light" w:cs="Calibri Light"/>
-          <w:b/>
-          <w:bCs/>
-          <w:sz w:val="22"/>
-          <w:szCs w:val="22"/>
-        </w:rPr>
-        <w:t>Clinical Neuroscience Laboratory,</w:t>
-      </w:r>
-    </w:p>
-    <w:p>
-      <w:pPr>
-        <w:tabs>
-          <w:tab w:val="right" w:pos="8640"/>
-        </w:tabs>
-        <w:rPr>
-          <w:rFonts w:ascii="Calibri Light" w:hAnsi="Calibri Light" w:cs="Calibri Light"/>
-          <w:sz w:val="20"/>
-          <w:szCs w:val="20"/>
-          <w:lang w:eastAsia="ko-KR"/>
-        </w:rPr>
-      </w:pPr>
-      <w:r>
-        <w:rPr>
-          <w:rFonts w:ascii="Calibri Light" w:hAnsi="Calibri Light" w:cs="Calibri Light"/>
-          <w:b/>
-          <w:bCs/>
-          <w:sz w:val="22"/>
-          <w:szCs w:val="22"/>
-        </w:rPr>
-        <w:t>Seoul National University</w:t>
-      </w:r>
-      <w:r>
-        <w:rPr>
-          <w:rFonts w:ascii="Calibri Light" w:hAnsi="Calibri Light" w:cs="Calibri Light"/>
-          <w:sz w:val="22"/>
-          <w:szCs w:val="22"/>
-        </w:rPr>
-        <w:tab/>
-      </w:r>
-      <w:r>
-        <w:rPr>
-          <w:rFonts w:ascii="Calibri Light" w:hAnsi="Calibri Light" w:cs="Calibri Light"/>
-          <w:sz w:val="20"/>
-          <w:szCs w:val="20"/>
-          <w:lang w:eastAsia="ko-KR"/>
-        </w:rPr>
-        <w:t>Seoul, Korea</w:t>
-      </w:r>
-    </w:p>
-    <w:p>
-      <w:pPr>
-        <w:tabs>
-          <w:tab w:val="right" w:pos="8640"/>
-        </w:tabs>
-        <w:rPr>
-          <w:rFonts w:ascii="Calibri Light" w:hAnsi="Calibri Light" w:cs="Calibri Light"/>
-          <w:i/>
-          <w:iCs/>
-          <w:sz w:val="20"/>
-          <w:szCs w:val="20"/>
-        </w:rPr>
-      </w:pPr>
-      <w:r>
-        <w:rPr>
-          <w:rFonts w:ascii="Calibri Light" w:hAnsi="Calibri Light" w:cs="Calibri Light"/>
-          <w:sz w:val="20"/>
-          <w:szCs w:val="20"/>
-          <w:lang w:eastAsia="ko-KR"/>
-        </w:rPr>
-        <w:t>Research Assistant</w:t>
-      </w:r>
-      <w:r>
-        <w:rPr>
-          <w:rFonts w:ascii="Calibri Light" w:hAnsi="Calibri Light" w:cs="Calibri Light"/>
-          <w:sz w:val="20"/>
-          <w:szCs w:val="20"/>
-          <w:lang w:eastAsia="ko-KR"/>
-        </w:rPr>
-        <w:tab/>
-      </w:r>
-      <w:r>
-        <w:rPr>
-          <w:rFonts w:ascii="Calibri Light" w:hAnsi="Calibri Light" w:cs="Calibri Light"/>
-          <w:i/>
-          <w:iCs/>
-          <w:sz w:val="20"/>
-          <w:szCs w:val="20"/>
-        </w:rPr>
-        <w:t>2018.03 ~ 2018.08</w:t>
-      </w:r>
-    </w:p>
-    <w:p>
-      <w:pPr>
-        <w:tabs>
-          <w:tab w:val="right" w:pos="8640"/>
-        </w:tabs>
-        <w:rPr>
-          <w:rFonts w:ascii="Calibri Light" w:hAnsi="Calibri Light" w:cs="Calibri Light"/>
-          <w:i/>
-          <w:iCs/>
-          <w:sz w:val="20"/>
-          <w:szCs w:val="20"/>
-          <w:lang w:eastAsia="ko-KR"/>
-        </w:rPr>
-      </w:pPr>
-      <w:r>
-        <w:rPr>
-          <w:rFonts w:ascii="Calibri Light" w:hAnsi="Calibri Light" w:cs="Calibri Light"/>
-          <w:i/>
-          <w:iCs/>
-          <w:sz w:val="20"/>
-          <w:szCs w:val="20"/>
-        </w:rPr>
-        <w:t>PI: Professor Jeanyoung Chey</w:t>
-      </w:r>
-    </w:p>
-    <w:p>
-      <w:pPr>
-        <w:rPr>
-          <w:rFonts w:ascii="Calibri Light" w:hAnsi="Calibri Light" w:cs="Calibri Light"/>
-          <w:sz w:val="22"/>
-          <w:szCs w:val="22"/>
-        </w:rPr>
-      </w:pPr>
-    </w:p>
-    <w:p>
-      <w:pPr>
-        <w:tabs>
-          <w:tab w:val="right" w:pos="8640"/>
-        </w:tabs>
-        <w:rPr>
-          <w:rFonts w:ascii="Calibri Light" w:hAnsi="Calibri Light" w:cs="Calibri Light"/>
-          <w:b/>
-          <w:bCs/>
-          <w:sz w:val="22"/>
-          <w:szCs w:val="22"/>
-        </w:rPr>
-      </w:pPr>
-      <w:r>
-        <w:rPr>
-          <w:rFonts w:ascii="Calibri Light" w:hAnsi="Calibri Light" w:cs="Calibri Light"/>
-          <w:b/>
-          <w:bCs/>
-          <w:sz w:val="22"/>
-          <w:szCs w:val="22"/>
-        </w:rPr>
-        <w:t>Computational Learning &amp; Memory Neuroscience Laboratory,</w:t>
-      </w:r>
-    </w:p>
-    <w:p>
-      <w:pPr>
-        <w:tabs>
-          <w:tab w:val="right" w:pos="8640"/>
-        </w:tabs>
-        <w:rPr>
-          <w:rFonts w:ascii="Calibri Light" w:hAnsi="Calibri Light" w:cs="Calibri Light"/>
-        </w:rPr>
-      </w:pPr>
-      <w:r>
-        <w:rPr>
-          <w:rFonts w:ascii="Calibri Light" w:hAnsi="Calibri Light" w:cs="Calibri Light"/>
-          <w:b/>
-          <w:bCs/>
-          <w:sz w:val="22"/>
-          <w:szCs w:val="22"/>
-        </w:rPr>
-        <w:t>Center for Neuroscience Imaging Research</w:t>
-      </w:r>
-      <w:r>
-        <w:rPr>
-          <w:rFonts w:ascii="Calibri Light" w:hAnsi="Calibri Light" w:cs="Calibri Light"/>
-          <w:sz w:val="22"/>
-          <w:szCs w:val="22"/>
-        </w:rPr>
-        <w:tab/>
-      </w:r>
-      <w:r>
-        <w:rPr>
-          <w:rFonts w:ascii="Calibri Light" w:hAnsi="Calibri Light" w:cs="Calibri Light"/>
-          <w:sz w:val="20"/>
-          <w:szCs w:val="20"/>
-          <w:lang w:eastAsia="ko-KR"/>
-        </w:rPr>
-        <w:t>Seoul, Korea</w:t>
-      </w:r>
-    </w:p>
-    <w:p>
-      <w:pPr>
-        <w:tabs>
-          <w:tab w:val="right" w:pos="8640"/>
-        </w:tabs>
-        <w:rPr>
-          <w:rFonts w:ascii="Calibri Light" w:hAnsi="Calibri Light" w:cs="Calibri Light"/>
-          <w:i/>
-          <w:iCs/>
-          <w:sz w:val="20"/>
-          <w:szCs w:val="20"/>
-        </w:rPr>
-      </w:pPr>
-      <w:r>
-        <w:rPr>
-          <w:rFonts w:ascii="Calibri Light" w:hAnsi="Calibri Light" w:cs="Calibri Light"/>
-          <w:sz w:val="20"/>
-          <w:szCs w:val="20"/>
-          <w:lang w:eastAsia="ko-KR"/>
-        </w:rPr>
-        <w:t>Internship</w:t>
-      </w:r>
-      <w:r>
-        <w:rPr>
-          <w:rFonts w:ascii="Calibri Light" w:hAnsi="Calibri Light" w:cs="Calibri Light"/>
-          <w:sz w:val="20"/>
-          <w:szCs w:val="20"/>
-          <w:lang w:eastAsia="ko-KR"/>
-        </w:rPr>
-        <w:tab/>
-      </w:r>
-      <w:r>
-        <w:rPr>
-          <w:rFonts w:ascii="Calibri Light" w:hAnsi="Calibri Light" w:cs="Calibri Light"/>
-          <w:i/>
-          <w:iCs/>
-          <w:sz w:val="20"/>
-          <w:szCs w:val="20"/>
-          <w:lang w:eastAsia="ko-KR"/>
-        </w:rPr>
-        <w:t xml:space="preserve">2018.07 ~ </w:t>
-      </w:r>
-      <w:r>
-        <w:rPr>
-          <w:rFonts w:ascii="Calibri Light" w:hAnsi="Calibri Light" w:cs="Calibri Light"/>
-          <w:i/>
-          <w:iCs/>
-          <w:sz w:val="20"/>
-          <w:szCs w:val="20"/>
-        </w:rPr>
-        <w:t>2018.08</w:t>
-      </w:r>
-    </w:p>
-    <w:p>
-      <w:pPr>
-        <w:tabs>
-          <w:tab w:val="right" w:pos="8640"/>
-        </w:tabs>
-        <w:rPr>
-          <w:rFonts w:ascii="Calibri Light" w:hAnsi="Calibri Light" w:cs="Calibri Light"/>
-          <w:i/>
-          <w:iCs/>
-          <w:sz w:val="20"/>
-          <w:szCs w:val="20"/>
-        </w:rPr>
-      </w:pPr>
-      <w:r>
-        <w:rPr>
-          <w:rFonts w:ascii="Calibri Light" w:hAnsi="Calibri Light" w:cs="Calibri Light"/>
-          <w:i/>
-          <w:iCs/>
-          <w:sz w:val="20"/>
-          <w:szCs w:val="20"/>
-        </w:rPr>
-        <w:t>PI: Research Professor Sungshin Kim</w:t>
+        <w:t>20</w:t>
+      </w:r>
+      <w:r>
+        <w:rPr>
+          <w:rFonts w:ascii="Calibri Light" w:hAnsi="Calibri Light" w:cs="Calibri Light"/>
+          <w:i/>
+          <w:iCs/>
+          <w:sz w:val="20"/>
+          <w:szCs w:val="20"/>
+          <w:lang w:eastAsia="ko-KR"/>
+        </w:rPr>
+        <w:t>24</w:t>
+      </w:r>
+      <w:r>
+        <w:rPr>
+          <w:rFonts w:ascii="Calibri Light" w:hAnsi="Calibri Light" w:cs="Calibri Light"/>
+          <w:i/>
+          <w:iCs/>
+          <w:sz w:val="20"/>
+          <w:szCs w:val="20"/>
+          <w:lang w:eastAsia="ko-KR"/>
+        </w:rPr>
+        <w:t>.</w:t>
+      </w:r>
+      <w:r>
+        <w:rPr>
+          <w:rFonts w:ascii="Calibri Light" w:hAnsi="Calibri Light" w:cs="Calibri Light"/>
+          <w:i/>
+          <w:iCs/>
+          <w:sz w:val="20"/>
+          <w:szCs w:val="20"/>
+          <w:lang w:eastAsia="ko-KR"/>
+        </w:rPr>
+        <w:t>12</w:t>
+      </w:r>
+      <w:r>
+        <w:rPr>
+          <w:rFonts w:ascii="Calibri Light" w:hAnsi="Calibri Light" w:cs="Calibri Light"/>
+          <w:i/>
+          <w:iCs/>
+          <w:sz w:val="20"/>
+          <w:szCs w:val="20"/>
+          <w:lang w:eastAsia="ko-KR"/>
+        </w:rPr>
+        <w:t xml:space="preserve"> ~ </w:t>
+      </w:r>
+      <w:r>
+        <w:rPr>
+          <w:rFonts w:ascii="Calibri Light" w:hAnsi="Calibri Light" w:cs="Calibri Light"/>
+          <w:i/>
+          <w:iCs/>
+          <w:sz w:val="20"/>
+          <w:szCs w:val="20"/>
+        </w:rPr>
+        <w:t>present</w:t>
       </w:r>
     </w:p>
     <w:p>
@@ -2044,6 +1619,7 @@
           <w:szCs w:val="26"/>
           <w:lang w:eastAsia="ko-KR"/>
         </w:rPr>
+        <w:lastRenderedPageBreak/>
         <w:t>Clinical Training</w:t>
       </w:r>
     </w:p>
@@ -3179,7 +2755,25 @@
           <w:sz w:val="22"/>
           <w:lang w:eastAsia="ko-KR"/>
         </w:rPr>
-        <w:t xml:space="preserve">., Lee, J.-H., Kim, H., Lee, E., Im, J.J., Doh, H., Yang, J., Pitt, M.A., Myung, J.I., Park, H., Joh, H., &amp; Ahn, W.-Y. (2023) Multi-modal prediction of successful smoking cessation: Insights from neural, computational, and ecological momentary assessments data, </w:t>
+        <w:t xml:space="preserve">., Lee, J.-H., Kim, H., Lee, E., </w:t>
+      </w:r>
+      <w:proofErr w:type="spellStart"/>
+      <w:r>
+        <w:rPr>
+          <w:rFonts w:ascii="Calibri Light" w:hAnsi="Calibri Light" w:cs="Calibri Light"/>
+          <w:sz w:val="22"/>
+          <w:lang w:eastAsia="ko-KR"/>
+        </w:rPr>
+        <w:t>Im</w:t>
+      </w:r>
+      <w:proofErr w:type="spellEnd"/>
+      <w:r>
+        <w:rPr>
+          <w:rFonts w:ascii="Calibri Light" w:hAnsi="Calibri Light" w:cs="Calibri Light"/>
+          <w:sz w:val="22"/>
+          <w:lang w:eastAsia="ko-KR"/>
+        </w:rPr>
+        <w:t xml:space="preserve">, J.J., Doh, H., Yang, J., Pitt, M.A., Myung, J.I., Park, H., Joh, H., &amp; Ahn, W.-Y. (2023) Multi-modal prediction of successful smoking cessation: Insights from neural, computational, and ecological momentary assessments data, </w:t>
       </w:r>
       <w:r>
         <w:rPr>
@@ -3213,7 +2807,6 @@
           <w:sz w:val="22"/>
           <w:lang w:eastAsia="ko-KR"/>
         </w:rPr>
-        <w:lastRenderedPageBreak/>
         <w:t>Kwon, M.</w:t>
       </w:r>
       <w:r>
@@ -3682,6 +3275,31 @@
           <w:lang w:eastAsia="ko-KR"/>
         </w:rPr>
         <w:t>.</w:t>
+      </w:r>
+    </w:p>
+    <w:p>
+      <w:pPr>
+        <w:rPr>
+          <w:lang w:eastAsia="ko-KR"/>
+        </w:rPr>
+      </w:pPr>
+      <w:r>
+        <w:rPr>
+          <w:lang w:eastAsia="ko-KR"/>
+        </w:rPr>
+        <w:br/>
+      </w:r>
+      <w:r>
+        <w:rPr>
+          <w:lang w:eastAsia="ko-KR"/>
+        </w:rPr>
+        <w:br/>
+      </w:r>
+      <w:r>
+        <w:rPr>
+          <w:lang w:eastAsia="ko-KR"/>
+        </w:rPr>
+        <w:br/>
       </w:r>
     </w:p>
     <w:p>
@@ -3694,777 +3312,765 @@
           <w:lang w:eastAsia="ko-KR"/>
         </w:rPr>
       </w:pPr>
-    </w:p>
-    <w:p>
-      <w:pPr>
-        <w:pStyle w:val="Heading1"/>
+      <w:r>
         <w:rPr>
           <w:rFonts w:ascii="Lato Black" w:hAnsi="Lato Black" w:cstheme="minorHAnsi"/>
           <w:sz w:val="26"/>
           <w:szCs w:val="26"/>
           <w:lang w:eastAsia="ko-KR"/>
         </w:rPr>
-      </w:pPr>
-      <w:r>
+        <w:lastRenderedPageBreak/>
+        <w:t xml:space="preserve">Poster Presentation </w:t>
+      </w:r>
+    </w:p>
+    <w:p>
+      <w:pPr>
+        <w:tabs>
+          <w:tab w:val="right" w:pos="8640"/>
+        </w:tabs>
+        <w:rPr>
+          <w:rFonts w:ascii="Lato" w:hAnsi="Lato" w:cstheme="minorHAnsi"/>
+          <w:sz w:val="20"/>
+          <w:szCs w:val="20"/>
+        </w:rPr>
+      </w:pPr>
+    </w:p>
+    <w:p>
+      <w:pPr>
+        <w:tabs>
+          <w:tab w:val="right" w:pos="8640"/>
+        </w:tabs>
+        <w:spacing w:after="80"/>
+        <w:ind w:left="567" w:hanging="567"/>
+        <w:rPr>
+          <w:rFonts w:ascii="Calibri Light" w:hAnsi="Calibri Light" w:cs="Calibri Light"/>
+          <w:sz w:val="22"/>
+          <w:lang w:eastAsia="ko-KR"/>
+        </w:rPr>
+      </w:pPr>
+      <w:r>
+        <w:rPr>
+          <w:rFonts w:ascii="Calibri Light" w:hAnsi="Calibri Light" w:cs="Calibri Light"/>
+          <w:b/>
+          <w:bCs/>
+          <w:sz w:val="22"/>
+          <w:lang w:eastAsia="ko-KR"/>
+        </w:rPr>
+        <w:t>Kwon, M.</w:t>
+      </w:r>
+      <w:r>
+        <w:rPr>
+          <w:rFonts w:ascii="Calibri Light" w:hAnsi="Calibri Light" w:cs="Calibri Light"/>
+          <w:sz w:val="22"/>
+          <w:lang w:eastAsia="ko-KR"/>
+        </w:rPr>
+        <w:t xml:space="preserve">, Kim, H., Yang, J., </w:t>
+      </w:r>
+      <w:r>
+        <w:rPr>
+          <w:rFonts w:ascii="Calibri Light" w:hAnsi="Calibri Light" w:cs="Calibri Light"/>
+          <w:sz w:val="22"/>
+          <w:lang w:eastAsia="ko-KR"/>
+        </w:rPr>
+        <w:t xml:space="preserve">Lee, Y., </w:t>
+      </w:r>
+      <w:r>
+        <w:rPr>
+          <w:rFonts w:ascii="Calibri Light" w:hAnsi="Calibri Light" w:cs="Calibri Light"/>
+          <w:sz w:val="22"/>
+          <w:lang w:eastAsia="ko-KR"/>
+        </w:rPr>
+        <w:t>Hur, J., Lee, T., &amp; Ahn, W. (</w:t>
+      </w:r>
+      <w:r>
+        <w:rPr>
+          <w:rFonts w:ascii="Calibri Light" w:hAnsi="Calibri Light" w:cs="Calibri Light"/>
+          <w:sz w:val="22"/>
+          <w:lang w:eastAsia="ko-KR"/>
+        </w:rPr>
+        <w:t>2022</w:t>
+      </w:r>
+      <w:r>
+        <w:rPr>
+          <w:rFonts w:ascii="Calibri Light" w:hAnsi="Calibri Light" w:cs="Calibri Light"/>
+          <w:sz w:val="22"/>
+          <w:lang w:eastAsia="ko-KR"/>
+        </w:rPr>
+        <w:t xml:space="preserve">) </w:t>
+      </w:r>
+      <w:proofErr w:type="spellStart"/>
+      <w:r>
+        <w:rPr>
+          <w:rFonts w:ascii="Calibri Light" w:hAnsi="Calibri Light" w:cs="Calibri Light"/>
+          <w:sz w:val="22"/>
+          <w:lang w:eastAsia="ko-KR"/>
+        </w:rPr>
+        <w:t>Neuroforecasting</w:t>
+      </w:r>
+      <w:proofErr w:type="spellEnd"/>
+      <w:r>
+        <w:rPr>
+          <w:rFonts w:ascii="Calibri Light" w:hAnsi="Calibri Light" w:cs="Calibri Light"/>
+          <w:sz w:val="22"/>
+          <w:lang w:eastAsia="ko-KR"/>
+        </w:rPr>
+        <w:t xml:space="preserve"> exceeds self-reports in predicting cosmetic sales: an fMRI study</w:t>
+      </w:r>
+      <w:r>
+        <w:rPr>
+          <w:rFonts w:ascii="Calibri Light" w:hAnsi="Calibri Light" w:cs="Calibri Light"/>
+          <w:sz w:val="22"/>
+          <w:lang w:eastAsia="ko-KR"/>
+        </w:rPr>
+        <w:t xml:space="preserve">, </w:t>
+      </w:r>
+      <w:r>
+        <w:rPr>
+          <w:rFonts w:ascii="Calibri Light" w:hAnsi="Calibri Light" w:cs="Calibri Light"/>
+          <w:i/>
+          <w:iCs/>
+          <w:sz w:val="22"/>
+          <w:lang w:eastAsia="ko-KR"/>
+        </w:rPr>
+        <w:t xml:space="preserve">Poster presented at the Annual Meeting of the Society </w:t>
+      </w:r>
+      <w:r>
+        <w:rPr>
+          <w:rFonts w:ascii="Calibri Light" w:hAnsi="Calibri Light" w:cs="Calibri Light"/>
+          <w:i/>
+          <w:iCs/>
+          <w:sz w:val="22"/>
+          <w:lang w:eastAsia="ko-KR"/>
+        </w:rPr>
+        <w:t>for Neuroscience</w:t>
+      </w:r>
+      <w:r>
+        <w:rPr>
+          <w:rFonts w:ascii="Calibri Light" w:hAnsi="Calibri Light" w:cs="Calibri Light"/>
+          <w:i/>
+          <w:iCs/>
+          <w:sz w:val="22"/>
+          <w:lang w:eastAsia="ko-KR"/>
+        </w:rPr>
+        <w:t xml:space="preserve">, </w:t>
+      </w:r>
+      <w:r>
+        <w:rPr>
+          <w:rFonts w:ascii="Calibri Light" w:hAnsi="Calibri Light" w:cs="Calibri Light"/>
+          <w:i/>
+          <w:iCs/>
+          <w:sz w:val="22"/>
+          <w:lang w:eastAsia="ko-KR"/>
+        </w:rPr>
+        <w:t>San Diego</w:t>
+      </w:r>
+      <w:r>
+        <w:rPr>
+          <w:rFonts w:ascii="Calibri Light" w:hAnsi="Calibri Light" w:cs="Calibri Light"/>
+          <w:i/>
+          <w:iCs/>
+          <w:sz w:val="22"/>
+          <w:lang w:eastAsia="ko-KR"/>
+        </w:rPr>
+        <w:t>.</w:t>
+      </w:r>
+      <w:r>
+        <w:t xml:space="preserve"> </w:t>
+      </w:r>
+    </w:p>
+    <w:p>
+      <w:pPr>
+        <w:tabs>
+          <w:tab w:val="right" w:pos="8640"/>
+        </w:tabs>
+        <w:spacing w:after="80"/>
+        <w:ind w:left="567" w:hanging="567"/>
+        <w:rPr>
+          <w:rFonts w:ascii="Calibri Light" w:hAnsi="Calibri Light" w:cs="Calibri Light"/>
+          <w:sz w:val="22"/>
+          <w:lang w:eastAsia="ko-KR"/>
+        </w:rPr>
+      </w:pPr>
+      <w:r>
+        <w:rPr>
+          <w:rFonts w:ascii="Calibri Light" w:hAnsi="Calibri Light" w:cs="Calibri Light"/>
+          <w:b/>
+          <w:bCs/>
+          <w:sz w:val="22"/>
+          <w:lang w:eastAsia="ko-KR"/>
+        </w:rPr>
+        <w:t>Kwon, M.</w:t>
+      </w:r>
+      <w:r>
+        <w:rPr>
+          <w:rFonts w:ascii="Calibri Light" w:hAnsi="Calibri Light" w:cs="Calibri Light"/>
+          <w:sz w:val="22"/>
+          <w:lang w:eastAsia="ko-KR"/>
+        </w:rPr>
+        <w:t xml:space="preserve">, Kim, H., Yang, J., </w:t>
+      </w:r>
+      <w:r>
+        <w:rPr>
+          <w:rFonts w:ascii="Calibri Light" w:hAnsi="Calibri Light" w:cs="Calibri Light"/>
+          <w:sz w:val="22"/>
+          <w:lang w:eastAsia="ko-KR"/>
+        </w:rPr>
+        <w:t xml:space="preserve">Lee, Y., </w:t>
+      </w:r>
+      <w:r>
+        <w:rPr>
+          <w:rFonts w:ascii="Calibri Light" w:hAnsi="Calibri Light" w:cs="Calibri Light"/>
+          <w:sz w:val="22"/>
+          <w:lang w:eastAsia="ko-KR"/>
+        </w:rPr>
+        <w:t>Hur, J., Lee, T., &amp; Ahn, W. (</w:t>
+      </w:r>
+      <w:r>
+        <w:rPr>
+          <w:rFonts w:ascii="Calibri Light" w:hAnsi="Calibri Light" w:cs="Calibri Light"/>
+          <w:sz w:val="22"/>
+          <w:lang w:eastAsia="ko-KR"/>
+        </w:rPr>
+        <w:t>2022</w:t>
+      </w:r>
+      <w:r>
+        <w:rPr>
+          <w:rFonts w:ascii="Calibri Light" w:hAnsi="Calibri Light" w:cs="Calibri Light"/>
+          <w:sz w:val="22"/>
+          <w:lang w:eastAsia="ko-KR"/>
+        </w:rPr>
+        <w:t xml:space="preserve">) </w:t>
+      </w:r>
+      <w:r>
+        <w:rPr>
+          <w:rFonts w:ascii="Calibri Light" w:hAnsi="Calibri Light" w:cs="Calibri Light"/>
+          <w:sz w:val="22"/>
+          <w:lang w:eastAsia="ko-KR"/>
+        </w:rPr>
+        <w:t>Daily Caffeinated Soda Intake in Children is associated With Neurocognitive Vulnerabilities of Substance Misuse and Predicts Greater Alcohol Use in 12 Months</w:t>
+      </w:r>
+      <w:r>
+        <w:rPr>
+          <w:rFonts w:ascii="Calibri Light" w:hAnsi="Calibri Light" w:cs="Calibri Light"/>
+          <w:sz w:val="22"/>
+          <w:lang w:eastAsia="ko-KR"/>
+        </w:rPr>
+        <w:t xml:space="preserve">, </w:t>
+      </w:r>
+      <w:r>
+        <w:rPr>
+          <w:rFonts w:ascii="Calibri Light" w:hAnsi="Calibri Light" w:cs="Calibri Light"/>
+          <w:i/>
+          <w:iCs/>
+          <w:sz w:val="22"/>
+          <w:lang w:eastAsia="ko-KR"/>
+        </w:rPr>
+        <w:t xml:space="preserve">Poster presented at the Annual Meeting of the Society </w:t>
+      </w:r>
+      <w:r>
+        <w:rPr>
+          <w:rFonts w:ascii="Calibri Light" w:hAnsi="Calibri Light" w:cs="Calibri Light"/>
+          <w:i/>
+          <w:iCs/>
+          <w:sz w:val="22"/>
+          <w:lang w:eastAsia="ko-KR"/>
+        </w:rPr>
+        <w:t>of</w:t>
+      </w:r>
+      <w:r>
+        <w:rPr>
+          <w:rFonts w:ascii="Calibri Light" w:hAnsi="Calibri Light" w:cs="Calibri Light"/>
+          <w:i/>
+          <w:iCs/>
+          <w:sz w:val="22"/>
+          <w:lang w:eastAsia="ko-KR"/>
+        </w:rPr>
+        <w:t xml:space="preserve"> </w:t>
+      </w:r>
+      <w:r>
+        <w:rPr>
+          <w:rFonts w:ascii="Calibri Light" w:hAnsi="Calibri Light" w:cs="Calibri Light"/>
+          <w:i/>
+          <w:iCs/>
+          <w:sz w:val="22"/>
+          <w:lang w:eastAsia="ko-KR"/>
+        </w:rPr>
+        <w:t>Biological Psychiatry</w:t>
+      </w:r>
+      <w:r>
+        <w:rPr>
+          <w:rFonts w:ascii="Calibri Light" w:hAnsi="Calibri Light" w:cs="Calibri Light"/>
+          <w:i/>
+          <w:iCs/>
+          <w:sz w:val="22"/>
+          <w:lang w:eastAsia="ko-KR"/>
+        </w:rPr>
+        <w:t xml:space="preserve">, </w:t>
+      </w:r>
+      <w:r>
+        <w:rPr>
+          <w:rFonts w:ascii="Calibri Light" w:hAnsi="Calibri Light" w:cs="Calibri Light"/>
+          <w:i/>
+          <w:iCs/>
+          <w:sz w:val="22"/>
+          <w:lang w:eastAsia="ko-KR"/>
+        </w:rPr>
+        <w:t>New Orleans</w:t>
+      </w:r>
+      <w:r>
+        <w:rPr>
+          <w:rFonts w:ascii="Calibri Light" w:hAnsi="Calibri Light" w:cs="Calibri Light"/>
+          <w:i/>
+          <w:iCs/>
+          <w:sz w:val="22"/>
+          <w:lang w:eastAsia="ko-KR"/>
+        </w:rPr>
+        <w:t>.</w:t>
+      </w:r>
+      <w:r>
+        <w:t xml:space="preserve"> </w:t>
+      </w:r>
+      <w:r>
+        <w:rPr>
+          <w:rFonts w:ascii="Calibri Light" w:hAnsi="Calibri Light" w:cs="Calibri Light"/>
+          <w:sz w:val="22"/>
+          <w:lang w:eastAsia="ko-KR"/>
+        </w:rPr>
+        <w:t xml:space="preserve">DOI: </w:t>
+      </w:r>
+      <w:r>
+        <w:rPr>
+          <w:rFonts w:ascii="Calibri Light" w:hAnsi="Calibri Light" w:cs="Calibri Light"/>
+          <w:sz w:val="22"/>
+          <w:lang w:eastAsia="ko-KR"/>
+        </w:rPr>
+        <w:t xml:space="preserve">https://doi.org/10.1016/j.biopsych.2022.02.257 </w:t>
+      </w:r>
+    </w:p>
+    <w:p>
+      <w:pPr>
+        <w:tabs>
+          <w:tab w:val="right" w:pos="8640"/>
+        </w:tabs>
+        <w:spacing w:after="80"/>
+        <w:ind w:left="567" w:hanging="567"/>
+        <w:rPr>
+          <w:rFonts w:ascii="Calibri Light" w:hAnsi="Calibri Light" w:cs="Calibri Light"/>
+          <w:sz w:val="22"/>
+          <w:lang w:eastAsia="ko-KR"/>
+        </w:rPr>
+      </w:pPr>
+      <w:r>
+        <w:rPr>
+          <w:rFonts w:ascii="Calibri Light" w:hAnsi="Calibri Light" w:cs="Calibri Light"/>
+          <w:b/>
+          <w:bCs/>
+          <w:sz w:val="22"/>
+          <w:lang w:eastAsia="ko-KR"/>
+        </w:rPr>
+        <w:t>Kwon, M.</w:t>
+      </w:r>
+      <w:r>
+        <w:rPr>
+          <w:rFonts w:ascii="Calibri Light" w:hAnsi="Calibri Light" w:cs="Calibri Light"/>
+          <w:sz w:val="22"/>
+          <w:lang w:eastAsia="ko-KR"/>
+        </w:rPr>
+        <w:t xml:space="preserve">, </w:t>
+      </w:r>
+      <w:r>
+        <w:rPr>
+          <w:rFonts w:ascii="Calibri Light" w:hAnsi="Calibri Light" w:cs="Calibri Light"/>
+          <w:sz w:val="22"/>
+          <w:lang w:eastAsia="ko-KR"/>
+        </w:rPr>
+        <w:t>Lee</w:t>
+      </w:r>
+      <w:r>
+        <w:rPr>
+          <w:rFonts w:ascii="Calibri Light" w:hAnsi="Calibri Light" w:cs="Calibri Light"/>
+          <w:sz w:val="22"/>
+          <w:lang w:eastAsia="ko-KR"/>
+        </w:rPr>
+        <w:t xml:space="preserve">, </w:t>
+      </w:r>
+      <w:r>
+        <w:rPr>
+          <w:rFonts w:ascii="Calibri Light" w:hAnsi="Calibri Light" w:cs="Calibri Light"/>
+          <w:sz w:val="22"/>
+          <w:lang w:eastAsia="ko-KR"/>
+        </w:rPr>
+        <w:t>J</w:t>
+      </w:r>
+      <w:r>
+        <w:rPr>
+          <w:rFonts w:ascii="Calibri Light" w:hAnsi="Calibri Light" w:cs="Calibri Light"/>
+          <w:sz w:val="22"/>
+          <w:lang w:eastAsia="ko-KR"/>
+        </w:rPr>
+        <w:t>.,</w:t>
+      </w:r>
+      <w:r>
+        <w:rPr>
+          <w:rFonts w:ascii="Calibri Light" w:hAnsi="Calibri Light" w:cs="Calibri Light"/>
+          <w:sz w:val="22"/>
+          <w:lang w:eastAsia="ko-KR"/>
+        </w:rPr>
+        <w:t xml:space="preserve"> Yang, J., Chang, S., </w:t>
+      </w:r>
+      <w:r>
+        <w:rPr>
+          <w:rFonts w:ascii="Calibri Light" w:hAnsi="Calibri Light" w:cs="Calibri Light"/>
+          <w:sz w:val="22"/>
+          <w:lang w:eastAsia="ko-KR"/>
+        </w:rPr>
+        <w:t xml:space="preserve">&amp; </w:t>
+      </w:r>
+      <w:r>
+        <w:rPr>
+          <w:rFonts w:ascii="Calibri Light" w:hAnsi="Calibri Light" w:cs="Calibri Light"/>
+          <w:sz w:val="22"/>
+          <w:lang w:eastAsia="ko-KR"/>
+        </w:rPr>
+        <w:t>Ahn, W. (202</w:t>
+      </w:r>
+      <w:r>
+        <w:rPr>
+          <w:rFonts w:ascii="Calibri Light" w:hAnsi="Calibri Light" w:cs="Calibri Light"/>
+          <w:sz w:val="22"/>
+          <w:lang w:eastAsia="ko-KR"/>
+        </w:rPr>
+        <w:t>1) Identifying unique neurocognitive mechanisms of food addiction and binge eating using longitudinal study design and computational modeling</w:t>
+      </w:r>
+      <w:r>
+        <w:rPr>
+          <w:rFonts w:ascii="Calibri Light" w:hAnsi="Calibri Light" w:cs="Calibri Light"/>
+          <w:sz w:val="22"/>
+          <w:lang w:eastAsia="ko-KR"/>
+        </w:rPr>
+        <w:t>,</w:t>
+      </w:r>
+      <w:r>
+        <w:rPr>
+          <w:rFonts w:ascii="Calibri Light" w:hAnsi="Calibri Light" w:cs="Calibri Light"/>
+          <w:sz w:val="22"/>
+          <w:lang w:eastAsia="ko-KR"/>
+        </w:rPr>
+        <w:t xml:space="preserve"> </w:t>
+      </w:r>
+      <w:r>
+        <w:rPr>
+          <w:rFonts w:ascii="Calibri Light" w:hAnsi="Calibri Light" w:cs="Calibri Light"/>
+          <w:i/>
+          <w:iCs/>
+          <w:sz w:val="22"/>
+          <w:lang w:eastAsia="ko-KR"/>
+        </w:rPr>
+        <w:t>P</w:t>
+      </w:r>
+      <w:r>
+        <w:rPr>
+          <w:rFonts w:ascii="Calibri Light" w:hAnsi="Calibri Light" w:cs="Calibri Light"/>
+          <w:i/>
+          <w:iCs/>
+          <w:sz w:val="22"/>
+          <w:lang w:eastAsia="ko-KR"/>
+        </w:rPr>
+        <w:t>oster present</w:t>
+      </w:r>
+      <w:r>
+        <w:rPr>
+          <w:rFonts w:ascii="Calibri Light" w:hAnsi="Calibri Light" w:cs="Calibri Light"/>
+          <w:i/>
+          <w:iCs/>
+          <w:sz w:val="22"/>
+          <w:lang w:eastAsia="ko-KR"/>
+        </w:rPr>
+        <w:t xml:space="preserve">ed </w:t>
+      </w:r>
+      <w:r>
+        <w:rPr>
+          <w:rFonts w:ascii="Calibri Light" w:hAnsi="Calibri Light" w:cs="Calibri Light"/>
+          <w:i/>
+          <w:iCs/>
+          <w:sz w:val="22"/>
+          <w:lang w:eastAsia="ko-KR"/>
+        </w:rPr>
+        <w:t>at Society for Neuroscience</w:t>
+      </w:r>
+      <w:r>
+        <w:rPr>
+          <w:rFonts w:ascii="Calibri Light" w:hAnsi="Calibri Light" w:cs="Calibri Light"/>
+          <w:sz w:val="22"/>
+          <w:lang w:eastAsia="ko-KR"/>
+        </w:rPr>
+        <w:t xml:space="preserve">, </w:t>
+      </w:r>
+      <w:r>
+        <w:rPr>
+          <w:rFonts w:ascii="Calibri Light" w:hAnsi="Calibri Light" w:cs="Calibri Light"/>
+          <w:i/>
+          <w:iCs/>
+          <w:sz w:val="22"/>
+          <w:lang w:eastAsia="ko-KR"/>
+        </w:rPr>
+        <w:t>Chicago</w:t>
+      </w:r>
+      <w:r>
+        <w:rPr>
+          <w:rFonts w:ascii="Calibri Light" w:hAnsi="Calibri Light" w:cs="Calibri Light"/>
+          <w:i/>
+          <w:iCs/>
+          <w:sz w:val="22"/>
+          <w:lang w:eastAsia="ko-KR"/>
+        </w:rPr>
+        <w:t>.</w:t>
+      </w:r>
+      <w:r>
+        <w:rPr>
+          <w:rFonts w:ascii="Calibri Light" w:hAnsi="Calibri Light" w:cs="Calibri Light"/>
+          <w:i/>
+          <w:iCs/>
+          <w:sz w:val="22"/>
+          <w:lang w:eastAsia="ko-KR"/>
+        </w:rPr>
+        <w:t xml:space="preserve"> (virtual)</w:t>
+      </w:r>
+    </w:p>
+    <w:p>
+      <w:pPr>
+        <w:tabs>
+          <w:tab w:val="right" w:pos="8640"/>
+        </w:tabs>
+        <w:spacing w:after="80"/>
+        <w:ind w:left="567" w:hanging="567"/>
+        <w:rPr>
+          <w:rFonts w:ascii="Calibri Light" w:hAnsi="Calibri Light" w:cs="Calibri Light"/>
+          <w:sz w:val="22"/>
+          <w:lang w:eastAsia="ko-KR"/>
+        </w:rPr>
+      </w:pPr>
+      <w:r>
+        <w:rPr>
+          <w:rFonts w:ascii="Calibri Light" w:hAnsi="Calibri Light" w:cs="Calibri Light"/>
+          <w:sz w:val="22"/>
+          <w:lang w:eastAsia="ko-KR"/>
+        </w:rPr>
+        <w:t xml:space="preserve">Park, H., Choi, H., </w:t>
+      </w:r>
+      <w:r>
+        <w:rPr>
+          <w:rFonts w:ascii="Calibri Light" w:hAnsi="Calibri Light" w:cs="Calibri Light"/>
+          <w:b/>
+          <w:bCs/>
+          <w:sz w:val="22"/>
+          <w:lang w:eastAsia="ko-KR"/>
+        </w:rPr>
+        <w:t>Kwon, M.</w:t>
+      </w:r>
+      <w:r>
+        <w:rPr>
+          <w:rFonts w:ascii="Calibri Light" w:hAnsi="Calibri Light" w:cs="Calibri Light"/>
+          <w:sz w:val="22"/>
+          <w:lang w:eastAsia="ko-KR"/>
+        </w:rPr>
+        <w:t xml:space="preserve">, Ahn, W., &amp; Jung, Y. (2020) Neural Correlates of Goal-Directed Control in Interest Gaming Disorder and Alcohol Use Disorder, </w:t>
+      </w:r>
+      <w:r>
+        <w:rPr>
+          <w:rFonts w:ascii="Calibri Light" w:hAnsi="Calibri Light" w:cs="Calibri Light"/>
+          <w:i/>
+          <w:iCs/>
+          <w:sz w:val="22"/>
+          <w:lang w:eastAsia="ko-KR"/>
+        </w:rPr>
+        <w:t>Poster presented</w:t>
+      </w:r>
+      <w:r>
+        <w:rPr>
+          <w:rFonts w:ascii="Calibri Light" w:hAnsi="Calibri Light" w:cs="Calibri Light"/>
+          <w:i/>
+          <w:iCs/>
+          <w:sz w:val="22"/>
+          <w:lang w:eastAsia="ko-KR"/>
+        </w:rPr>
+        <w:t xml:space="preserve"> at the Annual Meeting of the Society of Biological Psychiatry</w:t>
+      </w:r>
+      <w:r>
+        <w:rPr>
+          <w:rFonts w:ascii="Calibri Light" w:hAnsi="Calibri Light" w:cs="Calibri Light"/>
+          <w:i/>
+          <w:iCs/>
+          <w:sz w:val="22"/>
+          <w:lang w:eastAsia="ko-KR"/>
+        </w:rPr>
+        <w:t>, New York</w:t>
+      </w:r>
+      <w:r>
+        <w:rPr>
+          <w:rFonts w:ascii="Calibri Light" w:hAnsi="Calibri Light" w:cs="Calibri Light"/>
+          <w:i/>
+          <w:iCs/>
+          <w:sz w:val="22"/>
+          <w:lang w:eastAsia="ko-KR"/>
+        </w:rPr>
+        <w:t>.</w:t>
+      </w:r>
+      <w:r>
+        <w:rPr>
+          <w:rFonts w:ascii="Calibri Light" w:hAnsi="Calibri Light" w:cs="Calibri Light"/>
+          <w:i/>
+          <w:iCs/>
+          <w:sz w:val="22"/>
+          <w:lang w:eastAsia="ko-KR"/>
+        </w:rPr>
+        <w:t xml:space="preserve"> (virtual)</w:t>
+      </w:r>
+    </w:p>
+    <w:p>
+      <w:pPr>
+        <w:tabs>
+          <w:tab w:val="right" w:pos="8640"/>
+        </w:tabs>
+        <w:spacing w:after="80"/>
+        <w:ind w:left="567" w:hanging="567"/>
+        <w:rPr>
+          <w:rFonts w:ascii="Calibri Light" w:hAnsi="Calibri Light" w:cs="Calibri Light"/>
+          <w:sz w:val="22"/>
+          <w:lang w:eastAsia="ko-KR"/>
+        </w:rPr>
+      </w:pPr>
+      <w:r>
+        <w:rPr>
+          <w:rFonts w:ascii="Calibri Light" w:hAnsi="Calibri Light" w:cs="Calibri Light"/>
+          <w:b/>
+          <w:bCs/>
+          <w:sz w:val="22"/>
+          <w:lang w:eastAsia="ko-KR"/>
+        </w:rPr>
+        <w:t>Kwon, M.</w:t>
+      </w:r>
+      <w:r>
+        <w:rPr>
+          <w:rFonts w:ascii="Calibri Light" w:hAnsi="Calibri Light" w:cs="Calibri Light"/>
+          <w:sz w:val="22"/>
+          <w:lang w:eastAsia="ko-KR"/>
+        </w:rPr>
+        <w:t xml:space="preserve">, Kim, H., Yang, J., Hur, J., Lee, T., &amp; Ahn, W. (2019) Identifying behavioral and neural predictors of caffeinated soda intake in childhood using a large database from the ABCD study, </w:t>
+      </w:r>
+      <w:r>
+        <w:rPr>
+          <w:rFonts w:ascii="Calibri Light" w:hAnsi="Calibri Light" w:cs="Calibri Light"/>
+          <w:i/>
+          <w:iCs/>
+          <w:sz w:val="22"/>
+          <w:lang w:eastAsia="ko-KR"/>
+        </w:rPr>
+        <w:t xml:space="preserve">Poster presented at </w:t>
+      </w:r>
+      <w:r>
+        <w:rPr>
+          <w:rFonts w:ascii="Calibri Light" w:hAnsi="Calibri Light" w:cs="Calibri Light"/>
+          <w:i/>
+          <w:iCs/>
+          <w:sz w:val="22"/>
+          <w:lang w:eastAsia="ko-KR"/>
+        </w:rPr>
+        <w:t>the Annual Meeting of the Society for Neuroscience, Chicago</w:t>
+      </w:r>
+      <w:r>
+        <w:rPr>
+          <w:rFonts w:ascii="Calibri Light" w:hAnsi="Calibri Light" w:cs="Calibri Light"/>
+          <w:i/>
+          <w:iCs/>
+          <w:sz w:val="22"/>
+          <w:lang w:eastAsia="ko-KR"/>
+        </w:rPr>
+        <w:t>.</w:t>
+      </w:r>
+    </w:p>
+    <w:p>
+      <w:pPr>
+        <w:tabs>
+          <w:tab w:val="right" w:pos="8640"/>
+        </w:tabs>
+        <w:spacing w:after="80"/>
+        <w:ind w:left="567" w:hanging="567"/>
+        <w:rPr>
+          <w:rFonts w:ascii="Calibri Light" w:hAnsi="Calibri Light" w:cs="Calibri Light"/>
+          <w:sz w:val="22"/>
+          <w:lang w:eastAsia="ko-KR"/>
+        </w:rPr>
+      </w:pPr>
+      <w:r>
+        <w:rPr>
+          <w:rFonts w:ascii="Calibri Light" w:hAnsi="Calibri Light" w:cs="Calibri Light"/>
+          <w:sz w:val="22"/>
+          <w:lang w:eastAsia="ko-KR"/>
+        </w:rPr>
+        <w:t xml:space="preserve">Kim, H.+, Kim, S.+, </w:t>
+      </w:r>
+      <w:r>
+        <w:rPr>
+          <w:rFonts w:ascii="Calibri Light" w:hAnsi="Calibri Light" w:cs="Calibri Light"/>
+          <w:b/>
+          <w:bCs/>
+          <w:sz w:val="22"/>
+          <w:lang w:eastAsia="ko-KR"/>
+        </w:rPr>
+        <w:t>Kwon, M.</w:t>
+      </w:r>
+      <w:r>
+        <w:rPr>
+          <w:rFonts w:ascii="Calibri Light" w:hAnsi="Calibri Light" w:cs="Calibri Light"/>
+          <w:sz w:val="22"/>
+          <w:lang w:eastAsia="ko-KR"/>
+        </w:rPr>
+        <w:t xml:space="preserve">, Yang, </w:t>
+      </w:r>
+      <w:r>
+        <w:rPr>
+          <w:rFonts w:ascii="Calibri Light" w:hAnsi="Calibri Light" w:cs="Calibri Light"/>
+          <w:sz w:val="22"/>
+          <w:lang w:eastAsia="ko-KR"/>
+        </w:rPr>
+        <w:t>J</w:t>
+      </w:r>
+      <w:r>
+        <w:rPr>
+          <w:rFonts w:ascii="Calibri Light" w:hAnsi="Calibri Light" w:cs="Calibri Light"/>
+          <w:sz w:val="22"/>
+          <w:lang w:eastAsia="ko-KR"/>
+        </w:rPr>
+        <w:t xml:space="preserve">., &amp; Ahn, W. (2019) Effects of early life stress and social resources on neurocognitive functions: A large-scale replication study, </w:t>
+      </w:r>
+      <w:r>
+        <w:rPr>
+          <w:rFonts w:ascii="Calibri Light" w:hAnsi="Calibri Light" w:cs="Calibri Light"/>
+          <w:i/>
+          <w:iCs/>
+          <w:sz w:val="22"/>
+          <w:lang w:eastAsia="ko-KR"/>
+        </w:rPr>
+        <w:t xml:space="preserve">Society for Research in Psychopathology, New York. </w:t>
+      </w:r>
+    </w:p>
+    <w:p/>
+    <w:p>
+      <w:pPr>
+        <w:pStyle w:val="Heading1"/>
         <w:rPr>
           <w:rFonts w:ascii="Lato Black" w:hAnsi="Lato Black" w:cstheme="minorHAnsi"/>
           <w:sz w:val="26"/>
           <w:szCs w:val="26"/>
-          <w:lang w:eastAsia="ko-KR"/>
-        </w:rPr>
-        <w:t xml:space="preserve">Poster Presentation </w:t>
-      </w:r>
-    </w:p>
-    <w:p>
-      <w:pPr>
-        <w:tabs>
-          <w:tab w:val="right" w:pos="8640"/>
-        </w:tabs>
-        <w:rPr>
-          <w:rFonts w:ascii="Lato" w:hAnsi="Lato" w:cstheme="minorHAnsi"/>
-          <w:sz w:val="20"/>
-          <w:szCs w:val="20"/>
-        </w:rPr>
-      </w:pPr>
-    </w:p>
-    <w:p>
-      <w:pPr>
-        <w:tabs>
-          <w:tab w:val="right" w:pos="8640"/>
-        </w:tabs>
-        <w:spacing w:after="80"/>
-        <w:ind w:left="567" w:hanging="567"/>
-        <w:rPr>
-          <w:rFonts w:ascii="Calibri Light" w:hAnsi="Calibri Light" w:cs="Calibri Light"/>
-          <w:sz w:val="22"/>
-          <w:lang w:eastAsia="ko-KR"/>
-        </w:rPr>
-      </w:pPr>
-      <w:r>
-        <w:rPr>
-          <w:rFonts w:ascii="Calibri Light" w:hAnsi="Calibri Light" w:cs="Calibri Light"/>
-          <w:b/>
-          <w:bCs/>
-          <w:sz w:val="22"/>
-          <w:lang w:eastAsia="ko-KR"/>
-        </w:rPr>
-        <w:t>Kwon, M.</w:t>
-      </w:r>
-      <w:r>
-        <w:rPr>
-          <w:rFonts w:ascii="Calibri Light" w:hAnsi="Calibri Light" w:cs="Calibri Light"/>
-          <w:sz w:val="22"/>
-          <w:lang w:eastAsia="ko-KR"/>
-        </w:rPr>
-        <w:t xml:space="preserve">, Kim, H., Yang, J., </w:t>
-      </w:r>
-      <w:r>
-        <w:rPr>
-          <w:rFonts w:ascii="Calibri Light" w:hAnsi="Calibri Light" w:cs="Calibri Light"/>
-          <w:sz w:val="22"/>
-          <w:lang w:eastAsia="ko-KR"/>
-        </w:rPr>
-        <w:t xml:space="preserve">Lee, Y., </w:t>
-      </w:r>
-      <w:r>
-        <w:rPr>
-          <w:rFonts w:ascii="Calibri Light" w:hAnsi="Calibri Light" w:cs="Calibri Light"/>
-          <w:sz w:val="22"/>
-          <w:lang w:eastAsia="ko-KR"/>
-        </w:rPr>
-        <w:t>Hur, J., Lee, T., &amp; Ahn, W. (</w:t>
-      </w:r>
-      <w:r>
-        <w:rPr>
-          <w:rFonts w:ascii="Calibri Light" w:hAnsi="Calibri Light" w:cs="Calibri Light"/>
-          <w:sz w:val="22"/>
-          <w:lang w:eastAsia="ko-KR"/>
-        </w:rPr>
-        <w:t>2022</w:t>
-      </w:r>
-      <w:r>
-        <w:rPr>
-          <w:rFonts w:ascii="Calibri Light" w:hAnsi="Calibri Light" w:cs="Calibri Light"/>
-          <w:sz w:val="22"/>
-          <w:lang w:eastAsia="ko-KR"/>
-        </w:rPr>
-        <w:t xml:space="preserve">) </w:t>
-      </w:r>
-      <w:r>
-        <w:rPr>
-          <w:rFonts w:ascii="Calibri Light" w:hAnsi="Calibri Light" w:cs="Calibri Light"/>
-          <w:sz w:val="22"/>
-          <w:lang w:eastAsia="ko-KR"/>
-        </w:rPr>
-        <w:t>Neuroforecasting exceeds self-reports in predicting cosmetic sales: an fMRI study</w:t>
-      </w:r>
-      <w:r>
-        <w:rPr>
-          <w:rFonts w:ascii="Calibri Light" w:hAnsi="Calibri Light" w:cs="Calibri Light"/>
-          <w:sz w:val="22"/>
-          <w:lang w:eastAsia="ko-KR"/>
-        </w:rPr>
-        <w:t xml:space="preserve">, </w:t>
-      </w:r>
-      <w:r>
-        <w:rPr>
-          <w:rFonts w:ascii="Calibri Light" w:hAnsi="Calibri Light" w:cs="Calibri Light"/>
-          <w:i/>
-          <w:iCs/>
-          <w:sz w:val="22"/>
-          <w:lang w:eastAsia="ko-KR"/>
-        </w:rPr>
-        <w:t xml:space="preserve">Poster presented at the Annual Meeting of the Society </w:t>
-      </w:r>
-      <w:r>
-        <w:rPr>
-          <w:rFonts w:ascii="Calibri Light" w:hAnsi="Calibri Light" w:cs="Calibri Light"/>
-          <w:i/>
-          <w:iCs/>
-          <w:sz w:val="22"/>
-          <w:lang w:eastAsia="ko-KR"/>
-        </w:rPr>
-        <w:t>for Neuroscience</w:t>
-      </w:r>
-      <w:r>
-        <w:rPr>
-          <w:rFonts w:ascii="Calibri Light" w:hAnsi="Calibri Light" w:cs="Calibri Light"/>
-          <w:i/>
-          <w:iCs/>
-          <w:sz w:val="22"/>
-          <w:lang w:eastAsia="ko-KR"/>
-        </w:rPr>
-        <w:t xml:space="preserve">, </w:t>
-      </w:r>
-      <w:r>
-        <w:rPr>
-          <w:rFonts w:ascii="Calibri Light" w:hAnsi="Calibri Light" w:cs="Calibri Light"/>
-          <w:i/>
-          <w:iCs/>
-          <w:sz w:val="22"/>
-          <w:lang w:eastAsia="ko-KR"/>
-        </w:rPr>
-        <w:t>San Diego</w:t>
-      </w:r>
-      <w:r>
-        <w:rPr>
-          <w:rFonts w:ascii="Calibri Light" w:hAnsi="Calibri Light" w:cs="Calibri Light"/>
-          <w:i/>
-          <w:iCs/>
-          <w:sz w:val="22"/>
-          <w:lang w:eastAsia="ko-KR"/>
-        </w:rPr>
-        <w:t>.</w:t>
-      </w:r>
-      <w:r>
-        <w:t xml:space="preserve"> </w:t>
-      </w:r>
-    </w:p>
-    <w:p>
-      <w:pPr>
-        <w:tabs>
-          <w:tab w:val="right" w:pos="8640"/>
-        </w:tabs>
-        <w:spacing w:after="80"/>
-        <w:ind w:left="567" w:hanging="567"/>
-        <w:rPr>
-          <w:rFonts w:ascii="Calibri Light" w:hAnsi="Calibri Light" w:cs="Calibri Light"/>
-          <w:sz w:val="22"/>
-          <w:lang w:eastAsia="ko-KR"/>
-        </w:rPr>
-      </w:pPr>
-      <w:r>
-        <w:rPr>
-          <w:rFonts w:ascii="Calibri Light" w:hAnsi="Calibri Light" w:cs="Calibri Light"/>
-          <w:b/>
-          <w:bCs/>
-          <w:sz w:val="22"/>
-          <w:lang w:eastAsia="ko-KR"/>
-        </w:rPr>
-        <w:t>Kwon, M.</w:t>
-      </w:r>
-      <w:r>
-        <w:rPr>
-          <w:rFonts w:ascii="Calibri Light" w:hAnsi="Calibri Light" w:cs="Calibri Light"/>
-          <w:sz w:val="22"/>
-          <w:lang w:eastAsia="ko-KR"/>
-        </w:rPr>
-        <w:t xml:space="preserve">, Kim, H., Yang, J., </w:t>
-      </w:r>
-      <w:r>
-        <w:rPr>
-          <w:rFonts w:ascii="Calibri Light" w:hAnsi="Calibri Light" w:cs="Calibri Light"/>
-          <w:sz w:val="22"/>
-          <w:lang w:eastAsia="ko-KR"/>
-        </w:rPr>
-        <w:t xml:space="preserve">Lee, Y., </w:t>
-      </w:r>
-      <w:r>
-        <w:rPr>
-          <w:rFonts w:ascii="Calibri Light" w:hAnsi="Calibri Light" w:cs="Calibri Light"/>
-          <w:sz w:val="22"/>
-          <w:lang w:eastAsia="ko-KR"/>
-        </w:rPr>
-        <w:t>Hur, J., Lee, T., &amp; Ahn, W. (</w:t>
-      </w:r>
-      <w:r>
-        <w:rPr>
-          <w:rFonts w:ascii="Calibri Light" w:hAnsi="Calibri Light" w:cs="Calibri Light"/>
-          <w:sz w:val="22"/>
-          <w:lang w:eastAsia="ko-KR"/>
-        </w:rPr>
-        <w:t>2022</w:t>
-      </w:r>
-      <w:r>
-        <w:rPr>
-          <w:rFonts w:ascii="Calibri Light" w:hAnsi="Calibri Light" w:cs="Calibri Light"/>
-          <w:sz w:val="22"/>
-          <w:lang w:eastAsia="ko-KR"/>
-        </w:rPr>
-        <w:t xml:space="preserve">) </w:t>
-      </w:r>
-      <w:r>
-        <w:rPr>
-          <w:rFonts w:ascii="Calibri Light" w:hAnsi="Calibri Light" w:cs="Calibri Light"/>
-          <w:sz w:val="22"/>
-          <w:lang w:eastAsia="ko-KR"/>
-        </w:rPr>
-        <w:t>Daily Caffeinated Soda Intake in Children is associated With Neurocognitive Vulnerabilities of Substance Misuse and Predicts Greater Alcohol Use in 12 Months</w:t>
-      </w:r>
-      <w:r>
-        <w:rPr>
-          <w:rFonts w:ascii="Calibri Light" w:hAnsi="Calibri Light" w:cs="Calibri Light"/>
-          <w:sz w:val="22"/>
-          <w:lang w:eastAsia="ko-KR"/>
-        </w:rPr>
-        <w:t xml:space="preserve">, </w:t>
-      </w:r>
-      <w:r>
-        <w:rPr>
-          <w:rFonts w:ascii="Calibri Light" w:hAnsi="Calibri Light" w:cs="Calibri Light"/>
-          <w:i/>
-          <w:iCs/>
-          <w:sz w:val="22"/>
-          <w:lang w:eastAsia="ko-KR"/>
-        </w:rPr>
-        <w:t xml:space="preserve">Poster presented at the Annual Meeting of the Society </w:t>
-      </w:r>
-      <w:r>
-        <w:rPr>
-          <w:rFonts w:ascii="Calibri Light" w:hAnsi="Calibri Light" w:cs="Calibri Light"/>
-          <w:i/>
-          <w:iCs/>
-          <w:sz w:val="22"/>
-          <w:lang w:eastAsia="ko-KR"/>
-        </w:rPr>
-        <w:t>of</w:t>
-      </w:r>
-      <w:r>
-        <w:rPr>
-          <w:rFonts w:ascii="Calibri Light" w:hAnsi="Calibri Light" w:cs="Calibri Light"/>
-          <w:i/>
-          <w:iCs/>
-          <w:sz w:val="22"/>
-          <w:lang w:eastAsia="ko-KR"/>
-        </w:rPr>
-        <w:t xml:space="preserve"> </w:t>
-      </w:r>
-      <w:r>
-        <w:rPr>
-          <w:rFonts w:ascii="Calibri Light" w:hAnsi="Calibri Light" w:cs="Calibri Light"/>
-          <w:i/>
-          <w:iCs/>
-          <w:sz w:val="22"/>
-          <w:lang w:eastAsia="ko-KR"/>
-        </w:rPr>
-        <w:t>Biological Psychiatry</w:t>
-      </w:r>
-      <w:r>
-        <w:rPr>
-          <w:rFonts w:ascii="Calibri Light" w:hAnsi="Calibri Light" w:cs="Calibri Light"/>
-          <w:i/>
-          <w:iCs/>
-          <w:sz w:val="22"/>
-          <w:lang w:eastAsia="ko-KR"/>
-        </w:rPr>
-        <w:t xml:space="preserve">, </w:t>
-      </w:r>
-      <w:r>
-        <w:rPr>
-          <w:rFonts w:ascii="Calibri Light" w:hAnsi="Calibri Light" w:cs="Calibri Light"/>
-          <w:i/>
-          <w:iCs/>
-          <w:sz w:val="22"/>
-          <w:lang w:eastAsia="ko-KR"/>
-        </w:rPr>
-        <w:t>New Orleans</w:t>
-      </w:r>
-      <w:r>
-        <w:rPr>
-          <w:rFonts w:ascii="Calibri Light" w:hAnsi="Calibri Light" w:cs="Calibri Light"/>
-          <w:i/>
-          <w:iCs/>
-          <w:sz w:val="22"/>
-          <w:lang w:eastAsia="ko-KR"/>
-        </w:rPr>
-        <w:t>.</w:t>
-      </w:r>
-      <w:r>
-        <w:t xml:space="preserve"> </w:t>
-      </w:r>
-      <w:r>
-        <w:rPr>
-          <w:rFonts w:ascii="Calibri Light" w:hAnsi="Calibri Light" w:cs="Calibri Light"/>
-          <w:sz w:val="22"/>
-          <w:lang w:eastAsia="ko-KR"/>
-        </w:rPr>
-        <w:t xml:space="preserve">DOI: </w:t>
-      </w:r>
-      <w:r>
-        <w:rPr>
-          <w:rFonts w:ascii="Calibri Light" w:hAnsi="Calibri Light" w:cs="Calibri Light"/>
-          <w:sz w:val="22"/>
-          <w:lang w:eastAsia="ko-KR"/>
-        </w:rPr>
-        <w:t xml:space="preserve">https://doi.org/10.1016/j.biopsych.2022.02.257 </w:t>
-      </w:r>
-    </w:p>
-    <w:p>
-      <w:pPr>
-        <w:tabs>
-          <w:tab w:val="right" w:pos="8640"/>
-        </w:tabs>
-        <w:spacing w:after="80"/>
-        <w:ind w:left="567" w:hanging="567"/>
-        <w:rPr>
-          <w:rFonts w:ascii="Calibri Light" w:hAnsi="Calibri Light" w:cs="Calibri Light"/>
-          <w:sz w:val="22"/>
-          <w:lang w:eastAsia="ko-KR"/>
-        </w:rPr>
-      </w:pPr>
-      <w:r>
-        <w:rPr>
-          <w:rFonts w:ascii="Calibri Light" w:hAnsi="Calibri Light" w:cs="Calibri Light"/>
-          <w:b/>
-          <w:bCs/>
-          <w:sz w:val="22"/>
-          <w:lang w:eastAsia="ko-KR"/>
-        </w:rPr>
-        <w:t>Kwon, M.</w:t>
-      </w:r>
-      <w:r>
-        <w:rPr>
-          <w:rFonts w:ascii="Calibri Light" w:hAnsi="Calibri Light" w:cs="Calibri Light"/>
-          <w:sz w:val="22"/>
-          <w:lang w:eastAsia="ko-KR"/>
-        </w:rPr>
-        <w:t xml:space="preserve">, </w:t>
-      </w:r>
-      <w:r>
-        <w:rPr>
-          <w:rFonts w:ascii="Calibri Light" w:hAnsi="Calibri Light" w:cs="Calibri Light"/>
-          <w:sz w:val="22"/>
-          <w:lang w:eastAsia="ko-KR"/>
-        </w:rPr>
-        <w:t>Lee</w:t>
-      </w:r>
-      <w:r>
-        <w:rPr>
-          <w:rFonts w:ascii="Calibri Light" w:hAnsi="Calibri Light" w:cs="Calibri Light"/>
-          <w:sz w:val="22"/>
-          <w:lang w:eastAsia="ko-KR"/>
-        </w:rPr>
-        <w:t xml:space="preserve">, </w:t>
-      </w:r>
-      <w:r>
-        <w:rPr>
-          <w:rFonts w:ascii="Calibri Light" w:hAnsi="Calibri Light" w:cs="Calibri Light"/>
-          <w:sz w:val="22"/>
-          <w:lang w:eastAsia="ko-KR"/>
-        </w:rPr>
-        <w:t>J</w:t>
-      </w:r>
-      <w:r>
-        <w:rPr>
-          <w:rFonts w:ascii="Calibri Light" w:hAnsi="Calibri Light" w:cs="Calibri Light"/>
-          <w:sz w:val="22"/>
-          <w:lang w:eastAsia="ko-KR"/>
-        </w:rPr>
-        <w:t>.,</w:t>
-      </w:r>
-      <w:r>
-        <w:rPr>
-          <w:rFonts w:ascii="Calibri Light" w:hAnsi="Calibri Light" w:cs="Calibri Light"/>
-          <w:sz w:val="22"/>
-          <w:lang w:eastAsia="ko-KR"/>
-        </w:rPr>
-        <w:t xml:space="preserve"> Yang, J., Chang, S., </w:t>
-      </w:r>
-      <w:r>
-        <w:rPr>
-          <w:rFonts w:ascii="Calibri Light" w:hAnsi="Calibri Light" w:cs="Calibri Light"/>
-          <w:sz w:val="22"/>
-          <w:lang w:eastAsia="ko-KR"/>
-        </w:rPr>
-        <w:t xml:space="preserve">&amp; </w:t>
-      </w:r>
-      <w:r>
-        <w:rPr>
-          <w:rFonts w:ascii="Calibri Light" w:hAnsi="Calibri Light" w:cs="Calibri Light"/>
-          <w:sz w:val="22"/>
-          <w:lang w:eastAsia="ko-KR"/>
-        </w:rPr>
-        <w:t>Ahn, W. (202</w:t>
-      </w:r>
-      <w:r>
-        <w:rPr>
-          <w:rFonts w:ascii="Calibri Light" w:hAnsi="Calibri Light" w:cs="Calibri Light"/>
-          <w:sz w:val="22"/>
-          <w:lang w:eastAsia="ko-KR"/>
-        </w:rPr>
-        <w:t>1) Identifying unique neurocognitive mechanisms of food addiction and binge eating using longitudinal study design and computational modeling</w:t>
-      </w:r>
-      <w:r>
-        <w:rPr>
-          <w:rFonts w:ascii="Calibri Light" w:hAnsi="Calibri Light" w:cs="Calibri Light"/>
-          <w:sz w:val="22"/>
-          <w:lang w:eastAsia="ko-KR"/>
-        </w:rPr>
-        <w:t>,</w:t>
-      </w:r>
-      <w:r>
-        <w:rPr>
-          <w:rFonts w:ascii="Calibri Light" w:hAnsi="Calibri Light" w:cs="Calibri Light"/>
-          <w:sz w:val="22"/>
-          <w:lang w:eastAsia="ko-KR"/>
-        </w:rPr>
-        <w:t xml:space="preserve"> </w:t>
-      </w:r>
-      <w:r>
-        <w:rPr>
-          <w:rFonts w:ascii="Calibri Light" w:hAnsi="Calibri Light" w:cs="Calibri Light"/>
-          <w:i/>
-          <w:iCs/>
-          <w:sz w:val="22"/>
-          <w:lang w:eastAsia="ko-KR"/>
-        </w:rPr>
-        <w:t>P</w:t>
-      </w:r>
-      <w:r>
-        <w:rPr>
-          <w:rFonts w:ascii="Calibri Light" w:hAnsi="Calibri Light" w:cs="Calibri Light"/>
-          <w:i/>
-          <w:iCs/>
-          <w:sz w:val="22"/>
-          <w:lang w:eastAsia="ko-KR"/>
-        </w:rPr>
-        <w:t>oster present</w:t>
-      </w:r>
-      <w:r>
-        <w:rPr>
-          <w:rFonts w:ascii="Calibri Light" w:hAnsi="Calibri Light" w:cs="Calibri Light"/>
-          <w:i/>
-          <w:iCs/>
-          <w:sz w:val="22"/>
-          <w:lang w:eastAsia="ko-KR"/>
-        </w:rPr>
-        <w:t xml:space="preserve">ed </w:t>
-      </w:r>
-      <w:r>
-        <w:rPr>
-          <w:rFonts w:ascii="Calibri Light" w:hAnsi="Calibri Light" w:cs="Calibri Light"/>
-          <w:i/>
-          <w:iCs/>
-          <w:sz w:val="22"/>
-          <w:lang w:eastAsia="ko-KR"/>
-        </w:rPr>
-        <w:t>at Society for Neuroscience</w:t>
-      </w:r>
-      <w:r>
-        <w:rPr>
-          <w:rFonts w:ascii="Calibri Light" w:hAnsi="Calibri Light" w:cs="Calibri Light"/>
-          <w:sz w:val="22"/>
-          <w:lang w:eastAsia="ko-KR"/>
-        </w:rPr>
-        <w:t xml:space="preserve">, </w:t>
-      </w:r>
-      <w:r>
-        <w:rPr>
-          <w:rFonts w:ascii="Calibri Light" w:hAnsi="Calibri Light" w:cs="Calibri Light"/>
-          <w:i/>
-          <w:iCs/>
-          <w:sz w:val="22"/>
-          <w:lang w:eastAsia="ko-KR"/>
-        </w:rPr>
-        <w:t>Chicago</w:t>
-      </w:r>
-      <w:r>
-        <w:rPr>
-          <w:rFonts w:ascii="Calibri Light" w:hAnsi="Calibri Light" w:cs="Calibri Light"/>
-          <w:i/>
-          <w:iCs/>
-          <w:sz w:val="22"/>
-          <w:lang w:eastAsia="ko-KR"/>
-        </w:rPr>
-        <w:t>.</w:t>
-      </w:r>
-      <w:r>
-        <w:rPr>
-          <w:rFonts w:ascii="Calibri Light" w:hAnsi="Calibri Light" w:cs="Calibri Light"/>
-          <w:i/>
-          <w:iCs/>
-          <w:sz w:val="22"/>
-          <w:lang w:eastAsia="ko-KR"/>
-        </w:rPr>
-        <w:t xml:space="preserve"> (virtual)</w:t>
-      </w:r>
-    </w:p>
-    <w:p>
-      <w:pPr>
-        <w:tabs>
-          <w:tab w:val="right" w:pos="8640"/>
-        </w:tabs>
-        <w:spacing w:after="80"/>
-        <w:ind w:left="567" w:hanging="567"/>
-        <w:rPr>
-          <w:rFonts w:ascii="Calibri Light" w:hAnsi="Calibri Light" w:cs="Calibri Light"/>
-          <w:sz w:val="22"/>
-          <w:lang w:eastAsia="ko-KR"/>
-        </w:rPr>
-      </w:pPr>
-      <w:r>
-        <w:rPr>
-          <w:rFonts w:ascii="Calibri Light" w:hAnsi="Calibri Light" w:cs="Calibri Light"/>
-          <w:sz w:val="22"/>
-          <w:lang w:eastAsia="ko-KR"/>
-        </w:rPr>
-        <w:t xml:space="preserve">Park, H., Choi, H., </w:t>
-      </w:r>
-      <w:r>
-        <w:rPr>
-          <w:rFonts w:ascii="Calibri Light" w:hAnsi="Calibri Light" w:cs="Calibri Light"/>
-          <w:b/>
-          <w:bCs/>
-          <w:sz w:val="22"/>
-          <w:lang w:eastAsia="ko-KR"/>
-        </w:rPr>
-        <w:t>Kwon, M.</w:t>
-      </w:r>
-      <w:r>
-        <w:rPr>
-          <w:rFonts w:ascii="Calibri Light" w:hAnsi="Calibri Light" w:cs="Calibri Light"/>
-          <w:sz w:val="22"/>
-          <w:lang w:eastAsia="ko-KR"/>
-        </w:rPr>
-        <w:t xml:space="preserve">, Ahn, W., &amp; Jung, Y. (2020) Neural Correlates of Goal-Directed Control in Interest Gaming Disorder and Alcohol Use Disorder, </w:t>
-      </w:r>
-      <w:r>
-        <w:rPr>
-          <w:rFonts w:ascii="Calibri Light" w:hAnsi="Calibri Light" w:cs="Calibri Light"/>
-          <w:i/>
-          <w:iCs/>
-          <w:sz w:val="22"/>
-          <w:lang w:eastAsia="ko-KR"/>
-        </w:rPr>
-        <w:t>Poster presented</w:t>
-      </w:r>
-      <w:r>
-        <w:rPr>
-          <w:rFonts w:ascii="Calibri Light" w:hAnsi="Calibri Light" w:cs="Calibri Light"/>
-          <w:i/>
-          <w:iCs/>
-          <w:sz w:val="22"/>
-          <w:lang w:eastAsia="ko-KR"/>
-        </w:rPr>
-        <w:t xml:space="preserve"> at the Annual Meeting of the Society of Biological Psychiatry</w:t>
-      </w:r>
-      <w:r>
-        <w:rPr>
-          <w:rFonts w:ascii="Calibri Light" w:hAnsi="Calibri Light" w:cs="Calibri Light"/>
-          <w:i/>
-          <w:iCs/>
-          <w:sz w:val="22"/>
-          <w:lang w:eastAsia="ko-KR"/>
-        </w:rPr>
-        <w:t>, New York</w:t>
-      </w:r>
-      <w:r>
-        <w:rPr>
-          <w:rFonts w:ascii="Calibri Light" w:hAnsi="Calibri Light" w:cs="Calibri Light"/>
-          <w:i/>
-          <w:iCs/>
-          <w:sz w:val="22"/>
-          <w:lang w:eastAsia="ko-KR"/>
-        </w:rPr>
-        <w:t>.</w:t>
-      </w:r>
-      <w:r>
-        <w:rPr>
-          <w:rFonts w:ascii="Calibri Light" w:hAnsi="Calibri Light" w:cs="Calibri Light"/>
-          <w:i/>
-          <w:iCs/>
-          <w:sz w:val="22"/>
-          <w:lang w:eastAsia="ko-KR"/>
-        </w:rPr>
-        <w:t xml:space="preserve"> (virtual)</w:t>
-      </w:r>
-    </w:p>
-    <w:p>
-      <w:pPr>
-        <w:tabs>
-          <w:tab w:val="right" w:pos="8640"/>
-        </w:tabs>
-        <w:spacing w:after="80"/>
-        <w:ind w:left="567" w:hanging="567"/>
-        <w:rPr>
-          <w:rFonts w:ascii="Calibri Light" w:hAnsi="Calibri Light" w:cs="Calibri Light"/>
-          <w:sz w:val="22"/>
-          <w:lang w:eastAsia="ko-KR"/>
-        </w:rPr>
-      </w:pPr>
-      <w:r>
-        <w:rPr>
-          <w:rFonts w:ascii="Calibri Light" w:hAnsi="Calibri Light" w:cs="Calibri Light"/>
-          <w:b/>
-          <w:bCs/>
-          <w:sz w:val="22"/>
-          <w:lang w:eastAsia="ko-KR"/>
-        </w:rPr>
-        <w:t>Kwon, M.</w:t>
-      </w:r>
-      <w:r>
-        <w:rPr>
-          <w:rFonts w:ascii="Calibri Light" w:hAnsi="Calibri Light" w:cs="Calibri Light"/>
-          <w:sz w:val="22"/>
-          <w:lang w:eastAsia="ko-KR"/>
-        </w:rPr>
-        <w:t xml:space="preserve">, Kim, H., Yang, J., Hur, J., Lee, T., &amp; Ahn, W. (2019) Identifying behavioral and neural predictors of caffeinated soda intake in childhood using a large database from the ABCD study, </w:t>
-      </w:r>
-      <w:r>
-        <w:rPr>
-          <w:rFonts w:ascii="Calibri Light" w:hAnsi="Calibri Light" w:cs="Calibri Light"/>
-          <w:i/>
-          <w:iCs/>
-          <w:sz w:val="22"/>
-          <w:lang w:eastAsia="ko-KR"/>
-        </w:rPr>
-        <w:t xml:space="preserve">Poster presented at </w:t>
-      </w:r>
-      <w:r>
-        <w:rPr>
-          <w:rFonts w:ascii="Calibri Light" w:hAnsi="Calibri Light" w:cs="Calibri Light"/>
-          <w:i/>
-          <w:iCs/>
-          <w:sz w:val="22"/>
-          <w:lang w:eastAsia="ko-KR"/>
-        </w:rPr>
-        <w:t>the Annual Meeting of the Society for Neuroscience, Chicago</w:t>
-      </w:r>
-      <w:r>
-        <w:rPr>
-          <w:rFonts w:ascii="Calibri Light" w:hAnsi="Calibri Light" w:cs="Calibri Light"/>
-          <w:i/>
-          <w:iCs/>
-          <w:sz w:val="22"/>
-          <w:lang w:eastAsia="ko-KR"/>
-        </w:rPr>
-        <w:t>.</w:t>
-      </w:r>
-    </w:p>
-    <w:p>
-      <w:pPr>
-        <w:tabs>
-          <w:tab w:val="right" w:pos="8640"/>
-        </w:tabs>
-        <w:spacing w:after="80"/>
-        <w:ind w:left="567" w:hanging="567"/>
-        <w:rPr>
-          <w:rFonts w:ascii="Calibri Light" w:hAnsi="Calibri Light" w:cs="Calibri Light"/>
-          <w:sz w:val="22"/>
-          <w:lang w:eastAsia="ko-KR"/>
-        </w:rPr>
-      </w:pPr>
-      <w:r>
-        <w:rPr>
-          <w:rFonts w:ascii="Calibri Light" w:hAnsi="Calibri Light" w:cs="Calibri Light"/>
-          <w:sz w:val="22"/>
-          <w:lang w:eastAsia="ko-KR"/>
-        </w:rPr>
-        <w:t xml:space="preserve">Kim, H.+, Kim, S.+, </w:t>
-      </w:r>
-      <w:r>
-        <w:rPr>
-          <w:rFonts w:ascii="Calibri Light" w:hAnsi="Calibri Light" w:cs="Calibri Light"/>
-          <w:b/>
-          <w:bCs/>
-          <w:sz w:val="22"/>
-          <w:lang w:eastAsia="ko-KR"/>
-        </w:rPr>
-        <w:t>Kwon, M.</w:t>
-      </w:r>
-      <w:r>
-        <w:rPr>
-          <w:rFonts w:ascii="Calibri Light" w:hAnsi="Calibri Light" w:cs="Calibri Light"/>
-          <w:sz w:val="22"/>
-          <w:lang w:eastAsia="ko-KR"/>
-        </w:rPr>
-        <w:t xml:space="preserve">, Yang, </w:t>
-      </w:r>
-      <w:r>
-        <w:rPr>
-          <w:rFonts w:ascii="Calibri Light" w:hAnsi="Calibri Light" w:cs="Calibri Light"/>
-          <w:sz w:val="22"/>
-          <w:lang w:eastAsia="ko-KR"/>
-        </w:rPr>
-        <w:t>J</w:t>
-      </w:r>
-      <w:r>
-        <w:rPr>
-          <w:rFonts w:ascii="Calibri Light" w:hAnsi="Calibri Light" w:cs="Calibri Light"/>
-          <w:sz w:val="22"/>
-          <w:lang w:eastAsia="ko-KR"/>
-        </w:rPr>
-        <w:t xml:space="preserve">., &amp; Ahn, W. (2019) Effects of early life stress and social resources on neurocognitive functions: A large-scale replication study, </w:t>
-      </w:r>
-      <w:r>
-        <w:rPr>
-          <w:rFonts w:ascii="Calibri Light" w:hAnsi="Calibri Light" w:cs="Calibri Light"/>
-          <w:i/>
-          <w:iCs/>
-          <w:sz w:val="22"/>
-          <w:lang w:eastAsia="ko-KR"/>
-        </w:rPr>
-        <w:t xml:space="preserve">Society for Research in Psychopathology, New York. </w:t>
-      </w:r>
-    </w:p>
-    <w:p>
-      <w:pPr>
-        <w:rPr>
-          <w:rFonts w:ascii="Lato" w:hAnsi="Lato" w:cstheme="minorHAnsi"/>
-          <w:b/>
-          <w:bCs/>
-          <w:smallCaps/>
-          <w:kern w:val="32"/>
-          <w:sz w:val="26"/>
-          <w:szCs w:val="26"/>
-        </w:rPr>
-      </w:pPr>
-    </w:p>
-    <w:p>
-      <w:pPr>
-        <w:pStyle w:val="Heading1"/>
+        </w:rPr>
+      </w:pPr>
+      <w:r>
         <w:rPr>
           <w:rFonts w:ascii="Lato Black" w:hAnsi="Lato Black" w:cstheme="minorHAnsi"/>
           <w:sz w:val="26"/>
           <w:szCs w:val="26"/>
         </w:rPr>
-      </w:pPr>
-      <w:r>
-        <w:rPr>
-          <w:rFonts w:ascii="Lato Black" w:hAnsi="Lato Black" w:cstheme="minorHAnsi"/>
-          <w:sz w:val="26"/>
-          <w:szCs w:val="26"/>
-        </w:rPr>
         <w:t>Teaching</w:t>
       </w:r>
     </w:p>
@@ -4745,7 +4351,18 @@
           <w:sz w:val="20"/>
           <w:szCs w:val="20"/>
         </w:rPr>
-        <w:t xml:space="preserve">Data collection and statistical analysis for functional MRI  </w:t>
+        <w:t xml:space="preserve">Data collection and statistical analysis for functional </w:t>
+      </w:r>
+      <w:proofErr w:type="gramStart"/>
+      <w:r>
+        <w:rPr>
+          <w:rFonts w:ascii="Calibri Light" w:hAnsi="Calibri Light" w:cs="Calibri Light"/>
+          <w:i/>
+          <w:iCs/>
+          <w:sz w:val="20"/>
+          <w:szCs w:val="20"/>
+        </w:rPr>
+        <w:t xml:space="preserve">MRI  </w:t>
       </w:r>
       <w:r>
         <w:rPr>
@@ -4757,6 +4374,7 @@
         </w:rPr>
         <w:tab/>
       </w:r>
+      <w:proofErr w:type="gramEnd"/>
       <w:r>
         <w:rPr>
           <w:rFonts w:ascii="Calibri Light" w:hAnsi="Calibri Light" w:cs="Calibri Light"/>
@@ -4939,8 +4557,29 @@
           <w:sz w:val="20"/>
           <w:szCs w:val="20"/>
         </w:rPr>
-        <w:lastRenderedPageBreak/>
-        <w:t>Reinforcement Learning using the hBayesDM Package</w:t>
+        <w:t xml:space="preserve">Reinforcement Learning using the </w:t>
+      </w:r>
+      <w:proofErr w:type="spellStart"/>
+      <w:r>
+        <w:rPr>
+          <w:rFonts w:ascii="Calibri Light" w:hAnsi="Calibri Light" w:cs="Calibri Light"/>
+          <w:i/>
+          <w:iCs/>
+          <w:sz w:val="20"/>
+          <w:szCs w:val="20"/>
+        </w:rPr>
+        <w:t>hBayesDM</w:t>
+      </w:r>
+      <w:proofErr w:type="spellEnd"/>
+      <w:r>
+        <w:rPr>
+          <w:rFonts w:ascii="Calibri Light" w:hAnsi="Calibri Light" w:cs="Calibri Light"/>
+          <w:i/>
+          <w:iCs/>
+          <w:sz w:val="20"/>
+          <w:szCs w:val="20"/>
+        </w:rPr>
+        <w:t xml:space="preserve"> Package</w:t>
       </w:r>
       <w:r>
         <w:rPr>
@@ -5424,6 +5063,7 @@
           <w:sz w:val="20"/>
           <w:szCs w:val="20"/>
         </w:rPr>
+        <w:lastRenderedPageBreak/>
         <w:t>Introduction to Psychology</w:t>
       </w:r>
       <w:r>
@@ -5909,7 +5549,7 @@
           <w:sz w:val="20"/>
           <w:szCs w:val="20"/>
         </w:rPr>
-        <w:t>8</w:t>
+        <w:t>2</w:t>
       </w:r>
     </w:p>
     <w:p>
@@ -6781,6 +6421,7 @@
           <w:sz w:val="20"/>
           <w:szCs w:val="20"/>
         </w:rPr>
+        <w:lastRenderedPageBreak/>
         <w:t xml:space="preserve">Department of Psychology, </w:t>
       </w:r>
       <w:r>
@@ -6826,22 +6467,6 @@
           <w:t>mdrosenberg@uchicago.edu</w:t>
         </w:r>
       </w:hyperlink>
-      <w:r>
-        <w:rPr>
-          <w:rFonts w:ascii="Calibri Light" w:hAnsi="Calibri Light" w:cs="Calibri Light"/>
-          <w:sz w:val="20"/>
-          <w:szCs w:val="20"/>
-        </w:rPr>
-        <w:t xml:space="preserve"> </w:t>
-      </w:r>
-    </w:p>
-    <w:p>
-      <w:pPr>
-        <w:rPr>
-          <w:sz w:val="32"/>
-          <w:szCs w:val="32"/>
-        </w:rPr>
-      </w:pPr>
     </w:p>
     <w:p>
       <w:pPr>
